--- a/docs/report.docx
+++ b/docs/report.docx
@@ -564,23 +564,13 @@
         </w:rPr>
         <w:t xml:space="preserve"> labeled data for training, which </w:t>
       </w:r>
-      <w:proofErr w:type="gramStart"/>
       <w:r>
         <w:rPr>
           <w:rFonts w:asciiTheme="majorBidi" w:hAnsiTheme="majorBidi" w:cstheme="majorBidi"/>
           <w:sz w:val="24"/>
           <w:szCs w:val="24"/>
         </w:rPr>
-        <w:t>no</w:t>
-      </w:r>
-      <w:proofErr w:type="gramEnd"/>
-      <w:r>
-        <w:rPr>
-          <w:rFonts w:asciiTheme="majorBidi" w:hAnsiTheme="majorBidi" w:cstheme="majorBidi"/>
-          <w:sz w:val="24"/>
-          <w:szCs w:val="24"/>
-        </w:rPr>
-        <w:t xml:space="preserve"> longer </w:t>
+        <w:t xml:space="preserve">no longer </w:t>
       </w:r>
       <w:r>
         <w:rPr>
@@ -1895,7 +1885,6 @@
         <w:rPr>
           <w:b/>
           <w:bCs/>
-          <w:highlight w:val="red"/>
           <w:lang w:val="en-US"/>
         </w:rPr>
         <w:t>1.2</w:t>
@@ -1904,7 +1893,6 @@
         <w:rPr>
           <w:b/>
           <w:bCs/>
-          <w:highlight w:val="red"/>
           <w:lang w:val="en-US"/>
         </w:rPr>
         <w:tab/>
@@ -2406,7 +2394,6 @@
         <w:rPr>
           <w:b/>
           <w:bCs/>
-          <w:highlight w:val="green"/>
           <w:lang w:val="en-US"/>
         </w:rPr>
         <w:t>1.</w:t>
@@ -2416,7 +2403,6 @@
           <w:rFonts w:hint="eastAsia"/>
           <w:b/>
           <w:bCs/>
-          <w:highlight w:val="green"/>
           <w:lang w:val="en-US" w:eastAsia="zh-CN"/>
         </w:rPr>
         <w:t>3</w:t>
@@ -2425,7 +2411,6 @@
         <w:rPr>
           <w:b/>
           <w:bCs/>
-          <w:highlight w:val="green"/>
           <w:lang w:val="en-US"/>
         </w:rPr>
         <w:tab/>
@@ -2437,15 +2422,7 @@
         <w:pStyle w:val="ThesisBody"/>
       </w:pPr>
       <w:r>
-        <w:t xml:space="preserve">The Industrial Internet of Things' (IIoT) rapid growth has revealed significant weaknesses in the frameworks now in use for anomaly detection. One of the main challenges is their strong reliance on large quantities of labeled data. Zhang et al. (2020) emphasized that </w:t>
-      </w:r>
-      <w:proofErr w:type="spellStart"/>
-      <w:r>
-        <w:t>labeling</w:t>
-      </w:r>
-      <w:proofErr w:type="spellEnd"/>
-      <w:r>
-        <w:t xml:space="preserve"> industrial anomalies is both expensive and impractical due to their rarity and contextual variability. Similarly, Pang et al. (2021) argued that the dependence on labeled data severely limits the scalability and generalization of anomaly detection systems, particularly in real-world IIoT environments.</w:t>
+        <w:t>The Industrial Internet of Things' (IIoT) rapid growth has revealed significant weaknesses in the frameworks now in use for anomaly detection. One of the main challenges is their strong reliance on large quantities of labeled data. Zhang et al. (2020) emphasized that labeling industrial anomalies is both expensive and impractical due to their rarity and contextual variability. Similarly, Pang et al. (2021) argued that the dependence on labeled data severely limits the scalability and generalization of anomaly detection systems, particularly in real-world IIoT environments.</w:t>
       </w:r>
     </w:p>
     <w:p>
@@ -2505,7 +2482,6 @@
         <w:rPr>
           <w:b/>
           <w:bCs/>
-          <w:highlight w:val="green"/>
           <w:lang w:val="en-US"/>
         </w:rPr>
         <w:t>1.</w:t>
@@ -2515,7 +2491,6 @@
           <w:rFonts w:hint="eastAsia"/>
           <w:b/>
           <w:bCs/>
-          <w:highlight w:val="green"/>
           <w:lang w:val="en-US" w:eastAsia="zh-CN"/>
         </w:rPr>
         <w:t>4</w:t>
@@ -2524,7 +2499,6 @@
         <w:rPr>
           <w:b/>
           <w:bCs/>
-          <w:highlight w:val="green"/>
           <w:lang w:val="en-US"/>
         </w:rPr>
         <w:tab/>
@@ -2535,7 +2509,6 @@
           <w:rFonts w:hint="eastAsia"/>
           <w:b/>
           <w:bCs/>
-          <w:highlight w:val="green"/>
           <w:lang w:val="en-US" w:eastAsia="zh-CN"/>
         </w:rPr>
         <w:t>Que</w:t>
@@ -2544,7 +2517,6 @@
         <w:rPr>
           <w:b/>
           <w:bCs/>
-          <w:highlight w:val="green"/>
           <w:lang w:val="en-US" w:eastAsia="zh-CN"/>
         </w:rPr>
         <w:t>stions</w:t>
@@ -2747,7 +2719,6 @@
         <w:rPr>
           <w:b/>
           <w:bCs/>
-          <w:highlight w:val="green"/>
           <w:lang w:val="en-US"/>
         </w:rPr>
         <w:t>1.</w:t>
@@ -2756,7 +2727,6 @@
         <w:rPr>
           <w:b/>
           <w:bCs/>
-          <w:highlight w:val="green"/>
           <w:lang w:val="en-US"/>
         </w:rPr>
         <w:t>5</w:t>
@@ -2765,7 +2735,6 @@
         <w:rPr>
           <w:b/>
           <w:bCs/>
-          <w:highlight w:val="green"/>
           <w:lang w:val="en-US"/>
         </w:rPr>
         <w:tab/>
@@ -2774,7 +2743,6 @@
         <w:rPr>
           <w:b/>
           <w:bCs/>
-          <w:highlight w:val="green"/>
           <w:lang w:val="en-US"/>
         </w:rPr>
         <w:t xml:space="preserve">Aim &amp; </w:t>
@@ -2783,7 +2751,6 @@
         <w:rPr>
           <w:b/>
           <w:bCs/>
-          <w:highlight w:val="green"/>
           <w:lang w:val="en-US"/>
         </w:rPr>
         <w:t>Objectives</w:t>
@@ -3001,15 +2968,7 @@
         <w:t>IIoT</w:t>
       </w:r>
       <w:r>
-        <w:t xml:space="preserve"> contexts is the objective of this research effort. The main goal is to create </w:t>
-      </w:r>
-      <w:proofErr w:type="gramStart"/>
-      <w:r>
-        <w:t>a</w:t>
-      </w:r>
-      <w:proofErr w:type="gramEnd"/>
-      <w:r>
-        <w:t xml:space="preserve"> </w:t>
+        <w:t xml:space="preserve"> contexts is the objective of this research effort. The main goal is to create a </w:t>
       </w:r>
       <w:r>
         <w:t>SSL</w:t>
@@ -4611,21 +4570,7 @@
         <w:rPr>
           <w:lang w:val="en-US"/>
         </w:rPr>
-        <w:t xml:space="preserve">The objective of a few-shot learning is to make it possible for models to generalize to new classes using a few samples. Large dataset pretraining is a key component of traditional FSL techniques. In contrast, self-supervised learning reduces this reliance by generating supervisory signals directly from the data. SSL can be used as an auxiliary task to enhance visual representations for FSL, as </w:t>
-      </w:r>
-      <w:proofErr w:type="spellStart"/>
-      <w:r>
-        <w:rPr>
-          <w:lang w:val="en-US"/>
-        </w:rPr>
-        <w:t>Gidaris</w:t>
-      </w:r>
-      <w:proofErr w:type="spellEnd"/>
-      <w:r>
-        <w:rPr>
-          <w:lang w:val="en-US"/>
-        </w:rPr>
-        <w:t xml:space="preserve"> et al. (2019) showed. Their approach produced better feature representations and notable performance benefits across several datasets by integrating self-supervised tasks, such as picture rotations, into an FSL pipeline.</w:t>
+        <w:t>The objective of a few-shot learning is to make it possible for models to generalize to new classes using a few samples. Large dataset pretraining is a key component of traditional FSL techniques. In contrast, self-supervised learning reduces this reliance by generating supervisory signals directly from the data. SSL can be used as an auxiliary task to enhance visual representations for FSL, as Gidaris et al. (2019) showed. Their approach produced better feature representations and notable performance benefits across several datasets by integrating self-supervised tasks, such as picture rotations, into an FSL pipeline.</w:t>
       </w:r>
     </w:p>
     <w:p>
@@ -4689,21 +4634,7 @@
         <w:rPr>
           <w:lang w:val="en-US"/>
         </w:rPr>
-        <w:t xml:space="preserve">To enhance </w:t>
-      </w:r>
-      <w:proofErr w:type="gramStart"/>
-      <w:r>
-        <w:rPr>
-          <w:lang w:val="en-US"/>
-        </w:rPr>
-        <w:t>few</w:t>
-      </w:r>
-      <w:proofErr w:type="gramEnd"/>
-      <w:r>
-        <w:rPr>
-          <w:lang w:val="en-US"/>
-        </w:rPr>
-        <w:t>-shot learning, a few research have put forward creative self-supervised objectives. Chen et al. (2022) bridged the gap between pretraining and few-shot adaptation by introducing intermediate self-supervised training stages. When compared to conventional techniques, their methodology performed better on benchmarks by customizing SSL objectives to instruct models to undertake in-context learning. Interestingly, they showed how SSL and datasets with human annotations complement each other.</w:t>
+        <w:t>To enhance few-shot learning, a few research have put forward creative self-supervised objectives. Chen et al. (2022) bridged the gap between pretraining and few-shot adaptation by introducing intermediate self-supervised training stages. When compared to conventional techniques, their methodology performed better on benchmarks by customizing SSL objectives to instruct models to undertake in-context learning. Interestingly, they showed how SSL and datasets with human annotations complement each other.</w:t>
       </w:r>
     </w:p>
     <w:p>
@@ -5167,21 +5098,7 @@
         <w:rPr>
           <w:lang w:val="en-US"/>
         </w:rPr>
-        <w:t xml:space="preserve">Self-supervised learning and </w:t>
-      </w:r>
-      <w:proofErr w:type="gramStart"/>
-      <w:r>
-        <w:rPr>
-          <w:lang w:val="en-US"/>
-        </w:rPr>
-        <w:t>few</w:t>
-      </w:r>
-      <w:proofErr w:type="gramEnd"/>
-      <w:r>
-        <w:rPr>
-          <w:lang w:val="en-US"/>
-        </w:rPr>
-        <w:t xml:space="preserve">-shot learning are complimentary approaches that tackle the problems of sparse labeled data. While SSL improves feature representations with unlabeled data, FSL allows for quick generalization with less supervision. Learning robust and generalizable models has advanced significantly because of the integration of these methods, whether through novel </w:t>
+        <w:t xml:space="preserve">Self-supervised learning and few-shot learning are complimentary approaches that tackle the problems of sparse labeled data. While SSL improves feature representations with unlabeled data, FSL allows for quick generalization with less supervision. Learning robust and generalizable models has advanced significantly because of the integration of these methods, whether through novel </w:t>
       </w:r>
       <w:r>
         <w:rPr>
@@ -5409,21 +5326,7 @@
         <w:rPr>
           <w:lang w:val="en-US"/>
         </w:rPr>
-        <w:t xml:space="preserve">Edge computing and artificial intelligence (AI) are being combined more and more to enhance resource management and decision-making in IIoT settings. AI-driven strategies to maximize power consumption and prolong the battery life of IoT devices in industrial environments were put out by </w:t>
-      </w:r>
-      <w:proofErr w:type="spellStart"/>
-      <w:r>
-        <w:rPr>
-          <w:lang w:val="en-US"/>
-        </w:rPr>
-        <w:t>Sodhro</w:t>
-      </w:r>
-      <w:proofErr w:type="spellEnd"/>
-      <w:r>
-        <w:rPr>
-          <w:lang w:val="en-US"/>
-        </w:rPr>
-        <w:t xml:space="preserve"> et al. (2019). By using predictive transmission power regulation and dynamic task scheduling, their methodology showed notable gains in data dependability and energy efficiency. </w:t>
+        <w:t xml:space="preserve">Edge computing and artificial intelligence (AI) are being combined more and more to enhance resource management and decision-making in IIoT settings. AI-driven strategies to maximize power consumption and prolong the battery life of IoT devices in industrial environments were put out by Sodhro et al. (2019). By using predictive transmission power regulation and dynamic task scheduling, their methodology showed notable gains in data dependability and energy efficiency. </w:t>
       </w:r>
     </w:p>
     <w:p>
@@ -5501,21 +5404,7 @@
         <w:rPr>
           <w:lang w:val="en-US"/>
         </w:rPr>
-        <w:t xml:space="preserve">Frameworks for edge computing are essential for enabling IIoT applications. A multi-access edge computing (MEC) framework was presented by </w:t>
-      </w:r>
-      <w:proofErr w:type="spellStart"/>
-      <w:r>
-        <w:rPr>
-          <w:lang w:val="en-US"/>
-        </w:rPr>
-        <w:t>Borsatti</w:t>
-      </w:r>
-      <w:proofErr w:type="spellEnd"/>
-      <w:r>
-        <w:rPr>
-          <w:lang w:val="en-US"/>
-        </w:rPr>
-        <w:t xml:space="preserve"> et al. (2021) to convert IIoT applications into scalable, service-based architectures. Real-time industrial process monitoring and control were made possible by this framework's quick deployment capabilities.</w:t>
+        <w:t>Frameworks for edge computing are essential for enabling IIoT applications. A multi-access edge computing (MEC) framework was presented by Borsatti et al. (2021) to convert IIoT applications into scalable, service-based architectures. Real-time industrial process monitoring and control were made possible by this framework's quick deployment capabilities.</w:t>
       </w:r>
     </w:p>
     <w:p>
@@ -5604,21 +5493,7 @@
         <w:rPr>
           <w:lang w:val="en-US"/>
         </w:rPr>
-        <w:t xml:space="preserve">A dynamic edge-cloud integration paradigm was also created by </w:t>
-      </w:r>
-      <w:proofErr w:type="spellStart"/>
-      <w:r>
-        <w:rPr>
-          <w:lang w:val="en-US"/>
-        </w:rPr>
-        <w:t>Hästbacka</w:t>
-      </w:r>
-      <w:proofErr w:type="spellEnd"/>
-      <w:r>
-        <w:rPr>
-          <w:lang w:val="en-US"/>
-        </w:rPr>
-        <w:t xml:space="preserve"> et al. (2022), which allowed for the smooth orchestration of IIoT data across various hardware platforms. This concept improved the adaptability of industrial cyber-physical systems by enabling variable application and service composition. </w:t>
+        <w:t xml:space="preserve">A dynamic edge-cloud integration paradigm was also created by Hästbacka et al. (2022), which allowed for the smooth orchestration of IIoT data across various hardware platforms. This concept improved the adaptability of industrial cyber-physical systems by enabling variable application and service composition. </w:t>
       </w:r>
     </w:p>
     <w:p>
@@ -5769,21 +5644,7 @@
         <w:rPr>
           <w:lang w:val="en-US"/>
         </w:rPr>
-        <w:t>Rafique et al. (2020) examined how software-defined networking (SDN</w:t>
-      </w:r>
-      <w:proofErr w:type="gramStart"/>
-      <w:r>
-        <w:rPr>
-          <w:lang w:val="en-US"/>
-        </w:rPr>
-        <w:t>)</w:t>
-      </w:r>
-      <w:proofErr w:type="gramEnd"/>
-      <w:r>
-        <w:rPr>
-          <w:lang w:val="en-US"/>
-        </w:rPr>
-        <w:t xml:space="preserve"> and edge computing can be combined to address security flaws in IIoT ecosystems. Their study cleared the path for strong security measures by identifying multiple attack scenarios and suggesting mitigation techniques.</w:t>
+        <w:t>Rafique et al. (2020) examined how software-defined networking (SDN) and edge computing can be combined to address security flaws in IIoT ecosystems. Their study cleared the path for strong security measures by identifying multiple attack scenarios and suggesting mitigation techniques.</w:t>
       </w:r>
     </w:p>
     <w:p>
@@ -6068,21 +5929,7 @@
         <w:rPr>
           <w:lang w:val="en-US"/>
         </w:rPr>
-        <w:t xml:space="preserve">Due to the frequent scarcity of identified abnormalities, few-shot learning is especially pertinent to anomaly identification in IIoT. Huang et al. (2020) presented a gated few-shot anomaly detection model that uses </w:t>
-      </w:r>
-      <w:proofErr w:type="gramStart"/>
-      <w:r>
-        <w:rPr>
-          <w:lang w:val="en-US"/>
-        </w:rPr>
-        <w:t>few</w:t>
-      </w:r>
-      <w:proofErr w:type="gramEnd"/>
-      <w:r>
-        <w:rPr>
-          <w:lang w:val="en-US"/>
-        </w:rPr>
-        <w:t xml:space="preserve"> labeled samples to learn new anomaly categories. Their method provides state-of-the-art results on the NSL-KDD dataset by utilizing gated network architectures, which effectively bridge the gap between known and unknown anomaly types.</w:t>
+        <w:t>Due to the frequent scarcity of identified abnormalities, few-shot learning is especially pertinent to anomaly identification in IIoT. Huang et al. (2020) presented a gated few-shot anomaly detection model that uses few labeled samples to learn new anomaly categories. Their method provides state-of-the-art results on the NSL-KDD dataset by utilizing gated network architectures, which effectively bridge the gap between known and unknown anomaly types.</w:t>
       </w:r>
     </w:p>
     <w:p>
@@ -7128,15 +6975,13 @@
         <w:rPr>
           <w:b/>
           <w:bCs/>
-          <w:highlight w:val="yellow"/>
-          <w:lang w:val="en-US"/>
-        </w:rPr>
-      </w:pPr>
-      <w:r>
-        <w:rPr>
-          <w:b/>
-          <w:bCs/>
-          <w:highlight w:val="yellow"/>
+          <w:lang w:val="en-US"/>
+        </w:rPr>
+      </w:pPr>
+      <w:r>
+        <w:rPr>
+          <w:b/>
+          <w:bCs/>
           <w:lang w:val="en-US"/>
         </w:rPr>
         <w:t>3</w:t>
@@ -7145,7 +6990,6 @@
         <w:rPr>
           <w:b/>
           <w:bCs/>
-          <w:highlight w:val="yellow"/>
           <w:lang w:val="en-US"/>
         </w:rPr>
         <w:t>.3.1</w:t>
@@ -7154,7 +6998,6 @@
         <w:rPr>
           <w:b/>
           <w:bCs/>
-          <w:highlight w:val="yellow"/>
           <w:lang w:val="en-US"/>
         </w:rPr>
         <w:tab/>
@@ -7168,23 +7011,14 @@
           <w:tab w:val="left" w:pos="720"/>
         </w:tabs>
         <w:rPr>
-          <w:highlight w:val="yellow"/>
-          <w:lang w:val="en-US"/>
-        </w:rPr>
-      </w:pPr>
-      <w:r>
-        <w:rPr>
-          <w:highlight w:val="yellow"/>
-          <w:lang w:val="en-US"/>
-        </w:rPr>
-        <w:t>To</w:t>
-      </w:r>
-      <w:r>
-        <w:rPr>
-          <w:highlight w:val="yellow"/>
-          <w:lang w:val="en-US"/>
-        </w:rPr>
-        <w:t>do</w:t>
+          <w:lang w:val="en-US"/>
+        </w:rPr>
+      </w:pPr>
+      <w:r>
+        <w:rPr>
+          <w:lang w:val="en-US"/>
+        </w:rPr>
+        <w:t>In the first stage of the anomaly detection framework, a Self-Supervised Learning (SSL) encoder is designed to learn high-quality feature representations from unlabeled PCB defect images. This approach is essential in Industrial IoT (IIoT) environments where obtaining large volumes of labeled data is costly and impractical. Instead of relying on manual annotations, SSL leverages the inherent structure of the data itself to create supervisory signals.</w:t>
       </w:r>
     </w:p>
     <w:p>
@@ -7194,57 +7028,20 @@
           <w:tab w:val="left" w:pos="720"/>
         </w:tabs>
         <w:rPr>
-          <w:highlight w:val="yellow"/>
-          <w:lang w:val="en-US"/>
-        </w:rPr>
-      </w:pPr>
-    </w:p>
-    <w:p>
-      <w:pPr>
-        <w:pStyle w:val="ThesisBody"/>
-        <w:rPr>
-          <w:b/>
-          <w:bCs/>
-          <w:highlight w:val="yellow"/>
-          <w:lang w:val="en-US"/>
-        </w:rPr>
-      </w:pPr>
-      <w:r>
-        <w:rPr>
-          <w:b/>
-          <w:bCs/>
-          <w:highlight w:val="yellow"/>
-          <w:lang w:val="en-US"/>
-        </w:rPr>
-        <w:t>3</w:t>
-      </w:r>
-      <w:r>
-        <w:rPr>
-          <w:b/>
-          <w:bCs/>
-          <w:highlight w:val="yellow"/>
-          <w:lang w:val="en-US"/>
-        </w:rPr>
-        <w:t>.3.</w:t>
-      </w:r>
-      <w:r>
-        <w:rPr>
-          <w:b/>
-          <w:bCs/>
-          <w:highlight w:val="yellow"/>
-          <w:lang w:val="en-US"/>
-        </w:rPr>
-        <w:t>2</w:t>
-      </w:r>
-      <w:r>
-        <w:rPr>
-          <w:b/>
-          <w:bCs/>
-          <w:highlight w:val="yellow"/>
+          <w:lang w:val="en-US"/>
+        </w:rPr>
+      </w:pPr>
+      <w:r>
+        <w:rPr>
           <w:lang w:val="en-US"/>
         </w:rPr>
         <w:tab/>
-        <w:t>FS</w:t>
+      </w:r>
+      <w:r>
+        <w:rPr>
+          <w:lang w:val="en-US"/>
+        </w:rPr>
+        <w:t>The encoder is based on a lightweight MobileNetV2 backbone, pretrained on ImageNet for efficiency, with most layers frozen to reduce computational demand. A custom projection head is added, consisting of a Global Average Pooling layer, fully connected layers, and an L2 normalization step to produce robust 64-dimensional embeddings. The design of this encoder is illustrated in Figure X.</w:t>
       </w:r>
     </w:p>
     <w:p>
@@ -7254,24 +7051,9 @@
           <w:tab w:val="left" w:pos="720"/>
         </w:tabs>
         <w:rPr>
-          <w:highlight w:val="yellow"/>
-          <w:lang w:val="en-US"/>
-        </w:rPr>
-      </w:pPr>
-      <w:r>
-        <w:rPr>
-          <w:highlight w:val="yellow"/>
-          <w:lang w:val="en-US"/>
-        </w:rPr>
-        <w:t>To</w:t>
-      </w:r>
-      <w:r>
-        <w:rPr>
-          <w:highlight w:val="yellow"/>
-          <w:lang w:val="en-US"/>
-        </w:rPr>
-        <w:t>do</w:t>
-      </w:r>
+          <w:lang w:val="en-US"/>
+        </w:rPr>
+      </w:pPr>
     </w:p>
     <w:p>
       <w:pPr>
@@ -7279,58 +7061,52 @@
         <w:tabs>
           <w:tab w:val="left" w:pos="720"/>
         </w:tabs>
-        <w:rPr>
-          <w:highlight w:val="yellow"/>
-          <w:lang w:val="en-US"/>
-        </w:rPr>
-      </w:pPr>
-    </w:p>
-    <w:p>
-      <w:pPr>
-        <w:pStyle w:val="ThesisBody"/>
-        <w:rPr>
-          <w:b/>
-          <w:bCs/>
-          <w:highlight w:val="yellow"/>
-          <w:lang w:val="en-US"/>
-        </w:rPr>
-      </w:pPr>
-      <w:r>
-        <w:rPr>
-          <w:b/>
-          <w:bCs/>
-          <w:highlight w:val="yellow"/>
-          <w:lang w:val="en-US"/>
-        </w:rPr>
-        <w:t>3</w:t>
-      </w:r>
-      <w:r>
-        <w:rPr>
-          <w:b/>
-          <w:bCs/>
-          <w:highlight w:val="yellow"/>
-          <w:lang w:val="en-US"/>
-        </w:rPr>
-        <w:t>.3.</w:t>
-      </w:r>
-      <w:r>
-        <w:rPr>
-          <w:b/>
-          <w:bCs/>
-          <w:highlight w:val="yellow"/>
-          <w:lang w:val="en-US"/>
-        </w:rPr>
-        <w:t>3</w:t>
-      </w:r>
-      <w:r>
-        <w:rPr>
-          <w:b/>
-          <w:bCs/>
-          <w:highlight w:val="yellow"/>
-          <w:lang w:val="en-US"/>
-        </w:rPr>
-        <w:tab/>
-        <w:t>RL</w:t>
+        <w:jc w:val="center"/>
+        <w:rPr>
+          <w:lang w:val="en-US"/>
+        </w:rPr>
+      </w:pPr>
+      <w:r>
+        <w:rPr>
+          <w:noProof/>
+          <w:lang w:val="en-US"/>
+        </w:rPr>
+        <w:lastRenderedPageBreak/>
+        <w:drawing>
+          <wp:inline distT="0" distB="0" distL="0" distR="0" wp14:anchorId="734E196F" wp14:editId="058F7634">
+            <wp:extent cx="3874548" cy="1283970"/>
+            <wp:effectExtent l="0" t="0" r="0" b="0"/>
+            <wp:docPr id="619406509" name="Picture 1" descr="A screen shot of a computer code&#10;&#10;AI-generated content may be incorrect."/>
+            <wp:cNvGraphicFramePr>
+              <a:graphicFrameLocks xmlns:a="http://schemas.openxmlformats.org/drawingml/2006/main" noChangeAspect="1"/>
+            </wp:cNvGraphicFramePr>
+            <a:graphic xmlns:a="http://schemas.openxmlformats.org/drawingml/2006/main">
+              <a:graphicData uri="http://schemas.openxmlformats.org/drawingml/2006/picture">
+                <pic:pic xmlns:pic="http://schemas.openxmlformats.org/drawingml/2006/picture">
+                  <pic:nvPicPr>
+                    <pic:cNvPr id="619406509" name="Picture 1" descr="A screen shot of a computer code&#10;&#10;AI-generated content may be incorrect."/>
+                    <pic:cNvPicPr/>
+                  </pic:nvPicPr>
+                  <pic:blipFill>
+                    <a:blip r:embed="rId22"/>
+                    <a:stretch>
+                      <a:fillRect/>
+                    </a:stretch>
+                  </pic:blipFill>
+                  <pic:spPr>
+                    <a:xfrm>
+                      <a:off x="0" y="0"/>
+                      <a:ext cx="3880899" cy="1286075"/>
+                    </a:xfrm>
+                    <a:prstGeom prst="rect">
+                      <a:avLst/>
+                    </a:prstGeom>
+                  </pic:spPr>
+                </pic:pic>
+              </a:graphicData>
+            </a:graphic>
+          </wp:inline>
+        </w:drawing>
       </w:r>
     </w:p>
     <w:p>
@@ -7339,24 +7115,19 @@
         <w:tabs>
           <w:tab w:val="left" w:pos="720"/>
         </w:tabs>
-        <w:rPr>
-          <w:lang w:val="en-US"/>
-        </w:rPr>
-      </w:pPr>
-      <w:r>
-        <w:rPr>
-          <w:highlight w:val="yellow"/>
-          <w:lang w:val="en-US"/>
-        </w:rPr>
-        <w:t>To</w:t>
-      </w:r>
-      <w:r>
-        <w:rPr>
-          <w:highlight w:val="yellow"/>
-          <w:lang w:val="en-US"/>
-        </w:rPr>
-        <w:t>do</w:t>
-      </w:r>
+        <w:jc w:val="center"/>
+      </w:pPr>
+      <w:r>
+        <w:t xml:space="preserve">Figure 2.1: </w:t>
+      </w:r>
+      <w:r>
+        <w:t>Encoder</w:t>
+      </w:r>
+    </w:p>
+    <w:p>
+      <w:pPr>
+        <w:pStyle w:val="ThesisBody"/>
+      </w:pPr>
     </w:p>
     <w:p>
       <w:pPr>
@@ -7364,60 +7135,43 @@
         <w:tabs>
           <w:tab w:val="left" w:pos="720"/>
         </w:tabs>
-        <w:rPr>
-          <w:lang w:val="en-US"/>
-        </w:rPr>
-      </w:pPr>
-    </w:p>
-    <w:p>
-      <w:pPr>
-        <w:pStyle w:val="ThesisBody"/>
-        <w:rPr>
-          <w:b/>
-          <w:bCs/>
-          <w:lang w:val="en-US"/>
-        </w:rPr>
-      </w:pPr>
-      <w:r>
-        <w:rPr>
-          <w:b/>
-          <w:bCs/>
-          <w:lang w:val="en-US"/>
-        </w:rPr>
-        <w:t>3</w:t>
-      </w:r>
-      <w:r>
-        <w:rPr>
-          <w:b/>
-          <w:bCs/>
-          <w:lang w:val="en-US"/>
-        </w:rPr>
-        <w:t>.</w:t>
-      </w:r>
-      <w:r>
-        <w:rPr>
-          <w:b/>
-          <w:bCs/>
-          <w:lang w:val="en-US"/>
-        </w:rPr>
-        <w:t>4</w:t>
-      </w:r>
-      <w:r>
-        <w:rPr>
-          <w:b/>
-          <w:bCs/>
-          <w:lang w:val="en-US"/>
-        </w:rPr>
+      </w:pPr>
+      <w:r>
         <w:tab/>
-      </w:r>
-      <w:r>
-        <w:rPr>
-          <w:b/>
-          <w:bCs/>
-          <w:lang w:val="en-US"/>
-        </w:rPr>
-        <w:t>Experimentation and Deployment</w:t>
-      </w:r>
+        <w:t>To train this encoder without labels, a contrastive learning strategy is employed. The dataset is used to automatically construct positive and negative image pairs:</w:t>
+      </w:r>
+      <w:r>
+        <w:br/>
+      </w:r>
+    </w:p>
+    <w:p>
+      <w:pPr>
+        <w:pStyle w:val="ThesisBody"/>
+        <w:numPr>
+          <w:ilvl w:val="0"/>
+          <w:numId w:val="30"/>
+        </w:numPr>
+      </w:pPr>
+      <w:r>
+        <w:t>Positive pairs consist of two images belonging to the same defect class.</w:t>
+      </w:r>
+    </w:p>
+    <w:p>
+      <w:pPr>
+        <w:pStyle w:val="ThesisBody"/>
+        <w:numPr>
+          <w:ilvl w:val="0"/>
+          <w:numId w:val="30"/>
+        </w:numPr>
+      </w:pPr>
+      <w:r>
+        <w:t>Negative pairs consist of images sampled from different classes.</w:t>
+      </w:r>
+    </w:p>
+    <w:p>
+      <w:pPr>
+        <w:pStyle w:val="ThesisBody"/>
+      </w:pPr>
     </w:p>
     <w:p>
       <w:pPr>
@@ -7425,39 +7179,10 @@
         <w:tabs>
           <w:tab w:val="left" w:pos="720"/>
         </w:tabs>
-        <w:rPr>
-          <w:lang w:val="en-US"/>
-        </w:rPr>
-      </w:pPr>
-      <w:r>
-        <w:rPr>
-          <w:lang w:val="en-US"/>
-        </w:rPr>
-        <w:t xml:space="preserve">Using Python-based simulation tools, the anomaly detection framework is tested in a mock industrial setting to start the exploration phase. The framework's performance may be assessed in a variety of scenarios, encompassing both typical operation and various </w:t>
-      </w:r>
-      <w:r>
-        <w:rPr>
-          <w:lang w:val="en-US"/>
-        </w:rPr>
-        <w:t>anomalies</w:t>
-      </w:r>
-      <w:r>
-        <w:rPr>
-          <w:lang w:val="en-US"/>
-        </w:rPr>
-        <w:t xml:space="preserve">, </w:t>
-      </w:r>
-      <w:r>
-        <w:rPr>
-          <w:lang w:val="en-US"/>
-        </w:rPr>
-        <w:t>effective</w:t>
-      </w:r>
-      <w:r>
-        <w:rPr>
-          <w:lang w:val="en-US"/>
-        </w:rPr>
-        <w:t xml:space="preserve"> to this controlled environment.</w:t>
+      </w:pPr>
+      <w:r>
+        <w:tab/>
+        <w:t>The encoder processes both inputs, and the embeddings are compared using a distance function. The model is trained with a contrastive loss function, which minimizes the distance between embeddings of positive pairs while maximizing the distance for negative pairs (Equation 1).</w:t>
       </w:r>
     </w:p>
     <w:p>
@@ -7466,41 +7191,7 @@
         <w:tabs>
           <w:tab w:val="left" w:pos="720"/>
         </w:tabs>
-        <w:rPr>
-          <w:lang w:val="en-US"/>
-        </w:rPr>
-      </w:pPr>
-      <w:r>
-        <w:rPr>
-          <w:lang w:val="en-US"/>
-        </w:rPr>
-        <w:tab/>
-      </w:r>
-      <w:r>
-        <w:rPr>
-          <w:lang w:val="en-US"/>
-        </w:rPr>
-        <w:t xml:space="preserve">The framework is then set up within Docker containers that are set up to simulate edge environments. To determine whether the strategy is feasible, important parameters including </w:t>
-      </w:r>
-      <w:r>
-        <w:rPr>
-          <w:lang w:val="en-US"/>
-        </w:rPr>
-        <w:lastRenderedPageBreak/>
-        <w:t xml:space="preserve">memory utilization, computing efficiency, and response times are tracked. To demonstrate the benefits of the suggested framework in terms of detection accuracy, adaptability, and resource efficiency, comparisons are </w:t>
-      </w:r>
-      <w:r>
-        <w:rPr>
-          <w:lang w:val="en-US"/>
-        </w:rPr>
-        <w:t>made</w:t>
-      </w:r>
-      <w:r>
-        <w:rPr>
-          <w:lang w:val="en-US"/>
-        </w:rPr>
-        <w:t xml:space="preserve"> with standard machine learning and deep learning models. </w:t>
-      </w:r>
+      </w:pPr>
     </w:p>
     <w:p>
       <w:pPr>
@@ -7508,34 +7199,101 @@
         <w:tabs>
           <w:tab w:val="left" w:pos="720"/>
         </w:tabs>
-        <w:rPr>
-          <w:lang w:val="en-US"/>
-        </w:rPr>
-      </w:pPr>
-      <w:r>
-        <w:rPr>
-          <w:lang w:val="en-US"/>
-        </w:rPr>
-        <w:tab/>
-      </w:r>
-      <w:r>
-        <w:rPr>
-          <w:lang w:val="en-US"/>
-        </w:rPr>
-        <w:t xml:space="preserve">Performance measures are used </w:t>
-      </w:r>
-      <w:r>
-        <w:rPr>
-          <w:lang w:val="en-US"/>
-        </w:rPr>
-        <w:t>to</w:t>
-      </w:r>
-      <w:r>
-        <w:rPr>
-          <w:lang w:val="en-US"/>
-        </w:rPr>
-        <w:t xml:space="preserve"> assess the framework thoroughly. Precision, recall, and F1-score are used to gauge detection accuracy. The amount of time needed for the framework to pick up additional anomaly detection duties is used to gauge adaptability. While resource efficiency is measured by tracking memory and compute requirements within Docker containers, scalability is examined by increasing data volumes and emulating larger IIoT networks.</w:t>
-      </w:r>
+      </w:pPr>
+      <m:oMathPara>
+        <m:oMath>
+          <m:r>
+            <w:rPr>
+              <w:rFonts w:ascii="Cambria Math" w:hAnsi="Cambria Math"/>
+              <w:lang w:val="en-US"/>
+            </w:rPr>
+            <m:t>L=y⋅</m:t>
+          </m:r>
+          <m:sSup>
+            <m:sSupPr>
+              <m:ctrlPr>
+                <w:rPr>
+                  <w:rFonts w:ascii="Cambria Math" w:hAnsi="Cambria Math"/>
+                  <w:i/>
+                  <w:lang w:val="en-US"/>
+                </w:rPr>
+              </m:ctrlPr>
+            </m:sSupPr>
+            <m:e>
+              <m:r>
+                <w:rPr>
+                  <w:rFonts w:ascii="Cambria Math" w:hAnsi="Cambria Math"/>
+                  <w:lang w:val="en-US"/>
+                </w:rPr>
+                <m:t>D</m:t>
+              </m:r>
+            </m:e>
+            <m:sup>
+              <m:r>
+                <w:rPr>
+                  <w:rFonts w:ascii="Cambria Math" w:hAnsi="Cambria Math"/>
+                  <w:lang w:val="en-US"/>
+                </w:rPr>
+                <m:t>2</m:t>
+              </m:r>
+            </m:sup>
+          </m:sSup>
+          <m:r>
+            <w:rPr>
+              <w:rFonts w:ascii="Cambria Math" w:hAnsi="Cambria Math"/>
+              <w:lang w:val="en-US"/>
+            </w:rPr>
+            <m:t>+(1-y)⋅max</m:t>
+          </m:r>
+          <m:sSup>
+            <m:sSupPr>
+              <m:ctrlPr>
+                <w:rPr>
+                  <w:rFonts w:ascii="Cambria Math" w:hAnsi="Cambria Math"/>
+                  <w:i/>
+                  <w:lang w:val="en-US"/>
+                </w:rPr>
+              </m:ctrlPr>
+            </m:sSupPr>
+            <m:e>
+              <m:d>
+                <m:dPr>
+                  <m:ctrlPr>
+                    <w:rPr>
+                      <w:rFonts w:ascii="Cambria Math" w:hAnsi="Cambria Math"/>
+                      <w:i/>
+                      <w:lang w:val="en-US"/>
+                    </w:rPr>
+                  </m:ctrlPr>
+                </m:dPr>
+                <m:e>
+                  <m:r>
+                    <w:rPr>
+                      <w:rFonts w:ascii="Cambria Math" w:hAnsi="Cambria Math"/>
+                      <w:lang w:val="en-US"/>
+                    </w:rPr>
+                    <m:t>0,m-D</m:t>
+                  </m:r>
+                </m:e>
+              </m:d>
+              <m:ctrlPr>
+                <w:rPr>
+                  <w:rFonts w:ascii="Cambria Math" w:hAnsi="Cambria Math"/>
+                  <w:i/>
+                </w:rPr>
+              </m:ctrlPr>
+            </m:e>
+            <m:sup>
+              <m:r>
+                <w:rPr>
+                  <w:rFonts w:ascii="Cambria Math" w:hAnsi="Cambria Math"/>
+                </w:rPr>
+                <m:t>2</m:t>
+              </m:r>
+            </m:sup>
+          </m:sSup>
+        </m:oMath>
+      </m:oMathPara>
     </w:p>
     <w:p>
       <w:pPr>
@@ -7551,48 +7309,6 @@
     <w:p>
       <w:pPr>
         <w:pStyle w:val="ThesisBody"/>
-        <w:rPr>
-          <w:b/>
-          <w:bCs/>
-          <w:lang w:val="en-US"/>
-        </w:rPr>
-      </w:pPr>
-      <w:r>
-        <w:rPr>
-          <w:b/>
-          <w:bCs/>
-          <w:lang w:val="en-US"/>
-        </w:rPr>
-        <w:t>3</w:t>
-      </w:r>
-      <w:r>
-        <w:rPr>
-          <w:b/>
-          <w:bCs/>
-          <w:lang w:val="en-US"/>
-        </w:rPr>
-        <w:t>.5</w:t>
-      </w:r>
-      <w:r>
-        <w:rPr>
-          <w:b/>
-          <w:bCs/>
-          <w:lang w:val="en-US"/>
-        </w:rPr>
-        <w:tab/>
-      </w:r>
-      <w:r>
-        <w:rPr>
-          <w:b/>
-          <w:bCs/>
-          <w:lang w:val="en-US"/>
-        </w:rPr>
-        <w:t>Ethical and Safety Considerations</w:t>
-      </w:r>
-    </w:p>
-    <w:p>
-      <w:pPr>
-        <w:pStyle w:val="ThesisBody"/>
         <w:tabs>
           <w:tab w:val="left" w:pos="720"/>
         </w:tabs>
@@ -7604,43 +7320,51 @@
         <w:rPr>
           <w:lang w:val="en-US"/>
         </w:rPr>
-        <w:t xml:space="preserve">In this </w:t>
-      </w:r>
-      <w:r>
-        <w:rPr>
-          <w:lang w:val="en-US"/>
-        </w:rPr>
-        <w:t>research</w:t>
-      </w:r>
-      <w:r>
-        <w:rPr>
-          <w:lang w:val="en-US"/>
-        </w:rPr>
-        <w:t xml:space="preserve">, ethical considerations are crucial. All real-world datasets are </w:t>
-      </w:r>
-      <w:r>
-        <w:rPr>
-          <w:lang w:val="en-US"/>
-        </w:rPr>
-        <w:t>hidden</w:t>
-      </w:r>
-      <w:r>
-        <w:rPr>
-          <w:lang w:val="en-US"/>
-        </w:rPr>
-        <w:t xml:space="preserve"> to preserve data privacy, guaranteeing the security of sensitive information. To </w:t>
-      </w:r>
-      <w:r>
-        <w:rPr>
-          <w:lang w:val="en-US"/>
-        </w:rPr>
-        <w:t>assure</w:t>
-      </w:r>
-      <w:r>
-        <w:rPr>
-          <w:lang w:val="en-US"/>
-        </w:rPr>
-        <w:t xml:space="preserve"> equitable and trustworthy anomaly detection, the model is assessed for biases, especially in crucial industrial applications where false positives or negatives could have serious repercussions. </w:t>
+        <w:t xml:space="preserve">where </w:t>
+      </w:r>
+      <m:oMath>
+        <m:r>
+          <w:rPr>
+            <w:rFonts w:ascii="Cambria Math" w:hAnsi="Cambria Math"/>
+            <w:lang w:val="en-US"/>
+          </w:rPr>
+          <m:t>y</m:t>
+        </m:r>
+        <m:r>
+          <w:rPr>
+            <w:rFonts w:ascii="Cambria Math" w:hAnsi="Cambria Math" w:cs="Cambria Math"/>
+            <w:lang w:val="en-US"/>
+          </w:rPr>
+          <m:t>∈</m:t>
+        </m:r>
+        <m:r>
+          <w:rPr>
+            <w:rFonts w:ascii="Cambria Math" w:hAnsi="Cambria Math"/>
+            <w:lang w:val="en-US"/>
+          </w:rPr>
+          <m:t>{0,1}</m:t>
+        </m:r>
+      </m:oMath>
+      <w:r>
+        <w:rPr>
+          <w:lang w:val="en-US"/>
+        </w:rPr>
+        <w:t xml:space="preserve"> indicates whether a pair is positive or negative, </w:t>
+      </w:r>
+      <m:oMath>
+        <m:r>
+          <w:rPr>
+            <w:rFonts w:ascii="Cambria Math" w:hAnsi="Cambria Math"/>
+            <w:lang w:val="en-US"/>
+          </w:rPr>
+          <m:t>D</m:t>
+        </m:r>
+      </m:oMath>
+      <w:r>
+        <w:rPr>
+          <w:lang w:val="en-US"/>
+        </w:rPr>
+        <w:t xml:space="preserve"> is the embedding distance, and mmm is the margin parameter.</w:t>
       </w:r>
     </w:p>
     <w:p>
@@ -7653,42 +7377,6 @@
           <w:lang w:val="en-US"/>
         </w:rPr>
       </w:pPr>
-      <w:r>
-        <w:rPr>
-          <w:lang w:val="en-US"/>
-        </w:rPr>
-        <w:tab/>
-      </w:r>
-      <w:r>
-        <w:rPr>
-          <w:lang w:val="en-US"/>
-        </w:rPr>
-        <w:t xml:space="preserve">By setting in place procedures to deal with inaccurate anomaly detections, safety concerns are also addressed. The framework, for example, has automated alerts that prompt human operators to confirm before </w:t>
-      </w:r>
-      <w:r>
-        <w:rPr>
-          <w:lang w:val="en-US"/>
-        </w:rPr>
-        <w:t>acting</w:t>
-      </w:r>
-      <w:r>
-        <w:rPr>
-          <w:lang w:val="en-US"/>
-        </w:rPr>
-        <w:t xml:space="preserve">. The system won't cause instability in the IIoT environments it monitors because </w:t>
-      </w:r>
-      <w:r>
-        <w:rPr>
-          <w:lang w:val="en-US"/>
-        </w:rPr>
-        <w:t>of</w:t>
-      </w:r>
-      <w:r>
-        <w:rPr>
-          <w:lang w:val="en-US"/>
-        </w:rPr>
-        <w:t xml:space="preserve"> this fail-safe design. </w:t>
-      </w:r>
     </w:p>
     <w:p>
       <w:pPr>
@@ -7696,51 +7384,51 @@
         <w:tabs>
           <w:tab w:val="left" w:pos="720"/>
         </w:tabs>
-        <w:rPr>
-          <w:lang w:val="en-US"/>
-        </w:rPr>
-      </w:pPr>
-    </w:p>
-    <w:p>
-      <w:pPr>
-        <w:pStyle w:val="ThesisBody"/>
-        <w:rPr>
-          <w:b/>
-          <w:bCs/>
-          <w:lang w:val="en-US"/>
-        </w:rPr>
-      </w:pPr>
-      <w:r>
-        <w:rPr>
-          <w:b/>
-          <w:bCs/>
-          <w:lang w:val="en-US"/>
-        </w:rPr>
-        <w:t>3</w:t>
-      </w:r>
-      <w:r>
-        <w:rPr>
-          <w:b/>
-          <w:bCs/>
-          <w:lang w:val="en-US"/>
-        </w:rPr>
-        <w:t>.6</w:t>
-      </w:r>
-      <w:r>
-        <w:rPr>
-          <w:b/>
-          <w:bCs/>
-          <w:lang w:val="en-US"/>
-        </w:rPr>
-        <w:tab/>
-      </w:r>
-      <w:r>
-        <w:rPr>
-          <w:b/>
-          <w:bCs/>
-          <w:lang w:val="en-US"/>
-        </w:rPr>
-        <w:t>Justification</w:t>
+        <w:jc w:val="center"/>
+        <w:rPr>
+          <w:lang w:val="en-US"/>
+        </w:rPr>
+      </w:pPr>
+      <w:r>
+        <w:rPr>
+          <w:noProof/>
+          <w:lang w:val="en-US"/>
+        </w:rPr>
+        <w:drawing>
+          <wp:inline distT="0" distB="0" distL="0" distR="0" wp14:anchorId="0E6E088D" wp14:editId="3AA98F6A">
+            <wp:extent cx="3146425" cy="1455104"/>
+            <wp:effectExtent l="0" t="0" r="0" b="0"/>
+            <wp:docPr id="2036760411" name="Picture 1" descr="A diagram of a process&#10;&#10;AI-generated content may be incorrect."/>
+            <wp:cNvGraphicFramePr>
+              <a:graphicFrameLocks xmlns:a="http://schemas.openxmlformats.org/drawingml/2006/main" noChangeAspect="1"/>
+            </wp:cNvGraphicFramePr>
+            <a:graphic xmlns:a="http://schemas.openxmlformats.org/drawingml/2006/main">
+              <a:graphicData uri="http://schemas.openxmlformats.org/drawingml/2006/picture">
+                <pic:pic xmlns:pic="http://schemas.openxmlformats.org/drawingml/2006/picture">
+                  <pic:nvPicPr>
+                    <pic:cNvPr id="2036760411" name="Picture 1" descr="A diagram of a process&#10;&#10;AI-generated content may be incorrect."/>
+                    <pic:cNvPicPr/>
+                  </pic:nvPicPr>
+                  <pic:blipFill>
+                    <a:blip r:embed="rId23"/>
+                    <a:stretch>
+                      <a:fillRect/>
+                    </a:stretch>
+                  </pic:blipFill>
+                  <pic:spPr>
+                    <a:xfrm>
+                      <a:off x="0" y="0"/>
+                      <a:ext cx="3154311" cy="1458751"/>
+                    </a:xfrm>
+                    <a:prstGeom prst="rect">
+                      <a:avLst/>
+                    </a:prstGeom>
+                  </pic:spPr>
+                </pic:pic>
+              </a:graphicData>
+            </a:graphic>
+          </wp:inline>
+        </w:drawing>
       </w:r>
     </w:p>
     <w:p>
@@ -7749,15 +7437,13 @@
         <w:tabs>
           <w:tab w:val="left" w:pos="720"/>
         </w:tabs>
-        <w:rPr>
-          <w:lang w:val="en-US"/>
-        </w:rPr>
-      </w:pPr>
-      <w:r>
-        <w:rPr>
-          <w:lang w:val="en-US"/>
-        </w:rPr>
-        <w:t>The selected approach emphasizes the necessity of tackling important anomaly detection issues for IIoT systems, specifically the lack of labeled data, resource limitations, and scalability requirements. A new and efficient approach to adaptive anomaly detection is offered by the framework, which combines self-supervised learning with few-shot reinforcement learning.</w:t>
+        <w:jc w:val="center"/>
+      </w:pPr>
+      <w:r>
+        <w:t xml:space="preserve">Figure 2.1: </w:t>
+      </w:r>
+      <w:r>
+        <w:t>Self-Supervised Learning Siamese Architecture</w:t>
       </w:r>
     </w:p>
     <w:p>
@@ -7766,46 +7452,11 @@
         <w:tabs>
           <w:tab w:val="left" w:pos="720"/>
         </w:tabs>
-        <w:rPr>
-          <w:lang w:val="en-US"/>
-        </w:rPr>
-      </w:pPr>
-      <w:r>
-        <w:rPr>
-          <w:lang w:val="en-US"/>
-        </w:rPr>
-        <w:tab/>
-      </w:r>
-      <w:r>
-        <w:rPr>
-          <w:lang w:val="en-US"/>
-        </w:rPr>
-        <w:t xml:space="preserve">While optimization approaches further increase the research's applicability, the utilization of Docker containers to simulate edge environments guarantees that the </w:t>
-      </w:r>
-      <w:r>
-        <w:rPr>
-          <w:lang w:val="en-US"/>
-        </w:rPr>
-        <w:t>research</w:t>
-      </w:r>
-      <w:r>
-        <w:rPr>
-          <w:lang w:val="en-US"/>
-        </w:rPr>
-        <w:t xml:space="preserve"> stays realistic and repeatable. By eliminating reliance on expensive or unavailable cloud resources, the choice to carry out all calculations locally guarantees that the </w:t>
-      </w:r>
-      <w:r>
-        <w:rPr>
-          <w:lang w:val="en-US"/>
-        </w:rPr>
-        <w:t>research</w:t>
-      </w:r>
-      <w:r>
-        <w:rPr>
-          <w:lang w:val="en-US"/>
-        </w:rPr>
-        <w:t xml:space="preserve"> will continue to be available to a large audience. </w:t>
-      </w:r>
+        <w:jc w:val="center"/>
+        <w:rPr>
+          <w:lang w:val="en-US"/>
+        </w:rPr>
+      </w:pPr>
     </w:p>
     <w:p>
       <w:pPr>
@@ -7813,60 +7464,53 @@
         <w:tabs>
           <w:tab w:val="left" w:pos="720"/>
         </w:tabs>
-        <w:rPr>
-          <w:lang w:val="en-US"/>
-        </w:rPr>
-      </w:pPr>
-      <w:r>
-        <w:rPr>
-          <w:lang w:val="en-US"/>
-        </w:rPr>
+      </w:pPr>
+      <w:r>
         <w:tab/>
       </w:r>
       <w:r>
-        <w:rPr>
-          <w:lang w:val="en-US"/>
-        </w:rPr>
-        <w:t>Th</w:t>
-      </w:r>
-      <w:r>
-        <w:rPr>
-          <w:lang w:val="en-US"/>
-        </w:rPr>
-        <w:t>is</w:t>
-      </w:r>
-      <w:r>
-        <w:rPr>
-          <w:lang w:val="en-US"/>
-        </w:rPr>
-        <w:t xml:space="preserve"> methodology is </w:t>
-      </w:r>
-      <w:r>
-        <w:rPr>
-          <w:lang w:val="en-US"/>
-        </w:rPr>
-        <w:t>exciting</w:t>
-      </w:r>
-      <w:r>
-        <w:rPr>
-          <w:lang w:val="en-US"/>
-        </w:rPr>
-        <w:t xml:space="preserve">, fills in the gaps in existing anomaly detection techniques, and supports the goals of the </w:t>
-      </w:r>
-      <w:r>
-        <w:rPr>
-          <w:lang w:val="en-US"/>
-        </w:rPr>
-        <w:t>research</w:t>
-      </w:r>
-      <w:r>
-        <w:rPr>
-          <w:lang w:val="en-US"/>
-        </w:rPr>
-        <w:t>. It prioritizes practicality in the real world while utilizing cutting-edge AI techniques, producing</w:t>
-      </w:r>
-      <w:r>
-        <w:t xml:space="preserve"> a significant contribution to the field.</w:t>
+        <w:t xml:space="preserve">Figure </w:t>
+      </w:r>
+      <w:r>
+        <w:t>2.1</w:t>
+      </w:r>
+      <w:r>
+        <w:t xml:space="preserve"> shows the simplified Siamese architecture applied in SSL training, where two identical encoders process paired images and the resulting embeddings are compared. This </w:t>
+      </w:r>
+      <w:r>
+        <w:lastRenderedPageBreak/>
+        <w:t>enables the model to extract discriminative features of solder defects without requiring explicit class labels.</w:t>
+      </w:r>
+    </w:p>
+    <w:p>
+      <w:pPr>
+        <w:pStyle w:val="ThesisBody"/>
+        <w:rPr>
+          <w:lang w:val="en-US"/>
+        </w:rPr>
+      </w:pPr>
+      <w:r>
+        <w:tab/>
+      </w:r>
+      <w:r>
+        <w:rPr>
+          <w:lang w:val="en-US"/>
+        </w:rPr>
+        <w:t xml:space="preserve">By applying SSL, the encoder learns transferable feature embeddings that serve as the foundation for the subsequent </w:t>
+      </w:r>
+      <w:r>
+        <w:rPr>
+          <w:b/>
+          <w:bCs/>
+          <w:lang w:val="en-US"/>
+        </w:rPr>
+        <w:t>Few-Shot Learning (FSL)</w:t>
+      </w:r>
+      <w:r>
+        <w:rPr>
+          <w:lang w:val="en-US"/>
+        </w:rPr>
+        <w:t xml:space="preserve"> stage, where only a small number of labeled examples are required for classification. This significantly reduces dependence on annotated datasets while maintaining high adaptability to unseen defect types.</w:t>
       </w:r>
     </w:p>
     <w:p>
@@ -7895,32 +7539,134 @@
           <w:bCs/>
           <w:lang w:val="en-US"/>
         </w:rPr>
+        <w:t>3</w:t>
+      </w:r>
+      <w:r>
+        <w:rPr>
+          <w:b/>
+          <w:bCs/>
+          <w:lang w:val="en-US"/>
+        </w:rPr>
+        <w:t>.3.</w:t>
+      </w:r>
+      <w:r>
+        <w:rPr>
+          <w:b/>
+          <w:bCs/>
+          <w:lang w:val="en-US"/>
+        </w:rPr>
+        <w:t>2</w:t>
+      </w:r>
+      <w:r>
+        <w:rPr>
+          <w:b/>
+          <w:bCs/>
+          <w:lang w:val="en-US"/>
+        </w:rPr>
+        <w:tab/>
+        <w:t>FS</w:t>
+      </w:r>
+    </w:p>
+    <w:p>
+      <w:pPr>
+        <w:pStyle w:val="ThesisBody"/>
+        <w:rPr>
+          <w:lang w:val="en-US"/>
+        </w:rPr>
+      </w:pPr>
+      <w:r>
+        <w:rPr>
+          <w:lang w:val="en-US"/>
+        </w:rPr>
+        <w:t>Following the self-supervised learning stage, the second component of the framework applies Few-Shot Learning (FSL) to enable classification with only a small number of labeled samples per class. This step is crucial in Industrial IoT (IIoT) environments where annotated defect data is scarce and costly to acquire. By leveraging the representations learned during SSL, the model can quickly generalize to new or rare defect types with minimal supervision.</w:t>
+      </w:r>
+    </w:p>
+    <w:p>
+      <w:pPr>
+        <w:pStyle w:val="ThesisBody"/>
+        <w:ind w:firstLine="720"/>
+        <w:rPr>
+          <w:lang w:val="en-US"/>
+        </w:rPr>
+      </w:pPr>
+      <w:r>
+        <w:rPr>
+          <w:lang w:val="en-US"/>
+        </w:rPr>
+        <w:t>In the implementation, a support set is constructed by randomly sampling a limited number of examples (</w:t>
+      </w:r>
+      <w:r>
+        <w:rPr>
+          <w:rFonts w:ascii="Cambria Math" w:hAnsi="Cambria Math" w:cs="Cambria Math"/>
+          <w:lang w:val="en-US"/>
+        </w:rPr>
+        <w:t>n-shots</w:t>
+      </w:r>
+      <w:r>
+        <w:rPr>
+          <w:lang w:val="en-US"/>
+        </w:rPr>
+        <w:t>) from each defect class. For this research, the default configuration uses 8 shots per class. To ensure class balance, the system either randomly undersamples or oversamples data where needed. The support set is then used to compute class prototypes, which are vector representations that summarize each class by averaging the embeddings of its support samples. The code snippet below demonstrates how prototypes are created from the SSL encoder outputs:</w:t>
+      </w:r>
+    </w:p>
+    <w:p>
+      <w:pPr>
+        <w:pStyle w:val="ThesisBody"/>
+        <w:ind w:firstLine="720"/>
+        <w:rPr>
+          <w:lang w:val="en-US"/>
+        </w:rPr>
+      </w:pPr>
+    </w:p>
+    <w:p>
+      <w:pPr>
+        <w:pStyle w:val="ThesisBody"/>
+        <w:jc w:val="center"/>
+        <w:rPr>
+          <w:lang w:val="en-US"/>
+        </w:rPr>
+      </w:pPr>
+      <w:r>
+        <w:rPr>
+          <w:noProof/>
+          <w:lang w:val="en-US"/>
+        </w:rPr>
         <w:lastRenderedPageBreak/>
-        <w:t>3</w:t>
-      </w:r>
-      <w:r>
-        <w:rPr>
-          <w:b/>
-          <w:bCs/>
-          <w:lang w:val="en-US"/>
-        </w:rPr>
-        <w:t>.7</w:t>
-      </w:r>
-      <w:r>
-        <w:rPr>
-          <w:b/>
-          <w:bCs/>
-          <w:lang w:val="en-US"/>
-        </w:rPr>
-        <w:tab/>
-      </w:r>
-      <w:r>
-        <w:rPr>
-          <w:b/>
-          <w:bCs/>
-          <w:lang w:val="en-US"/>
-        </w:rPr>
-        <w:t>Resources Required</w:t>
+        <w:drawing>
+          <wp:inline distT="0" distB="0" distL="0" distR="0" wp14:anchorId="5A062532" wp14:editId="74AAB8A4">
+            <wp:extent cx="5042995" cy="4800600"/>
+            <wp:effectExtent l="0" t="0" r="5715" b="0"/>
+            <wp:docPr id="497096494" name="Picture 1" descr="A screenshot of a computer program&#10;&#10;AI-generated content may be incorrect."/>
+            <wp:cNvGraphicFramePr>
+              <a:graphicFrameLocks xmlns:a="http://schemas.openxmlformats.org/drawingml/2006/main" noChangeAspect="1"/>
+            </wp:cNvGraphicFramePr>
+            <a:graphic xmlns:a="http://schemas.openxmlformats.org/drawingml/2006/main">
+              <a:graphicData uri="http://schemas.openxmlformats.org/drawingml/2006/picture">
+                <pic:pic xmlns:pic="http://schemas.openxmlformats.org/drawingml/2006/picture">
+                  <pic:nvPicPr>
+                    <pic:cNvPr id="497096494" name="Picture 1" descr="A screenshot of a computer program&#10;&#10;AI-generated content may be incorrect."/>
+                    <pic:cNvPicPr/>
+                  </pic:nvPicPr>
+                  <pic:blipFill>
+                    <a:blip r:embed="rId24"/>
+                    <a:stretch>
+                      <a:fillRect/>
+                    </a:stretch>
+                  </pic:blipFill>
+                  <pic:spPr>
+                    <a:xfrm>
+                      <a:off x="0" y="0"/>
+                      <a:ext cx="5056022" cy="4813001"/>
+                    </a:xfrm>
+                    <a:prstGeom prst="rect">
+                      <a:avLst/>
+                    </a:prstGeom>
+                  </pic:spPr>
+                </pic:pic>
+              </a:graphicData>
+            </a:graphic>
+          </wp:inline>
+        </w:drawing>
       </w:r>
     </w:p>
     <w:p>
@@ -7929,18 +7675,35 @@
         <w:tabs>
           <w:tab w:val="left" w:pos="720"/>
         </w:tabs>
-      </w:pPr>
-      <w:r>
-        <w:t xml:space="preserve">Both software and physical resources are used in the research. Docker containers are used to simulate edge devices, offering a versatile and affordable testing environment. Consumer-grade GPUs and CPUs are used locally for all computing operations, including model evaluation and training. Model construction and training are done using Python-based machine learning tools like </w:t>
-      </w:r>
-      <w:proofErr w:type="spellStart"/>
-      <w:r>
-        <w:t>PyTorch</w:t>
-      </w:r>
-      <w:proofErr w:type="spellEnd"/>
-      <w:r>
-        <w:t xml:space="preserve"> and TensorFlow. To create artificial datasets and simulate IIoT environments, Python libraries for IIoT simulation are utilized, such as SimPy or OpenAI Gym.</w:t>
-      </w:r>
+        <w:jc w:val="center"/>
+      </w:pPr>
+      <w:r>
+        <w:t xml:space="preserve">Figure 2.1: </w:t>
+      </w:r>
+      <w:r>
+        <w:t>Few-shot Learning</w:t>
+      </w:r>
+    </w:p>
+    <w:p>
+      <w:pPr>
+        <w:pStyle w:val="ThesisBody"/>
+        <w:ind w:firstLine="720"/>
+      </w:pPr>
+    </w:p>
+    <w:p>
+      <w:pPr>
+        <w:pStyle w:val="ThesisBody"/>
+        <w:ind w:firstLine="720"/>
+      </w:pPr>
+      <w:r>
+        <w:t>During inference, a query image is encoded using the same SSL encoder, and its embedding is compared to the prototypes using cosine similarity. The class with the highest similarity score is assigned as the predicted label. This process aligns with the prototypical networks paradigm, which is well-suited for FSL tasks in computer vision.</w:t>
+      </w:r>
+    </w:p>
+    <w:p>
+      <w:pPr>
+        <w:pStyle w:val="ThesisBody"/>
+        <w:ind w:firstLine="720"/>
+      </w:pPr>
     </w:p>
     <w:p>
       <w:pPr>
@@ -7948,48 +7711,51 @@
         <w:tabs>
           <w:tab w:val="left" w:pos="720"/>
         </w:tabs>
-      </w:pPr>
-    </w:p>
-    <w:p>
-      <w:pPr>
-        <w:pStyle w:val="ThesisBody"/>
-        <w:rPr>
-          <w:b/>
-          <w:bCs/>
-          <w:lang w:val="en-US"/>
-        </w:rPr>
-      </w:pPr>
-      <w:r>
-        <w:rPr>
-          <w:b/>
-          <w:bCs/>
-          <w:lang w:val="en-US"/>
-        </w:rPr>
-        <w:t>3</w:t>
-      </w:r>
-      <w:r>
-        <w:rPr>
-          <w:b/>
-          <w:bCs/>
-          <w:lang w:val="en-US"/>
-        </w:rPr>
-        <w:t>.8</w:t>
-      </w:r>
-      <w:r>
-        <w:rPr>
-          <w:b/>
-          <w:bCs/>
-          <w:lang w:val="en-US"/>
-        </w:rPr>
-        <w:tab/>
-      </w:r>
-      <w:r>
-        <w:rPr>
-          <w:b/>
-          <w:bCs/>
-          <w:lang w:val="en-US"/>
-        </w:rPr>
-        <w:t>Evaluation and Validation</w:t>
+        <w:jc w:val="center"/>
+        <w:rPr>
+          <w:lang w:val="en-US"/>
+        </w:rPr>
+      </w:pPr>
+      <w:r>
+        <w:rPr>
+          <w:noProof/>
+          <w:lang w:val="en-US"/>
+        </w:rPr>
+        <w:drawing>
+          <wp:inline distT="0" distB="0" distL="0" distR="0" wp14:anchorId="6043A9D5" wp14:editId="47E8A39E">
+            <wp:extent cx="4678045" cy="1588400"/>
+            <wp:effectExtent l="0" t="0" r="8255" b="0"/>
+            <wp:docPr id="1805496456" name="Picture 1" descr="A diagram of a software process&#10;&#10;AI-generated content may be incorrect."/>
+            <wp:cNvGraphicFramePr>
+              <a:graphicFrameLocks xmlns:a="http://schemas.openxmlformats.org/drawingml/2006/main" noChangeAspect="1"/>
+            </wp:cNvGraphicFramePr>
+            <a:graphic xmlns:a="http://schemas.openxmlformats.org/drawingml/2006/main">
+              <a:graphicData uri="http://schemas.openxmlformats.org/drawingml/2006/picture">
+                <pic:pic xmlns:pic="http://schemas.openxmlformats.org/drawingml/2006/picture">
+                  <pic:nvPicPr>
+                    <pic:cNvPr id="1805496456" name="Picture 1" descr="A diagram of a software process&#10;&#10;AI-generated content may be incorrect."/>
+                    <pic:cNvPicPr/>
+                  </pic:nvPicPr>
+                  <pic:blipFill>
+                    <a:blip r:embed="rId25"/>
+                    <a:stretch>
+                      <a:fillRect/>
+                    </a:stretch>
+                  </pic:blipFill>
+                  <pic:spPr>
+                    <a:xfrm>
+                      <a:off x="0" y="0"/>
+                      <a:ext cx="4703825" cy="1597153"/>
+                    </a:xfrm>
+                    <a:prstGeom prst="rect">
+                      <a:avLst/>
+                    </a:prstGeom>
+                  </pic:spPr>
+                </pic:pic>
+              </a:graphicData>
+            </a:graphic>
+          </wp:inline>
+        </w:drawing>
       </w:r>
     </w:p>
     <w:p>
@@ -7998,14 +7764,1094 @@
         <w:tabs>
           <w:tab w:val="left" w:pos="720"/>
         </w:tabs>
-        <w:rPr>
-          <w:lang w:val="en-US"/>
-        </w:rPr>
-      </w:pPr>
-      <w:r>
-        <w:rPr>
-          <w:lang w:val="en-US"/>
-        </w:rPr>
+        <w:jc w:val="center"/>
+      </w:pPr>
+      <w:r>
+        <w:t xml:space="preserve">Figure 2.1: </w:t>
+      </w:r>
+      <w:r>
+        <w:t>Few-Shot Learning Prototypes and Query Classification</w:t>
+      </w:r>
+    </w:p>
+    <w:p>
+      <w:pPr>
+        <w:pStyle w:val="ThesisBody"/>
+      </w:pPr>
+    </w:p>
+    <w:p>
+      <w:pPr>
+        <w:pStyle w:val="ThesisBody"/>
+        <w:ind w:firstLine="720"/>
+      </w:pPr>
+      <w:r>
+        <w:lastRenderedPageBreak/>
+        <w:t>Figure Z illustrates the FSL process: a small support set is sampled from each class, embeddings are computed through the SSL encoder and averaged to form prototypes. Query images are then classified by measuring their similarity to these prototypes.</w:t>
+      </w:r>
+    </w:p>
+    <w:p>
+      <w:pPr>
+        <w:pStyle w:val="ThesisBody"/>
+        <w:ind w:firstLine="720"/>
+      </w:pPr>
+      <w:r>
+        <w:t>By combining SSL with FSL, the framework effectively addresses the dual challenge of limited labeled data and high variability in defect patterns, making it highly adaptable for real-world IIoT anomaly detection scenarios.</w:t>
+      </w:r>
+    </w:p>
+    <w:p>
+      <w:pPr>
+        <w:pStyle w:val="ThesisBody"/>
+        <w:tabs>
+          <w:tab w:val="left" w:pos="720"/>
+        </w:tabs>
+        <w:rPr>
+          <w:lang w:val="en-US"/>
+        </w:rPr>
+      </w:pPr>
+    </w:p>
+    <w:p>
+      <w:pPr>
+        <w:pStyle w:val="ThesisBody"/>
+        <w:rPr>
+          <w:b/>
+          <w:bCs/>
+          <w:lang w:val="en-US"/>
+        </w:rPr>
+      </w:pPr>
+      <w:r>
+        <w:rPr>
+          <w:b/>
+          <w:bCs/>
+          <w:lang w:val="en-US"/>
+        </w:rPr>
+        <w:t>3</w:t>
+      </w:r>
+      <w:r>
+        <w:rPr>
+          <w:b/>
+          <w:bCs/>
+          <w:lang w:val="en-US"/>
+        </w:rPr>
+        <w:t>.3.</w:t>
+      </w:r>
+      <w:r>
+        <w:rPr>
+          <w:b/>
+          <w:bCs/>
+          <w:lang w:val="en-US"/>
+        </w:rPr>
+        <w:t>3</w:t>
+      </w:r>
+      <w:r>
+        <w:rPr>
+          <w:b/>
+          <w:bCs/>
+          <w:lang w:val="en-US"/>
+        </w:rPr>
+        <w:tab/>
+        <w:t>RL</w:t>
+      </w:r>
+    </w:p>
+    <w:p>
+      <w:pPr>
+        <w:pStyle w:val="ThesisBody"/>
+        <w:tabs>
+          <w:tab w:val="left" w:pos="720"/>
+        </w:tabs>
+        <w:rPr>
+          <w:lang w:val="en-US"/>
+        </w:rPr>
+      </w:pPr>
+      <w:r>
+        <w:rPr>
+          <w:lang w:val="en-US"/>
+        </w:rPr>
+        <w:t>The third stage of the proposed methodology integrates Reinforcement Learning (RL) to enable continuous adaptation and long-term improvement of the anomaly detection system. While SSL and FSL provide strong initial representations and classification from limited data, they do not inherently support online learning or dynamic adaptation to evolving industrial environments. To address this, an Adaptive RL Agent is introduced, leveraging Q-Learning to refine decision-making during real-time classification.</w:t>
+      </w:r>
+    </w:p>
+    <w:p>
+      <w:pPr>
+        <w:pStyle w:val="ThesisBody"/>
+        <w:tabs>
+          <w:tab w:val="left" w:pos="720"/>
+        </w:tabs>
+        <w:rPr>
+          <w:lang w:val="en-US"/>
+        </w:rPr>
+      </w:pPr>
+    </w:p>
+    <w:p>
+      <w:pPr>
+        <w:pStyle w:val="ThesisBody"/>
+        <w:rPr>
+          <w:lang w:val="en-US"/>
+        </w:rPr>
+      </w:pPr>
+      <w:r>
+        <w:rPr>
+          <w:lang w:val="en-US"/>
+        </w:rPr>
+        <w:t>The RL agent operates on three major decision spaces:</w:t>
+      </w:r>
+    </w:p>
+    <w:p>
+      <w:pPr>
+        <w:pStyle w:val="ThesisBody"/>
+        <w:numPr>
+          <w:ilvl w:val="0"/>
+          <w:numId w:val="33"/>
+        </w:numPr>
+        <w:rPr>
+          <w:lang w:val="en-US"/>
+        </w:rPr>
+      </w:pPr>
+      <w:r>
+        <w:rPr>
+          <w:lang w:val="en-US"/>
+        </w:rPr>
+        <w:t>Prototype Update Decisions</w:t>
+      </w:r>
+      <w:r>
+        <w:rPr>
+          <w:lang w:val="en-US"/>
+        </w:rPr>
+        <w:t>:</w:t>
+      </w:r>
+      <w:r>
+        <w:rPr>
+          <w:lang w:val="en-US"/>
+        </w:rPr>
+        <w:t xml:space="preserve"> determining how much weight to assign new samples when updating class prototypes.</w:t>
+      </w:r>
+    </w:p>
+    <w:p>
+      <w:pPr>
+        <w:pStyle w:val="ThesisBody"/>
+        <w:numPr>
+          <w:ilvl w:val="0"/>
+          <w:numId w:val="33"/>
+        </w:numPr>
+        <w:rPr>
+          <w:lang w:val="en-US"/>
+        </w:rPr>
+      </w:pPr>
+      <w:r>
+        <w:rPr>
+          <w:lang w:val="en-US"/>
+        </w:rPr>
+        <w:t>Human Feedback Optimization</w:t>
+      </w:r>
+      <w:r>
+        <w:rPr>
+          <w:lang w:val="en-US"/>
+        </w:rPr>
+        <w:t>:</w:t>
+      </w:r>
+      <w:r>
+        <w:rPr>
+          <w:lang w:val="en-US"/>
+        </w:rPr>
+        <w:t xml:space="preserve"> deciding when to ask for operator feedback versus making autonomous predictions.</w:t>
+      </w:r>
+    </w:p>
+    <w:p>
+      <w:pPr>
+        <w:pStyle w:val="ThesisBody"/>
+        <w:numPr>
+          <w:ilvl w:val="0"/>
+          <w:numId w:val="33"/>
+        </w:numPr>
+        <w:tabs>
+          <w:tab w:val="left" w:pos="720"/>
+        </w:tabs>
+        <w:rPr>
+          <w:lang w:val="en-US"/>
+        </w:rPr>
+      </w:pPr>
+      <w:r>
+        <w:rPr>
+          <w:lang w:val="en-US"/>
+        </w:rPr>
+        <w:t>New Class Discovery</w:t>
+      </w:r>
+      <w:r>
+        <w:rPr>
+          <w:lang w:val="en-US"/>
+        </w:rPr>
+        <w:t>:</w:t>
+      </w:r>
+      <w:r>
+        <w:rPr>
+          <w:lang w:val="en-US"/>
+        </w:rPr>
+        <w:t xml:space="preserve"> handling instances where a query sample may represent an unseen defect category, by deciding whether to create a new prototype, merge with existing classes, or ignore the anomaly.</w:t>
+      </w:r>
+    </w:p>
+    <w:p>
+      <w:pPr>
+        <w:pStyle w:val="ThesisBody"/>
+        <w:tabs>
+          <w:tab w:val="left" w:pos="720"/>
+        </w:tabs>
+        <w:rPr>
+          <w:lang w:val="en-US"/>
+        </w:rPr>
+      </w:pPr>
+    </w:p>
+    <w:p>
+      <w:pPr>
+        <w:pStyle w:val="ThesisBody"/>
+      </w:pPr>
+      <w:r>
+        <w:t>The agent represents each state as a set of features, including prediction confidence, uncertainty, class balance, and recent performance trends. States are discretized into keys for efficient lookup in Q-tables. For each state, the RL agent selects an action according to an ε-greedy policy, balancing exploration of new strategies with exploitation of known effective policies. Rewards are calculated based on the action outcomes:</w:t>
+      </w:r>
+    </w:p>
+    <w:p>
+      <w:pPr>
+        <w:pStyle w:val="ThesisBody"/>
+        <w:numPr>
+          <w:ilvl w:val="0"/>
+          <w:numId w:val="32"/>
+        </w:numPr>
+      </w:pPr>
+      <w:r>
+        <w:t>Correct prototype updates and well-timed feedback requests yield positive rewards.</w:t>
+      </w:r>
+    </w:p>
+    <w:p>
+      <w:pPr>
+        <w:pStyle w:val="ThesisBody"/>
+        <w:numPr>
+          <w:ilvl w:val="0"/>
+          <w:numId w:val="32"/>
+        </w:numPr>
+        <w:tabs>
+          <w:tab w:val="left" w:pos="720"/>
+        </w:tabs>
+      </w:pPr>
+      <w:r>
+        <w:t>Over-aggressive updates, unnecessary feedback requests, or missed new-class detections result in penalties.</w:t>
+      </w:r>
+    </w:p>
+    <w:p>
+      <w:pPr>
+        <w:pStyle w:val="ThesisBody"/>
+        <w:tabs>
+          <w:tab w:val="left" w:pos="720"/>
+        </w:tabs>
+        <w:rPr>
+          <w:lang w:val="en-US"/>
+        </w:rPr>
+      </w:pPr>
+    </w:p>
+    <w:p>
+      <w:pPr>
+        <w:pStyle w:val="ThesisBody"/>
+        <w:tabs>
+          <w:tab w:val="left" w:pos="720"/>
+        </w:tabs>
+      </w:pPr>
+      <w:r>
+        <w:lastRenderedPageBreak/>
+        <w:t>The Q-learning update rule is then applied:</w:t>
+      </w:r>
+    </w:p>
+    <w:p>
+      <w:pPr>
+        <w:pStyle w:val="ThesisBody"/>
+        <w:tabs>
+          <w:tab w:val="left" w:pos="720"/>
+        </w:tabs>
+      </w:pPr>
+    </w:p>
+    <w:p>
+      <w:pPr>
+        <w:pStyle w:val="ThesisBody"/>
+        <w:tabs>
+          <w:tab w:val="left" w:pos="720"/>
+        </w:tabs>
+        <w:jc w:val="center"/>
+        <w:rPr>
+          <w:lang w:val="en-US"/>
+        </w:rPr>
+      </w:pPr>
+      <w:r>
+        <w:rPr>
+          <w:lang w:val="en-US"/>
+        </w:rPr>
+        <w:drawing>
+          <wp:inline distT="0" distB="0" distL="0" distR="0" wp14:anchorId="00C063CA" wp14:editId="0192DA10">
+            <wp:extent cx="3854244" cy="383258"/>
+            <wp:effectExtent l="0" t="0" r="0" b="0"/>
+            <wp:docPr id="1026509733" name="Picture 1"/>
+            <wp:cNvGraphicFramePr>
+              <a:graphicFrameLocks xmlns:a="http://schemas.openxmlformats.org/drawingml/2006/main" noChangeAspect="1"/>
+            </wp:cNvGraphicFramePr>
+            <a:graphic xmlns:a="http://schemas.openxmlformats.org/drawingml/2006/main">
+              <a:graphicData uri="http://schemas.openxmlformats.org/drawingml/2006/picture">
+                <pic:pic xmlns:pic="http://schemas.openxmlformats.org/drawingml/2006/picture">
+                  <pic:nvPicPr>
+                    <pic:cNvPr id="1026509733" name=""/>
+                    <pic:cNvPicPr/>
+                  </pic:nvPicPr>
+                  <pic:blipFill>
+                    <a:blip r:embed="rId26"/>
+                    <a:stretch>
+                      <a:fillRect/>
+                    </a:stretch>
+                  </pic:blipFill>
+                  <pic:spPr>
+                    <a:xfrm>
+                      <a:off x="0" y="0"/>
+                      <a:ext cx="3892283" cy="387040"/>
+                    </a:xfrm>
+                    <a:prstGeom prst="rect">
+                      <a:avLst/>
+                    </a:prstGeom>
+                  </pic:spPr>
+                </pic:pic>
+              </a:graphicData>
+            </a:graphic>
+          </wp:inline>
+        </w:drawing>
+      </w:r>
+    </w:p>
+    <w:p>
+      <w:pPr>
+        <w:pStyle w:val="ThesisBody"/>
+        <w:tabs>
+          <w:tab w:val="left" w:pos="720"/>
+        </w:tabs>
+        <w:jc w:val="center"/>
+      </w:pPr>
+      <w:r>
+        <w:t xml:space="preserve">Figure 2.1: </w:t>
+      </w:r>
+      <w:r>
+        <w:t>Q-learning rule equation</w:t>
+      </w:r>
+    </w:p>
+    <w:p>
+      <w:pPr>
+        <w:pStyle w:val="ThesisBody"/>
+        <w:tabs>
+          <w:tab w:val="left" w:pos="720"/>
+        </w:tabs>
+      </w:pPr>
+    </w:p>
+    <w:p>
+      <w:pPr>
+        <w:pStyle w:val="ThesisBody"/>
+        <w:tabs>
+          <w:tab w:val="left" w:pos="720"/>
+        </w:tabs>
+      </w:pPr>
+      <w:r>
+        <w:t xml:space="preserve">where </w:t>
+      </w:r>
+      <m:oMath>
+        <m:r>
+          <w:rPr>
+            <w:rFonts w:ascii="Cambria Math" w:hAnsi="Cambria Math"/>
+          </w:rPr>
+          <m:t>α</m:t>
+        </m:r>
+      </m:oMath>
+      <w:r>
+        <w:t xml:space="preserve"> is the learning rate, γ the discount factor, </w:t>
+      </w:r>
+      <w:r>
+        <w:rPr>
+          <w:i/>
+          <w:iCs/>
+        </w:rPr>
+        <w:t>r</w:t>
+      </w:r>
+      <w:r>
+        <w:t xml:space="preserve"> the reward, and </w:t>
+      </w:r>
+      <w:r>
+        <w:rPr>
+          <w:i/>
+          <w:iCs/>
+        </w:rPr>
+        <w:t>s′</w:t>
+      </w:r>
+      <w:r>
+        <w:t xml:space="preserve"> the next state.</w:t>
+      </w:r>
+    </w:p>
+    <w:p>
+      <w:pPr>
+        <w:pStyle w:val="ThesisBody"/>
+        <w:ind w:firstLine="720"/>
+        <w:rPr>
+          <w:lang w:val="en-US"/>
+        </w:rPr>
+      </w:pPr>
+      <w:r>
+        <w:rPr>
+          <w:lang w:val="en-US"/>
+        </w:rPr>
+        <w:t>The interactive RL cycle using SSL+FSL prototypes, and the RL agent evaluates whether to accept the prediction, request feedback, or update prototypes. Based on the decision outcome and user feedback, the agent receives a reward, updates its Q-tables, and gradually reduces its exploration rate to favor reliable policies.</w:t>
+      </w:r>
+    </w:p>
+    <w:p>
+      <w:pPr>
+        <w:pStyle w:val="ThesisBody"/>
+        <w:tabs>
+          <w:tab w:val="left" w:pos="720"/>
+        </w:tabs>
+        <w:rPr>
+          <w:lang w:val="en-US"/>
+        </w:rPr>
+      </w:pPr>
+      <w:r>
+        <w:rPr>
+          <w:lang w:val="en-US"/>
+        </w:rPr>
+        <w:tab/>
+      </w:r>
+      <w:r>
+        <w:rPr>
+          <w:lang w:val="en-US"/>
+        </w:rPr>
+        <w:t>This RL integration enables the system to continuously improve with each interaction, adapt to new defect types, and optimize the trade-off between human involvement and autonomous decision-making. The persistence of Q-tables, experience replay buffer, and learning statistics ensures that improvements are retained across sessions, making the model increasingly robust in long-term industrial deployments.</w:t>
+      </w:r>
+    </w:p>
+    <w:p>
+      <w:pPr>
+        <w:pStyle w:val="ThesisBody"/>
+        <w:tabs>
+          <w:tab w:val="left" w:pos="720"/>
+        </w:tabs>
+        <w:rPr>
+          <w:lang w:val="en-US"/>
+        </w:rPr>
+      </w:pPr>
+    </w:p>
+    <w:p>
+      <w:pPr>
+        <w:pStyle w:val="ThesisBody"/>
+        <w:rPr>
+          <w:b/>
+          <w:bCs/>
+          <w:lang w:val="en-US"/>
+        </w:rPr>
+      </w:pPr>
+      <w:r>
+        <w:rPr>
+          <w:b/>
+          <w:bCs/>
+          <w:lang w:val="en-US"/>
+        </w:rPr>
+        <w:t>3</w:t>
+      </w:r>
+      <w:r>
+        <w:rPr>
+          <w:b/>
+          <w:bCs/>
+          <w:lang w:val="en-US"/>
+        </w:rPr>
+        <w:t>.</w:t>
+      </w:r>
+      <w:r>
+        <w:rPr>
+          <w:b/>
+          <w:bCs/>
+          <w:lang w:val="en-US"/>
+        </w:rPr>
+        <w:t>4</w:t>
+      </w:r>
+      <w:r>
+        <w:rPr>
+          <w:b/>
+          <w:bCs/>
+          <w:lang w:val="en-US"/>
+        </w:rPr>
+        <w:tab/>
+      </w:r>
+      <w:r>
+        <w:rPr>
+          <w:b/>
+          <w:bCs/>
+          <w:lang w:val="en-US"/>
+        </w:rPr>
+        <w:t>Experimentation and Deployment</w:t>
+      </w:r>
+    </w:p>
+    <w:p>
+      <w:pPr>
+        <w:pStyle w:val="ThesisBody"/>
+        <w:tabs>
+          <w:tab w:val="left" w:pos="720"/>
+        </w:tabs>
+        <w:rPr>
+          <w:lang w:val="en-US"/>
+        </w:rPr>
+      </w:pPr>
+      <w:r>
+        <w:rPr>
+          <w:lang w:val="en-US"/>
+        </w:rPr>
+        <w:t xml:space="preserve">Using Python-based simulation tools, the anomaly detection framework is tested in a mock industrial setting to start the exploration phase. The framework's performance may be assessed in a variety of scenarios, encompassing both typical operation and various </w:t>
+      </w:r>
+      <w:r>
+        <w:rPr>
+          <w:lang w:val="en-US"/>
+        </w:rPr>
+        <w:t>anomalies</w:t>
+      </w:r>
+      <w:r>
+        <w:rPr>
+          <w:lang w:val="en-US"/>
+        </w:rPr>
+        <w:t xml:space="preserve">, </w:t>
+      </w:r>
+      <w:r>
+        <w:rPr>
+          <w:lang w:val="en-US"/>
+        </w:rPr>
+        <w:t>effective</w:t>
+      </w:r>
+      <w:r>
+        <w:rPr>
+          <w:lang w:val="en-US"/>
+        </w:rPr>
+        <w:t xml:space="preserve"> to this controlled environment.</w:t>
+      </w:r>
+    </w:p>
+    <w:p>
+      <w:pPr>
+        <w:pStyle w:val="ThesisBody"/>
+        <w:tabs>
+          <w:tab w:val="left" w:pos="720"/>
+        </w:tabs>
+        <w:rPr>
+          <w:lang w:val="en-US"/>
+        </w:rPr>
+      </w:pPr>
+      <w:r>
+        <w:rPr>
+          <w:lang w:val="en-US"/>
+        </w:rPr>
+        <w:tab/>
+      </w:r>
+      <w:r>
+        <w:rPr>
+          <w:lang w:val="en-US"/>
+        </w:rPr>
+        <w:t xml:space="preserve">The framework is then set up within Docker containers that are set up to simulate edge environments. To determine whether the strategy is feasible, important parameters including memory utilization, computing efficiency, and response times are tracked. To demonstrate the benefits of the suggested framework in terms of detection accuracy, adaptability, and resource efficiency, comparisons are </w:t>
+      </w:r>
+      <w:r>
+        <w:rPr>
+          <w:lang w:val="en-US"/>
+        </w:rPr>
+        <w:t>made</w:t>
+      </w:r>
+      <w:r>
+        <w:rPr>
+          <w:lang w:val="en-US"/>
+        </w:rPr>
+        <w:t xml:space="preserve"> with standard machine learning and deep learning models. </w:t>
+      </w:r>
+    </w:p>
+    <w:p>
+      <w:pPr>
+        <w:pStyle w:val="ThesisBody"/>
+        <w:tabs>
+          <w:tab w:val="left" w:pos="720"/>
+        </w:tabs>
+        <w:rPr>
+          <w:lang w:val="en-US"/>
+        </w:rPr>
+      </w:pPr>
+      <w:r>
+        <w:rPr>
+          <w:lang w:val="en-US"/>
+        </w:rPr>
+        <w:tab/>
+      </w:r>
+      <w:r>
+        <w:rPr>
+          <w:lang w:val="en-US"/>
+        </w:rPr>
+        <w:t xml:space="preserve">Performance measures are used </w:t>
+      </w:r>
+      <w:r>
+        <w:rPr>
+          <w:lang w:val="en-US"/>
+        </w:rPr>
+        <w:t>to</w:t>
+      </w:r>
+      <w:r>
+        <w:rPr>
+          <w:lang w:val="en-US"/>
+        </w:rPr>
+        <w:t xml:space="preserve"> assess the framework thoroughly. Precision, recall, and F1-score are used to gauge detection accuracy. The amount of time needed for the framework to pick up additional anomaly detection duties is used to gauge adaptability. While resource efficiency is measured by tracking memory and compute requirements within Docker containers, scalability is examined by increasing data volumes and emulating larger IIoT networks.</w:t>
+      </w:r>
+    </w:p>
+    <w:p>
+      <w:pPr>
+        <w:pStyle w:val="ThesisBody"/>
+        <w:tabs>
+          <w:tab w:val="left" w:pos="720"/>
+        </w:tabs>
+        <w:rPr>
+          <w:lang w:val="en-US"/>
+        </w:rPr>
+      </w:pPr>
+    </w:p>
+    <w:p>
+      <w:pPr>
+        <w:pStyle w:val="ThesisBody"/>
+        <w:rPr>
+          <w:b/>
+          <w:bCs/>
+          <w:lang w:val="en-US"/>
+        </w:rPr>
+      </w:pPr>
+      <w:r>
+        <w:rPr>
+          <w:b/>
+          <w:bCs/>
+          <w:lang w:val="en-US"/>
+        </w:rPr>
+        <w:lastRenderedPageBreak/>
+        <w:t>3</w:t>
+      </w:r>
+      <w:r>
+        <w:rPr>
+          <w:b/>
+          <w:bCs/>
+          <w:lang w:val="en-US"/>
+        </w:rPr>
+        <w:t>.5</w:t>
+      </w:r>
+      <w:r>
+        <w:rPr>
+          <w:b/>
+          <w:bCs/>
+          <w:lang w:val="en-US"/>
+        </w:rPr>
+        <w:tab/>
+      </w:r>
+      <w:r>
+        <w:rPr>
+          <w:b/>
+          <w:bCs/>
+          <w:lang w:val="en-US"/>
+        </w:rPr>
+        <w:t>Ethical and Safety Considerations</w:t>
+      </w:r>
+    </w:p>
+    <w:p>
+      <w:pPr>
+        <w:pStyle w:val="ThesisBody"/>
+        <w:tabs>
+          <w:tab w:val="left" w:pos="720"/>
+        </w:tabs>
+        <w:rPr>
+          <w:lang w:val="en-US"/>
+        </w:rPr>
+      </w:pPr>
+      <w:r>
+        <w:rPr>
+          <w:lang w:val="en-US"/>
+        </w:rPr>
+        <w:t xml:space="preserve">In this </w:t>
+      </w:r>
+      <w:r>
+        <w:rPr>
+          <w:lang w:val="en-US"/>
+        </w:rPr>
+        <w:t>research</w:t>
+      </w:r>
+      <w:r>
+        <w:rPr>
+          <w:lang w:val="en-US"/>
+        </w:rPr>
+        <w:t xml:space="preserve">, ethical considerations are crucial. All real-world datasets are </w:t>
+      </w:r>
+      <w:r>
+        <w:rPr>
+          <w:lang w:val="en-US"/>
+        </w:rPr>
+        <w:t>hidden</w:t>
+      </w:r>
+      <w:r>
+        <w:rPr>
+          <w:lang w:val="en-US"/>
+        </w:rPr>
+        <w:t xml:space="preserve"> to preserve data privacy, guaranteeing the security of sensitive information. To </w:t>
+      </w:r>
+      <w:r>
+        <w:rPr>
+          <w:lang w:val="en-US"/>
+        </w:rPr>
+        <w:t>assure</w:t>
+      </w:r>
+      <w:r>
+        <w:rPr>
+          <w:lang w:val="en-US"/>
+        </w:rPr>
+        <w:t xml:space="preserve"> equitable and trustworthy anomaly detection, the model is assessed for biases, especially in crucial industrial applications where false positives or negatives could have serious repercussions. </w:t>
+      </w:r>
+    </w:p>
+    <w:p>
+      <w:pPr>
+        <w:pStyle w:val="ThesisBody"/>
+        <w:tabs>
+          <w:tab w:val="left" w:pos="720"/>
+        </w:tabs>
+        <w:rPr>
+          <w:lang w:val="en-US"/>
+        </w:rPr>
+      </w:pPr>
+      <w:r>
+        <w:rPr>
+          <w:lang w:val="en-US"/>
+        </w:rPr>
+        <w:tab/>
+      </w:r>
+      <w:r>
+        <w:rPr>
+          <w:lang w:val="en-US"/>
+        </w:rPr>
+        <w:t xml:space="preserve">By setting in place procedures to deal with inaccurate anomaly detections, safety concerns are also addressed. The framework, for example, has automated alerts that prompt human operators to confirm before </w:t>
+      </w:r>
+      <w:r>
+        <w:rPr>
+          <w:lang w:val="en-US"/>
+        </w:rPr>
+        <w:t>acting</w:t>
+      </w:r>
+      <w:r>
+        <w:rPr>
+          <w:lang w:val="en-US"/>
+        </w:rPr>
+        <w:t xml:space="preserve">. The system won't cause instability in the IIoT environments it monitors because </w:t>
+      </w:r>
+      <w:r>
+        <w:rPr>
+          <w:lang w:val="en-US"/>
+        </w:rPr>
+        <w:t>of</w:t>
+      </w:r>
+      <w:r>
+        <w:rPr>
+          <w:lang w:val="en-US"/>
+        </w:rPr>
+        <w:t xml:space="preserve"> this fail-safe design. </w:t>
+      </w:r>
+    </w:p>
+    <w:p>
+      <w:pPr>
+        <w:pStyle w:val="ThesisBody"/>
+        <w:tabs>
+          <w:tab w:val="left" w:pos="720"/>
+        </w:tabs>
+        <w:rPr>
+          <w:lang w:val="en-US"/>
+        </w:rPr>
+      </w:pPr>
+    </w:p>
+    <w:p>
+      <w:pPr>
+        <w:pStyle w:val="ThesisBody"/>
+        <w:rPr>
+          <w:b/>
+          <w:bCs/>
+          <w:lang w:val="en-US"/>
+        </w:rPr>
+      </w:pPr>
+      <w:r>
+        <w:rPr>
+          <w:b/>
+          <w:bCs/>
+          <w:lang w:val="en-US"/>
+        </w:rPr>
+        <w:t>3</w:t>
+      </w:r>
+      <w:r>
+        <w:rPr>
+          <w:b/>
+          <w:bCs/>
+          <w:lang w:val="en-US"/>
+        </w:rPr>
+        <w:t>.6</w:t>
+      </w:r>
+      <w:r>
+        <w:rPr>
+          <w:b/>
+          <w:bCs/>
+          <w:lang w:val="en-US"/>
+        </w:rPr>
+        <w:tab/>
+      </w:r>
+      <w:r>
+        <w:rPr>
+          <w:b/>
+          <w:bCs/>
+          <w:lang w:val="en-US"/>
+        </w:rPr>
+        <w:t>Justification</w:t>
+      </w:r>
+    </w:p>
+    <w:p>
+      <w:pPr>
+        <w:pStyle w:val="ThesisBody"/>
+        <w:tabs>
+          <w:tab w:val="left" w:pos="720"/>
+        </w:tabs>
+        <w:rPr>
+          <w:lang w:val="en-US"/>
+        </w:rPr>
+      </w:pPr>
+      <w:r>
+        <w:rPr>
+          <w:lang w:val="en-US"/>
+        </w:rPr>
+        <w:t>The selected approach emphasizes the necessity of tackling important anomaly detection issues for IIoT systems, specifically the lack of labeled data, resource limitations, and scalability requirements. A new and efficient approach to adaptive anomaly detection is offered by the framework, which combines self-supervised learning with few-shot reinforcement learning.</w:t>
+      </w:r>
+    </w:p>
+    <w:p>
+      <w:pPr>
+        <w:pStyle w:val="ThesisBody"/>
+        <w:tabs>
+          <w:tab w:val="left" w:pos="720"/>
+        </w:tabs>
+        <w:rPr>
+          <w:lang w:val="en-US"/>
+        </w:rPr>
+      </w:pPr>
+      <w:r>
+        <w:rPr>
+          <w:lang w:val="en-US"/>
+        </w:rPr>
+        <w:tab/>
+      </w:r>
+      <w:r>
+        <w:rPr>
+          <w:lang w:val="en-US"/>
+        </w:rPr>
+        <w:t xml:space="preserve">While optimization approaches further increase the research's applicability, the utilization of Docker containers to simulate edge environments guarantees that the </w:t>
+      </w:r>
+      <w:r>
+        <w:rPr>
+          <w:lang w:val="en-US"/>
+        </w:rPr>
+        <w:t>research</w:t>
+      </w:r>
+      <w:r>
+        <w:rPr>
+          <w:lang w:val="en-US"/>
+        </w:rPr>
+        <w:t xml:space="preserve"> stays realistic and repeatable. By eliminating reliance on expensive or unavailable cloud resources, the choice to carry out all calculations locally guarantees that the </w:t>
+      </w:r>
+      <w:r>
+        <w:rPr>
+          <w:lang w:val="en-US"/>
+        </w:rPr>
+        <w:t>research</w:t>
+      </w:r>
+      <w:r>
+        <w:rPr>
+          <w:lang w:val="en-US"/>
+        </w:rPr>
+        <w:t xml:space="preserve"> will continue to be available to a large audience. </w:t>
+      </w:r>
+    </w:p>
+    <w:p>
+      <w:pPr>
+        <w:pStyle w:val="ThesisBody"/>
+        <w:tabs>
+          <w:tab w:val="left" w:pos="720"/>
+        </w:tabs>
+        <w:rPr>
+          <w:lang w:val="en-US"/>
+        </w:rPr>
+      </w:pPr>
+      <w:r>
+        <w:rPr>
+          <w:lang w:val="en-US"/>
+        </w:rPr>
+        <w:tab/>
+      </w:r>
+      <w:r>
+        <w:rPr>
+          <w:lang w:val="en-US"/>
+        </w:rPr>
+        <w:t>Th</w:t>
+      </w:r>
+      <w:r>
+        <w:rPr>
+          <w:lang w:val="en-US"/>
+        </w:rPr>
+        <w:t>is</w:t>
+      </w:r>
+      <w:r>
+        <w:rPr>
+          <w:lang w:val="en-US"/>
+        </w:rPr>
+        <w:t xml:space="preserve"> methodology is </w:t>
+      </w:r>
+      <w:r>
+        <w:rPr>
+          <w:lang w:val="en-US"/>
+        </w:rPr>
+        <w:t>exciting</w:t>
+      </w:r>
+      <w:r>
+        <w:rPr>
+          <w:lang w:val="en-US"/>
+        </w:rPr>
+        <w:t xml:space="preserve">, fills in the gaps in existing anomaly detection techniques, and supports the goals of the </w:t>
+      </w:r>
+      <w:r>
+        <w:rPr>
+          <w:lang w:val="en-US"/>
+        </w:rPr>
+        <w:t>research</w:t>
+      </w:r>
+      <w:r>
+        <w:rPr>
+          <w:lang w:val="en-US"/>
+        </w:rPr>
+        <w:t>. It prioritizes practicality in the real world while utilizing cutting-edge AI techniques, producing</w:t>
+      </w:r>
+      <w:r>
+        <w:t xml:space="preserve"> a significant contribution to the field.</w:t>
+      </w:r>
+    </w:p>
+    <w:p>
+      <w:pPr>
+        <w:pStyle w:val="ThesisBody"/>
+        <w:tabs>
+          <w:tab w:val="left" w:pos="720"/>
+        </w:tabs>
+        <w:rPr>
+          <w:lang w:val="en-US"/>
+        </w:rPr>
+      </w:pPr>
+    </w:p>
+    <w:p>
+      <w:pPr>
+        <w:pStyle w:val="ThesisBody"/>
+        <w:rPr>
+          <w:b/>
+          <w:bCs/>
+          <w:lang w:val="en-US"/>
+        </w:rPr>
+      </w:pPr>
+      <w:r>
+        <w:rPr>
+          <w:b/>
+          <w:bCs/>
+          <w:lang w:val="en-US"/>
+        </w:rPr>
+        <w:t>3</w:t>
+      </w:r>
+      <w:r>
+        <w:rPr>
+          <w:b/>
+          <w:bCs/>
+          <w:lang w:val="en-US"/>
+        </w:rPr>
+        <w:t>.7</w:t>
+      </w:r>
+      <w:r>
+        <w:rPr>
+          <w:b/>
+          <w:bCs/>
+          <w:lang w:val="en-US"/>
+        </w:rPr>
+        <w:tab/>
+      </w:r>
+      <w:r>
+        <w:rPr>
+          <w:b/>
+          <w:bCs/>
+          <w:lang w:val="en-US"/>
+        </w:rPr>
+        <w:t>Resources Required</w:t>
+      </w:r>
+    </w:p>
+    <w:p>
+      <w:pPr>
+        <w:pStyle w:val="ThesisBody"/>
+        <w:tabs>
+          <w:tab w:val="left" w:pos="720"/>
+        </w:tabs>
+      </w:pPr>
+      <w:r>
+        <w:t>Both software and physical resources are used in the research. Docker containers are used to simulate edge devices, offering a versatile and affordable testing environment. Consumer-grade GPUs and CPUs are used locally for all computing operations, including model evaluation and training. Model construction and training are done using Python-based machine learning tools like PyTorch and TensorFlow. To create artificial datasets and simulate IIoT environments, Python libraries for IIoT simulation are utilized, such as SimPy or OpenAI Gym.</w:t>
+      </w:r>
+    </w:p>
+    <w:p>
+      <w:pPr>
+        <w:pStyle w:val="ThesisBody"/>
+        <w:tabs>
+          <w:tab w:val="left" w:pos="720"/>
+        </w:tabs>
+      </w:pPr>
+    </w:p>
+    <w:p>
+      <w:pPr>
+        <w:pStyle w:val="ThesisBody"/>
+        <w:rPr>
+          <w:b/>
+          <w:bCs/>
+          <w:lang w:val="en-US"/>
+        </w:rPr>
+      </w:pPr>
+      <w:r>
+        <w:rPr>
+          <w:b/>
+          <w:bCs/>
+          <w:lang w:val="en-US"/>
+        </w:rPr>
+        <w:t>3</w:t>
+      </w:r>
+      <w:r>
+        <w:rPr>
+          <w:b/>
+          <w:bCs/>
+          <w:lang w:val="en-US"/>
+        </w:rPr>
+        <w:t>.8</w:t>
+      </w:r>
+      <w:r>
+        <w:rPr>
+          <w:b/>
+          <w:bCs/>
+          <w:lang w:val="en-US"/>
+        </w:rPr>
+        <w:tab/>
+      </w:r>
+      <w:r>
+        <w:rPr>
+          <w:b/>
+          <w:bCs/>
+          <w:lang w:val="en-US"/>
+        </w:rPr>
+        <w:t>Evaluation and Validation</w:t>
+      </w:r>
+    </w:p>
+    <w:p>
+      <w:pPr>
+        <w:pStyle w:val="ThesisBody"/>
+        <w:tabs>
+          <w:tab w:val="left" w:pos="720"/>
+        </w:tabs>
+        <w:rPr>
+          <w:lang w:val="en-US"/>
+        </w:rPr>
+      </w:pPr>
+      <w:r>
+        <w:rPr>
+          <w:lang w:val="en-US"/>
+        </w:rPr>
+        <w:lastRenderedPageBreak/>
         <w:t>Real-world testing and cross-validation methods are used to validate the framework. While deployment in simulated and emulated contexts evaluates the model's practical viability, K-fold cross-validation guarantees the model's durability over a range of circumstances. To ensure the model's long-term adaptability, continuous learning processes are put in place to update it as new data becomes available.</w:t>
       </w:r>
     </w:p>
@@ -8208,14 +9054,7 @@
         <w:rPr>
           <w:lang w:val="en-US"/>
         </w:rPr>
-        <w:t xml:space="preserve"> is put together into </w:t>
-      </w:r>
-      <w:r>
-        <w:rPr>
-          <w:lang w:val="en-US"/>
-        </w:rPr>
-        <w:lastRenderedPageBreak/>
-        <w:t xml:space="preserve">a draft for completion and assessment. The </w:t>
+        <w:t xml:space="preserve"> is put together into a draft for completion and assessment. The </w:t>
       </w:r>
       <w:r>
         <w:rPr>
@@ -8288,7 +9127,7 @@
                     <pic:cNvPicPr/>
                   </pic:nvPicPr>
                   <pic:blipFill>
-                    <a:blip r:embed="rId22"/>
+                    <a:blip r:embed="rId27"/>
                     <a:stretch>
                       <a:fillRect/>
                     </a:stretch>
@@ -8316,6 +9155,7 @@
         <w:jc w:val="center"/>
       </w:pPr>
       <w:r>
+        <w:lastRenderedPageBreak/>
         <w:t>Figure</w:t>
       </w:r>
       <w:r>
@@ -8434,14 +9274,12 @@
           <w:lang w:val="en-US"/>
         </w:rPr>
       </w:pPr>
-      <w:proofErr w:type="spellStart"/>
       <w:r>
         <w:rPr>
           <w:lang w:val="en-US"/>
         </w:rPr>
         <w:t>todo</w:t>
       </w:r>
-      <w:proofErr w:type="spellEnd"/>
     </w:p>
     <w:p>
       <w:pPr>
@@ -8459,38 +9297,46 @@
           <w:lang w:val="en-US"/>
         </w:rPr>
         <w:tab/>
-      </w:r>
-      <w:proofErr w:type="spellStart"/>
-      <w:r>
-        <w:rPr>
-          <w:lang w:val="en-US"/>
-        </w:rPr>
         <w:t>todo</w:t>
       </w:r>
-      <w:proofErr w:type="spellEnd"/>
-    </w:p>
-    <w:p>
-      <w:pPr>
-        <w:tabs>
-          <w:tab w:val="clear" w:pos="720"/>
-        </w:tabs>
-        <w:overflowPunct/>
-        <w:autoSpaceDE/>
-        <w:autoSpaceDN/>
-        <w:adjustRightInd/>
-        <w:spacing w:line="240" w:lineRule="auto"/>
-        <w:ind w:left="0"/>
-        <w:jc w:val="left"/>
-        <w:textAlignment w:val="auto"/>
-        <w:rPr>
-          <w:rFonts w:ascii="Times New Roman" w:hAnsi="Times New Roman" w:cs="Times New Roman"/>
-          <w:sz w:val="24"/>
-          <w:szCs w:val="24"/>
-        </w:rPr>
+    </w:p>
+    <w:p>
+      <w:pPr>
+        <w:pStyle w:val="ChapterHeaders"/>
       </w:pPr>
       <w:r>
         <w:br w:type="page"/>
       </w:r>
+    </w:p>
+    <w:p>
+      <w:pPr>
+        <w:pStyle w:val="ChapterHeaders"/>
+      </w:pPr>
+      <w:r>
+        <w:lastRenderedPageBreak/>
+        <w:t xml:space="preserve">CHAPTER </w:t>
+      </w:r>
+      <w:r>
+        <w:t>5</w:t>
+      </w:r>
+    </w:p>
+    <w:p>
+      <w:pPr>
+        <w:pStyle w:val="ChapterHeaders"/>
+      </w:pPr>
+    </w:p>
+    <w:p>
+      <w:pPr>
+        <w:pStyle w:val="ChapterHeaders"/>
+      </w:pPr>
+      <w:r>
+        <w:t>CONCLUSION</w:t>
+      </w:r>
+    </w:p>
+    <w:p>
+      <w:pPr>
+        <w:pStyle w:val="ChapterHeaders"/>
+      </w:pPr>
     </w:p>
     <w:p>
       <w:pPr>
@@ -8500,15 +9346,97 @@
         </w:tabs>
         <w:contextualSpacing w:val="0"/>
         <w:rPr>
-          <w:lang w:val="en-US"/>
-        </w:rPr>
-      </w:pPr>
+          <w:b/>
+          <w:bCs/>
+          <w:lang w:val="en-US"/>
+        </w:rPr>
+      </w:pPr>
+      <w:r>
+        <w:rPr>
+          <w:b/>
+          <w:bCs/>
+          <w:lang w:val="en-US"/>
+        </w:rPr>
+        <w:t>5</w:t>
+      </w:r>
+      <w:r>
+        <w:rPr>
+          <w:b/>
+          <w:bCs/>
+          <w:lang w:val="en-US"/>
+        </w:rPr>
+        <w:t>.1</w:t>
+      </w:r>
+      <w:r>
+        <w:rPr>
+          <w:b/>
+          <w:bCs/>
+          <w:lang w:val="en-US"/>
+        </w:rPr>
+        <w:tab/>
+      </w:r>
+      <w:r>
+        <w:rPr>
+          <w:b/>
+          <w:bCs/>
+        </w:rPr>
+        <w:t>Overview</w:t>
+      </w:r>
+    </w:p>
+    <w:p>
+      <w:pPr>
+        <w:pStyle w:val="ThesisBody"/>
+        <w:tabs>
+          <w:tab w:val="left" w:pos="720"/>
+        </w:tabs>
+        <w:rPr>
+          <w:lang w:val="en-US"/>
+        </w:rPr>
+      </w:pPr>
+      <w:r>
+        <w:rPr>
+          <w:lang w:val="en-US"/>
+        </w:rPr>
+        <w:t>todo</w:t>
+      </w:r>
+    </w:p>
+    <w:p>
+      <w:pPr>
+        <w:pStyle w:val="ThesisBody"/>
+        <w:tabs>
+          <w:tab w:val="left" w:pos="720"/>
+        </w:tabs>
+        <w:contextualSpacing w:val="0"/>
+        <w:rPr>
+          <w:lang w:val="en-US"/>
+        </w:rPr>
+      </w:pPr>
+      <w:r>
+        <w:rPr>
+          <w:lang w:val="en-US"/>
+        </w:rPr>
+        <w:tab/>
+        <w:t>todo</w:t>
+      </w:r>
     </w:p>
     <w:p>
       <w:pPr>
         <w:pStyle w:val="ChapterHeaders"/>
       </w:pPr>
       <w:r>
+        <w:br w:type="page"/>
+      </w:r>
+    </w:p>
+    <w:p>
+      <w:pPr>
+        <w:pStyle w:val="ChapterHeaders"/>
+      </w:pPr>
+    </w:p>
+    <w:p>
+      <w:pPr>
+        <w:pStyle w:val="ChapterHeaders"/>
+      </w:pPr>
+      <w:r>
         <w:t>REFERENCES</w:t>
       </w:r>
     </w:p>
@@ -8537,7 +9465,7 @@
         </w:rPr>
         <w:t xml:space="preserve">Ahmed, M., Mahmood, A. N., &amp; Hu, J. (2016). A survey of network anomaly detection techniques. Journal of Network and Computer Applications, 60, 19–31. </w:t>
       </w:r>
-      <w:hyperlink r:id="rId23" w:history="1">
+      <w:hyperlink r:id="rId28" w:history="1">
         <w:r>
           <w:rPr>
             <w:rStyle w:val="Hyperlink"/>
@@ -8557,23 +9485,14 @@
           <w:lang w:val="en-US"/>
         </w:rPr>
       </w:pPr>
-      <w:proofErr w:type="spellStart"/>
       <w:r>
         <w:rPr>
           <w:rFonts w:asciiTheme="majorBidi" w:hAnsiTheme="majorBidi" w:cstheme="majorBidi"/>
           <w:lang w:val="en-US"/>
         </w:rPr>
-        <w:t>Annaswamy</w:t>
-      </w:r>
-      <w:proofErr w:type="spellEnd"/>
-      <w:r>
-        <w:rPr>
-          <w:rFonts w:asciiTheme="majorBidi" w:hAnsiTheme="majorBidi" w:cstheme="majorBidi"/>
-          <w:lang w:val="en-US"/>
-        </w:rPr>
-        <w:t xml:space="preserve">, A. M. (2023). Adaptive control and intersections with reinforcement learning. Annual Review of Control, Robotics, and Autonomous Systems, 6(1), 65–93. </w:t>
-      </w:r>
-      <w:hyperlink r:id="rId24" w:history="1">
+        <w:t xml:space="preserve">Annaswamy, A. M. (2023). Adaptive control and intersections with reinforcement learning. Annual Review of Control, Robotics, and Autonomous Systems, 6(1), 65–93. </w:t>
+      </w:r>
+      <w:hyperlink r:id="rId29" w:history="1">
         <w:r>
           <w:rPr>
             <w:rStyle w:val="Hyperlink"/>
@@ -8605,41 +9524,9 @@
           <w:rFonts w:asciiTheme="majorBidi" w:hAnsiTheme="majorBidi" w:cstheme="majorBidi"/>
           <w:lang w:val="en-US"/>
         </w:rPr>
-        <w:t xml:space="preserve">Bhupal Naik D. S., </w:t>
-      </w:r>
-      <w:proofErr w:type="spellStart"/>
-      <w:r>
-        <w:rPr>
-          <w:rFonts w:asciiTheme="majorBidi" w:hAnsiTheme="majorBidi" w:cstheme="majorBidi"/>
-          <w:lang w:val="en-US"/>
-        </w:rPr>
-        <w:t>Dondeti</w:t>
-      </w:r>
-      <w:proofErr w:type="spellEnd"/>
-      <w:r>
-        <w:rPr>
-          <w:rFonts w:asciiTheme="majorBidi" w:hAnsiTheme="majorBidi" w:cstheme="majorBidi"/>
-          <w:lang w:val="en-US"/>
-        </w:rPr>
-        <w:t xml:space="preserve">, V., &amp; Balakrishna, S. (2022). Comparative analysis of machine learning-based algorithms for detection of anomalies in </w:t>
-      </w:r>
-      <w:proofErr w:type="spellStart"/>
-      <w:r>
-        <w:rPr>
-          <w:rFonts w:asciiTheme="majorBidi" w:hAnsiTheme="majorBidi" w:cstheme="majorBidi"/>
-          <w:lang w:val="en-US"/>
-        </w:rPr>
-        <w:t>Iiot</w:t>
-      </w:r>
-      <w:proofErr w:type="spellEnd"/>
-      <w:r>
-        <w:rPr>
-          <w:rFonts w:asciiTheme="majorBidi" w:hAnsiTheme="majorBidi" w:cstheme="majorBidi"/>
-          <w:lang w:val="en-US"/>
-        </w:rPr>
-        <w:t xml:space="preserve">. International Journal of Information Retrieval Research, 12(1), 1–55. </w:t>
-      </w:r>
-      <w:hyperlink r:id="rId25" w:history="1">
+        <w:t xml:space="preserve">Bhupal Naik D. S., Dondeti, V., &amp; Balakrishna, S. (2022). Comparative analysis of machine learning-based algorithms for detection of anomalies in Iiot. International Journal of Information Retrieval Research, 12(1), 1–55. </w:t>
+      </w:r>
+      <w:hyperlink r:id="rId30" w:history="1">
         <w:r>
           <w:rPr>
             <w:rStyle w:val="Hyperlink"/>
@@ -8666,23 +9553,14 @@
           <w:lang w:val="en-US"/>
         </w:rPr>
       </w:pPr>
-      <w:proofErr w:type="spellStart"/>
       <w:r>
         <w:rPr>
           <w:rFonts w:asciiTheme="majorBidi" w:hAnsiTheme="majorBidi" w:cstheme="majorBidi"/>
           <w:lang w:val="en-US"/>
         </w:rPr>
-        <w:t>Borsatti</w:t>
-      </w:r>
-      <w:proofErr w:type="spellEnd"/>
-      <w:r>
-        <w:rPr>
-          <w:rFonts w:asciiTheme="majorBidi" w:hAnsiTheme="majorBidi" w:cstheme="majorBidi"/>
-          <w:lang w:val="en-US"/>
-        </w:rPr>
-        <w:t xml:space="preserve">, D., Davoli, G., Cerroni, W., &amp; Raffaelli, C. (2021). Enabling industrial IOT as a service with Multi-Access Edge Computing. IEEE Communications Magazine, 59(8), 21–27. </w:t>
-      </w:r>
-      <w:hyperlink r:id="rId26" w:history="1">
+        <w:t xml:space="preserve">Borsatti, D., Davoli, G., Cerroni, W., &amp; Raffaelli, C. (2021). Enabling industrial IOT as a service with Multi-Access Edge Computing. IEEE Communications Magazine, 59(8), 21–27. </w:t>
+      </w:r>
+      <w:hyperlink r:id="rId31" w:history="1">
         <w:r>
           <w:rPr>
             <w:rStyle w:val="Hyperlink"/>
@@ -8714,25 +9592,9 @@
           <w:rFonts w:asciiTheme="majorBidi" w:hAnsiTheme="majorBidi" w:cstheme="majorBidi"/>
           <w:lang w:val="en-US"/>
         </w:rPr>
-        <w:t xml:space="preserve">Buşoniu, L., de Bruin, T., Tolić, D., Kober, J., &amp; </w:t>
-      </w:r>
-      <w:proofErr w:type="spellStart"/>
-      <w:r>
-        <w:rPr>
-          <w:rFonts w:asciiTheme="majorBidi" w:hAnsiTheme="majorBidi" w:cstheme="majorBidi"/>
-          <w:lang w:val="en-US"/>
-        </w:rPr>
-        <w:t>Palunko</w:t>
-      </w:r>
-      <w:proofErr w:type="spellEnd"/>
-      <w:r>
-        <w:rPr>
-          <w:rFonts w:asciiTheme="majorBidi" w:hAnsiTheme="majorBidi" w:cstheme="majorBidi"/>
-          <w:lang w:val="en-US"/>
-        </w:rPr>
-        <w:t xml:space="preserve">, I. (2018). Reinforcement learning for control: Performance, stability, and deep approximators. Annual Reviews in Control, 46, 8–28. </w:t>
-      </w:r>
-      <w:hyperlink r:id="rId27" w:history="1">
+        <w:t xml:space="preserve">Buşoniu, L., de Bruin, T., Tolić, D., Kober, J., &amp; Palunko, I. (2018). Reinforcement learning for control: Performance, stability, and deep approximators. Annual Reviews in Control, 46, 8–28. </w:t>
+      </w:r>
+      <w:hyperlink r:id="rId32" w:history="1">
         <w:r>
           <w:rPr>
             <w:rStyle w:val="Hyperlink"/>
@@ -8795,7 +9657,7 @@
         </w:rPr>
         <w:t xml:space="preserve">. </w:t>
       </w:r>
-      <w:hyperlink r:id="rId28" w:tgtFrame="_new" w:history="1">
+      <w:hyperlink r:id="rId33" w:tgtFrame="_new" w:history="1">
         <w:r>
           <w:rPr>
             <w:rStyle w:val="Hyperlink"/>
@@ -8848,7 +9710,7 @@
         </w:rPr>
         <w:t xml:space="preserve">(12), 125004. </w:t>
       </w:r>
-      <w:hyperlink r:id="rId29" w:history="1">
+      <w:hyperlink r:id="rId34" w:history="1">
         <w:r>
           <w:rPr>
             <w:rStyle w:val="Hyperlink"/>
@@ -8878,25 +9740,9 @@
           <w:rFonts w:asciiTheme="majorBidi" w:hAnsiTheme="majorBidi" w:cstheme="majorBidi"/>
           <w:lang w:val="en-US"/>
         </w:rPr>
-        <w:t xml:space="preserve">Chen, B., Wan, J., </w:t>
-      </w:r>
-      <w:proofErr w:type="spellStart"/>
-      <w:r>
-        <w:rPr>
-          <w:rFonts w:asciiTheme="majorBidi" w:hAnsiTheme="majorBidi" w:cstheme="majorBidi"/>
-          <w:lang w:val="en-US"/>
-        </w:rPr>
-        <w:t>Celesti</w:t>
-      </w:r>
-      <w:proofErr w:type="spellEnd"/>
-      <w:r>
-        <w:rPr>
-          <w:rFonts w:asciiTheme="majorBidi" w:hAnsiTheme="majorBidi" w:cstheme="majorBidi"/>
-          <w:lang w:val="en-US"/>
-        </w:rPr>
-        <w:t xml:space="preserve">, A., Li, D., Abbas, H., &amp; Zhang, Q. (2018). Edge computing in IOT-based manufacturing. IEEE Communications Magazine, 56(9), 103–109. </w:t>
-      </w:r>
-      <w:hyperlink r:id="rId30" w:history="1">
+        <w:t xml:space="preserve">Chen, B., Wan, J., Celesti, A., Li, D., Abbas, H., &amp; Zhang, Q. (2018). Edge computing in IOT-based manufacturing. IEEE Communications Magazine, 56(9), 103–109. </w:t>
+      </w:r>
+      <w:hyperlink r:id="rId35" w:history="1">
         <w:r>
           <w:rPr>
             <w:rStyle w:val="Hyperlink"/>
@@ -8991,23 +9837,9 @@
           <w:rFonts w:asciiTheme="majorBidi" w:hAnsiTheme="majorBidi" w:cstheme="majorBidi"/>
         </w:rPr>
         <w:lastRenderedPageBreak/>
-        <w:t xml:space="preserve">Dai, W., Nishi, H., </w:t>
-      </w:r>
-      <w:proofErr w:type="spellStart"/>
-      <w:r>
-        <w:rPr>
-          <w:rFonts w:asciiTheme="majorBidi" w:hAnsiTheme="majorBidi" w:cstheme="majorBidi"/>
-        </w:rPr>
-        <w:t>Vyatkin</w:t>
-      </w:r>
-      <w:proofErr w:type="spellEnd"/>
-      <w:r>
-        <w:rPr>
-          <w:rFonts w:asciiTheme="majorBidi" w:hAnsiTheme="majorBidi" w:cstheme="majorBidi"/>
-        </w:rPr>
-        <w:t xml:space="preserve">, V., Huang, V., Shi, Y., &amp; Guan, X. (2019). Industrial Edge Computing: Enabling Embedded Intelligence. IEEE Industrial Electronics Magazine, 13(4), 48–56. </w:t>
-      </w:r>
-      <w:hyperlink r:id="rId31" w:history="1">
+        <w:t xml:space="preserve">Dai, W., Nishi, H., Vyatkin, V., Huang, V., Shi, Y., &amp; Guan, X. (2019). Industrial Edge Computing: Enabling Embedded Intelligence. IEEE Industrial Electronics Magazine, 13(4), 48–56. </w:t>
+      </w:r>
+      <w:hyperlink r:id="rId36" w:history="1">
         <w:r>
           <w:rPr>
             <w:rStyle w:val="Hyperlink"/>
@@ -9031,35 +9863,13 @@
           <w:rFonts w:asciiTheme="majorBidi" w:hAnsiTheme="majorBidi" w:cstheme="majorBidi"/>
         </w:rPr>
       </w:pPr>
-      <w:proofErr w:type="spellStart"/>
       <w:r>
         <w:rPr>
           <w:rFonts w:asciiTheme="majorBidi" w:hAnsiTheme="majorBidi" w:cstheme="majorBidi"/>
         </w:rPr>
-        <w:t>Gidaris</w:t>
-      </w:r>
-      <w:proofErr w:type="spellEnd"/>
-      <w:r>
-        <w:rPr>
-          <w:rFonts w:asciiTheme="majorBidi" w:hAnsiTheme="majorBidi" w:cstheme="majorBidi"/>
-        </w:rPr>
-        <w:t xml:space="preserve">, S., Bursuc, A., </w:t>
-      </w:r>
-      <w:proofErr w:type="spellStart"/>
-      <w:r>
-        <w:rPr>
-          <w:rFonts w:asciiTheme="majorBidi" w:hAnsiTheme="majorBidi" w:cstheme="majorBidi"/>
-        </w:rPr>
-        <w:t>Komodakis</w:t>
-      </w:r>
-      <w:proofErr w:type="spellEnd"/>
-      <w:r>
-        <w:rPr>
-          <w:rFonts w:asciiTheme="majorBidi" w:hAnsiTheme="majorBidi" w:cstheme="majorBidi"/>
-        </w:rPr>
-        <w:t xml:space="preserve">, N., Perez, P. P., &amp; Cord, M. (2019). Boosting few-shot visual learning with self-supervision. 2019 IEEE/CVF International Conference on Computer Vision (ICCV), 8058–8067. </w:t>
-      </w:r>
-      <w:hyperlink r:id="rId32" w:history="1">
+        <w:t xml:space="preserve">Gidaris, S., Bursuc, A., Komodakis, N., Perez, P. P., &amp; Cord, M. (2019). Boosting few-shot visual learning with self-supervision. 2019 IEEE/CVF International Conference on Computer Vision (ICCV), 8058–8067. </w:t>
+      </w:r>
+      <w:hyperlink r:id="rId37" w:history="1">
         <w:r>
           <w:rPr>
             <w:rStyle w:val="Hyperlink"/>
@@ -9089,7 +9899,7 @@
         </w:rPr>
         <w:t xml:space="preserve">Han, G., Tu, J., Liu, L., Martinez-Garcia, M., &amp; Peng, Y. (2021). Anomaly detection based on multidimensional data processing for protecting vital devices in 6G-enabled massive IIoT. IEEE Internet of Things Journal, 8(7), 5219–5229. </w:t>
       </w:r>
-      <w:hyperlink r:id="rId33" w:history="1">
+      <w:hyperlink r:id="rId38" w:history="1">
         <w:r>
           <w:rPr>
             <w:rStyle w:val="Hyperlink"/>
@@ -9113,63 +9923,13 @@
           <w:rFonts w:asciiTheme="majorBidi" w:hAnsiTheme="majorBidi" w:cstheme="majorBidi"/>
         </w:rPr>
       </w:pPr>
-      <w:proofErr w:type="spellStart"/>
       <w:r>
         <w:rPr>
           <w:rFonts w:asciiTheme="majorBidi" w:hAnsiTheme="majorBidi" w:cstheme="majorBidi"/>
         </w:rPr>
-        <w:t>Hastbacka</w:t>
-      </w:r>
-      <w:proofErr w:type="spellEnd"/>
-      <w:r>
-        <w:rPr>
-          <w:rFonts w:asciiTheme="majorBidi" w:hAnsiTheme="majorBidi" w:cstheme="majorBidi"/>
-        </w:rPr>
-        <w:t xml:space="preserve">, D., Halme, J., Barna, L., </w:t>
-      </w:r>
-      <w:proofErr w:type="spellStart"/>
-      <w:r>
-        <w:rPr>
-          <w:rFonts w:asciiTheme="majorBidi" w:hAnsiTheme="majorBidi" w:cstheme="majorBidi"/>
-        </w:rPr>
-        <w:t>Hoikka</w:t>
-      </w:r>
-      <w:proofErr w:type="spellEnd"/>
-      <w:r>
-        <w:rPr>
-          <w:rFonts w:asciiTheme="majorBidi" w:hAnsiTheme="majorBidi" w:cstheme="majorBidi"/>
-        </w:rPr>
-        <w:t xml:space="preserve">, H., </w:t>
-      </w:r>
-      <w:proofErr w:type="spellStart"/>
-      <w:r>
-        <w:rPr>
-          <w:rFonts w:asciiTheme="majorBidi" w:hAnsiTheme="majorBidi" w:cstheme="majorBidi"/>
-        </w:rPr>
-        <w:t>Pettinen</w:t>
-      </w:r>
-      <w:proofErr w:type="spellEnd"/>
-      <w:r>
-        <w:rPr>
-          <w:rFonts w:asciiTheme="majorBidi" w:hAnsiTheme="majorBidi" w:cstheme="majorBidi"/>
-        </w:rPr>
-        <w:t xml:space="preserve">, H., Larranaga, M., </w:t>
-      </w:r>
-      <w:proofErr w:type="spellStart"/>
-      <w:r>
-        <w:rPr>
-          <w:rFonts w:asciiTheme="majorBidi" w:hAnsiTheme="majorBidi" w:cstheme="majorBidi"/>
-        </w:rPr>
-        <w:t>Bjorkbom</w:t>
-      </w:r>
-      <w:proofErr w:type="spellEnd"/>
-      <w:r>
-        <w:rPr>
-          <w:rFonts w:asciiTheme="majorBidi" w:hAnsiTheme="majorBidi" w:cstheme="majorBidi"/>
-        </w:rPr>
-        <w:t xml:space="preserve">, M., Mesia, H., Jaatinen, A., &amp; Elo, M. (2022). Dynamic edge and cloud service integration for industrial IOT and production monitoring applications of industrial cyber-physical systems. IEEE Transactions on Industrial Informatics, 18(1), 498–508. </w:t>
-      </w:r>
-      <w:hyperlink r:id="rId34" w:history="1">
+        <w:t xml:space="preserve">Hastbacka, D., Halme, J., Barna, L., Hoikka, H., Pettinen, H., Larranaga, M., Bjorkbom, M., Mesia, H., Jaatinen, A., &amp; Elo, M. (2022). Dynamic edge and cloud service integration for industrial IOT and production monitoring applications of industrial cyber-physical systems. IEEE Transactions on Industrial Informatics, 18(1), 498–508. </w:t>
+      </w:r>
+      <w:hyperlink r:id="rId39" w:history="1">
         <w:r>
           <w:rPr>
             <w:rStyle w:val="Hyperlink"/>
@@ -9213,7 +9973,7 @@
         </w:rPr>
         <w:t xml:space="preserve">, 505–509. </w:t>
       </w:r>
-      <w:hyperlink r:id="rId35" w:history="1">
+      <w:hyperlink r:id="rId40" w:history="1">
         <w:r>
           <w:rPr>
             <w:rStyle w:val="Hyperlink"/>
@@ -9243,23 +10003,7 @@
           <w:rFonts w:asciiTheme="majorBidi" w:hAnsiTheme="majorBidi" w:cstheme="majorBidi"/>
           <w:lang w:val="en-US"/>
         </w:rPr>
-        <w:t xml:space="preserve">Ji, Z., Zou, X., Huang, T., &amp; Wu, S. (2019). Unsupervised Few-shot Learning via Self-supervised Training. </w:t>
-      </w:r>
-      <w:proofErr w:type="spellStart"/>
-      <w:r>
-        <w:rPr>
-          <w:rFonts w:asciiTheme="majorBidi" w:hAnsiTheme="majorBidi" w:cstheme="majorBidi"/>
-          <w:lang w:val="en-US"/>
-        </w:rPr>
-        <w:t>ArXiv</w:t>
-      </w:r>
-      <w:proofErr w:type="spellEnd"/>
-      <w:r>
-        <w:rPr>
-          <w:rFonts w:asciiTheme="majorBidi" w:hAnsiTheme="majorBidi" w:cstheme="majorBidi"/>
-          <w:lang w:val="en-US"/>
-        </w:rPr>
-        <w:t>, abs/1912.12178</w:t>
+        <w:t>Ji, Z., Zou, X., Huang, T., &amp; Wu, S. (2019). Unsupervised Few-shot Learning via Self-supervised Training. ArXiv, abs/1912.12178</w:t>
       </w:r>
       <w:r>
         <w:rPr>
@@ -9317,7 +10061,7 @@
         </w:rPr>
         <w:t xml:space="preserve">(9), 6306–6319. </w:t>
       </w:r>
-      <w:hyperlink r:id="rId36" w:history="1">
+      <w:hyperlink r:id="rId41" w:history="1">
         <w:r>
           <w:rPr>
             <w:rStyle w:val="Hyperlink"/>
@@ -9347,21 +10091,7 @@
         <w:rPr>
           <w:rFonts w:asciiTheme="majorBidi" w:hAnsiTheme="majorBidi" w:cstheme="majorBidi"/>
         </w:rPr>
-        <w:t xml:space="preserve">Liu, Y., Li, Z., Pan, S., Gong, C., Zhou, C., &amp; </w:t>
-      </w:r>
-      <w:proofErr w:type="spellStart"/>
-      <w:r>
-        <w:rPr>
-          <w:rFonts w:asciiTheme="majorBidi" w:hAnsiTheme="majorBidi" w:cstheme="majorBidi"/>
-        </w:rPr>
-        <w:t>Karypis</w:t>
-      </w:r>
-      <w:proofErr w:type="spellEnd"/>
-      <w:r>
-        <w:rPr>
-          <w:rFonts w:asciiTheme="majorBidi" w:hAnsiTheme="majorBidi" w:cstheme="majorBidi"/>
-        </w:rPr>
-        <w:t xml:space="preserve">, G. (2022). Anomaly detection on attributed networks via contrastive self-supervised learning. </w:t>
+        <w:t xml:space="preserve">Liu, Y., Li, Z., Pan, S., Gong, C., Zhou, C., &amp; Karypis, G. (2022). Anomaly detection on attributed networks via contrastive self-supervised learning. </w:t>
       </w:r>
       <w:r>
         <w:rPr>
@@ -9391,7 +10121,7 @@
         </w:rPr>
         <w:t xml:space="preserve">(6), 2378–2392. </w:t>
       </w:r>
-      <w:hyperlink r:id="rId37" w:history="1">
+      <w:hyperlink r:id="rId42" w:history="1">
         <w:r>
           <w:rPr>
             <w:rStyle w:val="Hyperlink"/>
@@ -9423,7 +10153,7 @@
         </w:rPr>
         <w:t xml:space="preserve">Lu, Y., Wen, L., Liu, J., Liu, Y., &amp; Tian, X. (2022). Self-supervision can be a good few-shot learner. Lecture Notes in Computer Science, 740–758. </w:t>
       </w:r>
-      <w:hyperlink r:id="rId38" w:history="1">
+      <w:hyperlink r:id="rId43" w:history="1">
         <w:r>
           <w:rPr>
             <w:rStyle w:val="Hyperlink"/>
@@ -9455,25 +10185,9 @@
           <w:rFonts w:asciiTheme="majorBidi" w:hAnsiTheme="majorBidi" w:cstheme="majorBidi"/>
           <w:lang w:val="en-US"/>
         </w:rPr>
-        <w:t xml:space="preserve">Mai, T., Yao, H., Guo, S., &amp; Liu, Y. (2021). In-network computing powered mobile edge: Toward high performance industrial </w:t>
-      </w:r>
-      <w:proofErr w:type="spellStart"/>
-      <w:r>
-        <w:rPr>
-          <w:rFonts w:asciiTheme="majorBidi" w:hAnsiTheme="majorBidi" w:cstheme="majorBidi"/>
-          <w:lang w:val="en-US"/>
-        </w:rPr>
-        <w:t>iot</w:t>
-      </w:r>
-      <w:proofErr w:type="spellEnd"/>
-      <w:r>
-        <w:rPr>
-          <w:rFonts w:asciiTheme="majorBidi" w:hAnsiTheme="majorBidi" w:cstheme="majorBidi"/>
-          <w:lang w:val="en-US"/>
-        </w:rPr>
-        <w:t xml:space="preserve">. IEEE Network, 35(1), 289–295. </w:t>
-      </w:r>
-      <w:hyperlink r:id="rId39" w:history="1">
+        <w:t xml:space="preserve">Mai, T., Yao, H., Guo, S., &amp; Liu, Y. (2021). In-network computing powered mobile edge: Toward high performance industrial iot. IEEE Network, 35(1), 289–295. </w:t>
+      </w:r>
+      <w:hyperlink r:id="rId44" w:history="1">
         <w:r>
           <w:rPr>
             <w:rStyle w:val="Hyperlink"/>
@@ -9506,81 +10220,33 @@
           <w:lang w:val="en-US"/>
         </w:rPr>
         <w:lastRenderedPageBreak/>
-        <w:t xml:space="preserve">Medina, C., Devos, A., &amp; </w:t>
-      </w:r>
-      <w:proofErr w:type="spellStart"/>
+        <w:t>Medina, C., Devos, A., &amp; Grossglauser, M. (2020). Self-Supervised Prototypical Transfer Learning for Few-Shot Classification. ArXiv, abs/2006.11325.</w:t>
+      </w:r>
       <w:r>
         <w:rPr>
           <w:rFonts w:asciiTheme="majorBidi" w:hAnsiTheme="majorBidi" w:cstheme="majorBidi"/>
           <w:lang w:val="en-US"/>
         </w:rPr>
-        <w:t>Grossglauser</w:t>
-      </w:r>
-      <w:proofErr w:type="spellEnd"/>
-      <w:r>
+        <w:t xml:space="preserve"> </w:t>
+      </w:r>
+    </w:p>
+    <w:p>
+      <w:pPr>
+        <w:pStyle w:val="ThesisBody"/>
+        <w:ind w:left="720" w:hanging="720"/>
         <w:rPr>
           <w:rFonts w:asciiTheme="majorBidi" w:hAnsiTheme="majorBidi" w:cstheme="majorBidi"/>
           <w:lang w:val="en-US"/>
         </w:rPr>
-        <w:t xml:space="preserve">, M. (2020). Self-Supervised Prototypical Transfer Learning for Few-Shot Classification. </w:t>
-      </w:r>
-      <w:proofErr w:type="spellStart"/>
+      </w:pPr>
       <w:r>
         <w:rPr>
           <w:rFonts w:asciiTheme="majorBidi" w:hAnsiTheme="majorBidi" w:cstheme="majorBidi"/>
           <w:lang w:val="en-US"/>
         </w:rPr>
-        <w:t>ArXiv</w:t>
-      </w:r>
-      <w:proofErr w:type="spellEnd"/>
-      <w:r>
-        <w:rPr>
-          <w:rFonts w:asciiTheme="majorBidi" w:hAnsiTheme="majorBidi" w:cstheme="majorBidi"/>
-          <w:lang w:val="en-US"/>
-        </w:rPr>
-        <w:t>, abs/2006.11325.</w:t>
-      </w:r>
-      <w:r>
-        <w:rPr>
-          <w:rFonts w:asciiTheme="majorBidi" w:hAnsiTheme="majorBidi" w:cstheme="majorBidi"/>
-          <w:lang w:val="en-US"/>
-        </w:rPr>
-        <w:t xml:space="preserve"> </w:t>
-      </w:r>
-    </w:p>
-    <w:p>
-      <w:pPr>
-        <w:pStyle w:val="ThesisBody"/>
-        <w:ind w:left="720" w:hanging="720"/>
-        <w:rPr>
-          <w:rFonts w:asciiTheme="majorBidi" w:hAnsiTheme="majorBidi" w:cstheme="majorBidi"/>
-          <w:lang w:val="en-US"/>
-        </w:rPr>
-      </w:pPr>
-      <w:r>
-        <w:rPr>
-          <w:rFonts w:asciiTheme="majorBidi" w:hAnsiTheme="majorBidi" w:cstheme="majorBidi"/>
-          <w:lang w:val="en-US"/>
-        </w:rPr>
-        <w:t xml:space="preserve">Nizam, H., Zafar, S., </w:t>
-      </w:r>
-      <w:proofErr w:type="spellStart"/>
-      <w:r>
-        <w:rPr>
-          <w:rFonts w:asciiTheme="majorBidi" w:hAnsiTheme="majorBidi" w:cstheme="majorBidi"/>
-          <w:lang w:val="en-US"/>
-        </w:rPr>
-        <w:t>Lv</w:t>
-      </w:r>
-      <w:proofErr w:type="spellEnd"/>
-      <w:r>
-        <w:rPr>
-          <w:rFonts w:asciiTheme="majorBidi" w:hAnsiTheme="majorBidi" w:cstheme="majorBidi"/>
-          <w:lang w:val="en-US"/>
-        </w:rPr>
-        <w:t xml:space="preserve">, Z., Wang, F., &amp; Hu, X. (2022). Real-time deep anomaly detection framework for multivariate time-series data in industrial IOT. IEEE Sensors Journal, 22(23), 22836–22849. </w:t>
-      </w:r>
-      <w:hyperlink r:id="rId40" w:history="1">
+        <w:t xml:space="preserve">Nizam, H., Zafar, S., Lv, Z., Wang, F., &amp; Hu, X. (2022). Real-time deep anomaly detection framework for multivariate time-series data in industrial IOT. IEEE Sensors Journal, 22(23), 22836–22849. </w:t>
+      </w:r>
+      <w:hyperlink r:id="rId45" w:history="1">
         <w:r>
           <w:rPr>
             <w:rStyle w:val="Hyperlink"/>
@@ -9614,7 +10280,7 @@
         </w:rPr>
         <w:t xml:space="preserve">Palm, A., Metzger, A., &amp; Pohl, K. (2020). Online reinforcement learning for self-adaptive information systems. Lecture Notes in Computer Science, 169–184. </w:t>
       </w:r>
-      <w:hyperlink r:id="rId41" w:history="1">
+      <w:hyperlink r:id="rId46" w:history="1">
         <w:r>
           <w:rPr>
             <w:rStyle w:val="Hyperlink"/>
@@ -9680,7 +10346,7 @@
         </w:rPr>
         <w:t xml:space="preserve">(2), 1–38. </w:t>
       </w:r>
-      <w:hyperlink r:id="rId42" w:history="1">
+      <w:hyperlink r:id="rId47" w:history="1">
         <w:r>
           <w:rPr>
             <w:rStyle w:val="Hyperlink"/>
@@ -9712,7 +10378,7 @@
         </w:rPr>
         <w:t xml:space="preserve">Premsankar, G., Di Francesco, M., &amp; Taleb, T. (2018). Edge computing for the internet of things: A case study. IEEE Internet of Things Journal, 5(2), 1275–1284. </w:t>
       </w:r>
-      <w:hyperlink r:id="rId43" w:history="1">
+      <w:hyperlink r:id="rId48" w:history="1">
         <w:r>
           <w:rPr>
             <w:rStyle w:val="Hyperlink"/>
@@ -9770,7 +10436,7 @@
         </w:rPr>
         <w:t xml:space="preserve">(4), 5435–5446. </w:t>
       </w:r>
-      <w:hyperlink r:id="rId44" w:history="1">
+      <w:hyperlink r:id="rId49" w:history="1">
         <w:r>
           <w:rPr>
             <w:rStyle w:val="Hyperlink"/>
@@ -9800,42 +10466,26 @@
           <w:rFonts w:asciiTheme="majorBidi" w:hAnsiTheme="majorBidi" w:cstheme="majorBidi"/>
           <w:lang w:val="en-US"/>
         </w:rPr>
-        <w:t xml:space="preserve">Qiu, T., Chi, J., Zhou, X., Ning, Z., </w:t>
-      </w:r>
-      <w:proofErr w:type="spellStart"/>
-      <w:r>
+        <w:t xml:space="preserve">Qiu, T., Chi, J., Zhou, X., Ning, Z., Atiquzzaman, M., &amp; Wu, D. O. (2020). Edge computing in industrial internet of things: Architecture, advances and challenges. IEEE Communications Surveys &amp;amp; Tutorials, 22(4), 2462–2488. https://doi.org/10.1109/comst.2020.3009103 </w:t>
+      </w:r>
+    </w:p>
+    <w:p>
+      <w:pPr>
+        <w:pStyle w:val="ThesisBody"/>
+        <w:ind w:left="720" w:hanging="720"/>
         <w:rPr>
           <w:rFonts w:asciiTheme="majorBidi" w:hAnsiTheme="majorBidi" w:cstheme="majorBidi"/>
           <w:lang w:val="en-US"/>
         </w:rPr>
-        <w:t>Atiquzzaman</w:t>
-      </w:r>
-      <w:proofErr w:type="spellEnd"/>
+      </w:pPr>
       <w:r>
         <w:rPr>
           <w:rFonts w:asciiTheme="majorBidi" w:hAnsiTheme="majorBidi" w:cstheme="majorBidi"/>
           <w:lang w:val="en-US"/>
         </w:rPr>
-        <w:t xml:space="preserve">, M., &amp; Wu, D. O. (2020). Edge computing in industrial internet of things: Architecture, advances and challenges. IEEE Communications Surveys &amp;amp; Tutorials, 22(4), 2462–2488. https://doi.org/10.1109/comst.2020.3009103 </w:t>
-      </w:r>
-    </w:p>
-    <w:p>
-      <w:pPr>
-        <w:pStyle w:val="ThesisBody"/>
-        <w:ind w:left="720" w:hanging="720"/>
-        <w:rPr>
-          <w:rFonts w:asciiTheme="majorBidi" w:hAnsiTheme="majorBidi" w:cstheme="majorBidi"/>
-          <w:lang w:val="en-US"/>
-        </w:rPr>
-      </w:pPr>
-      <w:r>
-        <w:rPr>
-          <w:rFonts w:asciiTheme="majorBidi" w:hAnsiTheme="majorBidi" w:cstheme="majorBidi"/>
-          <w:lang w:val="en-US"/>
-        </w:rPr>
         <w:t xml:space="preserve">Rafique, W., Qi, L., Yaqoob, I., Imran, M., Rasool, R. U., &amp; Dou, W. (2020). Complementing IOT services through software defined networking and edge computing: A comprehensive survey. IEEE Communications Surveys &amp;amp; Tutorials, 22(3), 1761–1804. </w:t>
       </w:r>
-      <w:hyperlink r:id="rId45" w:history="1">
+      <w:hyperlink r:id="rId50" w:history="1">
         <w:r>
           <w:rPr>
             <w:rStyle w:val="Hyperlink"/>
@@ -9869,7 +10519,7 @@
         </w:rPr>
         <w:t xml:space="preserve">Ran, M., &amp; Xie, L. (2022). Adaptive observation-based efficient reinforcement learning for uncertain systems. IEEE Transactions on Neural Networks and Learning Systems, 33(10), 5492–5503. </w:t>
       </w:r>
-      <w:hyperlink r:id="rId46" w:history="1">
+      <w:hyperlink r:id="rId51" w:history="1">
         <w:r>
           <w:rPr>
             <w:rStyle w:val="Hyperlink"/>
@@ -9901,25 +10551,9 @@
           <w:rFonts w:asciiTheme="majorBidi" w:hAnsiTheme="majorBidi" w:cstheme="majorBidi"/>
           <w:lang w:val="en-US"/>
         </w:rPr>
-        <w:t xml:space="preserve">Rong, Y., Lu, X., Sun, Z., Chen, Y., &amp; Xiong, S. (2023). ESPT: A self-supervised episodic spatial pretext task for </w:t>
-      </w:r>
-      <w:proofErr w:type="gramStart"/>
-      <w:r>
-        <w:rPr>
-          <w:rFonts w:asciiTheme="majorBidi" w:hAnsiTheme="majorBidi" w:cstheme="majorBidi"/>
-          <w:lang w:val="en-US"/>
-        </w:rPr>
-        <w:t>improving few-shot</w:t>
-      </w:r>
-      <w:proofErr w:type="gramEnd"/>
-      <w:r>
-        <w:rPr>
-          <w:rFonts w:asciiTheme="majorBidi" w:hAnsiTheme="majorBidi" w:cstheme="majorBidi"/>
-          <w:lang w:val="en-US"/>
-        </w:rPr>
-        <w:t xml:space="preserve"> learning. Proceedings of the AAAI Conference on Artificial Intelligence, 37(8), 9596–9605. </w:t>
-      </w:r>
-      <w:hyperlink r:id="rId47" w:history="1">
+        <w:t xml:space="preserve">Rong, Y., Lu, X., Sun, Z., Chen, Y., &amp; Xiong, S. (2023). ESPT: A self-supervised episodic spatial pretext task for improving few-shot learning. Proceedings of the AAAI Conference on Artificial Intelligence, 37(8), 9596–9605. </w:t>
+      </w:r>
+      <w:hyperlink r:id="rId52" w:history="1">
         <w:r>
           <w:rPr>
             <w:rStyle w:val="Hyperlink"/>
@@ -9951,59 +10585,27 @@
           <w:rFonts w:asciiTheme="majorBidi" w:hAnsiTheme="majorBidi" w:cstheme="majorBidi"/>
           <w:lang w:val="en-US"/>
         </w:rPr>
-        <w:t xml:space="preserve">Santos, J., Tran, T., &amp; Rippel, O. (2023). Optimizing PatchCore for Few/many-shot Anomaly Detection. </w:t>
-      </w:r>
-      <w:proofErr w:type="spellStart"/>
-      <w:r>
+        <w:t>Santos, J., Tran, T., &amp; Rippel, O. (2023). Optimizing PatchCore for Few/many-shot Anomaly Detection. ArXiv, abs/2307.10792. https://doi.org/10.48550/arXiv.2307.10792.</w:t>
+      </w:r>
+    </w:p>
+    <w:p>
+      <w:pPr>
+        <w:pStyle w:val="ThesisBody"/>
+        <w:ind w:left="720" w:hanging="720"/>
         <w:rPr>
           <w:rFonts w:asciiTheme="majorBidi" w:hAnsiTheme="majorBidi" w:cstheme="majorBidi"/>
           <w:lang w:val="en-US"/>
         </w:rPr>
-        <w:t>ArXiv</w:t>
-      </w:r>
-      <w:proofErr w:type="spellEnd"/>
+      </w:pPr>
       <w:r>
         <w:rPr>
           <w:rFonts w:asciiTheme="majorBidi" w:hAnsiTheme="majorBidi" w:cstheme="majorBidi"/>
           <w:lang w:val="en-US"/>
         </w:rPr>
-        <w:t>, abs/2307.10792. https://doi.org/10.48550/arXiv.2307.10792.</w:t>
-      </w:r>
-    </w:p>
-    <w:p>
-      <w:pPr>
-        <w:pStyle w:val="ThesisBody"/>
-        <w:ind w:left="720" w:hanging="720"/>
-        <w:rPr>
-          <w:rFonts w:asciiTheme="majorBidi" w:hAnsiTheme="majorBidi" w:cstheme="majorBidi"/>
-          <w:lang w:val="en-US"/>
-        </w:rPr>
-      </w:pPr>
-      <w:r>
-        <w:rPr>
-          <w:rFonts w:asciiTheme="majorBidi" w:hAnsiTheme="majorBidi" w:cstheme="majorBidi"/>
-          <w:lang w:val="en-US"/>
-        </w:rPr>
         <w:lastRenderedPageBreak/>
-        <w:t xml:space="preserve">Shah, G., &amp; Tiwari, A. (2018). Anomaly detection in </w:t>
-      </w:r>
-      <w:proofErr w:type="spellStart"/>
-      <w:r>
-        <w:rPr>
-          <w:rFonts w:asciiTheme="majorBidi" w:hAnsiTheme="majorBidi" w:cstheme="majorBidi"/>
-          <w:lang w:val="en-US"/>
-        </w:rPr>
-        <w:t>Iiot</w:t>
-      </w:r>
-      <w:proofErr w:type="spellEnd"/>
-      <w:r>
-        <w:rPr>
-          <w:rFonts w:asciiTheme="majorBidi" w:hAnsiTheme="majorBidi" w:cstheme="majorBidi"/>
-          <w:lang w:val="en-US"/>
-        </w:rPr>
-        <w:t xml:space="preserve">. Proceedings of the ACM India Joint International Conference on Data Science and Management of Data. </w:t>
-      </w:r>
-      <w:hyperlink r:id="rId48" w:history="1">
+        <w:t xml:space="preserve">Shah, G., &amp; Tiwari, A. (2018). Anomaly detection in Iiot. Proceedings of the ACM India Joint International Conference on Data Science and Management of Data. </w:t>
+      </w:r>
+      <w:hyperlink r:id="rId53" w:history="1">
         <w:r>
           <w:rPr>
             <w:rStyle w:val="Hyperlink"/>
@@ -10035,67 +10637,26 @@
           <w:rFonts w:asciiTheme="majorBidi" w:hAnsiTheme="majorBidi" w:cstheme="majorBidi"/>
           <w:lang w:val="en-US"/>
         </w:rPr>
-        <w:t xml:space="preserve">Simard, N., &amp; Lagrange, G. (2021). Improving Few-Shot Learning with Auxiliary Self-Supervised Pretext Tasks. </w:t>
-      </w:r>
-      <w:proofErr w:type="spellStart"/>
-      <w:r>
+        <w:t>Simard, N., &amp; Lagrange, G. (2021). Improving Few-Shot Learning with Auxiliary Self-Supervised Pretext Tasks. ArXiv, abs/2101.09825.</w:t>
+      </w:r>
+    </w:p>
+    <w:p>
+      <w:pPr>
+        <w:pStyle w:val="ThesisBody"/>
+        <w:ind w:left="720" w:hanging="720"/>
         <w:rPr>
           <w:rFonts w:asciiTheme="majorBidi" w:hAnsiTheme="majorBidi" w:cstheme="majorBidi"/>
           <w:lang w:val="en-US"/>
         </w:rPr>
-        <w:t>ArXiv</w:t>
-      </w:r>
-      <w:proofErr w:type="spellEnd"/>
+      </w:pPr>
       <w:r>
         <w:rPr>
           <w:rFonts w:asciiTheme="majorBidi" w:hAnsiTheme="majorBidi" w:cstheme="majorBidi"/>
           <w:lang w:val="en-US"/>
         </w:rPr>
-        <w:t>, abs/2101.09825.</w:t>
-      </w:r>
-    </w:p>
-    <w:p>
-      <w:pPr>
-        <w:pStyle w:val="ThesisBody"/>
-        <w:ind w:left="720" w:hanging="720"/>
-        <w:rPr>
-          <w:rFonts w:asciiTheme="majorBidi" w:hAnsiTheme="majorBidi" w:cstheme="majorBidi"/>
-          <w:lang w:val="en-US"/>
-        </w:rPr>
-      </w:pPr>
-      <w:proofErr w:type="spellStart"/>
-      <w:r>
-        <w:rPr>
-          <w:rFonts w:asciiTheme="majorBidi" w:hAnsiTheme="majorBidi" w:cstheme="majorBidi"/>
-          <w:lang w:val="en-US"/>
-        </w:rPr>
-        <w:t>Sodhro</w:t>
-      </w:r>
-      <w:proofErr w:type="spellEnd"/>
-      <w:r>
-        <w:rPr>
-          <w:rFonts w:asciiTheme="majorBidi" w:hAnsiTheme="majorBidi" w:cstheme="majorBidi"/>
-          <w:lang w:val="en-US"/>
-        </w:rPr>
-        <w:t xml:space="preserve">, A. H., </w:t>
-      </w:r>
-      <w:proofErr w:type="spellStart"/>
-      <w:r>
-        <w:rPr>
-          <w:rFonts w:asciiTheme="majorBidi" w:hAnsiTheme="majorBidi" w:cstheme="majorBidi"/>
-          <w:lang w:val="en-US"/>
-        </w:rPr>
-        <w:t>Pirbhulal</w:t>
-      </w:r>
-      <w:proofErr w:type="spellEnd"/>
-      <w:r>
-        <w:rPr>
-          <w:rFonts w:asciiTheme="majorBidi" w:hAnsiTheme="majorBidi" w:cstheme="majorBidi"/>
-          <w:lang w:val="en-US"/>
-        </w:rPr>
-        <w:t xml:space="preserve">, S., &amp; de Albuquerque, V. H. (2019). Artificial intelligence-driven mechanism for edge computing-based industrial applications. IEEE Transactions on Industrial Informatics, 15(7), 4235–4243. </w:t>
-      </w:r>
-      <w:hyperlink r:id="rId49" w:history="1">
+        <w:t xml:space="preserve">Sodhro, A. H., Pirbhulal, S., &amp; de Albuquerque, V. H. (2019). Artificial intelligence-driven mechanism for edge computing-based industrial applications. IEEE Transactions on Industrial Informatics, 15(7), 4235–4243. </w:t>
+      </w:r>
+      <w:hyperlink r:id="rId54" w:history="1">
         <w:r>
           <w:rPr>
             <w:rStyle w:val="Hyperlink"/>
@@ -10127,57 +10688,9 @@
           <w:rFonts w:asciiTheme="majorBidi" w:hAnsiTheme="majorBidi" w:cstheme="majorBidi"/>
           <w:lang w:val="en-US"/>
         </w:rPr>
-        <w:t xml:space="preserve">Su, J.-C., Maji, S., &amp; Hariharan, B. (2020). When does self-supervision </w:t>
-      </w:r>
-      <w:proofErr w:type="gramStart"/>
-      <w:r>
-        <w:rPr>
-          <w:rFonts w:asciiTheme="majorBidi" w:hAnsiTheme="majorBidi" w:cstheme="majorBidi"/>
-          <w:lang w:val="en-US"/>
-        </w:rPr>
-        <w:t>improve</w:t>
-      </w:r>
-      <w:proofErr w:type="gramEnd"/>
-      <w:r>
-        <w:rPr>
-          <w:rFonts w:asciiTheme="majorBidi" w:hAnsiTheme="majorBidi" w:cstheme="majorBidi"/>
-          <w:lang w:val="en-US"/>
-        </w:rPr>
-        <w:t xml:space="preserve"> </w:t>
-      </w:r>
-      <w:proofErr w:type="gramStart"/>
-      <w:r>
-        <w:rPr>
-          <w:rFonts w:asciiTheme="majorBidi" w:hAnsiTheme="majorBidi" w:cstheme="majorBidi"/>
-          <w:lang w:val="en-US"/>
-        </w:rPr>
-        <w:t>few-shot</w:t>
-      </w:r>
-      <w:proofErr w:type="gramEnd"/>
-      <w:r>
-        <w:rPr>
-          <w:rFonts w:asciiTheme="majorBidi" w:hAnsiTheme="majorBidi" w:cstheme="majorBidi"/>
-          <w:lang w:val="en-US"/>
-        </w:rPr>
-        <w:t xml:space="preserve"> </w:t>
-      </w:r>
-      <w:proofErr w:type="gramStart"/>
-      <w:r>
-        <w:rPr>
-          <w:rFonts w:asciiTheme="majorBidi" w:hAnsiTheme="majorBidi" w:cstheme="majorBidi"/>
-          <w:lang w:val="en-US"/>
-        </w:rPr>
-        <w:t>learning</w:t>
-      </w:r>
-      <w:proofErr w:type="gramEnd"/>
-      <w:r>
-        <w:rPr>
-          <w:rFonts w:asciiTheme="majorBidi" w:hAnsiTheme="majorBidi" w:cstheme="majorBidi"/>
-          <w:lang w:val="en-US"/>
-        </w:rPr>
-        <w:t xml:space="preserve">? Lecture Notes in Computer Science, 645–666. </w:t>
-      </w:r>
-      <w:hyperlink r:id="rId50" w:history="1">
+        <w:t xml:space="preserve">Su, J.-C., Maji, S., &amp; Hariharan, B. (2020). When does self-supervision improve few-shot learning? Lecture Notes in Computer Science, 645–666. </w:t>
+      </w:r>
+      <w:hyperlink r:id="rId55" w:history="1">
         <w:r>
           <w:rPr>
             <w:rStyle w:val="Hyperlink"/>
@@ -10210,7 +10723,6 @@
         </w:rPr>
         <w:t>Sun, G., Liu, Z., Wen, L., Shi, J., &amp; Xu, C. (2021). Anomaly Crossing: A New Method for Video Anomaly Detection as Cross-domain Few-shot Learning. </w:t>
       </w:r>
-      <w:proofErr w:type="spellStart"/>
       <w:r>
         <w:rPr>
           <w:rFonts w:asciiTheme="majorBidi" w:hAnsiTheme="majorBidi" w:cstheme="majorBidi"/>
@@ -10220,7 +10732,6 @@
         </w:rPr>
         <w:t>ArXiv</w:t>
       </w:r>
-      <w:proofErr w:type="spellEnd"/>
       <w:r>
         <w:rPr>
           <w:rFonts w:asciiTheme="majorBidi" w:hAnsiTheme="majorBidi" w:cstheme="majorBidi"/>
@@ -10249,7 +10760,7 @@
         </w:rPr>
         <w:t xml:space="preserve">W. Hore, U., &amp; Wakde, D. G. (2022). An effective approach of IIOT for anomaly detection using unsupervised machine learning approach. Journal of ISMAC, 4(3), 184–197. </w:t>
       </w:r>
-      <w:hyperlink r:id="rId51" w:history="1">
+      <w:hyperlink r:id="rId56" w:history="1">
         <w:r>
           <w:rPr>
             <w:rStyle w:val="Hyperlink"/>
@@ -10313,7 +10824,7 @@
         </w:rPr>
         <w:t xml:space="preserve">(1), 78–87. </w:t>
       </w:r>
-      <w:hyperlink r:id="rId52" w:history="1">
+      <w:hyperlink r:id="rId57" w:history="1">
         <w:r>
           <w:rPr>
             <w:rStyle w:val="Hyperlink"/>
@@ -10343,21 +10854,7 @@
         <w:rPr>
           <w:rFonts w:asciiTheme="majorBidi" w:hAnsiTheme="majorBidi" w:cstheme="majorBidi"/>
         </w:rPr>
-        <w:t xml:space="preserve">Wang, X., Garg, S., Lin, H., Hu, J., </w:t>
-      </w:r>
-      <w:proofErr w:type="spellStart"/>
-      <w:r>
-        <w:rPr>
-          <w:rFonts w:asciiTheme="majorBidi" w:hAnsiTheme="majorBidi" w:cstheme="majorBidi"/>
-        </w:rPr>
-        <w:t>Kaddoum</w:t>
-      </w:r>
-      <w:proofErr w:type="spellEnd"/>
-      <w:r>
-        <w:rPr>
-          <w:rFonts w:asciiTheme="majorBidi" w:hAnsiTheme="majorBidi" w:cstheme="majorBidi"/>
-        </w:rPr>
-        <w:t xml:space="preserve">, G., Jalil Piran, Md., &amp; Hossain, M. S. (2022). Toward accurate anomaly detection in industrial internet of things using hierarchical federated learning. </w:t>
+        <w:t xml:space="preserve">Wang, X., Garg, S., Lin, H., Hu, J., Kaddoum, G., Jalil Piran, Md., &amp; Hossain, M. S. (2022). Toward accurate anomaly detection in industrial internet of things using hierarchical federated learning. </w:t>
       </w:r>
       <w:r>
         <w:rPr>
@@ -10387,7 +10884,7 @@
         </w:rPr>
         <w:t xml:space="preserve">(10), 7110–7119. </w:t>
       </w:r>
-      <w:hyperlink r:id="rId53" w:history="1">
+      <w:hyperlink r:id="rId58" w:history="1">
         <w:r>
           <w:rPr>
             <w:rStyle w:val="Hyperlink"/>
@@ -10419,7 +10916,7 @@
         </w:rPr>
         <w:t xml:space="preserve">Wang, T., Wang, P., Cai, S., Ma, Y., Liu, A., &amp; Xie, M. (2020). A unified trustworthy environment establishment based on Edge Computing in industrial IOT. IEEE Transactions on Industrial Informatics, 16(9), 6083–6091. </w:t>
       </w:r>
-      <w:hyperlink r:id="rId54" w:history="1">
+      <w:hyperlink r:id="rId59" w:history="1">
         <w:r>
           <w:rPr>
             <w:rStyle w:val="Hyperlink"/>
@@ -10451,25 +10948,9 @@
           <w:rFonts w:asciiTheme="majorBidi" w:hAnsiTheme="majorBidi" w:cstheme="majorBidi"/>
           <w:lang w:val="en-US"/>
         </w:rPr>
-        <w:t xml:space="preserve">Wang, X., Garg, S., Lin, H., Hu, J., </w:t>
-      </w:r>
-      <w:proofErr w:type="spellStart"/>
-      <w:r>
-        <w:rPr>
-          <w:rFonts w:asciiTheme="majorBidi" w:hAnsiTheme="majorBidi" w:cstheme="majorBidi"/>
-          <w:lang w:val="en-US"/>
-        </w:rPr>
-        <w:t>Kaddoum</w:t>
-      </w:r>
-      <w:proofErr w:type="spellEnd"/>
-      <w:r>
-        <w:rPr>
-          <w:rFonts w:asciiTheme="majorBidi" w:hAnsiTheme="majorBidi" w:cstheme="majorBidi"/>
-          <w:lang w:val="en-US"/>
-        </w:rPr>
-        <w:t xml:space="preserve">, G., Jalil Piran, Md., &amp; Hossain, M. S. (2022). Toward accurate anomaly detection in industrial internet of things using hierarchical federated learning. IEEE Internet of Things Journal, 9(10), 7110–7119. </w:t>
-      </w:r>
-      <w:hyperlink r:id="rId55" w:history="1">
+        <w:t xml:space="preserve">Wang, X., Garg, S., Lin, H., Hu, J., Kaddoum, G., Jalil Piran, Md., &amp; Hossain, M. S. (2022). Toward accurate anomaly detection in industrial internet of things using hierarchical federated learning. IEEE Internet of Things Journal, 9(10), 7110–7119. </w:t>
+      </w:r>
+      <w:hyperlink r:id="rId60" w:history="1">
         <w:r>
           <w:rPr>
             <w:rStyle w:val="Hyperlink"/>
@@ -10504,7 +10985,7 @@
         <w:lastRenderedPageBreak/>
         <w:t xml:space="preserve">Wong, W., &amp; Lee, J. (2008). A reinforcement learning-based scheme for adaptive optimal control of linear stochastic systems. 2008 American Control Conference, 57-62. </w:t>
       </w:r>
-      <w:hyperlink r:id="rId56" w:history="1">
+      <w:hyperlink r:id="rId61" w:history="1">
         <w:r>
           <w:rPr>
             <w:rStyle w:val="Hyperlink"/>
@@ -10576,7 +11057,7 @@
         </w:rPr>
         <w:t xml:space="preserve">, 323–335. </w:t>
       </w:r>
-      <w:hyperlink r:id="rId57" w:history="1">
+      <w:hyperlink r:id="rId62" w:history="1">
         <w:r>
           <w:rPr>
             <w:rStyle w:val="Hyperlink"/>
@@ -10608,7 +11089,7 @@
         </w:rPr>
         <w:t xml:space="preserve">Zhan, P., Wang, S., Wang, J., Qu, L., Wang, K., Hu, Y., &amp; Li, X. (2021). Temporal anomaly detection on IIOT-enabled manufacturing. Journal of Intelligent Manufacturing, 32(6), 1669–1678. </w:t>
       </w:r>
-      <w:hyperlink r:id="rId58" w:history="1">
+      <w:hyperlink r:id="rId63" w:history="1">
         <w:r>
           <w:rPr>
             <w:rStyle w:val="Hyperlink"/>
@@ -10666,7 +11147,7 @@
         </w:rPr>
         <w:t xml:space="preserve">(1), 161–172. </w:t>
       </w:r>
-      <w:hyperlink r:id="rId59" w:history="1">
+      <w:hyperlink r:id="rId64" w:history="1">
         <w:r>
           <w:rPr>
             <w:rStyle w:val="Hyperlink"/>
@@ -10724,7 +11205,7 @@
         </w:rPr>
         <w:t xml:space="preserve">(5), 3412–3423. </w:t>
       </w:r>
-      <w:hyperlink r:id="rId60" w:history="1">
+      <w:hyperlink r:id="rId65" w:history="1">
         <w:r>
           <w:rPr>
             <w:rStyle w:val="Hyperlink"/>
@@ -10752,52 +11233,24 @@
         <w:rPr>
           <w:rFonts w:asciiTheme="majorBidi" w:hAnsiTheme="majorBidi" w:cstheme="majorBidi"/>
         </w:rPr>
-        <w:t xml:space="preserve">Zhang, Y., Zheng, Y., Xu, X., &amp; Wang, J. (2022). How Well Do Self-Supervised Methods Perform in Cross-Domain Few-Shot </w:t>
-      </w:r>
-      <w:proofErr w:type="gramStart"/>
-      <w:r>
+        <w:t>Zhang, Y., Zheng, Y., Xu, X., &amp; Wang, J. (2022). How Well Do Self-Supervised Methods Perform in Cross-Domain Few-Shot Learning?. ArXiv, abs/2202.09014.</w:t>
+      </w:r>
+    </w:p>
+    <w:p>
+      <w:pPr>
+        <w:pStyle w:val="ThesisBody"/>
+        <w:ind w:left="720" w:hanging="720"/>
         <w:rPr>
           <w:rFonts w:asciiTheme="majorBidi" w:hAnsiTheme="majorBidi" w:cstheme="majorBidi"/>
         </w:rPr>
-        <w:t>Learning?.</w:t>
-      </w:r>
-      <w:proofErr w:type="gramEnd"/>
+      </w:pPr>
       <w:r>
         <w:rPr>
           <w:rFonts w:asciiTheme="majorBidi" w:hAnsiTheme="majorBidi" w:cstheme="majorBidi"/>
         </w:rPr>
-        <w:t xml:space="preserve"> </w:t>
-      </w:r>
-      <w:proofErr w:type="spellStart"/>
-      <w:r>
-        <w:rPr>
-          <w:rFonts w:asciiTheme="majorBidi" w:hAnsiTheme="majorBidi" w:cstheme="majorBidi"/>
-        </w:rPr>
-        <w:t>ArXiv</w:t>
-      </w:r>
-      <w:proofErr w:type="spellEnd"/>
-      <w:r>
-        <w:rPr>
-          <w:rFonts w:asciiTheme="majorBidi" w:hAnsiTheme="majorBidi" w:cstheme="majorBidi"/>
-        </w:rPr>
-        <w:t>, abs/2202.09014.</w:t>
-      </w:r>
-    </w:p>
-    <w:p>
-      <w:pPr>
-        <w:pStyle w:val="ThesisBody"/>
-        <w:ind w:left="720" w:hanging="720"/>
-        <w:rPr>
-          <w:rFonts w:asciiTheme="majorBidi" w:hAnsiTheme="majorBidi" w:cstheme="majorBidi"/>
-        </w:rPr>
-      </w:pPr>
-      <w:r>
-        <w:rPr>
-          <w:rFonts w:asciiTheme="majorBidi" w:hAnsiTheme="majorBidi" w:cstheme="majorBidi"/>
-        </w:rPr>
         <w:t xml:space="preserve">Zhou, L., &amp; Guo, H. (2018). Anomaly detection methods for IIOT Networks. 2018 IEEE International Conference on Service Operations and Logistics, and Informatics (SOLI), 214–219. </w:t>
       </w:r>
-      <w:hyperlink r:id="rId61" w:history="1">
+      <w:hyperlink r:id="rId66" w:history="1">
         <w:r>
           <w:rPr>
             <w:rStyle w:val="Hyperlink"/>
@@ -10951,7 +11404,6 @@
         <w:tc>
           <w:tcPr>
             <w:tcW w:w="2972" w:type="dxa"/>
-            <w:shd w:val="clear" w:color="auto" w:fill="auto"/>
             <w:vAlign w:val="center"/>
           </w:tcPr>
           <w:p>
@@ -11078,7 +11530,6 @@
         <w:tc>
           <w:tcPr>
             <w:tcW w:w="2268" w:type="dxa"/>
-            <w:shd w:val="clear" w:color="auto" w:fill="auto"/>
             <w:vAlign w:val="center"/>
           </w:tcPr>
           <w:p>
@@ -11255,7 +11706,6 @@
         <w:tc>
           <w:tcPr>
             <w:tcW w:w="2972" w:type="dxa"/>
-            <w:shd w:val="clear" w:color="auto" w:fill="auto"/>
           </w:tcPr>
           <w:p>
             <w:pPr>
@@ -11266,21 +11716,13 @@
                 <w:lang w:val="en-US"/>
               </w:rPr>
             </w:pPr>
-            <w:proofErr w:type="spellStart"/>
-            <w:r>
-              <w:rPr>
-                <w:lang w:val="en-US"/>
-              </w:rPr>
-              <w:t>Annaswamy</w:t>
-            </w:r>
-            <w:proofErr w:type="spellEnd"/>
-            <w:r>
-              <w:rPr>
-                <w:lang w:val="en-US"/>
-              </w:rPr>
-              <w:t xml:space="preserve">, A. M. (2023). Adaptive control and intersections with reinforcement learning. Annual Review of Control, Robotics, and Autonomous Systems, 6(1), 65–93. </w:t>
-            </w:r>
-            <w:hyperlink r:id="rId62" w:history="1">
+            <w:r>
+              <w:rPr>
+                <w:lang w:val="en-US"/>
+              </w:rPr>
+              <w:t xml:space="preserve">Annaswamy, A. M. (2023). Adaptive control and intersections with reinforcement learning. Annual Review of Control, Robotics, and Autonomous Systems, 6(1), 65–93. </w:t>
+            </w:r>
+            <w:hyperlink r:id="rId67" w:history="1">
               <w:r>
                 <w:rPr>
                   <w:rStyle w:val="Hyperlink"/>
@@ -11300,7 +11742,6 @@
         <w:tc>
           <w:tcPr>
             <w:tcW w:w="2268" w:type="dxa"/>
-            <w:shd w:val="clear" w:color="auto" w:fill="auto"/>
           </w:tcPr>
           <w:p>
             <w:pPr>
@@ -11436,7 +11877,6 @@
         <w:tc>
           <w:tcPr>
             <w:tcW w:w="2972" w:type="dxa"/>
-            <w:shd w:val="clear" w:color="auto" w:fill="auto"/>
           </w:tcPr>
           <w:p>
             <w:pPr>
@@ -11451,37 +11891,9 @@
               <w:rPr>
                 <w:lang w:val="en-SG"/>
               </w:rPr>
-              <w:t xml:space="preserve">Bhupal Naik D. S., </w:t>
-            </w:r>
-            <w:proofErr w:type="spellStart"/>
-            <w:r>
-              <w:rPr>
-                <w:lang w:val="en-SG"/>
-              </w:rPr>
-              <w:t>Dondeti</w:t>
-            </w:r>
-            <w:proofErr w:type="spellEnd"/>
-            <w:r>
-              <w:rPr>
-                <w:lang w:val="en-SG"/>
-              </w:rPr>
-              <w:t xml:space="preserve">, V., &amp; Balakrishna, S. (2022). Comparative analysis of machine learning-based algorithms for detection of anomalies in </w:t>
-            </w:r>
-            <w:proofErr w:type="spellStart"/>
-            <w:r>
-              <w:rPr>
-                <w:lang w:val="en-SG"/>
-              </w:rPr>
-              <w:t>Iiot</w:t>
-            </w:r>
-            <w:proofErr w:type="spellEnd"/>
-            <w:r>
-              <w:rPr>
-                <w:lang w:val="en-SG"/>
-              </w:rPr>
-              <w:t xml:space="preserve">. International Journal of Information Retrieval Research, 12(1), 1–55. </w:t>
-            </w:r>
-            <w:hyperlink r:id="rId63" w:history="1">
+              <w:t xml:space="preserve">Bhupal Naik D. S., Dondeti, V., &amp; Balakrishna, S. (2022). Comparative analysis of machine learning-based algorithms for detection of anomalies in Iiot. International Journal of Information Retrieval Research, 12(1), 1–55. </w:t>
+            </w:r>
+            <w:hyperlink r:id="rId68" w:history="1">
               <w:r>
                 <w:rPr>
                   <w:rStyle w:val="Hyperlink"/>
@@ -11501,7 +11913,6 @@
         <w:tc>
           <w:tcPr>
             <w:tcW w:w="2268" w:type="dxa"/>
-            <w:shd w:val="clear" w:color="auto" w:fill="auto"/>
           </w:tcPr>
           <w:p>
             <w:pPr>
@@ -11622,7 +12033,6 @@
         <w:tc>
           <w:tcPr>
             <w:tcW w:w="2972" w:type="dxa"/>
-            <w:shd w:val="clear" w:color="auto" w:fill="auto"/>
           </w:tcPr>
           <w:p>
             <w:pPr>
@@ -11633,21 +12043,13 @@
                 <w:lang w:val="en-US"/>
               </w:rPr>
             </w:pPr>
-            <w:proofErr w:type="spellStart"/>
             <w:r>
               <w:rPr>
                 <w:lang w:val="en-SG"/>
               </w:rPr>
-              <w:t>Borsatti</w:t>
-            </w:r>
-            <w:proofErr w:type="spellEnd"/>
-            <w:r>
-              <w:rPr>
-                <w:lang w:val="en-SG"/>
-              </w:rPr>
-              <w:t xml:space="preserve">, D., Davoli, G., Cerroni, W., &amp; Raffaelli, C. (2021). Enabling industrial IOT as a service with Multi-Access Edge Computing. IEEE Communications Magazine, 59(8), 21–27. </w:t>
-            </w:r>
-            <w:hyperlink r:id="rId64" w:history="1">
+              <w:t xml:space="preserve">Borsatti, D., Davoli, G., Cerroni, W., &amp; Raffaelli, C. (2021). Enabling industrial IOT as a service with Multi-Access Edge Computing. IEEE Communications Magazine, 59(8), 21–27. </w:t>
+            </w:r>
+            <w:hyperlink r:id="rId69" w:history="1">
               <w:r>
                 <w:rPr>
                   <w:rStyle w:val="Hyperlink"/>
@@ -11667,7 +12069,6 @@
         <w:tc>
           <w:tcPr>
             <w:tcW w:w="2268" w:type="dxa"/>
-            <w:shd w:val="clear" w:color="auto" w:fill="auto"/>
           </w:tcPr>
           <w:p>
             <w:pPr>
@@ -11797,7 +12198,6 @@
         <w:tc>
           <w:tcPr>
             <w:tcW w:w="2972" w:type="dxa"/>
-            <w:shd w:val="clear" w:color="auto" w:fill="auto"/>
           </w:tcPr>
           <w:p>
             <w:pPr>
@@ -11812,23 +12212,9 @@
               <w:rPr>
                 <w:lang w:val="en-US"/>
               </w:rPr>
-              <w:t xml:space="preserve">Buşoniu, L., de Bruin, T., Tolić, D., Kober, J., &amp; </w:t>
-            </w:r>
-            <w:proofErr w:type="spellStart"/>
-            <w:r>
-              <w:rPr>
-                <w:lang w:val="en-US"/>
-              </w:rPr>
-              <w:t>Palunko</w:t>
-            </w:r>
-            <w:proofErr w:type="spellEnd"/>
-            <w:r>
-              <w:rPr>
-                <w:lang w:val="en-US"/>
-              </w:rPr>
-              <w:t xml:space="preserve">, I. (2018). Reinforcement learning for control: Performance, stability, and deep approximators. Annual Reviews in Control, 46, 8–28. </w:t>
-            </w:r>
-            <w:hyperlink r:id="rId65" w:history="1">
+              <w:t xml:space="preserve">Buşoniu, L., de Bruin, T., Tolić, D., Kober, J., &amp; Palunko, I. (2018). Reinforcement learning for control: Performance, stability, and deep approximators. Annual Reviews in Control, 46, 8–28. </w:t>
+            </w:r>
+            <w:hyperlink r:id="rId70" w:history="1">
               <w:r>
                 <w:rPr>
                   <w:rStyle w:val="Hyperlink"/>
@@ -11848,7 +12234,6 @@
         <w:tc>
           <w:tcPr>
             <w:tcW w:w="2268" w:type="dxa"/>
-            <w:shd w:val="clear" w:color="auto" w:fill="auto"/>
           </w:tcPr>
           <w:p>
             <w:pPr>
@@ -11960,7 +12345,6 @@
         <w:tc>
           <w:tcPr>
             <w:tcW w:w="2972" w:type="dxa"/>
-            <w:shd w:val="clear" w:color="auto" w:fill="auto"/>
           </w:tcPr>
           <w:p>
             <w:pPr>
@@ -11977,7 +12361,7 @@
               </w:rPr>
               <w:t xml:space="preserve">Cen, Y., Li, X., Cen, G., &amp; Cheng, Z. (2023). Anomaly detection of industrial motors under few-shot feature conditions based on causality. Measurement Science and Technology, 34(12), 125004. </w:t>
             </w:r>
-            <w:hyperlink r:id="rId66" w:history="1">
+            <w:hyperlink r:id="rId71" w:history="1">
               <w:r>
                 <w:rPr>
                   <w:rStyle w:val="Hyperlink"/>
@@ -11997,7 +12381,6 @@
         <w:tc>
           <w:tcPr>
             <w:tcW w:w="2268" w:type="dxa"/>
-            <w:shd w:val="clear" w:color="auto" w:fill="auto"/>
           </w:tcPr>
           <w:p>
             <w:pPr>
@@ -12117,15 +12500,13 @@
               </w:rPr>
               <w:t xml:space="preserve">mprove the robustness of the model in more complex industrial environments and </w:t>
             </w:r>
-            <w:proofErr w:type="gramStart"/>
             <w:r>
               <w:rPr>
                 <w:rFonts w:hAnsi="Symbol"/>
                 <w:lang w:val="en-US"/>
               </w:rPr>
-              <w:t>to explore</w:t>
-            </w:r>
-            <w:proofErr w:type="gramEnd"/>
+              <w:t>explore</w:t>
+            </w:r>
             <w:r>
               <w:rPr>
                 <w:rFonts w:hAnsi="Symbol"/>
@@ -12144,7 +12525,6 @@
         <w:tc>
           <w:tcPr>
             <w:tcW w:w="2972" w:type="dxa"/>
-            <w:shd w:val="clear" w:color="auto" w:fill="auto"/>
           </w:tcPr>
           <w:p>
             <w:pPr>
@@ -12160,23 +12540,9 @@
                 <w:lang w:val="en-SG"/>
               </w:rPr>
               <w:lastRenderedPageBreak/>
-              <w:t xml:space="preserve">Chen, B., Wan, J., </w:t>
-            </w:r>
-            <w:proofErr w:type="spellStart"/>
-            <w:r>
-              <w:rPr>
-                <w:lang w:val="en-SG"/>
-              </w:rPr>
-              <w:t>Celesti</w:t>
-            </w:r>
-            <w:proofErr w:type="spellEnd"/>
-            <w:r>
-              <w:rPr>
-                <w:lang w:val="en-SG"/>
-              </w:rPr>
-              <w:t xml:space="preserve">, A., Li, D., Abbas, H., &amp; Zhang, Q. (2018). Edge computing in IOT-based manufacturing. IEEE Communications Magazine, 56(9), 103–109. </w:t>
-            </w:r>
-            <w:hyperlink r:id="rId67" w:history="1">
+              <w:t xml:space="preserve">Chen, B., Wan, J., Celesti, A., Li, D., Abbas, H., &amp; Zhang, Q. (2018). Edge computing in IOT-based manufacturing. IEEE Communications Magazine, 56(9), 103–109. </w:t>
+            </w:r>
+            <w:hyperlink r:id="rId72" w:history="1">
               <w:r>
                 <w:rPr>
                   <w:rStyle w:val="Hyperlink"/>
@@ -12196,7 +12562,6 @@
         <w:tc>
           <w:tcPr>
             <w:tcW w:w="2268" w:type="dxa"/>
-            <w:shd w:val="clear" w:color="auto" w:fill="auto"/>
           </w:tcPr>
           <w:p>
             <w:pPr>
@@ -12320,7 +12685,6 @@
         <w:tc>
           <w:tcPr>
             <w:tcW w:w="2972" w:type="dxa"/>
-            <w:shd w:val="clear" w:color="auto" w:fill="auto"/>
           </w:tcPr>
           <w:p>
             <w:pPr>
@@ -12335,37 +12699,9 @@
               <w:rPr>
                 <w:lang w:val="en-SG"/>
               </w:rPr>
-              <w:t xml:space="preserve">Chen, M., Du, J., </w:t>
-            </w:r>
-            <w:proofErr w:type="spellStart"/>
-            <w:r>
-              <w:rPr>
-                <w:lang w:val="en-SG"/>
-              </w:rPr>
-              <w:t>Pasunuru</w:t>
-            </w:r>
-            <w:proofErr w:type="spellEnd"/>
-            <w:r>
-              <w:rPr>
-                <w:lang w:val="en-SG"/>
-              </w:rPr>
-              <w:t xml:space="preserve">, R., Mihaylov, T., Iyer, S., Stoyanov, V., &amp; </w:t>
-            </w:r>
-            <w:proofErr w:type="spellStart"/>
-            <w:r>
-              <w:rPr>
-                <w:lang w:val="en-SG"/>
-              </w:rPr>
-              <w:t>Kozareva</w:t>
-            </w:r>
-            <w:proofErr w:type="spellEnd"/>
-            <w:r>
-              <w:rPr>
-                <w:lang w:val="en-SG"/>
-              </w:rPr>
-              <w:t xml:space="preserve">, Z. (2022). Improving in-context few-shot learning via self-supervised training. Proceedings of the 2022 Conference of the North American Chapter of the Association for Computational Linguistics: Human Language Technologies. </w:t>
-            </w:r>
-            <w:hyperlink r:id="rId68" w:history="1">
+              <w:t xml:space="preserve">Chen, M., Du, J., Pasunuru, R., Mihaylov, T., Iyer, S., Stoyanov, V., &amp; Kozareva, Z. (2022). Improving in-context few-shot learning via self-supervised training. Proceedings of the 2022 Conference of the North American Chapter of the Association for Computational Linguistics: Human Language Technologies. </w:t>
+            </w:r>
+            <w:hyperlink r:id="rId73" w:history="1">
               <w:r>
                 <w:rPr>
                   <w:rStyle w:val="Hyperlink"/>
@@ -12385,7 +12721,6 @@
         <w:tc>
           <w:tcPr>
             <w:tcW w:w="2268" w:type="dxa"/>
-            <w:shd w:val="clear" w:color="auto" w:fill="auto"/>
           </w:tcPr>
           <w:p>
             <w:pPr>
@@ -12444,14 +12779,12 @@
               </w:rPr>
               <w:t xml:space="preserve">The self-supervised training improves performance in few-shot learning scenarios by allowing the model to learn useful representations without requiring </w:t>
             </w:r>
-            <w:proofErr w:type="gramStart"/>
-            <w:r>
-              <w:rPr>
-                <w:lang w:val="en-US"/>
-              </w:rPr>
-              <w:t>large labeled</w:t>
-            </w:r>
-            <w:proofErr w:type="gramEnd"/>
+            <w:r>
+              <w:rPr>
+                <w:lang w:val="en-US"/>
+              </w:rPr>
+              <w:t>large, labeled</w:t>
+            </w:r>
             <w:r>
               <w:rPr>
                 <w:lang w:val="en-US"/>
@@ -12511,7 +12844,6 @@
         <w:tc>
           <w:tcPr>
             <w:tcW w:w="2972" w:type="dxa"/>
-            <w:shd w:val="clear" w:color="auto" w:fill="auto"/>
           </w:tcPr>
           <w:p>
             <w:pPr>
@@ -12535,7 +12867,7 @@
               <w:lastRenderedPageBreak/>
               <w:t xml:space="preserve">Computer Vision and Pattern Recognition (CVPR), 13658–13667. </w:t>
             </w:r>
-            <w:hyperlink r:id="rId69" w:history="1">
+            <w:hyperlink r:id="rId74" w:history="1">
               <w:r>
                 <w:rPr>
                   <w:rStyle w:val="Hyperlink"/>
@@ -12555,7 +12887,6 @@
         <w:tc>
           <w:tcPr>
             <w:tcW w:w="2268" w:type="dxa"/>
-            <w:shd w:val="clear" w:color="auto" w:fill="auto"/>
           </w:tcPr>
           <w:p>
             <w:pPr>
@@ -12713,7 +13044,6 @@
         <w:tc>
           <w:tcPr>
             <w:tcW w:w="2972" w:type="dxa"/>
-            <w:shd w:val="clear" w:color="auto" w:fill="auto"/>
           </w:tcPr>
           <w:p>
             <w:pPr>
@@ -12729,23 +13059,9 @@
                 <w:lang w:val="en-SG"/>
               </w:rPr>
               <w:lastRenderedPageBreak/>
-              <w:t xml:space="preserve">Dai, W., Nishi, H., </w:t>
-            </w:r>
-            <w:proofErr w:type="spellStart"/>
-            <w:r>
-              <w:rPr>
-                <w:lang w:val="en-SG"/>
-              </w:rPr>
-              <w:t>Vyatkin</w:t>
-            </w:r>
-            <w:proofErr w:type="spellEnd"/>
-            <w:r>
-              <w:rPr>
-                <w:lang w:val="en-SG"/>
-              </w:rPr>
-              <w:t xml:space="preserve">, V., Huang, V., Shi, Y., &amp; Guan, X. (2019). Industrial Edge Computing: Enabling Embedded Intelligence. IEEE Industrial Electronics Magazine, 13(4), 48–56. </w:t>
-            </w:r>
-            <w:hyperlink r:id="rId70" w:history="1">
+              <w:t xml:space="preserve">Dai, W., Nishi, H., Vyatkin, V., Huang, V., Shi, Y., &amp; Guan, X. (2019). Industrial Edge Computing: Enabling Embedded Intelligence. IEEE Industrial Electronics Magazine, 13(4), 48–56. </w:t>
+            </w:r>
+            <w:hyperlink r:id="rId75" w:history="1">
               <w:r>
                 <w:rPr>
                   <w:rStyle w:val="Hyperlink"/>
@@ -12765,7 +13081,6 @@
         <w:tc>
           <w:tcPr>
             <w:tcW w:w="2268" w:type="dxa"/>
-            <w:shd w:val="clear" w:color="auto" w:fill="auto"/>
           </w:tcPr>
           <w:p>
             <w:pPr>
@@ -12883,7 +13198,6 @@
         <w:tc>
           <w:tcPr>
             <w:tcW w:w="2972" w:type="dxa"/>
-            <w:shd w:val="clear" w:color="auto" w:fill="auto"/>
           </w:tcPr>
           <w:p>
             <w:pPr>
@@ -12894,35 +13208,13 @@
                 <w:lang w:val="en-SG"/>
               </w:rPr>
             </w:pPr>
-            <w:proofErr w:type="spellStart"/>
             <w:r>
               <w:rPr>
                 <w:lang w:val="en-SG"/>
               </w:rPr>
-              <w:t>Gidaris</w:t>
-            </w:r>
-            <w:proofErr w:type="spellEnd"/>
-            <w:r>
-              <w:rPr>
-                <w:lang w:val="en-SG"/>
-              </w:rPr>
-              <w:t xml:space="preserve">, S., Bursuc, A., </w:t>
-            </w:r>
-            <w:proofErr w:type="spellStart"/>
-            <w:r>
-              <w:rPr>
-                <w:lang w:val="en-SG"/>
-              </w:rPr>
-              <w:t>Komodakis</w:t>
-            </w:r>
-            <w:proofErr w:type="spellEnd"/>
-            <w:r>
-              <w:rPr>
-                <w:lang w:val="en-SG"/>
-              </w:rPr>
-              <w:t xml:space="preserve">, N., Perez, P. P., &amp; Cord, M. (2019). Boosting few-shot visual learning with self-supervision. 2019 IEEE/CVF International Conference on Computer Vision (ICCV), 8058–8067. </w:t>
-            </w:r>
-            <w:hyperlink r:id="rId71" w:history="1">
+              <w:t xml:space="preserve">Gidaris, S., Bursuc, A., Komodakis, N., Perez, P. P., &amp; Cord, M. (2019). Boosting few-shot visual learning with self-supervision. 2019 IEEE/CVF International Conference on Computer Vision (ICCV), 8058–8067. </w:t>
+            </w:r>
+            <w:hyperlink r:id="rId76" w:history="1">
               <w:r>
                 <w:rPr>
                   <w:rStyle w:val="Hyperlink"/>
@@ -12942,7 +13234,6 @@
         <w:tc>
           <w:tcPr>
             <w:tcW w:w="2268" w:type="dxa"/>
-            <w:shd w:val="clear" w:color="auto" w:fill="auto"/>
           </w:tcPr>
           <w:p>
             <w:pPr>
@@ -12999,21 +13290,7 @@
               <w:rPr>
                 <w:lang w:val="en-US"/>
               </w:rPr>
-              <w:t xml:space="preserve">The approach achieves state-of-the-art performance on several </w:t>
-            </w:r>
-            <w:proofErr w:type="gramStart"/>
-            <w:r>
-              <w:rPr>
-                <w:lang w:val="en-US"/>
-              </w:rPr>
-              <w:t>few-shot</w:t>
-            </w:r>
-            <w:proofErr w:type="gramEnd"/>
-            <w:r>
-              <w:rPr>
-                <w:lang w:val="en-US"/>
-              </w:rPr>
-              <w:t xml:space="preserve"> learning benchmarks, outperforming existing methods</w:t>
+              <w:t>The approach achieves state-of-the-art performance on several few-shot learning benchmarks, outperforming existing methods</w:t>
             </w:r>
           </w:p>
         </w:tc>
@@ -13074,7 +13351,6 @@
         <w:tc>
           <w:tcPr>
             <w:tcW w:w="2972" w:type="dxa"/>
-            <w:shd w:val="clear" w:color="auto" w:fill="auto"/>
           </w:tcPr>
           <w:p>
             <w:pPr>
@@ -13098,7 +13374,7 @@
               <w:lastRenderedPageBreak/>
               <w:t xml:space="preserve">processing for protecting vital devices in 6G-enabled massive IIoT. IEEE Internet of Things Journal, 8(7), 5219–5229. </w:t>
             </w:r>
-            <w:hyperlink r:id="rId72" w:history="1">
+            <w:hyperlink r:id="rId77" w:history="1">
               <w:r>
                 <w:rPr>
                   <w:rStyle w:val="Hyperlink"/>
@@ -13118,7 +13394,6 @@
         <w:tc>
           <w:tcPr>
             <w:tcW w:w="2268" w:type="dxa"/>
-            <w:shd w:val="clear" w:color="auto" w:fill="auto"/>
           </w:tcPr>
           <w:p>
             <w:pPr>
@@ -13192,21 +13467,7 @@
                 <w:lang w:val="en-US"/>
               </w:rPr>
               <w:lastRenderedPageBreak/>
-              <w:t xml:space="preserve">The proposed approach effectively detects anomalies with high accuracy, demonstrating </w:t>
-            </w:r>
-            <w:proofErr w:type="gramStart"/>
-            <w:r>
-              <w:rPr>
-                <w:lang w:val="en-US"/>
-              </w:rPr>
-              <w:t>its</w:t>
-            </w:r>
-            <w:proofErr w:type="gramEnd"/>
-            <w:r>
-              <w:rPr>
-                <w:lang w:val="en-US"/>
-              </w:rPr>
-              <w:t xml:space="preserve"> </w:t>
+              <w:t xml:space="preserve">The proposed approach effectively detects anomalies with high accuracy, demonstrating its </w:t>
             </w:r>
             <w:r>
               <w:rPr>
@@ -13290,7 +13551,6 @@
         <w:tc>
           <w:tcPr>
             <w:tcW w:w="2972" w:type="dxa"/>
-            <w:shd w:val="clear" w:color="auto" w:fill="auto"/>
           </w:tcPr>
           <w:p>
             <w:pPr>
@@ -13301,64 +13561,14 @@
                 <w:lang w:val="en-SG"/>
               </w:rPr>
             </w:pPr>
-            <w:proofErr w:type="spellStart"/>
             <w:r>
               <w:rPr>
                 <w:lang w:val="en-SG"/>
               </w:rPr>
               <w:lastRenderedPageBreak/>
-              <w:t>Hastbacka</w:t>
-            </w:r>
-            <w:proofErr w:type="spellEnd"/>
-            <w:r>
-              <w:rPr>
-                <w:lang w:val="en-SG"/>
-              </w:rPr>
-              <w:t xml:space="preserve">, D., Halme, J., Barna, L., </w:t>
-            </w:r>
-            <w:proofErr w:type="spellStart"/>
-            <w:r>
-              <w:rPr>
-                <w:lang w:val="en-SG"/>
-              </w:rPr>
-              <w:t>Hoikka</w:t>
-            </w:r>
-            <w:proofErr w:type="spellEnd"/>
-            <w:r>
-              <w:rPr>
-                <w:lang w:val="en-SG"/>
-              </w:rPr>
-              <w:t xml:space="preserve">, H., </w:t>
-            </w:r>
-            <w:proofErr w:type="spellStart"/>
-            <w:r>
-              <w:rPr>
-                <w:lang w:val="en-SG"/>
-              </w:rPr>
-              <w:t>Pettinen</w:t>
-            </w:r>
-            <w:proofErr w:type="spellEnd"/>
-            <w:r>
-              <w:rPr>
-                <w:lang w:val="en-SG"/>
-              </w:rPr>
-              <w:t xml:space="preserve">, H., Larranaga, M., </w:t>
-            </w:r>
-            <w:proofErr w:type="spellStart"/>
-            <w:r>
-              <w:rPr>
-                <w:lang w:val="en-SG"/>
-              </w:rPr>
-              <w:t>Bjorkbom</w:t>
-            </w:r>
-            <w:proofErr w:type="spellEnd"/>
-            <w:r>
-              <w:rPr>
-                <w:lang w:val="en-SG"/>
-              </w:rPr>
-              <w:t xml:space="preserve">, M., Mesia, H., Jaatinen, A., &amp; Elo, M. (2022). Dynamic edge and cloud service integration for industrial IOT and production monitoring applications of industrial cyber-physical systems. IEEE Transactions on Industrial Informatics, 18(1), 498–508. </w:t>
-            </w:r>
-            <w:hyperlink r:id="rId73" w:history="1">
+              <w:t xml:space="preserve">Hastbacka, D., Halme, J., Barna, L., Hoikka, H., Pettinen, H., Larranaga, M., Bjorkbom, M., Mesia, H., Jaatinen, A., &amp; Elo, M. (2022). Dynamic edge and cloud service integration for industrial IOT and production monitoring applications of industrial cyber-physical systems. IEEE Transactions on Industrial Informatics, 18(1), 498–508. </w:t>
+            </w:r>
+            <w:hyperlink r:id="rId78" w:history="1">
               <w:r>
                 <w:rPr>
                   <w:rStyle w:val="Hyperlink"/>
@@ -13378,7 +13588,6 @@
         <w:tc>
           <w:tcPr>
             <w:tcW w:w="2268" w:type="dxa"/>
-            <w:shd w:val="clear" w:color="auto" w:fill="auto"/>
           </w:tcPr>
           <w:p>
             <w:pPr>
@@ -13493,7 +13702,6 @@
         <w:tc>
           <w:tcPr>
             <w:tcW w:w="2972" w:type="dxa"/>
-            <w:shd w:val="clear" w:color="auto" w:fill="auto"/>
           </w:tcPr>
           <w:p>
             <w:pPr>
@@ -13510,7 +13718,7 @@
               </w:rPr>
               <w:t xml:space="preserve">Huang, S., Liu, Y., Fung, C., An, W., He, R., Zhao, Y., Yang, H., &amp; Luan, Z. (2020). A gated few-shot learning model for anomaly detection. 2020 International Conference on Information Networking (ICOIN), 505–509. </w:t>
             </w:r>
-            <w:hyperlink r:id="rId74" w:history="1">
+            <w:hyperlink r:id="rId79" w:history="1">
               <w:r>
                 <w:rPr>
                   <w:rStyle w:val="Hyperlink"/>
@@ -13530,7 +13738,6 @@
         <w:tc>
           <w:tcPr>
             <w:tcW w:w="2268" w:type="dxa"/>
-            <w:shd w:val="clear" w:color="auto" w:fill="auto"/>
           </w:tcPr>
           <w:p>
             <w:pPr>
@@ -13644,21 +13851,7 @@
               <w:rPr>
                 <w:lang w:val="en-US"/>
               </w:rPr>
-              <w:t xml:space="preserve">urther integration of gating mechanisms with other learning paradigms and </w:t>
-            </w:r>
-            <w:proofErr w:type="gramStart"/>
-            <w:r>
-              <w:rPr>
-                <w:lang w:val="en-US"/>
-              </w:rPr>
-              <w:t>test</w:t>
-            </w:r>
-            <w:proofErr w:type="gramEnd"/>
-            <w:r>
-              <w:rPr>
-                <w:lang w:val="en-US"/>
-              </w:rPr>
-              <w:t xml:space="preserve"> the model on larger, more complex datasets</w:t>
+              <w:t>urther integration of gating mechanisms with other learning paradigms and test the model on larger, more complex datasets</w:t>
             </w:r>
           </w:p>
         </w:tc>
@@ -13671,7 +13864,6 @@
         <w:tc>
           <w:tcPr>
             <w:tcW w:w="2972" w:type="dxa"/>
-            <w:shd w:val="clear" w:color="auto" w:fill="auto"/>
           </w:tcPr>
           <w:p>
             <w:pPr>
@@ -13686,26 +13878,12 @@
               <w:rPr>
                 <w:lang w:val="en-SG"/>
               </w:rPr>
-              <w:t xml:space="preserve">Ji, Z., Zou, X., Huang, T., &amp; Wu, S. (2019). Unsupervised Few-shot Learning via Self-supervised Training. </w:t>
-            </w:r>
-            <w:proofErr w:type="spellStart"/>
+              <w:t>Ji, Z., Zou, X., Huang, T., &amp; Wu, S. (2019). Unsupervised Few-shot Learning via Self-supervised Training. ArXiv, abs/1912.12178</w:t>
+            </w:r>
             <w:r>
               <w:rPr>
                 <w:lang w:val="en-SG"/>
               </w:rPr>
-              <w:t>ArXiv</w:t>
-            </w:r>
-            <w:proofErr w:type="spellEnd"/>
-            <w:r>
-              <w:rPr>
-                <w:lang w:val="en-SG"/>
-              </w:rPr>
-              <w:t>, abs/1912.12178</w:t>
-            </w:r>
-            <w:r>
-              <w:rPr>
-                <w:lang w:val="en-SG"/>
-              </w:rPr>
               <w:t>.</w:t>
             </w:r>
           </w:p>
@@ -13713,7 +13891,6 @@
         <w:tc>
           <w:tcPr>
             <w:tcW w:w="2268" w:type="dxa"/>
-            <w:shd w:val="clear" w:color="auto" w:fill="auto"/>
           </w:tcPr>
           <w:p>
             <w:pPr>
@@ -13831,7 +14008,6 @@
         <w:tc>
           <w:tcPr>
             <w:tcW w:w="2972" w:type="dxa"/>
-            <w:shd w:val="clear" w:color="auto" w:fill="auto"/>
           </w:tcPr>
           <w:p>
             <w:pPr>
@@ -13846,23 +14022,9 @@
               <w:rPr>
                 <w:lang w:val="en-SG"/>
               </w:rPr>
-              <w:t xml:space="preserve">Liu, Y., Li, Z., Pan, S., Gong, C., Zhou, C., &amp; </w:t>
-            </w:r>
-            <w:proofErr w:type="spellStart"/>
-            <w:r>
-              <w:rPr>
-                <w:lang w:val="en-SG"/>
-              </w:rPr>
-              <w:t>Karypis</w:t>
-            </w:r>
-            <w:proofErr w:type="spellEnd"/>
-            <w:r>
-              <w:rPr>
-                <w:lang w:val="en-SG"/>
-              </w:rPr>
-              <w:t xml:space="preserve">, G. (2022). Anomaly detection on attributed networks via contrastive self-supervised learning. IEEE Transactions on Neural Networks and Learning Systems, 33(6), 2378–2392. </w:t>
-            </w:r>
-            <w:hyperlink r:id="rId75" w:history="1">
+              <w:t xml:space="preserve">Liu, Y., Li, Z., Pan, S., Gong, C., Zhou, C., &amp; Karypis, G. (2022). Anomaly detection on attributed networks via contrastive self-supervised learning. IEEE Transactions on Neural Networks and Learning Systems, 33(6), 2378–2392. </w:t>
+            </w:r>
+            <w:hyperlink r:id="rId80" w:history="1">
               <w:r>
                 <w:rPr>
                   <w:rStyle w:val="Hyperlink"/>
@@ -13882,7 +14044,6 @@
         <w:tc>
           <w:tcPr>
             <w:tcW w:w="2268" w:type="dxa"/>
-            <w:shd w:val="clear" w:color="auto" w:fill="auto"/>
           </w:tcPr>
           <w:p>
             <w:pPr>
@@ -14011,7 +14172,6 @@
         <w:tc>
           <w:tcPr>
             <w:tcW w:w="2972" w:type="dxa"/>
-            <w:shd w:val="clear" w:color="auto" w:fill="auto"/>
           </w:tcPr>
           <w:p>
             <w:pPr>
@@ -14028,7 +14188,7 @@
               </w:rPr>
               <w:t xml:space="preserve">Lu, Y., Wen, L., Liu, J., Liu, Y., &amp; Tian, X. (2022). Self-supervision can be a good few-shot learner. Lecture Notes in Computer Science, 740–758. </w:t>
             </w:r>
-            <w:hyperlink r:id="rId76" w:history="1">
+            <w:hyperlink r:id="rId81" w:history="1">
               <w:r>
                 <w:rPr>
                   <w:rStyle w:val="Hyperlink"/>
@@ -14048,7 +14208,6 @@
         <w:tc>
           <w:tcPr>
             <w:tcW w:w="2268" w:type="dxa"/>
-            <w:shd w:val="clear" w:color="auto" w:fill="auto"/>
           </w:tcPr>
           <w:p>
             <w:pPr>
@@ -14198,7 +14357,6 @@
         <w:tc>
           <w:tcPr>
             <w:tcW w:w="2972" w:type="dxa"/>
-            <w:shd w:val="clear" w:color="auto" w:fill="auto"/>
           </w:tcPr>
           <w:p>
             <w:pPr>
@@ -14214,23 +14372,9 @@
                 <w:lang w:val="en-SG"/>
               </w:rPr>
               <w:lastRenderedPageBreak/>
-              <w:t xml:space="preserve">Mai, T., Yao, H., Guo, S., &amp; Liu, Y. (2021). In-network computing powered mobile edge: Toward high performance industrial </w:t>
-            </w:r>
-            <w:proofErr w:type="spellStart"/>
-            <w:r>
-              <w:rPr>
-                <w:lang w:val="en-SG"/>
-              </w:rPr>
-              <w:t>iot</w:t>
-            </w:r>
-            <w:proofErr w:type="spellEnd"/>
-            <w:r>
-              <w:rPr>
-                <w:lang w:val="en-SG"/>
-              </w:rPr>
-              <w:t xml:space="preserve">. IEEE Network, 35(1), 289–295. </w:t>
-            </w:r>
-            <w:hyperlink r:id="rId77" w:history="1">
+              <w:t xml:space="preserve">Mai, T., Yao, H., Guo, S., &amp; Liu, Y. (2021). In-network computing powered mobile edge: Toward high performance industrial iot. IEEE Network, 35(1), 289–295. </w:t>
+            </w:r>
+            <w:hyperlink r:id="rId82" w:history="1">
               <w:r>
                 <w:rPr>
                   <w:rStyle w:val="Hyperlink"/>
@@ -14250,7 +14394,6 @@
         <w:tc>
           <w:tcPr>
             <w:tcW w:w="2268" w:type="dxa"/>
-            <w:shd w:val="clear" w:color="auto" w:fill="auto"/>
           </w:tcPr>
           <w:p>
             <w:pPr>
@@ -14368,7 +14511,6 @@
         <w:tc>
           <w:tcPr>
             <w:tcW w:w="2972" w:type="dxa"/>
-            <w:shd w:val="clear" w:color="auto" w:fill="auto"/>
           </w:tcPr>
           <w:p>
             <w:pPr>
@@ -14383,40 +14525,12 @@
               <w:rPr>
                 <w:lang w:val="en-SG"/>
               </w:rPr>
-              <w:t xml:space="preserve">Medina, C., Devos, A., &amp; </w:t>
-            </w:r>
-            <w:proofErr w:type="spellStart"/>
+              <w:t>Medina, C., Devos, A., &amp; Grossglauser, M. (2020). Self-Supervised Prototypical Transfer Learning for Few-Shot Classification. ArXiv, abs/2006.11325.</w:t>
+            </w:r>
             <w:r>
               <w:rPr>
                 <w:lang w:val="en-SG"/>
               </w:rPr>
-              <w:t>Grossglauser</w:t>
-            </w:r>
-            <w:proofErr w:type="spellEnd"/>
-            <w:r>
-              <w:rPr>
-                <w:lang w:val="en-SG"/>
-              </w:rPr>
-              <w:t xml:space="preserve">, M. (2020). Self-Supervised Prototypical Transfer Learning for Few-Shot Classification. </w:t>
-            </w:r>
-            <w:proofErr w:type="spellStart"/>
-            <w:r>
-              <w:rPr>
-                <w:lang w:val="en-SG"/>
-              </w:rPr>
-              <w:t>ArXiv</w:t>
-            </w:r>
-            <w:proofErr w:type="spellEnd"/>
-            <w:r>
-              <w:rPr>
-                <w:lang w:val="en-SG"/>
-              </w:rPr>
-              <w:t>, abs/2006.11325.</w:t>
-            </w:r>
-            <w:r>
-              <w:rPr>
-                <w:lang w:val="en-SG"/>
-              </w:rPr>
               <w:t xml:space="preserve"> </w:t>
             </w:r>
           </w:p>
@@ -14424,7 +14538,6 @@
         <w:tc>
           <w:tcPr>
             <w:tcW w:w="2268" w:type="dxa"/>
-            <w:shd w:val="clear" w:color="auto" w:fill="auto"/>
           </w:tcPr>
           <w:p>
             <w:pPr>
@@ -14502,21 +14615,7 @@
               <w:rPr>
                 <w:lang w:val="en-US"/>
               </w:rPr>
-              <w:t xml:space="preserve">Self-supervised prototypical transfer learning is an effective approach for improving </w:t>
-            </w:r>
-            <w:proofErr w:type="gramStart"/>
-            <w:r>
-              <w:rPr>
-                <w:lang w:val="en-US"/>
-              </w:rPr>
-              <w:t>few</w:t>
-            </w:r>
-            <w:proofErr w:type="gramEnd"/>
-            <w:r>
-              <w:rPr>
-                <w:lang w:val="en-US"/>
-              </w:rPr>
-              <w:t>-shot classification, utilizing both self-supervision and transfer learning for better generalization with minimal labeled data</w:t>
+              <w:t>Self-supervised prototypical transfer learning is an effective approach for improving few-shot classification, utilizing both self-supervision and transfer learning for better generalization with minimal labeled data</w:t>
             </w:r>
           </w:p>
         </w:tc>
@@ -14556,7 +14655,6 @@
         <w:tc>
           <w:tcPr>
             <w:tcW w:w="2972" w:type="dxa"/>
-            <w:shd w:val="clear" w:color="auto" w:fill="auto"/>
           </w:tcPr>
           <w:p>
             <w:pPr>
@@ -14571,21 +14669,7 @@
               <w:rPr>
                 <w:lang w:val="en-SG"/>
               </w:rPr>
-              <w:t xml:space="preserve">Nizam, H., Zafar, S., </w:t>
-            </w:r>
-            <w:proofErr w:type="spellStart"/>
-            <w:r>
-              <w:rPr>
-                <w:lang w:val="en-SG"/>
-              </w:rPr>
-              <w:t>Lv</w:t>
-            </w:r>
-            <w:proofErr w:type="spellEnd"/>
-            <w:r>
-              <w:rPr>
-                <w:lang w:val="en-SG"/>
-              </w:rPr>
-              <w:t xml:space="preserve">, Z., Wang, F., &amp; Hu, X. (2022). </w:t>
+              <w:t xml:space="preserve">Nizam, H., Zafar, S., Lv, Z., Wang, F., &amp; Hu, X. (2022). </w:t>
             </w:r>
             <w:r>
               <w:rPr>
@@ -14594,7 +14678,7 @@
               <w:lastRenderedPageBreak/>
               <w:t xml:space="preserve">Real-time deep anomaly detection framework for multivariate time-series data in industrial IOT. IEEE Sensors Journal, 22(23), 22836–22849. </w:t>
             </w:r>
-            <w:hyperlink r:id="rId78" w:history="1">
+            <w:hyperlink r:id="rId83" w:history="1">
               <w:r>
                 <w:rPr>
                   <w:rStyle w:val="Hyperlink"/>
@@ -14614,7 +14698,6 @@
         <w:tc>
           <w:tcPr>
             <w:tcW w:w="2268" w:type="dxa"/>
-            <w:shd w:val="clear" w:color="auto" w:fill="auto"/>
           </w:tcPr>
           <w:p>
             <w:pPr>
@@ -14772,7 +14855,6 @@
         <w:tc>
           <w:tcPr>
             <w:tcW w:w="2972" w:type="dxa"/>
-            <w:shd w:val="clear" w:color="auto" w:fill="auto"/>
           </w:tcPr>
           <w:p>
             <w:pPr>
@@ -14790,7 +14872,7 @@
               <w:lastRenderedPageBreak/>
               <w:t xml:space="preserve">Palm, A., Metzger, A., &amp; Pohl, K. (2020). Online reinforcement learning for self-adaptive information systems. Lecture Notes in Computer Science, 169–184. </w:t>
             </w:r>
-            <w:hyperlink r:id="rId79" w:history="1">
+            <w:hyperlink r:id="rId84" w:history="1">
               <w:r>
                 <w:rPr>
                   <w:rStyle w:val="Hyperlink"/>
@@ -14810,7 +14892,6 @@
         <w:tc>
           <w:tcPr>
             <w:tcW w:w="2268" w:type="dxa"/>
-            <w:shd w:val="clear" w:color="auto" w:fill="auto"/>
           </w:tcPr>
           <w:p>
             <w:pPr>
@@ -14928,7 +15009,6 @@
         <w:tc>
           <w:tcPr>
             <w:tcW w:w="2972" w:type="dxa"/>
-            <w:shd w:val="clear" w:color="auto" w:fill="auto"/>
           </w:tcPr>
           <w:p>
             <w:pPr>
@@ -14945,7 +15025,7 @@
               </w:rPr>
               <w:t xml:space="preserve">Premsankar, G., Di Francesco, M., &amp; Taleb, T. (2018). Edge computing for the internet of things: A case study. IEEE Internet of Things Journal, 5(2), 1275–1284. </w:t>
             </w:r>
-            <w:hyperlink r:id="rId80" w:history="1">
+            <w:hyperlink r:id="rId85" w:history="1">
               <w:r>
                 <w:rPr>
                   <w:rStyle w:val="Hyperlink"/>
@@ -14965,7 +15045,6 @@
         <w:tc>
           <w:tcPr>
             <w:tcW w:w="2268" w:type="dxa"/>
-            <w:shd w:val="clear" w:color="auto" w:fill="auto"/>
           </w:tcPr>
           <w:p>
             <w:pPr>
@@ -15001,21 +15080,7 @@
               <w:rPr>
                 <w:lang w:val="en-US"/>
               </w:rPr>
-              <w:t xml:space="preserve">The authors </w:t>
-            </w:r>
-            <w:proofErr w:type="gramStart"/>
-            <w:r>
-              <w:rPr>
-                <w:lang w:val="en-US"/>
-              </w:rPr>
-              <w:t>conduct</w:t>
-            </w:r>
-            <w:proofErr w:type="gramEnd"/>
-            <w:r>
-              <w:rPr>
-                <w:lang w:val="en-US"/>
-              </w:rPr>
-              <w:t xml:space="preserve"> a case study to evaluate the effectiveness of edge computing in IoT applications, focusing on how edge nodes process data locally and interact with cloud </w:t>
+              <w:t xml:space="preserve">The authors conduct a case study to evaluate the effectiveness of edge computing in IoT applications, focusing on how edge nodes process data locally and interact with cloud </w:t>
             </w:r>
             <w:r>
               <w:rPr>
@@ -15113,7 +15178,6 @@
         <w:tc>
           <w:tcPr>
             <w:tcW w:w="2972" w:type="dxa"/>
-            <w:shd w:val="clear" w:color="auto" w:fill="auto"/>
           </w:tcPr>
           <w:p>
             <w:pPr>
@@ -15130,7 +15194,7 @@
               </w:rPr>
               <w:t xml:space="preserve">Qi, D., Hu, J., &amp; Shen, J. (2024). Few-shot object detection with self-supervising and cooperative classifier. IEEE Transactions on Neural Networks and Learning Systems, 35(4), 5435–5446. </w:t>
             </w:r>
-            <w:hyperlink r:id="rId81" w:history="1">
+            <w:hyperlink r:id="rId86" w:history="1">
               <w:r>
                 <w:rPr>
                   <w:rStyle w:val="Hyperlink"/>
@@ -15150,7 +15214,6 @@
         <w:tc>
           <w:tcPr>
             <w:tcW w:w="2268" w:type="dxa"/>
-            <w:shd w:val="clear" w:color="auto" w:fill="auto"/>
           </w:tcPr>
           <w:p>
             <w:pPr>
@@ -15268,7 +15331,6 @@
         <w:tc>
           <w:tcPr>
             <w:tcW w:w="2972" w:type="dxa"/>
-            <w:shd w:val="clear" w:color="auto" w:fill="auto"/>
           </w:tcPr>
           <w:p>
             <w:pPr>
@@ -15283,23 +15345,9 @@
               <w:rPr>
                 <w:lang w:val="en-SG"/>
               </w:rPr>
-              <w:t xml:space="preserve">Qiu, T., Chi, J., Zhou, X., Ning, Z., </w:t>
-            </w:r>
-            <w:proofErr w:type="spellStart"/>
-            <w:r>
-              <w:rPr>
-                <w:lang w:val="en-SG"/>
-              </w:rPr>
-              <w:t>Atiquzzaman</w:t>
-            </w:r>
-            <w:proofErr w:type="spellEnd"/>
-            <w:r>
-              <w:rPr>
-                <w:lang w:val="en-SG"/>
-              </w:rPr>
-              <w:t xml:space="preserve">, M., &amp; Wu, D. O. (2020). Edge computing in industrial internet of things: Architecture, advances and challenges. IEEE Communications Surveys &amp;amp; Tutorials, 22(4), 2462–2488. </w:t>
-            </w:r>
-            <w:hyperlink r:id="rId82" w:history="1">
+              <w:t xml:space="preserve">Qiu, T., Chi, J., Zhou, X., Ning, Z., Atiquzzaman, M., &amp; Wu, D. O. (2020). Edge computing in industrial internet of things: Architecture, advances and challenges. IEEE Communications Surveys &amp;amp; Tutorials, 22(4), 2462–2488. </w:t>
+            </w:r>
+            <w:hyperlink r:id="rId87" w:history="1">
               <w:r>
                 <w:rPr>
                   <w:rStyle w:val="Hyperlink"/>
@@ -15319,7 +15367,6 @@
         <w:tc>
           <w:tcPr>
             <w:tcW w:w="2268" w:type="dxa"/>
-            <w:shd w:val="clear" w:color="auto" w:fill="auto"/>
           </w:tcPr>
           <w:p>
             <w:pPr>
@@ -15437,7 +15484,6 @@
         <w:tc>
           <w:tcPr>
             <w:tcW w:w="2972" w:type="dxa"/>
-            <w:shd w:val="clear" w:color="auto" w:fill="auto"/>
           </w:tcPr>
           <w:p>
             <w:pPr>
@@ -15461,7 +15507,7 @@
               <w:lastRenderedPageBreak/>
               <w:t xml:space="preserve">software defined networking and edge computing: A comprehensive survey. IEEE Communications Surveys &amp;amp; Tutorials, 22(3), 1761–1804. </w:t>
             </w:r>
-            <w:hyperlink r:id="rId83" w:history="1">
+            <w:hyperlink r:id="rId88" w:history="1">
               <w:r>
                 <w:rPr>
                   <w:rStyle w:val="Hyperlink"/>
@@ -15481,7 +15527,6 @@
         <w:tc>
           <w:tcPr>
             <w:tcW w:w="2268" w:type="dxa"/>
-            <w:shd w:val="clear" w:color="auto" w:fill="auto"/>
           </w:tcPr>
           <w:p>
             <w:pPr>
@@ -15639,7 +15684,6 @@
         <w:tc>
           <w:tcPr>
             <w:tcW w:w="2972" w:type="dxa"/>
-            <w:shd w:val="clear" w:color="auto" w:fill="auto"/>
           </w:tcPr>
           <w:p>
             <w:pPr>
@@ -15657,7 +15701,7 @@
               <w:lastRenderedPageBreak/>
               <w:t xml:space="preserve">Ran, M., &amp; Xie, L. (2022). Adaptive observation-based efficient reinforcement learning for uncertain systems. IEEE Transactions on Neural Networks and Learning Systems, 33(10), 5492–5503. </w:t>
             </w:r>
-            <w:hyperlink r:id="rId84" w:history="1">
+            <w:hyperlink r:id="rId89" w:history="1">
               <w:r>
                 <w:rPr>
                   <w:rStyle w:val="Hyperlink"/>
@@ -15677,7 +15721,6 @@
         <w:tc>
           <w:tcPr>
             <w:tcW w:w="2268" w:type="dxa"/>
-            <w:shd w:val="clear" w:color="auto" w:fill="auto"/>
           </w:tcPr>
           <w:p>
             <w:pPr>
@@ -15795,7 +15838,6 @@
         <w:tc>
           <w:tcPr>
             <w:tcW w:w="2972" w:type="dxa"/>
-            <w:shd w:val="clear" w:color="auto" w:fill="auto"/>
           </w:tcPr>
           <w:p>
             <w:pPr>
@@ -15819,7 +15861,7 @@
               <w:lastRenderedPageBreak/>
               <w:t xml:space="preserve">few-shot learning. Proceedings of the AAAI Conference on Artificial Intelligence, 37(8), 9596–9605. </w:t>
             </w:r>
-            <w:hyperlink r:id="rId85" w:history="1">
+            <w:hyperlink r:id="rId90" w:history="1">
               <w:r>
                 <w:rPr>
                   <w:rStyle w:val="Hyperlink"/>
@@ -15839,7 +15881,6 @@
         <w:tc>
           <w:tcPr>
             <w:tcW w:w="2268" w:type="dxa"/>
-            <w:shd w:val="clear" w:color="auto" w:fill="auto"/>
           </w:tcPr>
           <w:p>
             <w:pPr>
@@ -15855,21 +15896,7 @@
                 <w:lang w:val="en-US"/>
               </w:rPr>
               <w:lastRenderedPageBreak/>
-              <w:t xml:space="preserve">The ESPT (Episodic Spatial Pretext Task) can improve </w:t>
-            </w:r>
-            <w:proofErr w:type="gramStart"/>
-            <w:r>
-              <w:rPr>
-                <w:lang w:val="en-US"/>
-              </w:rPr>
-              <w:t>few</w:t>
-            </w:r>
-            <w:proofErr w:type="gramEnd"/>
-            <w:r>
-              <w:rPr>
-                <w:lang w:val="en-US"/>
-              </w:rPr>
-              <w:t>-shot learning by leveraging self-</w:t>
+              <w:t>The ESPT (Episodic Spatial Pretext Task) can improve few-shot learning by leveraging self-</w:t>
             </w:r>
             <w:r>
               <w:rPr>
@@ -16011,7 +16038,6 @@
         <w:tc>
           <w:tcPr>
             <w:tcW w:w="2972" w:type="dxa"/>
-            <w:shd w:val="clear" w:color="auto" w:fill="auto"/>
           </w:tcPr>
           <w:p>
             <w:pPr>
@@ -16027,23 +16053,9 @@
                 <w:lang w:val="en-SG"/>
               </w:rPr>
               <w:lastRenderedPageBreak/>
-              <w:t xml:space="preserve">Santos, J., Tran, T., &amp; Rippel, O. (2023). Optimizing PatchCore for Few/many-shot Anomaly Detection. </w:t>
-            </w:r>
-            <w:proofErr w:type="spellStart"/>
-            <w:r>
-              <w:rPr>
-                <w:lang w:val="en-SG"/>
-              </w:rPr>
-              <w:t>ArXiv</w:t>
-            </w:r>
-            <w:proofErr w:type="spellEnd"/>
-            <w:r>
-              <w:rPr>
-                <w:lang w:val="en-SG"/>
-              </w:rPr>
-              <w:t xml:space="preserve">, abs/2307.10792. </w:t>
-            </w:r>
-            <w:hyperlink r:id="rId86" w:history="1">
+              <w:t xml:space="preserve">Santos, J., Tran, T., &amp; Rippel, O. (2023). Optimizing PatchCore for Few/many-shot Anomaly Detection. ArXiv, abs/2307.10792. </w:t>
+            </w:r>
+            <w:hyperlink r:id="rId91" w:history="1">
               <w:r>
                 <w:rPr>
                   <w:rStyle w:val="Hyperlink"/>
@@ -16069,7 +16081,6 @@
         <w:tc>
           <w:tcPr>
             <w:tcW w:w="2268" w:type="dxa"/>
-            <w:shd w:val="clear" w:color="auto" w:fill="auto"/>
           </w:tcPr>
           <w:p>
             <w:pPr>
@@ -16187,7 +16198,6 @@
         <w:tc>
           <w:tcPr>
             <w:tcW w:w="2972" w:type="dxa"/>
-            <w:shd w:val="clear" w:color="auto" w:fill="auto"/>
           </w:tcPr>
           <w:p>
             <w:pPr>
@@ -16202,23 +16212,9 @@
               <w:rPr>
                 <w:lang w:val="en-SG"/>
               </w:rPr>
-              <w:t xml:space="preserve">Shah, G., &amp; Tiwari, A. (2018). Anomaly detection in </w:t>
-            </w:r>
-            <w:proofErr w:type="spellStart"/>
-            <w:r>
-              <w:rPr>
-                <w:lang w:val="en-SG"/>
-              </w:rPr>
-              <w:t>Iiot</w:t>
-            </w:r>
-            <w:proofErr w:type="spellEnd"/>
-            <w:r>
-              <w:rPr>
-                <w:lang w:val="en-SG"/>
-              </w:rPr>
-              <w:t xml:space="preserve">. Proceedings of the ACM India Joint International Conference on Data Science and Management of Data. </w:t>
-            </w:r>
-            <w:hyperlink r:id="rId87" w:history="1">
+              <w:t xml:space="preserve">Shah, G., &amp; Tiwari, A. (2018). Anomaly detection in Iiot. Proceedings of the ACM India Joint International Conference on Data Science and Management of Data. </w:t>
+            </w:r>
+            <w:hyperlink r:id="rId92" w:history="1">
               <w:r>
                 <w:rPr>
                   <w:rStyle w:val="Hyperlink"/>
@@ -16238,7 +16234,6 @@
         <w:tc>
           <w:tcPr>
             <w:tcW w:w="2268" w:type="dxa"/>
-            <w:shd w:val="clear" w:color="auto" w:fill="auto"/>
           </w:tcPr>
           <w:p>
             <w:pPr>
@@ -16387,7 +16382,6 @@
         <w:tc>
           <w:tcPr>
             <w:tcW w:w="2972" w:type="dxa"/>
-            <w:shd w:val="clear" w:color="auto" w:fill="auto"/>
           </w:tcPr>
           <w:p>
             <w:pPr>
@@ -16403,26 +16397,12 @@
                 <w:lang w:val="en-SG"/>
               </w:rPr>
               <w:lastRenderedPageBreak/>
-              <w:t xml:space="preserve">Simard, N., &amp; Lagrange, G. (2021). Improving Few-Shot Learning with Auxiliary Self-Supervised Pretext Tasks. </w:t>
-            </w:r>
-            <w:proofErr w:type="spellStart"/>
+              <w:t>Simard, N., &amp; Lagrange, G. (2021). Improving Few-Shot Learning with Auxiliary Self-Supervised Pretext Tasks. ArXiv, abs/2101.09825.</w:t>
+            </w:r>
             <w:r>
               <w:rPr>
                 <w:lang w:val="en-SG"/>
               </w:rPr>
-              <w:t>ArXiv</w:t>
-            </w:r>
-            <w:proofErr w:type="spellEnd"/>
-            <w:r>
-              <w:rPr>
-                <w:lang w:val="en-SG"/>
-              </w:rPr>
-              <w:t>, abs/2101.09825.</w:t>
-            </w:r>
-            <w:r>
-              <w:rPr>
-                <w:lang w:val="en-SG"/>
-              </w:rPr>
               <w:t xml:space="preserve"> </w:t>
             </w:r>
           </w:p>
@@ -16430,7 +16410,6 @@
         <w:tc>
           <w:tcPr>
             <w:tcW w:w="2268" w:type="dxa"/>
-            <w:shd w:val="clear" w:color="auto" w:fill="auto"/>
           </w:tcPr>
           <w:p>
             <w:pPr>
@@ -16445,21 +16424,7 @@
               <w:rPr>
                 <w:lang w:val="en-US"/>
               </w:rPr>
-              <w:t xml:space="preserve">Auxiliary self-supervised pretext tasks can improve </w:t>
-            </w:r>
-            <w:proofErr w:type="gramStart"/>
-            <w:r>
-              <w:rPr>
-                <w:lang w:val="en-US"/>
-              </w:rPr>
-              <w:t>few</w:t>
-            </w:r>
-            <w:proofErr w:type="gramEnd"/>
-            <w:r>
-              <w:rPr>
-                <w:lang w:val="en-US"/>
-              </w:rPr>
-              <w:t>-shot learning by enhancing feature learning and representation, even with limited labeled data</w:t>
+              <w:t>Auxiliary self-supervised pretext tasks can improve few-shot learning by enhancing feature learning and representation, even with limited labeled data</w:t>
             </w:r>
           </w:p>
         </w:tc>
@@ -16562,7 +16527,6 @@
         <w:tc>
           <w:tcPr>
             <w:tcW w:w="2972" w:type="dxa"/>
-            <w:shd w:val="clear" w:color="auto" w:fill="auto"/>
           </w:tcPr>
           <w:p>
             <w:pPr>
@@ -16573,35 +16537,13 @@
                 <w:lang w:val="en-SG"/>
               </w:rPr>
             </w:pPr>
-            <w:proofErr w:type="spellStart"/>
             <w:r>
               <w:rPr>
                 <w:lang w:val="en-SG"/>
               </w:rPr>
-              <w:t>Sodhro</w:t>
-            </w:r>
-            <w:proofErr w:type="spellEnd"/>
-            <w:r>
-              <w:rPr>
-                <w:lang w:val="en-SG"/>
-              </w:rPr>
-              <w:t xml:space="preserve">, A. H., </w:t>
-            </w:r>
-            <w:proofErr w:type="spellStart"/>
-            <w:r>
-              <w:rPr>
-                <w:lang w:val="en-SG"/>
-              </w:rPr>
-              <w:t>Pirbhulal</w:t>
-            </w:r>
-            <w:proofErr w:type="spellEnd"/>
-            <w:r>
-              <w:rPr>
-                <w:lang w:val="en-SG"/>
-              </w:rPr>
-              <w:t xml:space="preserve">, S., &amp; de Albuquerque, V. H. (2019). Artificial intelligence-driven mechanism for edge computing-based industrial applications. IEEE Transactions on Industrial Informatics, 15(7), 4235–4243. </w:t>
-            </w:r>
-            <w:hyperlink r:id="rId88" w:history="1">
+              <w:t xml:space="preserve">Sodhro, A. H., Pirbhulal, S., &amp; de Albuquerque, V. H. (2019). Artificial intelligence-driven mechanism for edge computing-based industrial applications. IEEE Transactions on Industrial Informatics, 15(7), 4235–4243. </w:t>
+            </w:r>
+            <w:hyperlink r:id="rId93" w:history="1">
               <w:r>
                 <w:rPr>
                   <w:rStyle w:val="Hyperlink"/>
@@ -16621,7 +16563,6 @@
         <w:tc>
           <w:tcPr>
             <w:tcW w:w="2268" w:type="dxa"/>
-            <w:shd w:val="clear" w:color="auto" w:fill="auto"/>
           </w:tcPr>
           <w:p>
             <w:pPr>
@@ -16747,7 +16688,6 @@
         <w:tc>
           <w:tcPr>
             <w:tcW w:w="2972" w:type="dxa"/>
-            <w:shd w:val="clear" w:color="auto" w:fill="auto"/>
           </w:tcPr>
           <w:p>
             <w:pPr>
@@ -16764,7 +16704,7 @@
               </w:rPr>
               <w:t xml:space="preserve">Su, J.-C., Maji, S., &amp; Hariharan, B. (2020). When does self-supervision improve few-shot learning? Lecture Notes in Computer Science, 645–666. </w:t>
             </w:r>
-            <w:hyperlink r:id="rId89" w:history="1">
+            <w:hyperlink r:id="rId94" w:history="1">
               <w:r>
                 <w:rPr>
                   <w:rStyle w:val="Hyperlink"/>
@@ -16784,7 +16724,6 @@
         <w:tc>
           <w:tcPr>
             <w:tcW w:w="2268" w:type="dxa"/>
-            <w:shd w:val="clear" w:color="auto" w:fill="auto"/>
           </w:tcPr>
           <w:p>
             <w:pPr>
@@ -16862,21 +16801,7 @@
               <w:rPr>
                 <w:lang w:val="en-US"/>
               </w:rPr>
-              <w:t xml:space="preserve">Self-supervised learning can enhance </w:t>
-            </w:r>
-            <w:proofErr w:type="gramStart"/>
-            <w:r>
-              <w:rPr>
-                <w:lang w:val="en-US"/>
-              </w:rPr>
-              <w:t>few</w:t>
-            </w:r>
-            <w:proofErr w:type="gramEnd"/>
-            <w:r>
-              <w:rPr>
-                <w:lang w:val="en-US"/>
-              </w:rPr>
-              <w:t>-shot learning performance when the pretext tasks are carefully selected to be relevant to the target task, improving generalization and feature representation</w:t>
+              <w:t>Self-supervised learning can enhance few-shot learning performance when the pretext tasks are carefully selected to be relevant to the target task, improving generalization and feature representation</w:t>
             </w:r>
           </w:p>
         </w:tc>
@@ -16916,7 +16841,6 @@
         <w:tc>
           <w:tcPr>
             <w:tcW w:w="2972" w:type="dxa"/>
-            <w:shd w:val="clear" w:color="auto" w:fill="auto"/>
           </w:tcPr>
           <w:p>
             <w:pPr>
@@ -16931,26 +16855,12 @@
               <w:rPr>
                 <w:lang w:val="en-SG"/>
               </w:rPr>
-              <w:t xml:space="preserve">Sun, G., Liu, Z., Wen, L., Shi, J., &amp; Xu, C. (2021). Anomaly Crossing: A New Method for Video Anomaly Detection as Cross-domain Few-shot Learning. </w:t>
-            </w:r>
-            <w:proofErr w:type="spellStart"/>
+              <w:t>Sun, G., Liu, Z., Wen, L., Shi, J., &amp; Xu, C. (2021). Anomaly Crossing: A New Method for Video Anomaly Detection as Cross-domain Few-shot Learning. ArXiv, abs/2112.06320.</w:t>
+            </w:r>
             <w:r>
               <w:rPr>
                 <w:lang w:val="en-SG"/>
               </w:rPr>
-              <w:t>ArXiv</w:t>
-            </w:r>
-            <w:proofErr w:type="spellEnd"/>
-            <w:r>
-              <w:rPr>
-                <w:lang w:val="en-SG"/>
-              </w:rPr>
-              <w:t>, abs/2112.06320.</w:t>
-            </w:r>
-            <w:r>
-              <w:rPr>
-                <w:lang w:val="en-SG"/>
-              </w:rPr>
               <w:t xml:space="preserve"> </w:t>
             </w:r>
           </w:p>
@@ -16958,7 +16868,6 @@
         <w:tc>
           <w:tcPr>
             <w:tcW w:w="2268" w:type="dxa"/>
-            <w:shd w:val="clear" w:color="auto" w:fill="auto"/>
           </w:tcPr>
           <w:p>
             <w:pPr>
@@ -17036,21 +16945,7 @@
               <w:rPr>
                 <w:lang w:val="en-US"/>
               </w:rPr>
-              <w:t xml:space="preserve">Cross-domain few-shot learning, as demonstrated by Anomaly Crossing, is a powerful technique for </w:t>
-            </w:r>
-            <w:proofErr w:type="gramStart"/>
-            <w:r>
-              <w:rPr>
-                <w:lang w:val="en-US"/>
-              </w:rPr>
-              <w:t>video anomaly</w:t>
-            </w:r>
-            <w:proofErr w:type="gramEnd"/>
-            <w:r>
-              <w:rPr>
-                <w:lang w:val="en-US"/>
-              </w:rPr>
-              <w:t xml:space="preserve"> detection, requiring minimal supervision and enhancing model flexibility</w:t>
+              <w:t>Cross-domain few-shot learning, as demonstrated by Anomaly Crossing, is a powerful technique for video anomaly detection, requiring minimal supervision and enhancing model flexibility</w:t>
             </w:r>
           </w:p>
         </w:tc>
@@ -17090,7 +16985,6 @@
         <w:tc>
           <w:tcPr>
             <w:tcW w:w="2972" w:type="dxa"/>
-            <w:shd w:val="clear" w:color="auto" w:fill="auto"/>
           </w:tcPr>
           <w:p>
             <w:pPr>
@@ -17114,7 +17008,7 @@
               <w:lastRenderedPageBreak/>
               <w:t xml:space="preserve">anomaly detection using unsupervised machine learning approach. Journal of ISMAC, 4(3), 184–197. </w:t>
             </w:r>
-            <w:hyperlink r:id="rId90" w:history="1">
+            <w:hyperlink r:id="rId95" w:history="1">
               <w:r>
                 <w:rPr>
                   <w:rStyle w:val="Hyperlink"/>
@@ -17130,7 +17024,6 @@
         <w:tc>
           <w:tcPr>
             <w:tcW w:w="2268" w:type="dxa"/>
-            <w:shd w:val="clear" w:color="auto" w:fill="auto"/>
           </w:tcPr>
           <w:p>
             <w:pPr>
@@ -17288,7 +17181,6 @@
         <w:tc>
           <w:tcPr>
             <w:tcW w:w="2972" w:type="dxa"/>
-            <w:shd w:val="clear" w:color="auto" w:fill="auto"/>
           </w:tcPr>
           <w:p>
             <w:pPr>
@@ -17303,7 +17195,7 @@
               <w:lastRenderedPageBreak/>
               <w:t xml:space="preserve">Wang, T., Wang, P., Cai, S., Ma, Y., Liu, A., &amp; Xie, M. (2020). A unified trustworthy environment establishment based on Edge Computing in industrial IOT. IEEE Transactions on Industrial Informatics, 16(9), 6083–6091. </w:t>
             </w:r>
-            <w:hyperlink r:id="rId91" w:history="1">
+            <w:hyperlink r:id="rId96" w:history="1">
               <w:r>
                 <w:rPr>
                   <w:rStyle w:val="Hyperlink"/>
@@ -17323,7 +17215,6 @@
         <w:tc>
           <w:tcPr>
             <w:tcW w:w="2268" w:type="dxa"/>
-            <w:shd w:val="clear" w:color="auto" w:fill="auto"/>
           </w:tcPr>
           <w:p>
             <w:pPr>
@@ -17441,7 +17332,6 @@
         <w:tc>
           <w:tcPr>
             <w:tcW w:w="2972" w:type="dxa"/>
-            <w:shd w:val="clear" w:color="auto" w:fill="auto"/>
           </w:tcPr>
           <w:p>
             <w:pPr>
@@ -17456,23 +17346,9 @@
               <w:rPr>
                 <w:lang w:val="en-SG"/>
               </w:rPr>
-              <w:t xml:space="preserve">Wang, X., Garg, S., Lin, H., Hu, J., </w:t>
-            </w:r>
-            <w:proofErr w:type="spellStart"/>
-            <w:r>
-              <w:rPr>
-                <w:lang w:val="en-SG"/>
-              </w:rPr>
-              <w:t>Kaddoum</w:t>
-            </w:r>
-            <w:proofErr w:type="spellEnd"/>
-            <w:r>
-              <w:rPr>
-                <w:lang w:val="en-SG"/>
-              </w:rPr>
-              <w:t xml:space="preserve">, G., Jalil Piran, Md., &amp; Hossain, M. S. (2022). Toward accurate anomaly detection in industrial internet of things using hierarchical federated learning. IEEE Internet of Things Journal, 9(10), 7110–7119. </w:t>
-            </w:r>
-            <w:hyperlink r:id="rId92" w:history="1">
+              <w:t xml:space="preserve">Wang, X., Garg, S., Lin, H., Hu, J., Kaddoum, G., Jalil Piran, Md., &amp; Hossain, M. S. (2022). Toward accurate anomaly detection in industrial internet of things using hierarchical federated learning. IEEE Internet of Things Journal, 9(10), 7110–7119. </w:t>
+            </w:r>
+            <w:hyperlink r:id="rId97" w:history="1">
               <w:r>
                 <w:rPr>
                   <w:rStyle w:val="Hyperlink"/>
@@ -17492,7 +17368,6 @@
         <w:tc>
           <w:tcPr>
             <w:tcW w:w="2268" w:type="dxa"/>
-            <w:shd w:val="clear" w:color="auto" w:fill="auto"/>
           </w:tcPr>
           <w:p>
             <w:pPr>
@@ -17610,7 +17485,6 @@
         <w:tc>
           <w:tcPr>
             <w:tcW w:w="2972" w:type="dxa"/>
-            <w:shd w:val="clear" w:color="auto" w:fill="auto"/>
           </w:tcPr>
           <w:p>
             <w:pPr>
@@ -17628,7 +17502,7 @@
               <w:lastRenderedPageBreak/>
               <w:t xml:space="preserve">Wong, W., &amp; Lee, J. (2008). A reinforcement learning-based scheme for adaptive optimal control of linear stochastic systems. 2008 American Control Conference, 57-62. </w:t>
             </w:r>
-            <w:hyperlink r:id="rId93" w:history="1">
+            <w:hyperlink r:id="rId98" w:history="1">
               <w:r>
                 <w:rPr>
                   <w:rStyle w:val="Hyperlink"/>
@@ -17654,7 +17528,6 @@
         <w:tc>
           <w:tcPr>
             <w:tcW w:w="2268" w:type="dxa"/>
-            <w:shd w:val="clear" w:color="auto" w:fill="auto"/>
           </w:tcPr>
           <w:p>
             <w:pPr>
@@ -17772,7 +17645,6 @@
         <w:tc>
           <w:tcPr>
             <w:tcW w:w="2972" w:type="dxa"/>
-            <w:shd w:val="clear" w:color="auto" w:fill="auto"/>
           </w:tcPr>
           <w:p>
             <w:pPr>
@@ -17789,7 +17661,7 @@
               </w:rPr>
               <w:t xml:space="preserve">Zhan, P., Wang, S., Wang, J., Qu, L., Wang, K., Hu, Y., &amp; Li, X. (2021). Temporal anomaly detection on IIOT-enabled manufacturing. Journal of Intelligent Manufacturing, 32(6), 1669–1678. </w:t>
             </w:r>
-            <w:hyperlink r:id="rId94" w:history="1">
+            <w:hyperlink r:id="rId99" w:history="1">
               <w:r>
                 <w:rPr>
                   <w:rStyle w:val="Hyperlink"/>
@@ -17809,7 +17681,6 @@
         <w:tc>
           <w:tcPr>
             <w:tcW w:w="2268" w:type="dxa"/>
-            <w:shd w:val="clear" w:color="auto" w:fill="auto"/>
           </w:tcPr>
           <w:p>
             <w:pPr>
@@ -17927,7 +17798,6 @@
         <w:tc>
           <w:tcPr>
             <w:tcW w:w="2972" w:type="dxa"/>
-            <w:shd w:val="clear" w:color="auto" w:fill="auto"/>
           </w:tcPr>
           <w:p>
             <w:pPr>
@@ -17942,48 +17812,19 @@
               <w:rPr>
                 <w:lang w:val="en-SG"/>
               </w:rPr>
-              <w:t xml:space="preserve">Zhang, Y., Zheng, Y., Xu, X., &amp; Wang, J. (2022). How Well Do Self-Supervised Methods Perform in Cross-Domain Few-Shot </w:t>
-            </w:r>
-            <w:proofErr w:type="gramStart"/>
+              <w:t>Zhang, Y., Zheng, Y., Xu, X., &amp; Wang, J. (2022). How Well Do Self-Supervised Methods Perform in Cross-Domain Few-Shot Learning?. ArXiv, abs/2202.09014.</w:t>
+            </w:r>
             <w:r>
               <w:rPr>
                 <w:lang w:val="en-SG"/>
               </w:rPr>
-              <w:t>Learning?.</w:t>
-            </w:r>
-            <w:proofErr w:type="gramEnd"/>
-            <w:r>
-              <w:rPr>
-                <w:lang w:val="en-SG"/>
-              </w:rPr>
               <w:t xml:space="preserve"> </w:t>
             </w:r>
-            <w:proofErr w:type="spellStart"/>
-            <w:r>
-              <w:rPr>
-                <w:lang w:val="en-SG"/>
-              </w:rPr>
-              <w:t>ArXiv</w:t>
-            </w:r>
-            <w:proofErr w:type="spellEnd"/>
-            <w:r>
-              <w:rPr>
-                <w:lang w:val="en-SG"/>
-              </w:rPr>
-              <w:t>, abs/2202.09014.</w:t>
-            </w:r>
-            <w:r>
-              <w:rPr>
-                <w:lang w:val="en-SG"/>
-              </w:rPr>
-              <w:t xml:space="preserve"> </w:t>
-            </w:r>
           </w:p>
         </w:tc>
         <w:tc>
           <w:tcPr>
             <w:tcW w:w="2268" w:type="dxa"/>
-            <w:shd w:val="clear" w:color="auto" w:fill="auto"/>
           </w:tcPr>
           <w:p>
             <w:pPr>
@@ -18101,7 +17942,6 @@
         <w:tc>
           <w:tcPr>
             <w:tcW w:w="2972" w:type="dxa"/>
-            <w:shd w:val="clear" w:color="auto" w:fill="auto"/>
           </w:tcPr>
           <w:p>
             <w:pPr>
@@ -18119,7 +17959,7 @@
               <w:lastRenderedPageBreak/>
               <w:t xml:space="preserve">Zhou, L., &amp; Guo, H. (2018). Anomaly detection methods for IIOT Networks. 2018 IEEE International Conference on Service Operations and Logistics, and Informatics (SOLI), 214–219. </w:t>
             </w:r>
-            <w:hyperlink r:id="rId95" w:history="1">
+            <w:hyperlink r:id="rId100" w:history="1">
               <w:r>
                 <w:rPr>
                   <w:rStyle w:val="Hyperlink"/>
@@ -18139,7 +17979,6 @@
         <w:tc>
           <w:tcPr>
             <w:tcW w:w="2268" w:type="dxa"/>
-            <w:shd w:val="clear" w:color="auto" w:fill="auto"/>
           </w:tcPr>
           <w:p>
             <w:pPr>
@@ -18654,6 +18493,92 @@
     </w:lvl>
   </w:abstractNum>
   <w:abstractNum w:abstractNumId="2" w15:restartNumberingAfterBreak="0">
+    <w:nsid w:val="09095470"/>
+    <w:multiLevelType w:val="hybridMultilevel"/>
+    <w:tmpl w:val="1DFCA1E2"/>
+    <w:lvl w:ilvl="0" w:tplc="0409000F">
+      <w:start w:val="1"/>
+      <w:numFmt w:val="decimal"/>
+      <w:lvlText w:val="%1."/>
+      <w:lvlJc w:val="left"/>
+      <w:pPr>
+        <w:ind w:left="720" w:hanging="360"/>
+      </w:pPr>
+    </w:lvl>
+    <w:lvl w:ilvl="1" w:tplc="04090019" w:tentative="1">
+      <w:start w:val="1"/>
+      <w:numFmt w:val="lowerLetter"/>
+      <w:lvlText w:val="%2."/>
+      <w:lvlJc w:val="left"/>
+      <w:pPr>
+        <w:ind w:left="1440" w:hanging="360"/>
+      </w:pPr>
+    </w:lvl>
+    <w:lvl w:ilvl="2" w:tplc="0409001B" w:tentative="1">
+      <w:start w:val="1"/>
+      <w:numFmt w:val="lowerRoman"/>
+      <w:lvlText w:val="%3."/>
+      <w:lvlJc w:val="right"/>
+      <w:pPr>
+        <w:ind w:left="2160" w:hanging="180"/>
+      </w:pPr>
+    </w:lvl>
+    <w:lvl w:ilvl="3" w:tplc="0409000F" w:tentative="1">
+      <w:start w:val="1"/>
+      <w:numFmt w:val="decimal"/>
+      <w:lvlText w:val="%4."/>
+      <w:lvlJc w:val="left"/>
+      <w:pPr>
+        <w:ind w:left="2880" w:hanging="360"/>
+      </w:pPr>
+    </w:lvl>
+    <w:lvl w:ilvl="4" w:tplc="04090019" w:tentative="1">
+      <w:start w:val="1"/>
+      <w:numFmt w:val="lowerLetter"/>
+      <w:lvlText w:val="%5."/>
+      <w:lvlJc w:val="left"/>
+      <w:pPr>
+        <w:ind w:left="3600" w:hanging="360"/>
+      </w:pPr>
+    </w:lvl>
+    <w:lvl w:ilvl="5" w:tplc="0409001B" w:tentative="1">
+      <w:start w:val="1"/>
+      <w:numFmt w:val="lowerRoman"/>
+      <w:lvlText w:val="%6."/>
+      <w:lvlJc w:val="right"/>
+      <w:pPr>
+        <w:ind w:left="4320" w:hanging="180"/>
+      </w:pPr>
+    </w:lvl>
+    <w:lvl w:ilvl="6" w:tplc="0409000F" w:tentative="1">
+      <w:start w:val="1"/>
+      <w:numFmt w:val="decimal"/>
+      <w:lvlText w:val="%7."/>
+      <w:lvlJc w:val="left"/>
+      <w:pPr>
+        <w:ind w:left="5040" w:hanging="360"/>
+      </w:pPr>
+    </w:lvl>
+    <w:lvl w:ilvl="7" w:tplc="04090019" w:tentative="1">
+      <w:start w:val="1"/>
+      <w:numFmt w:val="lowerLetter"/>
+      <w:lvlText w:val="%8."/>
+      <w:lvlJc w:val="left"/>
+      <w:pPr>
+        <w:ind w:left="5760" w:hanging="360"/>
+      </w:pPr>
+    </w:lvl>
+    <w:lvl w:ilvl="8" w:tplc="0409001B" w:tentative="1">
+      <w:start w:val="1"/>
+      <w:numFmt w:val="lowerRoman"/>
+      <w:lvlText w:val="%9."/>
+      <w:lvlJc w:val="right"/>
+      <w:pPr>
+        <w:ind w:left="6480" w:hanging="180"/>
+      </w:pPr>
+    </w:lvl>
+  </w:abstractNum>
+  <w:abstractNum w:abstractNumId="3" w15:restartNumberingAfterBreak="0">
     <w:nsid w:val="0C111853"/>
     <w:multiLevelType w:val="hybridMultilevel"/>
     <w:tmpl w:val="B80898E6"/>
@@ -18766,7 +18691,7 @@
       </w:rPr>
     </w:lvl>
   </w:abstractNum>
-  <w:abstractNum w:abstractNumId="3" w15:restartNumberingAfterBreak="0">
+  <w:abstractNum w:abstractNumId="4" w15:restartNumberingAfterBreak="0">
     <w:nsid w:val="0C1D6386"/>
     <w:multiLevelType w:val="multilevel"/>
     <w:tmpl w:val="52503250"/>
@@ -18890,7 +18815,7 @@
       </w:rPr>
     </w:lvl>
   </w:abstractNum>
-  <w:abstractNum w:abstractNumId="4" w15:restartNumberingAfterBreak="0">
+  <w:abstractNum w:abstractNumId="5" w15:restartNumberingAfterBreak="0">
     <w:nsid w:val="0C857399"/>
     <w:multiLevelType w:val="hybridMultilevel"/>
     <w:tmpl w:val="1172A7F2"/>
@@ -19003,7 +18928,7 @@
       </w:rPr>
     </w:lvl>
   </w:abstractNum>
-  <w:abstractNum w:abstractNumId="5" w15:restartNumberingAfterBreak="0">
+  <w:abstractNum w:abstractNumId="6" w15:restartNumberingAfterBreak="0">
     <w:nsid w:val="0F9E65DF"/>
     <w:multiLevelType w:val="hybridMultilevel"/>
     <w:tmpl w:val="1C5C5C2E"/>
@@ -19092,7 +19017,7 @@
       </w:pPr>
     </w:lvl>
   </w:abstractNum>
-  <w:abstractNum w:abstractNumId="6" w15:restartNumberingAfterBreak="0">
+  <w:abstractNum w:abstractNumId="7" w15:restartNumberingAfterBreak="0">
     <w:nsid w:val="195628F5"/>
     <w:multiLevelType w:val="hybridMultilevel"/>
     <w:tmpl w:val="ED3C9FF4"/>
@@ -19205,7 +19130,7 @@
       </w:rPr>
     </w:lvl>
   </w:abstractNum>
-  <w:abstractNum w:abstractNumId="7" w15:restartNumberingAfterBreak="0">
+  <w:abstractNum w:abstractNumId="8" w15:restartNumberingAfterBreak="0">
     <w:nsid w:val="1B3042A9"/>
     <w:multiLevelType w:val="hybridMultilevel"/>
     <w:tmpl w:val="3F5C19E4"/>
@@ -19291,7 +19216,7 @@
       </w:pPr>
     </w:lvl>
   </w:abstractNum>
-  <w:abstractNum w:abstractNumId="8" w15:restartNumberingAfterBreak="0">
+  <w:abstractNum w:abstractNumId="9" w15:restartNumberingAfterBreak="0">
     <w:nsid w:val="1BF11711"/>
     <w:multiLevelType w:val="multilevel"/>
     <w:tmpl w:val="219E0FC8"/>
@@ -19404,7 +19329,7 @@
       </w:rPr>
     </w:lvl>
   </w:abstractNum>
-  <w:abstractNum w:abstractNumId="9" w15:restartNumberingAfterBreak="0">
+  <w:abstractNum w:abstractNumId="10" w15:restartNumberingAfterBreak="0">
     <w:nsid w:val="211015AA"/>
     <w:multiLevelType w:val="hybridMultilevel"/>
     <w:tmpl w:val="7FE27D96"/>
@@ -19517,7 +19442,7 @@
       </w:rPr>
     </w:lvl>
   </w:abstractNum>
-  <w:abstractNum w:abstractNumId="10" w15:restartNumberingAfterBreak="0">
+  <w:abstractNum w:abstractNumId="11" w15:restartNumberingAfterBreak="0">
     <w:nsid w:val="21C06EEC"/>
     <w:multiLevelType w:val="hybridMultilevel"/>
     <w:tmpl w:val="36F01832"/>
@@ -19606,7 +19531,7 @@
       </w:pPr>
     </w:lvl>
   </w:abstractNum>
-  <w:abstractNum w:abstractNumId="11" w15:restartNumberingAfterBreak="0">
+  <w:abstractNum w:abstractNumId="12" w15:restartNumberingAfterBreak="0">
     <w:nsid w:val="2AC87CD8"/>
     <w:multiLevelType w:val="hybridMultilevel"/>
     <w:tmpl w:val="E42C2EB0"/>
@@ -19692,7 +19617,120 @@
       </w:pPr>
     </w:lvl>
   </w:abstractNum>
-  <w:abstractNum w:abstractNumId="12" w15:restartNumberingAfterBreak="0">
+  <w:abstractNum w:abstractNumId="13" w15:restartNumberingAfterBreak="0">
+    <w:nsid w:val="2B36001D"/>
+    <w:multiLevelType w:val="hybridMultilevel"/>
+    <w:tmpl w:val="F89AB938"/>
+    <w:lvl w:ilvl="0" w:tplc="04090001">
+      <w:start w:val="1"/>
+      <w:numFmt w:val="bullet"/>
+      <w:lvlText w:val=""/>
+      <w:lvlJc w:val="left"/>
+      <w:pPr>
+        <w:ind w:left="720" w:hanging="360"/>
+      </w:pPr>
+      <w:rPr>
+        <w:rFonts w:ascii="Symbol" w:hAnsi="Symbol" w:hint="default"/>
+      </w:rPr>
+    </w:lvl>
+    <w:lvl w:ilvl="1" w:tplc="04090003" w:tentative="1">
+      <w:start w:val="1"/>
+      <w:numFmt w:val="bullet"/>
+      <w:lvlText w:val="o"/>
+      <w:lvlJc w:val="left"/>
+      <w:pPr>
+        <w:ind w:left="1440" w:hanging="360"/>
+      </w:pPr>
+      <w:rPr>
+        <w:rFonts w:ascii="Courier New" w:hAnsi="Courier New" w:cs="Courier New" w:hint="default"/>
+      </w:rPr>
+    </w:lvl>
+    <w:lvl w:ilvl="2" w:tplc="04090005" w:tentative="1">
+      <w:start w:val="1"/>
+      <w:numFmt w:val="bullet"/>
+      <w:lvlText w:val=""/>
+      <w:lvlJc w:val="left"/>
+      <w:pPr>
+        <w:ind w:left="2160" w:hanging="360"/>
+      </w:pPr>
+      <w:rPr>
+        <w:rFonts w:ascii="Wingdings" w:hAnsi="Wingdings" w:hint="default"/>
+      </w:rPr>
+    </w:lvl>
+    <w:lvl w:ilvl="3" w:tplc="04090001" w:tentative="1">
+      <w:start w:val="1"/>
+      <w:numFmt w:val="bullet"/>
+      <w:lvlText w:val=""/>
+      <w:lvlJc w:val="left"/>
+      <w:pPr>
+        <w:ind w:left="2880" w:hanging="360"/>
+      </w:pPr>
+      <w:rPr>
+        <w:rFonts w:ascii="Symbol" w:hAnsi="Symbol" w:hint="default"/>
+      </w:rPr>
+    </w:lvl>
+    <w:lvl w:ilvl="4" w:tplc="04090003" w:tentative="1">
+      <w:start w:val="1"/>
+      <w:numFmt w:val="bullet"/>
+      <w:lvlText w:val="o"/>
+      <w:lvlJc w:val="left"/>
+      <w:pPr>
+        <w:ind w:left="3600" w:hanging="360"/>
+      </w:pPr>
+      <w:rPr>
+        <w:rFonts w:ascii="Courier New" w:hAnsi="Courier New" w:cs="Courier New" w:hint="default"/>
+      </w:rPr>
+    </w:lvl>
+    <w:lvl w:ilvl="5" w:tplc="04090005" w:tentative="1">
+      <w:start w:val="1"/>
+      <w:numFmt w:val="bullet"/>
+      <w:lvlText w:val=""/>
+      <w:lvlJc w:val="left"/>
+      <w:pPr>
+        <w:ind w:left="4320" w:hanging="360"/>
+      </w:pPr>
+      <w:rPr>
+        <w:rFonts w:ascii="Wingdings" w:hAnsi="Wingdings" w:hint="default"/>
+      </w:rPr>
+    </w:lvl>
+    <w:lvl w:ilvl="6" w:tplc="04090001" w:tentative="1">
+      <w:start w:val="1"/>
+      <w:numFmt w:val="bullet"/>
+      <w:lvlText w:val=""/>
+      <w:lvlJc w:val="left"/>
+      <w:pPr>
+        <w:ind w:left="5040" w:hanging="360"/>
+      </w:pPr>
+      <w:rPr>
+        <w:rFonts w:ascii="Symbol" w:hAnsi="Symbol" w:hint="default"/>
+      </w:rPr>
+    </w:lvl>
+    <w:lvl w:ilvl="7" w:tplc="04090003" w:tentative="1">
+      <w:start w:val="1"/>
+      <w:numFmt w:val="bullet"/>
+      <w:lvlText w:val="o"/>
+      <w:lvlJc w:val="left"/>
+      <w:pPr>
+        <w:ind w:left="5760" w:hanging="360"/>
+      </w:pPr>
+      <w:rPr>
+        <w:rFonts w:ascii="Courier New" w:hAnsi="Courier New" w:cs="Courier New" w:hint="default"/>
+      </w:rPr>
+    </w:lvl>
+    <w:lvl w:ilvl="8" w:tplc="04090005" w:tentative="1">
+      <w:start w:val="1"/>
+      <w:numFmt w:val="bullet"/>
+      <w:lvlText w:val=""/>
+      <w:lvlJc w:val="left"/>
+      <w:pPr>
+        <w:ind w:left="6480" w:hanging="360"/>
+      </w:pPr>
+      <w:rPr>
+        <w:rFonts w:ascii="Wingdings" w:hAnsi="Wingdings" w:hint="default"/>
+      </w:rPr>
+    </w:lvl>
+  </w:abstractNum>
+  <w:abstractNum w:abstractNumId="14" w15:restartNumberingAfterBreak="0">
     <w:nsid w:val="2EE37B34"/>
     <w:multiLevelType w:val="hybridMultilevel"/>
     <w:tmpl w:val="998AE854"/>
@@ -19805,7 +19843,7 @@
       </w:rPr>
     </w:lvl>
   </w:abstractNum>
-  <w:abstractNum w:abstractNumId="13" w15:restartNumberingAfterBreak="0">
+  <w:abstractNum w:abstractNumId="15" w15:restartNumberingAfterBreak="0">
     <w:nsid w:val="37352D90"/>
     <w:multiLevelType w:val="hybridMultilevel"/>
     <w:tmpl w:val="342AAE06"/>
@@ -19918,7 +19956,7 @@
       </w:rPr>
     </w:lvl>
   </w:abstractNum>
-  <w:abstractNum w:abstractNumId="14" w15:restartNumberingAfterBreak="0">
+  <w:abstractNum w:abstractNumId="16" w15:restartNumberingAfterBreak="0">
     <w:nsid w:val="3BF84BD7"/>
     <w:multiLevelType w:val="hybridMultilevel"/>
     <w:tmpl w:val="317CBAAA"/>
@@ -20031,7 +20069,7 @@
       </w:pPr>
     </w:lvl>
   </w:abstractNum>
-  <w:abstractNum w:abstractNumId="15" w15:restartNumberingAfterBreak="0">
+  <w:abstractNum w:abstractNumId="17" w15:restartNumberingAfterBreak="0">
     <w:nsid w:val="415062CE"/>
     <w:multiLevelType w:val="hybridMultilevel"/>
     <w:tmpl w:val="A48C054E"/>
@@ -20117,7 +20155,7 @@
       </w:pPr>
     </w:lvl>
   </w:abstractNum>
-  <w:abstractNum w:abstractNumId="16" w15:restartNumberingAfterBreak="0">
+  <w:abstractNum w:abstractNumId="18" w15:restartNumberingAfterBreak="0">
     <w:nsid w:val="49D81686"/>
     <w:multiLevelType w:val="hybridMultilevel"/>
     <w:tmpl w:val="0916FF58"/>
@@ -20231,7 +20269,206 @@
       </w:rPr>
     </w:lvl>
   </w:abstractNum>
-  <w:abstractNum w:abstractNumId="17" w15:restartNumberingAfterBreak="0">
+  <w:abstractNum w:abstractNumId="19" w15:restartNumberingAfterBreak="0">
+    <w:nsid w:val="4AF440F7"/>
+    <w:multiLevelType w:val="hybridMultilevel"/>
+    <w:tmpl w:val="0FD4A58E"/>
+    <w:lvl w:ilvl="0" w:tplc="0409000F">
+      <w:start w:val="1"/>
+      <w:numFmt w:val="decimal"/>
+      <w:lvlText w:val="%1."/>
+      <w:lvlJc w:val="left"/>
+      <w:pPr>
+        <w:ind w:left="720" w:hanging="360"/>
+      </w:pPr>
+    </w:lvl>
+    <w:lvl w:ilvl="1" w:tplc="04090019" w:tentative="1">
+      <w:start w:val="1"/>
+      <w:numFmt w:val="lowerLetter"/>
+      <w:lvlText w:val="%2."/>
+      <w:lvlJc w:val="left"/>
+      <w:pPr>
+        <w:ind w:left="1440" w:hanging="360"/>
+      </w:pPr>
+    </w:lvl>
+    <w:lvl w:ilvl="2" w:tplc="0409001B" w:tentative="1">
+      <w:start w:val="1"/>
+      <w:numFmt w:val="lowerRoman"/>
+      <w:lvlText w:val="%3."/>
+      <w:lvlJc w:val="right"/>
+      <w:pPr>
+        <w:ind w:left="2160" w:hanging="180"/>
+      </w:pPr>
+    </w:lvl>
+    <w:lvl w:ilvl="3" w:tplc="0409000F" w:tentative="1">
+      <w:start w:val="1"/>
+      <w:numFmt w:val="decimal"/>
+      <w:lvlText w:val="%4."/>
+      <w:lvlJc w:val="left"/>
+      <w:pPr>
+        <w:ind w:left="2880" w:hanging="360"/>
+      </w:pPr>
+    </w:lvl>
+    <w:lvl w:ilvl="4" w:tplc="04090019" w:tentative="1">
+      <w:start w:val="1"/>
+      <w:numFmt w:val="lowerLetter"/>
+      <w:lvlText w:val="%5."/>
+      <w:lvlJc w:val="left"/>
+      <w:pPr>
+        <w:ind w:left="3600" w:hanging="360"/>
+      </w:pPr>
+    </w:lvl>
+    <w:lvl w:ilvl="5" w:tplc="0409001B" w:tentative="1">
+      <w:start w:val="1"/>
+      <w:numFmt w:val="lowerRoman"/>
+      <w:lvlText w:val="%6."/>
+      <w:lvlJc w:val="right"/>
+      <w:pPr>
+        <w:ind w:left="4320" w:hanging="180"/>
+      </w:pPr>
+    </w:lvl>
+    <w:lvl w:ilvl="6" w:tplc="0409000F" w:tentative="1">
+      <w:start w:val="1"/>
+      <w:numFmt w:val="decimal"/>
+      <w:lvlText w:val="%7."/>
+      <w:lvlJc w:val="left"/>
+      <w:pPr>
+        <w:ind w:left="5040" w:hanging="360"/>
+      </w:pPr>
+    </w:lvl>
+    <w:lvl w:ilvl="7" w:tplc="04090019" w:tentative="1">
+      <w:start w:val="1"/>
+      <w:numFmt w:val="lowerLetter"/>
+      <w:lvlText w:val="%8."/>
+      <w:lvlJc w:val="left"/>
+      <w:pPr>
+        <w:ind w:left="5760" w:hanging="360"/>
+      </w:pPr>
+    </w:lvl>
+    <w:lvl w:ilvl="8" w:tplc="0409001B" w:tentative="1">
+      <w:start w:val="1"/>
+      <w:numFmt w:val="lowerRoman"/>
+      <w:lvlText w:val="%9."/>
+      <w:lvlJc w:val="right"/>
+      <w:pPr>
+        <w:ind w:left="6480" w:hanging="180"/>
+      </w:pPr>
+    </w:lvl>
+  </w:abstractNum>
+  <w:abstractNum w:abstractNumId="20" w15:restartNumberingAfterBreak="0">
+    <w:nsid w:val="4F292F41"/>
+    <w:multiLevelType w:val="hybridMultilevel"/>
+    <w:tmpl w:val="07EC28A8"/>
+    <w:lvl w:ilvl="0" w:tplc="04090001">
+      <w:start w:val="1"/>
+      <w:numFmt w:val="bullet"/>
+      <w:lvlText w:val=""/>
+      <w:lvlJc w:val="left"/>
+      <w:pPr>
+        <w:ind w:left="720" w:hanging="360"/>
+      </w:pPr>
+      <w:rPr>
+        <w:rFonts w:ascii="Symbol" w:hAnsi="Symbol" w:hint="default"/>
+      </w:rPr>
+    </w:lvl>
+    <w:lvl w:ilvl="1" w:tplc="04090003" w:tentative="1">
+      <w:start w:val="1"/>
+      <w:numFmt w:val="bullet"/>
+      <w:lvlText w:val="o"/>
+      <w:lvlJc w:val="left"/>
+      <w:pPr>
+        <w:ind w:left="1440" w:hanging="360"/>
+      </w:pPr>
+      <w:rPr>
+        <w:rFonts w:ascii="Courier New" w:hAnsi="Courier New" w:cs="Courier New" w:hint="default"/>
+      </w:rPr>
+    </w:lvl>
+    <w:lvl w:ilvl="2" w:tplc="04090005" w:tentative="1">
+      <w:start w:val="1"/>
+      <w:numFmt w:val="bullet"/>
+      <w:lvlText w:val=""/>
+      <w:lvlJc w:val="left"/>
+      <w:pPr>
+        <w:ind w:left="2160" w:hanging="360"/>
+      </w:pPr>
+      <w:rPr>
+        <w:rFonts w:ascii="Wingdings" w:hAnsi="Wingdings" w:hint="default"/>
+      </w:rPr>
+    </w:lvl>
+    <w:lvl w:ilvl="3" w:tplc="04090001" w:tentative="1">
+      <w:start w:val="1"/>
+      <w:numFmt w:val="bullet"/>
+      <w:lvlText w:val=""/>
+      <w:lvlJc w:val="left"/>
+      <w:pPr>
+        <w:ind w:left="2880" w:hanging="360"/>
+      </w:pPr>
+      <w:rPr>
+        <w:rFonts w:ascii="Symbol" w:hAnsi="Symbol" w:hint="default"/>
+      </w:rPr>
+    </w:lvl>
+    <w:lvl w:ilvl="4" w:tplc="04090003" w:tentative="1">
+      <w:start w:val="1"/>
+      <w:numFmt w:val="bullet"/>
+      <w:lvlText w:val="o"/>
+      <w:lvlJc w:val="left"/>
+      <w:pPr>
+        <w:ind w:left="3600" w:hanging="360"/>
+      </w:pPr>
+      <w:rPr>
+        <w:rFonts w:ascii="Courier New" w:hAnsi="Courier New" w:cs="Courier New" w:hint="default"/>
+      </w:rPr>
+    </w:lvl>
+    <w:lvl w:ilvl="5" w:tplc="04090005" w:tentative="1">
+      <w:start w:val="1"/>
+      <w:numFmt w:val="bullet"/>
+      <w:lvlText w:val=""/>
+      <w:lvlJc w:val="left"/>
+      <w:pPr>
+        <w:ind w:left="4320" w:hanging="360"/>
+      </w:pPr>
+      <w:rPr>
+        <w:rFonts w:ascii="Wingdings" w:hAnsi="Wingdings" w:hint="default"/>
+      </w:rPr>
+    </w:lvl>
+    <w:lvl w:ilvl="6" w:tplc="04090001" w:tentative="1">
+      <w:start w:val="1"/>
+      <w:numFmt w:val="bullet"/>
+      <w:lvlText w:val=""/>
+      <w:lvlJc w:val="left"/>
+      <w:pPr>
+        <w:ind w:left="5040" w:hanging="360"/>
+      </w:pPr>
+      <w:rPr>
+        <w:rFonts w:ascii="Symbol" w:hAnsi="Symbol" w:hint="default"/>
+      </w:rPr>
+    </w:lvl>
+    <w:lvl w:ilvl="7" w:tplc="04090003" w:tentative="1">
+      <w:start w:val="1"/>
+      <w:numFmt w:val="bullet"/>
+      <w:lvlText w:val="o"/>
+      <w:lvlJc w:val="left"/>
+      <w:pPr>
+        <w:ind w:left="5760" w:hanging="360"/>
+      </w:pPr>
+      <w:rPr>
+        <w:rFonts w:ascii="Courier New" w:hAnsi="Courier New" w:cs="Courier New" w:hint="default"/>
+      </w:rPr>
+    </w:lvl>
+    <w:lvl w:ilvl="8" w:tplc="04090005" w:tentative="1">
+      <w:start w:val="1"/>
+      <w:numFmt w:val="bullet"/>
+      <w:lvlText w:val=""/>
+      <w:lvlJc w:val="left"/>
+      <w:pPr>
+        <w:ind w:left="6480" w:hanging="360"/>
+      </w:pPr>
+      <w:rPr>
+        <w:rFonts w:ascii="Wingdings" w:hAnsi="Wingdings" w:hint="default"/>
+      </w:rPr>
+    </w:lvl>
+  </w:abstractNum>
+  <w:abstractNum w:abstractNumId="21" w15:restartNumberingAfterBreak="0">
     <w:nsid w:val="50A8103A"/>
     <w:multiLevelType w:val="hybridMultilevel"/>
     <w:tmpl w:val="8BBAE1B2"/>
@@ -20344,7 +20581,7 @@
       </w:rPr>
     </w:lvl>
   </w:abstractNum>
-  <w:abstractNum w:abstractNumId="18" w15:restartNumberingAfterBreak="0">
+  <w:abstractNum w:abstractNumId="22" w15:restartNumberingAfterBreak="0">
     <w:nsid w:val="55264CB5"/>
     <w:multiLevelType w:val="hybridMultilevel"/>
     <w:tmpl w:val="FB7C4C9C"/>
@@ -20433,7 +20670,7 @@
       </w:pPr>
     </w:lvl>
   </w:abstractNum>
-  <w:abstractNum w:abstractNumId="19" w15:restartNumberingAfterBreak="0">
+  <w:abstractNum w:abstractNumId="23" w15:restartNumberingAfterBreak="0">
     <w:nsid w:val="55265942"/>
     <w:multiLevelType w:val="hybridMultilevel"/>
     <w:tmpl w:val="BF36FA40"/>
@@ -20522,7 +20759,7 @@
       </w:pPr>
     </w:lvl>
   </w:abstractNum>
-  <w:abstractNum w:abstractNumId="20" w15:restartNumberingAfterBreak="0">
+  <w:abstractNum w:abstractNumId="24" w15:restartNumberingAfterBreak="0">
     <w:nsid w:val="663B315F"/>
     <w:multiLevelType w:val="hybridMultilevel"/>
     <w:tmpl w:val="867A7B26"/>
@@ -20608,7 +20845,7 @@
       </w:pPr>
     </w:lvl>
   </w:abstractNum>
-  <w:abstractNum w:abstractNumId="21" w15:restartNumberingAfterBreak="0">
+  <w:abstractNum w:abstractNumId="25" w15:restartNumberingAfterBreak="0">
     <w:nsid w:val="6D2C0F9E"/>
     <w:multiLevelType w:val="hybridMultilevel"/>
     <w:tmpl w:val="A72602B6"/>
@@ -20721,7 +20958,7 @@
       </w:rPr>
     </w:lvl>
   </w:abstractNum>
-  <w:abstractNum w:abstractNumId="22" w15:restartNumberingAfterBreak="0">
+  <w:abstractNum w:abstractNumId="26" w15:restartNumberingAfterBreak="0">
     <w:nsid w:val="6EBD0C71"/>
     <w:multiLevelType w:val="hybridMultilevel"/>
     <w:tmpl w:val="110C67EC"/>
@@ -20834,7 +21071,7 @@
       </w:rPr>
     </w:lvl>
   </w:abstractNum>
-  <w:abstractNum w:abstractNumId="23" w15:restartNumberingAfterBreak="0">
+  <w:abstractNum w:abstractNumId="27" w15:restartNumberingAfterBreak="0">
     <w:nsid w:val="6FB261F6"/>
     <w:multiLevelType w:val="hybridMultilevel"/>
     <w:tmpl w:val="5F36002E"/>
@@ -20923,7 +21160,7 @@
       </w:pPr>
     </w:lvl>
   </w:abstractNum>
-  <w:abstractNum w:abstractNumId="24" w15:restartNumberingAfterBreak="0">
+  <w:abstractNum w:abstractNumId="28" w15:restartNumberingAfterBreak="0">
     <w:nsid w:val="7E8174BC"/>
     <w:multiLevelType w:val="hybridMultilevel"/>
     <w:tmpl w:val="695A2322"/>
@@ -21036,7 +21273,7 @@
       </w:rPr>
     </w:lvl>
   </w:abstractNum>
-  <w:abstractNum w:abstractNumId="25" w15:restartNumberingAfterBreak="0">
+  <w:abstractNum w:abstractNumId="29" w15:restartNumberingAfterBreak="0">
     <w:nsid w:val="7E9D2E85"/>
     <w:multiLevelType w:val="hybridMultilevel"/>
     <w:tmpl w:val="FEEE8D96"/>
@@ -21153,88 +21390,100 @@
     <w:abstractNumId w:val="0"/>
   </w:num>
   <w:num w:numId="2" w16cid:durableId="1777671486">
+    <w:abstractNumId w:val="16"/>
+  </w:num>
+  <w:num w:numId="3" w16cid:durableId="1679383638">
+    <w:abstractNumId w:val="4"/>
+  </w:num>
+  <w:num w:numId="4" w16cid:durableId="1537278471">
+    <w:abstractNumId w:val="26"/>
+  </w:num>
+  <w:num w:numId="5" w16cid:durableId="1040083574">
+    <w:abstractNumId w:val="3"/>
+  </w:num>
+  <w:num w:numId="6" w16cid:durableId="984503228">
+    <w:abstractNumId w:val="7"/>
+  </w:num>
+  <w:num w:numId="7" w16cid:durableId="1480223479">
+    <w:abstractNumId w:val="18"/>
+  </w:num>
+  <w:num w:numId="8" w16cid:durableId="1065300030">
+    <w:abstractNumId w:val="8"/>
+  </w:num>
+  <w:num w:numId="9" w16cid:durableId="2014919378">
+    <w:abstractNumId w:val="5"/>
+  </w:num>
+  <w:num w:numId="10" w16cid:durableId="2068457669">
+    <w:abstractNumId w:val="28"/>
+  </w:num>
+  <w:num w:numId="11" w16cid:durableId="227037853">
+    <w:abstractNumId w:val="15"/>
+  </w:num>
+  <w:num w:numId="12" w16cid:durableId="2086805464">
+    <w:abstractNumId w:val="4"/>
+  </w:num>
+  <w:num w:numId="13" w16cid:durableId="743798137">
+    <w:abstractNumId w:val="4"/>
+  </w:num>
+  <w:num w:numId="14" w16cid:durableId="1905489489">
+    <w:abstractNumId w:val="4"/>
+  </w:num>
+  <w:num w:numId="15" w16cid:durableId="1713730098">
+    <w:abstractNumId w:val="29"/>
+  </w:num>
+  <w:num w:numId="16" w16cid:durableId="205921050">
+    <w:abstractNumId w:val="12"/>
+  </w:num>
+  <w:num w:numId="17" w16cid:durableId="1665085252">
+    <w:abstractNumId w:val="6"/>
+  </w:num>
+  <w:num w:numId="18" w16cid:durableId="2043556922">
+    <w:abstractNumId w:val="22"/>
+  </w:num>
+  <w:num w:numId="19" w16cid:durableId="148979756">
+    <w:abstractNumId w:val="10"/>
+  </w:num>
+  <w:num w:numId="20" w16cid:durableId="290333185">
     <w:abstractNumId w:val="14"/>
   </w:num>
-  <w:num w:numId="3" w16cid:durableId="1679383638">
-    <w:abstractNumId w:val="3"/>
+  <w:num w:numId="21" w16cid:durableId="56393277">
+    <w:abstractNumId w:val="21"/>
   </w:num>
-  <w:num w:numId="4" w16cid:durableId="1537278471">
-    <w:abstractNumId w:val="22"/>
+  <w:num w:numId="22" w16cid:durableId="1840345384">
+    <w:abstractNumId w:val="23"/>
   </w:num>
-  <w:num w:numId="5" w16cid:durableId="1040083574">
-    <w:abstractNumId w:val="2"/>
+  <w:num w:numId="23" w16cid:durableId="1849372465">
+    <w:abstractNumId w:val="27"/>
   </w:num>
-  <w:num w:numId="6" w16cid:durableId="984503228">
-    <w:abstractNumId w:val="6"/>
+  <w:num w:numId="24" w16cid:durableId="1619943849">
+    <w:abstractNumId w:val="9"/>
   </w:num>
-  <w:num w:numId="7" w16cid:durableId="1480223479">
-    <w:abstractNumId w:val="16"/>
-  </w:num>
-  <w:num w:numId="8" w16cid:durableId="1065300030">
-    <w:abstractNumId w:val="7"/>
-  </w:num>
-  <w:num w:numId="9" w16cid:durableId="2014919378">
-    <w:abstractNumId w:val="4"/>
-  </w:num>
-  <w:num w:numId="10" w16cid:durableId="2068457669">
-    <w:abstractNumId w:val="24"/>
-  </w:num>
-  <w:num w:numId="11" w16cid:durableId="227037853">
-    <w:abstractNumId w:val="13"/>
-  </w:num>
-  <w:num w:numId="12" w16cid:durableId="2086805464">
-    <w:abstractNumId w:val="3"/>
-  </w:num>
-  <w:num w:numId="13" w16cid:durableId="743798137">
-    <w:abstractNumId w:val="3"/>
-  </w:num>
-  <w:num w:numId="14" w16cid:durableId="1905489489">
-    <w:abstractNumId w:val="3"/>
-  </w:num>
-  <w:num w:numId="15" w16cid:durableId="1713730098">
+  <w:num w:numId="25" w16cid:durableId="344211521">
     <w:abstractNumId w:val="25"/>
   </w:num>
-  <w:num w:numId="16" w16cid:durableId="205921050">
+  <w:num w:numId="26" w16cid:durableId="769158245">
     <w:abstractNumId w:val="11"/>
-  </w:num>
-  <w:num w:numId="17" w16cid:durableId="1665085252">
-    <w:abstractNumId w:val="5"/>
-  </w:num>
-  <w:num w:numId="18" w16cid:durableId="2043556922">
-    <w:abstractNumId w:val="18"/>
-  </w:num>
-  <w:num w:numId="19" w16cid:durableId="148979756">
-    <w:abstractNumId w:val="9"/>
-  </w:num>
-  <w:num w:numId="20" w16cid:durableId="290333185">
-    <w:abstractNumId w:val="12"/>
-  </w:num>
-  <w:num w:numId="21" w16cid:durableId="56393277">
-    <w:abstractNumId w:val="17"/>
-  </w:num>
-  <w:num w:numId="22" w16cid:durableId="1840345384">
-    <w:abstractNumId w:val="19"/>
-  </w:num>
-  <w:num w:numId="23" w16cid:durableId="1849372465">
-    <w:abstractNumId w:val="23"/>
-  </w:num>
-  <w:num w:numId="24" w16cid:durableId="1619943849">
-    <w:abstractNumId w:val="8"/>
-  </w:num>
-  <w:num w:numId="25" w16cid:durableId="344211521">
-    <w:abstractNumId w:val="21"/>
-  </w:num>
-  <w:num w:numId="26" w16cid:durableId="769158245">
-    <w:abstractNumId w:val="10"/>
   </w:num>
   <w:num w:numId="27" w16cid:durableId="398291570">
     <w:abstractNumId w:val="1"/>
   </w:num>
   <w:num w:numId="28" w16cid:durableId="1102411728">
-    <w:abstractNumId w:val="15"/>
+    <w:abstractNumId w:val="17"/>
   </w:num>
   <w:num w:numId="29" w16cid:durableId="1084885498">
+    <w:abstractNumId w:val="24"/>
+  </w:num>
+  <w:num w:numId="30" w16cid:durableId="535822475">
+    <w:abstractNumId w:val="2"/>
+  </w:num>
+  <w:num w:numId="31" w16cid:durableId="1479885352">
+    <w:abstractNumId w:val="19"/>
+  </w:num>
+  <w:num w:numId="32" w16cid:durableId="503937794">
     <w:abstractNumId w:val="20"/>
+  </w:num>
+  <w:num w:numId="33" w16cid:durableId="1070739376">
+    <w:abstractNumId w:val="13"/>
   </w:num>
   <w:numIdMacAtCleanup w:val="11"/>
 </w:numbering>
@@ -21833,7 +22082,6 @@
   <w:style w:type="character" w:default="1" w:styleId="DefaultParagraphFont">
     <w:name w:val="Default Paragraph Font"/>
     <w:uiPriority w:val="1"/>
-    <w:semiHidden/>
     <w:unhideWhenUsed/>
   </w:style>
   <w:style w:type="table" w:default="1" w:styleId="TableNormal">
@@ -22915,12 +23163,11 @@
 </file>
 
 <file path=customXml/item1.xml><?xml version="1.0" encoding="utf-8"?>
-<?mso-contentType ?>
-<FormTemplates xmlns="http://schemas.microsoft.com/sharepoint/v3/contenttype/forms">
-  <Display>DocumentLibraryForm</Display>
-  <Edit>DocumentLibraryForm</Edit>
-  <New>DocumentLibraryForm</New>
-</FormTemplates>
+<p:properties xmlns:p="http://schemas.microsoft.com/office/2006/metadata/properties" xmlns:xsi="http://www.w3.org/2001/XMLSchema-instance" xmlns:pc="http://schemas.microsoft.com/office/infopath/2007/PartnerControls">
+  <documentManagement>
+    <_activity xmlns="13005ccf-fbd1-4a0f-ac20-f00f141b1da7" xsi:nil="true"/>
+  </documentManagement>
+</p:properties>
 </file>
 
 <file path=customXml/item2.xml><?xml version="1.0" encoding="utf-8"?>
@@ -22928,11 +23175,12 @@
 </file>
 
 <file path=customXml/item3.xml><?xml version="1.0" encoding="utf-8"?>
-<p:properties xmlns:p="http://schemas.microsoft.com/office/2006/metadata/properties" xmlns:xsi="http://www.w3.org/2001/XMLSchema-instance" xmlns:pc="http://schemas.microsoft.com/office/infopath/2007/PartnerControls">
-  <documentManagement>
-    <_activity xmlns="13005ccf-fbd1-4a0f-ac20-f00f141b1da7" xsi:nil="true"/>
-  </documentManagement>
-</p:properties>
+<?mso-contentType ?>
+<FormTemplates xmlns="http://schemas.microsoft.com/sharepoint/v3/contenttype/forms">
+  <Display>DocumentLibraryForm</Display>
+  <Edit>DocumentLibraryForm</Edit>
+  <New>DocumentLibraryForm</New>
+</FormTemplates>
 </file>
 
 <file path=customXml/item4.xml><?xml version="1.0" encoding="utf-8"?>
@@ -23086,9 +23334,11 @@
 </file>
 
 <file path=customXml/itemProps1.xml><?xml version="1.0" encoding="utf-8"?>
-<ds:datastoreItem xmlns:ds="http://schemas.openxmlformats.org/officeDocument/2006/customXml" ds:itemID="{992DCAD9-F077-41EC-85AB-06A87F526601}">
+<ds:datastoreItem xmlns:ds="http://schemas.openxmlformats.org/officeDocument/2006/customXml" ds:itemID="{3BFEEA32-C7D9-45DF-9DE6-9F7FAF99617E}">
   <ds:schemaRefs>
-    <ds:schemaRef ds:uri="http://schemas.microsoft.com/sharepoint/v3/contenttype/forms"/>
+    <ds:schemaRef ds:uri="http://schemas.microsoft.com/office/2006/metadata/properties"/>
+    <ds:schemaRef ds:uri="http://schemas.microsoft.com/office/infopath/2007/PartnerControls"/>
+    <ds:schemaRef ds:uri="13005ccf-fbd1-4a0f-ac20-f00f141b1da7"/>
   </ds:schemaRefs>
 </ds:datastoreItem>
 </file>
@@ -23102,11 +23352,9 @@
 </file>
 
 <file path=customXml/itemProps3.xml><?xml version="1.0" encoding="utf-8"?>
-<ds:datastoreItem xmlns:ds="http://schemas.openxmlformats.org/officeDocument/2006/customXml" ds:itemID="{3BFEEA32-C7D9-45DF-9DE6-9F7FAF99617E}">
+<ds:datastoreItem xmlns:ds="http://schemas.openxmlformats.org/officeDocument/2006/customXml" ds:itemID="{992DCAD9-F077-41EC-85AB-06A87F526601}">
   <ds:schemaRefs>
-    <ds:schemaRef ds:uri="http://schemas.microsoft.com/office/2006/metadata/properties"/>
-    <ds:schemaRef ds:uri="http://schemas.microsoft.com/office/infopath/2007/PartnerControls"/>
-    <ds:schemaRef ds:uri="13005ccf-fbd1-4a0f-ac20-f00f141b1da7"/>
+    <ds:schemaRef ds:uri="http://schemas.microsoft.com/sharepoint/v3/contenttype/forms"/>
   </ds:schemaRefs>
 </ds:datastoreItem>
 </file>

--- a/docs/report.docx
+++ b/docs/report.docx
@@ -8076,6 +8076,7 @@
       </w:pPr>
       <w:r>
         <w:rPr>
+          <w:noProof/>
           <w:lang w:val="en-US"/>
         </w:rPr>
         <w:drawing>
@@ -9260,8 +9261,9 @@
         <w:rPr>
           <w:b/>
           <w:bCs/>
-        </w:rPr>
-        <w:t>Overview</w:t>
+          <w:lang w:val="en-US"/>
+        </w:rPr>
+        <w:t>Overall Performance Summary</w:t>
       </w:r>
     </w:p>
     <w:p>
@@ -9270,15 +9272,100 @@
         <w:tabs>
           <w:tab w:val="left" w:pos="720"/>
         </w:tabs>
-        <w:rPr>
-          <w:lang w:val="en-US"/>
-        </w:rPr>
-      </w:pPr>
-      <w:r>
-        <w:rPr>
-          <w:lang w:val="en-US"/>
-        </w:rPr>
-        <w:t>todo</w:t>
+      </w:pPr>
+      <w:r>
+        <w:t xml:space="preserve">Two complementary pipelines were evaluated. ROI + CNN achieves the highest headline accuracy (78.0%) at the cost of a larger footprint and markedly higher </w:t>
+      </w:r>
+      <w:r>
+        <w:t>labelling</w:t>
+      </w:r>
+      <w:r>
+        <w:t xml:space="preserve"> demand. ROI + SSL + FSL + RL attains 72.5% accuracy</w:t>
+      </w:r>
+      <w:r>
+        <w:t xml:space="preserve"> at </w:t>
+      </w:r>
+      <w:r>
+        <w:t>approximately 93% of the CNN’s performance</w:t>
+      </w:r>
+      <w:r>
+        <w:t xml:space="preserve"> </w:t>
+      </w:r>
+      <w:r>
+        <w:t>while using 87% fewer labeled samples (32 vs 252), a 3.6× smaller model (11.7 MB vs 42.61 MB), and training in under a minute on CPU (≈15× faster). Parameter count is reduced by 72.5% (3.08M vs 11.17M), reflecting the footprint and compute efficiency gains.</w:t>
+      </w:r>
+    </w:p>
+    <w:p>
+      <w:pPr>
+        <w:pStyle w:val="ThesisBody"/>
+      </w:pPr>
+      <w:r>
+        <w:rPr>
+          <w:lang w:val="en-US"/>
+        </w:rPr>
+        <w:tab/>
+      </w:r>
+      <w:r>
+        <w:t xml:space="preserve">These differences translate to clear deployment trade-offs. The CNN is suitable when accuracy is the dominant requirement and moderate </w:t>
+      </w:r>
+      <w:r>
+        <w:t>compute,</w:t>
+      </w:r>
+      <w:r>
+        <w:t xml:space="preserve"> and </w:t>
+      </w:r>
+      <w:r>
+        <w:t>labelling</w:t>
+      </w:r>
+      <w:r>
+        <w:t xml:space="preserve"> resources are available. The SSL+FSL+RL pipeline prioritizes data and compute efficiency, delivering competitive accuracy with minimal supervision and rapid training—properties that align with edge constraints and iterative, on-device improvement. Under INT8 quantization, both models shrink by ~75% (to ~10.7 MB and ~2.9 MB, respectively) with typical accuracy loss in the 1–3% range, further widening the deployability advantage of SSL+FSL+RL on constrained devices.</w:t>
+      </w:r>
+    </w:p>
+    <w:p>
+      <w:pPr>
+        <w:pStyle w:val="ThesisBody"/>
+      </w:pPr>
+    </w:p>
+    <w:p>
+      <w:pPr>
+        <w:pStyle w:val="ThesisBody"/>
+      </w:pPr>
+      <w:r>
+        <w:drawing>
+          <wp:inline distT="0" distB="0" distL="0" distR="0" wp14:anchorId="5687696F" wp14:editId="23E4BE76">
+            <wp:extent cx="5760085" cy="821055"/>
+            <wp:effectExtent l="0" t="0" r="0" b="0"/>
+            <wp:docPr id="1645778203" name="Picture 1" descr="A screenshot of a data&#10;&#10;AI-generated content may be incorrect."/>
+            <wp:cNvGraphicFramePr>
+              <a:graphicFrameLocks xmlns:a="http://schemas.openxmlformats.org/drawingml/2006/main" noChangeAspect="1"/>
+            </wp:cNvGraphicFramePr>
+            <a:graphic xmlns:a="http://schemas.openxmlformats.org/drawingml/2006/main">
+              <a:graphicData uri="http://schemas.openxmlformats.org/drawingml/2006/picture">
+                <pic:pic xmlns:pic="http://schemas.openxmlformats.org/drawingml/2006/picture">
+                  <pic:nvPicPr>
+                    <pic:cNvPr id="1083653289" name="Picture 1" descr="A screenshot of a data&#10;&#10;AI-generated content may be incorrect."/>
+                    <pic:cNvPicPr/>
+                  </pic:nvPicPr>
+                  <pic:blipFill>
+                    <a:blip r:embed="rId28"/>
+                    <a:stretch>
+                      <a:fillRect/>
+                    </a:stretch>
+                  </pic:blipFill>
+                  <pic:spPr>
+                    <a:xfrm>
+                      <a:off x="0" y="0"/>
+                      <a:ext cx="5760085" cy="821055"/>
+                    </a:xfrm>
+                    <a:prstGeom prst="rect">
+                      <a:avLst/>
+                    </a:prstGeom>
+                  </pic:spPr>
+                </pic:pic>
+              </a:graphicData>
+            </a:graphic>
+          </wp:inline>
+        </w:drawing>
       </w:r>
     </w:p>
     <w:p>
@@ -9288,22 +9375,2299 @@
           <w:tab w:val="left" w:pos="720"/>
         </w:tabs>
         <w:contextualSpacing w:val="0"/>
-        <w:rPr>
-          <w:lang w:val="en-US"/>
-        </w:rPr>
-      </w:pPr>
-      <w:r>
-        <w:rPr>
-          <w:lang w:val="en-US"/>
-        </w:rPr>
+        <w:jc w:val="center"/>
+        <w:rPr>
+          <w:lang w:val="en-US"/>
+        </w:rPr>
+      </w:pPr>
+      <w:r>
+        <w:rPr>
+          <w:lang w:val="en-US"/>
+        </w:rPr>
+        <w:t>Table 4.1. Aggregate comparison of the two pipelines</w:t>
+      </w:r>
+    </w:p>
+    <w:p>
+      <w:pPr>
+        <w:pStyle w:val="ThesisBody"/>
+        <w:rPr>
+          <w:lang w:val="en-US"/>
+        </w:rPr>
+      </w:pPr>
+    </w:p>
+    <w:p>
+      <w:pPr>
+        <w:pStyle w:val="ThesisBody"/>
+        <w:jc w:val="center"/>
+      </w:pPr>
+      <w:r>
+        <w:lastRenderedPageBreak/>
+        <w:drawing>
+          <wp:inline distT="0" distB="0" distL="0" distR="0" wp14:anchorId="0FAAEBE7" wp14:editId="3475B7BE">
+            <wp:extent cx="4732020" cy="3907790"/>
+            <wp:effectExtent l="0" t="0" r="0" b="0"/>
+            <wp:docPr id="1118590343" name="Picture 1" descr="A screenshot of a computer screen&#10;&#10;AI-generated content may be incorrect."/>
+            <wp:cNvGraphicFramePr>
+              <a:graphicFrameLocks xmlns:a="http://schemas.openxmlformats.org/drawingml/2006/main" noChangeAspect="1"/>
+            </wp:cNvGraphicFramePr>
+            <a:graphic xmlns:a="http://schemas.openxmlformats.org/drawingml/2006/main">
+              <a:graphicData uri="http://schemas.openxmlformats.org/drawingml/2006/picture">
+                <pic:pic xmlns:pic="http://schemas.openxmlformats.org/drawingml/2006/picture">
+                  <pic:nvPicPr>
+                    <pic:cNvPr id="1118590343" name="Picture 1" descr="A screenshot of a computer screen&#10;&#10;AI-generated content may be incorrect."/>
+                    <pic:cNvPicPr/>
+                  </pic:nvPicPr>
+                  <pic:blipFill>
+                    <a:blip r:embed="rId29"/>
+                    <a:stretch>
+                      <a:fillRect/>
+                    </a:stretch>
+                  </pic:blipFill>
+                  <pic:spPr>
+                    <a:xfrm>
+                      <a:off x="0" y="0"/>
+                      <a:ext cx="4734711" cy="3910012"/>
+                    </a:xfrm>
+                    <a:prstGeom prst="rect">
+                      <a:avLst/>
+                    </a:prstGeom>
+                  </pic:spPr>
+                </pic:pic>
+              </a:graphicData>
+            </a:graphic>
+          </wp:inline>
+        </w:drawing>
+      </w:r>
+    </w:p>
+    <w:p>
+      <w:pPr>
+        <w:pStyle w:val="ThesisBody"/>
+        <w:tabs>
+          <w:tab w:val="left" w:pos="720"/>
+        </w:tabs>
+        <w:contextualSpacing w:val="0"/>
+        <w:jc w:val="center"/>
+        <w:rPr>
+          <w:lang w:val="en-US"/>
+        </w:rPr>
+      </w:pPr>
+      <w:r>
+        <w:rPr>
+          <w:lang w:val="en-US"/>
+        </w:rPr>
+        <w:t xml:space="preserve">Table 4.1. </w:t>
+      </w:r>
+      <w:r>
+        <w:rPr>
+          <w:lang w:val="en-US"/>
+        </w:rPr>
+        <w:t>Confusion Matrix of Conventional CNN + ROI</w:t>
+      </w:r>
+    </w:p>
+    <w:p>
+      <w:pPr>
+        <w:pStyle w:val="ThesisBody"/>
+      </w:pPr>
+    </w:p>
+    <w:p>
+      <w:pPr>
+        <w:pStyle w:val="ThesisBody"/>
+        <w:jc w:val="center"/>
+      </w:pPr>
+      <w:r>
+        <w:drawing>
+          <wp:inline distT="0" distB="0" distL="0" distR="0" wp14:anchorId="0E85A3DC" wp14:editId="6BD93327">
+            <wp:extent cx="4709160" cy="3714479"/>
+            <wp:effectExtent l="0" t="0" r="0" b="635"/>
+            <wp:docPr id="1475464041" name="Picture 1" descr="A screenshot of a computer screen&#10;&#10;AI-generated content may be incorrect."/>
+            <wp:cNvGraphicFramePr>
+              <a:graphicFrameLocks xmlns:a="http://schemas.openxmlformats.org/drawingml/2006/main" noChangeAspect="1"/>
+            </wp:cNvGraphicFramePr>
+            <a:graphic xmlns:a="http://schemas.openxmlformats.org/drawingml/2006/main">
+              <a:graphicData uri="http://schemas.openxmlformats.org/drawingml/2006/picture">
+                <pic:pic xmlns:pic="http://schemas.openxmlformats.org/drawingml/2006/picture">
+                  <pic:nvPicPr>
+                    <pic:cNvPr id="1475464041" name="Picture 1" descr="A screenshot of a computer screen&#10;&#10;AI-generated content may be incorrect."/>
+                    <pic:cNvPicPr/>
+                  </pic:nvPicPr>
+                  <pic:blipFill>
+                    <a:blip r:embed="rId30"/>
+                    <a:stretch>
+                      <a:fillRect/>
+                    </a:stretch>
+                  </pic:blipFill>
+                  <pic:spPr>
+                    <a:xfrm>
+                      <a:off x="0" y="0"/>
+                      <a:ext cx="4716732" cy="3720452"/>
+                    </a:xfrm>
+                    <a:prstGeom prst="rect">
+                      <a:avLst/>
+                    </a:prstGeom>
+                  </pic:spPr>
+                </pic:pic>
+              </a:graphicData>
+            </a:graphic>
+          </wp:inline>
+        </w:drawing>
+      </w:r>
+    </w:p>
+    <w:p>
+      <w:pPr>
+        <w:pStyle w:val="ThesisBody"/>
+        <w:tabs>
+          <w:tab w:val="left" w:pos="720"/>
+        </w:tabs>
+        <w:contextualSpacing w:val="0"/>
+        <w:jc w:val="center"/>
+        <w:rPr>
+          <w:lang w:val="en-US"/>
+        </w:rPr>
+      </w:pPr>
+      <w:r>
+        <w:rPr>
+          <w:lang w:val="en-US"/>
+        </w:rPr>
+        <w:t xml:space="preserve">Table 4.1. </w:t>
+      </w:r>
+      <w:r>
+        <w:rPr>
+          <w:lang w:val="en-US"/>
+        </w:rPr>
+        <w:t xml:space="preserve">Confusion Matrix of </w:t>
+      </w:r>
+      <w:r>
+        <w:rPr>
+          <w:lang w:val="en-US"/>
+        </w:rPr>
+        <w:t>SSL + FSL</w:t>
+      </w:r>
+      <w:r>
+        <w:rPr>
+          <w:lang w:val="en-US"/>
+        </w:rPr>
+        <w:t xml:space="preserve"> + ROI</w:t>
+      </w:r>
+    </w:p>
+    <w:p>
+      <w:pPr>
+        <w:pStyle w:val="ThesisBody"/>
+      </w:pPr>
+    </w:p>
+    <w:p>
+      <w:pPr>
+        <w:pStyle w:val="ThesisBody"/>
+        <w:tabs>
+          <w:tab w:val="left" w:pos="720"/>
+        </w:tabs>
+        <w:contextualSpacing w:val="0"/>
+        <w:rPr>
+          <w:lang w:val="en-US"/>
+        </w:rPr>
+      </w:pPr>
+      <w:r>
+        <w:rPr>
+          <w:lang w:val="en-US"/>
+        </w:rPr>
+        <w:lastRenderedPageBreak/>
         <w:tab/>
-        <w:t>todo</w:t>
-      </w:r>
-    </w:p>
-    <w:p>
-      <w:pPr>
-        <w:pStyle w:val="ChapterHeaders"/>
-      </w:pPr>
+      </w:r>
+      <w:r>
+        <w:rPr>
+          <w:lang w:val="en-US"/>
+        </w:rPr>
+        <w:t>In summary, ROI + SSL + FSL + RL delivers near-CNN accuracy with substantially lower labeling cost, faster training, and a much smaller footprint, making it a strong default for edge-based anomaly detection where resources and labels are scarce.</w:t>
+      </w:r>
+    </w:p>
+    <w:p>
+      <w:pPr>
+        <w:pStyle w:val="ThesisBody"/>
+        <w:tabs>
+          <w:tab w:val="left" w:pos="720"/>
+        </w:tabs>
+        <w:contextualSpacing w:val="0"/>
+        <w:rPr>
+          <w:lang w:val="en-US"/>
+        </w:rPr>
+      </w:pPr>
+    </w:p>
+    <w:p>
+      <w:pPr>
+        <w:pStyle w:val="ThesisBody"/>
+        <w:tabs>
+          <w:tab w:val="left" w:pos="720"/>
+        </w:tabs>
+        <w:contextualSpacing w:val="0"/>
+        <w:rPr>
+          <w:b/>
+          <w:bCs/>
+          <w:lang w:val="en-US"/>
+        </w:rPr>
+      </w:pPr>
+      <w:r>
+        <w:rPr>
+          <w:b/>
+          <w:bCs/>
+          <w:lang w:val="en-US"/>
+        </w:rPr>
+        <w:t>4</w:t>
+      </w:r>
+      <w:r>
+        <w:rPr>
+          <w:b/>
+          <w:bCs/>
+          <w:lang w:val="en-US"/>
+        </w:rPr>
+        <w:t>.</w:t>
+      </w:r>
+      <w:r>
+        <w:rPr>
+          <w:b/>
+          <w:bCs/>
+          <w:lang w:val="en-US"/>
+        </w:rPr>
+        <w:t>2</w:t>
+      </w:r>
+      <w:r>
+        <w:rPr>
+          <w:b/>
+          <w:bCs/>
+          <w:lang w:val="en-US"/>
+        </w:rPr>
+        <w:tab/>
+      </w:r>
+      <w:r>
+        <w:rPr>
+          <w:b/>
+          <w:bCs/>
+          <w:lang w:val="en-US"/>
+        </w:rPr>
+        <w:t>Per-Class Performance and Error Profile</w:t>
+      </w:r>
+    </w:p>
+    <w:p>
+      <w:pPr>
+        <w:pStyle w:val="ThesisBody"/>
+        <w:tabs>
+          <w:tab w:val="left" w:pos="720"/>
+        </w:tabs>
+        <w:rPr>
+          <w:lang w:val="en-US"/>
+        </w:rPr>
+      </w:pPr>
+      <w:r>
+        <w:rPr>
+          <w:lang w:val="en-US"/>
+        </w:rPr>
+        <w:t>Per-class analysis highlights complementary strengths across the two pipelines. The ROI + CNN model excels on “Good,” “Spike,” and “Poor Solder,” achieving perfect separation for “Good” (100%) and solid margins on the other two classes. In contrast, the ROI + SSL + FSL + RL pipeline leads on “Excess Solder” by a sizable margin, suggesting that self-supervised features coupled with prototype-based decision boundaries capture the subtle texture and edge cues characteristic of excess material more effectively than the supervised CNN trained with focal loss.</w:t>
+      </w:r>
+    </w:p>
+    <w:p>
+      <w:pPr>
+        <w:pStyle w:val="ThesisBody"/>
+        <w:tabs>
+          <w:tab w:val="left" w:pos="720"/>
+        </w:tabs>
+        <w:jc w:val="center"/>
+        <w:rPr>
+          <w:lang w:val="en-US"/>
+        </w:rPr>
+      </w:pPr>
+      <w:r>
+        <w:rPr>
+          <w:lang w:val="en-US"/>
+        </w:rPr>
+        <w:drawing>
+          <wp:inline distT="0" distB="0" distL="0" distR="0" wp14:anchorId="1A723C13" wp14:editId="47DDF376">
+            <wp:extent cx="3096985" cy="1408958"/>
+            <wp:effectExtent l="0" t="0" r="8255" b="1270"/>
+            <wp:docPr id="1163121871" name="Picture 1" descr="A screenshot of a graph&#10;&#10;AI-generated content may be incorrect."/>
+            <wp:cNvGraphicFramePr>
+              <a:graphicFrameLocks xmlns:a="http://schemas.openxmlformats.org/drawingml/2006/main" noChangeAspect="1"/>
+            </wp:cNvGraphicFramePr>
+            <a:graphic xmlns:a="http://schemas.openxmlformats.org/drawingml/2006/main">
+              <a:graphicData uri="http://schemas.openxmlformats.org/drawingml/2006/picture">
+                <pic:pic xmlns:pic="http://schemas.openxmlformats.org/drawingml/2006/picture">
+                  <pic:nvPicPr>
+                    <pic:cNvPr id="1163121871" name="Picture 1" descr="A screenshot of a graph&#10;&#10;AI-generated content may be incorrect."/>
+                    <pic:cNvPicPr/>
+                  </pic:nvPicPr>
+                  <pic:blipFill>
+                    <a:blip r:embed="rId31"/>
+                    <a:stretch>
+                      <a:fillRect/>
+                    </a:stretch>
+                  </pic:blipFill>
+                  <pic:spPr>
+                    <a:xfrm>
+                      <a:off x="0" y="0"/>
+                      <a:ext cx="3108538" cy="1414214"/>
+                    </a:xfrm>
+                    <a:prstGeom prst="rect">
+                      <a:avLst/>
+                    </a:prstGeom>
+                  </pic:spPr>
+                </pic:pic>
+              </a:graphicData>
+            </a:graphic>
+          </wp:inline>
+        </w:drawing>
+      </w:r>
+    </w:p>
+    <w:p>
+      <w:pPr>
+        <w:pStyle w:val="ThesisBody"/>
+        <w:tabs>
+          <w:tab w:val="left" w:pos="720"/>
+        </w:tabs>
+        <w:contextualSpacing w:val="0"/>
+        <w:jc w:val="center"/>
+        <w:rPr>
+          <w:lang w:val="en-US"/>
+        </w:rPr>
+      </w:pPr>
+      <w:r>
+        <w:rPr>
+          <w:lang w:val="en-US"/>
+        </w:rPr>
+        <w:t xml:space="preserve">Table 4.1. </w:t>
+      </w:r>
+      <w:r>
+        <w:rPr>
+          <w:lang w:val="en-US"/>
+        </w:rPr>
+        <w:t>Per-class accuracy (%)</w:t>
+      </w:r>
+    </w:p>
+    <w:p>
+      <w:pPr>
+        <w:pStyle w:val="ThesisBody"/>
+        <w:tabs>
+          <w:tab w:val="left" w:pos="720"/>
+        </w:tabs>
+        <w:rPr>
+          <w:lang w:val="en-US"/>
+        </w:rPr>
+      </w:pPr>
+    </w:p>
+    <w:p>
+      <w:pPr>
+        <w:pStyle w:val="ThesisBody"/>
+        <w:rPr>
+          <w:lang w:val="en-US"/>
+        </w:rPr>
+      </w:pPr>
+      <w:r>
+        <w:tab/>
+      </w:r>
+      <w:r>
+        <w:rPr>
+          <w:lang w:val="en-US"/>
+        </w:rPr>
+        <w:t>These outcomes point to different error profiles. The CNN’s perfect “Good” accuracy likely reflects the benefit of ample labeled data, focal loss, and supervised class boundaries that carve out a wide margin around the majority non-defect pattern. However, its lower “Excess Solder” performance indicates sensitivity to within-class variability and fine-grained artifacts that may not be fully captured without targeted augmentations or defect-aware feature learning. Conversely, the SSL+FSL+RL pipeline’s strength on “Excess Solder” suggests that pretraining with SimCLR exposes the encoder to richer invariances for surface reflectance and solder morphology, which prototype distances can exploit even with few labels. The drop on “Good,” “Spike,” and “Poor Solder” is consistent with limited 5-shot coverage and short SSL pretraining (5 epochs), which can underrepresent intra-class diversity and lead to tighter, sometimes misaligned prototypes.</w:t>
+      </w:r>
+    </w:p>
+    <w:p>
+      <w:pPr>
+        <w:pStyle w:val="ThesisBody"/>
+        <w:rPr>
+          <w:lang w:val="en-US"/>
+        </w:rPr>
+      </w:pPr>
+      <w:r>
+        <w:tab/>
+      </w:r>
+      <w:r>
+        <w:rPr>
+          <w:lang w:val="en-US"/>
+        </w:rPr>
+        <w:t xml:space="preserve">In practical terms, the CNN provides stronger out-of-the-box separation for normal vs defective boards, minimizing false alarms on “Good.” The SSL+FSL+RL pipeline, while slightly weaker overall, is better at a difficult defect subtype (“Excess Solder”) and is expected </w:t>
+      </w:r>
+      <w:r>
+        <w:rPr>
+          <w:lang w:val="en-US"/>
+        </w:rPr>
+        <w:lastRenderedPageBreak/>
+        <w:t>to improve post-deployment as the RL agent updates prototypes using new samples and selectively queries feedback. Likely confusion modes include “Good” vs “Poor Solder” under low-contrast ROIs and “Spike” vs “Excess Solder” where small protrusions and material accumulation co-occur; the latter appears mitigated more effectively by the SSL+FSL+RL features, explaining its lead on “Excess Solder.”</w:t>
+      </w:r>
+    </w:p>
+    <w:p>
+      <w:pPr>
+        <w:pStyle w:val="ThesisBody"/>
+        <w:tabs>
+          <w:tab w:val="left" w:pos="720"/>
+        </w:tabs>
+        <w:contextualSpacing w:val="0"/>
+        <w:rPr>
+          <w:lang w:val="en-US"/>
+        </w:rPr>
+      </w:pPr>
+    </w:p>
+    <w:p>
+      <w:pPr>
+        <w:pStyle w:val="ThesisBody"/>
+        <w:tabs>
+          <w:tab w:val="left" w:pos="720"/>
+        </w:tabs>
+        <w:contextualSpacing w:val="0"/>
+        <w:rPr>
+          <w:b/>
+          <w:bCs/>
+          <w:lang w:val="en-US"/>
+        </w:rPr>
+      </w:pPr>
+      <w:r>
+        <w:rPr>
+          <w:b/>
+          <w:bCs/>
+          <w:lang w:val="en-US"/>
+        </w:rPr>
+        <w:t>4</w:t>
+      </w:r>
+      <w:r>
+        <w:rPr>
+          <w:b/>
+          <w:bCs/>
+          <w:lang w:val="en-US"/>
+        </w:rPr>
+        <w:t>.</w:t>
+      </w:r>
+      <w:r>
+        <w:rPr>
+          <w:b/>
+          <w:bCs/>
+          <w:lang w:val="en-US"/>
+        </w:rPr>
+        <w:t>3</w:t>
+      </w:r>
+      <w:r>
+        <w:rPr>
+          <w:b/>
+          <w:bCs/>
+          <w:lang w:val="en-US"/>
+        </w:rPr>
+        <w:tab/>
+      </w:r>
+      <w:r>
+        <w:rPr>
+          <w:b/>
+          <w:bCs/>
+          <w:lang w:val="en-US"/>
+        </w:rPr>
+        <w:t>Data Efficiency and Labeling Cost Reduction</w:t>
+      </w:r>
+    </w:p>
+    <w:p>
+      <w:pPr>
+        <w:pStyle w:val="ThesisBody"/>
+        <w:tabs>
+          <w:tab w:val="left" w:pos="720"/>
+        </w:tabs>
+        <w:rPr>
+          <w:lang w:val="en-US"/>
+        </w:rPr>
+      </w:pPr>
+      <w:r>
+        <w:rPr>
+          <w:lang w:val="en-US"/>
+        </w:rPr>
+        <w:t xml:space="preserve">The SSL + FSL + RL pipeline achieves the central goal of minimizing supervision without sacrificing much accuracy. With only 32 labeled samples (vs 252 for the CNN), it delivers 72.5% accuracy—about 93% of the CNN’s 78.0%—representing an 87% reduction in labeled data. This gap is bridged by leveraging unlabeled data via </w:t>
+      </w:r>
+      <w:r>
+        <w:rPr>
+          <w:i/>
+          <w:iCs/>
+          <w:lang w:val="en-US"/>
+        </w:rPr>
+        <w:t>SimCLR</w:t>
+      </w:r>
+      <w:r>
+        <w:rPr>
+          <w:lang w:val="en-US"/>
+        </w:rPr>
+        <w:t xml:space="preserve"> pretraining (5 epochs) to shape a generalizable feature space, then using prototypical networks to classify from 5-shot episodes. In effect, most discriminative capacity is acquired without labels, and a </w:t>
+      </w:r>
+      <w:r>
+        <w:rPr>
+          <w:lang w:val="en-US"/>
+        </w:rPr>
+        <w:t>small, labeled</w:t>
+      </w:r>
+      <w:r>
+        <w:rPr>
+          <w:lang w:val="en-US"/>
+        </w:rPr>
+        <w:t xml:space="preserve"> support set suffices to anchor class prototypes.</w:t>
+      </w:r>
+    </w:p>
+    <w:p>
+      <w:pPr>
+        <w:pStyle w:val="ThesisBody"/>
+        <w:rPr>
+          <w:lang w:val="en-US"/>
+        </w:rPr>
+      </w:pPr>
+      <w:r>
+        <w:tab/>
+      </w:r>
+      <w:r>
+        <w:rPr>
+          <w:lang w:val="en-US"/>
+        </w:rPr>
+        <w:t>Labeling efficiency compounds with deployment. The RL agent refines prototypes online and prioritizes human feedback selectively (as per the scalability analysis), focusing annotation on ambiguous or novel samples. This converts labeling from a front-loaded, linear cost into an event-driven interaction, keeping the model up to date while maintaining a small supervision budget. Practically, this makes iterative, on-device improvement feasible in settings where labeled defect imagery is expensive or slow to curate.</w:t>
+      </w:r>
+    </w:p>
+    <w:p>
+      <w:pPr>
+        <w:pStyle w:val="ThesisBody"/>
+      </w:pPr>
+      <w:r>
+        <w:rPr>
+          <w:lang w:val="en-US"/>
+        </w:rPr>
+        <w:tab/>
+      </w:r>
+      <w:r>
+        <w:t>The data/compute savings are reinforced by training time: the SSL+FSL+RL pipeline trains in under a minute on CPU compared to ~15 minutes for the CNN. For edge workflows where rapid iteration matters (e.g., after process drift or fixture changes), the ability to re-adapt quickly with few labels is often more valuable than a modest absolute accuracy lead</w:t>
+      </w:r>
+      <w:r>
+        <w:t xml:space="preserve"> as shown in the table 4.1</w:t>
+      </w:r>
+      <w:r>
+        <w:t>.</w:t>
+      </w:r>
+    </w:p>
+    <w:p>
+      <w:pPr>
+        <w:pStyle w:val="ThesisBody"/>
+      </w:pPr>
+    </w:p>
+    <w:p>
+      <w:pPr>
+        <w:pStyle w:val="ThesisBody"/>
+        <w:tabs>
+          <w:tab w:val="left" w:pos="720"/>
+        </w:tabs>
+        <w:contextualSpacing w:val="0"/>
+        <w:jc w:val="center"/>
+        <w:rPr>
+          <w:lang w:val="en-US"/>
+        </w:rPr>
+      </w:pPr>
+      <w:r>
+        <w:rPr>
+          <w:lang w:val="en-US"/>
+        </w:rPr>
+        <w:drawing>
+          <wp:inline distT="0" distB="0" distL="0" distR="0" wp14:anchorId="5B5E3205" wp14:editId="7FAC985B">
+            <wp:extent cx="5017032" cy="1436914"/>
+            <wp:effectExtent l="0" t="0" r="0" b="0"/>
+            <wp:docPr id="2131233253" name="Picture 1" descr="A screenshot of a computer&#10;&#10;AI-generated content may be incorrect."/>
+            <wp:cNvGraphicFramePr>
+              <a:graphicFrameLocks xmlns:a="http://schemas.openxmlformats.org/drawingml/2006/main" noChangeAspect="1"/>
+            </wp:cNvGraphicFramePr>
+            <a:graphic xmlns:a="http://schemas.openxmlformats.org/drawingml/2006/main">
+              <a:graphicData uri="http://schemas.openxmlformats.org/drawingml/2006/picture">
+                <pic:pic xmlns:pic="http://schemas.openxmlformats.org/drawingml/2006/picture">
+                  <pic:nvPicPr>
+                    <pic:cNvPr id="2131233253" name="Picture 1" descr="A screenshot of a computer&#10;&#10;AI-generated content may be incorrect."/>
+                    <pic:cNvPicPr/>
+                  </pic:nvPicPr>
+                  <pic:blipFill>
+                    <a:blip r:embed="rId32"/>
+                    <a:stretch>
+                      <a:fillRect/>
+                    </a:stretch>
+                  </pic:blipFill>
+                  <pic:spPr>
+                    <a:xfrm>
+                      <a:off x="0" y="0"/>
+                      <a:ext cx="5047455" cy="1445627"/>
+                    </a:xfrm>
+                    <a:prstGeom prst="rect">
+                      <a:avLst/>
+                    </a:prstGeom>
+                  </pic:spPr>
+                </pic:pic>
+              </a:graphicData>
+            </a:graphic>
+          </wp:inline>
+        </w:drawing>
+      </w:r>
+    </w:p>
+    <w:p>
+      <w:pPr>
+        <w:pStyle w:val="ThesisBody"/>
+        <w:tabs>
+          <w:tab w:val="left" w:pos="720"/>
+        </w:tabs>
+        <w:contextualSpacing w:val="0"/>
+        <w:jc w:val="center"/>
+        <w:rPr>
+          <w:lang w:val="en-US"/>
+        </w:rPr>
+      </w:pPr>
+      <w:r>
+        <w:rPr>
+          <w:lang w:val="en-US"/>
+        </w:rPr>
+        <w:t xml:space="preserve">Table 4.1. </w:t>
+      </w:r>
+      <w:r>
+        <w:rPr>
+          <w:lang w:val="en-US"/>
+        </w:rPr>
+        <w:t>Labeling and compute efficiency</w:t>
+      </w:r>
+    </w:p>
+    <w:p>
+      <w:pPr>
+        <w:pStyle w:val="ThesisBody"/>
+        <w:tabs>
+          <w:tab w:val="left" w:pos="720"/>
+        </w:tabs>
+        <w:contextualSpacing w:val="0"/>
+        <w:rPr>
+          <w:lang w:val="en-US"/>
+        </w:rPr>
+      </w:pPr>
+    </w:p>
+    <w:p>
+      <w:pPr>
+        <w:pStyle w:val="ThesisBody"/>
+        <w:tabs>
+          <w:tab w:val="left" w:pos="720"/>
+        </w:tabs>
+        <w:contextualSpacing w:val="0"/>
+        <w:rPr>
+          <w:b/>
+          <w:bCs/>
+          <w:lang w:val="en-US"/>
+        </w:rPr>
+      </w:pPr>
+      <w:r>
+        <w:rPr>
+          <w:b/>
+          <w:bCs/>
+          <w:lang w:val="en-US"/>
+        </w:rPr>
+        <w:lastRenderedPageBreak/>
+        <w:t>4</w:t>
+      </w:r>
+      <w:r>
+        <w:rPr>
+          <w:b/>
+          <w:bCs/>
+          <w:lang w:val="en-US"/>
+        </w:rPr>
+        <w:t>.</w:t>
+      </w:r>
+      <w:r>
+        <w:rPr>
+          <w:b/>
+          <w:bCs/>
+          <w:lang w:val="en-US"/>
+        </w:rPr>
+        <w:t>4</w:t>
+      </w:r>
+      <w:r>
+        <w:rPr>
+          <w:b/>
+          <w:bCs/>
+          <w:lang w:val="en-US"/>
+        </w:rPr>
+        <w:tab/>
+      </w:r>
+      <w:r>
+        <w:rPr>
+          <w:b/>
+          <w:bCs/>
+          <w:lang w:val="en-US"/>
+        </w:rPr>
+        <w:t>Training Time and Compute Efficiency</w:t>
+      </w:r>
+    </w:p>
+    <w:p>
+      <w:pPr>
+        <w:pStyle w:val="ThesisBody"/>
+        <w:tabs>
+          <w:tab w:val="left" w:pos="720"/>
+        </w:tabs>
+        <w:rPr>
+          <w:lang w:val="en-US"/>
+        </w:rPr>
+      </w:pPr>
+      <w:r>
+        <w:rPr>
+          <w:lang w:val="en-US"/>
+        </w:rPr>
+        <w:t>Based on table 4.1, t</w:t>
+      </w:r>
+      <w:r>
+        <w:rPr>
+          <w:lang w:val="en-US"/>
+        </w:rPr>
+        <w:t>he pipelines exhibit a pronounced gap in wall-clock training time on CPU. ROI + CNN requires ~15 minutes for 100 supervised epochs, while ROI + SSL + FSL + RL completes end-to-end in under a minute, yielding an ≈15× speedup. This enables rapid iteration cycles—useful for frequent process adjustments or quick post-deployment updates—without dedicated GPUs. The time savings pair with a 72.5% reduction in parameters (3.08M vs 11.17M) and a 3.6× smaller footprint (11.7 MB vs 42.61 MB), lowering memory bandwidth and compute demands during both training and inference.</w:t>
+      </w:r>
+    </w:p>
+    <w:p>
+      <w:pPr>
+        <w:pStyle w:val="ThesisBody"/>
+        <w:rPr>
+          <w:lang w:val="en-US"/>
+        </w:rPr>
+      </w:pPr>
+      <w:r>
+        <w:tab/>
+      </w:r>
+      <w:r>
+        <w:rPr>
+          <w:lang w:val="en-US"/>
+        </w:rPr>
+        <w:t>These efficiencies are particularly relevant for edge devices where CPU-only retraining and thermal headroom are common constraints. Short SSL pretraining (5 epochs) plus prototype-based FSL minimizes gradient-intensive supervised updates, which helps keep adaptation fast and stable with few labels. Although quantization primarily benefits inference, the already small SSL+FSL+RL model reduces end-to-end adaptation overhead enough to make on-device or near-edge updates feasible.</w:t>
+      </w:r>
+    </w:p>
+    <w:p>
+      <w:pPr>
+        <w:pStyle w:val="ThesisBody"/>
+        <w:rPr>
+          <w:lang w:val="en-US"/>
+        </w:rPr>
+      </w:pPr>
+      <w:r>
+        <w:rPr>
+          <w:lang w:val="en-US"/>
+        </w:rPr>
+        <w:drawing>
+          <wp:inline distT="0" distB="0" distL="0" distR="0" wp14:anchorId="70249D42" wp14:editId="1DFA9A7B">
+            <wp:extent cx="5760085" cy="3850640"/>
+            <wp:effectExtent l="0" t="0" r="0" b="0"/>
+            <wp:docPr id="1092267677" name="Picture 1" descr="A graph of progress and progress&#10;&#10;AI-generated content may be incorrect."/>
+            <wp:cNvGraphicFramePr>
+              <a:graphicFrameLocks xmlns:a="http://schemas.openxmlformats.org/drawingml/2006/main" noChangeAspect="1"/>
+            </wp:cNvGraphicFramePr>
+            <a:graphic xmlns:a="http://schemas.openxmlformats.org/drawingml/2006/main">
+              <a:graphicData uri="http://schemas.openxmlformats.org/drawingml/2006/picture">
+                <pic:pic xmlns:pic="http://schemas.openxmlformats.org/drawingml/2006/picture">
+                  <pic:nvPicPr>
+                    <pic:cNvPr id="1092267677" name="Picture 1" descr="A graph of progress and progress&#10;&#10;AI-generated content may be incorrect."/>
+                    <pic:cNvPicPr/>
+                  </pic:nvPicPr>
+                  <pic:blipFill>
+                    <a:blip r:embed="rId33"/>
+                    <a:stretch>
+                      <a:fillRect/>
+                    </a:stretch>
+                  </pic:blipFill>
+                  <pic:spPr>
+                    <a:xfrm>
+                      <a:off x="0" y="0"/>
+                      <a:ext cx="5760085" cy="3850640"/>
+                    </a:xfrm>
+                    <a:prstGeom prst="rect">
+                      <a:avLst/>
+                    </a:prstGeom>
+                  </pic:spPr>
+                </pic:pic>
+              </a:graphicData>
+            </a:graphic>
+          </wp:inline>
+        </w:drawing>
+      </w:r>
+    </w:p>
+    <w:p>
+      <w:pPr>
+        <w:pStyle w:val="ThesisBody"/>
+        <w:tabs>
+          <w:tab w:val="left" w:pos="720"/>
+        </w:tabs>
+        <w:contextualSpacing w:val="0"/>
+        <w:jc w:val="center"/>
+        <w:rPr>
+          <w:lang w:val="en-US"/>
+        </w:rPr>
+      </w:pPr>
+      <w:r>
+        <w:rPr>
+          <w:lang w:val="en-US"/>
+        </w:rPr>
+        <w:t xml:space="preserve">Table 4.1. </w:t>
+      </w:r>
+      <w:r>
+        <w:rPr>
+          <w:lang w:val="en-US"/>
+        </w:rPr>
+        <w:t>Training History of Conventional CNN</w:t>
+      </w:r>
+    </w:p>
+    <w:p>
+      <w:pPr>
+        <w:pStyle w:val="ThesisBody"/>
+        <w:tabs>
+          <w:tab w:val="left" w:pos="720"/>
+        </w:tabs>
+        <w:contextualSpacing w:val="0"/>
+        <w:jc w:val="center"/>
+        <w:rPr>
+          <w:lang w:val="en-US"/>
+        </w:rPr>
+      </w:pPr>
+    </w:p>
+    <w:p>
+      <w:pPr>
+        <w:pStyle w:val="ThesisBody"/>
+        <w:tabs>
+          <w:tab w:val="left" w:pos="720"/>
+        </w:tabs>
+        <w:contextualSpacing w:val="0"/>
+        <w:jc w:val="center"/>
+        <w:rPr>
+          <w:lang w:val="en-US"/>
+        </w:rPr>
+      </w:pPr>
+      <w:r>
+        <w:rPr>
+          <w:lang w:val="en-US"/>
+        </w:rPr>
+        <w:lastRenderedPageBreak/>
+        <w:drawing>
+          <wp:inline distT="0" distB="0" distL="0" distR="0" wp14:anchorId="523A1C1A" wp14:editId="7240A107">
+            <wp:extent cx="5760085" cy="1987550"/>
+            <wp:effectExtent l="0" t="0" r="0" b="0"/>
+            <wp:docPr id="822848649" name="Picture 1" descr="A graph of self-supervised training history&#10;&#10;AI-generated content may be incorrect."/>
+            <wp:cNvGraphicFramePr>
+              <a:graphicFrameLocks xmlns:a="http://schemas.openxmlformats.org/drawingml/2006/main" noChangeAspect="1"/>
+            </wp:cNvGraphicFramePr>
+            <a:graphic xmlns:a="http://schemas.openxmlformats.org/drawingml/2006/main">
+              <a:graphicData uri="http://schemas.openxmlformats.org/drawingml/2006/picture">
+                <pic:pic xmlns:pic="http://schemas.openxmlformats.org/drawingml/2006/picture">
+                  <pic:nvPicPr>
+                    <pic:cNvPr id="822848649" name="Picture 1" descr="A graph of self-supervised training history&#10;&#10;AI-generated content may be incorrect."/>
+                    <pic:cNvPicPr/>
+                  </pic:nvPicPr>
+                  <pic:blipFill>
+                    <a:blip r:embed="rId34"/>
+                    <a:stretch>
+                      <a:fillRect/>
+                    </a:stretch>
+                  </pic:blipFill>
+                  <pic:spPr>
+                    <a:xfrm>
+                      <a:off x="0" y="0"/>
+                      <a:ext cx="5760085" cy="1987550"/>
+                    </a:xfrm>
+                    <a:prstGeom prst="rect">
+                      <a:avLst/>
+                    </a:prstGeom>
+                  </pic:spPr>
+                </pic:pic>
+              </a:graphicData>
+            </a:graphic>
+          </wp:inline>
+        </w:drawing>
+      </w:r>
+    </w:p>
+    <w:p>
+      <w:pPr>
+        <w:pStyle w:val="ThesisBody"/>
+        <w:tabs>
+          <w:tab w:val="left" w:pos="720"/>
+        </w:tabs>
+        <w:contextualSpacing w:val="0"/>
+        <w:jc w:val="center"/>
+        <w:rPr>
+          <w:lang w:val="en-US"/>
+        </w:rPr>
+      </w:pPr>
+      <w:r>
+        <w:rPr>
+          <w:lang w:val="en-US"/>
+        </w:rPr>
+        <w:t xml:space="preserve">Table 4.1. </w:t>
+      </w:r>
+      <w:r>
+        <w:rPr>
+          <w:lang w:val="en-US"/>
+        </w:rPr>
+        <w:t xml:space="preserve">Training History of </w:t>
+      </w:r>
+      <w:r>
+        <w:rPr>
+          <w:lang w:val="en-US"/>
+        </w:rPr>
+        <w:t>Self-Supervised Learning</w:t>
+      </w:r>
+    </w:p>
+    <w:p>
+      <w:pPr>
+        <w:pStyle w:val="ThesisBody"/>
+        <w:tabs>
+          <w:tab w:val="left" w:pos="720"/>
+        </w:tabs>
+        <w:contextualSpacing w:val="0"/>
+        <w:rPr>
+          <w:lang w:val="en-US"/>
+        </w:rPr>
+      </w:pPr>
+    </w:p>
+    <w:p>
+      <w:pPr>
+        <w:pStyle w:val="ThesisBody"/>
+        <w:tabs>
+          <w:tab w:val="left" w:pos="720"/>
+        </w:tabs>
+        <w:contextualSpacing w:val="0"/>
+        <w:rPr>
+          <w:b/>
+          <w:bCs/>
+          <w:lang w:val="en-US"/>
+        </w:rPr>
+      </w:pPr>
+      <w:r>
+        <w:rPr>
+          <w:b/>
+          <w:bCs/>
+          <w:lang w:val="en-US"/>
+        </w:rPr>
+        <w:t>4</w:t>
+      </w:r>
+      <w:r>
+        <w:rPr>
+          <w:b/>
+          <w:bCs/>
+          <w:lang w:val="en-US"/>
+        </w:rPr>
+        <w:t>.</w:t>
+      </w:r>
+      <w:r>
+        <w:rPr>
+          <w:b/>
+          <w:bCs/>
+          <w:lang w:val="en-US"/>
+        </w:rPr>
+        <w:t>5</w:t>
+      </w:r>
+      <w:r>
+        <w:rPr>
+          <w:b/>
+          <w:bCs/>
+          <w:lang w:val="en-US"/>
+        </w:rPr>
+        <w:tab/>
+      </w:r>
+      <w:r>
+        <w:rPr>
+          <w:b/>
+          <w:bCs/>
+          <w:lang w:val="en-US"/>
+        </w:rPr>
+        <w:t>Model Footprint and Edge Deployability</w:t>
+      </w:r>
+    </w:p>
+    <w:p>
+      <w:pPr>
+        <w:pStyle w:val="ThesisBody"/>
+        <w:tabs>
+          <w:tab w:val="left" w:pos="720"/>
+        </w:tabs>
+        <w:rPr>
+          <w:lang w:val="en-US"/>
+        </w:rPr>
+      </w:pPr>
+      <w:r>
+        <w:rPr>
+          <w:lang w:val="en-US"/>
+        </w:rPr>
+        <w:t>Model footprint directly governs where and how reliably the system can run on the edge. ROI + CNN is 42.61 MB with 11.17M parameters, fitting comfortably on devices with ≥512 MB RAM but becoming tight on ultra low-end IoT boards with limited available memory. ROI + SSL + FSL + RL is 11.7 MB with 3.08M parameters, offering a 3.6× size reduction and 72.5% fewer parameters, which improves load times, reduces memory pressure for ROI preprocessing and batching, and lowers thermal/power during continuous inspection. Neither pipeline targets microcontrollers (no Python/TensorFlow), but the smaller pipeline aligns well with single-core or thermally constrained SBCs where CPU-only execution is typical.</w:t>
+      </w:r>
+    </w:p>
+    <w:p>
+      <w:pPr>
+        <w:pStyle w:val="ThesisBody"/>
+        <w:rPr>
+          <w:lang w:val="en-US"/>
+        </w:rPr>
+      </w:pPr>
+      <w:r>
+        <w:tab/>
+      </w:r>
+      <w:r>
+        <w:rPr>
+          <w:lang w:val="en-US"/>
+        </w:rPr>
+        <w:t>Deployment guidance mirrors these constraints. On ultra low-end IoT devices (64–256 MB total RAM), the CNN can be marginal due to model plus runtime overhead and competing processes; the SSL+FSL+RL model is recommended. From low-end IoT (≥512 MB) upward, both pipelines operate reliably; the smaller model preserves headroom for concurrent tasks (I/O, vision pre/post-processing, logging) and enables faster cold starts and updates. On mobile and edge servers, either approach is viable; choice hinges on absolute accuracy versus data/compute efficiency needs.</w:t>
+      </w:r>
+    </w:p>
+    <w:p>
+      <w:pPr>
+        <w:pStyle w:val="ThesisBody"/>
+        <w:tabs>
+          <w:tab w:val="left" w:pos="720"/>
+        </w:tabs>
+        <w:contextualSpacing w:val="0"/>
+        <w:jc w:val="center"/>
+        <w:rPr>
+          <w:lang w:val="en-US"/>
+        </w:rPr>
+      </w:pPr>
+      <w:r>
+        <w:rPr>
+          <w:lang w:val="en-US"/>
+        </w:rPr>
+        <w:lastRenderedPageBreak/>
+        <w:drawing>
+          <wp:inline distT="0" distB="0" distL="0" distR="0" wp14:anchorId="03E3DC12" wp14:editId="7C278156">
+            <wp:extent cx="5760085" cy="3315335"/>
+            <wp:effectExtent l="0" t="0" r="0" b="0"/>
+            <wp:docPr id="1440719049" name="Picture 1" descr="A screenshot of a computer&#10;&#10;AI-generated content may be incorrect."/>
+            <wp:cNvGraphicFramePr>
+              <a:graphicFrameLocks xmlns:a="http://schemas.openxmlformats.org/drawingml/2006/main" noChangeAspect="1"/>
+            </wp:cNvGraphicFramePr>
+            <a:graphic xmlns:a="http://schemas.openxmlformats.org/drawingml/2006/main">
+              <a:graphicData uri="http://schemas.openxmlformats.org/drawingml/2006/picture">
+                <pic:pic xmlns:pic="http://schemas.openxmlformats.org/drawingml/2006/picture">
+                  <pic:nvPicPr>
+                    <pic:cNvPr id="1440719049" name="Picture 1" descr="A screenshot of a computer&#10;&#10;AI-generated content may be incorrect."/>
+                    <pic:cNvPicPr/>
+                  </pic:nvPicPr>
+                  <pic:blipFill>
+                    <a:blip r:embed="rId35"/>
+                    <a:stretch>
+                      <a:fillRect/>
+                    </a:stretch>
+                  </pic:blipFill>
+                  <pic:spPr>
+                    <a:xfrm>
+                      <a:off x="0" y="0"/>
+                      <a:ext cx="5760085" cy="3315335"/>
+                    </a:xfrm>
+                    <a:prstGeom prst="rect">
+                      <a:avLst/>
+                    </a:prstGeom>
+                  </pic:spPr>
+                </pic:pic>
+              </a:graphicData>
+            </a:graphic>
+          </wp:inline>
+        </w:drawing>
+      </w:r>
+    </w:p>
+    <w:p>
+      <w:pPr>
+        <w:pStyle w:val="ThesisBody"/>
+        <w:tabs>
+          <w:tab w:val="left" w:pos="720"/>
+        </w:tabs>
+        <w:contextualSpacing w:val="0"/>
+        <w:jc w:val="center"/>
+        <w:rPr>
+          <w:lang w:val="en-US"/>
+        </w:rPr>
+      </w:pPr>
+      <w:r>
+        <w:rPr>
+          <w:lang w:val="en-US"/>
+        </w:rPr>
+        <w:t xml:space="preserve">Table 4.1. </w:t>
+      </w:r>
+      <w:r>
+        <w:rPr>
+          <w:lang w:val="en-US"/>
+        </w:rPr>
+        <w:t>Edge deployability by device class</w:t>
+      </w:r>
+    </w:p>
+    <w:p>
+      <w:pPr>
+        <w:pStyle w:val="ThesisBody"/>
+        <w:tabs>
+          <w:tab w:val="left" w:pos="720"/>
+        </w:tabs>
+        <w:contextualSpacing w:val="0"/>
+        <w:rPr>
+          <w:lang w:val="en-US"/>
+        </w:rPr>
+      </w:pPr>
+    </w:p>
+    <w:p>
+      <w:pPr>
+        <w:pStyle w:val="ThesisBody"/>
+        <w:tabs>
+          <w:tab w:val="left" w:pos="720"/>
+        </w:tabs>
+      </w:pPr>
+      <w:r>
+        <w:tab/>
+      </w:r>
+      <w:r>
+        <w:t>In practice, the smaller pipeline’s footprint translates to more stable real-time throughput under load, smoother updates, and easier multi-camera scaling on a single SBC—key advantages for edge-based IIoT deployments. Quantization further improves this picture (detailed in Section 4.6).</w:t>
+      </w:r>
+    </w:p>
+    <w:p>
+      <w:pPr>
+        <w:pStyle w:val="ThesisBody"/>
+        <w:tabs>
+          <w:tab w:val="left" w:pos="720"/>
+        </w:tabs>
+        <w:contextualSpacing w:val="0"/>
+        <w:rPr>
+          <w:lang w:val="en-US"/>
+        </w:rPr>
+      </w:pPr>
+    </w:p>
+    <w:p>
+      <w:pPr>
+        <w:pStyle w:val="ThesisBody"/>
+        <w:tabs>
+          <w:tab w:val="left" w:pos="720"/>
+        </w:tabs>
+        <w:contextualSpacing w:val="0"/>
+        <w:rPr>
+          <w:b/>
+          <w:bCs/>
+          <w:lang w:val="en-US"/>
+        </w:rPr>
+      </w:pPr>
+      <w:r>
+        <w:rPr>
+          <w:b/>
+          <w:bCs/>
+          <w:lang w:val="en-US"/>
+        </w:rPr>
+        <w:t>4</w:t>
+      </w:r>
+      <w:r>
+        <w:rPr>
+          <w:b/>
+          <w:bCs/>
+          <w:lang w:val="en-US"/>
+        </w:rPr>
+        <w:t>.</w:t>
+      </w:r>
+      <w:r>
+        <w:rPr>
+          <w:b/>
+          <w:bCs/>
+          <w:lang w:val="en-US"/>
+        </w:rPr>
+        <w:t>2</w:t>
+      </w:r>
+      <w:r>
+        <w:rPr>
+          <w:b/>
+          <w:bCs/>
+          <w:lang w:val="en-US"/>
+        </w:rPr>
+        <w:tab/>
+      </w:r>
+      <w:r>
+        <w:rPr>
+          <w:b/>
+          <w:bCs/>
+          <w:lang w:val="en-US"/>
+        </w:rPr>
+        <w:t>Quantization Impact on Size–Accuracy Trade-off</w:t>
+      </w:r>
+    </w:p>
+    <w:p>
+      <w:pPr>
+        <w:pStyle w:val="ThesisBody"/>
+        <w:tabs>
+          <w:tab w:val="left" w:pos="720"/>
+        </w:tabs>
+        <w:rPr>
+          <w:lang w:val="en-US"/>
+        </w:rPr>
+      </w:pPr>
+      <w:r>
+        <w:rPr>
+          <w:lang w:val="en-US"/>
+        </w:rPr>
+        <w:t>Although quantization was not explicitly evaluated in this study, its implications for edge deployment are clear from model sizes and parameter counts. Post-training INT8 quantization typically reduces model footprint to roughly 25% of the FP32 size (weights compressed from 32-bit to 8-bit), with small accuracy deltas when calibration data is representative. Applying this rule-of-thumb, the ROI + CNN model would shrink from 42.61 MB to ~10.7 MB, and the ROI + SSL + FSL + RL model from 11.7 MB to ~2.9 MB. Such compression widens the deployability gap on ultra low-end IoT devices and enables more comfortable multi-process operation (pre/post-processing, logging) on single-board computers.</w:t>
+      </w:r>
+    </w:p>
+    <w:p>
+      <w:pPr>
+        <w:pStyle w:val="ThesisBody"/>
+        <w:rPr>
+          <w:lang w:val="en-US"/>
+        </w:rPr>
+      </w:pPr>
+      <w:r>
+        <w:tab/>
+      </w:r>
+      <w:r>
+        <w:rPr>
+          <w:lang w:val="en-US"/>
+        </w:rPr>
+        <w:t xml:space="preserve">Accuracy trade-offs depend on calibration quality and operator support (e.g., x86 AVX2, ARM NEON). Without quantization-aware training, post-training INT8 usually incurs a modest degradation (often 0–3% absolute), though sensitive classes can see larger drops. Given the SSL+FSL+RL pipeline’s prototype-based decision boundaries and already small parameter count, careful calibration with a small, class-balanced validation set is advised to </w:t>
+      </w:r>
+      <w:r>
+        <w:rPr>
+          <w:lang w:val="en-US"/>
+        </w:rPr>
+        <w:lastRenderedPageBreak/>
+        <w:t>avoid prototype drift after quantization. Where absolute accuracy is paramount (e.g., minimizing false alarms on “Good”), dynamic-range calibration and per-channel quantization can mitigate risk.</w:t>
+      </w:r>
+    </w:p>
+    <w:p>
+      <w:pPr>
+        <w:pStyle w:val="ThesisBody"/>
+      </w:pPr>
+      <w:r>
+        <w:rPr>
+          <w:lang w:val="en-US"/>
+        </w:rPr>
+        <w:tab/>
+      </w:r>
+      <w:r>
+        <w:t xml:space="preserve">In practice, INT8 brings the CNN into a friendlier range for ultra low-end devices and makes the SSL+FSL+RL pipeline extremely compact. If preserving per-class </w:t>
+      </w:r>
+      <w:r>
+        <w:t>behaviour</w:t>
+      </w:r>
+      <w:r>
+        <w:t xml:space="preserve"> is critical (e.g., maintaining high “Good” precision for the CNN and strong “Excess Solder” recall for SSL+FSL+RL), quantization-aware training or mixed-precision (INT8 weights with FP16 activations in sensitive layers) offers a safer path. Empirical calibration on device should be part of deployment to confirm latency and accuracy targets.</w:t>
+      </w:r>
+    </w:p>
+    <w:p>
+      <w:pPr>
+        <w:pStyle w:val="ThesisBody"/>
+        <w:tabs>
+          <w:tab w:val="left" w:pos="720"/>
+        </w:tabs>
+        <w:contextualSpacing w:val="0"/>
+        <w:rPr>
+          <w:lang w:val="en-US"/>
+        </w:rPr>
+      </w:pPr>
+    </w:p>
+    <w:p>
+      <w:pPr>
+        <w:pStyle w:val="ThesisBody"/>
+        <w:tabs>
+          <w:tab w:val="left" w:pos="720"/>
+        </w:tabs>
+        <w:contextualSpacing w:val="0"/>
+        <w:rPr>
+          <w:b/>
+          <w:bCs/>
+          <w:lang w:val="en-US"/>
+        </w:rPr>
+      </w:pPr>
+      <w:r>
+        <w:rPr>
+          <w:b/>
+          <w:bCs/>
+          <w:lang w:val="en-US"/>
+        </w:rPr>
+        <w:t>4</w:t>
+      </w:r>
+      <w:r>
+        <w:rPr>
+          <w:b/>
+          <w:bCs/>
+          <w:lang w:val="en-US"/>
+        </w:rPr>
+        <w:t>.</w:t>
+      </w:r>
+      <w:r>
+        <w:rPr>
+          <w:b/>
+          <w:bCs/>
+          <w:lang w:val="en-US"/>
+        </w:rPr>
+        <w:t>2</w:t>
+      </w:r>
+      <w:r>
+        <w:rPr>
+          <w:b/>
+          <w:bCs/>
+          <w:lang w:val="en-US"/>
+        </w:rPr>
+        <w:tab/>
+      </w:r>
+      <w:r>
+        <w:rPr>
+          <w:b/>
+          <w:bCs/>
+          <w:lang w:val="en-US"/>
+        </w:rPr>
+        <w:t>Adaptivity and Continual Learning via RL</w:t>
+      </w:r>
+    </w:p>
+    <w:p>
+      <w:pPr>
+        <w:pStyle w:val="ThesisBody"/>
+        <w:tabs>
+          <w:tab w:val="left" w:pos="720"/>
+        </w:tabs>
+        <w:rPr>
+          <w:lang w:val="en-US"/>
+        </w:rPr>
+      </w:pPr>
+      <w:r>
+        <w:rPr>
+          <w:lang w:val="en-US"/>
+        </w:rPr>
+        <w:t>The RL layer turns the SSL+FSL backbone into an adaptive classifier that can update itself online without full retraining. Using Q-learning, the agent manages class prototypes as new samples arrive, targeting stability under distribution drift and scalability when unseen defect modes appear. This design aligns with edge constraints by keeping updates light-weight (no large backprop runs) and contained within the embedding–prototype space learned via SimCLR and Prototypical Networks.</w:t>
+      </w:r>
+    </w:p>
+    <w:p>
+      <w:pPr>
+        <w:pStyle w:val="ThesisBody"/>
+        <w:rPr>
+          <w:lang w:val="en-US"/>
+        </w:rPr>
+      </w:pPr>
+      <w:r>
+        <w:tab/>
+      </w:r>
+      <w:r>
+        <w:rPr>
+          <w:lang w:val="en-US"/>
+        </w:rPr>
+        <w:t>Prototype updates are controlled through dynamic weighting in the [0.1–0.9] range. Higher weights accelerate adaptation by shifting prototypes toward recent samples; lower weights favor stability by dampening the influence of outliers and transient noise. This mechanism provides a tunable response to process changes: when solder appearance drifts due to lighting or material variance, the agent can emphasize recent data; when conditions are stable, it can preserve existing class geometry to avoid catastrophic drift.</w:t>
+      </w:r>
+    </w:p>
+    <w:p>
+      <w:pPr>
+        <w:pStyle w:val="ThesisBody"/>
+        <w:rPr>
+          <w:lang w:val="en-US"/>
+        </w:rPr>
+      </w:pPr>
+      <w:r>
+        <w:tab/>
+      </w:r>
+      <w:r>
+        <w:rPr>
+          <w:lang w:val="en-US"/>
+        </w:rPr>
+        <w:t>Novelty management is handled via decisions over {create, merge, ignore}. “Create” enables discovery of genuinely new defect types without restructuring the whole model; “merge” absorbs near-duplicate clusters to prevent class proliferation; “ignore” filters apparent outliers that could corrupt prototypes. Together, these actions maintain a compact, semantically meaningful label space while remaining open to expansion—a critical property for scalable anomaly detection where new failure modes periodically emerge.</w:t>
+      </w:r>
+    </w:p>
+    <w:p>
+      <w:pPr>
+        <w:pStyle w:val="ThesisBody"/>
+        <w:rPr>
+          <w:lang w:val="en-US"/>
+        </w:rPr>
+      </w:pPr>
+      <w:r>
+        <w:tab/>
+      </w:r>
+      <w:r>
+        <w:rPr>
+          <w:lang w:val="en-US"/>
+        </w:rPr>
+        <w:t xml:space="preserve">Practically, the RL-driven updates convert the pipeline into a continual learner: it refines prototypes in-place and adjusts class structure when warranted. This reduces downtime and labeling pressure versus retraining a CNN from </w:t>
+      </w:r>
+      <w:r>
+        <w:rPr>
+          <w:lang w:val="en-US"/>
+        </w:rPr>
+        <w:t>scratch and</w:t>
+      </w:r>
+      <w:r>
+        <w:rPr>
+          <w:lang w:val="en-US"/>
+        </w:rPr>
+        <w:t xml:space="preserve"> complements the few-shot regime by keeping class representations aligned with data as it evolves. The result is a system that trades a small accuracy gap for strong on-device adaptability and operational resilience.</w:t>
+      </w:r>
+    </w:p>
+    <w:p>
+      <w:pPr>
+        <w:pStyle w:val="ThesisBody"/>
+        <w:tabs>
+          <w:tab w:val="left" w:pos="720"/>
+        </w:tabs>
+        <w:contextualSpacing w:val="0"/>
+      </w:pPr>
+    </w:p>
+    <w:p>
+      <w:pPr>
+        <w:pStyle w:val="ThesisBody"/>
+        <w:tabs>
+          <w:tab w:val="left" w:pos="720"/>
+        </w:tabs>
+        <w:contextualSpacing w:val="0"/>
+        <w:jc w:val="center"/>
+      </w:pPr>
+      <w:r>
+        <w:drawing>
+          <wp:inline distT="0" distB="0" distL="0" distR="0" wp14:anchorId="3CDC0027" wp14:editId="32345CD3">
+            <wp:extent cx="3124200" cy="838200"/>
+            <wp:effectExtent l="0" t="0" r="0" b="0"/>
+            <wp:docPr id="1083303103" name="Picture 1" descr="A black text on a white background&#10;&#10;AI-generated content may be incorrect."/>
+            <wp:cNvGraphicFramePr>
+              <a:graphicFrameLocks xmlns:a="http://schemas.openxmlformats.org/drawingml/2006/main" noChangeAspect="1"/>
+            </wp:cNvGraphicFramePr>
+            <a:graphic xmlns:a="http://schemas.openxmlformats.org/drawingml/2006/main">
+              <a:graphicData uri="http://schemas.openxmlformats.org/drawingml/2006/picture">
+                <pic:pic xmlns:pic="http://schemas.openxmlformats.org/drawingml/2006/picture">
+                  <pic:nvPicPr>
+                    <pic:cNvPr id="1083303103" name="Picture 1" descr="A black text on a white background&#10;&#10;AI-generated content may be incorrect."/>
+                    <pic:cNvPicPr/>
+                  </pic:nvPicPr>
+                  <pic:blipFill>
+                    <a:blip r:embed="rId36"/>
+                    <a:stretch>
+                      <a:fillRect/>
+                    </a:stretch>
+                  </pic:blipFill>
+                  <pic:spPr>
+                    <a:xfrm>
+                      <a:off x="0" y="0"/>
+                      <a:ext cx="3137171" cy="841680"/>
+                    </a:xfrm>
+                    <a:prstGeom prst="rect">
+                      <a:avLst/>
+                    </a:prstGeom>
+                  </pic:spPr>
+                </pic:pic>
+              </a:graphicData>
+            </a:graphic>
+          </wp:inline>
+        </w:drawing>
+      </w:r>
+    </w:p>
+    <w:p>
+      <w:pPr>
+        <w:pStyle w:val="ThesisBody"/>
+        <w:tabs>
+          <w:tab w:val="left" w:pos="720"/>
+        </w:tabs>
+        <w:contextualSpacing w:val="0"/>
+        <w:jc w:val="center"/>
+        <w:rPr>
+          <w:lang w:val="en-US"/>
+        </w:rPr>
+      </w:pPr>
+      <w:r>
+        <w:rPr>
+          <w:lang w:val="en-US"/>
+        </w:rPr>
+        <w:t xml:space="preserve">Table 4.1. </w:t>
+      </w:r>
+      <w:r>
+        <w:rPr>
+          <w:lang w:val="en-US"/>
+        </w:rPr>
+        <w:t>RL decisions and intended effects</w:t>
+      </w:r>
+    </w:p>
+    <w:p>
+      <w:pPr>
+        <w:pStyle w:val="ThesisBody"/>
+        <w:tabs>
+          <w:tab w:val="left" w:pos="720"/>
+        </w:tabs>
+        <w:contextualSpacing w:val="0"/>
+        <w:rPr>
+          <w:lang w:val="en-US"/>
+        </w:rPr>
+      </w:pPr>
+    </w:p>
+    <w:p>
+      <w:pPr>
+        <w:pStyle w:val="ThesisBody"/>
+        <w:tabs>
+          <w:tab w:val="left" w:pos="720"/>
+        </w:tabs>
+        <w:contextualSpacing w:val="0"/>
+        <w:rPr>
+          <w:b/>
+          <w:bCs/>
+          <w:lang w:val="en-US"/>
+        </w:rPr>
+      </w:pPr>
+      <w:r>
+        <w:rPr>
+          <w:b/>
+          <w:bCs/>
+          <w:lang w:val="en-US"/>
+        </w:rPr>
+        <w:t>4</w:t>
+      </w:r>
+      <w:r>
+        <w:rPr>
+          <w:b/>
+          <w:bCs/>
+          <w:lang w:val="en-US"/>
+        </w:rPr>
+        <w:t>.</w:t>
+      </w:r>
+      <w:r>
+        <w:rPr>
+          <w:b/>
+          <w:bCs/>
+          <w:lang w:val="en-US"/>
+        </w:rPr>
+        <w:t>2</w:t>
+      </w:r>
+      <w:r>
+        <w:rPr>
+          <w:b/>
+          <w:bCs/>
+          <w:lang w:val="en-US"/>
+        </w:rPr>
+        <w:tab/>
+      </w:r>
+      <w:r>
+        <w:rPr>
+          <w:b/>
+          <w:bCs/>
+          <w:lang w:val="en-US"/>
+        </w:rPr>
+        <w:t>Robustness to Class Imbalance and Data Scarcity</w:t>
+      </w:r>
+    </w:p>
+    <w:p>
+      <w:pPr>
+        <w:pStyle w:val="ThesisBody"/>
+        <w:tabs>
+          <w:tab w:val="left" w:pos="720"/>
+        </w:tabs>
+        <w:rPr>
+          <w:lang w:val="en-US"/>
+        </w:rPr>
+      </w:pPr>
+      <w:r>
+        <w:rPr>
+          <w:lang w:val="en-US"/>
+        </w:rPr>
+        <w:t>Manufacturing datasets are typically skewed toward the “Good” class, which amplifies the risk of bias in purely supervised learners. The ROI + CNN pipeline mitigates this with focal loss and class balancing, reflected in its perfect “Good” accuracy (100%). However, its lower accuracy on “Excess Solder” (61%) indicates residual sensitivity to minority-class variability and subtle texture cues that are underrepresented in labeled data. In contrast, the ROI + SSL + FSL + RL pipeline leverages self-supervised pretraining to learn class-agnostic, invariance-rich features and then anchors classes with few-shot prototypes. This combination is inherently more tolerant of label scarcity, evidenced by the strong “Excess Solder” performance (80%) from only 32 labeled samples. The trade-off is weaker performance on “Good,” “Spike,” and “Poor Solder,” consistent with limited 5-shot coverage and short SSL pretraining that can undercapture intra-class diversity.</w:t>
+      </w:r>
+    </w:p>
+    <w:p>
+      <w:pPr>
+        <w:pStyle w:val="ThesisBody"/>
+        <w:rPr>
+          <w:lang w:val="en-US"/>
+        </w:rPr>
+      </w:pPr>
+      <w:r>
+        <w:tab/>
+      </w:r>
+      <w:r>
+        <w:rPr>
+          <w:lang w:val="en-US"/>
+        </w:rPr>
+        <w:t>Under class imbalance, prototype-based decisions distribute influence uniformly across classes during episodic training, which helps minority classes but may reduce margin around the dominant “Good” class when coverage is sparse. The RL layer partially counteracts this by selectively updating prototypes and soliciting feedback for ambiguous samples, allowing the system to re-center class boundaries as new data arrives. Practically, this yields a robust path for scarce labels: initial performance is competitive with far fewer annotations, while online adaptation targets the hard regions of the feature space most affected by imbalance and drift.</w:t>
+      </w:r>
+    </w:p>
+    <w:p>
+      <w:pPr>
+        <w:pStyle w:val="ThesisBody"/>
+        <w:tabs>
+          <w:tab w:val="left" w:pos="720"/>
+        </w:tabs>
+        <w:contextualSpacing w:val="0"/>
+        <w:rPr>
+          <w:lang w:val="en-US"/>
+        </w:rPr>
+      </w:pPr>
+    </w:p>
+    <w:p>
+      <w:pPr>
+        <w:pStyle w:val="ThesisBody"/>
+        <w:tabs>
+          <w:tab w:val="left" w:pos="720"/>
+        </w:tabs>
+        <w:contextualSpacing w:val="0"/>
+        <w:jc w:val="center"/>
+        <w:rPr>
+          <w:lang w:val="en-US"/>
+        </w:rPr>
+      </w:pPr>
+      <w:r>
+        <w:rPr>
+          <w:lang w:val="en-US"/>
+        </w:rPr>
+        <w:lastRenderedPageBreak/>
+        <w:drawing>
+          <wp:inline distT="0" distB="0" distL="0" distR="0" wp14:anchorId="4994ABBC" wp14:editId="42264F1C">
+            <wp:extent cx="5760085" cy="2228215"/>
+            <wp:effectExtent l="0" t="0" r="0" b="635"/>
+            <wp:docPr id="1972733826" name="Picture 1" descr="A white text on a white background&#10;&#10;AI-generated content may be incorrect."/>
+            <wp:cNvGraphicFramePr>
+              <a:graphicFrameLocks xmlns:a="http://schemas.openxmlformats.org/drawingml/2006/main" noChangeAspect="1"/>
+            </wp:cNvGraphicFramePr>
+            <a:graphic xmlns:a="http://schemas.openxmlformats.org/drawingml/2006/main">
+              <a:graphicData uri="http://schemas.openxmlformats.org/drawingml/2006/picture">
+                <pic:pic xmlns:pic="http://schemas.openxmlformats.org/drawingml/2006/picture">
+                  <pic:nvPicPr>
+                    <pic:cNvPr id="1972733826" name="Picture 1" descr="A white text on a white background&#10;&#10;AI-generated content may be incorrect."/>
+                    <pic:cNvPicPr/>
+                  </pic:nvPicPr>
+                  <pic:blipFill>
+                    <a:blip r:embed="rId37"/>
+                    <a:stretch>
+                      <a:fillRect/>
+                    </a:stretch>
+                  </pic:blipFill>
+                  <pic:spPr>
+                    <a:xfrm>
+                      <a:off x="0" y="0"/>
+                      <a:ext cx="5760085" cy="2228215"/>
+                    </a:xfrm>
+                    <a:prstGeom prst="rect">
+                      <a:avLst/>
+                    </a:prstGeom>
+                  </pic:spPr>
+                </pic:pic>
+              </a:graphicData>
+            </a:graphic>
+          </wp:inline>
+        </w:drawing>
+      </w:r>
+    </w:p>
+    <w:p>
+      <w:pPr>
+        <w:pStyle w:val="ThesisBody"/>
+        <w:tabs>
+          <w:tab w:val="left" w:pos="720"/>
+        </w:tabs>
+        <w:contextualSpacing w:val="0"/>
+        <w:jc w:val="center"/>
+        <w:rPr>
+          <w:lang w:val="en-US"/>
+        </w:rPr>
+      </w:pPr>
+      <w:r>
+        <w:rPr>
+          <w:lang w:val="en-US"/>
+        </w:rPr>
+        <w:t xml:space="preserve">Table 4.1. </w:t>
+      </w:r>
+      <w:r>
+        <w:rPr>
+          <w:lang w:val="en-US"/>
+        </w:rPr>
+        <w:t>Behavior under imbalance and scarcity</w:t>
+      </w:r>
+    </w:p>
+    <w:p>
+      <w:pPr>
+        <w:pStyle w:val="ThesisBody"/>
+        <w:tabs>
+          <w:tab w:val="left" w:pos="720"/>
+        </w:tabs>
+        <w:contextualSpacing w:val="0"/>
+        <w:rPr>
+          <w:lang w:val="en-US"/>
+        </w:rPr>
+      </w:pPr>
+    </w:p>
+    <w:p>
+      <w:pPr>
+        <w:pStyle w:val="ThesisBody"/>
+      </w:pPr>
+      <w:r>
+        <w:rPr>
+          <w:lang w:val="en-US"/>
+        </w:rPr>
+        <w:tab/>
+      </w:r>
+      <w:r>
+        <w:t>In edge settings where labels are expensive and data distributions evolve, SSL+FSL+RL delivers stronger robustness to scarcity and drift, while CNN remains preferable when abundant labels ensure broad intra-class coverage and minimizing false alarms on “Good” is paramount.</w:t>
+      </w:r>
+    </w:p>
+    <w:p>
+      <w:pPr>
+        <w:pStyle w:val="ThesisBody"/>
+        <w:tabs>
+          <w:tab w:val="left" w:pos="720"/>
+        </w:tabs>
+        <w:contextualSpacing w:val="0"/>
+        <w:rPr>
+          <w:lang w:val="en-US"/>
+        </w:rPr>
+      </w:pPr>
+    </w:p>
+    <w:p>
+      <w:pPr>
+        <w:pStyle w:val="ThesisBody"/>
+        <w:tabs>
+          <w:tab w:val="left" w:pos="720"/>
+        </w:tabs>
+        <w:contextualSpacing w:val="0"/>
+        <w:rPr>
+          <w:b/>
+          <w:bCs/>
+          <w:lang w:val="en-US"/>
+        </w:rPr>
+      </w:pPr>
+      <w:r>
+        <w:rPr>
+          <w:b/>
+          <w:bCs/>
+          <w:lang w:val="en-US"/>
+        </w:rPr>
+        <w:t>4</w:t>
+      </w:r>
+      <w:r>
+        <w:rPr>
+          <w:b/>
+          <w:bCs/>
+          <w:lang w:val="en-US"/>
+        </w:rPr>
+        <w:t>.</w:t>
+      </w:r>
+      <w:r>
+        <w:rPr>
+          <w:b/>
+          <w:bCs/>
+          <w:lang w:val="en-US"/>
+        </w:rPr>
+        <w:t>2</w:t>
+      </w:r>
+      <w:r>
+        <w:rPr>
+          <w:b/>
+          <w:bCs/>
+          <w:lang w:val="en-US"/>
+        </w:rPr>
+        <w:tab/>
+      </w:r>
+      <w:r>
+        <w:rPr>
+          <w:b/>
+          <w:bCs/>
+          <w:lang w:val="en-US"/>
+        </w:rPr>
+        <w:t>Scalability to New Defects and Domain Transfer</w:t>
+      </w:r>
+    </w:p>
+    <w:p>
+      <w:pPr>
+        <w:pStyle w:val="ThesisBody"/>
+        <w:tabs>
+          <w:tab w:val="left" w:pos="720"/>
+        </w:tabs>
+        <w:rPr>
+          <w:lang w:val="en-US"/>
+        </w:rPr>
+      </w:pPr>
+      <w:r>
+        <w:rPr>
+          <w:lang w:val="en-US"/>
+        </w:rPr>
+        <w:t>The SSL + FSL + RL pipeline scales gracefully to emerging defect modes and shifting operating domains by operating in an embedding–prototype space rather than relying on fixed supervised decision boundaries. When a novel pattern appears, the RL agent can choose to create a new class, merge it into an existing one, or ignore it as noise, while a few labeled exemplars (5-shot episodes) are sufficient to anchor the new prototype. Because updates are light-weight and do not require end-to-end backprop through a large network, adaptation occurs in seconds to under a minute on CPU. In contrast, the ROI + CNN approach requires additional labeled data and full supervised retraining to incorporate new classes or re-center boundaries after domain shifts, incurring higher annotation and compute costs (~15 minutes on CPU for the stated configuration).</w:t>
+      </w:r>
+    </w:p>
+    <w:p>
+      <w:pPr>
+        <w:pStyle w:val="ThesisBody"/>
+        <w:rPr>
+          <w:lang w:val="en-US"/>
+        </w:rPr>
+      </w:pPr>
+      <w:r>
+        <w:tab/>
+      </w:r>
+      <w:r>
+        <w:rPr>
+          <w:lang w:val="en-US"/>
+        </w:rPr>
+        <w:t>For domain transfer (e.g., new PCB variants, lighting/material changes), SimCLR pretraining provides invariance to common appearance shifts, and prototypical classification allows rapid recalibration by refreshing class prototypes with few shots. The RL agent selectively requests feedback when uncertainty is high and adjusts prototype-update weights to balance stability and responsiveness. This yields a practical path for continual improvement on the edge with minimal supervision, while the CNN remains preferable when the class set is fixed and abundant labeled data is available to maintain maximum accuracy.</w:t>
+      </w:r>
+    </w:p>
+    <w:p>
+      <w:pPr>
+        <w:pStyle w:val="ThesisBody"/>
+        <w:tabs>
+          <w:tab w:val="left" w:pos="720"/>
+        </w:tabs>
+        <w:contextualSpacing w:val="0"/>
+      </w:pPr>
+    </w:p>
+    <w:p>
+      <w:pPr>
+        <w:pStyle w:val="ThesisBody"/>
+        <w:tabs>
+          <w:tab w:val="left" w:pos="720"/>
+        </w:tabs>
+        <w:contextualSpacing w:val="0"/>
+        <w:jc w:val="center"/>
+      </w:pPr>
+      <w:r>
+        <w:lastRenderedPageBreak/>
+        <w:drawing>
+          <wp:inline distT="0" distB="0" distL="0" distR="0" wp14:anchorId="15011D47" wp14:editId="60F313BE">
+            <wp:extent cx="5760085" cy="2401570"/>
+            <wp:effectExtent l="0" t="0" r="0" b="0"/>
+            <wp:docPr id="1175122825" name="Picture 1" descr="A screenshot of a computer program&#10;&#10;AI-generated content may be incorrect."/>
+            <wp:cNvGraphicFramePr>
+              <a:graphicFrameLocks xmlns:a="http://schemas.openxmlformats.org/drawingml/2006/main" noChangeAspect="1"/>
+            </wp:cNvGraphicFramePr>
+            <a:graphic xmlns:a="http://schemas.openxmlformats.org/drawingml/2006/main">
+              <a:graphicData uri="http://schemas.openxmlformats.org/drawingml/2006/picture">
+                <pic:pic xmlns:pic="http://schemas.openxmlformats.org/drawingml/2006/picture">
+                  <pic:nvPicPr>
+                    <pic:cNvPr id="1175122825" name="Picture 1" descr="A screenshot of a computer program&#10;&#10;AI-generated content may be incorrect."/>
+                    <pic:cNvPicPr/>
+                  </pic:nvPicPr>
+                  <pic:blipFill>
+                    <a:blip r:embed="rId38"/>
+                    <a:stretch>
+                      <a:fillRect/>
+                    </a:stretch>
+                  </pic:blipFill>
+                  <pic:spPr>
+                    <a:xfrm>
+                      <a:off x="0" y="0"/>
+                      <a:ext cx="5760085" cy="2401570"/>
+                    </a:xfrm>
+                    <a:prstGeom prst="rect">
+                      <a:avLst/>
+                    </a:prstGeom>
+                  </pic:spPr>
+                </pic:pic>
+              </a:graphicData>
+            </a:graphic>
+          </wp:inline>
+        </w:drawing>
+      </w:r>
+    </w:p>
+    <w:p>
+      <w:pPr>
+        <w:pStyle w:val="ThesisBody"/>
+        <w:tabs>
+          <w:tab w:val="left" w:pos="720"/>
+        </w:tabs>
+        <w:contextualSpacing w:val="0"/>
+        <w:jc w:val="center"/>
+        <w:rPr>
+          <w:lang w:val="en-US"/>
+        </w:rPr>
+      </w:pPr>
+      <w:r>
+        <w:rPr>
+          <w:lang w:val="en-US"/>
+        </w:rPr>
+        <w:t xml:space="preserve">Table 4.1. </w:t>
+      </w:r>
+      <w:r>
+        <w:rPr>
+          <w:lang w:val="en-US"/>
+        </w:rPr>
+        <w:t>Adaptation workflows and expected effort</w:t>
+      </w:r>
+    </w:p>
+    <w:p>
+      <w:pPr>
+        <w:pStyle w:val="ThesisBody"/>
+        <w:tabs>
+          <w:tab w:val="left" w:pos="720"/>
+        </w:tabs>
+        <w:contextualSpacing w:val="0"/>
+        <w:rPr>
+          <w:lang w:val="en-US"/>
+        </w:rPr>
+      </w:pPr>
+    </w:p>
+    <w:p>
+      <w:pPr>
+        <w:pStyle w:val="ThesisBody"/>
+        <w:rPr>
+          <w:lang w:val="en-US"/>
+        </w:rPr>
+      </w:pPr>
+      <w:r>
+        <w:tab/>
+      </w:r>
+      <w:r>
+        <w:rPr>
+          <w:lang w:val="en-US"/>
+        </w:rPr>
+        <w:t>In practice, the prototype-centric pipeline enables fast, incremental expansion of the label space and low-latency adaptation to drift, aligning with edge constraints and human-in-the-loop operations, while the CNN offers stable peak accuracy when the environment and taxonomy are static and well-labeled.</w:t>
+      </w:r>
+    </w:p>
+    <w:p>
+      <w:pPr>
+        <w:pStyle w:val="ThesisBody"/>
+        <w:tabs>
+          <w:tab w:val="left" w:pos="720"/>
+        </w:tabs>
+        <w:contextualSpacing w:val="0"/>
+      </w:pPr>
+    </w:p>
+    <w:p>
+      <w:pPr>
+        <w:pStyle w:val="ThesisBody"/>
+        <w:tabs>
+          <w:tab w:val="left" w:pos="720"/>
+        </w:tabs>
+        <w:contextualSpacing w:val="0"/>
+        <w:rPr>
+          <w:b/>
+          <w:bCs/>
+          <w:lang w:val="en-US"/>
+        </w:rPr>
+      </w:pPr>
+      <w:r>
+        <w:rPr>
+          <w:b/>
+          <w:bCs/>
+          <w:lang w:val="en-US"/>
+        </w:rPr>
+        <w:t>4</w:t>
+      </w:r>
+      <w:r>
+        <w:rPr>
+          <w:b/>
+          <w:bCs/>
+          <w:lang w:val="en-US"/>
+        </w:rPr>
+        <w:t>.</w:t>
+      </w:r>
+      <w:r>
+        <w:rPr>
+          <w:b/>
+          <w:bCs/>
+          <w:lang w:val="en-US"/>
+        </w:rPr>
+        <w:t>2</w:t>
+      </w:r>
+      <w:r>
+        <w:rPr>
+          <w:b/>
+          <w:bCs/>
+          <w:lang w:val="en-US"/>
+        </w:rPr>
+        <w:tab/>
+      </w:r>
+      <w:r>
+        <w:rPr>
+          <w:b/>
+          <w:bCs/>
+          <w:lang w:val="en-US"/>
+        </w:rPr>
+        <w:t>Resource–Performance Trade-offs and Deployment Guidance</w:t>
+      </w:r>
+    </w:p>
+    <w:p>
+      <w:pPr>
+        <w:pStyle w:val="ThesisBody"/>
+        <w:tabs>
+          <w:tab w:val="left" w:pos="720"/>
+        </w:tabs>
+        <w:rPr>
+          <w:lang w:val="en-US"/>
+        </w:rPr>
+      </w:pPr>
+      <w:r>
+        <w:rPr>
+          <w:lang w:val="en-US"/>
+        </w:rPr>
+        <w:t>The two pipelines offer a clear trade-off. ROI + CNN delivers the highest accuracy (78.0%) but requires substantially more labeled data (252 samples), longer CPU training (~15 minutes), and a larger footprint (42.61 MB). ROI + SSL + FSL + RL attains competitive accuracy (72.5%) with 87% fewer labels (32), under a minute of CPU training, and a 3.6× smaller model (11.7 MB). Under tight edge constraints—or when rapid adaptation and low labeling cost matter—the SSL+FSL+RL pipeline is preferable. When absolute accuracy and strict false-positive control dominate, and labels are available, the CNN is the safer choice. Quantization narrows the size gap for both, but the relative advantage of SSL+FSL+RL on speed and labeling remains.</w:t>
+      </w:r>
+    </w:p>
+    <w:p>
+      <w:pPr>
+        <w:pStyle w:val="ThesisBody"/>
+        <w:tabs>
+          <w:tab w:val="left" w:pos="720"/>
+        </w:tabs>
+        <w:jc w:val="center"/>
+        <w:rPr>
+          <w:lang w:val="en-US"/>
+        </w:rPr>
+      </w:pPr>
+      <w:r>
+        <w:rPr>
+          <w:lang w:val="en-US"/>
+        </w:rPr>
+        <w:lastRenderedPageBreak/>
+        <w:drawing>
+          <wp:inline distT="0" distB="0" distL="0" distR="0" wp14:anchorId="271AC646" wp14:editId="2946A202">
+            <wp:extent cx="5760085" cy="3414395"/>
+            <wp:effectExtent l="0" t="0" r="0" b="0"/>
+            <wp:docPr id="160872827" name="Picture 1" descr="A white table with black text&#10;&#10;AI-generated content may be incorrect."/>
+            <wp:cNvGraphicFramePr>
+              <a:graphicFrameLocks xmlns:a="http://schemas.openxmlformats.org/drawingml/2006/main" noChangeAspect="1"/>
+            </wp:cNvGraphicFramePr>
+            <a:graphic xmlns:a="http://schemas.openxmlformats.org/drawingml/2006/main">
+              <a:graphicData uri="http://schemas.openxmlformats.org/drawingml/2006/picture">
+                <pic:pic xmlns:pic="http://schemas.openxmlformats.org/drawingml/2006/picture">
+                  <pic:nvPicPr>
+                    <pic:cNvPr id="160872827" name="Picture 1" descr="A white table with black text&#10;&#10;AI-generated content may be incorrect."/>
+                    <pic:cNvPicPr/>
+                  </pic:nvPicPr>
+                  <pic:blipFill>
+                    <a:blip r:embed="rId39"/>
+                    <a:stretch>
+                      <a:fillRect/>
+                    </a:stretch>
+                  </pic:blipFill>
+                  <pic:spPr>
+                    <a:xfrm>
+                      <a:off x="0" y="0"/>
+                      <a:ext cx="5760085" cy="3414395"/>
+                    </a:xfrm>
+                    <a:prstGeom prst="rect">
+                      <a:avLst/>
+                    </a:prstGeom>
+                  </pic:spPr>
+                </pic:pic>
+              </a:graphicData>
+            </a:graphic>
+          </wp:inline>
+        </w:drawing>
+      </w:r>
+    </w:p>
+    <w:p>
+      <w:pPr>
+        <w:pStyle w:val="ThesisBody"/>
+        <w:tabs>
+          <w:tab w:val="left" w:pos="720"/>
+        </w:tabs>
+        <w:jc w:val="center"/>
+      </w:pPr>
+      <w:r>
+        <w:rPr>
+          <w:lang w:val="en-US"/>
+        </w:rPr>
+        <w:t xml:space="preserve">Table 4.1. </w:t>
+      </w:r>
+      <w:r>
+        <w:t>Deployment decision matrix</w:t>
+      </w:r>
+    </w:p>
+    <w:p>
+      <w:pPr>
+        <w:pStyle w:val="ThesisBody"/>
+      </w:pPr>
+    </w:p>
+    <w:p>
+      <w:pPr>
+        <w:pStyle w:val="ThesisBody"/>
+        <w:ind w:firstLine="720"/>
+        <w:rPr>
+          <w:lang w:val="en-US"/>
+        </w:rPr>
+      </w:pPr>
+      <w:r>
+        <w:rPr>
+          <w:lang w:val="en-US"/>
+        </w:rPr>
+        <w:t>In practice, default to ROI + SSL + FSL + RL for edge IIoT deployments with limited labels and dynamic conditions; switch to ROI + CNN when the environment is stable, labels are plentiful, and maximizing absolute accuracy is paramount. Quantize when memory is tight, validating per-class behavior before rollout.</w:t>
+      </w:r>
+    </w:p>
+    <w:p>
+      <w:pPr>
+        <w:pStyle w:val="ThesisBody"/>
+        <w:tabs>
+          <w:tab w:val="left" w:pos="720"/>
+        </w:tabs>
+        <w:contextualSpacing w:val="0"/>
+      </w:pPr>
+    </w:p>
+    <w:p>
+      <w:pPr>
+        <w:pStyle w:val="ThesisBody"/>
+        <w:tabs>
+          <w:tab w:val="left" w:pos="720"/>
+        </w:tabs>
+        <w:contextualSpacing w:val="0"/>
+        <w:rPr>
+          <w:b/>
+          <w:bCs/>
+          <w:lang w:val="en-US"/>
+        </w:rPr>
+      </w:pPr>
+      <w:r>
+        <w:rPr>
+          <w:b/>
+          <w:bCs/>
+          <w:lang w:val="en-US"/>
+        </w:rPr>
+        <w:t>4</w:t>
+      </w:r>
+      <w:r>
+        <w:rPr>
+          <w:b/>
+          <w:bCs/>
+          <w:lang w:val="en-US"/>
+        </w:rPr>
+        <w:t>.</w:t>
+      </w:r>
+      <w:r>
+        <w:rPr>
+          <w:b/>
+          <w:bCs/>
+          <w:lang w:val="en-US"/>
+        </w:rPr>
+        <w:t>2</w:t>
+      </w:r>
+      <w:r>
+        <w:rPr>
+          <w:b/>
+          <w:bCs/>
+          <w:lang w:val="en-US"/>
+        </w:rPr>
+        <w:tab/>
+      </w:r>
+      <w:r>
+        <w:rPr>
+          <w:b/>
+          <w:bCs/>
+          <w:lang w:val="en-US"/>
+        </w:rPr>
+        <w:t>Limitations and Threats to Validity</w:t>
+      </w:r>
+    </w:p>
+    <w:p>
+      <w:pPr>
+        <w:pStyle w:val="ThesisBody"/>
+        <w:tabs>
+          <w:tab w:val="left" w:pos="720"/>
+        </w:tabs>
+        <w:rPr>
+          <w:lang w:val="en-US"/>
+        </w:rPr>
+      </w:pPr>
+      <w:r>
+        <w:rPr>
+          <w:lang w:val="en-US"/>
+        </w:rPr>
+        <w:t xml:space="preserve">Findings are bounded by dataset scope and preprocessing. Results were obtained on ROI-cropped images from a single PCB dataset, so generalization to other optics, boards, or ROI strategies is uncertain. The pipelines use different input resolutions (224×224 for ROI+CNN vs 128×128 for ROI+SSL+FSL+RL) and heuristically tuned hyperparameters without ablations, which can bias comparisons. The SSL stage was intentionally short (5 epochs) and FSL used a fixed 5-shot setup, likely understating the ceiling of the SSL+FSL+RL pipeline and increasing variance with a </w:t>
+      </w:r>
+      <w:r>
+        <w:rPr>
+          <w:lang w:val="en-US"/>
+        </w:rPr>
+        <w:t>small, labeled</w:t>
+      </w:r>
+      <w:r>
+        <w:rPr>
+          <w:lang w:val="en-US"/>
+        </w:rPr>
+        <w:t xml:space="preserve"> set.</w:t>
+      </w:r>
+    </w:p>
+    <w:p>
+      <w:pPr>
+        <w:pStyle w:val="ThesisBody"/>
+        <w:rPr>
+          <w:lang w:val="en-US"/>
+        </w:rPr>
+      </w:pPr>
+      <w:r>
+        <w:tab/>
+      </w:r>
+      <w:r>
+        <w:rPr>
+          <w:lang w:val="en-US"/>
+        </w:rPr>
+        <w:t>Evaluation constraints also limit external validity. Timings are CPU-only on a single device; GPU and cross-device benchmarks are absent. Quantization effects are estimated (e.g., ~75% size reduction) rather than measured on target hardware, so size–accuracy trade-offs remain uncertain. Metrics emphasize overall accuracy under class imbalance; precision/recall, F1, AUROC, calibration, and cost-weighted error analysis were not reported. Finally, RL-</w:t>
+      </w:r>
+      <w:r>
+        <w:rPr>
+          <w:lang w:val="en-US"/>
+        </w:rPr>
+        <w:lastRenderedPageBreak/>
+        <w:t>driven adaptivity was not quantified longitudinally under drift or with human-in-the-loop operation, leaving real-world adaptation gains to be validated.</w:t>
+      </w:r>
+    </w:p>
+    <w:p>
+      <w:pPr>
+        <w:pStyle w:val="ThesisBody"/>
+        <w:tabs>
+          <w:tab w:val="left" w:pos="720"/>
+        </w:tabs>
+        <w:contextualSpacing w:val="0"/>
+      </w:pPr>
+    </w:p>
+    <w:p>
+      <w:pPr>
+        <w:pStyle w:val="ThesisBody"/>
+        <w:tabs>
+          <w:tab w:val="left" w:pos="720"/>
+        </w:tabs>
+        <w:contextualSpacing w:val="0"/>
+        <w:rPr>
+          <w:b/>
+          <w:bCs/>
+          <w:lang w:val="en-US"/>
+        </w:rPr>
+      </w:pPr>
+      <w:r>
+        <w:rPr>
+          <w:b/>
+          <w:bCs/>
+          <w:lang w:val="en-US"/>
+        </w:rPr>
+        <w:t>4</w:t>
+      </w:r>
+      <w:r>
+        <w:rPr>
+          <w:b/>
+          <w:bCs/>
+          <w:lang w:val="en-US"/>
+        </w:rPr>
+        <w:t>.</w:t>
+      </w:r>
+      <w:r>
+        <w:rPr>
+          <w:b/>
+          <w:bCs/>
+          <w:lang w:val="en-US"/>
+        </w:rPr>
+        <w:t>2</w:t>
+      </w:r>
+      <w:r>
+        <w:rPr>
+          <w:b/>
+          <w:bCs/>
+          <w:lang w:val="en-US"/>
+        </w:rPr>
+        <w:tab/>
+      </w:r>
+      <w:r>
+        <w:rPr>
+          <w:b/>
+          <w:bCs/>
+          <w:lang w:val="en-US"/>
+        </w:rPr>
+        <w:t>Summary of Key Takeaways</w:t>
+      </w:r>
+    </w:p>
+    <w:p>
+      <w:pPr>
+        <w:pStyle w:val="ThesisBody"/>
+        <w:tabs>
+          <w:tab w:val="left" w:pos="720"/>
+        </w:tabs>
+        <w:rPr>
+          <w:lang w:val="en-US"/>
+        </w:rPr>
+      </w:pPr>
+      <w:r>
+        <w:rPr>
+          <w:lang w:val="en-US"/>
+        </w:rPr>
+        <w:t>Both pipelines are viable for edge-based industrial anomaly detection but target different operating constraints. ROI + CNN delivers the highest accuracy (78.0%) and perfect separation on “Good,” at the cost of 252 labeled samples, &lt;del&gt;15 minutes CPU training, and a 42.61 MB footprint. ROI + SSL + FSL + RL reaches 72.5% accuracy (≈93% of CNN) with only 32 labels, &lt;1 minute CPU training, and an 11.7 MB model, and it leads on “Excess Solder” (80%), indicating stronger minority-class sensitivity. Post-training INT8 quantization can reduce sizes by ~75% (&lt;/del&gt;10.7 MB vs ~2.9 MB) with typically small accuracy deltas.</w:t>
+      </w:r>
+    </w:p>
+    <w:p>
+      <w:pPr>
+        <w:pStyle w:val="ThesisBody"/>
+        <w:rPr>
+          <w:lang w:val="en-US"/>
+        </w:rPr>
+      </w:pPr>
+      <w:r>
+        <w:tab/>
+      </w:r>
+      <w:r>
+        <w:rPr>
+          <w:lang w:val="en-US"/>
+        </w:rPr>
+        <w:t>Deployment guidance is straightforward: prefer ROI + SSL + FSL + RL for label-scarce, dynamic environments and tight edge budgets; choose ROI + CNN when absolute accuracy and strict “Good” precision dominate and labels are plentiful. The RL layer in the SSL+FSL+RL pipeline enables fast, on-device adaptation (prototype updates, selective feedback, new-class handling), improving longevity under drift. Key limitations include a single-dataset scope, minimal SSL pretraining, CPU-only timings, and accuracy-centric reporting—suggesting future work on multi-domain validation, longer SSL runs, few-shot ablations, longitudinal RL gains, and richer metrics (per-class F1, AUROC, calibration).</w:t>
+      </w:r>
       <w:r>
         <w:br w:type="page"/>
       </w:r>
@@ -9380,7 +11744,7 @@
           <w:b/>
           <w:bCs/>
         </w:rPr>
-        <w:t>Overview</w:t>
+        <w:t>Conclusion</w:t>
       </w:r>
     </w:p>
     <w:p>
@@ -9389,15 +11753,23 @@
         <w:tabs>
           <w:tab w:val="left" w:pos="720"/>
         </w:tabs>
-        <w:rPr>
-          <w:lang w:val="en-US"/>
-        </w:rPr>
-      </w:pPr>
-      <w:r>
-        <w:rPr>
-          <w:lang w:val="en-US"/>
-        </w:rPr>
-        <w:t>todo</w:t>
+      </w:pPr>
+      <w:r>
+        <w:t>This work demonstrates that self-supervised few-shot reinforcement learning is a practical alternative to purely supervised pipelines for edge-based industrial anomaly detection. The ROI + SSL + FSL + RL pipeline achieves 72.5% accuracy—about 93% of the ROI + CNN baseline (78.0%)—while using 87% fewer labeled samples (32 vs 252), training in under a minute on CPU, and reducing model size by 3.6× (11.7 MB vs 42.61 MB). Per-class results indicate complementary strengths: the supervised CNN excels at “Good” precision, whereas the SSL+FSL backbone is more sensitive to subtle minority defects such as “Excess Solder.” The RL layer enables online prototype updates, selective feedback, and new-class handling, aligning with edge constraints where data drift and emerging defects are common. With post-training INT8 quantization, both models become deployable on tighter devices, further favoring the smaller SSL+FSL+RL stack.</w:t>
+      </w:r>
+    </w:p>
+    <w:p>
+      <w:pPr>
+        <w:pStyle w:val="ThesisBody"/>
+      </w:pPr>
+      <w:r>
+        <w:rPr>
+          <w:lang w:val="en-US"/>
+        </w:rPr>
+        <w:tab/>
+      </w:r>
+      <w:r>
+        <w:t>Overall, the results support the thesis that combining SSL for representation learning, FSL for label efficiency, and RL for continual adaptation yields a scalable, data-efficient, and deployment-friendly solution for IIoT anomaly detection. The small accuracy gap is offset by substantial gains in labeling cost, training time, and model footprint—key drivers of real-world viability at the edge.</w:t>
       </w:r>
     </w:p>
     <w:p>
@@ -9411,12 +11783,135 @@
           <w:lang w:val="en-US"/>
         </w:rPr>
       </w:pPr>
-      <w:r>
-        <w:rPr>
+    </w:p>
+    <w:p>
+      <w:pPr>
+        <w:pStyle w:val="ThesisBody"/>
+        <w:tabs>
+          <w:tab w:val="left" w:pos="720"/>
+        </w:tabs>
+        <w:contextualSpacing w:val="0"/>
+        <w:rPr>
+          <w:b/>
+          <w:bCs/>
+          <w:lang w:val="en-US"/>
+        </w:rPr>
+      </w:pPr>
+      <w:r>
+        <w:rPr>
+          <w:b/>
+          <w:bCs/>
+          <w:lang w:val="en-US"/>
+        </w:rPr>
+        <w:t>5</w:t>
+      </w:r>
+      <w:r>
+        <w:rPr>
+          <w:b/>
+          <w:bCs/>
+          <w:lang w:val="en-US"/>
+        </w:rPr>
+        <w:t>.1</w:t>
+      </w:r>
+      <w:r>
+        <w:rPr>
+          <w:b/>
+          <w:bCs/>
           <w:lang w:val="en-US"/>
         </w:rPr>
         <w:tab/>
-        <w:t>todo</w:t>
+      </w:r>
+      <w:r>
+        <w:rPr>
+          <w:b/>
+          <w:bCs/>
+        </w:rPr>
+        <w:t>Future Work</w:t>
+      </w:r>
+    </w:p>
+    <w:p>
+      <w:pPr>
+        <w:pStyle w:val="ThesisBody"/>
+        <w:rPr>
+          <w:lang w:val="en-US"/>
+        </w:rPr>
+      </w:pPr>
+      <w:r>
+        <w:rPr>
+          <w:lang w:val="en-US"/>
+        </w:rPr>
+        <w:t>Future work should first strengthen the representation learning stage. Extending SimCLR pretraining beyond 5 epochs, exploring alternative self-supervised methods (e.g., BYOL/SimSiam), and adding semi-supervised fine-tuning with a small labeled anchor set can raise ceiling accuracy without sacrificing the current data-efficiency gains (32 labels vs 252). This should be paired with more diverse, domain-relevant augmentations to better capture solder texture, glare, and surface variability.</w:t>
+      </w:r>
+    </w:p>
+    <w:p>
+      <w:pPr>
+        <w:pStyle w:val="ThesisBody"/>
+      </w:pPr>
+      <w:r>
+        <w:rPr>
+          <w:lang w:val="en-US"/>
+        </w:rPr>
+        <w:tab/>
+      </w:r>
+      <w:r>
+        <w:t>To ensure fair comparison and extract maximum performance, parity and ablations are needed. Align input resolutions and augmentations across pipelines (224×224 vs 128×128), perform systematic hyperparameter searches, and ablate shots-per-class, support/query composition, and prototype update rules. Such studies will clarify how much of the observed gap is due to configuration choices rather than fundamental method limits.</w:t>
+      </w:r>
+    </w:p>
+    <w:p>
+      <w:pPr>
+        <w:pStyle w:val="ThesisBody"/>
+      </w:pPr>
+      <w:r>
+        <w:rPr>
+          <w:lang w:val="en-US"/>
+        </w:rPr>
+        <w:lastRenderedPageBreak/>
+        <w:tab/>
+      </w:r>
+      <w:r>
+        <w:t>Model compression should be validated on device. Post-training INT8 quantization (estimated ~10.7 MB for ROI+CNN and ~2.9 MB for ROI+SSL+FSL+RL) needs empirical calibration to confirm latency, power, and accuracy on representative edge hardware. Quantization-aware training, structured pruning, and knowledge distillation can further tighten the size–accuracy trade-off, especially for ultra low-end devices where every megabyte and milliwatt matters.</w:t>
+      </w:r>
+    </w:p>
+    <w:p>
+      <w:pPr>
+        <w:pStyle w:val="ThesisBody"/>
+      </w:pPr>
+      <w:r>
+        <w:rPr>
+          <w:lang w:val="en-US"/>
+        </w:rPr>
+        <w:tab/>
+      </w:r>
+      <w:r>
+        <w:t>Continual learning merits a longitudinal evaluation. The Q-learning agent’s prototype updates, feedback policies, and new-class handling should be assessed under controlled drift and real operator workflows, with reward shaping and uncertainty thresholds tuned for stability. Integrating open-set recognition and novelty scoring will help decide when to “create,” “merge,” or “ignore,” preventing class bloat while remaining responsive to emerging defects.</w:t>
+      </w:r>
+    </w:p>
+    <w:p>
+      <w:pPr>
+        <w:pStyle w:val="ThesisBody"/>
+      </w:pPr>
+      <w:r>
+        <w:rPr>
+          <w:lang w:val="en-US"/>
+        </w:rPr>
+        <w:tab/>
+      </w:r>
+      <w:r>
+        <w:t>Evaluation should expand beyond accuracy to reflect manufacturing costs. Reporting per-class precision/recall, F1, PR-AUC/AUROC, calibration error, and cost-weighted metrics will capture the business impact of false alarms versus misses. Closing the loop with human-in-the-loop analytics—measuring time-to-label, query efficiency, and overall annotation reduction—will quantify the operational value of interactive learning.</w:t>
+      </w:r>
+    </w:p>
+    <w:p>
+      <w:pPr>
+        <w:pStyle w:val="ThesisBody"/>
+      </w:pPr>
+      <w:r>
+        <w:rPr>
+          <w:lang w:val="en-US"/>
+        </w:rPr>
+        <w:tab/>
+      </w:r>
+      <w:r>
+        <w:t>Finally, broader validation and system integration are essential. Cross-site testing across PCB variants, optics, and ROI extractors (including lightweight detectors such as YOLOv5n) will establish robustness and transferability. End-to-end edge benchmarks on devices like Raspberry Pi 4, Jetson Nano, and Intel NUC should characterize throughput, thermals, and multi-camera scaling. For multi-factory deployments, federated or on-device learning can preserve privacy while sharing representations, enabling scalable, adaptive anomaly detection across heterogeneous IIoT fleets.</w:t>
       </w:r>
     </w:p>
     <w:p>
@@ -9431,12 +11926,8 @@
       <w:pPr>
         <w:pStyle w:val="ChapterHeaders"/>
       </w:pPr>
-    </w:p>
-    <w:p>
-      <w:pPr>
-        <w:pStyle w:val="ChapterHeaders"/>
-      </w:pPr>
-      <w:r>
+      <w:r>
+        <w:lastRenderedPageBreak/>
         <w:t>REFERENCES</w:t>
       </w:r>
     </w:p>
@@ -9465,7 +11956,7 @@
         </w:rPr>
         <w:t xml:space="preserve">Ahmed, M., Mahmood, A. N., &amp; Hu, J. (2016). A survey of network anomaly detection techniques. Journal of Network and Computer Applications, 60, 19–31. </w:t>
       </w:r>
-      <w:hyperlink r:id="rId28" w:history="1">
+      <w:hyperlink r:id="rId40" w:history="1">
         <w:r>
           <w:rPr>
             <w:rStyle w:val="Hyperlink"/>
@@ -9492,7 +11983,7 @@
         </w:rPr>
         <w:t xml:space="preserve">Annaswamy, A. M. (2023). Adaptive control and intersections with reinforcement learning. Annual Review of Control, Robotics, and Autonomous Systems, 6(1), 65–93. </w:t>
       </w:r>
-      <w:hyperlink r:id="rId29" w:history="1">
+      <w:hyperlink r:id="rId41" w:history="1">
         <w:r>
           <w:rPr>
             <w:rStyle w:val="Hyperlink"/>
@@ -9526,7 +12017,7 @@
         </w:rPr>
         <w:t xml:space="preserve">Bhupal Naik D. S., Dondeti, V., &amp; Balakrishna, S. (2022). Comparative analysis of machine learning-based algorithms for detection of anomalies in Iiot. International Journal of Information Retrieval Research, 12(1), 1–55. </w:t>
       </w:r>
-      <w:hyperlink r:id="rId30" w:history="1">
+      <w:hyperlink r:id="rId42" w:history="1">
         <w:r>
           <w:rPr>
             <w:rStyle w:val="Hyperlink"/>
@@ -9560,7 +12051,7 @@
         </w:rPr>
         <w:t xml:space="preserve">Borsatti, D., Davoli, G., Cerroni, W., &amp; Raffaelli, C. (2021). Enabling industrial IOT as a service with Multi-Access Edge Computing. IEEE Communications Magazine, 59(8), 21–27. </w:t>
       </w:r>
-      <w:hyperlink r:id="rId31" w:history="1">
+      <w:hyperlink r:id="rId43" w:history="1">
         <w:r>
           <w:rPr>
             <w:rStyle w:val="Hyperlink"/>
@@ -9594,7 +12085,7 @@
         </w:rPr>
         <w:t xml:space="preserve">Buşoniu, L., de Bruin, T., Tolić, D., Kober, J., &amp; Palunko, I. (2018). Reinforcement learning for control: Performance, stability, and deep approximators. Annual Reviews in Control, 46, 8–28. </w:t>
       </w:r>
-      <w:hyperlink r:id="rId32" w:history="1">
+      <w:hyperlink r:id="rId44" w:history="1">
         <w:r>
           <w:rPr>
             <w:rStyle w:val="Hyperlink"/>
@@ -9657,7 +12148,7 @@
         </w:rPr>
         <w:t xml:space="preserve">. </w:t>
       </w:r>
-      <w:hyperlink r:id="rId33" w:tgtFrame="_new" w:history="1">
+      <w:hyperlink r:id="rId45" w:tgtFrame="_new" w:history="1">
         <w:r>
           <w:rPr>
             <w:rStyle w:val="Hyperlink"/>
@@ -9710,7 +12201,7 @@
         </w:rPr>
         <w:t xml:space="preserve">(12), 125004. </w:t>
       </w:r>
-      <w:hyperlink r:id="rId34" w:history="1">
+      <w:hyperlink r:id="rId46" w:history="1">
         <w:r>
           <w:rPr>
             <w:rStyle w:val="Hyperlink"/>
@@ -9742,7 +12233,7 @@
         </w:rPr>
         <w:t xml:space="preserve">Chen, B., Wan, J., Celesti, A., Li, D., Abbas, H., &amp; Zhang, Q. (2018). Edge computing in IOT-based manufacturing. IEEE Communications Magazine, 56(9), 103–109. </w:t>
       </w:r>
-      <w:hyperlink r:id="rId35" w:history="1">
+      <w:hyperlink r:id="rId47" w:history="1">
         <w:r>
           <w:rPr>
             <w:rStyle w:val="Hyperlink"/>
@@ -9836,10 +12327,9 @@
         <w:rPr>
           <w:rFonts w:asciiTheme="majorBidi" w:hAnsiTheme="majorBidi" w:cstheme="majorBidi"/>
         </w:rPr>
-        <w:lastRenderedPageBreak/>
         <w:t xml:space="preserve">Dai, W., Nishi, H., Vyatkin, V., Huang, V., Shi, Y., &amp; Guan, X. (2019). Industrial Edge Computing: Enabling Embedded Intelligence. IEEE Industrial Electronics Magazine, 13(4), 48–56. </w:t>
       </w:r>
-      <w:hyperlink r:id="rId36" w:history="1">
+      <w:hyperlink r:id="rId48" w:history="1">
         <w:r>
           <w:rPr>
             <w:rStyle w:val="Hyperlink"/>
@@ -9867,9 +12357,10 @@
         <w:rPr>
           <w:rFonts w:asciiTheme="majorBidi" w:hAnsiTheme="majorBidi" w:cstheme="majorBidi"/>
         </w:rPr>
+        <w:lastRenderedPageBreak/>
         <w:t xml:space="preserve">Gidaris, S., Bursuc, A., Komodakis, N., Perez, P. P., &amp; Cord, M. (2019). Boosting few-shot visual learning with self-supervision. 2019 IEEE/CVF International Conference on Computer Vision (ICCV), 8058–8067. </w:t>
       </w:r>
-      <w:hyperlink r:id="rId37" w:history="1">
+      <w:hyperlink r:id="rId49" w:history="1">
         <w:r>
           <w:rPr>
             <w:rStyle w:val="Hyperlink"/>
@@ -9899,7 +12390,7 @@
         </w:rPr>
         <w:t xml:space="preserve">Han, G., Tu, J., Liu, L., Martinez-Garcia, M., &amp; Peng, Y. (2021). Anomaly detection based on multidimensional data processing for protecting vital devices in 6G-enabled massive IIoT. IEEE Internet of Things Journal, 8(7), 5219–5229. </w:t>
       </w:r>
-      <w:hyperlink r:id="rId38" w:history="1">
+      <w:hyperlink r:id="rId50" w:history="1">
         <w:r>
           <w:rPr>
             <w:rStyle w:val="Hyperlink"/>
@@ -9929,7 +12420,7 @@
         </w:rPr>
         <w:t xml:space="preserve">Hastbacka, D., Halme, J., Barna, L., Hoikka, H., Pettinen, H., Larranaga, M., Bjorkbom, M., Mesia, H., Jaatinen, A., &amp; Elo, M. (2022). Dynamic edge and cloud service integration for industrial IOT and production monitoring applications of industrial cyber-physical systems. IEEE Transactions on Industrial Informatics, 18(1), 498–508. </w:t>
       </w:r>
-      <w:hyperlink r:id="rId39" w:history="1">
+      <w:hyperlink r:id="rId51" w:history="1">
         <w:r>
           <w:rPr>
             <w:rStyle w:val="Hyperlink"/>
@@ -9973,7 +12464,7 @@
         </w:rPr>
         <w:t xml:space="preserve">, 505–509. </w:t>
       </w:r>
-      <w:hyperlink r:id="rId40" w:history="1">
+      <w:hyperlink r:id="rId52" w:history="1">
         <w:r>
           <w:rPr>
             <w:rStyle w:val="Hyperlink"/>
@@ -10061,7 +12552,7 @@
         </w:rPr>
         <w:t xml:space="preserve">(9), 6306–6319. </w:t>
       </w:r>
-      <w:hyperlink r:id="rId41" w:history="1">
+      <w:hyperlink r:id="rId53" w:history="1">
         <w:r>
           <w:rPr>
             <w:rStyle w:val="Hyperlink"/>
@@ -10121,7 +12612,7 @@
         </w:rPr>
         <w:t xml:space="preserve">(6), 2378–2392. </w:t>
       </w:r>
-      <w:hyperlink r:id="rId42" w:history="1">
+      <w:hyperlink r:id="rId54" w:history="1">
         <w:r>
           <w:rPr>
             <w:rStyle w:val="Hyperlink"/>
@@ -10153,7 +12644,7 @@
         </w:rPr>
         <w:t xml:space="preserve">Lu, Y., Wen, L., Liu, J., Liu, Y., &amp; Tian, X. (2022). Self-supervision can be a good few-shot learner. Lecture Notes in Computer Science, 740–758. </w:t>
       </w:r>
-      <w:hyperlink r:id="rId43" w:history="1">
+      <w:hyperlink r:id="rId55" w:history="1">
         <w:r>
           <w:rPr>
             <w:rStyle w:val="Hyperlink"/>
@@ -10187,7 +12678,7 @@
         </w:rPr>
         <w:t xml:space="preserve">Mai, T., Yao, H., Guo, S., &amp; Liu, Y. (2021). In-network computing powered mobile edge: Toward high performance industrial iot. IEEE Network, 35(1), 289–295. </w:t>
       </w:r>
-      <w:hyperlink r:id="rId44" w:history="1">
+      <w:hyperlink r:id="rId56" w:history="1">
         <w:r>
           <w:rPr>
             <w:rStyle w:val="Hyperlink"/>
@@ -10219,34 +12710,34 @@
           <w:rFonts w:asciiTheme="majorBidi" w:hAnsiTheme="majorBidi" w:cstheme="majorBidi"/>
           <w:lang w:val="en-US"/>
         </w:rPr>
+        <w:t>Medina, C., Devos, A., &amp; Grossglauser, M. (2020). Self-Supervised Prototypical Transfer Learning for Few-Shot Classification. ArXiv, abs/2006.11325.</w:t>
+      </w:r>
+      <w:r>
+        <w:rPr>
+          <w:rFonts w:asciiTheme="majorBidi" w:hAnsiTheme="majorBidi" w:cstheme="majorBidi"/>
+          <w:lang w:val="en-US"/>
+        </w:rPr>
+        <w:t xml:space="preserve"> </w:t>
+      </w:r>
+    </w:p>
+    <w:p>
+      <w:pPr>
+        <w:pStyle w:val="ThesisBody"/>
+        <w:ind w:left="720" w:hanging="720"/>
+        <w:rPr>
+          <w:rFonts w:asciiTheme="majorBidi" w:hAnsiTheme="majorBidi" w:cstheme="majorBidi"/>
+          <w:lang w:val="en-US"/>
+        </w:rPr>
+      </w:pPr>
+      <w:r>
+        <w:rPr>
+          <w:rFonts w:asciiTheme="majorBidi" w:hAnsiTheme="majorBidi" w:cstheme="majorBidi"/>
+          <w:lang w:val="en-US"/>
+        </w:rPr>
         <w:lastRenderedPageBreak/>
-        <w:t>Medina, C., Devos, A., &amp; Grossglauser, M. (2020). Self-Supervised Prototypical Transfer Learning for Few-Shot Classification. ArXiv, abs/2006.11325.</w:t>
-      </w:r>
-      <w:r>
-        <w:rPr>
-          <w:rFonts w:asciiTheme="majorBidi" w:hAnsiTheme="majorBidi" w:cstheme="majorBidi"/>
-          <w:lang w:val="en-US"/>
-        </w:rPr>
-        <w:t xml:space="preserve"> </w:t>
-      </w:r>
-    </w:p>
-    <w:p>
-      <w:pPr>
-        <w:pStyle w:val="ThesisBody"/>
-        <w:ind w:left="720" w:hanging="720"/>
-        <w:rPr>
-          <w:rFonts w:asciiTheme="majorBidi" w:hAnsiTheme="majorBidi" w:cstheme="majorBidi"/>
-          <w:lang w:val="en-US"/>
-        </w:rPr>
-      </w:pPr>
-      <w:r>
-        <w:rPr>
-          <w:rFonts w:asciiTheme="majorBidi" w:hAnsiTheme="majorBidi" w:cstheme="majorBidi"/>
-          <w:lang w:val="en-US"/>
-        </w:rPr>
         <w:t xml:space="preserve">Nizam, H., Zafar, S., Lv, Z., Wang, F., &amp; Hu, X. (2022). Real-time deep anomaly detection framework for multivariate time-series data in industrial IOT. IEEE Sensors Journal, 22(23), 22836–22849. </w:t>
       </w:r>
-      <w:hyperlink r:id="rId45" w:history="1">
+      <w:hyperlink r:id="rId57" w:history="1">
         <w:r>
           <w:rPr>
             <w:rStyle w:val="Hyperlink"/>
@@ -10280,7 +12771,7 @@
         </w:rPr>
         <w:t xml:space="preserve">Palm, A., Metzger, A., &amp; Pohl, K. (2020). Online reinforcement learning for self-adaptive information systems. Lecture Notes in Computer Science, 169–184. </w:t>
       </w:r>
-      <w:hyperlink r:id="rId46" w:history="1">
+      <w:hyperlink r:id="rId58" w:history="1">
         <w:r>
           <w:rPr>
             <w:rStyle w:val="Hyperlink"/>
@@ -10346,7 +12837,7 @@
         </w:rPr>
         <w:t xml:space="preserve">(2), 1–38. </w:t>
       </w:r>
-      <w:hyperlink r:id="rId47" w:history="1">
+      <w:hyperlink r:id="rId59" w:history="1">
         <w:r>
           <w:rPr>
             <w:rStyle w:val="Hyperlink"/>
@@ -10378,7 +12869,7 @@
         </w:rPr>
         <w:t xml:space="preserve">Premsankar, G., Di Francesco, M., &amp; Taleb, T. (2018). Edge computing for the internet of things: A case study. IEEE Internet of Things Journal, 5(2), 1275–1284. </w:t>
       </w:r>
-      <w:hyperlink r:id="rId48" w:history="1">
+      <w:hyperlink r:id="rId60" w:history="1">
         <w:r>
           <w:rPr>
             <w:rStyle w:val="Hyperlink"/>
@@ -10436,7 +12927,7 @@
         </w:rPr>
         <w:t xml:space="preserve">(4), 5435–5446. </w:t>
       </w:r>
-      <w:hyperlink r:id="rId49" w:history="1">
+      <w:hyperlink r:id="rId61" w:history="1">
         <w:r>
           <w:rPr>
             <w:rStyle w:val="Hyperlink"/>
@@ -10485,7 +12976,7 @@
         </w:rPr>
         <w:t xml:space="preserve">Rafique, W., Qi, L., Yaqoob, I., Imran, M., Rasool, R. U., &amp; Dou, W. (2020). Complementing IOT services through software defined networking and edge computing: A comprehensive survey. IEEE Communications Surveys &amp;amp; Tutorials, 22(3), 1761–1804. </w:t>
       </w:r>
-      <w:hyperlink r:id="rId50" w:history="1">
+      <w:hyperlink r:id="rId62" w:history="1">
         <w:r>
           <w:rPr>
             <w:rStyle w:val="Hyperlink"/>
@@ -10519,7 +13010,7 @@
         </w:rPr>
         <w:t xml:space="preserve">Ran, M., &amp; Xie, L. (2022). Adaptive observation-based efficient reinforcement learning for uncertain systems. IEEE Transactions on Neural Networks and Learning Systems, 33(10), 5492–5503. </w:t>
       </w:r>
-      <w:hyperlink r:id="rId51" w:history="1">
+      <w:hyperlink r:id="rId63" w:history="1">
         <w:r>
           <w:rPr>
             <w:rStyle w:val="Hyperlink"/>
@@ -10553,7 +13044,7 @@
         </w:rPr>
         <w:t xml:space="preserve">Rong, Y., Lu, X., Sun, Z., Chen, Y., &amp; Xiong, S. (2023). ESPT: A self-supervised episodic spatial pretext task for improving few-shot learning. Proceedings of the AAAI Conference on Artificial Intelligence, 37(8), 9596–9605. </w:t>
       </w:r>
-      <w:hyperlink r:id="rId52" w:history="1">
+      <w:hyperlink r:id="rId64" w:history="1">
         <w:r>
           <w:rPr>
             <w:rStyle w:val="Hyperlink"/>
@@ -10602,10 +13093,9 @@
           <w:rFonts w:asciiTheme="majorBidi" w:hAnsiTheme="majorBidi" w:cstheme="majorBidi"/>
           <w:lang w:val="en-US"/>
         </w:rPr>
-        <w:lastRenderedPageBreak/>
         <w:t xml:space="preserve">Shah, G., &amp; Tiwari, A. (2018). Anomaly detection in Iiot. Proceedings of the ACM India Joint International Conference on Data Science and Management of Data. </w:t>
       </w:r>
-      <w:hyperlink r:id="rId53" w:history="1">
+      <w:hyperlink r:id="rId65" w:history="1">
         <w:r>
           <w:rPr>
             <w:rStyle w:val="Hyperlink"/>
@@ -10637,6 +13127,7 @@
           <w:rFonts w:asciiTheme="majorBidi" w:hAnsiTheme="majorBidi" w:cstheme="majorBidi"/>
           <w:lang w:val="en-US"/>
         </w:rPr>
+        <w:lastRenderedPageBreak/>
         <w:t>Simard, N., &amp; Lagrange, G. (2021). Improving Few-Shot Learning with Auxiliary Self-Supervised Pretext Tasks. ArXiv, abs/2101.09825.</w:t>
       </w:r>
     </w:p>
@@ -10656,7 +13147,7 @@
         </w:rPr>
         <w:t xml:space="preserve">Sodhro, A. H., Pirbhulal, S., &amp; de Albuquerque, V. H. (2019). Artificial intelligence-driven mechanism for edge computing-based industrial applications. IEEE Transactions on Industrial Informatics, 15(7), 4235–4243. </w:t>
       </w:r>
-      <w:hyperlink r:id="rId54" w:history="1">
+      <w:hyperlink r:id="rId66" w:history="1">
         <w:r>
           <w:rPr>
             <w:rStyle w:val="Hyperlink"/>
@@ -10690,7 +13181,7 @@
         </w:rPr>
         <w:t xml:space="preserve">Su, J.-C., Maji, S., &amp; Hariharan, B. (2020). When does self-supervision improve few-shot learning? Lecture Notes in Computer Science, 645–666. </w:t>
       </w:r>
-      <w:hyperlink r:id="rId55" w:history="1">
+      <w:hyperlink r:id="rId67" w:history="1">
         <w:r>
           <w:rPr>
             <w:rStyle w:val="Hyperlink"/>
@@ -10760,7 +13251,7 @@
         </w:rPr>
         <w:t xml:space="preserve">W. Hore, U., &amp; Wakde, D. G. (2022). An effective approach of IIOT for anomaly detection using unsupervised machine learning approach. Journal of ISMAC, 4(3), 184–197. </w:t>
       </w:r>
-      <w:hyperlink r:id="rId56" w:history="1">
+      <w:hyperlink r:id="rId68" w:history="1">
         <w:r>
           <w:rPr>
             <w:rStyle w:val="Hyperlink"/>
@@ -10824,7 +13315,7 @@
         </w:rPr>
         <w:t xml:space="preserve">(1), 78–87. </w:t>
       </w:r>
-      <w:hyperlink r:id="rId57" w:history="1">
+      <w:hyperlink r:id="rId69" w:history="1">
         <w:r>
           <w:rPr>
             <w:rStyle w:val="Hyperlink"/>
@@ -10884,7 +13375,7 @@
         </w:rPr>
         <w:t xml:space="preserve">(10), 7110–7119. </w:t>
       </w:r>
-      <w:hyperlink r:id="rId58" w:history="1">
+      <w:hyperlink r:id="rId70" w:history="1">
         <w:r>
           <w:rPr>
             <w:rStyle w:val="Hyperlink"/>
@@ -10916,7 +13407,7 @@
         </w:rPr>
         <w:t xml:space="preserve">Wang, T., Wang, P., Cai, S., Ma, Y., Liu, A., &amp; Xie, M. (2020). A unified trustworthy environment establishment based on Edge Computing in industrial IOT. IEEE Transactions on Industrial Informatics, 16(9), 6083–6091. </w:t>
       </w:r>
-      <w:hyperlink r:id="rId59" w:history="1">
+      <w:hyperlink r:id="rId71" w:history="1">
         <w:r>
           <w:rPr>
             <w:rStyle w:val="Hyperlink"/>
@@ -10950,7 +13441,7 @@
         </w:rPr>
         <w:t xml:space="preserve">Wang, X., Garg, S., Lin, H., Hu, J., Kaddoum, G., Jalil Piran, Md., &amp; Hossain, M. S. (2022). Toward accurate anomaly detection in industrial internet of things using hierarchical federated learning. IEEE Internet of Things Journal, 9(10), 7110–7119. </w:t>
       </w:r>
-      <w:hyperlink r:id="rId60" w:history="1">
+      <w:hyperlink r:id="rId72" w:history="1">
         <w:r>
           <w:rPr>
             <w:rStyle w:val="Hyperlink"/>
@@ -10982,10 +13473,9 @@
           <w:rFonts w:asciiTheme="majorBidi" w:hAnsiTheme="majorBidi" w:cstheme="majorBidi"/>
           <w:lang w:val="en-US"/>
         </w:rPr>
-        <w:lastRenderedPageBreak/>
         <w:t xml:space="preserve">Wong, W., &amp; Lee, J. (2008). A reinforcement learning-based scheme for adaptive optimal control of linear stochastic systems. 2008 American Control Conference, 57-62. </w:t>
       </w:r>
-      <w:hyperlink r:id="rId61" w:history="1">
+      <w:hyperlink r:id="rId73" w:history="1">
         <w:r>
           <w:rPr>
             <w:rStyle w:val="Hyperlink"/>
@@ -11023,6 +13513,7 @@
           <w:rFonts w:asciiTheme="majorBidi" w:hAnsiTheme="majorBidi" w:cstheme="majorBidi"/>
           <w:lang w:val="en-US"/>
         </w:rPr>
+        <w:lastRenderedPageBreak/>
         <w:t xml:space="preserve">Wu, X., Zhang, Y., &amp; Zhao, H. (2022). Real-time anomaly detection in smart manufacturing using continual learning. </w:t>
       </w:r>
       <w:r>
@@ -11057,7 +13548,7 @@
         </w:rPr>
         <w:t xml:space="preserve">, 323–335. </w:t>
       </w:r>
-      <w:hyperlink r:id="rId62" w:history="1">
+      <w:hyperlink r:id="rId74" w:history="1">
         <w:r>
           <w:rPr>
             <w:rStyle w:val="Hyperlink"/>
@@ -11089,7 +13580,7 @@
         </w:rPr>
         <w:t xml:space="preserve">Zhan, P., Wang, S., Wang, J., Qu, L., Wang, K., Hu, Y., &amp; Li, X. (2021). Temporal anomaly detection on IIOT-enabled manufacturing. Journal of Intelligent Manufacturing, 32(6), 1669–1678. </w:t>
       </w:r>
-      <w:hyperlink r:id="rId63" w:history="1">
+      <w:hyperlink r:id="rId75" w:history="1">
         <w:r>
           <w:rPr>
             <w:rStyle w:val="Hyperlink"/>
@@ -11147,7 +13638,7 @@
         </w:rPr>
         <w:t xml:space="preserve">(1), 161–172. </w:t>
       </w:r>
-      <w:hyperlink r:id="rId64" w:history="1">
+      <w:hyperlink r:id="rId76" w:history="1">
         <w:r>
           <w:rPr>
             <w:rStyle w:val="Hyperlink"/>
@@ -11205,7 +13696,7 @@
         </w:rPr>
         <w:t xml:space="preserve">(5), 3412–3423. </w:t>
       </w:r>
-      <w:hyperlink r:id="rId65" w:history="1">
+      <w:hyperlink r:id="rId77" w:history="1">
         <w:r>
           <w:rPr>
             <w:rStyle w:val="Hyperlink"/>
@@ -11250,7 +13741,7 @@
         </w:rPr>
         <w:t xml:space="preserve">Zhou, L., &amp; Guo, H. (2018). Anomaly detection methods for IIOT Networks. 2018 IEEE International Conference on Service Operations and Logistics, and Informatics (SOLI), 214–219. </w:t>
       </w:r>
-      <w:hyperlink r:id="rId66" w:history="1">
+      <w:hyperlink r:id="rId78" w:history="1">
         <w:r>
           <w:rPr>
             <w:rStyle w:val="Hyperlink"/>
@@ -11722,7 +14213,7 @@
               </w:rPr>
               <w:t xml:space="preserve">Annaswamy, A. M. (2023). Adaptive control and intersections with reinforcement learning. Annual Review of Control, Robotics, and Autonomous Systems, 6(1), 65–93. </w:t>
             </w:r>
-            <w:hyperlink r:id="rId67" w:history="1">
+            <w:hyperlink r:id="rId79" w:history="1">
               <w:r>
                 <w:rPr>
                   <w:rStyle w:val="Hyperlink"/>
@@ -11893,7 +14384,7 @@
               </w:rPr>
               <w:t xml:space="preserve">Bhupal Naik D. S., Dondeti, V., &amp; Balakrishna, S. (2022). Comparative analysis of machine learning-based algorithms for detection of anomalies in Iiot. International Journal of Information Retrieval Research, 12(1), 1–55. </w:t>
             </w:r>
-            <w:hyperlink r:id="rId68" w:history="1">
+            <w:hyperlink r:id="rId80" w:history="1">
               <w:r>
                 <w:rPr>
                   <w:rStyle w:val="Hyperlink"/>
@@ -12049,7 +14540,7 @@
               </w:rPr>
               <w:t xml:space="preserve">Borsatti, D., Davoli, G., Cerroni, W., &amp; Raffaelli, C. (2021). Enabling industrial IOT as a service with Multi-Access Edge Computing. IEEE Communications Magazine, 59(8), 21–27. </w:t>
             </w:r>
-            <w:hyperlink r:id="rId69" w:history="1">
+            <w:hyperlink r:id="rId81" w:history="1">
               <w:r>
                 <w:rPr>
                   <w:rStyle w:val="Hyperlink"/>
@@ -12214,7 +14705,7 @@
               </w:rPr>
               <w:t xml:space="preserve">Buşoniu, L., de Bruin, T., Tolić, D., Kober, J., &amp; Palunko, I. (2018). Reinforcement learning for control: Performance, stability, and deep approximators. Annual Reviews in Control, 46, 8–28. </w:t>
             </w:r>
-            <w:hyperlink r:id="rId70" w:history="1">
+            <w:hyperlink r:id="rId82" w:history="1">
               <w:r>
                 <w:rPr>
                   <w:rStyle w:val="Hyperlink"/>
@@ -12361,7 +14852,7 @@
               </w:rPr>
               <w:t xml:space="preserve">Cen, Y., Li, X., Cen, G., &amp; Cheng, Z. (2023). Anomaly detection of industrial motors under few-shot feature conditions based on causality. Measurement Science and Technology, 34(12), 125004. </w:t>
             </w:r>
-            <w:hyperlink r:id="rId71" w:history="1">
+            <w:hyperlink r:id="rId83" w:history="1">
               <w:r>
                 <w:rPr>
                   <w:rStyle w:val="Hyperlink"/>
@@ -12542,7 +15033,7 @@
               <w:lastRenderedPageBreak/>
               <w:t xml:space="preserve">Chen, B., Wan, J., Celesti, A., Li, D., Abbas, H., &amp; Zhang, Q. (2018). Edge computing in IOT-based manufacturing. IEEE Communications Magazine, 56(9), 103–109. </w:t>
             </w:r>
-            <w:hyperlink r:id="rId72" w:history="1">
+            <w:hyperlink r:id="rId84" w:history="1">
               <w:r>
                 <w:rPr>
                   <w:rStyle w:val="Hyperlink"/>
@@ -12701,7 +15192,7 @@
               </w:rPr>
               <w:t xml:space="preserve">Chen, M., Du, J., Pasunuru, R., Mihaylov, T., Iyer, S., Stoyanov, V., &amp; Kozareva, Z. (2022). Improving in-context few-shot learning via self-supervised training. Proceedings of the 2022 Conference of the North American Chapter of the Association for Computational Linguistics: Human Language Technologies. </w:t>
             </w:r>
-            <w:hyperlink r:id="rId73" w:history="1">
+            <w:hyperlink r:id="rId85" w:history="1">
               <w:r>
                 <w:rPr>
                   <w:rStyle w:val="Hyperlink"/>
@@ -12867,7 +15358,7 @@
               <w:lastRenderedPageBreak/>
               <w:t xml:space="preserve">Computer Vision and Pattern Recognition (CVPR), 13658–13667. </w:t>
             </w:r>
-            <w:hyperlink r:id="rId74" w:history="1">
+            <w:hyperlink r:id="rId86" w:history="1">
               <w:r>
                 <w:rPr>
                   <w:rStyle w:val="Hyperlink"/>
@@ -13061,7 +15552,7 @@
               <w:lastRenderedPageBreak/>
               <w:t xml:space="preserve">Dai, W., Nishi, H., Vyatkin, V., Huang, V., Shi, Y., &amp; Guan, X. (2019). Industrial Edge Computing: Enabling Embedded Intelligence. IEEE Industrial Electronics Magazine, 13(4), 48–56. </w:t>
             </w:r>
-            <w:hyperlink r:id="rId75" w:history="1">
+            <w:hyperlink r:id="rId87" w:history="1">
               <w:r>
                 <w:rPr>
                   <w:rStyle w:val="Hyperlink"/>
@@ -13214,7 +15705,7 @@
               </w:rPr>
               <w:t xml:space="preserve">Gidaris, S., Bursuc, A., Komodakis, N., Perez, P. P., &amp; Cord, M. (2019). Boosting few-shot visual learning with self-supervision. 2019 IEEE/CVF International Conference on Computer Vision (ICCV), 8058–8067. </w:t>
             </w:r>
-            <w:hyperlink r:id="rId76" w:history="1">
+            <w:hyperlink r:id="rId88" w:history="1">
               <w:r>
                 <w:rPr>
                   <w:rStyle w:val="Hyperlink"/>
@@ -13374,7 +15865,7 @@
               <w:lastRenderedPageBreak/>
               <w:t xml:space="preserve">processing for protecting vital devices in 6G-enabled massive IIoT. IEEE Internet of Things Journal, 8(7), 5219–5229. </w:t>
             </w:r>
-            <w:hyperlink r:id="rId77" w:history="1">
+            <w:hyperlink r:id="rId89" w:history="1">
               <w:r>
                 <w:rPr>
                   <w:rStyle w:val="Hyperlink"/>
@@ -13568,7 +16059,7 @@
               <w:lastRenderedPageBreak/>
               <w:t xml:space="preserve">Hastbacka, D., Halme, J., Barna, L., Hoikka, H., Pettinen, H., Larranaga, M., Bjorkbom, M., Mesia, H., Jaatinen, A., &amp; Elo, M. (2022). Dynamic edge and cloud service integration for industrial IOT and production monitoring applications of industrial cyber-physical systems. IEEE Transactions on Industrial Informatics, 18(1), 498–508. </w:t>
             </w:r>
-            <w:hyperlink r:id="rId78" w:history="1">
+            <w:hyperlink r:id="rId90" w:history="1">
               <w:r>
                 <w:rPr>
                   <w:rStyle w:val="Hyperlink"/>
@@ -13718,7 +16209,7 @@
               </w:rPr>
               <w:t xml:space="preserve">Huang, S., Liu, Y., Fung, C., An, W., He, R., Zhao, Y., Yang, H., &amp; Luan, Z. (2020). A gated few-shot learning model for anomaly detection. 2020 International Conference on Information Networking (ICOIN), 505–509. </w:t>
             </w:r>
-            <w:hyperlink r:id="rId79" w:history="1">
+            <w:hyperlink r:id="rId91" w:history="1">
               <w:r>
                 <w:rPr>
                   <w:rStyle w:val="Hyperlink"/>
@@ -14024,7 +16515,7 @@
               </w:rPr>
               <w:t xml:space="preserve">Liu, Y., Li, Z., Pan, S., Gong, C., Zhou, C., &amp; Karypis, G. (2022). Anomaly detection on attributed networks via contrastive self-supervised learning. IEEE Transactions on Neural Networks and Learning Systems, 33(6), 2378–2392. </w:t>
             </w:r>
-            <w:hyperlink r:id="rId80" w:history="1">
+            <w:hyperlink r:id="rId92" w:history="1">
               <w:r>
                 <w:rPr>
                   <w:rStyle w:val="Hyperlink"/>
@@ -14188,7 +16679,7 @@
               </w:rPr>
               <w:t xml:space="preserve">Lu, Y., Wen, L., Liu, J., Liu, Y., &amp; Tian, X. (2022). Self-supervision can be a good few-shot learner. Lecture Notes in Computer Science, 740–758. </w:t>
             </w:r>
-            <w:hyperlink r:id="rId81" w:history="1">
+            <w:hyperlink r:id="rId93" w:history="1">
               <w:r>
                 <w:rPr>
                   <w:rStyle w:val="Hyperlink"/>
@@ -14374,7 +16865,7 @@
               <w:lastRenderedPageBreak/>
               <w:t xml:space="preserve">Mai, T., Yao, H., Guo, S., &amp; Liu, Y. (2021). In-network computing powered mobile edge: Toward high performance industrial iot. IEEE Network, 35(1), 289–295. </w:t>
             </w:r>
-            <w:hyperlink r:id="rId82" w:history="1">
+            <w:hyperlink r:id="rId94" w:history="1">
               <w:r>
                 <w:rPr>
                   <w:rStyle w:val="Hyperlink"/>
@@ -14678,7 +17169,7 @@
               <w:lastRenderedPageBreak/>
               <w:t xml:space="preserve">Real-time deep anomaly detection framework for multivariate time-series data in industrial IOT. IEEE Sensors Journal, 22(23), 22836–22849. </w:t>
             </w:r>
-            <w:hyperlink r:id="rId83" w:history="1">
+            <w:hyperlink r:id="rId95" w:history="1">
               <w:r>
                 <w:rPr>
                   <w:rStyle w:val="Hyperlink"/>
@@ -14872,7 +17363,7 @@
               <w:lastRenderedPageBreak/>
               <w:t xml:space="preserve">Palm, A., Metzger, A., &amp; Pohl, K. (2020). Online reinforcement learning for self-adaptive information systems. Lecture Notes in Computer Science, 169–184. </w:t>
             </w:r>
-            <w:hyperlink r:id="rId84" w:history="1">
+            <w:hyperlink r:id="rId96" w:history="1">
               <w:r>
                 <w:rPr>
                   <w:rStyle w:val="Hyperlink"/>
@@ -15025,7 +17516,7 @@
               </w:rPr>
               <w:t xml:space="preserve">Premsankar, G., Di Francesco, M., &amp; Taleb, T. (2018). Edge computing for the internet of things: A case study. IEEE Internet of Things Journal, 5(2), 1275–1284. </w:t>
             </w:r>
-            <w:hyperlink r:id="rId85" w:history="1">
+            <w:hyperlink r:id="rId97" w:history="1">
               <w:r>
                 <w:rPr>
                   <w:rStyle w:val="Hyperlink"/>
@@ -15194,7 +17685,7 @@
               </w:rPr>
               <w:t xml:space="preserve">Qi, D., Hu, J., &amp; Shen, J. (2024). Few-shot object detection with self-supervising and cooperative classifier. IEEE Transactions on Neural Networks and Learning Systems, 35(4), 5435–5446. </w:t>
             </w:r>
-            <w:hyperlink r:id="rId86" w:history="1">
+            <w:hyperlink r:id="rId98" w:history="1">
               <w:r>
                 <w:rPr>
                   <w:rStyle w:val="Hyperlink"/>
@@ -15347,7 +17838,7 @@
               </w:rPr>
               <w:t xml:space="preserve">Qiu, T., Chi, J., Zhou, X., Ning, Z., Atiquzzaman, M., &amp; Wu, D. O. (2020). Edge computing in industrial internet of things: Architecture, advances and challenges. IEEE Communications Surveys &amp;amp; Tutorials, 22(4), 2462–2488. </w:t>
             </w:r>
-            <w:hyperlink r:id="rId87" w:history="1">
+            <w:hyperlink r:id="rId99" w:history="1">
               <w:r>
                 <w:rPr>
                   <w:rStyle w:val="Hyperlink"/>
@@ -15507,7 +17998,7 @@
               <w:lastRenderedPageBreak/>
               <w:t xml:space="preserve">software defined networking and edge computing: A comprehensive survey. IEEE Communications Surveys &amp;amp; Tutorials, 22(3), 1761–1804. </w:t>
             </w:r>
-            <w:hyperlink r:id="rId88" w:history="1">
+            <w:hyperlink r:id="rId100" w:history="1">
               <w:r>
                 <w:rPr>
                   <w:rStyle w:val="Hyperlink"/>
@@ -15701,7 +18192,7 @@
               <w:lastRenderedPageBreak/>
               <w:t xml:space="preserve">Ran, M., &amp; Xie, L. (2022). Adaptive observation-based efficient reinforcement learning for uncertain systems. IEEE Transactions on Neural Networks and Learning Systems, 33(10), 5492–5503. </w:t>
             </w:r>
-            <w:hyperlink r:id="rId89" w:history="1">
+            <w:hyperlink r:id="rId101" w:history="1">
               <w:r>
                 <w:rPr>
                   <w:rStyle w:val="Hyperlink"/>
@@ -15861,7 +18352,7 @@
               <w:lastRenderedPageBreak/>
               <w:t xml:space="preserve">few-shot learning. Proceedings of the AAAI Conference on Artificial Intelligence, 37(8), 9596–9605. </w:t>
             </w:r>
-            <w:hyperlink r:id="rId90" w:history="1">
+            <w:hyperlink r:id="rId102" w:history="1">
               <w:r>
                 <w:rPr>
                   <w:rStyle w:val="Hyperlink"/>
@@ -16055,7 +18546,7 @@
               <w:lastRenderedPageBreak/>
               <w:t xml:space="preserve">Santos, J., Tran, T., &amp; Rippel, O. (2023). Optimizing PatchCore for Few/many-shot Anomaly Detection. ArXiv, abs/2307.10792. </w:t>
             </w:r>
-            <w:hyperlink r:id="rId91" w:history="1">
+            <w:hyperlink r:id="rId103" w:history="1">
               <w:r>
                 <w:rPr>
                   <w:rStyle w:val="Hyperlink"/>
@@ -16214,7 +18705,7 @@
               </w:rPr>
               <w:t xml:space="preserve">Shah, G., &amp; Tiwari, A. (2018). Anomaly detection in Iiot. Proceedings of the ACM India Joint International Conference on Data Science and Management of Data. </w:t>
             </w:r>
-            <w:hyperlink r:id="rId92" w:history="1">
+            <w:hyperlink r:id="rId104" w:history="1">
               <w:r>
                 <w:rPr>
                   <w:rStyle w:val="Hyperlink"/>
@@ -16543,7 +19034,7 @@
               </w:rPr>
               <w:t xml:space="preserve">Sodhro, A. H., Pirbhulal, S., &amp; de Albuquerque, V. H. (2019). Artificial intelligence-driven mechanism for edge computing-based industrial applications. IEEE Transactions on Industrial Informatics, 15(7), 4235–4243. </w:t>
             </w:r>
-            <w:hyperlink r:id="rId93" w:history="1">
+            <w:hyperlink r:id="rId105" w:history="1">
               <w:r>
                 <w:rPr>
                   <w:rStyle w:val="Hyperlink"/>
@@ -16704,7 +19195,7 @@
               </w:rPr>
               <w:t xml:space="preserve">Su, J.-C., Maji, S., &amp; Hariharan, B. (2020). When does self-supervision improve few-shot learning? Lecture Notes in Computer Science, 645–666. </w:t>
             </w:r>
-            <w:hyperlink r:id="rId94" w:history="1">
+            <w:hyperlink r:id="rId106" w:history="1">
               <w:r>
                 <w:rPr>
                   <w:rStyle w:val="Hyperlink"/>
@@ -17008,7 +19499,7 @@
               <w:lastRenderedPageBreak/>
               <w:t xml:space="preserve">anomaly detection using unsupervised machine learning approach. Journal of ISMAC, 4(3), 184–197. </w:t>
             </w:r>
-            <w:hyperlink r:id="rId95" w:history="1">
+            <w:hyperlink r:id="rId107" w:history="1">
               <w:r>
                 <w:rPr>
                   <w:rStyle w:val="Hyperlink"/>
@@ -17195,7 +19686,7 @@
               <w:lastRenderedPageBreak/>
               <w:t xml:space="preserve">Wang, T., Wang, P., Cai, S., Ma, Y., Liu, A., &amp; Xie, M. (2020). A unified trustworthy environment establishment based on Edge Computing in industrial IOT. IEEE Transactions on Industrial Informatics, 16(9), 6083–6091. </w:t>
             </w:r>
-            <w:hyperlink r:id="rId96" w:history="1">
+            <w:hyperlink r:id="rId108" w:history="1">
               <w:r>
                 <w:rPr>
                   <w:rStyle w:val="Hyperlink"/>
@@ -17348,7 +19839,7 @@
               </w:rPr>
               <w:t xml:space="preserve">Wang, X., Garg, S., Lin, H., Hu, J., Kaddoum, G., Jalil Piran, Md., &amp; Hossain, M. S. (2022). Toward accurate anomaly detection in industrial internet of things using hierarchical federated learning. IEEE Internet of Things Journal, 9(10), 7110–7119. </w:t>
             </w:r>
-            <w:hyperlink r:id="rId97" w:history="1">
+            <w:hyperlink r:id="rId109" w:history="1">
               <w:r>
                 <w:rPr>
                   <w:rStyle w:val="Hyperlink"/>
@@ -17502,7 +19993,7 @@
               <w:lastRenderedPageBreak/>
               <w:t xml:space="preserve">Wong, W., &amp; Lee, J. (2008). A reinforcement learning-based scheme for adaptive optimal control of linear stochastic systems. 2008 American Control Conference, 57-62. </w:t>
             </w:r>
-            <w:hyperlink r:id="rId98" w:history="1">
+            <w:hyperlink r:id="rId110" w:history="1">
               <w:r>
                 <w:rPr>
                   <w:rStyle w:val="Hyperlink"/>
@@ -17661,7 +20152,7 @@
               </w:rPr>
               <w:t xml:space="preserve">Zhan, P., Wang, S., Wang, J., Qu, L., Wang, K., Hu, Y., &amp; Li, X. (2021). Temporal anomaly detection on IIOT-enabled manufacturing. Journal of Intelligent Manufacturing, 32(6), 1669–1678. </w:t>
             </w:r>
-            <w:hyperlink r:id="rId99" w:history="1">
+            <w:hyperlink r:id="rId111" w:history="1">
               <w:r>
                 <w:rPr>
                   <w:rStyle w:val="Hyperlink"/>
@@ -17959,7 +20450,7 @@
               <w:lastRenderedPageBreak/>
               <w:t xml:space="preserve">Zhou, L., &amp; Guo, H. (2018). Anomaly detection methods for IIOT Networks. 2018 IEEE International Conference on Service Operations and Logistics, and Informatics (SOLI), 214–219. </w:t>
             </w:r>
-            <w:hyperlink r:id="rId100" w:history="1">
+            <w:hyperlink r:id="rId112" w:history="1">
               <w:r>
                 <w:rPr>
                   <w:rStyle w:val="Hyperlink"/>
@@ -19018,6 +21509,304 @@
     </w:lvl>
   </w:abstractNum>
   <w:abstractNum w:abstractNumId="7" w15:restartNumberingAfterBreak="0">
+    <w:nsid w:val="120035E9"/>
+    <w:multiLevelType w:val="multilevel"/>
+    <w:tmpl w:val="EBFCA29A"/>
+    <w:lvl w:ilvl="0">
+      <w:start w:val="1"/>
+      <w:numFmt w:val="bullet"/>
+      <w:lvlText w:val=""/>
+      <w:lvlJc w:val="left"/>
+      <w:pPr>
+        <w:tabs>
+          <w:tab w:val="num" w:pos="720"/>
+        </w:tabs>
+        <w:ind w:left="720" w:hanging="360"/>
+      </w:pPr>
+      <w:rPr>
+        <w:rFonts w:ascii="Symbol" w:hAnsi="Symbol" w:hint="default"/>
+        <w:sz w:val="20"/>
+      </w:rPr>
+    </w:lvl>
+    <w:lvl w:ilvl="1" w:tentative="1">
+      <w:start w:val="1"/>
+      <w:numFmt w:val="bullet"/>
+      <w:lvlText w:val="o"/>
+      <w:lvlJc w:val="left"/>
+      <w:pPr>
+        <w:tabs>
+          <w:tab w:val="num" w:pos="1440"/>
+        </w:tabs>
+        <w:ind w:left="1440" w:hanging="360"/>
+      </w:pPr>
+      <w:rPr>
+        <w:rFonts w:ascii="Courier New" w:hAnsi="Courier New" w:hint="default"/>
+        <w:sz w:val="20"/>
+      </w:rPr>
+    </w:lvl>
+    <w:lvl w:ilvl="2" w:tentative="1">
+      <w:start w:val="1"/>
+      <w:numFmt w:val="bullet"/>
+      <w:lvlText w:val=""/>
+      <w:lvlJc w:val="left"/>
+      <w:pPr>
+        <w:tabs>
+          <w:tab w:val="num" w:pos="2160"/>
+        </w:tabs>
+        <w:ind w:left="2160" w:hanging="360"/>
+      </w:pPr>
+      <w:rPr>
+        <w:rFonts w:ascii="Wingdings" w:hAnsi="Wingdings" w:hint="default"/>
+        <w:sz w:val="20"/>
+      </w:rPr>
+    </w:lvl>
+    <w:lvl w:ilvl="3" w:tentative="1">
+      <w:start w:val="1"/>
+      <w:numFmt w:val="bullet"/>
+      <w:lvlText w:val=""/>
+      <w:lvlJc w:val="left"/>
+      <w:pPr>
+        <w:tabs>
+          <w:tab w:val="num" w:pos="2880"/>
+        </w:tabs>
+        <w:ind w:left="2880" w:hanging="360"/>
+      </w:pPr>
+      <w:rPr>
+        <w:rFonts w:ascii="Wingdings" w:hAnsi="Wingdings" w:hint="default"/>
+        <w:sz w:val="20"/>
+      </w:rPr>
+    </w:lvl>
+    <w:lvl w:ilvl="4" w:tentative="1">
+      <w:start w:val="1"/>
+      <w:numFmt w:val="bullet"/>
+      <w:lvlText w:val=""/>
+      <w:lvlJc w:val="left"/>
+      <w:pPr>
+        <w:tabs>
+          <w:tab w:val="num" w:pos="3600"/>
+        </w:tabs>
+        <w:ind w:left="3600" w:hanging="360"/>
+      </w:pPr>
+      <w:rPr>
+        <w:rFonts w:ascii="Wingdings" w:hAnsi="Wingdings" w:hint="default"/>
+        <w:sz w:val="20"/>
+      </w:rPr>
+    </w:lvl>
+    <w:lvl w:ilvl="5" w:tentative="1">
+      <w:start w:val="1"/>
+      <w:numFmt w:val="bullet"/>
+      <w:lvlText w:val=""/>
+      <w:lvlJc w:val="left"/>
+      <w:pPr>
+        <w:tabs>
+          <w:tab w:val="num" w:pos="4320"/>
+        </w:tabs>
+        <w:ind w:left="4320" w:hanging="360"/>
+      </w:pPr>
+      <w:rPr>
+        <w:rFonts w:ascii="Wingdings" w:hAnsi="Wingdings" w:hint="default"/>
+        <w:sz w:val="20"/>
+      </w:rPr>
+    </w:lvl>
+    <w:lvl w:ilvl="6" w:tentative="1">
+      <w:start w:val="1"/>
+      <w:numFmt w:val="bullet"/>
+      <w:lvlText w:val=""/>
+      <w:lvlJc w:val="left"/>
+      <w:pPr>
+        <w:tabs>
+          <w:tab w:val="num" w:pos="5040"/>
+        </w:tabs>
+        <w:ind w:left="5040" w:hanging="360"/>
+      </w:pPr>
+      <w:rPr>
+        <w:rFonts w:ascii="Wingdings" w:hAnsi="Wingdings" w:hint="default"/>
+        <w:sz w:val="20"/>
+      </w:rPr>
+    </w:lvl>
+    <w:lvl w:ilvl="7" w:tentative="1">
+      <w:start w:val="1"/>
+      <w:numFmt w:val="bullet"/>
+      <w:lvlText w:val=""/>
+      <w:lvlJc w:val="left"/>
+      <w:pPr>
+        <w:tabs>
+          <w:tab w:val="num" w:pos="5760"/>
+        </w:tabs>
+        <w:ind w:left="5760" w:hanging="360"/>
+      </w:pPr>
+      <w:rPr>
+        <w:rFonts w:ascii="Wingdings" w:hAnsi="Wingdings" w:hint="default"/>
+        <w:sz w:val="20"/>
+      </w:rPr>
+    </w:lvl>
+    <w:lvl w:ilvl="8" w:tentative="1">
+      <w:start w:val="1"/>
+      <w:numFmt w:val="bullet"/>
+      <w:lvlText w:val=""/>
+      <w:lvlJc w:val="left"/>
+      <w:pPr>
+        <w:tabs>
+          <w:tab w:val="num" w:pos="6480"/>
+        </w:tabs>
+        <w:ind w:left="6480" w:hanging="360"/>
+      </w:pPr>
+      <w:rPr>
+        <w:rFonts w:ascii="Wingdings" w:hAnsi="Wingdings" w:hint="default"/>
+        <w:sz w:val="20"/>
+      </w:rPr>
+    </w:lvl>
+  </w:abstractNum>
+  <w:abstractNum w:abstractNumId="8" w15:restartNumberingAfterBreak="0">
+    <w:nsid w:val="18D975CF"/>
+    <w:multiLevelType w:val="multilevel"/>
+    <w:tmpl w:val="CD9420B0"/>
+    <w:lvl w:ilvl="0">
+      <w:start w:val="1"/>
+      <w:numFmt w:val="bullet"/>
+      <w:lvlText w:val=""/>
+      <w:lvlJc w:val="left"/>
+      <w:pPr>
+        <w:tabs>
+          <w:tab w:val="num" w:pos="720"/>
+        </w:tabs>
+        <w:ind w:left="720" w:hanging="360"/>
+      </w:pPr>
+      <w:rPr>
+        <w:rFonts w:ascii="Symbol" w:hAnsi="Symbol" w:hint="default"/>
+        <w:sz w:val="20"/>
+      </w:rPr>
+    </w:lvl>
+    <w:lvl w:ilvl="1" w:tentative="1">
+      <w:start w:val="1"/>
+      <w:numFmt w:val="bullet"/>
+      <w:lvlText w:val="o"/>
+      <w:lvlJc w:val="left"/>
+      <w:pPr>
+        <w:tabs>
+          <w:tab w:val="num" w:pos="1440"/>
+        </w:tabs>
+        <w:ind w:left="1440" w:hanging="360"/>
+      </w:pPr>
+      <w:rPr>
+        <w:rFonts w:ascii="Courier New" w:hAnsi="Courier New" w:hint="default"/>
+        <w:sz w:val="20"/>
+      </w:rPr>
+    </w:lvl>
+    <w:lvl w:ilvl="2" w:tentative="1">
+      <w:start w:val="1"/>
+      <w:numFmt w:val="bullet"/>
+      <w:lvlText w:val=""/>
+      <w:lvlJc w:val="left"/>
+      <w:pPr>
+        <w:tabs>
+          <w:tab w:val="num" w:pos="2160"/>
+        </w:tabs>
+        <w:ind w:left="2160" w:hanging="360"/>
+      </w:pPr>
+      <w:rPr>
+        <w:rFonts w:ascii="Wingdings" w:hAnsi="Wingdings" w:hint="default"/>
+        <w:sz w:val="20"/>
+      </w:rPr>
+    </w:lvl>
+    <w:lvl w:ilvl="3" w:tentative="1">
+      <w:start w:val="1"/>
+      <w:numFmt w:val="bullet"/>
+      <w:lvlText w:val=""/>
+      <w:lvlJc w:val="left"/>
+      <w:pPr>
+        <w:tabs>
+          <w:tab w:val="num" w:pos="2880"/>
+        </w:tabs>
+        <w:ind w:left="2880" w:hanging="360"/>
+      </w:pPr>
+      <w:rPr>
+        <w:rFonts w:ascii="Wingdings" w:hAnsi="Wingdings" w:hint="default"/>
+        <w:sz w:val="20"/>
+      </w:rPr>
+    </w:lvl>
+    <w:lvl w:ilvl="4" w:tentative="1">
+      <w:start w:val="1"/>
+      <w:numFmt w:val="bullet"/>
+      <w:lvlText w:val=""/>
+      <w:lvlJc w:val="left"/>
+      <w:pPr>
+        <w:tabs>
+          <w:tab w:val="num" w:pos="3600"/>
+        </w:tabs>
+        <w:ind w:left="3600" w:hanging="360"/>
+      </w:pPr>
+      <w:rPr>
+        <w:rFonts w:ascii="Wingdings" w:hAnsi="Wingdings" w:hint="default"/>
+        <w:sz w:val="20"/>
+      </w:rPr>
+    </w:lvl>
+    <w:lvl w:ilvl="5" w:tentative="1">
+      <w:start w:val="1"/>
+      <w:numFmt w:val="bullet"/>
+      <w:lvlText w:val=""/>
+      <w:lvlJc w:val="left"/>
+      <w:pPr>
+        <w:tabs>
+          <w:tab w:val="num" w:pos="4320"/>
+        </w:tabs>
+        <w:ind w:left="4320" w:hanging="360"/>
+      </w:pPr>
+      <w:rPr>
+        <w:rFonts w:ascii="Wingdings" w:hAnsi="Wingdings" w:hint="default"/>
+        <w:sz w:val="20"/>
+      </w:rPr>
+    </w:lvl>
+    <w:lvl w:ilvl="6" w:tentative="1">
+      <w:start w:val="1"/>
+      <w:numFmt w:val="bullet"/>
+      <w:lvlText w:val=""/>
+      <w:lvlJc w:val="left"/>
+      <w:pPr>
+        <w:tabs>
+          <w:tab w:val="num" w:pos="5040"/>
+        </w:tabs>
+        <w:ind w:left="5040" w:hanging="360"/>
+      </w:pPr>
+      <w:rPr>
+        <w:rFonts w:ascii="Wingdings" w:hAnsi="Wingdings" w:hint="default"/>
+        <w:sz w:val="20"/>
+      </w:rPr>
+    </w:lvl>
+    <w:lvl w:ilvl="7" w:tentative="1">
+      <w:start w:val="1"/>
+      <w:numFmt w:val="bullet"/>
+      <w:lvlText w:val=""/>
+      <w:lvlJc w:val="left"/>
+      <w:pPr>
+        <w:tabs>
+          <w:tab w:val="num" w:pos="5760"/>
+        </w:tabs>
+        <w:ind w:left="5760" w:hanging="360"/>
+      </w:pPr>
+      <w:rPr>
+        <w:rFonts w:ascii="Wingdings" w:hAnsi="Wingdings" w:hint="default"/>
+        <w:sz w:val="20"/>
+      </w:rPr>
+    </w:lvl>
+    <w:lvl w:ilvl="8" w:tentative="1">
+      <w:start w:val="1"/>
+      <w:numFmt w:val="bullet"/>
+      <w:lvlText w:val=""/>
+      <w:lvlJc w:val="left"/>
+      <w:pPr>
+        <w:tabs>
+          <w:tab w:val="num" w:pos="6480"/>
+        </w:tabs>
+        <w:ind w:left="6480" w:hanging="360"/>
+      </w:pPr>
+      <w:rPr>
+        <w:rFonts w:ascii="Wingdings" w:hAnsi="Wingdings" w:hint="default"/>
+        <w:sz w:val="20"/>
+      </w:rPr>
+    </w:lvl>
+  </w:abstractNum>
+  <w:abstractNum w:abstractNumId="9" w15:restartNumberingAfterBreak="0">
     <w:nsid w:val="195628F5"/>
     <w:multiLevelType w:val="hybridMultilevel"/>
     <w:tmpl w:val="ED3C9FF4"/>
@@ -19130,7 +21919,7 @@
       </w:rPr>
     </w:lvl>
   </w:abstractNum>
-  <w:abstractNum w:abstractNumId="8" w15:restartNumberingAfterBreak="0">
+  <w:abstractNum w:abstractNumId="10" w15:restartNumberingAfterBreak="0">
     <w:nsid w:val="1B3042A9"/>
     <w:multiLevelType w:val="hybridMultilevel"/>
     <w:tmpl w:val="3F5C19E4"/>
@@ -19216,7 +22005,7 @@
       </w:pPr>
     </w:lvl>
   </w:abstractNum>
-  <w:abstractNum w:abstractNumId="9" w15:restartNumberingAfterBreak="0">
+  <w:abstractNum w:abstractNumId="11" w15:restartNumberingAfterBreak="0">
     <w:nsid w:val="1BF11711"/>
     <w:multiLevelType w:val="multilevel"/>
     <w:tmpl w:val="219E0FC8"/>
@@ -19329,7 +22118,7 @@
       </w:rPr>
     </w:lvl>
   </w:abstractNum>
-  <w:abstractNum w:abstractNumId="10" w15:restartNumberingAfterBreak="0">
+  <w:abstractNum w:abstractNumId="12" w15:restartNumberingAfterBreak="0">
     <w:nsid w:val="211015AA"/>
     <w:multiLevelType w:val="hybridMultilevel"/>
     <w:tmpl w:val="7FE27D96"/>
@@ -19442,7 +22231,7 @@
       </w:rPr>
     </w:lvl>
   </w:abstractNum>
-  <w:abstractNum w:abstractNumId="11" w15:restartNumberingAfterBreak="0">
+  <w:abstractNum w:abstractNumId="13" w15:restartNumberingAfterBreak="0">
     <w:nsid w:val="21C06EEC"/>
     <w:multiLevelType w:val="hybridMultilevel"/>
     <w:tmpl w:val="36F01832"/>
@@ -19531,7 +22320,7 @@
       </w:pPr>
     </w:lvl>
   </w:abstractNum>
-  <w:abstractNum w:abstractNumId="12" w15:restartNumberingAfterBreak="0">
+  <w:abstractNum w:abstractNumId="14" w15:restartNumberingAfterBreak="0">
     <w:nsid w:val="2AC87CD8"/>
     <w:multiLevelType w:val="hybridMultilevel"/>
     <w:tmpl w:val="E42C2EB0"/>
@@ -19617,7 +22406,7 @@
       </w:pPr>
     </w:lvl>
   </w:abstractNum>
-  <w:abstractNum w:abstractNumId="13" w15:restartNumberingAfterBreak="0">
+  <w:abstractNum w:abstractNumId="15" w15:restartNumberingAfterBreak="0">
     <w:nsid w:val="2B36001D"/>
     <w:multiLevelType w:val="hybridMultilevel"/>
     <w:tmpl w:val="F89AB938"/>
@@ -19730,7 +22519,7 @@
       </w:rPr>
     </w:lvl>
   </w:abstractNum>
-  <w:abstractNum w:abstractNumId="14" w15:restartNumberingAfterBreak="0">
+  <w:abstractNum w:abstractNumId="16" w15:restartNumberingAfterBreak="0">
     <w:nsid w:val="2EE37B34"/>
     <w:multiLevelType w:val="hybridMultilevel"/>
     <w:tmpl w:val="998AE854"/>
@@ -19843,7 +22632,156 @@
       </w:rPr>
     </w:lvl>
   </w:abstractNum>
-  <w:abstractNum w:abstractNumId="15" w15:restartNumberingAfterBreak="0">
+  <w:abstractNum w:abstractNumId="17" w15:restartNumberingAfterBreak="0">
+    <w:nsid w:val="36DA765D"/>
+    <w:multiLevelType w:val="multilevel"/>
+    <w:tmpl w:val="3D16CA2C"/>
+    <w:lvl w:ilvl="0">
+      <w:start w:val="1"/>
+      <w:numFmt w:val="bullet"/>
+      <w:lvlText w:val=""/>
+      <w:lvlJc w:val="left"/>
+      <w:pPr>
+        <w:tabs>
+          <w:tab w:val="num" w:pos="720"/>
+        </w:tabs>
+        <w:ind w:left="720" w:hanging="360"/>
+      </w:pPr>
+      <w:rPr>
+        <w:rFonts w:ascii="Symbol" w:hAnsi="Symbol" w:hint="default"/>
+        <w:sz w:val="20"/>
+      </w:rPr>
+    </w:lvl>
+    <w:lvl w:ilvl="1" w:tentative="1">
+      <w:start w:val="1"/>
+      <w:numFmt w:val="bullet"/>
+      <w:lvlText w:val="o"/>
+      <w:lvlJc w:val="left"/>
+      <w:pPr>
+        <w:tabs>
+          <w:tab w:val="num" w:pos="1440"/>
+        </w:tabs>
+        <w:ind w:left="1440" w:hanging="360"/>
+      </w:pPr>
+      <w:rPr>
+        <w:rFonts w:ascii="Courier New" w:hAnsi="Courier New" w:hint="default"/>
+        <w:sz w:val="20"/>
+      </w:rPr>
+    </w:lvl>
+    <w:lvl w:ilvl="2" w:tentative="1">
+      <w:start w:val="1"/>
+      <w:numFmt w:val="bullet"/>
+      <w:lvlText w:val=""/>
+      <w:lvlJc w:val="left"/>
+      <w:pPr>
+        <w:tabs>
+          <w:tab w:val="num" w:pos="2160"/>
+        </w:tabs>
+        <w:ind w:left="2160" w:hanging="360"/>
+      </w:pPr>
+      <w:rPr>
+        <w:rFonts w:ascii="Wingdings" w:hAnsi="Wingdings" w:hint="default"/>
+        <w:sz w:val="20"/>
+      </w:rPr>
+    </w:lvl>
+    <w:lvl w:ilvl="3" w:tentative="1">
+      <w:start w:val="1"/>
+      <w:numFmt w:val="bullet"/>
+      <w:lvlText w:val=""/>
+      <w:lvlJc w:val="left"/>
+      <w:pPr>
+        <w:tabs>
+          <w:tab w:val="num" w:pos="2880"/>
+        </w:tabs>
+        <w:ind w:left="2880" w:hanging="360"/>
+      </w:pPr>
+      <w:rPr>
+        <w:rFonts w:ascii="Wingdings" w:hAnsi="Wingdings" w:hint="default"/>
+        <w:sz w:val="20"/>
+      </w:rPr>
+    </w:lvl>
+    <w:lvl w:ilvl="4" w:tentative="1">
+      <w:start w:val="1"/>
+      <w:numFmt w:val="bullet"/>
+      <w:lvlText w:val=""/>
+      <w:lvlJc w:val="left"/>
+      <w:pPr>
+        <w:tabs>
+          <w:tab w:val="num" w:pos="3600"/>
+        </w:tabs>
+        <w:ind w:left="3600" w:hanging="360"/>
+      </w:pPr>
+      <w:rPr>
+        <w:rFonts w:ascii="Wingdings" w:hAnsi="Wingdings" w:hint="default"/>
+        <w:sz w:val="20"/>
+      </w:rPr>
+    </w:lvl>
+    <w:lvl w:ilvl="5" w:tentative="1">
+      <w:start w:val="1"/>
+      <w:numFmt w:val="bullet"/>
+      <w:lvlText w:val=""/>
+      <w:lvlJc w:val="left"/>
+      <w:pPr>
+        <w:tabs>
+          <w:tab w:val="num" w:pos="4320"/>
+        </w:tabs>
+        <w:ind w:left="4320" w:hanging="360"/>
+      </w:pPr>
+      <w:rPr>
+        <w:rFonts w:ascii="Wingdings" w:hAnsi="Wingdings" w:hint="default"/>
+        <w:sz w:val="20"/>
+      </w:rPr>
+    </w:lvl>
+    <w:lvl w:ilvl="6" w:tentative="1">
+      <w:start w:val="1"/>
+      <w:numFmt w:val="bullet"/>
+      <w:lvlText w:val=""/>
+      <w:lvlJc w:val="left"/>
+      <w:pPr>
+        <w:tabs>
+          <w:tab w:val="num" w:pos="5040"/>
+        </w:tabs>
+        <w:ind w:left="5040" w:hanging="360"/>
+      </w:pPr>
+      <w:rPr>
+        <w:rFonts w:ascii="Wingdings" w:hAnsi="Wingdings" w:hint="default"/>
+        <w:sz w:val="20"/>
+      </w:rPr>
+    </w:lvl>
+    <w:lvl w:ilvl="7" w:tentative="1">
+      <w:start w:val="1"/>
+      <w:numFmt w:val="bullet"/>
+      <w:lvlText w:val=""/>
+      <w:lvlJc w:val="left"/>
+      <w:pPr>
+        <w:tabs>
+          <w:tab w:val="num" w:pos="5760"/>
+        </w:tabs>
+        <w:ind w:left="5760" w:hanging="360"/>
+      </w:pPr>
+      <w:rPr>
+        <w:rFonts w:ascii="Wingdings" w:hAnsi="Wingdings" w:hint="default"/>
+        <w:sz w:val="20"/>
+      </w:rPr>
+    </w:lvl>
+    <w:lvl w:ilvl="8" w:tentative="1">
+      <w:start w:val="1"/>
+      <w:numFmt w:val="bullet"/>
+      <w:lvlText w:val=""/>
+      <w:lvlJc w:val="left"/>
+      <w:pPr>
+        <w:tabs>
+          <w:tab w:val="num" w:pos="6480"/>
+        </w:tabs>
+        <w:ind w:left="6480" w:hanging="360"/>
+      </w:pPr>
+      <w:rPr>
+        <w:rFonts w:ascii="Wingdings" w:hAnsi="Wingdings" w:hint="default"/>
+        <w:sz w:val="20"/>
+      </w:rPr>
+    </w:lvl>
+  </w:abstractNum>
+  <w:abstractNum w:abstractNumId="18" w15:restartNumberingAfterBreak="0">
     <w:nsid w:val="37352D90"/>
     <w:multiLevelType w:val="hybridMultilevel"/>
     <w:tmpl w:val="342AAE06"/>
@@ -19956,7 +22894,7 @@
       </w:rPr>
     </w:lvl>
   </w:abstractNum>
-  <w:abstractNum w:abstractNumId="16" w15:restartNumberingAfterBreak="0">
+  <w:abstractNum w:abstractNumId="19" w15:restartNumberingAfterBreak="0">
     <w:nsid w:val="3BF84BD7"/>
     <w:multiLevelType w:val="hybridMultilevel"/>
     <w:tmpl w:val="317CBAAA"/>
@@ -20069,7 +23007,7 @@
       </w:pPr>
     </w:lvl>
   </w:abstractNum>
-  <w:abstractNum w:abstractNumId="17" w15:restartNumberingAfterBreak="0">
+  <w:abstractNum w:abstractNumId="20" w15:restartNumberingAfterBreak="0">
     <w:nsid w:val="415062CE"/>
     <w:multiLevelType w:val="hybridMultilevel"/>
     <w:tmpl w:val="A48C054E"/>
@@ -20155,7 +23093,305 @@
       </w:pPr>
     </w:lvl>
   </w:abstractNum>
-  <w:abstractNum w:abstractNumId="18" w15:restartNumberingAfterBreak="0">
+  <w:abstractNum w:abstractNumId="21" w15:restartNumberingAfterBreak="0">
+    <w:nsid w:val="42DA6A3C"/>
+    <w:multiLevelType w:val="multilevel"/>
+    <w:tmpl w:val="AB10EF16"/>
+    <w:lvl w:ilvl="0">
+      <w:start w:val="1"/>
+      <w:numFmt w:val="bullet"/>
+      <w:lvlText w:val=""/>
+      <w:lvlJc w:val="left"/>
+      <w:pPr>
+        <w:tabs>
+          <w:tab w:val="num" w:pos="720"/>
+        </w:tabs>
+        <w:ind w:left="720" w:hanging="360"/>
+      </w:pPr>
+      <w:rPr>
+        <w:rFonts w:ascii="Symbol" w:hAnsi="Symbol" w:hint="default"/>
+        <w:sz w:val="20"/>
+      </w:rPr>
+    </w:lvl>
+    <w:lvl w:ilvl="1" w:tentative="1">
+      <w:start w:val="1"/>
+      <w:numFmt w:val="bullet"/>
+      <w:lvlText w:val="o"/>
+      <w:lvlJc w:val="left"/>
+      <w:pPr>
+        <w:tabs>
+          <w:tab w:val="num" w:pos="1440"/>
+        </w:tabs>
+        <w:ind w:left="1440" w:hanging="360"/>
+      </w:pPr>
+      <w:rPr>
+        <w:rFonts w:ascii="Courier New" w:hAnsi="Courier New" w:hint="default"/>
+        <w:sz w:val="20"/>
+      </w:rPr>
+    </w:lvl>
+    <w:lvl w:ilvl="2" w:tentative="1">
+      <w:start w:val="1"/>
+      <w:numFmt w:val="bullet"/>
+      <w:lvlText w:val=""/>
+      <w:lvlJc w:val="left"/>
+      <w:pPr>
+        <w:tabs>
+          <w:tab w:val="num" w:pos="2160"/>
+        </w:tabs>
+        <w:ind w:left="2160" w:hanging="360"/>
+      </w:pPr>
+      <w:rPr>
+        <w:rFonts w:ascii="Wingdings" w:hAnsi="Wingdings" w:hint="default"/>
+        <w:sz w:val="20"/>
+      </w:rPr>
+    </w:lvl>
+    <w:lvl w:ilvl="3" w:tentative="1">
+      <w:start w:val="1"/>
+      <w:numFmt w:val="bullet"/>
+      <w:lvlText w:val=""/>
+      <w:lvlJc w:val="left"/>
+      <w:pPr>
+        <w:tabs>
+          <w:tab w:val="num" w:pos="2880"/>
+        </w:tabs>
+        <w:ind w:left="2880" w:hanging="360"/>
+      </w:pPr>
+      <w:rPr>
+        <w:rFonts w:ascii="Wingdings" w:hAnsi="Wingdings" w:hint="default"/>
+        <w:sz w:val="20"/>
+      </w:rPr>
+    </w:lvl>
+    <w:lvl w:ilvl="4" w:tentative="1">
+      <w:start w:val="1"/>
+      <w:numFmt w:val="bullet"/>
+      <w:lvlText w:val=""/>
+      <w:lvlJc w:val="left"/>
+      <w:pPr>
+        <w:tabs>
+          <w:tab w:val="num" w:pos="3600"/>
+        </w:tabs>
+        <w:ind w:left="3600" w:hanging="360"/>
+      </w:pPr>
+      <w:rPr>
+        <w:rFonts w:ascii="Wingdings" w:hAnsi="Wingdings" w:hint="default"/>
+        <w:sz w:val="20"/>
+      </w:rPr>
+    </w:lvl>
+    <w:lvl w:ilvl="5" w:tentative="1">
+      <w:start w:val="1"/>
+      <w:numFmt w:val="bullet"/>
+      <w:lvlText w:val=""/>
+      <w:lvlJc w:val="left"/>
+      <w:pPr>
+        <w:tabs>
+          <w:tab w:val="num" w:pos="4320"/>
+        </w:tabs>
+        <w:ind w:left="4320" w:hanging="360"/>
+      </w:pPr>
+      <w:rPr>
+        <w:rFonts w:ascii="Wingdings" w:hAnsi="Wingdings" w:hint="default"/>
+        <w:sz w:val="20"/>
+      </w:rPr>
+    </w:lvl>
+    <w:lvl w:ilvl="6" w:tentative="1">
+      <w:start w:val="1"/>
+      <w:numFmt w:val="bullet"/>
+      <w:lvlText w:val=""/>
+      <w:lvlJc w:val="left"/>
+      <w:pPr>
+        <w:tabs>
+          <w:tab w:val="num" w:pos="5040"/>
+        </w:tabs>
+        <w:ind w:left="5040" w:hanging="360"/>
+      </w:pPr>
+      <w:rPr>
+        <w:rFonts w:ascii="Wingdings" w:hAnsi="Wingdings" w:hint="default"/>
+        <w:sz w:val="20"/>
+      </w:rPr>
+    </w:lvl>
+    <w:lvl w:ilvl="7" w:tentative="1">
+      <w:start w:val="1"/>
+      <w:numFmt w:val="bullet"/>
+      <w:lvlText w:val=""/>
+      <w:lvlJc w:val="left"/>
+      <w:pPr>
+        <w:tabs>
+          <w:tab w:val="num" w:pos="5760"/>
+        </w:tabs>
+        <w:ind w:left="5760" w:hanging="360"/>
+      </w:pPr>
+      <w:rPr>
+        <w:rFonts w:ascii="Wingdings" w:hAnsi="Wingdings" w:hint="default"/>
+        <w:sz w:val="20"/>
+      </w:rPr>
+    </w:lvl>
+    <w:lvl w:ilvl="8" w:tentative="1">
+      <w:start w:val="1"/>
+      <w:numFmt w:val="bullet"/>
+      <w:lvlText w:val=""/>
+      <w:lvlJc w:val="left"/>
+      <w:pPr>
+        <w:tabs>
+          <w:tab w:val="num" w:pos="6480"/>
+        </w:tabs>
+        <w:ind w:left="6480" w:hanging="360"/>
+      </w:pPr>
+      <w:rPr>
+        <w:rFonts w:ascii="Wingdings" w:hAnsi="Wingdings" w:hint="default"/>
+        <w:sz w:val="20"/>
+      </w:rPr>
+    </w:lvl>
+  </w:abstractNum>
+  <w:abstractNum w:abstractNumId="22" w15:restartNumberingAfterBreak="0">
+    <w:nsid w:val="479137DF"/>
+    <w:multiLevelType w:val="multilevel"/>
+    <w:tmpl w:val="5F98E8E0"/>
+    <w:lvl w:ilvl="0">
+      <w:start w:val="1"/>
+      <w:numFmt w:val="bullet"/>
+      <w:lvlText w:val=""/>
+      <w:lvlJc w:val="left"/>
+      <w:pPr>
+        <w:tabs>
+          <w:tab w:val="num" w:pos="720"/>
+        </w:tabs>
+        <w:ind w:left="720" w:hanging="360"/>
+      </w:pPr>
+      <w:rPr>
+        <w:rFonts w:ascii="Symbol" w:hAnsi="Symbol" w:hint="default"/>
+        <w:sz w:val="20"/>
+      </w:rPr>
+    </w:lvl>
+    <w:lvl w:ilvl="1" w:tentative="1">
+      <w:start w:val="1"/>
+      <w:numFmt w:val="bullet"/>
+      <w:lvlText w:val="o"/>
+      <w:lvlJc w:val="left"/>
+      <w:pPr>
+        <w:tabs>
+          <w:tab w:val="num" w:pos="1440"/>
+        </w:tabs>
+        <w:ind w:left="1440" w:hanging="360"/>
+      </w:pPr>
+      <w:rPr>
+        <w:rFonts w:ascii="Courier New" w:hAnsi="Courier New" w:hint="default"/>
+        <w:sz w:val="20"/>
+      </w:rPr>
+    </w:lvl>
+    <w:lvl w:ilvl="2" w:tentative="1">
+      <w:start w:val="1"/>
+      <w:numFmt w:val="bullet"/>
+      <w:lvlText w:val=""/>
+      <w:lvlJc w:val="left"/>
+      <w:pPr>
+        <w:tabs>
+          <w:tab w:val="num" w:pos="2160"/>
+        </w:tabs>
+        <w:ind w:left="2160" w:hanging="360"/>
+      </w:pPr>
+      <w:rPr>
+        <w:rFonts w:ascii="Wingdings" w:hAnsi="Wingdings" w:hint="default"/>
+        <w:sz w:val="20"/>
+      </w:rPr>
+    </w:lvl>
+    <w:lvl w:ilvl="3" w:tentative="1">
+      <w:start w:val="1"/>
+      <w:numFmt w:val="bullet"/>
+      <w:lvlText w:val=""/>
+      <w:lvlJc w:val="left"/>
+      <w:pPr>
+        <w:tabs>
+          <w:tab w:val="num" w:pos="2880"/>
+        </w:tabs>
+        <w:ind w:left="2880" w:hanging="360"/>
+      </w:pPr>
+      <w:rPr>
+        <w:rFonts w:ascii="Wingdings" w:hAnsi="Wingdings" w:hint="default"/>
+        <w:sz w:val="20"/>
+      </w:rPr>
+    </w:lvl>
+    <w:lvl w:ilvl="4" w:tentative="1">
+      <w:start w:val="1"/>
+      <w:numFmt w:val="bullet"/>
+      <w:lvlText w:val=""/>
+      <w:lvlJc w:val="left"/>
+      <w:pPr>
+        <w:tabs>
+          <w:tab w:val="num" w:pos="3600"/>
+        </w:tabs>
+        <w:ind w:left="3600" w:hanging="360"/>
+      </w:pPr>
+      <w:rPr>
+        <w:rFonts w:ascii="Wingdings" w:hAnsi="Wingdings" w:hint="default"/>
+        <w:sz w:val="20"/>
+      </w:rPr>
+    </w:lvl>
+    <w:lvl w:ilvl="5" w:tentative="1">
+      <w:start w:val="1"/>
+      <w:numFmt w:val="bullet"/>
+      <w:lvlText w:val=""/>
+      <w:lvlJc w:val="left"/>
+      <w:pPr>
+        <w:tabs>
+          <w:tab w:val="num" w:pos="4320"/>
+        </w:tabs>
+        <w:ind w:left="4320" w:hanging="360"/>
+      </w:pPr>
+      <w:rPr>
+        <w:rFonts w:ascii="Wingdings" w:hAnsi="Wingdings" w:hint="default"/>
+        <w:sz w:val="20"/>
+      </w:rPr>
+    </w:lvl>
+    <w:lvl w:ilvl="6" w:tentative="1">
+      <w:start w:val="1"/>
+      <w:numFmt w:val="bullet"/>
+      <w:lvlText w:val=""/>
+      <w:lvlJc w:val="left"/>
+      <w:pPr>
+        <w:tabs>
+          <w:tab w:val="num" w:pos="5040"/>
+        </w:tabs>
+        <w:ind w:left="5040" w:hanging="360"/>
+      </w:pPr>
+      <w:rPr>
+        <w:rFonts w:ascii="Wingdings" w:hAnsi="Wingdings" w:hint="default"/>
+        <w:sz w:val="20"/>
+      </w:rPr>
+    </w:lvl>
+    <w:lvl w:ilvl="7" w:tentative="1">
+      <w:start w:val="1"/>
+      <w:numFmt w:val="bullet"/>
+      <w:lvlText w:val=""/>
+      <w:lvlJc w:val="left"/>
+      <w:pPr>
+        <w:tabs>
+          <w:tab w:val="num" w:pos="5760"/>
+        </w:tabs>
+        <w:ind w:left="5760" w:hanging="360"/>
+      </w:pPr>
+      <w:rPr>
+        <w:rFonts w:ascii="Wingdings" w:hAnsi="Wingdings" w:hint="default"/>
+        <w:sz w:val="20"/>
+      </w:rPr>
+    </w:lvl>
+    <w:lvl w:ilvl="8" w:tentative="1">
+      <w:start w:val="1"/>
+      <w:numFmt w:val="bullet"/>
+      <w:lvlText w:val=""/>
+      <w:lvlJc w:val="left"/>
+      <w:pPr>
+        <w:tabs>
+          <w:tab w:val="num" w:pos="6480"/>
+        </w:tabs>
+        <w:ind w:left="6480" w:hanging="360"/>
+      </w:pPr>
+      <w:rPr>
+        <w:rFonts w:ascii="Wingdings" w:hAnsi="Wingdings" w:hint="default"/>
+        <w:sz w:val="20"/>
+      </w:rPr>
+    </w:lvl>
+  </w:abstractNum>
+  <w:abstractNum w:abstractNumId="23" w15:restartNumberingAfterBreak="0">
     <w:nsid w:val="49D81686"/>
     <w:multiLevelType w:val="hybridMultilevel"/>
     <w:tmpl w:val="0916FF58"/>
@@ -20269,7 +23505,7 @@
       </w:rPr>
     </w:lvl>
   </w:abstractNum>
-  <w:abstractNum w:abstractNumId="19" w15:restartNumberingAfterBreak="0">
+  <w:abstractNum w:abstractNumId="24" w15:restartNumberingAfterBreak="0">
     <w:nsid w:val="4AF440F7"/>
     <w:multiLevelType w:val="hybridMultilevel"/>
     <w:tmpl w:val="0FD4A58E"/>
@@ -20355,7 +23591,156 @@
       </w:pPr>
     </w:lvl>
   </w:abstractNum>
-  <w:abstractNum w:abstractNumId="20" w15:restartNumberingAfterBreak="0">
+  <w:abstractNum w:abstractNumId="25" w15:restartNumberingAfterBreak="0">
+    <w:nsid w:val="4F065802"/>
+    <w:multiLevelType w:val="multilevel"/>
+    <w:tmpl w:val="3698E1CE"/>
+    <w:lvl w:ilvl="0">
+      <w:start w:val="1"/>
+      <w:numFmt w:val="bullet"/>
+      <w:lvlText w:val=""/>
+      <w:lvlJc w:val="left"/>
+      <w:pPr>
+        <w:tabs>
+          <w:tab w:val="num" w:pos="720"/>
+        </w:tabs>
+        <w:ind w:left="720" w:hanging="360"/>
+      </w:pPr>
+      <w:rPr>
+        <w:rFonts w:ascii="Symbol" w:hAnsi="Symbol" w:hint="default"/>
+        <w:sz w:val="20"/>
+      </w:rPr>
+    </w:lvl>
+    <w:lvl w:ilvl="1" w:tentative="1">
+      <w:start w:val="1"/>
+      <w:numFmt w:val="bullet"/>
+      <w:lvlText w:val="o"/>
+      <w:lvlJc w:val="left"/>
+      <w:pPr>
+        <w:tabs>
+          <w:tab w:val="num" w:pos="1440"/>
+        </w:tabs>
+        <w:ind w:left="1440" w:hanging="360"/>
+      </w:pPr>
+      <w:rPr>
+        <w:rFonts w:ascii="Courier New" w:hAnsi="Courier New" w:hint="default"/>
+        <w:sz w:val="20"/>
+      </w:rPr>
+    </w:lvl>
+    <w:lvl w:ilvl="2" w:tentative="1">
+      <w:start w:val="1"/>
+      <w:numFmt w:val="bullet"/>
+      <w:lvlText w:val=""/>
+      <w:lvlJc w:val="left"/>
+      <w:pPr>
+        <w:tabs>
+          <w:tab w:val="num" w:pos="2160"/>
+        </w:tabs>
+        <w:ind w:left="2160" w:hanging="360"/>
+      </w:pPr>
+      <w:rPr>
+        <w:rFonts w:ascii="Wingdings" w:hAnsi="Wingdings" w:hint="default"/>
+        <w:sz w:val="20"/>
+      </w:rPr>
+    </w:lvl>
+    <w:lvl w:ilvl="3" w:tentative="1">
+      <w:start w:val="1"/>
+      <w:numFmt w:val="bullet"/>
+      <w:lvlText w:val=""/>
+      <w:lvlJc w:val="left"/>
+      <w:pPr>
+        <w:tabs>
+          <w:tab w:val="num" w:pos="2880"/>
+        </w:tabs>
+        <w:ind w:left="2880" w:hanging="360"/>
+      </w:pPr>
+      <w:rPr>
+        <w:rFonts w:ascii="Wingdings" w:hAnsi="Wingdings" w:hint="default"/>
+        <w:sz w:val="20"/>
+      </w:rPr>
+    </w:lvl>
+    <w:lvl w:ilvl="4" w:tentative="1">
+      <w:start w:val="1"/>
+      <w:numFmt w:val="bullet"/>
+      <w:lvlText w:val=""/>
+      <w:lvlJc w:val="left"/>
+      <w:pPr>
+        <w:tabs>
+          <w:tab w:val="num" w:pos="3600"/>
+        </w:tabs>
+        <w:ind w:left="3600" w:hanging="360"/>
+      </w:pPr>
+      <w:rPr>
+        <w:rFonts w:ascii="Wingdings" w:hAnsi="Wingdings" w:hint="default"/>
+        <w:sz w:val="20"/>
+      </w:rPr>
+    </w:lvl>
+    <w:lvl w:ilvl="5" w:tentative="1">
+      <w:start w:val="1"/>
+      <w:numFmt w:val="bullet"/>
+      <w:lvlText w:val=""/>
+      <w:lvlJc w:val="left"/>
+      <w:pPr>
+        <w:tabs>
+          <w:tab w:val="num" w:pos="4320"/>
+        </w:tabs>
+        <w:ind w:left="4320" w:hanging="360"/>
+      </w:pPr>
+      <w:rPr>
+        <w:rFonts w:ascii="Wingdings" w:hAnsi="Wingdings" w:hint="default"/>
+        <w:sz w:val="20"/>
+      </w:rPr>
+    </w:lvl>
+    <w:lvl w:ilvl="6" w:tentative="1">
+      <w:start w:val="1"/>
+      <w:numFmt w:val="bullet"/>
+      <w:lvlText w:val=""/>
+      <w:lvlJc w:val="left"/>
+      <w:pPr>
+        <w:tabs>
+          <w:tab w:val="num" w:pos="5040"/>
+        </w:tabs>
+        <w:ind w:left="5040" w:hanging="360"/>
+      </w:pPr>
+      <w:rPr>
+        <w:rFonts w:ascii="Wingdings" w:hAnsi="Wingdings" w:hint="default"/>
+        <w:sz w:val="20"/>
+      </w:rPr>
+    </w:lvl>
+    <w:lvl w:ilvl="7" w:tentative="1">
+      <w:start w:val="1"/>
+      <w:numFmt w:val="bullet"/>
+      <w:lvlText w:val=""/>
+      <w:lvlJc w:val="left"/>
+      <w:pPr>
+        <w:tabs>
+          <w:tab w:val="num" w:pos="5760"/>
+        </w:tabs>
+        <w:ind w:left="5760" w:hanging="360"/>
+      </w:pPr>
+      <w:rPr>
+        <w:rFonts w:ascii="Wingdings" w:hAnsi="Wingdings" w:hint="default"/>
+        <w:sz w:val="20"/>
+      </w:rPr>
+    </w:lvl>
+    <w:lvl w:ilvl="8" w:tentative="1">
+      <w:start w:val="1"/>
+      <w:numFmt w:val="bullet"/>
+      <w:lvlText w:val=""/>
+      <w:lvlJc w:val="left"/>
+      <w:pPr>
+        <w:tabs>
+          <w:tab w:val="num" w:pos="6480"/>
+        </w:tabs>
+        <w:ind w:left="6480" w:hanging="360"/>
+      </w:pPr>
+      <w:rPr>
+        <w:rFonts w:ascii="Wingdings" w:hAnsi="Wingdings" w:hint="default"/>
+        <w:sz w:val="20"/>
+      </w:rPr>
+    </w:lvl>
+  </w:abstractNum>
+  <w:abstractNum w:abstractNumId="26" w15:restartNumberingAfterBreak="0">
     <w:nsid w:val="4F292F41"/>
     <w:multiLevelType w:val="hybridMultilevel"/>
     <w:tmpl w:val="07EC28A8"/>
@@ -20468,7 +23853,7 @@
       </w:rPr>
     </w:lvl>
   </w:abstractNum>
-  <w:abstractNum w:abstractNumId="21" w15:restartNumberingAfterBreak="0">
+  <w:abstractNum w:abstractNumId="27" w15:restartNumberingAfterBreak="0">
     <w:nsid w:val="50A8103A"/>
     <w:multiLevelType w:val="hybridMultilevel"/>
     <w:tmpl w:val="8BBAE1B2"/>
@@ -20581,7 +23966,7 @@
       </w:rPr>
     </w:lvl>
   </w:abstractNum>
-  <w:abstractNum w:abstractNumId="22" w15:restartNumberingAfterBreak="0">
+  <w:abstractNum w:abstractNumId="28" w15:restartNumberingAfterBreak="0">
     <w:nsid w:val="55264CB5"/>
     <w:multiLevelType w:val="hybridMultilevel"/>
     <w:tmpl w:val="FB7C4C9C"/>
@@ -20670,7 +24055,7 @@
       </w:pPr>
     </w:lvl>
   </w:abstractNum>
-  <w:abstractNum w:abstractNumId="23" w15:restartNumberingAfterBreak="0">
+  <w:abstractNum w:abstractNumId="29" w15:restartNumberingAfterBreak="0">
     <w:nsid w:val="55265942"/>
     <w:multiLevelType w:val="hybridMultilevel"/>
     <w:tmpl w:val="BF36FA40"/>
@@ -20759,7 +24144,7 @@
       </w:pPr>
     </w:lvl>
   </w:abstractNum>
-  <w:abstractNum w:abstractNumId="24" w15:restartNumberingAfterBreak="0">
+  <w:abstractNum w:abstractNumId="30" w15:restartNumberingAfterBreak="0">
     <w:nsid w:val="663B315F"/>
     <w:multiLevelType w:val="hybridMultilevel"/>
     <w:tmpl w:val="867A7B26"/>
@@ -20845,7 +24230,305 @@
       </w:pPr>
     </w:lvl>
   </w:abstractNum>
-  <w:abstractNum w:abstractNumId="25" w15:restartNumberingAfterBreak="0">
+  <w:abstractNum w:abstractNumId="31" w15:restartNumberingAfterBreak="0">
+    <w:nsid w:val="6AEC3A24"/>
+    <w:multiLevelType w:val="multilevel"/>
+    <w:tmpl w:val="6B46DD1C"/>
+    <w:lvl w:ilvl="0">
+      <w:start w:val="1"/>
+      <w:numFmt w:val="bullet"/>
+      <w:lvlText w:val=""/>
+      <w:lvlJc w:val="left"/>
+      <w:pPr>
+        <w:tabs>
+          <w:tab w:val="num" w:pos="720"/>
+        </w:tabs>
+        <w:ind w:left="720" w:hanging="360"/>
+      </w:pPr>
+      <w:rPr>
+        <w:rFonts w:ascii="Symbol" w:hAnsi="Symbol" w:hint="default"/>
+        <w:sz w:val="20"/>
+      </w:rPr>
+    </w:lvl>
+    <w:lvl w:ilvl="1" w:tentative="1">
+      <w:start w:val="1"/>
+      <w:numFmt w:val="bullet"/>
+      <w:lvlText w:val="o"/>
+      <w:lvlJc w:val="left"/>
+      <w:pPr>
+        <w:tabs>
+          <w:tab w:val="num" w:pos="1440"/>
+        </w:tabs>
+        <w:ind w:left="1440" w:hanging="360"/>
+      </w:pPr>
+      <w:rPr>
+        <w:rFonts w:ascii="Courier New" w:hAnsi="Courier New" w:hint="default"/>
+        <w:sz w:val="20"/>
+      </w:rPr>
+    </w:lvl>
+    <w:lvl w:ilvl="2" w:tentative="1">
+      <w:start w:val="1"/>
+      <w:numFmt w:val="bullet"/>
+      <w:lvlText w:val=""/>
+      <w:lvlJc w:val="left"/>
+      <w:pPr>
+        <w:tabs>
+          <w:tab w:val="num" w:pos="2160"/>
+        </w:tabs>
+        <w:ind w:left="2160" w:hanging="360"/>
+      </w:pPr>
+      <w:rPr>
+        <w:rFonts w:ascii="Wingdings" w:hAnsi="Wingdings" w:hint="default"/>
+        <w:sz w:val="20"/>
+      </w:rPr>
+    </w:lvl>
+    <w:lvl w:ilvl="3" w:tentative="1">
+      <w:start w:val="1"/>
+      <w:numFmt w:val="bullet"/>
+      <w:lvlText w:val=""/>
+      <w:lvlJc w:val="left"/>
+      <w:pPr>
+        <w:tabs>
+          <w:tab w:val="num" w:pos="2880"/>
+        </w:tabs>
+        <w:ind w:left="2880" w:hanging="360"/>
+      </w:pPr>
+      <w:rPr>
+        <w:rFonts w:ascii="Wingdings" w:hAnsi="Wingdings" w:hint="default"/>
+        <w:sz w:val="20"/>
+      </w:rPr>
+    </w:lvl>
+    <w:lvl w:ilvl="4" w:tentative="1">
+      <w:start w:val="1"/>
+      <w:numFmt w:val="bullet"/>
+      <w:lvlText w:val=""/>
+      <w:lvlJc w:val="left"/>
+      <w:pPr>
+        <w:tabs>
+          <w:tab w:val="num" w:pos="3600"/>
+        </w:tabs>
+        <w:ind w:left="3600" w:hanging="360"/>
+      </w:pPr>
+      <w:rPr>
+        <w:rFonts w:ascii="Wingdings" w:hAnsi="Wingdings" w:hint="default"/>
+        <w:sz w:val="20"/>
+      </w:rPr>
+    </w:lvl>
+    <w:lvl w:ilvl="5" w:tentative="1">
+      <w:start w:val="1"/>
+      <w:numFmt w:val="bullet"/>
+      <w:lvlText w:val=""/>
+      <w:lvlJc w:val="left"/>
+      <w:pPr>
+        <w:tabs>
+          <w:tab w:val="num" w:pos="4320"/>
+        </w:tabs>
+        <w:ind w:left="4320" w:hanging="360"/>
+      </w:pPr>
+      <w:rPr>
+        <w:rFonts w:ascii="Wingdings" w:hAnsi="Wingdings" w:hint="default"/>
+        <w:sz w:val="20"/>
+      </w:rPr>
+    </w:lvl>
+    <w:lvl w:ilvl="6" w:tentative="1">
+      <w:start w:val="1"/>
+      <w:numFmt w:val="bullet"/>
+      <w:lvlText w:val=""/>
+      <w:lvlJc w:val="left"/>
+      <w:pPr>
+        <w:tabs>
+          <w:tab w:val="num" w:pos="5040"/>
+        </w:tabs>
+        <w:ind w:left="5040" w:hanging="360"/>
+      </w:pPr>
+      <w:rPr>
+        <w:rFonts w:ascii="Wingdings" w:hAnsi="Wingdings" w:hint="default"/>
+        <w:sz w:val="20"/>
+      </w:rPr>
+    </w:lvl>
+    <w:lvl w:ilvl="7" w:tentative="1">
+      <w:start w:val="1"/>
+      <w:numFmt w:val="bullet"/>
+      <w:lvlText w:val=""/>
+      <w:lvlJc w:val="left"/>
+      <w:pPr>
+        <w:tabs>
+          <w:tab w:val="num" w:pos="5760"/>
+        </w:tabs>
+        <w:ind w:left="5760" w:hanging="360"/>
+      </w:pPr>
+      <w:rPr>
+        <w:rFonts w:ascii="Wingdings" w:hAnsi="Wingdings" w:hint="default"/>
+        <w:sz w:val="20"/>
+      </w:rPr>
+    </w:lvl>
+    <w:lvl w:ilvl="8" w:tentative="1">
+      <w:start w:val="1"/>
+      <w:numFmt w:val="bullet"/>
+      <w:lvlText w:val=""/>
+      <w:lvlJc w:val="left"/>
+      <w:pPr>
+        <w:tabs>
+          <w:tab w:val="num" w:pos="6480"/>
+        </w:tabs>
+        <w:ind w:left="6480" w:hanging="360"/>
+      </w:pPr>
+      <w:rPr>
+        <w:rFonts w:ascii="Wingdings" w:hAnsi="Wingdings" w:hint="default"/>
+        <w:sz w:val="20"/>
+      </w:rPr>
+    </w:lvl>
+  </w:abstractNum>
+  <w:abstractNum w:abstractNumId="32" w15:restartNumberingAfterBreak="0">
+    <w:nsid w:val="6BC712A7"/>
+    <w:multiLevelType w:val="multilevel"/>
+    <w:tmpl w:val="A1F026BC"/>
+    <w:lvl w:ilvl="0">
+      <w:start w:val="1"/>
+      <w:numFmt w:val="bullet"/>
+      <w:lvlText w:val=""/>
+      <w:lvlJc w:val="left"/>
+      <w:pPr>
+        <w:tabs>
+          <w:tab w:val="num" w:pos="720"/>
+        </w:tabs>
+        <w:ind w:left="720" w:hanging="360"/>
+      </w:pPr>
+      <w:rPr>
+        <w:rFonts w:ascii="Symbol" w:hAnsi="Symbol" w:hint="default"/>
+        <w:sz w:val="20"/>
+      </w:rPr>
+    </w:lvl>
+    <w:lvl w:ilvl="1" w:tentative="1">
+      <w:start w:val="1"/>
+      <w:numFmt w:val="bullet"/>
+      <w:lvlText w:val="o"/>
+      <w:lvlJc w:val="left"/>
+      <w:pPr>
+        <w:tabs>
+          <w:tab w:val="num" w:pos="1440"/>
+        </w:tabs>
+        <w:ind w:left="1440" w:hanging="360"/>
+      </w:pPr>
+      <w:rPr>
+        <w:rFonts w:ascii="Courier New" w:hAnsi="Courier New" w:hint="default"/>
+        <w:sz w:val="20"/>
+      </w:rPr>
+    </w:lvl>
+    <w:lvl w:ilvl="2" w:tentative="1">
+      <w:start w:val="1"/>
+      <w:numFmt w:val="bullet"/>
+      <w:lvlText w:val=""/>
+      <w:lvlJc w:val="left"/>
+      <w:pPr>
+        <w:tabs>
+          <w:tab w:val="num" w:pos="2160"/>
+        </w:tabs>
+        <w:ind w:left="2160" w:hanging="360"/>
+      </w:pPr>
+      <w:rPr>
+        <w:rFonts w:ascii="Wingdings" w:hAnsi="Wingdings" w:hint="default"/>
+        <w:sz w:val="20"/>
+      </w:rPr>
+    </w:lvl>
+    <w:lvl w:ilvl="3" w:tentative="1">
+      <w:start w:val="1"/>
+      <w:numFmt w:val="bullet"/>
+      <w:lvlText w:val=""/>
+      <w:lvlJc w:val="left"/>
+      <w:pPr>
+        <w:tabs>
+          <w:tab w:val="num" w:pos="2880"/>
+        </w:tabs>
+        <w:ind w:left="2880" w:hanging="360"/>
+      </w:pPr>
+      <w:rPr>
+        <w:rFonts w:ascii="Wingdings" w:hAnsi="Wingdings" w:hint="default"/>
+        <w:sz w:val="20"/>
+      </w:rPr>
+    </w:lvl>
+    <w:lvl w:ilvl="4" w:tentative="1">
+      <w:start w:val="1"/>
+      <w:numFmt w:val="bullet"/>
+      <w:lvlText w:val=""/>
+      <w:lvlJc w:val="left"/>
+      <w:pPr>
+        <w:tabs>
+          <w:tab w:val="num" w:pos="3600"/>
+        </w:tabs>
+        <w:ind w:left="3600" w:hanging="360"/>
+      </w:pPr>
+      <w:rPr>
+        <w:rFonts w:ascii="Wingdings" w:hAnsi="Wingdings" w:hint="default"/>
+        <w:sz w:val="20"/>
+      </w:rPr>
+    </w:lvl>
+    <w:lvl w:ilvl="5" w:tentative="1">
+      <w:start w:val="1"/>
+      <w:numFmt w:val="bullet"/>
+      <w:lvlText w:val=""/>
+      <w:lvlJc w:val="left"/>
+      <w:pPr>
+        <w:tabs>
+          <w:tab w:val="num" w:pos="4320"/>
+        </w:tabs>
+        <w:ind w:left="4320" w:hanging="360"/>
+      </w:pPr>
+      <w:rPr>
+        <w:rFonts w:ascii="Wingdings" w:hAnsi="Wingdings" w:hint="default"/>
+        <w:sz w:val="20"/>
+      </w:rPr>
+    </w:lvl>
+    <w:lvl w:ilvl="6" w:tentative="1">
+      <w:start w:val="1"/>
+      <w:numFmt w:val="bullet"/>
+      <w:lvlText w:val=""/>
+      <w:lvlJc w:val="left"/>
+      <w:pPr>
+        <w:tabs>
+          <w:tab w:val="num" w:pos="5040"/>
+        </w:tabs>
+        <w:ind w:left="5040" w:hanging="360"/>
+      </w:pPr>
+      <w:rPr>
+        <w:rFonts w:ascii="Wingdings" w:hAnsi="Wingdings" w:hint="default"/>
+        <w:sz w:val="20"/>
+      </w:rPr>
+    </w:lvl>
+    <w:lvl w:ilvl="7" w:tentative="1">
+      <w:start w:val="1"/>
+      <w:numFmt w:val="bullet"/>
+      <w:lvlText w:val=""/>
+      <w:lvlJc w:val="left"/>
+      <w:pPr>
+        <w:tabs>
+          <w:tab w:val="num" w:pos="5760"/>
+        </w:tabs>
+        <w:ind w:left="5760" w:hanging="360"/>
+      </w:pPr>
+      <w:rPr>
+        <w:rFonts w:ascii="Wingdings" w:hAnsi="Wingdings" w:hint="default"/>
+        <w:sz w:val="20"/>
+      </w:rPr>
+    </w:lvl>
+    <w:lvl w:ilvl="8" w:tentative="1">
+      <w:start w:val="1"/>
+      <w:numFmt w:val="bullet"/>
+      <w:lvlText w:val=""/>
+      <w:lvlJc w:val="left"/>
+      <w:pPr>
+        <w:tabs>
+          <w:tab w:val="num" w:pos="6480"/>
+        </w:tabs>
+        <w:ind w:left="6480" w:hanging="360"/>
+      </w:pPr>
+      <w:rPr>
+        <w:rFonts w:ascii="Wingdings" w:hAnsi="Wingdings" w:hint="default"/>
+        <w:sz w:val="20"/>
+      </w:rPr>
+    </w:lvl>
+  </w:abstractNum>
+  <w:abstractNum w:abstractNumId="33" w15:restartNumberingAfterBreak="0">
     <w:nsid w:val="6D2C0F9E"/>
     <w:multiLevelType w:val="hybridMultilevel"/>
     <w:tmpl w:val="A72602B6"/>
@@ -20958,7 +24641,7 @@
       </w:rPr>
     </w:lvl>
   </w:abstractNum>
-  <w:abstractNum w:abstractNumId="26" w15:restartNumberingAfterBreak="0">
+  <w:abstractNum w:abstractNumId="34" w15:restartNumberingAfterBreak="0">
     <w:nsid w:val="6EBD0C71"/>
     <w:multiLevelType w:val="hybridMultilevel"/>
     <w:tmpl w:val="110C67EC"/>
@@ -21071,7 +24754,7 @@
       </w:rPr>
     </w:lvl>
   </w:abstractNum>
-  <w:abstractNum w:abstractNumId="27" w15:restartNumberingAfterBreak="0">
+  <w:abstractNum w:abstractNumId="35" w15:restartNumberingAfterBreak="0">
     <w:nsid w:val="6FB261F6"/>
     <w:multiLevelType w:val="hybridMultilevel"/>
     <w:tmpl w:val="5F36002E"/>
@@ -21160,7 +24843,156 @@
       </w:pPr>
     </w:lvl>
   </w:abstractNum>
-  <w:abstractNum w:abstractNumId="28" w15:restartNumberingAfterBreak="0">
+  <w:abstractNum w:abstractNumId="36" w15:restartNumberingAfterBreak="0">
+    <w:nsid w:val="77A3702A"/>
+    <w:multiLevelType w:val="multilevel"/>
+    <w:tmpl w:val="7FCC3064"/>
+    <w:lvl w:ilvl="0">
+      <w:start w:val="1"/>
+      <w:numFmt w:val="bullet"/>
+      <w:lvlText w:val=""/>
+      <w:lvlJc w:val="left"/>
+      <w:pPr>
+        <w:tabs>
+          <w:tab w:val="num" w:pos="720"/>
+        </w:tabs>
+        <w:ind w:left="720" w:hanging="360"/>
+      </w:pPr>
+      <w:rPr>
+        <w:rFonts w:ascii="Symbol" w:hAnsi="Symbol" w:hint="default"/>
+        <w:sz w:val="20"/>
+      </w:rPr>
+    </w:lvl>
+    <w:lvl w:ilvl="1" w:tentative="1">
+      <w:start w:val="1"/>
+      <w:numFmt w:val="bullet"/>
+      <w:lvlText w:val="o"/>
+      <w:lvlJc w:val="left"/>
+      <w:pPr>
+        <w:tabs>
+          <w:tab w:val="num" w:pos="1440"/>
+        </w:tabs>
+        <w:ind w:left="1440" w:hanging="360"/>
+      </w:pPr>
+      <w:rPr>
+        <w:rFonts w:ascii="Courier New" w:hAnsi="Courier New" w:hint="default"/>
+        <w:sz w:val="20"/>
+      </w:rPr>
+    </w:lvl>
+    <w:lvl w:ilvl="2" w:tentative="1">
+      <w:start w:val="1"/>
+      <w:numFmt w:val="bullet"/>
+      <w:lvlText w:val=""/>
+      <w:lvlJc w:val="left"/>
+      <w:pPr>
+        <w:tabs>
+          <w:tab w:val="num" w:pos="2160"/>
+        </w:tabs>
+        <w:ind w:left="2160" w:hanging="360"/>
+      </w:pPr>
+      <w:rPr>
+        <w:rFonts w:ascii="Wingdings" w:hAnsi="Wingdings" w:hint="default"/>
+        <w:sz w:val="20"/>
+      </w:rPr>
+    </w:lvl>
+    <w:lvl w:ilvl="3" w:tentative="1">
+      <w:start w:val="1"/>
+      <w:numFmt w:val="bullet"/>
+      <w:lvlText w:val=""/>
+      <w:lvlJc w:val="left"/>
+      <w:pPr>
+        <w:tabs>
+          <w:tab w:val="num" w:pos="2880"/>
+        </w:tabs>
+        <w:ind w:left="2880" w:hanging="360"/>
+      </w:pPr>
+      <w:rPr>
+        <w:rFonts w:ascii="Wingdings" w:hAnsi="Wingdings" w:hint="default"/>
+        <w:sz w:val="20"/>
+      </w:rPr>
+    </w:lvl>
+    <w:lvl w:ilvl="4" w:tentative="1">
+      <w:start w:val="1"/>
+      <w:numFmt w:val="bullet"/>
+      <w:lvlText w:val=""/>
+      <w:lvlJc w:val="left"/>
+      <w:pPr>
+        <w:tabs>
+          <w:tab w:val="num" w:pos="3600"/>
+        </w:tabs>
+        <w:ind w:left="3600" w:hanging="360"/>
+      </w:pPr>
+      <w:rPr>
+        <w:rFonts w:ascii="Wingdings" w:hAnsi="Wingdings" w:hint="default"/>
+        <w:sz w:val="20"/>
+      </w:rPr>
+    </w:lvl>
+    <w:lvl w:ilvl="5" w:tentative="1">
+      <w:start w:val="1"/>
+      <w:numFmt w:val="bullet"/>
+      <w:lvlText w:val=""/>
+      <w:lvlJc w:val="left"/>
+      <w:pPr>
+        <w:tabs>
+          <w:tab w:val="num" w:pos="4320"/>
+        </w:tabs>
+        <w:ind w:left="4320" w:hanging="360"/>
+      </w:pPr>
+      <w:rPr>
+        <w:rFonts w:ascii="Wingdings" w:hAnsi="Wingdings" w:hint="default"/>
+        <w:sz w:val="20"/>
+      </w:rPr>
+    </w:lvl>
+    <w:lvl w:ilvl="6" w:tentative="1">
+      <w:start w:val="1"/>
+      <w:numFmt w:val="bullet"/>
+      <w:lvlText w:val=""/>
+      <w:lvlJc w:val="left"/>
+      <w:pPr>
+        <w:tabs>
+          <w:tab w:val="num" w:pos="5040"/>
+        </w:tabs>
+        <w:ind w:left="5040" w:hanging="360"/>
+      </w:pPr>
+      <w:rPr>
+        <w:rFonts w:ascii="Wingdings" w:hAnsi="Wingdings" w:hint="default"/>
+        <w:sz w:val="20"/>
+      </w:rPr>
+    </w:lvl>
+    <w:lvl w:ilvl="7" w:tentative="1">
+      <w:start w:val="1"/>
+      <w:numFmt w:val="bullet"/>
+      <w:lvlText w:val=""/>
+      <w:lvlJc w:val="left"/>
+      <w:pPr>
+        <w:tabs>
+          <w:tab w:val="num" w:pos="5760"/>
+        </w:tabs>
+        <w:ind w:left="5760" w:hanging="360"/>
+      </w:pPr>
+      <w:rPr>
+        <w:rFonts w:ascii="Wingdings" w:hAnsi="Wingdings" w:hint="default"/>
+        <w:sz w:val="20"/>
+      </w:rPr>
+    </w:lvl>
+    <w:lvl w:ilvl="8" w:tentative="1">
+      <w:start w:val="1"/>
+      <w:numFmt w:val="bullet"/>
+      <w:lvlText w:val=""/>
+      <w:lvlJc w:val="left"/>
+      <w:pPr>
+        <w:tabs>
+          <w:tab w:val="num" w:pos="6480"/>
+        </w:tabs>
+        <w:ind w:left="6480" w:hanging="360"/>
+      </w:pPr>
+      <w:rPr>
+        <w:rFonts w:ascii="Wingdings" w:hAnsi="Wingdings" w:hint="default"/>
+        <w:sz w:val="20"/>
+      </w:rPr>
+    </w:lvl>
+  </w:abstractNum>
+  <w:abstractNum w:abstractNumId="37" w15:restartNumberingAfterBreak="0">
     <w:nsid w:val="7E8174BC"/>
     <w:multiLevelType w:val="hybridMultilevel"/>
     <w:tmpl w:val="695A2322"/>
@@ -21273,7 +25105,7 @@
       </w:rPr>
     </w:lvl>
   </w:abstractNum>
-  <w:abstractNum w:abstractNumId="29" w15:restartNumberingAfterBreak="0">
+  <w:abstractNum w:abstractNumId="38" w15:restartNumberingAfterBreak="0">
     <w:nsid w:val="7E9D2E85"/>
     <w:multiLevelType w:val="hybridMultilevel"/>
     <w:tmpl w:val="FEEE8D96"/>
@@ -21390,34 +25222,34 @@
     <w:abstractNumId w:val="0"/>
   </w:num>
   <w:num w:numId="2" w16cid:durableId="1777671486">
-    <w:abstractNumId w:val="16"/>
+    <w:abstractNumId w:val="19"/>
   </w:num>
   <w:num w:numId="3" w16cid:durableId="1679383638">
     <w:abstractNumId w:val="4"/>
   </w:num>
   <w:num w:numId="4" w16cid:durableId="1537278471">
-    <w:abstractNumId w:val="26"/>
+    <w:abstractNumId w:val="34"/>
   </w:num>
   <w:num w:numId="5" w16cid:durableId="1040083574">
     <w:abstractNumId w:val="3"/>
   </w:num>
   <w:num w:numId="6" w16cid:durableId="984503228">
-    <w:abstractNumId w:val="7"/>
+    <w:abstractNumId w:val="9"/>
   </w:num>
   <w:num w:numId="7" w16cid:durableId="1480223479">
-    <w:abstractNumId w:val="18"/>
+    <w:abstractNumId w:val="23"/>
   </w:num>
   <w:num w:numId="8" w16cid:durableId="1065300030">
-    <w:abstractNumId w:val="8"/>
+    <w:abstractNumId w:val="10"/>
   </w:num>
   <w:num w:numId="9" w16cid:durableId="2014919378">
     <w:abstractNumId w:val="5"/>
   </w:num>
   <w:num w:numId="10" w16cid:durableId="2068457669">
-    <w:abstractNumId w:val="28"/>
+    <w:abstractNumId w:val="37"/>
   </w:num>
   <w:num w:numId="11" w16cid:durableId="227037853">
-    <w:abstractNumId w:val="15"/>
+    <w:abstractNumId w:val="18"/>
   </w:num>
   <w:num w:numId="12" w16cid:durableId="2086805464">
     <w:abstractNumId w:val="4"/>
@@ -21429,61 +25261,88 @@
     <w:abstractNumId w:val="4"/>
   </w:num>
   <w:num w:numId="15" w16cid:durableId="1713730098">
-    <w:abstractNumId w:val="29"/>
+    <w:abstractNumId w:val="38"/>
   </w:num>
   <w:num w:numId="16" w16cid:durableId="205921050">
-    <w:abstractNumId w:val="12"/>
+    <w:abstractNumId w:val="14"/>
   </w:num>
   <w:num w:numId="17" w16cid:durableId="1665085252">
     <w:abstractNumId w:val="6"/>
   </w:num>
   <w:num w:numId="18" w16cid:durableId="2043556922">
-    <w:abstractNumId w:val="22"/>
+    <w:abstractNumId w:val="28"/>
   </w:num>
   <w:num w:numId="19" w16cid:durableId="148979756">
-    <w:abstractNumId w:val="10"/>
+    <w:abstractNumId w:val="12"/>
   </w:num>
   <w:num w:numId="20" w16cid:durableId="290333185">
-    <w:abstractNumId w:val="14"/>
+    <w:abstractNumId w:val="16"/>
   </w:num>
   <w:num w:numId="21" w16cid:durableId="56393277">
-    <w:abstractNumId w:val="21"/>
+    <w:abstractNumId w:val="27"/>
   </w:num>
   <w:num w:numId="22" w16cid:durableId="1840345384">
-    <w:abstractNumId w:val="23"/>
+    <w:abstractNumId w:val="29"/>
   </w:num>
   <w:num w:numId="23" w16cid:durableId="1849372465">
-    <w:abstractNumId w:val="27"/>
+    <w:abstractNumId w:val="35"/>
   </w:num>
   <w:num w:numId="24" w16cid:durableId="1619943849">
-    <w:abstractNumId w:val="9"/>
+    <w:abstractNumId w:val="11"/>
   </w:num>
   <w:num w:numId="25" w16cid:durableId="344211521">
-    <w:abstractNumId w:val="25"/>
+    <w:abstractNumId w:val="33"/>
   </w:num>
   <w:num w:numId="26" w16cid:durableId="769158245">
-    <w:abstractNumId w:val="11"/>
+    <w:abstractNumId w:val="13"/>
   </w:num>
   <w:num w:numId="27" w16cid:durableId="398291570">
     <w:abstractNumId w:val="1"/>
   </w:num>
   <w:num w:numId="28" w16cid:durableId="1102411728">
-    <w:abstractNumId w:val="17"/>
+    <w:abstractNumId w:val="20"/>
   </w:num>
   <w:num w:numId="29" w16cid:durableId="1084885498">
-    <w:abstractNumId w:val="24"/>
+    <w:abstractNumId w:val="30"/>
   </w:num>
   <w:num w:numId="30" w16cid:durableId="535822475">
     <w:abstractNumId w:val="2"/>
   </w:num>
   <w:num w:numId="31" w16cid:durableId="1479885352">
-    <w:abstractNumId w:val="19"/>
+    <w:abstractNumId w:val="24"/>
   </w:num>
   <w:num w:numId="32" w16cid:durableId="503937794">
-    <w:abstractNumId w:val="20"/>
+    <w:abstractNumId w:val="26"/>
   </w:num>
   <w:num w:numId="33" w16cid:durableId="1070739376">
-    <w:abstractNumId w:val="13"/>
+    <w:abstractNumId w:val="15"/>
+  </w:num>
+  <w:num w:numId="34" w16cid:durableId="964000315">
+    <w:abstractNumId w:val="8"/>
+  </w:num>
+  <w:num w:numId="35" w16cid:durableId="602423984">
+    <w:abstractNumId w:val="25"/>
+  </w:num>
+  <w:num w:numId="36" w16cid:durableId="393478365">
+    <w:abstractNumId w:val="31"/>
+  </w:num>
+  <w:num w:numId="37" w16cid:durableId="1557816130">
+    <w:abstractNumId w:val="21"/>
+  </w:num>
+  <w:num w:numId="38" w16cid:durableId="870648507">
+    <w:abstractNumId w:val="32"/>
+  </w:num>
+  <w:num w:numId="39" w16cid:durableId="1500123730">
+    <w:abstractNumId w:val="17"/>
+  </w:num>
+  <w:num w:numId="40" w16cid:durableId="1771006609">
+    <w:abstractNumId w:val="36"/>
+  </w:num>
+  <w:num w:numId="41" w16cid:durableId="1330674047">
+    <w:abstractNumId w:val="7"/>
+  </w:num>
+  <w:num w:numId="42" w16cid:durableId="742994354">
+    <w:abstractNumId w:val="22"/>
   </w:num>
   <w:numIdMacAtCleanup w:val="11"/>
 </w:numbering>
@@ -23171,19 +27030,6 @@
 </file>
 
 <file path=customXml/item2.xml><?xml version="1.0" encoding="utf-8"?>
-<b:Sources xmlns:b="http://schemas.openxmlformats.org/officeDocument/2006/bibliography" xmlns="http://schemas.openxmlformats.org/officeDocument/2006/bibliography" SelectedStyle="\APASixthEditionOfficeOnline.xsl" StyleName="APA" Version="6"/>
-</file>
-
-<file path=customXml/item3.xml><?xml version="1.0" encoding="utf-8"?>
-<?mso-contentType ?>
-<FormTemplates xmlns="http://schemas.microsoft.com/sharepoint/v3/contenttype/forms">
-  <Display>DocumentLibraryForm</Display>
-  <Edit>DocumentLibraryForm</Edit>
-  <New>DocumentLibraryForm</New>
-</FormTemplates>
-</file>
-
-<file path=customXml/item4.xml><?xml version="1.0" encoding="utf-8"?>
 <ct:contentTypeSchema xmlns:ct="http://schemas.microsoft.com/office/2006/metadata/contentType" xmlns:ma="http://schemas.microsoft.com/office/2006/metadata/properties/metaAttributes" ct:_="" ma:_="" ma:contentTypeName="Document" ma:contentTypeID="0x0101000959EF75487AA1449D8FD9DF7BD65DA7" ma:contentTypeVersion="5" ma:contentTypeDescription="Create a new document." ma:contentTypeScope="" ma:versionID="b323858b6e0b6b6b3d8c34076a133406">
   <xsd:schema xmlns:xsd="http://www.w3.org/2001/XMLSchema" xmlns:xs="http://www.w3.org/2001/XMLSchema" xmlns:p="http://schemas.microsoft.com/office/2006/metadata/properties" xmlns:ns3="13005ccf-fbd1-4a0f-ac20-f00f141b1da7" targetNamespace="http://schemas.microsoft.com/office/2006/metadata/properties" ma:root="true" ma:fieldsID="baeedc5ccc8e9d6aa6a605ab20301749" ns3:_="">
     <xsd:import namespace="13005ccf-fbd1-4a0f-ac20-f00f141b1da7"/>
@@ -23333,6 +27179,19 @@
 </ct:contentTypeSchema>
 </file>
 
+<file path=customXml/item3.xml><?xml version="1.0" encoding="utf-8"?>
+<b:Sources xmlns:b="http://schemas.openxmlformats.org/officeDocument/2006/bibliography" xmlns="http://schemas.openxmlformats.org/officeDocument/2006/bibliography" SelectedStyle="\APASixthEditionOfficeOnline.xsl" StyleName="APA" Version="6"/>
+</file>
+
+<file path=customXml/item4.xml><?xml version="1.0" encoding="utf-8"?>
+<?mso-contentType ?>
+<FormTemplates xmlns="http://schemas.microsoft.com/sharepoint/v3/contenttype/forms">
+  <Display>DocumentLibraryForm</Display>
+  <Edit>DocumentLibraryForm</Edit>
+  <New>DocumentLibraryForm</New>
+</FormTemplates>
+</file>
+
 <file path=customXml/itemProps1.xml><?xml version="1.0" encoding="utf-8"?>
 <ds:datastoreItem xmlns:ds="http://schemas.openxmlformats.org/officeDocument/2006/customXml" ds:itemID="{3BFEEA32-C7D9-45DF-9DE6-9F7FAF99617E}">
   <ds:schemaRefs>
@@ -23344,22 +27203,6 @@
 </file>
 
 <file path=customXml/itemProps2.xml><?xml version="1.0" encoding="utf-8"?>
-<ds:datastoreItem xmlns:ds="http://schemas.openxmlformats.org/officeDocument/2006/customXml" ds:itemID="{79FAE151-758C-448F-8A86-5C297C841238}">
-  <ds:schemaRefs>
-    <ds:schemaRef ds:uri="http://schemas.openxmlformats.org/officeDocument/2006/bibliography"/>
-  </ds:schemaRefs>
-</ds:datastoreItem>
-</file>
-
-<file path=customXml/itemProps3.xml><?xml version="1.0" encoding="utf-8"?>
-<ds:datastoreItem xmlns:ds="http://schemas.openxmlformats.org/officeDocument/2006/customXml" ds:itemID="{992DCAD9-F077-41EC-85AB-06A87F526601}">
-  <ds:schemaRefs>
-    <ds:schemaRef ds:uri="http://schemas.microsoft.com/sharepoint/v3/contenttype/forms"/>
-  </ds:schemaRefs>
-</ds:datastoreItem>
-</file>
-
-<file path=customXml/itemProps4.xml><?xml version="1.0" encoding="utf-8"?>
 <ds:datastoreItem xmlns:ds="http://schemas.openxmlformats.org/officeDocument/2006/customXml" ds:itemID="{02BA5075-C420-4852-8103-31990A51C34D}">
   <ds:schemaRefs>
     <ds:schemaRef ds:uri="http://schemas.microsoft.com/office/2006/metadata/contentType"/>
@@ -23375,4 +27218,20 @@
     <ds:schemaRef ds:uri="http://schemas.microsoft.com/internal/obd"/>
   </ds:schemaRefs>
 </ds:datastoreItem>
+</file>
+
+<file path=customXml/itemProps3.xml><?xml version="1.0" encoding="utf-8"?>
+<ds:datastoreItem xmlns:ds="http://schemas.openxmlformats.org/officeDocument/2006/customXml" ds:itemID="{79FAE151-758C-448F-8A86-5C297C841238}">
+  <ds:schemaRefs>
+    <ds:schemaRef ds:uri="http://schemas.openxmlformats.org/officeDocument/2006/bibliography"/>
+  </ds:schemaRefs>
+</ds:datastoreItem>
+</file>
+
+<file path=customXml/itemProps4.xml><?xml version="1.0" encoding="utf-8"?>
+<ds:datastoreItem xmlns:ds="http://schemas.openxmlformats.org/officeDocument/2006/customXml" ds:itemID="{992DCAD9-F077-41EC-85AB-06A87F526601}">
+  <ds:schemaRefs>
+    <ds:schemaRef ds:uri="http://schemas.microsoft.com/sharepoint/v3/contenttype/forms"/>
+  </ds:schemaRefs>
+</ds:datastoreItem>
 </file>
--- a/docs/report.docx
+++ b/docs/report.docx
@@ -570,7 +570,7 @@
           <w:sz w:val="24"/>
           <w:szCs w:val="24"/>
         </w:rPr>
-        <w:t xml:space="preserve">no longer </w:t>
+        <w:t>is no</w:t>
       </w:r>
       <w:r>
         <w:rPr>
@@ -578,7 +578,15 @@
           <w:sz w:val="24"/>
           <w:szCs w:val="24"/>
         </w:rPr>
-        <w:t xml:space="preserve">feasible in real-time IIoT applications. This </w:t>
+        <w:t xml:space="preserve"> longer </w:t>
+      </w:r>
+      <w:r>
+        <w:rPr>
+          <w:rFonts w:asciiTheme="majorBidi" w:hAnsiTheme="majorBidi" w:cstheme="majorBidi"/>
+          <w:sz w:val="24"/>
+          <w:szCs w:val="24"/>
+        </w:rPr>
+        <w:t xml:space="preserve">feasible in IIoT applications. This </w:t>
       </w:r>
       <w:r>
         <w:rPr>
@@ -2422,7 +2430,15 @@
         <w:pStyle w:val="ThesisBody"/>
       </w:pPr>
       <w:r>
-        <w:t>The Industrial Internet of Things' (IIoT) rapid growth has revealed significant weaknesses in the frameworks now in use for anomaly detection. One of the main challenges is their strong reliance on large quantities of labeled data. Zhang et al. (2020) emphasized that labeling industrial anomalies is both expensive and impractical due to their rarity and contextual variability. Similarly, Pang et al. (2021) argued that the dependence on labeled data severely limits the scalability and generalization of anomaly detection systems, particularly in real-world IIoT environments.</w:t>
+        <w:t xml:space="preserve">The Industrial Internet of Things' (IIoT) rapid growth has revealed significant weaknesses in the frameworks now in use for anomaly detection. One of the main challenges is their strong reliance on large quantities of labeled data. Zhang et al. (2020) emphasized that </w:t>
+      </w:r>
+      <w:proofErr w:type="spellStart"/>
+      <w:r>
+        <w:t>labeling</w:t>
+      </w:r>
+      <w:proofErr w:type="spellEnd"/>
+      <w:r>
+        <w:t xml:space="preserve"> industrial anomalies is both expensive and impractical due to their rarity and contextual variability. Similarly, Pang et al. (2021) argued that the dependence on labeled data severely limits the scalability and generalization of anomaly detection systems, particularly in real-world IIoT environments.</w:t>
       </w:r>
     </w:p>
     <w:p>
@@ -2694,7 +2710,19 @@
         <w:rPr>
           <w:lang w:val="en-US"/>
         </w:rPr>
-        <w:t>Who benefits the most from implementing this framework in resource-constrained edge systems, and how does it enhance real-time performance?</w:t>
+        <w:t xml:space="preserve">Who benefits the most from implementing this framework in resource-constrained edge systems, and how does it enhance </w:t>
+      </w:r>
+      <w:r>
+        <w:rPr>
+          <w:lang w:val="en-US"/>
+        </w:rPr>
+        <w:t xml:space="preserve">its </w:t>
+      </w:r>
+      <w:r>
+        <w:rPr>
+          <w:lang w:val="en-US"/>
+        </w:rPr>
+        <w:t>performance?</w:t>
       </w:r>
     </w:p>
     <w:p>
@@ -2851,7 +2879,7 @@
         </w:numPr>
       </w:pPr>
       <w:r>
-        <w:t>To support the need for a flexible and scalable system that enhances detection quality in real-time, dynamic industrial situations while lowering dependency on labeled data.</w:t>
+        <w:t>To support the need for a flexible and scalable system that enhances detection quality, dynamic industrial situations while lowering dependency on labeled data.</w:t>
       </w:r>
     </w:p>
     <w:p>
@@ -2870,7 +2898,7 @@
           <w:lang w:val="en-US"/>
         </w:rPr>
         <w:lastRenderedPageBreak/>
-        <w:t>To evaluate the application and advantages of the suggested framework, such as greater value delivery in resource-constrained edge deployments, less system interruptions, and better real-time performance.</w:t>
+        <w:t>To evaluate the application and advantages of the suggested framework, such as greater value delivery in resource-constrained edge deployments, less system interruptions, and better performance.</w:t>
       </w:r>
     </w:p>
     <w:p>
@@ -2980,7 +3008,7 @@
         <w:t>considering</w:t>
       </w:r>
       <w:r>
-        <w:t xml:space="preserve"> the limitations of edge devices. By continuously adjusting to fresh data, the framework lessens the requirement for large, labeled datasets and improves real-time anomaly detection in IIoT systems. Early testing will simulate edge conditions on a local computer, allowing for early validation of the model's capabilities even though the system is intended for deployment on edge devices. </w:t>
+        <w:t xml:space="preserve"> the limitations of edge devices. By continuously adjusting to fresh data, the framework lessens the requirement for large, labeled datasets and improves anomaly detection in IIoT systems. Early testing will simulate edge conditions on a local computer, allowing for early validation of the model's capabilities even though the system is intended for deployment on edge devices. </w:t>
       </w:r>
       <w:r>
         <w:rPr>
@@ -3118,7 +3146,7 @@
           <w:rFonts w:asciiTheme="majorBidi" w:hAnsiTheme="majorBidi" w:cstheme="majorBidi"/>
           <w:lang w:val="en-US"/>
         </w:rPr>
-        <w:t xml:space="preserve">The potential of this research to reduce unplanned downtime and facilitate predictive maintenance in industrial settings makes it significant. To ensure continuous production in </w:t>
+        <w:t xml:space="preserve">The potential of this research to reduce unplanned downtime and facilitate predictive maintenance in industrial settings makes it significant. To ensure continuous production in smart manufacturing environments, the suggested framework uses self-supervised few-shot </w:t>
       </w:r>
       <w:r>
         <w:rPr>
@@ -3126,7 +3154,7 @@
           <w:lang w:val="en-US"/>
         </w:rPr>
         <w:lastRenderedPageBreak/>
-        <w:t xml:space="preserve">smart manufacturing environments, the suggested framework uses self-supervised few-shot reinforcement learning to detect sensor failures, equipment faults, and operational </w:t>
+        <w:t xml:space="preserve">reinforcement learning to detect sensor failures, equipment faults, and operational </w:t>
       </w:r>
       <w:r>
         <w:rPr>
@@ -3176,7 +3204,7 @@
           <w:rFonts w:asciiTheme="majorBidi" w:hAnsiTheme="majorBidi" w:cstheme="majorBidi"/>
           <w:lang w:val="en-US"/>
         </w:rPr>
-        <w:t xml:space="preserve"> resources edge locations. This research offers a workable and effective answer to the urgent problems faced by businesses while implementing edge-based IIoT systems by tackling concerns like constrained computational capacity and real-time processing needs. The results may lead to IIoT installations that are more dependable and secure, which would ultimately increase operational effectiveness and lower expenses in a variety of industrial sectors.</w:t>
+        <w:t xml:space="preserve"> resources edge locations. This research offers a workable and effective answer to the urgent problems faced by businesses while implementing edge-based IIoT systems by tackling concerns like constrained computational capacity and processing needs. The results may lead to IIoT installations that are more dependable and secure, which would ultimately increase operational effectiveness and lower expenses in a variety of industrial sectors.</w:t>
       </w:r>
     </w:p>
     <w:p>
@@ -4570,7 +4598,21 @@
         <w:rPr>
           <w:lang w:val="en-US"/>
         </w:rPr>
-        <w:t>The objective of a few-shot learning is to make it possible for models to generalize to new classes using a few samples. Large dataset pretraining is a key component of traditional FSL techniques. In contrast, self-supervised learning reduces this reliance by generating supervisory signals directly from the data. SSL can be used as an auxiliary task to enhance visual representations for FSL, as Gidaris et al. (2019) showed. Their approach produced better feature representations and notable performance benefits across several datasets by integrating self-supervised tasks, such as picture rotations, into an FSL pipeline.</w:t>
+        <w:t xml:space="preserve">The objective of a few-shot learning is to make it possible for models to generalize to new classes using a few samples. Large dataset pretraining is a key component of traditional FSL techniques. In contrast, self-supervised learning reduces this reliance by generating supervisory signals directly from the data. SSL can be used as an auxiliary task to enhance visual representations for FSL, as </w:t>
+      </w:r>
+      <w:proofErr w:type="spellStart"/>
+      <w:r>
+        <w:rPr>
+          <w:lang w:val="en-US"/>
+        </w:rPr>
+        <w:t>Gidaris</w:t>
+      </w:r>
+      <w:proofErr w:type="spellEnd"/>
+      <w:r>
+        <w:rPr>
+          <w:lang w:val="en-US"/>
+        </w:rPr>
+        <w:t xml:space="preserve"> et al. (2019) showed. Their approach produced better feature representations and notable performance benefits across several datasets by integrating self-supervised tasks, such as picture rotations, into an FSL pipeline.</w:t>
       </w:r>
     </w:p>
     <w:p>
@@ -5326,7 +5368,21 @@
         <w:rPr>
           <w:lang w:val="en-US"/>
         </w:rPr>
-        <w:t xml:space="preserve">Edge computing and artificial intelligence (AI) are being combined more and more to enhance resource management and decision-making in IIoT settings. AI-driven strategies to maximize power consumption and prolong the battery life of IoT devices in industrial environments were put out by Sodhro et al. (2019). By using predictive transmission power regulation and dynamic task scheduling, their methodology showed notable gains in data dependability and energy efficiency. </w:t>
+        <w:t xml:space="preserve">Edge computing and artificial intelligence (AI) are being combined more and more to enhance resource management and decision-making in IIoT settings. AI-driven strategies to maximize power consumption and prolong the battery life of IoT devices in industrial environments were put out by </w:t>
+      </w:r>
+      <w:proofErr w:type="spellStart"/>
+      <w:r>
+        <w:rPr>
+          <w:lang w:val="en-US"/>
+        </w:rPr>
+        <w:t>Sodhro</w:t>
+      </w:r>
+      <w:proofErr w:type="spellEnd"/>
+      <w:r>
+        <w:rPr>
+          <w:lang w:val="en-US"/>
+        </w:rPr>
+        <w:t xml:space="preserve"> et al. (2019). By using predictive transmission power regulation and dynamic task scheduling, their methodology showed notable gains in data dependability and energy efficiency. </w:t>
       </w:r>
     </w:p>
     <w:p>
@@ -5404,7 +5460,21 @@
         <w:rPr>
           <w:lang w:val="en-US"/>
         </w:rPr>
-        <w:t>Frameworks for edge computing are essential for enabling IIoT applications. A multi-access edge computing (MEC) framework was presented by Borsatti et al. (2021) to convert IIoT applications into scalable, service-based architectures. Real-time industrial process monitoring and control were made possible by this framework's quick deployment capabilities.</w:t>
+        <w:t xml:space="preserve">Frameworks for edge computing are essential for enabling IIoT applications. A multi-access edge computing (MEC) framework was presented by </w:t>
+      </w:r>
+      <w:proofErr w:type="spellStart"/>
+      <w:r>
+        <w:rPr>
+          <w:lang w:val="en-US"/>
+        </w:rPr>
+        <w:t>Borsatti</w:t>
+      </w:r>
+      <w:proofErr w:type="spellEnd"/>
+      <w:r>
+        <w:rPr>
+          <w:lang w:val="en-US"/>
+        </w:rPr>
+        <w:t xml:space="preserve"> et al. (2021) to convert IIoT applications into scalable, service-based architectures. Real-time industrial process monitoring and control were made possible by this framework's quick deployment capabilities.</w:t>
       </w:r>
     </w:p>
     <w:p>
@@ -5493,7 +5563,21 @@
         <w:rPr>
           <w:lang w:val="en-US"/>
         </w:rPr>
-        <w:t xml:space="preserve">A dynamic edge-cloud integration paradigm was also created by Hästbacka et al. (2022), which allowed for the smooth orchestration of IIoT data across various hardware platforms. This concept improved the adaptability of industrial cyber-physical systems by enabling variable application and service composition. </w:t>
+        <w:t xml:space="preserve">A dynamic edge-cloud integration paradigm was also created by </w:t>
+      </w:r>
+      <w:proofErr w:type="spellStart"/>
+      <w:r>
+        <w:rPr>
+          <w:lang w:val="en-US"/>
+        </w:rPr>
+        <w:t>Hästbacka</w:t>
+      </w:r>
+      <w:proofErr w:type="spellEnd"/>
+      <w:r>
+        <w:rPr>
+          <w:lang w:val="en-US"/>
+        </w:rPr>
+        <w:t xml:space="preserve"> et al. (2022), which allowed for the smooth orchestration of IIoT data across various hardware platforms. This concept improved the adaptability of industrial cyber-physical systems by enabling variable application and service composition. </w:t>
       </w:r>
     </w:p>
     <w:p>
@@ -7696,7 +7780,13 @@
         <w:ind w:firstLine="720"/>
       </w:pPr>
       <w:r>
-        <w:t>During inference, a query image is encoded using the same SSL encoder, and its embedding is compared to the prototypes using cosine similarity. The class with the highest similarity score is assigned as the predicted label. This process aligns with the prototypical networks paradigm, which is well-suited for FSL tasks in computer vision.</w:t>
+        <w:t xml:space="preserve">During inference, a query image is encoded using the same SSL encoder, and its embedding is compared to the prototypes using cosine similarity. The class with the highest similarity score is assigned as the predicted label. This process aligns with the prototypical </w:t>
+      </w:r>
+      <w:r>
+        <w:t>network’s</w:t>
+      </w:r>
+      <w:r>
+        <w:t xml:space="preserve"> paradigm, which is well-suited for FSL tasks in computer vision.</w:t>
       </w:r>
     </w:p>
     <w:p>
@@ -8798,19 +8888,49 @@
     </w:p>
     <w:p>
       <w:pPr>
-        <w:pStyle w:val="ThesisBody"/>
-        <w:rPr>
-          <w:b/>
-          <w:bCs/>
-          <w:lang w:val="en-US"/>
-        </w:rPr>
-      </w:pPr>
-      <w:r>
-        <w:rPr>
-          <w:b/>
-          <w:bCs/>
-          <w:lang w:val="en-US"/>
-        </w:rPr>
+        <w:tabs>
+          <w:tab w:val="clear" w:pos="720"/>
+        </w:tabs>
+        <w:overflowPunct/>
+        <w:autoSpaceDE/>
+        <w:autoSpaceDN/>
+        <w:adjustRightInd/>
+        <w:spacing w:line="240" w:lineRule="auto"/>
+        <w:ind w:left="0"/>
+        <w:jc w:val="left"/>
+        <w:textAlignment w:val="auto"/>
+        <w:rPr>
+          <w:rFonts w:ascii="Times New Roman" w:hAnsi="Times New Roman" w:cs="Times New Roman"/>
+          <w:b/>
+          <w:bCs/>
+          <w:sz w:val="24"/>
+          <w:szCs w:val="24"/>
+        </w:rPr>
+      </w:pPr>
+      <w:r>
+        <w:rPr>
+          <w:b/>
+          <w:bCs/>
+        </w:rPr>
+        <w:br w:type="page"/>
+      </w:r>
+    </w:p>
+    <w:p>
+      <w:pPr>
+        <w:pStyle w:val="ThesisBody"/>
+        <w:rPr>
+          <w:b/>
+          <w:bCs/>
+          <w:lang w:val="en-US"/>
+        </w:rPr>
+      </w:pPr>
+      <w:r>
+        <w:rPr>
+          <w:b/>
+          <w:bCs/>
+          <w:lang w:val="en-US"/>
+        </w:rPr>
+        <w:lastRenderedPageBreak/>
         <w:t>3</w:t>
       </w:r>
       <w:r>
@@ -8852,7 +8972,6 @@
         <w:rPr>
           <w:lang w:val="en-US"/>
         </w:rPr>
-        <w:lastRenderedPageBreak/>
         <w:t>Real-world testing and cross-validation methods are used to validate the framework. While deployment in simulated and emulated contexts evaluates the model's practical viability, K-fold cross-validation guarantees the model's durability over a range of circumstances. To ensure the model's long-term adaptability, continuous learning processes are put in place to update it as new data becomes available.</w:t>
       </w:r>
     </w:p>
@@ -9007,91 +9126,13 @@
         <w:rPr>
           <w:lang w:val="en-US"/>
         </w:rPr>
-        <w:t xml:space="preserve"> timeline in Figure 2.1 is divided into eight primary stages, beginning with data collection, cleaning, and analysis in January, to guarantee high-quality data for model building. After that, it is anticipated that algorithms and frameworks will be designed and configured in February. Self-supervised and few-shot reinforcement learning models </w:t>
-      </w:r>
-      <w:r>
-        <w:rPr>
-          <w:lang w:val="en-US"/>
-        </w:rPr>
-        <w:t>will be</w:t>
-      </w:r>
-      <w:r>
-        <w:rPr>
-          <w:lang w:val="en-US"/>
-        </w:rPr>
-        <w:t xml:space="preserve"> developed and assessed in Dockerized simulated environments starting in March and ending in May to lay the foundation for the model implementation. The validation and benchmarking phase, which is </w:t>
-      </w:r>
-      <w:r>
-        <w:rPr>
-          <w:lang w:val="en-US"/>
-        </w:rPr>
-        <w:t xml:space="preserve">to be </w:t>
-      </w:r>
-      <w:r>
-        <w:rPr>
-          <w:lang w:val="en-US"/>
-        </w:rPr>
-        <w:t xml:space="preserve">completed by June, compares the model's performance to benchmarks. In July, the model </w:t>
-      </w:r>
-      <w:r>
-        <w:rPr>
-          <w:lang w:val="en-US"/>
-        </w:rPr>
-        <w:t xml:space="preserve">will be </w:t>
-      </w:r>
-      <w:r>
-        <w:rPr>
-          <w:lang w:val="en-US"/>
-        </w:rPr>
-        <w:t xml:space="preserve">optimized and fine-tuned for greater accuracy and efficiency. After the supervisor reviews the results in August to obtain a better understanding, the </w:t>
-      </w:r>
-      <w:r>
-        <w:rPr>
-          <w:lang w:val="en-US"/>
-        </w:rPr>
-        <w:t>research</w:t>
-      </w:r>
-      <w:r>
-        <w:rPr>
-          <w:lang w:val="en-US"/>
-        </w:rPr>
-        <w:t xml:space="preserve"> is put together into a draft for completion and assessment. The </w:t>
-      </w:r>
-      <w:r>
-        <w:rPr>
-          <w:lang w:val="en-US"/>
-        </w:rPr>
-        <w:t>research</w:t>
-      </w:r>
-      <w:r>
-        <w:rPr>
-          <w:lang w:val="en-US"/>
-        </w:rPr>
-        <w:t xml:space="preserve"> </w:t>
-      </w:r>
-      <w:r>
-        <w:rPr>
-          <w:lang w:val="en-US"/>
-        </w:rPr>
-        <w:t>concludes</w:t>
-      </w:r>
-      <w:r>
-        <w:rPr>
-          <w:lang w:val="en-US"/>
-        </w:rPr>
-        <w:t xml:space="preserve"> in August with the presentation and submission of the </w:t>
-      </w:r>
-      <w:r>
-        <w:rPr>
-          <w:lang w:val="en-US"/>
-        </w:rPr>
-        <w:t>research</w:t>
-      </w:r>
-      <w:r>
-        <w:rPr>
-          <w:lang w:val="en-US"/>
-        </w:rPr>
-        <w:t xml:space="preserve"> findings, ensuring a comprehensive and well-structured approach to achieving the research goal. </w:t>
+        <w:t xml:space="preserve"> timeline in Figure 2.1 is divided into eight primary stages</w:t>
+      </w:r>
+      <w:r>
+        <w:rPr>
+          <w:lang w:val="en-US"/>
+        </w:rPr>
+        <w:t xml:space="preserve"> as follows.</w:t>
       </w:r>
     </w:p>
     <w:p>
@@ -9156,7 +9197,6 @@
         <w:jc w:val="center"/>
       </w:pPr>
       <w:r>
-        <w:lastRenderedPageBreak/>
         <w:t>Figure</w:t>
       </w:r>
       <w:r>
@@ -9331,6 +9371,9 @@
         <w:pStyle w:val="ThesisBody"/>
       </w:pPr>
       <w:r>
+        <w:rPr>
+          <w:noProof/>
+        </w:rPr>
         <w:drawing>
           <wp:inline distT="0" distB="0" distL="0" distR="0" wp14:anchorId="5687696F" wp14:editId="23E4BE76">
             <wp:extent cx="5760085" cy="821055"/>
@@ -9401,6 +9444,9 @@
         <w:jc w:val="center"/>
       </w:pPr>
       <w:r>
+        <w:rPr>
+          <w:noProof/>
+        </w:rPr>
         <w:lastRenderedPageBreak/>
         <w:drawing>
           <wp:inline distT="0" distB="0" distL="0" distR="0" wp14:anchorId="0FAAEBE7" wp14:editId="3475B7BE">
@@ -9475,6 +9521,9 @@
         <w:jc w:val="center"/>
       </w:pPr>
       <w:r>
+        <w:rPr>
+          <w:noProof/>
+        </w:rPr>
         <w:drawing>
           <wp:inline distT="0" distB="0" distL="0" distR="0" wp14:anchorId="0E85A3DC" wp14:editId="6BD93327">
             <wp:extent cx="4709160" cy="3714479"/>
@@ -9534,19 +9583,7 @@
         <w:rPr>
           <w:lang w:val="en-US"/>
         </w:rPr>
-        <w:t xml:space="preserve">Confusion Matrix of </w:t>
-      </w:r>
-      <w:r>
-        <w:rPr>
-          <w:lang w:val="en-US"/>
-        </w:rPr>
-        <w:t>SSL + FSL</w:t>
-      </w:r>
-      <w:r>
-        <w:rPr>
-          <w:lang w:val="en-US"/>
-        </w:rPr>
-        <w:t xml:space="preserve"> + ROI</w:t>
+        <w:t>Confusion Matrix of SSL + FSL + ROI</w:t>
       </w:r>
     </w:p>
     <w:p>
@@ -9675,6 +9712,7 @@
       </w:pPr>
       <w:r>
         <w:rPr>
+          <w:noProof/>
           <w:lang w:val="en-US"/>
         </w:rPr>
         <w:drawing>
@@ -9885,19 +9923,7 @@
         <w:rPr>
           <w:lang w:val="en-US"/>
         </w:rPr>
-        <w:t xml:space="preserve"> pretraining (5 epochs) to shape a generalizable feature space, then using prototypical networks to classify from 5-shot episodes. In effect, most discriminative capacity is acquired without labels, and a </w:t>
-      </w:r>
-      <w:r>
-        <w:rPr>
-          <w:lang w:val="en-US"/>
-        </w:rPr>
-        <w:t>small, labeled</w:t>
-      </w:r>
-      <w:r>
-        <w:rPr>
-          <w:lang w:val="en-US"/>
-        </w:rPr>
-        <w:t xml:space="preserve"> support set suffices to anchor class prototypes.</w:t>
+        <w:t xml:space="preserve"> pretraining (5 epochs) to shape a generalizable feature space, then using prototypical networks to classify from 5-shot episodes. In effect, most discriminative capacity is acquired without labels, and a small, labeled support set suffices to anchor class prototypes.</w:t>
       </w:r>
     </w:p>
     <w:p>
@@ -9956,6 +9982,7 @@
       </w:pPr>
       <w:r>
         <w:rPr>
+          <w:noProof/>
           <w:lang w:val="en-US"/>
         </w:rPr>
         <w:drawing>
@@ -10136,6 +10163,7 @@
       </w:pPr>
       <w:r>
         <w:rPr>
+          <w:noProof/>
           <w:lang w:val="en-US"/>
         </w:rPr>
         <w:drawing>
@@ -10227,6 +10255,7 @@
       </w:pPr>
       <w:r>
         <w:rPr>
+          <w:noProof/>
           <w:lang w:val="en-US"/>
         </w:rPr>
         <w:lastRenderedPageBreak/>
@@ -10289,13 +10318,7 @@
         <w:rPr>
           <w:lang w:val="en-US"/>
         </w:rPr>
-        <w:t xml:space="preserve">Training History of </w:t>
-      </w:r>
-      <w:r>
-        <w:rPr>
-          <w:lang w:val="en-US"/>
-        </w:rPr>
-        <w:t>Self-Supervised Learning</w:t>
+        <w:t>Training History of Self-Supervised Learning</w:t>
       </w:r>
     </w:p>
     <w:p>
@@ -10412,6 +10435,7 @@
       </w:pPr>
       <w:r>
         <w:rPr>
+          <w:noProof/>
           <w:lang w:val="en-US"/>
         </w:rPr>
         <w:lastRenderedPageBreak/>
@@ -10600,7 +10624,25 @@
         <w:rPr>
           <w:lang w:val="en-US"/>
         </w:rPr>
-        <w:t xml:space="preserve">Accuracy trade-offs depend on calibration quality and operator support (e.g., x86 AVX2, ARM NEON). Without quantization-aware training, post-training INT8 usually incurs a modest degradation (often 0–3% absolute), though sensitive classes can see larger drops. Given the SSL+FSL+RL pipeline’s prototype-based decision boundaries and already small parameter count, careful calibration with a small, class-balanced validation set is advised to </w:t>
+        <w:t>Accuracy of</w:t>
+      </w:r>
+      <w:r>
+        <w:rPr>
+          <w:lang w:val="en-US"/>
+        </w:rPr>
+        <w:t xml:space="preserve"> trade-off </w:t>
+      </w:r>
+      <w:r>
+        <w:rPr>
+          <w:lang w:val="en-US"/>
+        </w:rPr>
+        <w:t>depends</w:t>
+      </w:r>
+      <w:r>
+        <w:rPr>
+          <w:lang w:val="en-US"/>
+        </w:rPr>
+        <w:t xml:space="preserve"> on calibration quality and operator support (e.g., x86 AVX2, ARM NEON). Without quantization-aware training, post-training INT8 usually incurs a modest degradation (often 0–3% absolute), though sensitive classes can see larger drops. Given the SSL+FSL+RL pipeline’s prototype-based decision boundaries and already small parameter count, careful calibration with a small, class-balanced validation set is advised to </w:t>
       </w:r>
       <w:r>
         <w:rPr>
@@ -10621,13 +10663,7 @@
         <w:tab/>
       </w:r>
       <w:r>
-        <w:t xml:space="preserve">In practice, INT8 brings the CNN into a friendlier range for ultra low-end devices and makes the SSL+FSL+RL pipeline extremely compact. If preserving per-class </w:t>
-      </w:r>
-      <w:r>
-        <w:t>behaviour</w:t>
-      </w:r>
-      <w:r>
-        <w:t xml:space="preserve"> is critical (e.g., maintaining high “Good” precision for the CNN and strong “Excess Solder” recall for SSL+FSL+RL), quantization-aware training or mixed-precision (INT8 weights with FP16 activations in sensitive layers) offers a safer path. Empirical calibration on device should be part of deployment to confirm latency and accuracy targets.</w:t>
+        <w:t>In practice, INT8 brings the CNN into a friendlier range for ultra low-end devices and makes the SSL+FSL+RL pipeline extremely compact. If preserving per-class behaviour is critical (e.g., maintaining high “Good” precision for the CNN and strong “Excess Solder” recall for SSL+FSL+RL), quantization-aware training or mixed-precision (INT8 weights with FP16 activations in sensitive layers) offers a safer path. Empirical calibration on device should be part of deployment to confirm latency and accuracy targets.</w:t>
       </w:r>
     </w:p>
     <w:p>
@@ -10710,7 +10746,19 @@
         <w:rPr>
           <w:lang w:val="en-US"/>
         </w:rPr>
-        <w:t>The RL layer turns the SSL+FSL backbone into an adaptive classifier that can update itself online without full retraining. Using Q-learning, the agent manages class prototypes as new samples arrive, targeting stability under distribution drift and scalability when unseen defect modes appear. This design aligns with edge constraints by keeping updates light-weight (no large backprop runs) and contained within the embedding–prototype space learned via SimCLR and Prototypical Networks.</w:t>
+        <w:t xml:space="preserve">The RL layer turns the SSL+FSL backbone into an adaptive classifier that can update itself online without full retraining. Using Q-learning, the agent manages class prototypes as new samples arrive, targeting stability under distribution drift and scalability when unseen defect modes appear. This design aligns with edge constraints by keeping updates </w:t>
+      </w:r>
+      <w:r>
+        <w:rPr>
+          <w:lang w:val="en-US"/>
+        </w:rPr>
+        <w:t>lightweight</w:t>
+      </w:r>
+      <w:r>
+        <w:rPr>
+          <w:lang w:val="en-US"/>
+        </w:rPr>
+        <w:t xml:space="preserve"> (no large backprop runs) and contained within the embedding–prototype space learned via SimCLR and Prototypical Networks.</w:t>
       </w:r>
     </w:p>
     <w:p>
@@ -10727,7 +10775,19 @@
         <w:rPr>
           <w:lang w:val="en-US"/>
         </w:rPr>
-        <w:t>Prototype updates are controlled through dynamic weighting in the [0.1–0.9] range. Higher weights accelerate adaptation by shifting prototypes toward recent samples; lower weights favor stability by dampening the influence of outliers and transient noise. This mechanism provides a tunable response to process changes: when solder appearance drifts due to lighting or material variance, the agent can emphasize recent data; when conditions are stable, it can preserve existing class geometry to avoid catastrophic drift.</w:t>
+        <w:t xml:space="preserve">Prototype updates are controlled through dynamic weighting in the [0.1–0.9] range. Higher weights accelerate adaptation by shifting prototypes toward recent samples; lower weights favor stability by </w:t>
+      </w:r>
+      <w:r>
+        <w:rPr>
+          <w:lang w:val="en-US"/>
+        </w:rPr>
+        <w:t>damping</w:t>
+      </w:r>
+      <w:r>
+        <w:rPr>
+          <w:lang w:val="en-US"/>
+        </w:rPr>
+        <w:t xml:space="preserve"> the influence of outliers and transient noise. This mechanism provides a tunable response to process changes: when solder appearance drifts due to lighting or material variance, the agent can emphasize recent data; when conditions are stable, it can preserve existing class geometry to avoid catastrophic drift.</w:t>
       </w:r>
     </w:p>
     <w:p>
@@ -10744,7 +10804,19 @@
         <w:rPr>
           <w:lang w:val="en-US"/>
         </w:rPr>
-        <w:t>Novelty management is handled via decisions over {create, merge, ignore}. “Create” enables discovery of genuinely new defect types without restructuring the whole model; “merge” absorbs near-duplicate clusters to prevent class proliferation; “ignore” filters apparent outliers that could corrupt prototypes. Together, these actions maintain a compact, semantically meaningful label space while remaining open to expansion—a critical property for scalable anomaly detection where new failure modes periodically emerge.</w:t>
+        <w:t xml:space="preserve">Novelty management is handled via decisions over {create, merge, ignore}. “Create” enables discovery of genuinely new defect types without restructuring the whole model; “merge” absorbs near-duplicate clusters to prevent class proliferation; “ignore” filters apparent outliers that could corrupt prototypes. Together, these actions maintain a compact, semantically meaningful label space while remaining open to </w:t>
+      </w:r>
+      <w:r>
+        <w:rPr>
+          <w:lang w:val="en-US"/>
+        </w:rPr>
+        <w:t>expansional</w:t>
+      </w:r>
+      <w:r>
+        <w:rPr>
+          <w:lang w:val="en-US"/>
+        </w:rPr>
+        <w:t xml:space="preserve"> critical property for scalable anomaly detection where new failure modes periodically emerge.</w:t>
       </w:r>
     </w:p>
     <w:p>
@@ -10761,19 +10833,7 @@
         <w:rPr>
           <w:lang w:val="en-US"/>
         </w:rPr>
-        <w:t xml:space="preserve">Practically, the RL-driven updates convert the pipeline into a continual learner: it refines prototypes in-place and adjusts class structure when warranted. This reduces downtime and labeling pressure versus retraining a CNN from </w:t>
-      </w:r>
-      <w:r>
-        <w:rPr>
-          <w:lang w:val="en-US"/>
-        </w:rPr>
-        <w:t>scratch and</w:t>
-      </w:r>
-      <w:r>
-        <w:rPr>
-          <w:lang w:val="en-US"/>
-        </w:rPr>
-        <w:t xml:space="preserve"> complements the few-shot regime by keeping class representations aligned with data as it evolves. The result is a system that trades a small accuracy gap for strong on-device adaptability and operational resilience.</w:t>
+        <w:t>Practically, the RL-driven updates convert the pipeline into a continual learner: it refines prototypes in-place and adjusts class structure when warranted. This reduces downtime and labeling pressure versus retraining a CNN from scratch and complements the few-shot regime by keeping class representations aligned with data as it evolves. The result is a system that trades a small accuracy gap for strong on-device adaptability and operational resilience.</w:t>
       </w:r>
     </w:p>
     <w:p>
@@ -10795,6 +10855,9 @@
         <w:jc w:val="center"/>
       </w:pPr>
       <w:r>
+        <w:rPr>
+          <w:noProof/>
+        </w:rPr>
         <w:drawing>
           <wp:inline distT="0" distB="0" distL="0" distR="0" wp14:anchorId="3CDC0027" wp14:editId="32345CD3">
             <wp:extent cx="3124200" cy="838200"/>
@@ -10937,7 +11000,19 @@
         <w:rPr>
           <w:lang w:val="en-US"/>
         </w:rPr>
-        <w:t>Manufacturing datasets are typically skewed toward the “Good” class, which amplifies the risk of bias in purely supervised learners. The ROI + CNN pipeline mitigates this with focal loss and class balancing, reflected in its perfect “Good” accuracy (100%). However, its lower accuracy on “Excess Solder” (61%) indicates residual sensitivity to minority-class variability and subtle texture cues that are underrepresented in labeled data. In contrast, the ROI + SSL + FSL + RL pipeline leverages self-supervised pretraining to learn class-agnostic, invariance-rich features and then anchors classes with few-shot prototypes. This combination is inherently more tolerant of label scarcity, evidenced by the strong “Excess Solder” performance (80%) from only 32 labeled samples. The trade-off is weaker performance on “Good,” “Spike,” and “Poor Solder,” consistent with limited 5-shot coverage and short SSL pretraining that can undercapture intra-class diversity.</w:t>
+        <w:t xml:space="preserve">Manufacturing datasets are typically skewed toward the “Good” class, which amplifies the risk of bias in purely supervised learners. The ROI + CNN pipeline mitigates this with focal loss and class balancing, reflected in its perfect “Good” accuracy (100%). However, its lower accuracy on “Excess Solder” (61%) indicates residual sensitivity to minority-class variability and subtle texture cues that are underrepresented in labeled data. In contrast, the ROI + SSL + FSL + RL pipeline leverages self-supervised pretraining to learn class-agnostic, invariance-rich features and then anchors classes with few-shot prototypes. This combination is inherently more tolerant of label scarcity, evidenced by the strong “Excess Solder” performance (80%) from only 32 labeled samples. The trade-off is weaker performance on “Good,” “Spike,” and “Poor Solder,” consistent with limited 5-shot coverage and short SSL pretraining that can </w:t>
+      </w:r>
+      <w:r>
+        <w:rPr>
+          <w:lang w:val="en-US"/>
+        </w:rPr>
+        <w:t>under capture</w:t>
+      </w:r>
+      <w:r>
+        <w:rPr>
+          <w:lang w:val="en-US"/>
+        </w:rPr>
+        <w:t xml:space="preserve"> intra-class diversity.</w:t>
       </w:r>
     </w:p>
     <w:p>
@@ -10983,6 +11058,7 @@
       </w:pPr>
       <w:r>
         <w:rPr>
+          <w:noProof/>
           <w:lang w:val="en-US"/>
         </w:rPr>
         <w:lastRenderedPageBreak/>
@@ -11154,7 +11230,31 @@
         <w:rPr>
           <w:lang w:val="en-US"/>
         </w:rPr>
-        <w:t>The SSL + FSL + RL pipeline scales gracefully to emerging defect modes and shifting operating domains by operating in an embedding–prototype space rather than relying on fixed supervised decision boundaries. When a novel pattern appears, the RL agent can choose to create a new class, merge it into an existing one, or ignore it as noise, while a few labeled exemplars (5-shot episodes) are sufficient to anchor the new prototype. Because updates are light-weight and do not require end-to-end backprop through a large network, adaptation occurs in seconds to under a minute on CPU. In contrast, the ROI + CNN approach requires additional labeled data and full supervised retraining to incorporate new classes or re-center boundaries after domain shifts, incurring higher annotation and compute costs (~15 minutes on CPU for the stated configuration).</w:t>
+        <w:t xml:space="preserve">The SSL + FSL + RL pipeline scales gracefully to emerging defect modes and shifting operating domains by operating in an embedding–prototype space rather than relying on fixed supervised decision boundaries. When a novel pattern appears, the RL agent can choose to create a new class, merge it into an existing one, or ignore it as noise, while a few labeled exemplars (5-shot episodes) are sufficient to anchor the new prototype. Because updates are </w:t>
+      </w:r>
+      <w:r>
+        <w:rPr>
+          <w:lang w:val="en-US"/>
+        </w:rPr>
+        <w:t>lightweight</w:t>
+      </w:r>
+      <w:r>
+        <w:rPr>
+          <w:lang w:val="en-US"/>
+        </w:rPr>
+        <w:t xml:space="preserve"> and do not require end-to-end backprop through a large network, adaptation occurs in seconds to under a minute on CPU. In contrast, the ROI + CNN approach requires additional labeled data and full supervised retraining to incorporate new classes or re-center boundaries after domain shifts, incurring higher annotation and </w:t>
+      </w:r>
+      <w:r>
+        <w:rPr>
+          <w:lang w:val="en-US"/>
+        </w:rPr>
+        <w:t>computing</w:t>
+      </w:r>
+      <w:r>
+        <w:rPr>
+          <w:lang w:val="en-US"/>
+        </w:rPr>
+        <w:t xml:space="preserve"> costs (~15 minutes on CPU for the stated configuration).</w:t>
       </w:r>
     </w:p>
     <w:p>
@@ -11193,6 +11293,9 @@
         <w:jc w:val="center"/>
       </w:pPr>
       <w:r>
+        <w:rPr>
+          <w:noProof/>
+        </w:rPr>
         <w:lastRenderedPageBreak/>
         <w:drawing>
           <wp:inline distT="0" distB="0" distL="0" distR="0" wp14:anchorId="15011D47" wp14:editId="60F313BE">
@@ -11362,7 +11465,19 @@
         <w:rPr>
           <w:lang w:val="en-US"/>
         </w:rPr>
-        <w:t>The two pipelines offer a clear trade-off. ROI + CNN delivers the highest accuracy (78.0%) but requires substantially more labeled data (252 samples), longer CPU training (~15 minutes), and a larger footprint (42.61 MB). ROI + SSL + FSL + RL attains competitive accuracy (72.5%) with 87% fewer labels (32), under a minute of CPU training, and a 3.6× smaller model (11.7 MB). Under tight edge constraints—or when rapid adaptation and low labeling cost matter—the SSL+FSL+RL pipeline is preferable. When absolute accuracy and strict false-positive control dominate, and labels are available, the CNN is the safer choice. Quantization narrows the size gap for both, but the relative advantage of SSL+FSL+RL on speed and labeling remains.</w:t>
+        <w:t xml:space="preserve">The two pipelines offer a clear trade-off. ROI + CNN delivers the highest accuracy (78.0%) but requires substantially more labeled data (252 samples), longer CPU training (~15 minutes), and a larger footprint (42.61 MB). ROI + SSL + FSL + RL attains competitive accuracy (72.5%) with 87% fewer labels (32), under a minute of CPU training, and a 3.6× smaller model (11.7 MB). Under tight edge constraints—or when rapid adaptation and low labeling cost matter—the SSL+FSL+RL pipeline is preferable. When absolute accuracy and strict false-positive control dominate, and labels are available, </w:t>
+      </w:r>
+      <w:r>
+        <w:rPr>
+          <w:lang w:val="en-US"/>
+        </w:rPr>
+        <w:t>CNN</w:t>
+      </w:r>
+      <w:r>
+        <w:rPr>
+          <w:lang w:val="en-US"/>
+        </w:rPr>
+        <w:t xml:space="preserve"> is the safer choice. Quantization narrows the size gap for both, but the relative advantage of SSL+FSL+RL on speed and labeling remains.</w:t>
       </w:r>
     </w:p>
     <w:p>
@@ -11378,6 +11493,7 @@
       </w:pPr>
       <w:r>
         <w:rPr>
+          <w:noProof/>
           <w:lang w:val="en-US"/>
         </w:rPr>
         <w:lastRenderedPageBreak/>
@@ -11533,19 +11649,19 @@
         <w:rPr>
           <w:lang w:val="en-US"/>
         </w:rPr>
-        <w:t xml:space="preserve">Findings are bounded by dataset scope and preprocessing. Results were obtained on ROI-cropped images from a single PCB dataset, so generalization to other optics, boards, or ROI strategies is uncertain. The pipelines use different input resolutions (224×224 for ROI+CNN vs 128×128 for ROI+SSL+FSL+RL) and heuristically tuned hyperparameters without ablations, which can bias comparisons. The SSL stage was intentionally short (5 epochs) and FSL used a fixed 5-shot setup, likely understating the ceiling of the SSL+FSL+RL pipeline and increasing variance with a </w:t>
-      </w:r>
-      <w:r>
-        <w:rPr>
-          <w:lang w:val="en-US"/>
-        </w:rPr>
-        <w:t>small, labeled</w:t>
-      </w:r>
-      <w:r>
-        <w:rPr>
-          <w:lang w:val="en-US"/>
-        </w:rPr>
-        <w:t xml:space="preserve"> set.</w:t>
+        <w:t xml:space="preserve">Findings are </w:t>
+      </w:r>
+      <w:r>
+        <w:rPr>
+          <w:lang w:val="en-US"/>
+        </w:rPr>
+        <w:t>bound</w:t>
+      </w:r>
+      <w:r>
+        <w:rPr>
+          <w:lang w:val="en-US"/>
+        </w:rPr>
+        <w:t xml:space="preserve"> by dataset scope and preprocessing. Results were obtained on ROI-cropped images from a single PCB dataset, so generalization to other optics, boards, or ROI strategies is uncertain. The pipelines use different input resolutions (224×224 for ROI+CNN vs 128×128 for ROI+SSL+FSL+RL) and heuristically tuned hyperparameters without ablations, which can bias comparisons. The SSL stage was intentionally short (5 epochs) and FSL used a fixed 5-shot setup, likely understating the ceiling of the SSL+FSL+RL pipeline and increasing variance with a small, labeled set.</w:t>
       </w:r>
     </w:p>
     <w:p>
@@ -11755,7 +11871,15 @@
         </w:tabs>
       </w:pPr>
       <w:r>
-        <w:t>This work demonstrates that self-supervised few-shot reinforcement learning is a practical alternative to purely supervised pipelines for edge-based industrial anomaly detection. The ROI + SSL + FSL + RL pipeline achieves 72.5% accuracy—about 93% of the ROI + CNN baseline (78.0%)—while using 87% fewer labeled samples (32 vs 252), training in under a minute on CPU, and reducing model size by 3.6× (11.7 MB vs 42.61 MB). Per-class results indicate complementary strengths: the supervised CNN excels at “Good” precision, whereas the SSL+FSL backbone is more sensitive to subtle minority defects such as “Excess Solder.” The RL layer enables online prototype updates, selective feedback, and new-class handling, aligning with edge constraints where data drift and emerging defects are common. With post-training INT8 quantization, both models become deployable on tighter devices, further favoring the smaller SSL+FSL+RL stack.</w:t>
+        <w:t xml:space="preserve">This work demonstrates that self-supervised few-shot reinforcement learning is a practical alternative to purely supervised pipelines for edge-based industrial anomaly detection. The ROI + SSL + FSL + RL pipeline achieves 72.5% accuracy—about 93% of the ROI + CNN baseline (78.0%)—while using 87% fewer labeled samples (32 vs 252), training in under a minute on CPU, and reducing model size by 3.6× (11.7 MB vs 42.61 MB). Per-class results indicate complementary strengths: the supervised CNN excels at “Good” precision, whereas the SSL+FSL backbone is more sensitive to subtle minority defects such as “Excess Solder.” The RL layer enables online prototype updates, selective feedback, and new-class handling, aligning with edge constraints where data drift and emerging defects are common. With post-training INT8 quantization, both models become deployable on tighter devices, further </w:t>
+      </w:r>
+      <w:proofErr w:type="spellStart"/>
+      <w:r>
+        <w:t>favoring</w:t>
+      </w:r>
+      <w:proofErr w:type="spellEnd"/>
+      <w:r>
+        <w:t xml:space="preserve"> the smaller SSL+FSL+RL stack.</w:t>
       </w:r>
     </w:p>
     <w:p>
@@ -11769,7 +11893,15 @@
         <w:tab/>
       </w:r>
       <w:r>
-        <w:t>Overall, the results support the thesis that combining SSL for representation learning, FSL for label efficiency, and RL for continual adaptation yields a scalable, data-efficient, and deployment-friendly solution for IIoT anomaly detection. The small accuracy gap is offset by substantial gains in labeling cost, training time, and model footprint—key drivers of real-world viability at the edge.</w:t>
+        <w:t xml:space="preserve">Overall, the results support the thesis that combining SSL for representation learning, FSL for label efficiency, and RL for continual adaptation yields a scalable, data-efficient, and deployment-friendly solution for IIoT anomaly detection. The small accuracy gap is offset by substantial gains in </w:t>
+      </w:r>
+      <w:proofErr w:type="spellStart"/>
+      <w:r>
+        <w:t>labeling</w:t>
+      </w:r>
+      <w:proofErr w:type="spellEnd"/>
+      <w:r>
+        <w:t xml:space="preserve"> cost, training time, and model footprint—key drivers of real-world viability at the edge.</w:t>
       </w:r>
     </w:p>
     <w:p>
@@ -11840,7 +11972,19 @@
         <w:rPr>
           <w:lang w:val="en-US"/>
         </w:rPr>
-        <w:t>Future work should first strengthen the representation learning stage. Extending SimCLR pretraining beyond 5 epochs, exploring alternative self-supervised methods (e.g., BYOL/SimSiam), and adding semi-supervised fine-tuning with a small labeled anchor set can raise ceiling accuracy without sacrificing the current data-efficiency gains (32 labels vs 252). This should be paired with more diverse, domain-relevant augmentations to better capture solder texture, glare, and surface variability.</w:t>
+        <w:t xml:space="preserve">Future work should first strengthen the representation learning stage. Extending SimCLR pretraining beyond 5 epochs, exploring alternative self-supervised methods (e.g., BYOL/SimSiam), and adding semi-supervised fine-tuning with a </w:t>
+      </w:r>
+      <w:r>
+        <w:rPr>
+          <w:lang w:val="en-US"/>
+        </w:rPr>
+        <w:t>small, labeled</w:t>
+      </w:r>
+      <w:r>
+        <w:rPr>
+          <w:lang w:val="en-US"/>
+        </w:rPr>
+        <w:t xml:space="preserve"> anchor set can raise ceiling accuracy without sacrificing the current data-efficiency gains (32 labels vs 252). This should be paired with more diverse, domain-relevant augmentations to better capture solder texture, glare, and surface variability.</w:t>
       </w:r>
     </w:p>
     <w:p>
@@ -12015,7 +12159,39 @@
           <w:rFonts w:asciiTheme="majorBidi" w:hAnsiTheme="majorBidi" w:cstheme="majorBidi"/>
           <w:lang w:val="en-US"/>
         </w:rPr>
-        <w:t xml:space="preserve">Bhupal Naik D. S., Dondeti, V., &amp; Balakrishna, S. (2022). Comparative analysis of machine learning-based algorithms for detection of anomalies in Iiot. International Journal of Information Retrieval Research, 12(1), 1–55. </w:t>
+        <w:t xml:space="preserve">Bhupal Naik D. S., </w:t>
+      </w:r>
+      <w:proofErr w:type="spellStart"/>
+      <w:r>
+        <w:rPr>
+          <w:rFonts w:asciiTheme="majorBidi" w:hAnsiTheme="majorBidi" w:cstheme="majorBidi"/>
+          <w:lang w:val="en-US"/>
+        </w:rPr>
+        <w:t>Dondeti</w:t>
+      </w:r>
+      <w:proofErr w:type="spellEnd"/>
+      <w:r>
+        <w:rPr>
+          <w:rFonts w:asciiTheme="majorBidi" w:hAnsiTheme="majorBidi" w:cstheme="majorBidi"/>
+          <w:lang w:val="en-US"/>
+        </w:rPr>
+        <w:t xml:space="preserve">, V., &amp; Balakrishna, S. (2022). Comparative analysis of machine learning-based algorithms for detection of anomalies in </w:t>
+      </w:r>
+      <w:proofErr w:type="spellStart"/>
+      <w:r>
+        <w:rPr>
+          <w:rFonts w:asciiTheme="majorBidi" w:hAnsiTheme="majorBidi" w:cstheme="majorBidi"/>
+          <w:lang w:val="en-US"/>
+        </w:rPr>
+        <w:t>Iiot</w:t>
+      </w:r>
+      <w:proofErr w:type="spellEnd"/>
+      <w:r>
+        <w:rPr>
+          <w:rFonts w:asciiTheme="majorBidi" w:hAnsiTheme="majorBidi" w:cstheme="majorBidi"/>
+          <w:lang w:val="en-US"/>
+        </w:rPr>
+        <w:t xml:space="preserve">. International Journal of Information Retrieval Research, 12(1), 1–55. </w:t>
       </w:r>
       <w:hyperlink r:id="rId42" w:history="1">
         <w:r>
@@ -12044,12 +12220,21 @@
           <w:lang w:val="en-US"/>
         </w:rPr>
       </w:pPr>
+      <w:proofErr w:type="spellStart"/>
       <w:r>
         <w:rPr>
           <w:rFonts w:asciiTheme="majorBidi" w:hAnsiTheme="majorBidi" w:cstheme="majorBidi"/>
           <w:lang w:val="en-US"/>
         </w:rPr>
-        <w:t xml:space="preserve">Borsatti, D., Davoli, G., Cerroni, W., &amp; Raffaelli, C. (2021). Enabling industrial IOT as a service with Multi-Access Edge Computing. IEEE Communications Magazine, 59(8), 21–27. </w:t>
+        <w:t>Borsatti</w:t>
+      </w:r>
+      <w:proofErr w:type="spellEnd"/>
+      <w:r>
+        <w:rPr>
+          <w:rFonts w:asciiTheme="majorBidi" w:hAnsiTheme="majorBidi" w:cstheme="majorBidi"/>
+          <w:lang w:val="en-US"/>
+        </w:rPr>
+        <w:t xml:space="preserve">, D., Davoli, G., Cerroni, W., &amp; Raffaelli, C. (2021). Enabling industrial IOT as a service with Multi-Access Edge Computing. IEEE Communications Magazine, 59(8), 21–27. </w:t>
       </w:r>
       <w:hyperlink r:id="rId43" w:history="1">
         <w:r>
@@ -12083,7 +12268,23 @@
           <w:rFonts w:asciiTheme="majorBidi" w:hAnsiTheme="majorBidi" w:cstheme="majorBidi"/>
           <w:lang w:val="en-US"/>
         </w:rPr>
-        <w:t xml:space="preserve">Buşoniu, L., de Bruin, T., Tolić, D., Kober, J., &amp; Palunko, I. (2018). Reinforcement learning for control: Performance, stability, and deep approximators. Annual Reviews in Control, 46, 8–28. </w:t>
+        <w:t xml:space="preserve">Buşoniu, L., de Bruin, T., Tolić, D., Kober, J., &amp; </w:t>
+      </w:r>
+      <w:proofErr w:type="spellStart"/>
+      <w:r>
+        <w:rPr>
+          <w:rFonts w:asciiTheme="majorBidi" w:hAnsiTheme="majorBidi" w:cstheme="majorBidi"/>
+          <w:lang w:val="en-US"/>
+        </w:rPr>
+        <w:t>Palunko</w:t>
+      </w:r>
+      <w:proofErr w:type="spellEnd"/>
+      <w:r>
+        <w:rPr>
+          <w:rFonts w:asciiTheme="majorBidi" w:hAnsiTheme="majorBidi" w:cstheme="majorBidi"/>
+          <w:lang w:val="en-US"/>
+        </w:rPr>
+        <w:t xml:space="preserve">, I. (2018). Reinforcement learning for control: Performance, stability, and deep approximators. Annual Reviews in Control, 46, 8–28. </w:t>
       </w:r>
       <w:hyperlink r:id="rId44" w:history="1">
         <w:r>
@@ -12231,7 +12432,23 @@
           <w:rFonts w:asciiTheme="majorBidi" w:hAnsiTheme="majorBidi" w:cstheme="majorBidi"/>
           <w:lang w:val="en-US"/>
         </w:rPr>
-        <w:t xml:space="preserve">Chen, B., Wan, J., Celesti, A., Li, D., Abbas, H., &amp; Zhang, Q. (2018). Edge computing in IOT-based manufacturing. IEEE Communications Magazine, 56(9), 103–109. </w:t>
+        <w:t xml:space="preserve">Chen, B., Wan, J., </w:t>
+      </w:r>
+      <w:proofErr w:type="spellStart"/>
+      <w:r>
+        <w:rPr>
+          <w:rFonts w:asciiTheme="majorBidi" w:hAnsiTheme="majorBidi" w:cstheme="majorBidi"/>
+          <w:lang w:val="en-US"/>
+        </w:rPr>
+        <w:t>Celesti</w:t>
+      </w:r>
+      <w:proofErr w:type="spellEnd"/>
+      <w:r>
+        <w:rPr>
+          <w:rFonts w:asciiTheme="majorBidi" w:hAnsiTheme="majorBidi" w:cstheme="majorBidi"/>
+          <w:lang w:val="en-US"/>
+        </w:rPr>
+        <w:t xml:space="preserve">, A., Li, D., Abbas, H., &amp; Zhang, Q. (2018). Edge computing in IOT-based manufacturing. IEEE Communications Magazine, 56(9), 103–109. </w:t>
       </w:r>
       <w:hyperlink r:id="rId47" w:history="1">
         <w:r>
@@ -12327,7 +12544,21 @@
         <w:rPr>
           <w:rFonts w:asciiTheme="majorBidi" w:hAnsiTheme="majorBidi" w:cstheme="majorBidi"/>
         </w:rPr>
-        <w:t xml:space="preserve">Dai, W., Nishi, H., Vyatkin, V., Huang, V., Shi, Y., &amp; Guan, X. (2019). Industrial Edge Computing: Enabling Embedded Intelligence. IEEE Industrial Electronics Magazine, 13(4), 48–56. </w:t>
+        <w:t xml:space="preserve">Dai, W., Nishi, H., </w:t>
+      </w:r>
+      <w:proofErr w:type="spellStart"/>
+      <w:r>
+        <w:rPr>
+          <w:rFonts w:asciiTheme="majorBidi" w:hAnsiTheme="majorBidi" w:cstheme="majorBidi"/>
+        </w:rPr>
+        <w:t>Vyatkin</w:t>
+      </w:r>
+      <w:proofErr w:type="spellEnd"/>
+      <w:r>
+        <w:rPr>
+          <w:rFonts w:asciiTheme="majorBidi" w:hAnsiTheme="majorBidi" w:cstheme="majorBidi"/>
+        </w:rPr>
+        <w:t xml:space="preserve">, V., Huang, V., Shi, Y., &amp; Guan, X. (2019). Industrial Edge Computing: Enabling Embedded Intelligence. IEEE Industrial Electronics Magazine, 13(4), 48–56. </w:t>
       </w:r>
       <w:hyperlink r:id="rId48" w:history="1">
         <w:r>
@@ -12358,7 +12589,21 @@
           <w:rFonts w:asciiTheme="majorBidi" w:hAnsiTheme="majorBidi" w:cstheme="majorBidi"/>
         </w:rPr>
         <w:lastRenderedPageBreak/>
-        <w:t xml:space="preserve">Gidaris, S., Bursuc, A., Komodakis, N., Perez, P. P., &amp; Cord, M. (2019). Boosting few-shot visual learning with self-supervision. 2019 IEEE/CVF International Conference on Computer Vision (ICCV), 8058–8067. </w:t>
+        <w:t xml:space="preserve">Gidaris, S., Bursuc, A., </w:t>
+      </w:r>
+      <w:proofErr w:type="spellStart"/>
+      <w:r>
+        <w:rPr>
+          <w:rFonts w:asciiTheme="majorBidi" w:hAnsiTheme="majorBidi" w:cstheme="majorBidi"/>
+        </w:rPr>
+        <w:t>Komodakis</w:t>
+      </w:r>
+      <w:proofErr w:type="spellEnd"/>
+      <w:r>
+        <w:rPr>
+          <w:rFonts w:asciiTheme="majorBidi" w:hAnsiTheme="majorBidi" w:cstheme="majorBidi"/>
+        </w:rPr>
+        <w:t xml:space="preserve">, N., Perez, P. P., &amp; Cord, M. (2019). Boosting few-shot visual learning with self-supervision. 2019 IEEE/CVF International Conference on Computer Vision (ICCV), 8058–8067. </w:t>
       </w:r>
       <w:hyperlink r:id="rId49" w:history="1">
         <w:r>
@@ -12414,11 +12659,61 @@
           <w:rFonts w:asciiTheme="majorBidi" w:hAnsiTheme="majorBidi" w:cstheme="majorBidi"/>
         </w:rPr>
       </w:pPr>
+      <w:proofErr w:type="spellStart"/>
       <w:r>
         <w:rPr>
           <w:rFonts w:asciiTheme="majorBidi" w:hAnsiTheme="majorBidi" w:cstheme="majorBidi"/>
         </w:rPr>
-        <w:t xml:space="preserve">Hastbacka, D., Halme, J., Barna, L., Hoikka, H., Pettinen, H., Larranaga, M., Bjorkbom, M., Mesia, H., Jaatinen, A., &amp; Elo, M. (2022). Dynamic edge and cloud service integration for industrial IOT and production monitoring applications of industrial cyber-physical systems. IEEE Transactions on Industrial Informatics, 18(1), 498–508. </w:t>
+        <w:t>Hastbacka</w:t>
+      </w:r>
+      <w:proofErr w:type="spellEnd"/>
+      <w:r>
+        <w:rPr>
+          <w:rFonts w:asciiTheme="majorBidi" w:hAnsiTheme="majorBidi" w:cstheme="majorBidi"/>
+        </w:rPr>
+        <w:t xml:space="preserve">, D., Halme, J., Barna, L., </w:t>
+      </w:r>
+      <w:proofErr w:type="spellStart"/>
+      <w:r>
+        <w:rPr>
+          <w:rFonts w:asciiTheme="majorBidi" w:hAnsiTheme="majorBidi" w:cstheme="majorBidi"/>
+        </w:rPr>
+        <w:t>Hoikka</w:t>
+      </w:r>
+      <w:proofErr w:type="spellEnd"/>
+      <w:r>
+        <w:rPr>
+          <w:rFonts w:asciiTheme="majorBidi" w:hAnsiTheme="majorBidi" w:cstheme="majorBidi"/>
+        </w:rPr>
+        <w:t xml:space="preserve">, H., </w:t>
+      </w:r>
+      <w:proofErr w:type="spellStart"/>
+      <w:r>
+        <w:rPr>
+          <w:rFonts w:asciiTheme="majorBidi" w:hAnsiTheme="majorBidi" w:cstheme="majorBidi"/>
+        </w:rPr>
+        <w:t>Pettinen</w:t>
+      </w:r>
+      <w:proofErr w:type="spellEnd"/>
+      <w:r>
+        <w:rPr>
+          <w:rFonts w:asciiTheme="majorBidi" w:hAnsiTheme="majorBidi" w:cstheme="majorBidi"/>
+        </w:rPr>
+        <w:t xml:space="preserve">, H., Larranaga, M., </w:t>
+      </w:r>
+      <w:proofErr w:type="spellStart"/>
+      <w:r>
+        <w:rPr>
+          <w:rFonts w:asciiTheme="majorBidi" w:hAnsiTheme="majorBidi" w:cstheme="majorBidi"/>
+        </w:rPr>
+        <w:t>Bjorkbom</w:t>
+      </w:r>
+      <w:proofErr w:type="spellEnd"/>
+      <w:r>
+        <w:rPr>
+          <w:rFonts w:asciiTheme="majorBidi" w:hAnsiTheme="majorBidi" w:cstheme="majorBidi"/>
+        </w:rPr>
+        <w:t xml:space="preserve">, M., Mesia, H., Jaatinen, A., &amp; Elo, M. (2022). Dynamic edge and cloud service integration for industrial IOT and production monitoring applications of industrial cyber-physical systems. IEEE Transactions on Industrial Informatics, 18(1), 498–508. </w:t>
       </w:r>
       <w:hyperlink r:id="rId51" w:history="1">
         <w:r>
@@ -12494,7 +12789,23 @@
           <w:rFonts w:asciiTheme="majorBidi" w:hAnsiTheme="majorBidi" w:cstheme="majorBidi"/>
           <w:lang w:val="en-US"/>
         </w:rPr>
-        <w:t>Ji, Z., Zou, X., Huang, T., &amp; Wu, S. (2019). Unsupervised Few-shot Learning via Self-supervised Training. ArXiv, abs/1912.12178</w:t>
+        <w:t xml:space="preserve">Ji, Z., Zou, X., Huang, T., &amp; Wu, S. (2019). Unsupervised Few-shot Learning via Self-supervised Training. </w:t>
+      </w:r>
+      <w:proofErr w:type="spellStart"/>
+      <w:r>
+        <w:rPr>
+          <w:rFonts w:asciiTheme="majorBidi" w:hAnsiTheme="majorBidi" w:cstheme="majorBidi"/>
+          <w:lang w:val="en-US"/>
+        </w:rPr>
+        <w:t>ArXiv</w:t>
+      </w:r>
+      <w:proofErr w:type="spellEnd"/>
+      <w:r>
+        <w:rPr>
+          <w:rFonts w:asciiTheme="majorBidi" w:hAnsiTheme="majorBidi" w:cstheme="majorBidi"/>
+          <w:lang w:val="en-US"/>
+        </w:rPr>
+        <w:t>, abs/1912.12178</w:t>
       </w:r>
       <w:r>
         <w:rPr>
@@ -12582,7 +12893,21 @@
         <w:rPr>
           <w:rFonts w:asciiTheme="majorBidi" w:hAnsiTheme="majorBidi" w:cstheme="majorBidi"/>
         </w:rPr>
-        <w:t xml:space="preserve">Liu, Y., Li, Z., Pan, S., Gong, C., Zhou, C., &amp; Karypis, G. (2022). Anomaly detection on attributed networks via contrastive self-supervised learning. </w:t>
+        <w:t xml:space="preserve">Liu, Y., Li, Z., Pan, S., Gong, C., Zhou, C., &amp; </w:t>
+      </w:r>
+      <w:proofErr w:type="spellStart"/>
+      <w:r>
+        <w:rPr>
+          <w:rFonts w:asciiTheme="majorBidi" w:hAnsiTheme="majorBidi" w:cstheme="majorBidi"/>
+        </w:rPr>
+        <w:t>Karypis</w:t>
+      </w:r>
+      <w:proofErr w:type="spellEnd"/>
+      <w:r>
+        <w:rPr>
+          <w:rFonts w:asciiTheme="majorBidi" w:hAnsiTheme="majorBidi" w:cstheme="majorBidi"/>
+        </w:rPr>
+        <w:t xml:space="preserve">, G. (2022). Anomaly detection on attributed networks via contrastive self-supervised learning. </w:t>
       </w:r>
       <w:r>
         <w:rPr>
@@ -12676,7 +13001,23 @@
           <w:rFonts w:asciiTheme="majorBidi" w:hAnsiTheme="majorBidi" w:cstheme="majorBidi"/>
           <w:lang w:val="en-US"/>
         </w:rPr>
-        <w:t xml:space="preserve">Mai, T., Yao, H., Guo, S., &amp; Liu, Y. (2021). In-network computing powered mobile edge: Toward high performance industrial iot. IEEE Network, 35(1), 289–295. </w:t>
+        <w:t xml:space="preserve">Mai, T., Yao, H., Guo, S., &amp; Liu, Y. (2021). In-network computing powered mobile edge: Toward high performance industrial </w:t>
+      </w:r>
+      <w:proofErr w:type="spellStart"/>
+      <w:r>
+        <w:rPr>
+          <w:rFonts w:asciiTheme="majorBidi" w:hAnsiTheme="majorBidi" w:cstheme="majorBidi"/>
+          <w:lang w:val="en-US"/>
+        </w:rPr>
+        <w:t>iot</w:t>
+      </w:r>
+      <w:proofErr w:type="spellEnd"/>
+      <w:r>
+        <w:rPr>
+          <w:rFonts w:asciiTheme="majorBidi" w:hAnsiTheme="majorBidi" w:cstheme="majorBidi"/>
+          <w:lang w:val="en-US"/>
+        </w:rPr>
+        <w:t xml:space="preserve">. IEEE Network, 35(1), 289–295. </w:t>
       </w:r>
       <w:hyperlink r:id="rId56" w:history="1">
         <w:r>
@@ -12710,13 +13051,45 @@
           <w:rFonts w:asciiTheme="majorBidi" w:hAnsiTheme="majorBidi" w:cstheme="majorBidi"/>
           <w:lang w:val="en-US"/>
         </w:rPr>
-        <w:t>Medina, C., Devos, A., &amp; Grossglauser, M. (2020). Self-Supervised Prototypical Transfer Learning for Few-Shot Classification. ArXiv, abs/2006.11325.</w:t>
-      </w:r>
+        <w:t xml:space="preserve">Medina, C., Devos, A., &amp; </w:t>
+      </w:r>
+      <w:proofErr w:type="spellStart"/>
       <w:r>
         <w:rPr>
           <w:rFonts w:asciiTheme="majorBidi" w:hAnsiTheme="majorBidi" w:cstheme="majorBidi"/>
           <w:lang w:val="en-US"/>
         </w:rPr>
+        <w:t>Grossglauser</w:t>
+      </w:r>
+      <w:proofErr w:type="spellEnd"/>
+      <w:r>
+        <w:rPr>
+          <w:rFonts w:asciiTheme="majorBidi" w:hAnsiTheme="majorBidi" w:cstheme="majorBidi"/>
+          <w:lang w:val="en-US"/>
+        </w:rPr>
+        <w:t xml:space="preserve">, M. (2020). Self-Supervised Prototypical Transfer Learning for Few-Shot Classification. </w:t>
+      </w:r>
+      <w:proofErr w:type="spellStart"/>
+      <w:r>
+        <w:rPr>
+          <w:rFonts w:asciiTheme="majorBidi" w:hAnsiTheme="majorBidi" w:cstheme="majorBidi"/>
+          <w:lang w:val="en-US"/>
+        </w:rPr>
+        <w:t>ArXiv</w:t>
+      </w:r>
+      <w:proofErr w:type="spellEnd"/>
+      <w:r>
+        <w:rPr>
+          <w:rFonts w:asciiTheme="majorBidi" w:hAnsiTheme="majorBidi" w:cstheme="majorBidi"/>
+          <w:lang w:val="en-US"/>
+        </w:rPr>
+        <w:t>, abs/2006.11325.</w:t>
+      </w:r>
+      <w:r>
+        <w:rPr>
+          <w:rFonts w:asciiTheme="majorBidi" w:hAnsiTheme="majorBidi" w:cstheme="majorBidi"/>
+          <w:lang w:val="en-US"/>
+        </w:rPr>
         <w:t xml:space="preserve"> </w:t>
       </w:r>
     </w:p>
@@ -12735,7 +13108,23 @@
           <w:lang w:val="en-US"/>
         </w:rPr>
         <w:lastRenderedPageBreak/>
-        <w:t xml:space="preserve">Nizam, H., Zafar, S., Lv, Z., Wang, F., &amp; Hu, X. (2022). Real-time deep anomaly detection framework for multivariate time-series data in industrial IOT. IEEE Sensors Journal, 22(23), 22836–22849. </w:t>
+        <w:t xml:space="preserve">Nizam, H., Zafar, S., </w:t>
+      </w:r>
+      <w:proofErr w:type="spellStart"/>
+      <w:r>
+        <w:rPr>
+          <w:rFonts w:asciiTheme="majorBidi" w:hAnsiTheme="majorBidi" w:cstheme="majorBidi"/>
+          <w:lang w:val="en-US"/>
+        </w:rPr>
+        <w:t>Lv</w:t>
+      </w:r>
+      <w:proofErr w:type="spellEnd"/>
+      <w:r>
+        <w:rPr>
+          <w:rFonts w:asciiTheme="majorBidi" w:hAnsiTheme="majorBidi" w:cstheme="majorBidi"/>
+          <w:lang w:val="en-US"/>
+        </w:rPr>
+        <w:t xml:space="preserve">, Z., Wang, F., &amp; Hu, X. (2022). Real-time deep anomaly detection framework for multivariate time-series data in industrial IOT. IEEE Sensors Journal, 22(23), 22836–22849. </w:t>
       </w:r>
       <w:hyperlink r:id="rId57" w:history="1">
         <w:r>
@@ -12957,7 +13346,23 @@
           <w:rFonts w:asciiTheme="majorBidi" w:hAnsiTheme="majorBidi" w:cstheme="majorBidi"/>
           <w:lang w:val="en-US"/>
         </w:rPr>
-        <w:t xml:space="preserve">Qiu, T., Chi, J., Zhou, X., Ning, Z., Atiquzzaman, M., &amp; Wu, D. O. (2020). Edge computing in industrial internet of things: Architecture, advances and challenges. IEEE Communications Surveys &amp;amp; Tutorials, 22(4), 2462–2488. https://doi.org/10.1109/comst.2020.3009103 </w:t>
+        <w:t xml:space="preserve">Qiu, T., Chi, J., Zhou, X., Ning, Z., </w:t>
+      </w:r>
+      <w:proofErr w:type="spellStart"/>
+      <w:r>
+        <w:rPr>
+          <w:rFonts w:asciiTheme="majorBidi" w:hAnsiTheme="majorBidi" w:cstheme="majorBidi"/>
+          <w:lang w:val="en-US"/>
+        </w:rPr>
+        <w:t>Atiquzzaman</w:t>
+      </w:r>
+      <w:proofErr w:type="spellEnd"/>
+      <w:r>
+        <w:rPr>
+          <w:rFonts w:asciiTheme="majorBidi" w:hAnsiTheme="majorBidi" w:cstheme="majorBidi"/>
+          <w:lang w:val="en-US"/>
+        </w:rPr>
+        <w:t xml:space="preserve">, M., &amp; Wu, D. O. (2020). Edge computing in industrial internet of things: Architecture, advances and challenges. IEEE Communications Surveys &amp;amp; Tutorials, 22(4), 2462–2488. https://doi.org/10.1109/comst.2020.3009103 </w:t>
       </w:r>
     </w:p>
     <w:p>
@@ -13076,7 +13481,23 @@
           <w:rFonts w:asciiTheme="majorBidi" w:hAnsiTheme="majorBidi" w:cstheme="majorBidi"/>
           <w:lang w:val="en-US"/>
         </w:rPr>
-        <w:t>Santos, J., Tran, T., &amp; Rippel, O. (2023). Optimizing PatchCore for Few/many-shot Anomaly Detection. ArXiv, abs/2307.10792. https://doi.org/10.48550/arXiv.2307.10792.</w:t>
+        <w:t xml:space="preserve">Santos, J., Tran, T., &amp; Rippel, O. (2023). Optimizing PatchCore for Few/many-shot Anomaly Detection. </w:t>
+      </w:r>
+      <w:proofErr w:type="spellStart"/>
+      <w:r>
+        <w:rPr>
+          <w:rFonts w:asciiTheme="majorBidi" w:hAnsiTheme="majorBidi" w:cstheme="majorBidi"/>
+          <w:lang w:val="en-US"/>
+        </w:rPr>
+        <w:t>ArXiv</w:t>
+      </w:r>
+      <w:proofErr w:type="spellEnd"/>
+      <w:r>
+        <w:rPr>
+          <w:rFonts w:asciiTheme="majorBidi" w:hAnsiTheme="majorBidi" w:cstheme="majorBidi"/>
+          <w:lang w:val="en-US"/>
+        </w:rPr>
+        <w:t>, abs/2307.10792. https://doi.org/10.48550/arXiv.2307.10792.</w:t>
       </w:r>
     </w:p>
     <w:p>
@@ -13093,7 +13514,23 @@
           <w:rFonts w:asciiTheme="majorBidi" w:hAnsiTheme="majorBidi" w:cstheme="majorBidi"/>
           <w:lang w:val="en-US"/>
         </w:rPr>
-        <w:t xml:space="preserve">Shah, G., &amp; Tiwari, A. (2018). Anomaly detection in Iiot. Proceedings of the ACM India Joint International Conference on Data Science and Management of Data. </w:t>
+        <w:t xml:space="preserve">Shah, G., &amp; Tiwari, A. (2018). Anomaly detection in </w:t>
+      </w:r>
+      <w:proofErr w:type="spellStart"/>
+      <w:r>
+        <w:rPr>
+          <w:rFonts w:asciiTheme="majorBidi" w:hAnsiTheme="majorBidi" w:cstheme="majorBidi"/>
+          <w:lang w:val="en-US"/>
+        </w:rPr>
+        <w:t>Iiot</w:t>
+      </w:r>
+      <w:proofErr w:type="spellEnd"/>
+      <w:r>
+        <w:rPr>
+          <w:rFonts w:asciiTheme="majorBidi" w:hAnsiTheme="majorBidi" w:cstheme="majorBidi"/>
+          <w:lang w:val="en-US"/>
+        </w:rPr>
+        <w:t xml:space="preserve">. Proceedings of the ACM India Joint International Conference on Data Science and Management of Data. </w:t>
       </w:r>
       <w:hyperlink r:id="rId65" w:history="1">
         <w:r>
@@ -13128,7 +13565,23 @@
           <w:lang w:val="en-US"/>
         </w:rPr>
         <w:lastRenderedPageBreak/>
-        <w:t>Simard, N., &amp; Lagrange, G. (2021). Improving Few-Shot Learning with Auxiliary Self-Supervised Pretext Tasks. ArXiv, abs/2101.09825.</w:t>
+        <w:t xml:space="preserve">Simard, N., &amp; Lagrange, G. (2021). Improving Few-Shot Learning with Auxiliary Self-Supervised Pretext Tasks. </w:t>
+      </w:r>
+      <w:proofErr w:type="spellStart"/>
+      <w:r>
+        <w:rPr>
+          <w:rFonts w:asciiTheme="majorBidi" w:hAnsiTheme="majorBidi" w:cstheme="majorBidi"/>
+          <w:lang w:val="en-US"/>
+        </w:rPr>
+        <w:t>ArXiv</w:t>
+      </w:r>
+      <w:proofErr w:type="spellEnd"/>
+      <w:r>
+        <w:rPr>
+          <w:rFonts w:asciiTheme="majorBidi" w:hAnsiTheme="majorBidi" w:cstheme="majorBidi"/>
+          <w:lang w:val="en-US"/>
+        </w:rPr>
+        <w:t>, abs/2101.09825.</w:t>
       </w:r>
     </w:p>
     <w:p>
@@ -13145,7 +13598,23 @@
           <w:rFonts w:asciiTheme="majorBidi" w:hAnsiTheme="majorBidi" w:cstheme="majorBidi"/>
           <w:lang w:val="en-US"/>
         </w:rPr>
-        <w:t xml:space="preserve">Sodhro, A. H., Pirbhulal, S., &amp; de Albuquerque, V. H. (2019). Artificial intelligence-driven mechanism for edge computing-based industrial applications. IEEE Transactions on Industrial Informatics, 15(7), 4235–4243. </w:t>
+        <w:t xml:space="preserve">Sodhro, A. H., </w:t>
+      </w:r>
+      <w:proofErr w:type="spellStart"/>
+      <w:r>
+        <w:rPr>
+          <w:rFonts w:asciiTheme="majorBidi" w:hAnsiTheme="majorBidi" w:cstheme="majorBidi"/>
+          <w:lang w:val="en-US"/>
+        </w:rPr>
+        <w:t>Pirbhulal</w:t>
+      </w:r>
+      <w:proofErr w:type="spellEnd"/>
+      <w:r>
+        <w:rPr>
+          <w:rFonts w:asciiTheme="majorBidi" w:hAnsiTheme="majorBidi" w:cstheme="majorBidi"/>
+          <w:lang w:val="en-US"/>
+        </w:rPr>
+        <w:t xml:space="preserve">, S., &amp; de Albuquerque, V. H. (2019). Artificial intelligence-driven mechanism for edge computing-based industrial applications. IEEE Transactions on Industrial Informatics, 15(7), 4235–4243. </w:t>
       </w:r>
       <w:hyperlink r:id="rId66" w:history="1">
         <w:r>
@@ -13214,6 +13683,7 @@
         </w:rPr>
         <w:t>Sun, G., Liu, Z., Wen, L., Shi, J., &amp; Xu, C. (2021). Anomaly Crossing: A New Method for Video Anomaly Detection as Cross-domain Few-shot Learning. </w:t>
       </w:r>
+      <w:proofErr w:type="spellStart"/>
       <w:r>
         <w:rPr>
           <w:rFonts w:asciiTheme="majorBidi" w:hAnsiTheme="majorBidi" w:cstheme="majorBidi"/>
@@ -13223,6 +13693,7 @@
         </w:rPr>
         <w:t>ArXiv</w:t>
       </w:r>
+      <w:proofErr w:type="spellEnd"/>
       <w:r>
         <w:rPr>
           <w:rFonts w:asciiTheme="majorBidi" w:hAnsiTheme="majorBidi" w:cstheme="majorBidi"/>
@@ -13345,7 +13816,21 @@
         <w:rPr>
           <w:rFonts w:asciiTheme="majorBidi" w:hAnsiTheme="majorBidi" w:cstheme="majorBidi"/>
         </w:rPr>
-        <w:t xml:space="preserve">Wang, X., Garg, S., Lin, H., Hu, J., Kaddoum, G., Jalil Piran, Md., &amp; Hossain, M. S. (2022). Toward accurate anomaly detection in industrial internet of things using hierarchical federated learning. </w:t>
+        <w:t xml:space="preserve">Wang, X., Garg, S., Lin, H., Hu, J., </w:t>
+      </w:r>
+      <w:proofErr w:type="spellStart"/>
+      <w:r>
+        <w:rPr>
+          <w:rFonts w:asciiTheme="majorBidi" w:hAnsiTheme="majorBidi" w:cstheme="majorBidi"/>
+        </w:rPr>
+        <w:t>Kaddoum</w:t>
+      </w:r>
+      <w:proofErr w:type="spellEnd"/>
+      <w:r>
+        <w:rPr>
+          <w:rFonts w:asciiTheme="majorBidi" w:hAnsiTheme="majorBidi" w:cstheme="majorBidi"/>
+        </w:rPr>
+        <w:t xml:space="preserve">, G., Jalil Piran, Md., &amp; Hossain, M. S. (2022). Toward accurate anomaly detection in industrial internet of things using hierarchical federated learning. </w:t>
       </w:r>
       <w:r>
         <w:rPr>
@@ -13439,7 +13924,23 @@
           <w:rFonts w:asciiTheme="majorBidi" w:hAnsiTheme="majorBidi" w:cstheme="majorBidi"/>
           <w:lang w:val="en-US"/>
         </w:rPr>
-        <w:t xml:space="preserve">Wang, X., Garg, S., Lin, H., Hu, J., Kaddoum, G., Jalil Piran, Md., &amp; Hossain, M. S. (2022). Toward accurate anomaly detection in industrial internet of things using hierarchical federated learning. IEEE Internet of Things Journal, 9(10), 7110–7119. </w:t>
+        <w:t xml:space="preserve">Wang, X., Garg, S., Lin, H., Hu, J., </w:t>
+      </w:r>
+      <w:proofErr w:type="spellStart"/>
+      <w:r>
+        <w:rPr>
+          <w:rFonts w:asciiTheme="majorBidi" w:hAnsiTheme="majorBidi" w:cstheme="majorBidi"/>
+          <w:lang w:val="en-US"/>
+        </w:rPr>
+        <w:t>Kaddoum</w:t>
+      </w:r>
+      <w:proofErr w:type="spellEnd"/>
+      <w:r>
+        <w:rPr>
+          <w:rFonts w:asciiTheme="majorBidi" w:hAnsiTheme="majorBidi" w:cstheme="majorBidi"/>
+          <w:lang w:val="en-US"/>
+        </w:rPr>
+        <w:t xml:space="preserve">, G., Jalil Piran, Md., &amp; Hossain, M. S. (2022). Toward accurate anomaly detection in industrial internet of things using hierarchical federated learning. IEEE Internet of Things Journal, 9(10), 7110–7119. </w:t>
       </w:r>
       <w:hyperlink r:id="rId72" w:history="1">
         <w:r>
@@ -13724,7 +14225,21 @@
         <w:rPr>
           <w:rFonts w:asciiTheme="majorBidi" w:hAnsiTheme="majorBidi" w:cstheme="majorBidi"/>
         </w:rPr>
-        <w:t>Zhang, Y., Zheng, Y., Xu, X., &amp; Wang, J. (2022). How Well Do Self-Supervised Methods Perform in Cross-Domain Few-Shot Learning?. ArXiv, abs/2202.09014.</w:t>
+        <w:t xml:space="preserve">Zhang, Y., Zheng, Y., Xu, X., &amp; Wang, J. (2022). How Well Do Self-Supervised Methods Perform in Cross-Domain Few-Shot Learning?. </w:t>
+      </w:r>
+      <w:proofErr w:type="spellStart"/>
+      <w:r>
+        <w:rPr>
+          <w:rFonts w:asciiTheme="majorBidi" w:hAnsiTheme="majorBidi" w:cstheme="majorBidi"/>
+        </w:rPr>
+        <w:t>ArXiv</w:t>
+      </w:r>
+      <w:proofErr w:type="spellEnd"/>
+      <w:r>
+        <w:rPr>
+          <w:rFonts w:asciiTheme="majorBidi" w:hAnsiTheme="majorBidi" w:cstheme="majorBidi"/>
+        </w:rPr>
+        <w:t>, abs/2202.09014.</w:t>
       </w:r>
     </w:p>
     <w:p>
@@ -14382,7 +14897,35 @@
               <w:rPr>
                 <w:lang w:val="en-SG"/>
               </w:rPr>
-              <w:t xml:space="preserve">Bhupal Naik D. S., Dondeti, V., &amp; Balakrishna, S. (2022). Comparative analysis of machine learning-based algorithms for detection of anomalies in Iiot. International Journal of Information Retrieval Research, 12(1), 1–55. </w:t>
+              <w:t xml:space="preserve">Bhupal Naik D. S., </w:t>
+            </w:r>
+            <w:proofErr w:type="spellStart"/>
+            <w:r>
+              <w:rPr>
+                <w:lang w:val="en-SG"/>
+              </w:rPr>
+              <w:t>Dondeti</w:t>
+            </w:r>
+            <w:proofErr w:type="spellEnd"/>
+            <w:r>
+              <w:rPr>
+                <w:lang w:val="en-SG"/>
+              </w:rPr>
+              <w:t xml:space="preserve">, V., &amp; Balakrishna, S. (2022). Comparative analysis of machine learning-based algorithms for detection of anomalies in </w:t>
+            </w:r>
+            <w:proofErr w:type="spellStart"/>
+            <w:r>
+              <w:rPr>
+                <w:lang w:val="en-SG"/>
+              </w:rPr>
+              <w:t>Iiot</w:t>
+            </w:r>
+            <w:proofErr w:type="spellEnd"/>
+            <w:r>
+              <w:rPr>
+                <w:lang w:val="en-SG"/>
+              </w:rPr>
+              <w:t xml:space="preserve">. International Journal of Information Retrieval Research, 12(1), 1–55. </w:t>
             </w:r>
             <w:hyperlink r:id="rId80" w:history="1">
               <w:r>
@@ -14534,11 +15077,19 @@
                 <w:lang w:val="en-US"/>
               </w:rPr>
             </w:pPr>
+            <w:proofErr w:type="spellStart"/>
             <w:r>
               <w:rPr>
                 <w:lang w:val="en-SG"/>
               </w:rPr>
-              <w:t xml:space="preserve">Borsatti, D., Davoli, G., Cerroni, W., &amp; Raffaelli, C. (2021). Enabling industrial IOT as a service with Multi-Access Edge Computing. IEEE Communications Magazine, 59(8), 21–27. </w:t>
+              <w:t>Borsatti</w:t>
+            </w:r>
+            <w:proofErr w:type="spellEnd"/>
+            <w:r>
+              <w:rPr>
+                <w:lang w:val="en-SG"/>
+              </w:rPr>
+              <w:t xml:space="preserve">, D., Davoli, G., Cerroni, W., &amp; Raffaelli, C. (2021). Enabling industrial IOT as a service with Multi-Access Edge Computing. IEEE Communications Magazine, 59(8), 21–27. </w:t>
             </w:r>
             <w:hyperlink r:id="rId81" w:history="1">
               <w:r>
@@ -14703,7 +15254,21 @@
               <w:rPr>
                 <w:lang w:val="en-US"/>
               </w:rPr>
-              <w:t xml:space="preserve">Buşoniu, L., de Bruin, T., Tolić, D., Kober, J., &amp; Palunko, I. (2018). Reinforcement learning for control: Performance, stability, and deep approximators. Annual Reviews in Control, 46, 8–28. </w:t>
+              <w:t xml:space="preserve">Buşoniu, L., de Bruin, T., Tolić, D., Kober, J., &amp; </w:t>
+            </w:r>
+            <w:proofErr w:type="spellStart"/>
+            <w:r>
+              <w:rPr>
+                <w:lang w:val="en-US"/>
+              </w:rPr>
+              <w:t>Palunko</w:t>
+            </w:r>
+            <w:proofErr w:type="spellEnd"/>
+            <w:r>
+              <w:rPr>
+                <w:lang w:val="en-US"/>
+              </w:rPr>
+              <w:t xml:space="preserve">, I. (2018). Reinforcement learning for control: Performance, stability, and deep approximators. Annual Reviews in Control, 46, 8–28. </w:t>
             </w:r>
             <w:hyperlink r:id="rId82" w:history="1">
               <w:r>
@@ -15031,7 +15596,21 @@
                 <w:lang w:val="en-SG"/>
               </w:rPr>
               <w:lastRenderedPageBreak/>
-              <w:t xml:space="preserve">Chen, B., Wan, J., Celesti, A., Li, D., Abbas, H., &amp; Zhang, Q. (2018). Edge computing in IOT-based manufacturing. IEEE Communications Magazine, 56(9), 103–109. </w:t>
+              <w:t xml:space="preserve">Chen, B., Wan, J., </w:t>
+            </w:r>
+            <w:proofErr w:type="spellStart"/>
+            <w:r>
+              <w:rPr>
+                <w:lang w:val="en-SG"/>
+              </w:rPr>
+              <w:t>Celesti</w:t>
+            </w:r>
+            <w:proofErr w:type="spellEnd"/>
+            <w:r>
+              <w:rPr>
+                <w:lang w:val="en-SG"/>
+              </w:rPr>
+              <w:t xml:space="preserve">, A., Li, D., Abbas, H., &amp; Zhang, Q. (2018). Edge computing in IOT-based manufacturing. IEEE Communications Magazine, 56(9), 103–109. </w:t>
             </w:r>
             <w:hyperlink r:id="rId84" w:history="1">
               <w:r>
@@ -15190,7 +15769,35 @@
               <w:rPr>
                 <w:lang w:val="en-SG"/>
               </w:rPr>
-              <w:t xml:space="preserve">Chen, M., Du, J., Pasunuru, R., Mihaylov, T., Iyer, S., Stoyanov, V., &amp; Kozareva, Z. (2022). Improving in-context few-shot learning via self-supervised training. Proceedings of the 2022 Conference of the North American Chapter of the Association for Computational Linguistics: Human Language Technologies. </w:t>
+              <w:t xml:space="preserve">Chen, M., Du, J., </w:t>
+            </w:r>
+            <w:proofErr w:type="spellStart"/>
+            <w:r>
+              <w:rPr>
+                <w:lang w:val="en-SG"/>
+              </w:rPr>
+              <w:t>Pasunuru</w:t>
+            </w:r>
+            <w:proofErr w:type="spellEnd"/>
+            <w:r>
+              <w:rPr>
+                <w:lang w:val="en-SG"/>
+              </w:rPr>
+              <w:t xml:space="preserve">, R., Mihaylov, T., Iyer, S., Stoyanov, V., &amp; </w:t>
+            </w:r>
+            <w:proofErr w:type="spellStart"/>
+            <w:r>
+              <w:rPr>
+                <w:lang w:val="en-SG"/>
+              </w:rPr>
+              <w:t>Kozareva</w:t>
+            </w:r>
+            <w:proofErr w:type="spellEnd"/>
+            <w:r>
+              <w:rPr>
+                <w:lang w:val="en-SG"/>
+              </w:rPr>
+              <w:t xml:space="preserve">, Z. (2022). Improving in-context few-shot learning via self-supervised training. Proceedings of the 2022 Conference of the North American Chapter of the Association for Computational Linguistics: Human Language Technologies. </w:t>
             </w:r>
             <w:hyperlink r:id="rId85" w:history="1">
               <w:r>
@@ -15549,8 +16156,21 @@
               <w:rPr>
                 <w:lang w:val="en-SG"/>
               </w:rPr>
-              <w:lastRenderedPageBreak/>
-              <w:t xml:space="preserve">Dai, W., Nishi, H., Vyatkin, V., Huang, V., Shi, Y., &amp; Guan, X. (2019). Industrial Edge Computing: Enabling Embedded Intelligence. IEEE Industrial Electronics Magazine, 13(4), 48–56. </w:t>
+              <w:t xml:space="preserve">Dai, W., Nishi, H., </w:t>
+            </w:r>
+            <w:proofErr w:type="spellStart"/>
+            <w:r>
+              <w:rPr>
+                <w:lang w:val="en-SG"/>
+              </w:rPr>
+              <w:t>Vyatkin</w:t>
+            </w:r>
+            <w:proofErr w:type="spellEnd"/>
+            <w:r>
+              <w:rPr>
+                <w:lang w:val="en-SG"/>
+              </w:rPr>
+              <w:t xml:space="preserve">, V., Huang, V., Shi, Y., &amp; Guan, X. (2019). Industrial Edge Computing: Enabling Embedded Intelligence. IEEE Industrial Electronics Magazine, 13(4), 48–56. </w:t>
             </w:r>
             <w:hyperlink r:id="rId87" w:history="1">
               <w:r>
@@ -15703,7 +16323,21 @@
               <w:rPr>
                 <w:lang w:val="en-SG"/>
               </w:rPr>
-              <w:t xml:space="preserve">Gidaris, S., Bursuc, A., Komodakis, N., Perez, P. P., &amp; Cord, M. (2019). Boosting few-shot visual learning with self-supervision. 2019 IEEE/CVF International Conference on Computer Vision (ICCV), 8058–8067. </w:t>
+              <w:t xml:space="preserve">Gidaris, S., Bursuc, A., </w:t>
+            </w:r>
+            <w:proofErr w:type="spellStart"/>
+            <w:r>
+              <w:rPr>
+                <w:lang w:val="en-SG"/>
+              </w:rPr>
+              <w:t>Komodakis</w:t>
+            </w:r>
+            <w:proofErr w:type="spellEnd"/>
+            <w:r>
+              <w:rPr>
+                <w:lang w:val="en-SG"/>
+              </w:rPr>
+              <w:t xml:space="preserve">, N., Perez, P. P., &amp; Cord, M. (2019). Boosting few-shot visual learning with self-supervision. 2019 IEEE/CVF International Conference on Computer Vision (ICCV), 8058–8067. </w:t>
             </w:r>
             <w:hyperlink r:id="rId88" w:history="1">
               <w:r>
@@ -16052,12 +16686,61 @@
                 <w:lang w:val="en-SG"/>
               </w:rPr>
             </w:pPr>
+            <w:proofErr w:type="spellStart"/>
             <w:r>
               <w:rPr>
                 <w:lang w:val="en-SG"/>
               </w:rPr>
-              <w:lastRenderedPageBreak/>
-              <w:t xml:space="preserve">Hastbacka, D., Halme, J., Barna, L., Hoikka, H., Pettinen, H., Larranaga, M., Bjorkbom, M., Mesia, H., Jaatinen, A., &amp; Elo, M. (2022). Dynamic edge and cloud service integration for industrial IOT and production monitoring applications of industrial cyber-physical systems. IEEE Transactions on Industrial Informatics, 18(1), 498–508. </w:t>
+              <w:t>Hastbacka</w:t>
+            </w:r>
+            <w:proofErr w:type="spellEnd"/>
+            <w:r>
+              <w:rPr>
+                <w:lang w:val="en-SG"/>
+              </w:rPr>
+              <w:t xml:space="preserve">, D., Halme, J., Barna, L., </w:t>
+            </w:r>
+            <w:proofErr w:type="spellStart"/>
+            <w:r>
+              <w:rPr>
+                <w:lang w:val="en-SG"/>
+              </w:rPr>
+              <w:t>Hoikka</w:t>
+            </w:r>
+            <w:proofErr w:type="spellEnd"/>
+            <w:r>
+              <w:rPr>
+                <w:lang w:val="en-SG"/>
+              </w:rPr>
+              <w:t xml:space="preserve">, H., </w:t>
+            </w:r>
+            <w:proofErr w:type="spellStart"/>
+            <w:r>
+              <w:rPr>
+                <w:lang w:val="en-SG"/>
+              </w:rPr>
+              <w:t>Pettinen</w:t>
+            </w:r>
+            <w:proofErr w:type="spellEnd"/>
+            <w:r>
+              <w:rPr>
+                <w:lang w:val="en-SG"/>
+              </w:rPr>
+              <w:t xml:space="preserve">, H., Larranaga, M., </w:t>
+            </w:r>
+            <w:proofErr w:type="spellStart"/>
+            <w:r>
+              <w:rPr>
+                <w:lang w:val="en-SG"/>
+              </w:rPr>
+              <w:t>Bjorkbom</w:t>
+            </w:r>
+            <w:proofErr w:type="spellEnd"/>
+            <w:r>
+              <w:rPr>
+                <w:lang w:val="en-SG"/>
+              </w:rPr>
+              <w:t xml:space="preserve">, M., Mesia, H., Jaatinen, A., &amp; Elo, M. (2022). Dynamic edge and cloud service integration for industrial IOT and production monitoring applications of industrial cyber-physical systems. IEEE Transactions on Industrial Informatics, 18(1), 498–508. </w:t>
             </w:r>
             <w:hyperlink r:id="rId90" w:history="1">
               <w:r>
@@ -16369,7 +17052,21 @@
               <w:rPr>
                 <w:lang w:val="en-SG"/>
               </w:rPr>
-              <w:t>Ji, Z., Zou, X., Huang, T., &amp; Wu, S. (2019). Unsupervised Few-shot Learning via Self-supervised Training. ArXiv, abs/1912.12178</w:t>
+              <w:t xml:space="preserve">Ji, Z., Zou, X., Huang, T., &amp; Wu, S. (2019). Unsupervised Few-shot Learning via Self-supervised Training. </w:t>
+            </w:r>
+            <w:proofErr w:type="spellStart"/>
+            <w:r>
+              <w:rPr>
+                <w:lang w:val="en-SG"/>
+              </w:rPr>
+              <w:t>ArXiv</w:t>
+            </w:r>
+            <w:proofErr w:type="spellEnd"/>
+            <w:r>
+              <w:rPr>
+                <w:lang w:val="en-SG"/>
+              </w:rPr>
+              <w:t>, abs/1912.12178</w:t>
             </w:r>
             <w:r>
               <w:rPr>
@@ -16513,7 +17210,21 @@
               <w:rPr>
                 <w:lang w:val="en-SG"/>
               </w:rPr>
-              <w:t xml:space="preserve">Liu, Y., Li, Z., Pan, S., Gong, C., Zhou, C., &amp; Karypis, G. (2022). Anomaly detection on attributed networks via contrastive self-supervised learning. IEEE Transactions on Neural Networks and Learning Systems, 33(6), 2378–2392. </w:t>
+              <w:t xml:space="preserve">Liu, Y., Li, Z., Pan, S., Gong, C., Zhou, C., &amp; </w:t>
+            </w:r>
+            <w:proofErr w:type="spellStart"/>
+            <w:r>
+              <w:rPr>
+                <w:lang w:val="en-SG"/>
+              </w:rPr>
+              <w:t>Karypis</w:t>
+            </w:r>
+            <w:proofErr w:type="spellEnd"/>
+            <w:r>
+              <w:rPr>
+                <w:lang w:val="en-SG"/>
+              </w:rPr>
+              <w:t xml:space="preserve">, G. (2022). Anomaly detection on attributed networks via contrastive self-supervised learning. IEEE Transactions on Neural Networks and Learning Systems, 33(6), 2378–2392. </w:t>
             </w:r>
             <w:hyperlink r:id="rId92" w:history="1">
               <w:r>
@@ -16862,8 +17573,21 @@
               <w:rPr>
                 <w:lang w:val="en-SG"/>
               </w:rPr>
-              <w:lastRenderedPageBreak/>
-              <w:t xml:space="preserve">Mai, T., Yao, H., Guo, S., &amp; Liu, Y. (2021). In-network computing powered mobile edge: Toward high performance industrial iot. IEEE Network, 35(1), 289–295. </w:t>
+              <w:t xml:space="preserve">Mai, T., Yao, H., Guo, S., &amp; Liu, Y. (2021). In-network computing powered mobile edge: Toward high performance industrial </w:t>
+            </w:r>
+            <w:proofErr w:type="spellStart"/>
+            <w:r>
+              <w:rPr>
+                <w:lang w:val="en-SG"/>
+              </w:rPr>
+              <w:t>iot</w:t>
+            </w:r>
+            <w:proofErr w:type="spellEnd"/>
+            <w:r>
+              <w:rPr>
+                <w:lang w:val="en-SG"/>
+              </w:rPr>
+              <w:t xml:space="preserve">. IEEE Network, 35(1), 289–295. </w:t>
             </w:r>
             <w:hyperlink r:id="rId94" w:history="1">
               <w:r>
@@ -17016,7 +17740,35 @@
               <w:rPr>
                 <w:lang w:val="en-SG"/>
               </w:rPr>
-              <w:t>Medina, C., Devos, A., &amp; Grossglauser, M. (2020). Self-Supervised Prototypical Transfer Learning for Few-Shot Classification. ArXiv, abs/2006.11325.</w:t>
+              <w:t xml:space="preserve">Medina, C., Devos, A., &amp; </w:t>
+            </w:r>
+            <w:proofErr w:type="spellStart"/>
+            <w:r>
+              <w:rPr>
+                <w:lang w:val="en-SG"/>
+              </w:rPr>
+              <w:t>Grossglauser</w:t>
+            </w:r>
+            <w:proofErr w:type="spellEnd"/>
+            <w:r>
+              <w:rPr>
+                <w:lang w:val="en-SG"/>
+              </w:rPr>
+              <w:t xml:space="preserve">, M. (2020). Self-Supervised Prototypical Transfer Learning for Few-Shot Classification. </w:t>
+            </w:r>
+            <w:proofErr w:type="spellStart"/>
+            <w:r>
+              <w:rPr>
+                <w:lang w:val="en-SG"/>
+              </w:rPr>
+              <w:t>ArXiv</w:t>
+            </w:r>
+            <w:proofErr w:type="spellEnd"/>
+            <w:r>
+              <w:rPr>
+                <w:lang w:val="en-SG"/>
+              </w:rPr>
+              <w:t>, abs/2006.11325.</w:t>
             </w:r>
             <w:r>
               <w:rPr>
@@ -17160,7 +17912,21 @@
               <w:rPr>
                 <w:lang w:val="en-SG"/>
               </w:rPr>
-              <w:t xml:space="preserve">Nizam, H., Zafar, S., Lv, Z., Wang, F., &amp; Hu, X. (2022). </w:t>
+              <w:t xml:space="preserve">Nizam, H., Zafar, S., </w:t>
+            </w:r>
+            <w:proofErr w:type="spellStart"/>
+            <w:r>
+              <w:rPr>
+                <w:lang w:val="en-SG"/>
+              </w:rPr>
+              <w:t>Lv</w:t>
+            </w:r>
+            <w:proofErr w:type="spellEnd"/>
+            <w:r>
+              <w:rPr>
+                <w:lang w:val="en-SG"/>
+              </w:rPr>
+              <w:t xml:space="preserve">, Z., Wang, F., &amp; Hu, X. (2022). </w:t>
             </w:r>
             <w:r>
               <w:rPr>
@@ -17360,7 +18126,6 @@
               <w:rPr>
                 <w:lang w:val="en-SG"/>
               </w:rPr>
-              <w:lastRenderedPageBreak/>
               <w:t xml:space="preserve">Palm, A., Metzger, A., &amp; Pohl, K. (2020). Online reinforcement learning for self-adaptive information systems. Lecture Notes in Computer Science, 169–184. </w:t>
             </w:r>
             <w:hyperlink r:id="rId96" w:history="1">
@@ -17836,7 +18601,21 @@
               <w:rPr>
                 <w:lang w:val="en-SG"/>
               </w:rPr>
-              <w:t xml:space="preserve">Qiu, T., Chi, J., Zhou, X., Ning, Z., Atiquzzaman, M., &amp; Wu, D. O. (2020). Edge computing in industrial internet of things: Architecture, advances and challenges. IEEE Communications Surveys &amp;amp; Tutorials, 22(4), 2462–2488. </w:t>
+              <w:t xml:space="preserve">Qiu, T., Chi, J., Zhou, X., Ning, Z., </w:t>
+            </w:r>
+            <w:proofErr w:type="spellStart"/>
+            <w:r>
+              <w:rPr>
+                <w:lang w:val="en-SG"/>
+              </w:rPr>
+              <w:t>Atiquzzaman</w:t>
+            </w:r>
+            <w:proofErr w:type="spellEnd"/>
+            <w:r>
+              <w:rPr>
+                <w:lang w:val="en-SG"/>
+              </w:rPr>
+              <w:t xml:space="preserve">, M., &amp; Wu, D. O. (2020). Edge computing in industrial internet of things: Architecture, advances and challenges. IEEE Communications Surveys &amp;amp; Tutorials, 22(4), 2462–2488. </w:t>
             </w:r>
             <w:hyperlink r:id="rId99" w:history="1">
               <w:r>
@@ -18189,7 +18968,6 @@
               <w:rPr>
                 <w:lang w:val="en-SG"/>
               </w:rPr>
-              <w:lastRenderedPageBreak/>
               <w:t xml:space="preserve">Ran, M., &amp; Xie, L. (2022). Adaptive observation-based efficient reinforcement learning for uncertain systems. IEEE Transactions on Neural Networks and Learning Systems, 33(10), 5492–5503. </w:t>
             </w:r>
             <w:hyperlink r:id="rId101" w:history="1">
@@ -18543,8 +19321,21 @@
               <w:rPr>
                 <w:lang w:val="en-SG"/>
               </w:rPr>
-              <w:lastRenderedPageBreak/>
-              <w:t xml:space="preserve">Santos, J., Tran, T., &amp; Rippel, O. (2023). Optimizing PatchCore for Few/many-shot Anomaly Detection. ArXiv, abs/2307.10792. </w:t>
+              <w:t xml:space="preserve">Santos, J., Tran, T., &amp; Rippel, O. (2023). Optimizing PatchCore for Few/many-shot Anomaly Detection. </w:t>
+            </w:r>
+            <w:proofErr w:type="spellStart"/>
+            <w:r>
+              <w:rPr>
+                <w:lang w:val="en-SG"/>
+              </w:rPr>
+              <w:t>ArXiv</w:t>
+            </w:r>
+            <w:proofErr w:type="spellEnd"/>
+            <w:r>
+              <w:rPr>
+                <w:lang w:val="en-SG"/>
+              </w:rPr>
+              <w:t xml:space="preserve">, abs/2307.10792. </w:t>
             </w:r>
             <w:hyperlink r:id="rId103" w:history="1">
               <w:r>
@@ -18703,7 +19494,21 @@
               <w:rPr>
                 <w:lang w:val="en-SG"/>
               </w:rPr>
-              <w:t xml:space="preserve">Shah, G., &amp; Tiwari, A. (2018). Anomaly detection in Iiot. Proceedings of the ACM India Joint International Conference on Data Science and Management of Data. </w:t>
+              <w:t xml:space="preserve">Shah, G., &amp; Tiwari, A. (2018). Anomaly detection in </w:t>
+            </w:r>
+            <w:proofErr w:type="spellStart"/>
+            <w:r>
+              <w:rPr>
+                <w:lang w:val="en-SG"/>
+              </w:rPr>
+              <w:t>Iiot</w:t>
+            </w:r>
+            <w:proofErr w:type="spellEnd"/>
+            <w:r>
+              <w:rPr>
+                <w:lang w:val="en-SG"/>
+              </w:rPr>
+              <w:t xml:space="preserve">. Proceedings of the ACM India Joint International Conference on Data Science and Management of Data. </w:t>
             </w:r>
             <w:hyperlink r:id="rId104" w:history="1">
               <w:r>
@@ -18887,8 +19692,21 @@
               <w:rPr>
                 <w:lang w:val="en-SG"/>
               </w:rPr>
-              <w:lastRenderedPageBreak/>
-              <w:t>Simard, N., &amp; Lagrange, G. (2021). Improving Few-Shot Learning with Auxiliary Self-Supervised Pretext Tasks. ArXiv, abs/2101.09825.</w:t>
+              <w:t xml:space="preserve">Simard, N., &amp; Lagrange, G. (2021). Improving Few-Shot Learning with Auxiliary Self-Supervised Pretext Tasks. </w:t>
+            </w:r>
+            <w:proofErr w:type="spellStart"/>
+            <w:r>
+              <w:rPr>
+                <w:lang w:val="en-SG"/>
+              </w:rPr>
+              <w:t>ArXiv</w:t>
+            </w:r>
+            <w:proofErr w:type="spellEnd"/>
+            <w:r>
+              <w:rPr>
+                <w:lang w:val="en-SG"/>
+              </w:rPr>
+              <w:t>, abs/2101.09825.</w:t>
             </w:r>
             <w:r>
               <w:rPr>
@@ -19032,7 +19850,21 @@
               <w:rPr>
                 <w:lang w:val="en-SG"/>
               </w:rPr>
-              <w:t xml:space="preserve">Sodhro, A. H., Pirbhulal, S., &amp; de Albuquerque, V. H. (2019). Artificial intelligence-driven mechanism for edge computing-based industrial applications. IEEE Transactions on Industrial Informatics, 15(7), 4235–4243. </w:t>
+              <w:t xml:space="preserve">Sodhro, A. H., </w:t>
+            </w:r>
+            <w:proofErr w:type="spellStart"/>
+            <w:r>
+              <w:rPr>
+                <w:lang w:val="en-SG"/>
+              </w:rPr>
+              <w:t>Pirbhulal</w:t>
+            </w:r>
+            <w:proofErr w:type="spellEnd"/>
+            <w:r>
+              <w:rPr>
+                <w:lang w:val="en-SG"/>
+              </w:rPr>
+              <w:t xml:space="preserve">, S., &amp; de Albuquerque, V. H. (2019). Artificial intelligence-driven mechanism for edge computing-based industrial applications. IEEE Transactions on Industrial Informatics, 15(7), 4235–4243. </w:t>
             </w:r>
             <w:hyperlink r:id="rId105" w:history="1">
               <w:r>
@@ -19346,7 +20178,21 @@
               <w:rPr>
                 <w:lang w:val="en-SG"/>
               </w:rPr>
-              <w:t>Sun, G., Liu, Z., Wen, L., Shi, J., &amp; Xu, C. (2021). Anomaly Crossing: A New Method for Video Anomaly Detection as Cross-domain Few-shot Learning. ArXiv, abs/2112.06320.</w:t>
+              <w:t xml:space="preserve">Sun, G., Liu, Z., Wen, L., Shi, J., &amp; Xu, C. (2021). Anomaly Crossing: A New Method for Video Anomaly Detection as Cross-domain Few-shot Learning. </w:t>
+            </w:r>
+            <w:proofErr w:type="spellStart"/>
+            <w:r>
+              <w:rPr>
+                <w:lang w:val="en-SG"/>
+              </w:rPr>
+              <w:t>ArXiv</w:t>
+            </w:r>
+            <w:proofErr w:type="spellEnd"/>
+            <w:r>
+              <w:rPr>
+                <w:lang w:val="en-SG"/>
+              </w:rPr>
+              <w:t>, abs/2112.06320.</w:t>
             </w:r>
             <w:r>
               <w:rPr>
@@ -19683,7 +20529,6 @@
               <w:rPr>
                 <w:lang w:val="en-SG"/>
               </w:rPr>
-              <w:lastRenderedPageBreak/>
               <w:t xml:space="preserve">Wang, T., Wang, P., Cai, S., Ma, Y., Liu, A., &amp; Xie, M. (2020). A unified trustworthy environment establishment based on Edge Computing in industrial IOT. IEEE Transactions on Industrial Informatics, 16(9), 6083–6091. </w:t>
             </w:r>
             <w:hyperlink r:id="rId108" w:history="1">
@@ -19837,7 +20682,21 @@
               <w:rPr>
                 <w:lang w:val="en-SG"/>
               </w:rPr>
-              <w:t xml:space="preserve">Wang, X., Garg, S., Lin, H., Hu, J., Kaddoum, G., Jalil Piran, Md., &amp; Hossain, M. S. (2022). Toward accurate anomaly detection in industrial internet of things using hierarchical federated learning. IEEE Internet of Things Journal, 9(10), 7110–7119. </w:t>
+              <w:t xml:space="preserve">Wang, X., Garg, S., Lin, H., Hu, J., </w:t>
+            </w:r>
+            <w:proofErr w:type="spellStart"/>
+            <w:r>
+              <w:rPr>
+                <w:lang w:val="en-SG"/>
+              </w:rPr>
+              <w:t>Kaddoum</w:t>
+            </w:r>
+            <w:proofErr w:type="spellEnd"/>
+            <w:r>
+              <w:rPr>
+                <w:lang w:val="en-SG"/>
+              </w:rPr>
+              <w:t xml:space="preserve">, G., Jalil Piran, Md., &amp; Hossain, M. S. (2022). Toward accurate anomaly detection in industrial internet of things using hierarchical federated learning. IEEE Internet of Things Journal, 9(10), 7110–7119. </w:t>
             </w:r>
             <w:hyperlink r:id="rId109" w:history="1">
               <w:r>
@@ -20303,7 +21162,21 @@
               <w:rPr>
                 <w:lang w:val="en-SG"/>
               </w:rPr>
-              <w:t>Zhang, Y., Zheng, Y., Xu, X., &amp; Wang, J. (2022). How Well Do Self-Supervised Methods Perform in Cross-Domain Few-Shot Learning?. ArXiv, abs/2202.09014.</w:t>
+              <w:t xml:space="preserve">Zhang, Y., Zheng, Y., Xu, X., &amp; Wang, J. (2022). How Well Do Self-Supervised Methods Perform in Cross-Domain Few-Shot Learning?. </w:t>
+            </w:r>
+            <w:proofErr w:type="spellStart"/>
+            <w:r>
+              <w:rPr>
+                <w:lang w:val="en-SG"/>
+              </w:rPr>
+              <w:t>ArXiv</w:t>
+            </w:r>
+            <w:proofErr w:type="spellEnd"/>
+            <w:r>
+              <w:rPr>
+                <w:lang w:val="en-SG"/>
+              </w:rPr>
+              <w:t>, abs/2202.09014.</w:t>
             </w:r>
             <w:r>
               <w:rPr>
@@ -25941,6 +26814,7 @@
   <w:style w:type="character" w:default="1" w:styleId="DefaultParagraphFont">
     <w:name w:val="Default Paragraph Font"/>
     <w:uiPriority w:val="1"/>
+    <w:semiHidden/>
     <w:unhideWhenUsed/>
   </w:style>
   <w:style w:type="table" w:default="1" w:styleId="TableNormal">
@@ -27030,6 +27904,15 @@
 </file>
 
 <file path=customXml/item2.xml><?xml version="1.0" encoding="utf-8"?>
+<?mso-contentType ?>
+<FormTemplates xmlns="http://schemas.microsoft.com/sharepoint/v3/contenttype/forms">
+  <Display>DocumentLibraryForm</Display>
+  <Edit>DocumentLibraryForm</Edit>
+  <New>DocumentLibraryForm</New>
+</FormTemplates>
+</file>
+
+<file path=customXml/item3.xml><?xml version="1.0" encoding="utf-8"?>
 <ct:contentTypeSchema xmlns:ct="http://schemas.microsoft.com/office/2006/metadata/contentType" xmlns:ma="http://schemas.microsoft.com/office/2006/metadata/properties/metaAttributes" ct:_="" ma:_="" ma:contentTypeName="Document" ma:contentTypeID="0x0101000959EF75487AA1449D8FD9DF7BD65DA7" ma:contentTypeVersion="5" ma:contentTypeDescription="Create a new document." ma:contentTypeScope="" ma:versionID="b323858b6e0b6b6b3d8c34076a133406">
   <xsd:schema xmlns:xsd="http://www.w3.org/2001/XMLSchema" xmlns:xs="http://www.w3.org/2001/XMLSchema" xmlns:p="http://schemas.microsoft.com/office/2006/metadata/properties" xmlns:ns3="13005ccf-fbd1-4a0f-ac20-f00f141b1da7" targetNamespace="http://schemas.microsoft.com/office/2006/metadata/properties" ma:root="true" ma:fieldsID="baeedc5ccc8e9d6aa6a605ab20301749" ns3:_="">
     <xsd:import namespace="13005ccf-fbd1-4a0f-ac20-f00f141b1da7"/>
@@ -27179,17 +28062,8 @@
 </ct:contentTypeSchema>
 </file>
 
-<file path=customXml/item3.xml><?xml version="1.0" encoding="utf-8"?>
+<file path=customXml/item4.xml><?xml version="1.0" encoding="utf-8"?>
 <b:Sources xmlns:b="http://schemas.openxmlformats.org/officeDocument/2006/bibliography" xmlns="http://schemas.openxmlformats.org/officeDocument/2006/bibliography" SelectedStyle="\APASixthEditionOfficeOnline.xsl" StyleName="APA" Version="6"/>
-</file>
-
-<file path=customXml/item4.xml><?xml version="1.0" encoding="utf-8"?>
-<?mso-contentType ?>
-<FormTemplates xmlns="http://schemas.microsoft.com/sharepoint/v3/contenttype/forms">
-  <Display>DocumentLibraryForm</Display>
-  <Edit>DocumentLibraryForm</Edit>
-  <New>DocumentLibraryForm</New>
-</FormTemplates>
 </file>
 
 <file path=customXml/itemProps1.xml><?xml version="1.0" encoding="utf-8"?>
@@ -27203,6 +28077,14 @@
 </file>
 
 <file path=customXml/itemProps2.xml><?xml version="1.0" encoding="utf-8"?>
+<ds:datastoreItem xmlns:ds="http://schemas.openxmlformats.org/officeDocument/2006/customXml" ds:itemID="{992DCAD9-F077-41EC-85AB-06A87F526601}">
+  <ds:schemaRefs>
+    <ds:schemaRef ds:uri="http://schemas.microsoft.com/sharepoint/v3/contenttype/forms"/>
+  </ds:schemaRefs>
+</ds:datastoreItem>
+</file>
+
+<file path=customXml/itemProps3.xml><?xml version="1.0" encoding="utf-8"?>
 <ds:datastoreItem xmlns:ds="http://schemas.openxmlformats.org/officeDocument/2006/customXml" ds:itemID="{02BA5075-C420-4852-8103-31990A51C34D}">
   <ds:schemaRefs>
     <ds:schemaRef ds:uri="http://schemas.microsoft.com/office/2006/metadata/contentType"/>
@@ -27220,18 +28102,10 @@
 </ds:datastoreItem>
 </file>
 
-<file path=customXml/itemProps3.xml><?xml version="1.0" encoding="utf-8"?>
+<file path=customXml/itemProps4.xml><?xml version="1.0" encoding="utf-8"?>
 <ds:datastoreItem xmlns:ds="http://schemas.openxmlformats.org/officeDocument/2006/customXml" ds:itemID="{79FAE151-758C-448F-8A86-5C297C841238}">
   <ds:schemaRefs>
     <ds:schemaRef ds:uri="http://schemas.openxmlformats.org/officeDocument/2006/bibliography"/>
   </ds:schemaRefs>
 </ds:datastoreItem>
-</file>
-
-<file path=customXml/itemProps4.xml><?xml version="1.0" encoding="utf-8"?>
-<ds:datastoreItem xmlns:ds="http://schemas.openxmlformats.org/officeDocument/2006/customXml" ds:itemID="{992DCAD9-F077-41EC-85AB-06A87F526601}">
-  <ds:schemaRefs>
-    <ds:schemaRef ds:uri="http://schemas.microsoft.com/sharepoint/v3/contenttype/forms"/>
-  </ds:schemaRefs>
-</ds:datastoreItem>
 </file>
--- a/docs/report.docx
+++ b/docs/report.docx
@@ -352,7 +352,7 @@
           <w:smallCaps/>
           <w:lang w:val="en-US"/>
         </w:rPr>
-        <w:t>Assoc. Prof. Dr V. Sivakumar (Module Lecturer &amp; Co-supervisor)</w:t>
+        <w:t>Assoc. Prof. Dr. Raja Rajeswari (Supervisor)</w:t>
       </w:r>
     </w:p>
     <w:p>
@@ -368,7 +368,7 @@
           <w:smallCaps/>
           <w:lang w:val="en-US"/>
         </w:rPr>
-        <w:t>Assoc. Prof. Dr. Raja Rajeswari (Supervisor)</w:t>
+        <w:t>Assoc. Prof. Dr V. Sivakumar (Co-supervisor)</w:t>
       </w:r>
     </w:p>
     <w:p>
@@ -400,7 +400,7 @@
         <w:alias w:val="Date"/>
         <w:tag w:val="Date"/>
         <w:id w:val="-456641162"/>
-        <w:date w:fullDate="2024-12-22T00:00:00Z">
+        <w:date w:fullDate="2025-09-01T00:00:00Z">
           <w:dateFormat w:val="MMMM yyyy"/>
           <w:lid w:val="en-US"/>
           <w:storeMappedDataAs w:val="dateTime"/>
@@ -422,7 +422,7 @@
               <w:caps/>
               <w:lang w:val="en-US"/>
             </w:rPr>
-            <w:t>December 2024</w:t>
+            <w:t>September 2025</w:t>
           </w:r>
         </w:p>
       </w:sdtContent>
@@ -602,7 +602,63 @@
           <w:sz w:val="24"/>
           <w:szCs w:val="24"/>
         </w:rPr>
-        <w:t xml:space="preserve"> presents a method to overcome these obstacles by combining reinforcement learning, few-shot learning, and self-supervised learning. The framework can produce high-quality data representations on its own by using self-supervised learning, which makes it possible to detect anomalies effectively with little labeled data. With fewer training samples, few-shot learning enables the model to adjust to novel, previously undiscovered anomalies, which makes it appropriate for dynamic industrial settings. </w:t>
+        <w:t xml:space="preserve"> presents a method to overcome these obstacles by combining self-supervised learning</w:t>
+      </w:r>
+      <w:r>
+        <w:rPr>
+          <w:rFonts w:asciiTheme="majorBidi" w:hAnsiTheme="majorBidi" w:cstheme="majorBidi"/>
+          <w:sz w:val="24"/>
+          <w:szCs w:val="24"/>
+        </w:rPr>
+        <w:t xml:space="preserve">, </w:t>
+      </w:r>
+      <w:r>
+        <w:rPr>
+          <w:rFonts w:asciiTheme="majorBidi" w:hAnsiTheme="majorBidi" w:cstheme="majorBidi"/>
+          <w:sz w:val="24"/>
+          <w:szCs w:val="24"/>
+        </w:rPr>
+        <w:t>few-shot learning,</w:t>
+      </w:r>
+      <w:r>
+        <w:rPr>
+          <w:rFonts w:asciiTheme="majorBidi" w:hAnsiTheme="majorBidi" w:cstheme="majorBidi"/>
+          <w:sz w:val="24"/>
+          <w:szCs w:val="24"/>
+        </w:rPr>
+        <w:t xml:space="preserve"> and </w:t>
+      </w:r>
+      <w:r>
+        <w:rPr>
+          <w:rFonts w:asciiTheme="majorBidi" w:hAnsiTheme="majorBidi" w:cstheme="majorBidi"/>
+          <w:sz w:val="24"/>
+          <w:szCs w:val="24"/>
+        </w:rPr>
+        <w:t>reinforcement learning</w:t>
+      </w:r>
+      <w:r>
+        <w:rPr>
+          <w:rFonts w:asciiTheme="majorBidi" w:hAnsiTheme="majorBidi" w:cstheme="majorBidi"/>
+          <w:sz w:val="24"/>
+          <w:szCs w:val="24"/>
+        </w:rPr>
+        <w:t xml:space="preserve">. The framework can produce high-quality data representations on its own by using self-supervised learning, which makes it possible to detect anomalies effectively with </w:t>
+      </w:r>
+      <w:r>
+        <w:rPr>
+          <w:rFonts w:asciiTheme="majorBidi" w:hAnsiTheme="majorBidi" w:cstheme="majorBidi"/>
+          <w:sz w:val="24"/>
+          <w:szCs w:val="24"/>
+        </w:rPr>
+        <w:t>little</w:t>
+      </w:r>
+      <w:r>
+        <w:rPr>
+          <w:rFonts w:asciiTheme="majorBidi" w:hAnsiTheme="majorBidi" w:cstheme="majorBidi"/>
+          <w:sz w:val="24"/>
+          <w:szCs w:val="24"/>
+        </w:rPr>
+        <w:t xml:space="preserve"> labeled data. With fewer training samples, few-shot learning enables the model to adjust to novel, previously undiscovered anomalies, which makes it appropriate for dynamic industrial settings. </w:t>
       </w:r>
       <w:r>
         <w:rPr>
@@ -961,13 +1017,597 @@
         <w:t xml:space="preserve">CHAPTER </w:t>
       </w:r>
       <w:r>
+        <w:t>2</w:t>
+      </w:r>
+      <w:r>
+        <w:t xml:space="preserve">: </w:t>
+      </w:r>
+      <w:r>
+        <w:t>LITERATURE REVIEW</w:t>
+      </w:r>
+      <w:r>
+        <w:tab/>
+      </w:r>
+      <w:r>
+        <w:t>7</w:t>
+      </w:r>
+    </w:p>
+    <w:p>
+      <w:pPr>
+        <w:pStyle w:val="TC1"/>
+      </w:pPr>
+      <w:r>
+        <w:t>2</w:t>
+      </w:r>
+      <w:r>
+        <w:t>.1</w:t>
+      </w:r>
+      <w:r>
+        <w:tab/>
+      </w:r>
+      <w:r>
+        <w:t>Anomaly Detection in IIoT</w:t>
+      </w:r>
+      <w:r>
+        <w:tab/>
+      </w:r>
+      <w:r>
+        <w:t>7</w:t>
+      </w:r>
+    </w:p>
+    <w:p>
+      <w:pPr>
+        <w:pStyle w:val="TC1"/>
+      </w:pPr>
+      <w:r>
+        <w:t>2.1.1</w:t>
+      </w:r>
+      <w:r>
+        <w:tab/>
+        <w:t>Temporal Anomaly Detection</w:t>
+      </w:r>
+      <w:r>
+        <w:tab/>
+      </w:r>
+      <w:r>
+        <w:t>7</w:t>
+      </w:r>
+    </w:p>
+    <w:p>
+      <w:pPr>
+        <w:pStyle w:val="TC1"/>
+      </w:pPr>
+      <w:r>
+        <w:t>2.1.2</w:t>
+      </w:r>
+      <w:r>
+        <w:tab/>
+        <w:t>Machine Learning Techniques</w:t>
+      </w:r>
+      <w:r>
+        <w:tab/>
+      </w:r>
+      <w:r>
+        <w:t>7</w:t>
+      </w:r>
+    </w:p>
+    <w:p>
+      <w:pPr>
+        <w:pStyle w:val="TC1"/>
+      </w:pPr>
+      <w:r>
+        <w:t>2.1.3</w:t>
+      </w:r>
+      <w:r>
+        <w:tab/>
+        <w:t>Network Security</w:t>
+      </w:r>
+      <w:r>
+        <w:tab/>
+      </w:r>
+      <w:r>
+        <w:t>8</w:t>
+      </w:r>
+    </w:p>
+    <w:p>
+      <w:pPr>
+        <w:pStyle w:val="TC1"/>
+      </w:pPr>
+      <w:r>
+        <w:t>2.1.4</w:t>
+      </w:r>
+      <w:r>
+        <w:tab/>
+        <w:t>Deep Learning</w:t>
+      </w:r>
+      <w:r>
+        <w:tab/>
+      </w:r>
+      <w:r>
+        <w:t>9</w:t>
+      </w:r>
+    </w:p>
+    <w:p>
+      <w:pPr>
+        <w:pStyle w:val="TC1"/>
+      </w:pPr>
+      <w:r>
+        <w:t>2.1.5</w:t>
+      </w:r>
+      <w:r>
+        <w:tab/>
+        <w:t>Applications in Predictive Maintenance</w:t>
+      </w:r>
+      <w:r>
+        <w:tab/>
+      </w:r>
+      <w:r>
+        <w:t>9</w:t>
+      </w:r>
+    </w:p>
+    <w:p>
+      <w:pPr>
+        <w:pStyle w:val="TC1"/>
+      </w:pPr>
+      <w:r>
+        <w:t>2.1.6</w:t>
+      </w:r>
+      <w:r>
+        <w:tab/>
+        <w:t>Summary</w:t>
+      </w:r>
+      <w:r>
+        <w:tab/>
+      </w:r>
+      <w:r>
+        <w:t>9</w:t>
+      </w:r>
+    </w:p>
+    <w:p>
+      <w:pPr>
+        <w:pStyle w:val="TC1"/>
+      </w:pPr>
+      <w:r>
+        <w:t>2.2</w:t>
+      </w:r>
+      <w:r>
+        <w:tab/>
+        <w:t>Reinforcement Learning for Adaptive Systems</w:t>
+      </w:r>
+      <w:r>
+        <w:tab/>
+      </w:r>
+      <w:r>
+        <w:t>10</w:t>
+      </w:r>
+    </w:p>
+    <w:p>
+      <w:pPr>
+        <w:pStyle w:val="TC1"/>
+      </w:pPr>
+      <w:r>
+        <w:t>2.2.1</w:t>
+      </w:r>
+      <w:r>
+        <w:tab/>
+        <w:t>Adaptive Control and Reinforcement Learning Intersection</w:t>
+      </w:r>
+      <w:r>
+        <w:tab/>
+      </w:r>
+      <w:r>
+        <w:t>10</w:t>
+      </w:r>
+    </w:p>
+    <w:p>
+      <w:pPr>
+        <w:pStyle w:val="TC1"/>
+      </w:pPr>
+      <w:r>
+        <w:t>2.2.2</w:t>
+      </w:r>
+      <w:r>
+        <w:tab/>
+        <w:t>Deep Reinforcement Learning for Adaptive Systems</w:t>
+      </w:r>
+      <w:r>
+        <w:tab/>
+      </w:r>
+      <w:r>
+        <w:t>11</w:t>
+      </w:r>
+    </w:p>
+    <w:p>
+      <w:pPr>
+        <w:pStyle w:val="TC1"/>
+      </w:pPr>
+      <w:r>
+        <w:t>2.2.3</w:t>
+      </w:r>
+      <w:r>
+        <w:tab/>
+        <w:t>Application for Complex Adaptive Systems</w:t>
+      </w:r>
+      <w:r>
+        <w:tab/>
+      </w:r>
+      <w:r>
+        <w:t>7</w:t>
+      </w:r>
+    </w:p>
+    <w:p>
+      <w:pPr>
+        <w:pStyle w:val="TC1"/>
+      </w:pPr>
+      <w:r>
+        <w:t>2.2.4</w:t>
+      </w:r>
+      <w:r>
+        <w:tab/>
+        <w:t>Summary</w:t>
+      </w:r>
+      <w:r>
+        <w:tab/>
+      </w:r>
+      <w:r>
+        <w:t>7</w:t>
+      </w:r>
+    </w:p>
+    <w:p>
+      <w:pPr>
+        <w:pStyle w:val="TC1"/>
+      </w:pPr>
+      <w:r>
+        <w:t>2.3</w:t>
+      </w:r>
+      <w:r>
+        <w:tab/>
+        <w:t>Few-Shot and Self-Supervised Learning</w:t>
+      </w:r>
+      <w:r>
+        <w:tab/>
+      </w:r>
+      <w:r>
+        <w:t>7</w:t>
+      </w:r>
+    </w:p>
+    <w:p>
+      <w:pPr>
+        <w:pStyle w:val="TC1"/>
+      </w:pPr>
+      <w:r>
+        <w:t>2.3.1</w:t>
+      </w:r>
+      <w:r>
+        <w:tab/>
+        <w:t>Theoretical and Practical Foundations</w:t>
+      </w:r>
+      <w:r>
+        <w:tab/>
+      </w:r>
+      <w:r>
+        <w:t>8</w:t>
+      </w:r>
+    </w:p>
+    <w:p>
+      <w:pPr>
+        <w:pStyle w:val="TC1"/>
+      </w:pPr>
+      <w:r>
+        <w:t>2.3.2</w:t>
+      </w:r>
+      <w:r>
+        <w:tab/>
+        <w:t>Advances in Self-Supervised Objectives for FSL</w:t>
+      </w:r>
+      <w:r>
+        <w:tab/>
+      </w:r>
+      <w:r>
+        <w:t>9</w:t>
+      </w:r>
+    </w:p>
+    <w:p>
+      <w:pPr>
+        <w:pStyle w:val="TC1"/>
+      </w:pPr>
+      <w:r>
+        <w:t>2.3.3</w:t>
+      </w:r>
+      <w:r>
+        <w:tab/>
+        <w:t>Combining SSL with Advanced FSL Frameworks</w:t>
+      </w:r>
+      <w:r>
+        <w:tab/>
+      </w:r>
+      <w:r>
+        <w:t>9</w:t>
+      </w:r>
+    </w:p>
+    <w:p>
+      <w:pPr>
+        <w:pStyle w:val="TC1"/>
+      </w:pPr>
+      <w:r>
+        <w:t>2.3.4</w:t>
+      </w:r>
+      <w:r>
+        <w:tab/>
+        <w:t>Applications in Cross-Domain Learning</w:t>
+      </w:r>
+      <w:r>
+        <w:tab/>
+      </w:r>
+      <w:r>
+        <w:t>9</w:t>
+      </w:r>
+    </w:p>
+    <w:p>
+      <w:pPr>
+        <w:pStyle w:val="TC1"/>
+      </w:pPr>
+      <w:r>
+        <w:lastRenderedPageBreak/>
+        <w:t>2.3.5</w:t>
+      </w:r>
+      <w:r>
+        <w:tab/>
+        <w:t>Novel Architectures Leveraging SSL</w:t>
+      </w:r>
+      <w:r>
+        <w:tab/>
+      </w:r>
+      <w:r>
+        <w:t>10</w:t>
+      </w:r>
+    </w:p>
+    <w:p>
+      <w:pPr>
+        <w:pStyle w:val="TC1"/>
+      </w:pPr>
+      <w:r>
+        <w:t>2.3.6</w:t>
+      </w:r>
+      <w:r>
+        <w:tab/>
+        <w:t>Summary</w:t>
+      </w:r>
+      <w:r>
+        <w:tab/>
+      </w:r>
+      <w:r>
+        <w:t>10</w:t>
+      </w:r>
+    </w:p>
+    <w:p>
+      <w:pPr>
+        <w:pStyle w:val="TC1"/>
+      </w:pPr>
+      <w:r>
+        <w:t>2.4</w:t>
+      </w:r>
+      <w:r>
+        <w:tab/>
+        <w:t>Industrial IoT and Edge Computing</w:t>
+      </w:r>
+      <w:r>
+        <w:tab/>
+      </w:r>
+      <w:r>
+        <w:t>11</w:t>
+      </w:r>
+    </w:p>
+    <w:p>
+      <w:pPr>
+        <w:pStyle w:val="TC1"/>
+      </w:pPr>
+      <w:r>
+        <w:t>2.4.1</w:t>
+      </w:r>
+      <w:r>
+        <w:tab/>
+        <w:t>Edge Computing in Industrial IoT</w:t>
+      </w:r>
+      <w:r>
+        <w:tab/>
+      </w:r>
+      <w:r>
+        <w:t>11</w:t>
+      </w:r>
+    </w:p>
+    <w:p>
+      <w:pPr>
+        <w:pStyle w:val="TC1"/>
+      </w:pPr>
+      <w:r>
+        <w:t>2.4.2</w:t>
+      </w:r>
+      <w:r>
+        <w:tab/>
+        <w:t>Enhancing IIoT Through AI-Driven Edge Solutions</w:t>
+      </w:r>
+      <w:r>
+        <w:tab/>
+      </w:r>
+      <w:r>
+        <w:t>7</w:t>
+      </w:r>
+    </w:p>
+    <w:p>
+      <w:pPr>
+        <w:pStyle w:val="TC1"/>
+      </w:pPr>
+      <w:r>
+        <w:t>2.4.3</w:t>
+      </w:r>
+      <w:r>
+        <w:tab/>
+        <w:t>Edge Computing Frameworks for IIoT</w:t>
+      </w:r>
+      <w:r>
+        <w:tab/>
+      </w:r>
+      <w:r>
+        <w:t>7</w:t>
+      </w:r>
+    </w:p>
+    <w:p>
+      <w:pPr>
+        <w:pStyle w:val="TC1"/>
+      </w:pPr>
+      <w:r>
+        <w:t>2.4.4</w:t>
+      </w:r>
+      <w:r>
+        <w:tab/>
+        <w:t>Security and Trust in Edge-Based IIoT</w:t>
+      </w:r>
+      <w:r>
+        <w:tab/>
+      </w:r>
+      <w:r>
+        <w:t>8</w:t>
+      </w:r>
+    </w:p>
+    <w:p>
+      <w:pPr>
+        <w:pStyle w:val="TC1"/>
+      </w:pPr>
+      <w:r>
+        <w:t>2.4.5</w:t>
+      </w:r>
+      <w:r>
+        <w:tab/>
+        <w:t>Challenges and Future Directions</w:t>
+      </w:r>
+      <w:r>
+        <w:tab/>
+      </w:r>
+      <w:r>
+        <w:t>9</w:t>
+      </w:r>
+    </w:p>
+    <w:p>
+      <w:pPr>
+        <w:pStyle w:val="TC1"/>
+      </w:pPr>
+      <w:r>
+        <w:t>2.4.6</w:t>
+      </w:r>
+      <w:r>
+        <w:tab/>
+        <w:t>Summary</w:t>
+      </w:r>
+      <w:r>
+        <w:tab/>
+      </w:r>
+      <w:r>
+        <w:t>9</w:t>
+      </w:r>
+    </w:p>
+    <w:p>
+      <w:pPr>
+        <w:pStyle w:val="TC1"/>
+      </w:pPr>
+      <w:r>
+        <w:t>2.5</w:t>
+      </w:r>
+      <w:r>
+        <w:tab/>
+        <w:t>Integrative Frameworks</w:t>
+      </w:r>
+      <w:r>
+        <w:tab/>
+      </w:r>
+      <w:r>
+        <w:t>9</w:t>
+      </w:r>
+    </w:p>
+    <w:p>
+      <w:pPr>
+        <w:pStyle w:val="TC1"/>
+      </w:pPr>
+      <w:r>
+        <w:t>2.5.1</w:t>
+      </w:r>
+      <w:r>
+        <w:tab/>
+        <w:t>Few-Shot Learning and Self-Supervised Techniques for Limited Data Scenarios</w:t>
+      </w:r>
+      <w:r>
+        <w:tab/>
+      </w:r>
+      <w:r>
+        <w:t>10</w:t>
+      </w:r>
+    </w:p>
+    <w:p>
+      <w:pPr>
+        <w:pStyle w:val="TC1"/>
+      </w:pPr>
+      <w:r>
+        <w:t>2.5.2</w:t>
+      </w:r>
+      <w:r>
+        <w:tab/>
+        <w:t>Reinforcement Learning for Dynamic Adaptation</w:t>
+      </w:r>
+      <w:r>
+        <w:tab/>
+      </w:r>
+      <w:r>
+        <w:t>10</w:t>
+      </w:r>
+    </w:p>
+    <w:p>
+      <w:pPr>
+        <w:pStyle w:val="TC1"/>
+      </w:pPr>
+      <w:r>
+        <w:t>2.5.3</w:t>
+      </w:r>
+      <w:r>
+        <w:tab/>
+        <w:t>Practical Applications and Future Directions</w:t>
+      </w:r>
+      <w:r>
+        <w:tab/>
+      </w:r>
+      <w:r>
+        <w:t>11</w:t>
+      </w:r>
+    </w:p>
+    <w:p>
+      <w:pPr>
+        <w:pStyle w:val="TC1"/>
+      </w:pPr>
+      <w:r>
+        <w:t>2.5.4</w:t>
+      </w:r>
+      <w:r>
+        <w:tab/>
+        <w:t>Summary</w:t>
+      </w:r>
+      <w:r>
+        <w:tab/>
+      </w:r>
+      <w:r>
+        <w:t>11</w:t>
+      </w:r>
+    </w:p>
+    <w:p>
+      <w:pPr>
+        <w:pStyle w:val="TC1"/>
+      </w:pPr>
+      <w:r>
+        <w:t xml:space="preserve">CHAPTER </w:t>
+      </w:r>
+      <w:r>
         <w:t>3</w:t>
       </w:r>
       <w:r>
-        <w:t>:</w:t>
-      </w:r>
-      <w:r>
-        <w:t xml:space="preserve"> RESEARCH METHODOLOGY</w:t>
+        <w:t>: RESEARCH METHODOLOGY</w:t>
       </w:r>
       <w:r>
         <w:tab/>
@@ -981,291 +1621,581 @@
         <w:pStyle w:val="TC1"/>
       </w:pPr>
       <w:r>
+        <w:t>3.1</w:t>
+      </w:r>
+      <w:r>
+        <w:tab/>
+        <w:t>Overview</w:t>
+      </w:r>
+      <w:r>
+        <w:tab/>
+      </w:r>
+      <w:r>
+        <w:t>7</w:t>
+      </w:r>
+    </w:p>
+    <w:p>
+      <w:pPr>
+        <w:pStyle w:val="TC1"/>
+      </w:pPr>
+      <w:r>
+        <w:t>3.2</w:t>
+      </w:r>
+      <w:r>
+        <w:tab/>
+        <w:t>Data Acquisition and Preprocessing</w:t>
+      </w:r>
+      <w:r>
+        <w:tab/>
+      </w:r>
+      <w:r>
+        <w:t>7</w:t>
+      </w:r>
+    </w:p>
+    <w:p>
+      <w:pPr>
+        <w:pStyle w:val="TC1"/>
+      </w:pPr>
+      <w:r>
+        <w:t>3.3</w:t>
+      </w:r>
+      <w:r>
+        <w:tab/>
+        <w:t>Model Design and Development</w:t>
+      </w:r>
+      <w:r>
+        <w:tab/>
+      </w:r>
+      <w:r>
+        <w:t>7</w:t>
+      </w:r>
+    </w:p>
+    <w:p>
+      <w:pPr>
+        <w:pStyle w:val="TC1"/>
+      </w:pPr>
+      <w:r>
+        <w:t>3.3.1</w:t>
+      </w:r>
+      <w:r>
+        <w:tab/>
+        <w:t>Self-Supervised Learning</w:t>
+      </w:r>
+      <w:r>
+        <w:tab/>
+      </w:r>
+      <w:r>
+        <w:t>8</w:t>
+      </w:r>
+    </w:p>
+    <w:p>
+      <w:pPr>
+        <w:pStyle w:val="TC1"/>
+      </w:pPr>
+      <w:r>
+        <w:t>3.3.2</w:t>
+      </w:r>
+      <w:r>
+        <w:tab/>
+        <w:t>Few-Shot Learning</w:t>
+      </w:r>
+      <w:r>
+        <w:tab/>
+      </w:r>
+      <w:r>
+        <w:t>9</w:t>
+      </w:r>
+    </w:p>
+    <w:p>
+      <w:pPr>
+        <w:pStyle w:val="TC1"/>
+      </w:pPr>
+      <w:r>
+        <w:t>3.3.3</w:t>
+      </w:r>
+      <w:r>
+        <w:tab/>
+        <w:t>Reinforcement Learning</w:t>
+      </w:r>
+      <w:r>
+        <w:tab/>
+      </w:r>
+      <w:r>
+        <w:t>9</w:t>
+      </w:r>
+    </w:p>
+    <w:p>
+      <w:pPr>
+        <w:pStyle w:val="TC1"/>
+      </w:pPr>
+      <w:r>
+        <w:t>3.4</w:t>
+      </w:r>
+      <w:r>
+        <w:tab/>
+        <w:t>Experimentation and Deployment</w:t>
+      </w:r>
+      <w:r>
+        <w:tab/>
+      </w:r>
+      <w:r>
+        <w:t>9</w:t>
+      </w:r>
+    </w:p>
+    <w:p>
+      <w:pPr>
+        <w:pStyle w:val="TC1"/>
+      </w:pPr>
+      <w:r>
+        <w:t>3.5</w:t>
+      </w:r>
+      <w:r>
+        <w:tab/>
+        <w:t>Ethical and Safety Considerations</w:t>
+      </w:r>
+      <w:r>
+        <w:tab/>
+      </w:r>
+      <w:r>
+        <w:t>10</w:t>
+      </w:r>
+    </w:p>
+    <w:p>
+      <w:pPr>
+        <w:pStyle w:val="TC1"/>
+      </w:pPr>
+      <w:r>
+        <w:t>3.6</w:t>
+      </w:r>
+      <w:r>
+        <w:tab/>
+        <w:t>Justification</w:t>
+      </w:r>
+      <w:r>
+        <w:tab/>
+      </w:r>
+      <w:r>
+        <w:t>10</w:t>
+      </w:r>
+    </w:p>
+    <w:p>
+      <w:pPr>
+        <w:pStyle w:val="TC1"/>
+      </w:pPr>
+      <w:r>
+        <w:t>3.7</w:t>
+      </w:r>
+      <w:r>
+        <w:tab/>
+        <w:t>Resources Required</w:t>
+      </w:r>
+      <w:r>
+        <w:tab/>
+      </w:r>
+      <w:r>
+        <w:t>11</w:t>
+      </w:r>
+    </w:p>
+    <w:p>
+      <w:pPr>
+        <w:pStyle w:val="TC1"/>
+      </w:pPr>
+      <w:r>
+        <w:t>3.8</w:t>
+      </w:r>
+      <w:r>
+        <w:tab/>
+        <w:t>Evaluation and Validation</w:t>
+      </w:r>
+      <w:r>
+        <w:tab/>
+      </w:r>
+      <w:r>
+        <w:t>10</w:t>
+      </w:r>
+    </w:p>
+    <w:p>
+      <w:pPr>
+        <w:pStyle w:val="TC1"/>
+      </w:pPr>
+      <w:r>
+        <w:t>3.9</w:t>
+      </w:r>
+      <w:r>
+        <w:tab/>
+        <w:t>Summary</w:t>
+      </w:r>
+      <w:r>
+        <w:tab/>
+      </w:r>
+      <w:r>
+        <w:t>10</w:t>
+      </w:r>
+    </w:p>
+    <w:p>
+      <w:pPr>
+        <w:pStyle w:val="TC1"/>
+      </w:pPr>
+      <w:r>
+        <w:t>3.10</w:t>
+      </w:r>
+      <w:r>
+        <w:tab/>
+        <w:t>Research Plan</w:t>
+      </w:r>
+      <w:r>
+        <w:tab/>
+      </w:r>
+      <w:r>
+        <w:t>11</w:t>
+      </w:r>
+    </w:p>
+    <w:p>
+      <w:pPr>
+        <w:pStyle w:val="TC1"/>
+      </w:pPr>
+      <w:r>
+        <w:t xml:space="preserve">CHAPTER </w:t>
+      </w:r>
+      <w:r>
+        <w:t>4</w:t>
+      </w:r>
+      <w:r>
+        <w:t xml:space="preserve">: </w:t>
+      </w:r>
+      <w:r>
+        <w:t>RESULT ANALYSIS</w:t>
+      </w:r>
+      <w:r>
+        <w:tab/>
+      </w:r>
+      <w:r>
+        <w:t>7</w:t>
+      </w:r>
+    </w:p>
+    <w:p>
+      <w:pPr>
+        <w:pStyle w:val="TC1"/>
+      </w:pPr>
+      <w:r>
+        <w:t>4.1</w:t>
+      </w:r>
+      <w:r>
+        <w:tab/>
+        <w:t>Overall Performance Summary</w:t>
+      </w:r>
+      <w:r>
+        <w:tab/>
+      </w:r>
+      <w:r>
+        <w:t>7</w:t>
+      </w:r>
+    </w:p>
+    <w:p>
+      <w:pPr>
+        <w:pStyle w:val="TC1"/>
+      </w:pPr>
+      <w:r>
+        <w:t>4.2</w:t>
+      </w:r>
+      <w:r>
+        <w:tab/>
+        <w:t>Defect Class Performance and Error Profile</w:t>
+      </w:r>
+      <w:r>
+        <w:tab/>
+      </w:r>
+      <w:r>
+        <w:t>7</w:t>
+      </w:r>
+    </w:p>
+    <w:p>
+      <w:pPr>
+        <w:pStyle w:val="TC1"/>
+      </w:pPr>
+      <w:r>
+        <w:t>4.3</w:t>
+      </w:r>
+      <w:r>
+        <w:tab/>
+        <w:t>Data Efficiency and Labeling Cost Reduction</w:t>
+      </w:r>
+      <w:r>
+        <w:tab/>
+      </w:r>
+      <w:r>
+        <w:t>7</w:t>
+      </w:r>
+    </w:p>
+    <w:p>
+      <w:pPr>
+        <w:pStyle w:val="TC1"/>
+      </w:pPr>
+      <w:r>
+        <w:t>4.4</w:t>
+      </w:r>
+      <w:r>
+        <w:tab/>
+        <w:t>Training Time and Compute Efficiency</w:t>
+      </w:r>
+      <w:r>
+        <w:tab/>
+      </w:r>
+      <w:r>
+        <w:t>8</w:t>
+      </w:r>
+    </w:p>
+    <w:p>
+      <w:pPr>
+        <w:pStyle w:val="TC1"/>
+      </w:pPr>
+      <w:r>
+        <w:t>4.5</w:t>
+      </w:r>
+      <w:r>
+        <w:tab/>
+        <w:t>Model Footprint and Edge Deployability</w:t>
+      </w:r>
+      <w:r>
+        <w:tab/>
+      </w:r>
+      <w:r>
+        <w:t>9</w:t>
+      </w:r>
+    </w:p>
+    <w:p>
+      <w:pPr>
+        <w:pStyle w:val="TC1"/>
+      </w:pPr>
+      <w:r>
+        <w:lastRenderedPageBreak/>
+        <w:t>4.6</w:t>
+      </w:r>
+      <w:r>
+        <w:tab/>
+        <w:t>Quantization Impact on Size–Accuracy Trade-off</w:t>
+      </w:r>
+      <w:r>
+        <w:tab/>
+      </w:r>
+      <w:r>
+        <w:t>9</w:t>
+      </w:r>
+    </w:p>
+    <w:p>
+      <w:pPr>
+        <w:pStyle w:val="TC1"/>
+      </w:pPr>
+      <w:r>
+        <w:t>4.7</w:t>
+      </w:r>
+      <w:r>
+        <w:tab/>
+        <w:t>Adaptivity and Continual Learning via RL</w:t>
+      </w:r>
+      <w:r>
+        <w:tab/>
+      </w:r>
+      <w:r>
+        <w:t>9</w:t>
+      </w:r>
+    </w:p>
+    <w:p>
+      <w:pPr>
+        <w:pStyle w:val="TC1"/>
+      </w:pPr>
+      <w:r>
+        <w:t>4.8</w:t>
+      </w:r>
+      <w:r>
+        <w:tab/>
+        <w:t>Robustness to Class Imbalance and Data Scarcity</w:t>
+      </w:r>
+      <w:r>
+        <w:tab/>
+      </w:r>
+      <w:r>
+        <w:t>10</w:t>
+      </w:r>
+    </w:p>
+    <w:p>
+      <w:pPr>
+        <w:pStyle w:val="TC1"/>
+      </w:pPr>
+      <w:r>
+        <w:t>4.9</w:t>
+      </w:r>
+      <w:r>
+        <w:tab/>
+        <w:t>Scalability to New Defects and Domain Transfer</w:t>
+      </w:r>
+      <w:r>
+        <w:tab/>
+      </w:r>
+      <w:r>
+        <w:t>10</w:t>
+      </w:r>
+    </w:p>
+    <w:p>
+      <w:pPr>
+        <w:pStyle w:val="TC1"/>
+      </w:pPr>
+      <w:r>
+        <w:t>4.10</w:t>
+      </w:r>
+      <w:r>
+        <w:tab/>
+        <w:t>Resource–Performance Trade-offs and Deployment Guidance</w:t>
+      </w:r>
+      <w:r>
+        <w:tab/>
+      </w:r>
+      <w:r>
+        <w:t>11</w:t>
+      </w:r>
+    </w:p>
+    <w:p>
+      <w:pPr>
+        <w:pStyle w:val="TC1"/>
+      </w:pPr>
+      <w:r>
+        <w:t>4.11</w:t>
+      </w:r>
+      <w:r>
+        <w:tab/>
+        <w:t>Limitations and Threats to Validity</w:t>
+      </w:r>
+      <w:r>
+        <w:tab/>
+      </w:r>
+      <w:r>
+        <w:t>10</w:t>
+      </w:r>
+    </w:p>
+    <w:p>
+      <w:pPr>
+        <w:pStyle w:val="TC1"/>
+      </w:pPr>
+      <w:r>
+        <w:t>4.12</w:t>
+      </w:r>
+      <w:r>
+        <w:tab/>
+        <w:t>Summary</w:t>
+      </w:r>
+      <w:r>
+        <w:tab/>
+      </w:r>
+      <w:r>
+        <w:t>11</w:t>
+      </w:r>
+    </w:p>
+    <w:p>
+      <w:pPr>
+        <w:pStyle w:val="TC1"/>
+      </w:pPr>
+      <w:r>
+        <w:t xml:space="preserve">CHAPTER </w:t>
+      </w:r>
+      <w:r>
+        <w:t>5</w:t>
+      </w:r>
+      <w:r>
+        <w:t xml:space="preserve">: </w:t>
+      </w:r>
+      <w:r>
+        <w:t>CONCLUSION</w:t>
+      </w:r>
+      <w:r>
+        <w:tab/>
+      </w:r>
+      <w:r>
+        <w:t>7</w:t>
+      </w:r>
+    </w:p>
+    <w:p>
+      <w:pPr>
+        <w:pStyle w:val="TC1"/>
+      </w:pPr>
+      <w:r>
+        <w:t>5</w:t>
+      </w:r>
+      <w:r>
+        <w:t>.1</w:t>
+      </w:r>
+      <w:r>
+        <w:tab/>
+      </w:r>
+      <w:r>
+        <w:t>Conclusion</w:t>
+      </w:r>
+      <w:r>
+        <w:tab/>
+      </w:r>
+      <w:r>
+        <w:t>7</w:t>
+      </w:r>
+    </w:p>
+    <w:p>
+      <w:pPr>
+        <w:pStyle w:val="TC1"/>
+      </w:pPr>
+      <w:r>
+        <w:t>5</w:t>
+      </w:r>
+      <w:r>
+        <w:t>.2</w:t>
+      </w:r>
+      <w:r>
+        <w:tab/>
+      </w:r>
+      <w:r>
+        <w:t>Future Work</w:t>
+      </w:r>
+      <w:r>
+        <w:tab/>
+      </w:r>
+      <w:r>
+        <w:t>7</w:t>
+      </w:r>
+    </w:p>
+    <w:p>
+      <w:pPr>
+        <w:pStyle w:val="TC1"/>
+      </w:pPr>
+      <w:r>
+        <w:t>REFERENCES</w:t>
+      </w:r>
+      <w:r>
+        <w:tab/>
+        <w:t>1</w:t>
+      </w:r>
+      <w:r>
         <w:t>2</w:t>
       </w:r>
-      <w:r>
-        <w:t>.1</w:t>
-      </w:r>
-      <w:r>
-        <w:tab/>
-      </w:r>
-      <w:r>
-        <w:t>Overview</w:t>
-      </w:r>
-      <w:r>
-        <w:tab/>
-      </w:r>
-      <w:r>
-        <w:t>7</w:t>
-      </w:r>
     </w:p>
     <w:p>
       <w:pPr>
         <w:pStyle w:val="TC1"/>
       </w:pPr>
       <w:r>
+        <w:t>LITERATURE REVIEW MATRIX</w:t>
+      </w:r>
+      <w:r>
+        <w:tab/>
+        <w:t>1</w:t>
+      </w:r>
+      <w:r>
         <w:t>2</w:t>
       </w:r>
-      <w:r>
-        <w:t>.2</w:t>
-      </w:r>
-      <w:r>
-        <w:tab/>
-      </w:r>
-      <w:r>
-        <w:t>Data Acquisition and Preprocessing</w:t>
-      </w:r>
-      <w:r>
-        <w:tab/>
-      </w:r>
-      <w:r>
-        <w:t>7</w:t>
-      </w:r>
     </w:p>
     <w:p>
       <w:pPr>
         <w:pStyle w:val="TC1"/>
-      </w:pPr>
-      <w:r>
-        <w:t>2</w:t>
-      </w:r>
-      <w:r>
-        <w:t>.</w:t>
-      </w:r>
-      <w:r>
-        <w:t>3</w:t>
-      </w:r>
-      <w:r>
-        <w:tab/>
-      </w:r>
-      <w:r>
-        <w:t>Model Design and Development</w:t>
-      </w:r>
-      <w:r>
-        <w:tab/>
-      </w:r>
-      <w:r>
-        <w:t>7</w:t>
-      </w:r>
-    </w:p>
-    <w:p>
-      <w:pPr>
-        <w:pStyle w:val="TC1"/>
-      </w:pPr>
-      <w:r>
-        <w:t>2</w:t>
-      </w:r>
-      <w:r>
-        <w:t>.</w:t>
-      </w:r>
-      <w:r>
-        <w:t>4</w:t>
-      </w:r>
-      <w:r>
-        <w:tab/>
-      </w:r>
-      <w:r>
-        <w:t>Experimentation and Deployment</w:t>
-      </w:r>
-      <w:r>
-        <w:tab/>
-      </w:r>
-      <w:r>
-        <w:t>8</w:t>
-      </w:r>
-    </w:p>
-    <w:p>
-      <w:pPr>
-        <w:pStyle w:val="TC1"/>
-      </w:pPr>
-      <w:r>
-        <w:t>2</w:t>
-      </w:r>
-      <w:r>
-        <w:t>.</w:t>
-      </w:r>
-      <w:r>
-        <w:t>5</w:t>
-      </w:r>
-      <w:r>
-        <w:tab/>
-      </w:r>
-      <w:r>
-        <w:t>Ethical and Safety Considerations</w:t>
-      </w:r>
-      <w:r>
-        <w:tab/>
-      </w:r>
-      <w:r>
-        <w:t>9</w:t>
-      </w:r>
-    </w:p>
-    <w:p>
-      <w:pPr>
-        <w:pStyle w:val="TC1"/>
-      </w:pPr>
-      <w:r>
-        <w:t>2</w:t>
-      </w:r>
-      <w:r>
-        <w:t>.</w:t>
-      </w:r>
-      <w:r>
-        <w:t>6</w:t>
-      </w:r>
-      <w:r>
-        <w:tab/>
-      </w:r>
-      <w:r>
-        <w:t>Justification</w:t>
-      </w:r>
-      <w:r>
-        <w:tab/>
-      </w:r>
-      <w:r>
-        <w:t>9</w:t>
-      </w:r>
-    </w:p>
-    <w:p>
-      <w:pPr>
-        <w:pStyle w:val="TC1"/>
-      </w:pPr>
-      <w:r>
-        <w:t>2</w:t>
-      </w:r>
-      <w:r>
-        <w:t>.</w:t>
-      </w:r>
-      <w:r>
-        <w:t>7</w:t>
-      </w:r>
-      <w:r>
-        <w:tab/>
-      </w:r>
-      <w:r>
-        <w:t>Resources Required</w:t>
-      </w:r>
-      <w:r>
-        <w:tab/>
-      </w:r>
-      <w:r>
-        <w:t>9</w:t>
-      </w:r>
-    </w:p>
-    <w:p>
-      <w:pPr>
-        <w:pStyle w:val="TC1"/>
-      </w:pPr>
-      <w:r>
-        <w:t>2</w:t>
-      </w:r>
-      <w:r>
-        <w:t>.</w:t>
-      </w:r>
-      <w:r>
-        <w:t>8</w:t>
-      </w:r>
-      <w:r>
-        <w:tab/>
-      </w:r>
-      <w:r>
-        <w:t>Evaluation and Validation</w:t>
-      </w:r>
-      <w:r>
-        <w:tab/>
-      </w:r>
-      <w:r>
-        <w:t>10</w:t>
-      </w:r>
-    </w:p>
-    <w:p>
-      <w:pPr>
-        <w:pStyle w:val="TC1"/>
-      </w:pPr>
-      <w:r>
-        <w:t>2</w:t>
-      </w:r>
-      <w:r>
-        <w:t>.</w:t>
-      </w:r>
-      <w:r>
-        <w:t>9</w:t>
-      </w:r>
-      <w:r>
-        <w:tab/>
-      </w:r>
-      <w:r>
-        <w:t>Summary</w:t>
-      </w:r>
-      <w:r>
-        <w:tab/>
-      </w:r>
-      <w:r>
-        <w:t>10</w:t>
-      </w:r>
-    </w:p>
-    <w:p>
-      <w:pPr>
-        <w:pStyle w:val="TC1"/>
-      </w:pPr>
-      <w:r>
-        <w:t>2</w:t>
-      </w:r>
-      <w:r>
-        <w:t>.</w:t>
-      </w:r>
-      <w:r>
-        <w:t>10</w:t>
-      </w:r>
-      <w:r>
-        <w:tab/>
-        <w:t>Research Plan</w:t>
-      </w:r>
-      <w:r>
-        <w:tab/>
-      </w:r>
-      <w:r>
-        <w:t>1</w:t>
-      </w:r>
-      <w:r>
-        <w:t>1</w:t>
-      </w:r>
-    </w:p>
-    <w:p>
-      <w:pPr>
-        <w:pStyle w:val="TC1"/>
-      </w:pPr>
-      <w:r>
-        <w:t>REFERENCES</w:t>
-      </w:r>
-      <w:r>
-        <w:tab/>
-        <w:t>1</w:t>
-      </w:r>
-      <w:r>
-        <w:t>2</w:t>
-      </w:r>
-    </w:p>
-    <w:p>
-      <w:pPr>
-        <w:tabs>
-          <w:tab w:val="clear" w:pos="720"/>
-        </w:tabs>
-        <w:overflowPunct/>
-        <w:autoSpaceDE/>
-        <w:autoSpaceDN/>
-        <w:adjustRightInd/>
-        <w:spacing w:line="240" w:lineRule="auto"/>
-        <w:ind w:left="0"/>
-        <w:jc w:val="left"/>
-        <w:textAlignment w:val="auto"/>
         <w:rPr>
           <w:rFonts w:ascii="Times New Roman" w:hAnsi="Times New Roman" w:cs="Times New Roman"/>
           <w:b/>
           <w:bCs/>
-          <w:sz w:val="24"/>
-          <w:szCs w:val="24"/>
-          <w:lang w:val="en-GB"/>
         </w:rPr>
       </w:pPr>
       <w:r>
@@ -1294,6 +2224,112 @@
     <w:p>
       <w:pPr>
         <w:pStyle w:val="TC-LT"/>
+      </w:pPr>
+      <w:r>
+        <w:t>Table 3.1: Gantt chart of research</w:t>
+      </w:r>
+      <w:r>
+        <w:tab/>
+        <w:t>1</w:t>
+      </w:r>
+    </w:p>
+    <w:p>
+      <w:pPr>
+        <w:pStyle w:val="TC-LT"/>
+      </w:pPr>
+      <w:r>
+        <w:t>Table 4.1. Aggregate comparison of the two pipelines</w:t>
+      </w:r>
+      <w:r>
+        <w:tab/>
+        <w:t>15</w:t>
+      </w:r>
+    </w:p>
+    <w:p>
+      <w:pPr>
+        <w:pStyle w:val="TC-LT"/>
+      </w:pPr>
+      <w:r>
+        <w:t>Table 4.2. Defect-class accuracy (%)</w:t>
+      </w:r>
+      <w:r>
+        <w:tab/>
+        <w:t>22</w:t>
+      </w:r>
+    </w:p>
+    <w:p>
+      <w:pPr>
+        <w:pStyle w:val="TC-LT"/>
+      </w:pPr>
+      <w:r>
+        <w:t>Table 4.3. Labeling and compute efficiency</w:t>
+      </w:r>
+      <w:r>
+        <w:tab/>
+        <w:t>26</w:t>
+      </w:r>
+    </w:p>
+    <w:p>
+      <w:pPr>
+        <w:pStyle w:val="TC-LT"/>
+      </w:pPr>
+      <w:r>
+        <w:t>Table 4.4 Edge deployability by device class</w:t>
+      </w:r>
+      <w:r>
+        <w:tab/>
+        <w:t>26</w:t>
+      </w:r>
+    </w:p>
+    <w:p>
+      <w:pPr>
+        <w:pStyle w:val="TC-LT"/>
+      </w:pPr>
+      <w:r>
+        <w:t>Table 4.5 Behavior under imbalance and scarcity</w:t>
+      </w:r>
+      <w:r>
+        <w:tab/>
+        <w:t>26</w:t>
+      </w:r>
+    </w:p>
+    <w:p>
+      <w:pPr>
+        <w:pStyle w:val="TC-LT"/>
+      </w:pPr>
+      <w:r>
+        <w:t>Table 4.6 Adaptation workflows and expected effort</w:t>
+      </w:r>
+      <w:r>
+        <w:tab/>
+        <w:t>26</w:t>
+      </w:r>
+    </w:p>
+    <w:p>
+      <w:pPr>
+        <w:pStyle w:val="TC-LT"/>
+      </w:pPr>
+      <w:r>
+        <w:t>Table 4.7 Deployment decision matrix</w:t>
+      </w:r>
+      <w:r>
+        <w:tab/>
+        <w:t>26</w:t>
+      </w:r>
+    </w:p>
+    <w:p>
+      <w:pPr>
+        <w:pStyle w:val="ChapterHeaders"/>
+      </w:pPr>
+    </w:p>
+    <w:p>
+      <w:pPr>
+        <w:pStyle w:val="ChapterHeaders"/>
+      </w:pPr>
+    </w:p>
+    <w:p>
+      <w:pPr>
+        <w:pStyle w:val="TC-LT"/>
         <w:ind w:left="0" w:firstLine="0"/>
       </w:pPr>
       <w:r>
@@ -1360,10 +2396,7 @@
         <w:pStyle w:val="TC-LT"/>
       </w:pPr>
       <w:r>
-        <w:t xml:space="preserve">Figure 2.1: </w:t>
-      </w:r>
-      <w:r>
-        <w:t>Flowchart of research methodology</w:t>
+        <w:t>Figure 2.1: At runtime, the self-adaptation logic uses the policy to choose an adaptation action based on the current state, which is determined by monitoring. This process decides if adaptation is needed and selects the appropriate action to execute. The policy is updated using the history of actions, states, and rewards.</w:t>
       </w:r>
       <w:r>
         <w:tab/>
@@ -1375,20 +2408,246 @@
         <w:pStyle w:val="TC-LT"/>
       </w:pPr>
       <w:r>
-        <w:t xml:space="preserve">Figure 2.2: </w:t>
-      </w:r>
-      <w:r>
-        <w:t>Gantt chart of research</w:t>
+        <w:t>Figure 2.2: 4 types of training instances, each resembles the next sentence prediction task to instruct the model to compare topical similarities.</w:t>
       </w:r>
       <w:r>
         <w:tab/>
         <w:t>26</w:t>
+      </w:r>
+    </w:p>
+    <w:p>
+      <w:pPr>
+        <w:pStyle w:val="TC-LT"/>
+      </w:pPr>
+      <w:r>
+        <w:t>Figure 2.3: During pre-training, an encoder network is trained with labeled and unlabeled dataset with supervised and self-supervised loss respectively. During fine-tuning, a linear classifier is trained on embeddings of a few samples using frozen pre-trained encoder.</w:t>
+      </w:r>
+      <w:r>
+        <w:tab/>
+        <w:t>26</w:t>
+      </w:r>
+    </w:p>
+    <w:p>
+      <w:pPr>
+        <w:pStyle w:val="TC-LT"/>
+      </w:pPr>
+      <w:r>
+        <w:t>Figure 2.4: MEC-compliant architecture that integrates components from edge computing environments (highlighted in red) and fog computing environments (highlighted in blue).</w:t>
+      </w:r>
+      <w:r>
+        <w:tab/>
+        <w:t>26</w:t>
+      </w:r>
+    </w:p>
+    <w:p>
+      <w:pPr>
+        <w:pStyle w:val="TC-LT"/>
+      </w:pPr>
+      <w:r>
+        <w:t>Figure 2.5: The architectural concept for building data-driven applications, where data flows from IoT devices and other plant floor systems are configured and dynamically orchestrated with application services across edge and cloud environments.</w:t>
+      </w:r>
+      <w:r>
+        <w:tab/>
+        <w:t>26</w:t>
+      </w:r>
+    </w:p>
+    <w:p>
+      <w:pPr>
+        <w:pStyle w:val="TC-LT"/>
+      </w:pPr>
+      <w:r>
+        <w:t xml:space="preserve">Figure 2.6: The CoLA framework consists of three parts: instance pair sampling, a GNN-based contrastive learning model, and anomaly score computation. For example, if node </w:t>
+      </w:r>
+      <w:r>
+        <w:rPr>
+          <w:rFonts w:ascii="Cambria Math" w:hAnsi="Cambria Math" w:cs="Cambria Math"/>
+        </w:rPr>
+        <w:t>𝑣</w:t>
+      </w:r>
+      <w:r>
+        <w:t xml:space="preserve">6 is the target, positive and negative instance pairs are sampled. The GNN model predicts scores for these pairs, and the anomaly score for </w:t>
+      </w:r>
+      <w:r>
+        <w:rPr>
+          <w:rFonts w:ascii="Cambria Math" w:hAnsi="Cambria Math" w:cs="Cambria Math"/>
+        </w:rPr>
+        <w:t>𝑣</w:t>
+      </w:r>
+      <w:r>
+        <w:t xml:space="preserve">6 is calculated using statistical estimates of these scores. Node </w:t>
+      </w:r>
+      <w:r>
+        <w:rPr>
+          <w:rFonts w:ascii="Cambria Math" w:hAnsi="Cambria Math" w:cs="Cambria Math"/>
+        </w:rPr>
+        <w:t>𝑣</w:t>
+      </w:r>
+      <w:r>
+        <w:t>3, with corrupted attributes, serves as an example of an anomaly, while the other nodes are normal.</w:t>
+      </w:r>
+      <w:r>
+        <w:tab/>
+        <w:t>26</w:t>
+      </w:r>
+    </w:p>
+    <w:p>
+      <w:pPr>
+        <w:pStyle w:val="TC-LT"/>
+      </w:pPr>
+      <w:r>
+        <w:t>Figure 2.7: The architecture structure of models, as the TCN models provide a great parallel computation and more extended memory rather than RNNs, which improves the efficiency of the model eventually.</w:t>
+      </w:r>
+      <w:r>
+        <w:tab/>
+        <w:t>26</w:t>
+      </w:r>
+    </w:p>
+    <w:p>
+      <w:pPr>
+        <w:pStyle w:val="TC-LT"/>
+      </w:pPr>
+      <w:r>
+        <w:t>Figure 3.1: Flowchart of research methodology</w:t>
+      </w:r>
+      <w:r>
+        <w:tab/>
+        <w:t>15</w:t>
+      </w:r>
+    </w:p>
+    <w:p>
+      <w:pPr>
+        <w:pStyle w:val="TC-LT"/>
+      </w:pPr>
+      <w:r>
+        <w:t>Figure 3.2: Encoder</w:t>
+      </w:r>
+      <w:r>
+        <w:tab/>
+        <w:t>15</w:t>
+      </w:r>
+    </w:p>
+    <w:p>
+      <w:pPr>
+        <w:pStyle w:val="TC-LT"/>
+      </w:pPr>
+      <w:r>
+        <w:t>Figure 3.3: Self-Supervised Learning Siamese Architecture</w:t>
+      </w:r>
+      <w:r>
+        <w:tab/>
+        <w:t>15</w:t>
+      </w:r>
+    </w:p>
+    <w:p>
+      <w:pPr>
+        <w:pStyle w:val="TC-LT"/>
+      </w:pPr>
+      <w:r>
+        <w:t>Figure 3.4: Few-shot Learning</w:t>
+      </w:r>
+      <w:r>
+        <w:tab/>
+        <w:t>15</w:t>
+      </w:r>
+    </w:p>
+    <w:p>
+      <w:pPr>
+        <w:pStyle w:val="TC-LT"/>
+      </w:pPr>
+      <w:r>
+        <w:t>Figure 3.5: Few-Shot Learning Prototypes and Query Classification</w:t>
+      </w:r>
+      <w:r>
+        <w:tab/>
+        <w:t>15</w:t>
+      </w:r>
+    </w:p>
+    <w:p>
+      <w:pPr>
+        <w:pStyle w:val="TC-LT"/>
+      </w:pPr>
+      <w:r>
+        <w:t>Figure 3.6: Q-learning rule equation</w:t>
+      </w:r>
+      <w:r>
+        <w:tab/>
+        <w:t>15</w:t>
+      </w:r>
+    </w:p>
+    <w:p>
+      <w:pPr>
+        <w:pStyle w:val="TC-LT"/>
+      </w:pPr>
+      <w:r>
+        <w:t>Figure 4.1. Confusion Matrix of Conventional CNN + ROI</w:t>
+      </w:r>
+      <w:r>
+        <w:tab/>
+        <w:t>15</w:t>
+      </w:r>
+    </w:p>
+    <w:p>
+      <w:pPr>
+        <w:pStyle w:val="TC-LT"/>
+      </w:pPr>
+      <w:r>
+        <w:t>Figure 4.2. Confusion Matrix of SSL + FSL + ROI</w:t>
+      </w:r>
+      <w:r>
+        <w:tab/>
+        <w:t>15</w:t>
+      </w:r>
+    </w:p>
+    <w:p>
+      <w:pPr>
+        <w:pStyle w:val="TC-LT"/>
+      </w:pPr>
+      <w:r>
+        <w:t>Figure 4.3. Training History of Conventional CNN</w:t>
+      </w:r>
+      <w:r>
+        <w:tab/>
+        <w:t>15</w:t>
+      </w:r>
+    </w:p>
+    <w:p>
+      <w:pPr>
+        <w:pStyle w:val="TC-LT"/>
+      </w:pPr>
+      <w:r>
+        <w:t>Figure 4.4. Training History of Self-Supervised Learning</w:t>
+      </w:r>
+      <w:r>
+        <w:tab/>
+        <w:t>15</w:t>
       </w:r>
     </w:p>
     <w:p>
       <w:pPr>
         <w:pStyle w:val="TC-LT"/>
         <w:ind w:left="0" w:firstLine="0"/>
+      </w:pPr>
+      <w:r>
+        <w:lastRenderedPageBreak/>
+        <w:t>Figure 4.5. RL decisions and intended effects</w:t>
+      </w:r>
+      <w:r>
+        <w:tab/>
+        <w:t>15</w:t>
+      </w:r>
+    </w:p>
+    <w:p>
+      <w:pPr>
+        <w:pStyle w:val="TC-LT"/>
+        <w:rPr>
+          <w:b/>
+          <w:bCs/>
+        </w:rPr>
+      </w:pPr>
+    </w:p>
+    <w:p>
+      <w:pPr>
+        <w:pStyle w:val="TC-LT"/>
       </w:pPr>
       <w:r>
         <w:br w:type="page"/>
@@ -2200,6 +3459,14 @@
       <w:r>
         <w:t>architecture structure of model, as the TCN models provide a great parallel computation and more extended memory rather than RNNs, which improves the efficiency of the model eventually.</w:t>
       </w:r>
+    </w:p>
+    <w:p>
+      <w:pPr>
+        <w:pStyle w:val="ThesisBody"/>
+        <w:tabs>
+          <w:tab w:val="left" w:pos="720"/>
+        </w:tabs>
+      </w:pPr>
     </w:p>
     <w:p>
       <w:pPr>
@@ -2294,7 +3561,13 @@
         <w:rPr>
           <w:lang w:val="en-US"/>
         </w:rPr>
-        <w:t>7: The architecture structure of the TCN models</w:t>
+        <w:t>1.2</w:t>
+      </w:r>
+      <w:r>
+        <w:rPr>
+          <w:lang w:val="en-US"/>
+        </w:rPr>
+        <w:t>: The architecture structure of the TCN models</w:t>
       </w:r>
     </w:p>
     <w:p>
@@ -2364,11 +3637,11 @@
         <w:t xml:space="preserve">) created </w:t>
       </w:r>
       <w:r>
-        <w:t xml:space="preserve">few-shot framework are useful for practical applications, such as cyberattack detection and predictive maintenance. Although these methods have potential, issues with scalability, interpretability, and real-time processing still exist, </w:t>
+        <w:t xml:space="preserve">few-shot framework are useful for practical applications, such as cyberattack detection and predictive maintenance. Although these methods have </w:t>
       </w:r>
       <w:r>
         <w:lastRenderedPageBreak/>
-        <w:t>highlighting the necessity of more SSL, few-shot, and RL technique integration to increase detection precision and flexibility in IIoT systems.</w:t>
+        <w:t>potential, issues with scalability, interpretability, and real-time processing still exist, highlighting the necessity of more SSL, few-shot, and RL technique integration to increase detection precision and flexibility in IIoT systems.</w:t>
       </w:r>
     </w:p>
     <w:p>
@@ -2432,11 +3705,9 @@
       <w:r>
         <w:t xml:space="preserve">The Industrial Internet of Things' (IIoT) rapid growth has revealed significant weaknesses in the frameworks now in use for anomaly detection. One of the main challenges is their strong reliance on large quantities of labeled data. Zhang et al. (2020) emphasized that </w:t>
       </w:r>
-      <w:proofErr w:type="spellStart"/>
-      <w:r>
-        <w:t>labeling</w:t>
-      </w:r>
-      <w:proofErr w:type="spellEnd"/>
+      <w:r>
+        <w:t>labelling</w:t>
+      </w:r>
       <w:r>
         <w:t xml:space="preserve"> industrial anomalies is both expensive and impractical due to their rarity and contextual variability. Similarly, Pang et al. (2021) argued that the dependence on labeled data severely limits the scalability and generalization of anomaly detection systems, particularly in real-world IIoT environments.</w:t>
       </w:r>
@@ -3242,10 +4513,12 @@
       <w:pPr>
         <w:pStyle w:val="ChapterHeaders"/>
       </w:pPr>
+      <w:bookmarkStart w:id="1" w:name="_Hlk209128681"/>
       <w:r>
         <w:t>LITERATURE REVIEW</w:t>
       </w:r>
     </w:p>
+    <w:bookmarkEnd w:id="1"/>
     <w:p>
       <w:pPr>
         <w:pStyle w:val="ChapterHeaders"/>
@@ -3869,6 +5142,35 @@
     </w:p>
     <w:p>
       <w:pPr>
+        <w:tabs>
+          <w:tab w:val="clear" w:pos="720"/>
+        </w:tabs>
+        <w:overflowPunct/>
+        <w:autoSpaceDE/>
+        <w:autoSpaceDN/>
+        <w:adjustRightInd/>
+        <w:spacing w:line="240" w:lineRule="auto"/>
+        <w:ind w:left="0"/>
+        <w:jc w:val="left"/>
+        <w:textAlignment w:val="auto"/>
+        <w:rPr>
+          <w:rFonts w:ascii="Times New Roman" w:hAnsi="Times New Roman" w:cs="Times New Roman"/>
+          <w:b/>
+          <w:bCs/>
+          <w:sz w:val="24"/>
+          <w:szCs w:val="24"/>
+        </w:rPr>
+      </w:pPr>
+      <w:r>
+        <w:rPr>
+          <w:b/>
+          <w:bCs/>
+        </w:rPr>
+        <w:br w:type="page"/>
+      </w:r>
+    </w:p>
+    <w:p>
+      <w:pPr>
         <w:pStyle w:val="ThesisBody"/>
         <w:tabs>
           <w:tab w:val="left" w:pos="720"/>
@@ -3886,6 +5188,7 @@
           <w:bCs/>
           <w:lang w:val="en-US"/>
         </w:rPr>
+        <w:lastRenderedPageBreak/>
         <w:t>2</w:t>
       </w:r>
       <w:r>
@@ -3934,7 +5237,6 @@
         <w:rPr>
           <w:lang w:val="en-US"/>
         </w:rPr>
-        <w:lastRenderedPageBreak/>
         <w:t>Reinforcement learning (RL) has become a potent tool for adaptive systems, allowing agents to learn the best course of action. The main developments in reinforcement learning techniques and their use in adaptive systems are highlighted in this research.</w:t>
       </w:r>
     </w:p>
@@ -4189,7 +5491,15 @@
           <w:bCs/>
           <w:lang w:val="en-US"/>
         </w:rPr>
-        <w:t>.2</w:t>
+        <w:t>.</w:t>
+      </w:r>
+      <w:r>
+        <w:rPr>
+          <w:b/>
+          <w:bCs/>
+          <w:lang w:val="en-US"/>
+        </w:rPr>
+        <w:t>3</w:t>
       </w:r>
       <w:r>
         <w:rPr>
@@ -4332,7 +5642,19 @@
         <w:rPr>
           <w:lang w:val="en-US"/>
         </w:rPr>
-        <w:t>Figure 1: At runtime, the self-adaptation logic uses the policy to choose an adaptation action based on the current state, which is determined by monitoring. This process decides if adaptation is needed and selects the appropriate action to execute. The policy is updated using the history of actions, states, and rewards.</w:t>
+        <w:t xml:space="preserve">Figure </w:t>
+      </w:r>
+      <w:r>
+        <w:rPr>
+          <w:lang w:val="en-US"/>
+        </w:rPr>
+        <w:t>2.1</w:t>
+      </w:r>
+      <w:r>
+        <w:rPr>
+          <w:lang w:val="en-US"/>
+        </w:rPr>
+        <w:t>: At runtime, the self-adaptation logic uses the policy to choose an adaptation action based on the current state, which is determined by monitoring. This process decides if adaptation is needed and selects the appropriate action to execute. The policy is updated using the history of actions, states, and rewards.</w:t>
       </w:r>
     </w:p>
     <w:p>
@@ -4431,7 +5753,7 @@
           <w:bCs/>
           <w:lang w:val="en-US"/>
         </w:rPr>
-        <w:t>3</w:t>
+        <w:t>4</w:t>
       </w:r>
       <w:r>
         <w:rPr>
@@ -4598,21 +5920,7 @@
         <w:rPr>
           <w:lang w:val="en-US"/>
         </w:rPr>
-        <w:t xml:space="preserve">The objective of a few-shot learning is to make it possible for models to generalize to new classes using a few samples. Large dataset pretraining is a key component of traditional FSL techniques. In contrast, self-supervised learning reduces this reliance by generating supervisory signals directly from the data. SSL can be used as an auxiliary task to enhance visual representations for FSL, as </w:t>
-      </w:r>
-      <w:proofErr w:type="spellStart"/>
-      <w:r>
-        <w:rPr>
-          <w:lang w:val="en-US"/>
-        </w:rPr>
-        <w:t>Gidaris</w:t>
-      </w:r>
-      <w:proofErr w:type="spellEnd"/>
-      <w:r>
-        <w:rPr>
-          <w:lang w:val="en-US"/>
-        </w:rPr>
-        <w:t xml:space="preserve"> et al. (2019) showed. Their approach produced better feature representations and notable performance benefits across several datasets by integrating self-supervised tasks, such as picture rotations, into an FSL pipeline.</w:t>
+        <w:t>The objective of a few-shot learning is to make it possible for models to generalize to new classes using a few samples. Large dataset pretraining is a key component of traditional FSL techniques. In contrast, self-supervised learning reduces this reliance by generating supervisory signals directly from the data. SSL can be used as an auxiliary task to enhance visual representations for FSL, as Gidaris et al. (2019) showed. Their approach produced better feature representations and notable performance benefits across several datasets by integrating self-supervised tasks, such as picture rotations, into an FSL pipeline.</w:t>
       </w:r>
     </w:p>
     <w:p>
@@ -4763,7 +6071,7 @@
         <w:rPr>
           <w:lang w:val="en-US"/>
         </w:rPr>
-        <w:t>2</w:t>
+        <w:t>1.4</w:t>
       </w:r>
       <w:r>
         <w:rPr>
@@ -4934,7 +6242,31 @@
         <w:rPr>
           <w:lang w:val="en-US"/>
         </w:rPr>
-        <w:t>Figure 3: During pre-training, an encoder network is trained with labeled and unlabeled dataset with supervised and self-supervised loss respectively. During fine-tuning, a linear classifier is trained on embeddings of a few samples using frozen pre-trained encoder.</w:t>
+        <w:t xml:space="preserve">Figure </w:t>
+      </w:r>
+      <w:r>
+        <w:rPr>
+          <w:lang w:val="en-US"/>
+        </w:rPr>
+        <w:t>2.2</w:t>
+      </w:r>
+      <w:r>
+        <w:rPr>
+          <w:lang w:val="en-US"/>
+        </w:rPr>
+        <w:t xml:space="preserve">: During pre-training, an encoder network is trained with labeled and unlabeled </w:t>
+      </w:r>
+      <w:r>
+        <w:rPr>
+          <w:lang w:val="en-US"/>
+        </w:rPr>
+        <w:t>datasets</w:t>
+      </w:r>
+      <w:r>
+        <w:rPr>
+          <w:lang w:val="en-US"/>
+        </w:rPr>
+        <w:t xml:space="preserve"> with supervised and self-supervised loss respectively. During fine-tuning, a linear classifier is trained on embeddings of a few samples using frozen pre-trained encoder.</w:t>
       </w:r>
     </w:p>
     <w:p>
@@ -5368,21 +6700,19 @@
         <w:rPr>
           <w:lang w:val="en-US"/>
         </w:rPr>
-        <w:t xml:space="preserve">Edge computing and artificial intelligence (AI) are being combined more and more to enhance resource management and decision-making in IIoT settings. AI-driven strategies to maximize power consumption and prolong the battery life of IoT devices in industrial environments were put out by </w:t>
-      </w:r>
-      <w:proofErr w:type="spellStart"/>
-      <w:r>
-        <w:rPr>
-          <w:lang w:val="en-US"/>
-        </w:rPr>
-        <w:t>Sodhro</w:t>
-      </w:r>
-      <w:proofErr w:type="spellEnd"/>
-      <w:r>
-        <w:rPr>
-          <w:lang w:val="en-US"/>
-        </w:rPr>
-        <w:t xml:space="preserve"> et al. (2019). By using predictive transmission power regulation and dynamic task scheduling, their methodology showed notable gains in data dependability and energy efficiency. </w:t>
+        <w:t xml:space="preserve">Edge computing and artificial intelligence (AI) are being </w:t>
+      </w:r>
+      <w:r>
+        <w:rPr>
+          <w:lang w:val="en-US"/>
+        </w:rPr>
+        <w:t>increasingly combined</w:t>
+      </w:r>
+      <w:r>
+        <w:rPr>
+          <w:lang w:val="en-US"/>
+        </w:rPr>
+        <w:t xml:space="preserve"> to enhance resource management and decision-making in IIoT settings. AI-driven strategies to maximize power consumption and prolong the battery life of IoT devices in industrial environments were put out by Sodhro et al. (2019). By using predictive transmission power regulation and dynamic task scheduling, their methodology showed notable gains in data dependability and energy efficiency. </w:t>
       </w:r>
     </w:p>
     <w:p>
@@ -5460,21 +6790,7 @@
         <w:rPr>
           <w:lang w:val="en-US"/>
         </w:rPr>
-        <w:t xml:space="preserve">Frameworks for edge computing are essential for enabling IIoT applications. A multi-access edge computing (MEC) framework was presented by </w:t>
-      </w:r>
-      <w:proofErr w:type="spellStart"/>
-      <w:r>
-        <w:rPr>
-          <w:lang w:val="en-US"/>
-        </w:rPr>
-        <w:t>Borsatti</w:t>
-      </w:r>
-      <w:proofErr w:type="spellEnd"/>
-      <w:r>
-        <w:rPr>
-          <w:lang w:val="en-US"/>
-        </w:rPr>
-        <w:t xml:space="preserve"> et al. (2021) to convert IIoT applications into scalable, service-based architectures. Real-time industrial process monitoring and control were made possible by this framework's quick deployment capabilities.</w:t>
+        <w:t>Frameworks for edge computing are essential for enabling IIoT applications. A multi-access edge computing (MEC) framework was presented by Borsatti et al. (2021) to convert IIoT applications into scalable, service-based architectures. Real-time industrial process monitoring and control were made possible by this framework's quick deployment capabilities.</w:t>
       </w:r>
     </w:p>
     <w:p>
@@ -5540,7 +6856,19 @@
         <w:rPr>
           <w:lang w:val="en-US"/>
         </w:rPr>
-        <w:t>Figure 4: MEC-compliant architecture that integrates components from edge computing environments (highlighted in red) and fog computing environments (highlighted in blue).</w:t>
+        <w:t>Figure</w:t>
+      </w:r>
+      <w:r>
+        <w:rPr>
+          <w:lang w:val="en-US"/>
+        </w:rPr>
+        <w:t xml:space="preserve"> 2.3</w:t>
+      </w:r>
+      <w:r>
+        <w:rPr>
+          <w:lang w:val="en-US"/>
+        </w:rPr>
+        <w:t>: MEC-compliant architecture that integrates components from edge computing environments (highlighted in red) and fog computing environments (highlighted in blue).</w:t>
       </w:r>
     </w:p>
     <w:p>
@@ -5563,21 +6891,7 @@
         <w:rPr>
           <w:lang w:val="en-US"/>
         </w:rPr>
-        <w:t xml:space="preserve">A dynamic edge-cloud integration paradigm was also created by </w:t>
-      </w:r>
-      <w:proofErr w:type="spellStart"/>
-      <w:r>
-        <w:rPr>
-          <w:lang w:val="en-US"/>
-        </w:rPr>
-        <w:t>Hästbacka</w:t>
-      </w:r>
-      <w:proofErr w:type="spellEnd"/>
-      <w:r>
-        <w:rPr>
-          <w:lang w:val="en-US"/>
-        </w:rPr>
-        <w:t xml:space="preserve"> et al. (2022), which allowed for the smooth orchestration of IIoT data across various hardware platforms. This concept improved the adaptability of industrial cyber-physical systems by enabling variable application and service composition. </w:t>
+        <w:t xml:space="preserve">A dynamic edge-cloud integration paradigm was also created by Hästbacka et al. (2022), which allowed for the smooth orchestration of IIoT data across various hardware platforms. This concept improved the adaptability of industrial cyber-physical systems by enabling variable application and service composition. </w:t>
       </w:r>
     </w:p>
     <w:p>
@@ -5650,7 +6964,19 @@
         <w:rPr>
           <w:lang w:val="en-US"/>
         </w:rPr>
-        <w:t>Figure 5: The architectural concept for building data-driven applications, where data flows from IoT devices and other plant floor systems are configured and dynamically orchestrated with application services across edge and cloud environments.</w:t>
+        <w:t xml:space="preserve">Figure </w:t>
+      </w:r>
+      <w:r>
+        <w:rPr>
+          <w:lang w:val="en-US"/>
+        </w:rPr>
+        <w:t>2.4</w:t>
+      </w:r>
+      <w:r>
+        <w:rPr>
+          <w:lang w:val="en-US"/>
+        </w:rPr>
+        <w:t>: The architectural concept for building data-driven applications, where data flows from IoT devices and other plant floor systems are configured and dynamically orchestrated with application services across edge and cloud environments.</w:t>
       </w:r>
     </w:p>
     <w:p>
@@ -6108,7 +7434,19 @@
         <w:rPr>
           <w:lang w:val="en-US"/>
         </w:rPr>
-        <w:t xml:space="preserve">Figure 6: The CoLA framework consists of three parts: instance pair sampling, a GNN-based contrastive learning model, and anomaly score computation. For example, if node </w:t>
+        <w:t xml:space="preserve">Figure </w:t>
+      </w:r>
+      <w:r>
+        <w:rPr>
+          <w:lang w:val="en-US"/>
+        </w:rPr>
+        <w:t>2.5</w:t>
+      </w:r>
+      <w:r>
+        <w:rPr>
+          <w:lang w:val="en-US"/>
+        </w:rPr>
+        <w:t xml:space="preserve">: The CoLA framework consists of three parts: instance pair sampling, a GNN-based contrastive learning model, and anomaly score computation. For example, if node </w:t>
       </w:r>
       <w:r>
         <w:rPr>
@@ -6320,7 +7658,19 @@
         <w:rPr>
           <w:lang w:val="en-US"/>
         </w:rPr>
-        <w:t>Figure 7: The architecture structure of models, as the TCN models provide a great parallel computation and more extended memory rather than RNNs, which improves the efficiency of the model eventually.</w:t>
+        <w:t xml:space="preserve">Figure </w:t>
+      </w:r>
+      <w:r>
+        <w:rPr>
+          <w:lang w:val="en-US"/>
+        </w:rPr>
+        <w:t>2.6</w:t>
+      </w:r>
+      <w:r>
+        <w:rPr>
+          <w:lang w:val="en-US"/>
+        </w:rPr>
+        <w:t>: The architecture structure of models, as the TCN models provide a great parallel computation and more extended memory rather than RNNs, which improves the efficiency of the model eventually.</w:t>
       </w:r>
     </w:p>
     <w:p>
@@ -6860,7 +8210,7 @@
           <w:lang w:val="en-US"/>
         </w:rPr>
       </w:pPr>
-      <w:bookmarkStart w:id="1" w:name="_Hlk196354350"/>
+      <w:bookmarkStart w:id="2" w:name="_Hlk196354350"/>
       <w:r>
         <w:rPr>
           <w:lang w:val="en-US"/>
@@ -6890,7 +8240,7 @@
         </w:rPr>
         <w:t xml:space="preserve">A component </w:t>
       </w:r>
-      <w:bookmarkEnd w:id="1"/>
+      <w:bookmarkEnd w:id="2"/>
       <w:r>
         <w:rPr>
           <w:lang w:val="en-US"/>
@@ -7039,7 +8389,13 @@
         <w:jc w:val="center"/>
       </w:pPr>
       <w:r>
-        <w:t>Figure 2.1: Flowchart of research methodology</w:t>
+        <w:t xml:space="preserve">Figure </w:t>
+      </w:r>
+      <w:r>
+        <w:t>3</w:t>
+      </w:r>
+      <w:r>
+        <w:t>.1: Flowchart of research methodology</w:t>
       </w:r>
     </w:p>
     <w:p>
@@ -7085,7 +8441,14 @@
           <w:lang w:val="en-US"/>
         </w:rPr>
         <w:tab/>
-        <w:t>SSL</w:t>
+      </w:r>
+      <w:r>
+        <w:rPr>
+          <w:b/>
+          <w:bCs/>
+          <w:lang w:val="en-US"/>
+        </w:rPr>
+        <w:t>Self-Supervised Learning</w:t>
       </w:r>
     </w:p>
     <w:p>
@@ -7125,7 +8488,19 @@
         <w:rPr>
           <w:lang w:val="en-US"/>
         </w:rPr>
-        <w:t>The encoder is based on a lightweight MobileNetV2 backbone, pretrained on ImageNet for efficiency, with most layers frozen to reduce computational demand. A custom projection head is added, consisting of a Global Average Pooling layer, fully connected layers, and an L2 normalization step to produce robust 64-dimensional embeddings. The design of this encoder is illustrated in Figure X.</w:t>
+        <w:t xml:space="preserve">The encoder is based on a lightweight MobileNetV2 backbone, pretrained on ImageNet for efficiency, with most layers frozen to reduce computational demand. A custom projection head is added, consisting of a Global Average Pooling layer, fully connected layers, and an L2 normalization step to produce robust 64-dimensional embeddings. The design of this encoder is illustrated in Figure </w:t>
+      </w:r>
+      <w:r>
+        <w:rPr>
+          <w:lang w:val="en-US"/>
+        </w:rPr>
+        <w:t>3.2</w:t>
+      </w:r>
+      <w:r>
+        <w:rPr>
+          <w:lang w:val="en-US"/>
+        </w:rPr>
+        <w:t>.</w:t>
       </w:r>
     </w:p>
     <w:p>
@@ -7202,7 +8577,19 @@
         <w:jc w:val="center"/>
       </w:pPr>
       <w:r>
-        <w:t xml:space="preserve">Figure 2.1: </w:t>
+        <w:t xml:space="preserve">Figure </w:t>
+      </w:r>
+      <w:r>
+        <w:t>3</w:t>
+      </w:r>
+      <w:r>
+        <w:t>.</w:t>
+      </w:r>
+      <w:r>
+        <w:t>2</w:t>
+      </w:r>
+      <w:r>
+        <w:t xml:space="preserve">: </w:t>
       </w:r>
       <w:r>
         <w:t>Encoder</w:t>
@@ -7266,7 +8653,7 @@
       </w:pPr>
       <w:r>
         <w:tab/>
-        <w:t>The encoder processes both inputs, and the embeddings are compared using a distance function. The model is trained with a contrastive loss function, which minimizes the distance between embeddings of positive pairs while maximizing the distance for negative pairs (Equation 1).</w:t>
+        <w:t>The encoder processes both inputs, and the embeddings are compared using a distance function. The model is trained with a contrastive loss function, which minimizes the distance between embeddings of positive pairs while maximizing the distance for negative pairs.</w:t>
       </w:r>
     </w:p>
     <w:p>
@@ -7524,7 +8911,19 @@
         <w:jc w:val="center"/>
       </w:pPr>
       <w:r>
-        <w:t xml:space="preserve">Figure 2.1: </w:t>
+        <w:t xml:space="preserve">Figure </w:t>
+      </w:r>
+      <w:r>
+        <w:t>3</w:t>
+      </w:r>
+      <w:r>
+        <w:t>.</w:t>
+      </w:r>
+      <w:r>
+        <w:t>3</w:t>
+      </w:r>
+      <w:r>
+        <w:t xml:space="preserve">: </w:t>
       </w:r>
       <w:r>
         <w:t>Self-Supervised Learning Siamese Architecture</w:t>
@@ -7556,24 +8955,21 @@
         <w:t xml:space="preserve">Figure </w:t>
       </w:r>
       <w:r>
-        <w:t>2.1</w:t>
-      </w:r>
-      <w:r>
-        <w:t xml:space="preserve"> shows the simplified Siamese architecture applied in SSL training, where two identical encoders process paired images and the resulting embeddings are compared. This </w:t>
-      </w:r>
+        <w:t>3.3</w:t>
+      </w:r>
+      <w:r>
+        <w:t xml:space="preserve"> shows the simplified Siamese architecture applied in SSL training, where two identical encoders process paired images and the resulting embeddings are compared. This enables the model to extract discriminative features of solder defects without requiring explicit class labels.</w:t>
+      </w:r>
+    </w:p>
+    <w:p>
+      <w:pPr>
+        <w:pStyle w:val="ThesisBody"/>
+        <w:rPr>
+          <w:lang w:val="en-US"/>
+        </w:rPr>
+      </w:pPr>
       <w:r>
         <w:lastRenderedPageBreak/>
-        <w:t>enables the model to extract discriminative features of solder defects without requiring explicit class labels.</w:t>
-      </w:r>
-    </w:p>
-    <w:p>
-      <w:pPr>
-        <w:pStyle w:val="ThesisBody"/>
-        <w:rPr>
-          <w:lang w:val="en-US"/>
-        </w:rPr>
-      </w:pPr>
-      <w:r>
         <w:tab/>
       </w:r>
       <w:r>
@@ -7584,8 +8980,6 @@
       </w:r>
       <w:r>
         <w:rPr>
-          <w:b/>
-          <w:bCs/>
           <w:lang w:val="en-US"/>
         </w:rPr>
         <w:t>Few-Shot Learning (FSL)</w:t>
@@ -7648,21 +9042,53 @@
           <w:lang w:val="en-US"/>
         </w:rPr>
         <w:tab/>
-        <w:t>FS</w:t>
-      </w:r>
-    </w:p>
-    <w:p>
-      <w:pPr>
-        <w:pStyle w:val="ThesisBody"/>
-        <w:rPr>
-          <w:lang w:val="en-US"/>
-        </w:rPr>
-      </w:pPr>
-      <w:r>
-        <w:rPr>
-          <w:lang w:val="en-US"/>
-        </w:rPr>
-        <w:t>Following the self-supervised learning stage, the second component of the framework applies Few-Shot Learning (FSL) to enable classification with only a small number of labeled samples per class. This step is crucial in Industrial IoT (IIoT) environments where annotated defect data is scarce and costly to acquire. By leveraging the representations learned during SSL, the model can quickly generalize to new or rare defect types with minimal supervision.</w:t>
+        <w:t>F</w:t>
+      </w:r>
+      <w:r>
+        <w:rPr>
+          <w:b/>
+          <w:bCs/>
+          <w:lang w:val="en-US"/>
+        </w:rPr>
+        <w:t>ew-Shot Learning</w:t>
+      </w:r>
+    </w:p>
+    <w:p>
+      <w:pPr>
+        <w:pStyle w:val="ThesisBody"/>
+        <w:rPr>
+          <w:lang w:val="en-US"/>
+        </w:rPr>
+      </w:pPr>
+      <w:r>
+        <w:rPr>
+          <w:lang w:val="en-US"/>
+        </w:rPr>
+        <w:t xml:space="preserve">Following the self-supervised learning stage, the second component of the framework applies </w:t>
+      </w:r>
+      <w:r>
+        <w:rPr>
+          <w:lang w:val="en-US"/>
+        </w:rPr>
+        <w:t>FSL</w:t>
+      </w:r>
+      <w:r>
+        <w:rPr>
+          <w:lang w:val="en-US"/>
+        </w:rPr>
+        <w:t xml:space="preserve"> to enable classification with only a small number of labeled samples per class. This step is crucial in </w:t>
+      </w:r>
+      <w:r>
+        <w:rPr>
+          <w:lang w:val="en-US"/>
+        </w:rPr>
+        <w:t>IIoT</w:t>
+      </w:r>
+      <w:r>
+        <w:rPr>
+          <w:lang w:val="en-US"/>
+        </w:rPr>
+        <w:t xml:space="preserve"> environments where annotated defect data is scarce and costly to acquire. By leveraging the representations learned during SSL, the model can quickly generalize to new or rare defect types with minimal supervision.</w:t>
       </w:r>
     </w:p>
     <w:p>
@@ -7682,9 +9108,18 @@
       <w:r>
         <w:rPr>
           <w:rFonts w:ascii="Cambria Math" w:hAnsi="Cambria Math" w:cs="Cambria Math"/>
-          <w:lang w:val="en-US"/>
-        </w:rPr>
-        <w:t>n-shots</w:t>
+          <w:i/>
+          <w:iCs/>
+          <w:lang w:val="en-US"/>
+        </w:rPr>
+        <w:t>n</w:t>
+      </w:r>
+      <w:r>
+        <w:rPr>
+          <w:rFonts w:ascii="Cambria Math" w:hAnsi="Cambria Math" w:cs="Cambria Math"/>
+          <w:lang w:val="en-US"/>
+        </w:rPr>
+        <w:t>-shots</w:t>
       </w:r>
       <w:r>
         <w:rPr>
@@ -7762,7 +9197,19 @@
         <w:jc w:val="center"/>
       </w:pPr>
       <w:r>
-        <w:t xml:space="preserve">Figure 2.1: </w:t>
+        <w:t xml:space="preserve">Figure </w:t>
+      </w:r>
+      <w:r>
+        <w:t>3</w:t>
+      </w:r>
+      <w:r>
+        <w:t>.</w:t>
+      </w:r>
+      <w:r>
+        <w:t>4</w:t>
+      </w:r>
+      <w:r>
+        <w:t xml:space="preserve">: </w:t>
       </w:r>
       <w:r>
         <w:t>Few-shot Learning</w:t>
@@ -7857,7 +9304,19 @@
         <w:jc w:val="center"/>
       </w:pPr>
       <w:r>
-        <w:t xml:space="preserve">Figure 2.1: </w:t>
+        <w:t xml:space="preserve">Figure </w:t>
+      </w:r>
+      <w:r>
+        <w:t>3</w:t>
+      </w:r>
+      <w:r>
+        <w:t>.</w:t>
+      </w:r>
+      <w:r>
+        <w:t>5</w:t>
+      </w:r>
+      <w:r>
+        <w:t xml:space="preserve">: </w:t>
       </w:r>
       <w:r>
         <w:t>Few-Shot Learning Prototypes and Query Classification</w:t>
@@ -7875,7 +9334,19 @@
       </w:pPr>
       <w:r>
         <w:lastRenderedPageBreak/>
-        <w:t>Figure Z illustrates the FSL process: a small support set is sampled from each class, embeddings are computed through the SSL encoder and averaged to form prototypes. Query images are then classified by measuring their similarity to these prototypes.</w:t>
+        <w:t xml:space="preserve">Figure </w:t>
+      </w:r>
+      <w:r>
+        <w:t>3.5</w:t>
+      </w:r>
+      <w:r>
+        <w:t xml:space="preserve"> illustrates the FSL process: a small support set is sampled from each </w:t>
+      </w:r>
+      <w:r>
+        <w:t>class, and the</w:t>
+      </w:r>
+      <w:r>
+        <w:t xml:space="preserve"> embeddings are computed through the SSL encoder and averaged to form prototypes. Query images are then classified by measuring their similarity to these prototypes.</w:t>
       </w:r>
     </w:p>
     <w:p>
@@ -7938,7 +9409,15 @@
           <w:lang w:val="en-US"/>
         </w:rPr>
         <w:tab/>
-        <w:t>RL</w:t>
+        <w:t>R</w:t>
+      </w:r>
+      <w:r>
+        <w:rPr>
+          <w:b/>
+          <w:bCs/>
+          <w:lang w:val="en-US"/>
+        </w:rPr>
+        <w:t>einforcement Learning</w:t>
       </w:r>
     </w:p>
     <w:p>
@@ -7955,7 +9434,19 @@
         <w:rPr>
           <w:lang w:val="en-US"/>
         </w:rPr>
-        <w:t>The third stage of the proposed methodology integrates Reinforcement Learning (RL) to enable continuous adaptation and long-term improvement of the anomaly detection system. While SSL and FSL provide strong initial representations and classification from limited data, they do not inherently support online learning or dynamic adaptation to evolving industrial environments. To address this, an Adaptive RL Agent is introduced, leveraging Q-Learning to refine decision-making during real-time classification.</w:t>
+        <w:t xml:space="preserve">The third stage of the proposed methodology integrates Reinforcement Learning (RL) to enable continuous adaptation and long-term improvement of the anomaly detection system. While SSL and FSL provide strong initial representations and classification from limited data, they do not inherently support online learning or dynamic adaptation to evolving industrial environments. To address this, an </w:t>
+      </w:r>
+      <w:r>
+        <w:rPr>
+          <w:lang w:val="en-US"/>
+        </w:rPr>
+        <w:t>a</w:t>
+      </w:r>
+      <w:r>
+        <w:rPr>
+          <w:lang w:val="en-US"/>
+        </w:rPr>
+        <w:t>daptive RL Agent is introduced, leveraging Q-Learning to refine decision-making during real-time classification.</w:t>
       </w:r>
     </w:p>
     <w:p>
@@ -7968,112 +9459,37 @@
           <w:lang w:val="en-US"/>
         </w:rPr>
       </w:pPr>
-    </w:p>
-    <w:p>
-      <w:pPr>
-        <w:pStyle w:val="ThesisBody"/>
-        <w:rPr>
-          <w:lang w:val="en-US"/>
-        </w:rPr>
-      </w:pPr>
-      <w:r>
-        <w:rPr>
-          <w:lang w:val="en-US"/>
-        </w:rPr>
-        <w:t>The RL agent operates on three major decision spaces:</w:t>
-      </w:r>
-    </w:p>
-    <w:p>
-      <w:pPr>
-        <w:pStyle w:val="ThesisBody"/>
-        <w:numPr>
-          <w:ilvl w:val="0"/>
-          <w:numId w:val="33"/>
-        </w:numPr>
-        <w:rPr>
-          <w:lang w:val="en-US"/>
-        </w:rPr>
-      </w:pPr>
-      <w:r>
-        <w:rPr>
-          <w:lang w:val="en-US"/>
-        </w:rPr>
-        <w:t>Prototype Update Decisions</w:t>
-      </w:r>
-      <w:r>
-        <w:rPr>
-          <w:lang w:val="en-US"/>
-        </w:rPr>
-        <w:t>:</w:t>
-      </w:r>
-      <w:r>
-        <w:rPr>
-          <w:lang w:val="en-US"/>
-        </w:rPr>
-        <w:t xml:space="preserve"> determining how much weight to assign new samples when updating class prototypes.</w:t>
-      </w:r>
-    </w:p>
-    <w:p>
-      <w:pPr>
-        <w:pStyle w:val="ThesisBody"/>
-        <w:numPr>
-          <w:ilvl w:val="0"/>
-          <w:numId w:val="33"/>
-        </w:numPr>
-        <w:rPr>
-          <w:lang w:val="en-US"/>
-        </w:rPr>
-      </w:pPr>
-      <w:r>
-        <w:rPr>
-          <w:lang w:val="en-US"/>
-        </w:rPr>
-        <w:t>Human Feedback Optimization</w:t>
-      </w:r>
-      <w:r>
-        <w:rPr>
-          <w:lang w:val="en-US"/>
-        </w:rPr>
-        <w:t>:</w:t>
-      </w:r>
-      <w:r>
-        <w:rPr>
-          <w:lang w:val="en-US"/>
-        </w:rPr>
-        <w:t xml:space="preserve"> deciding when to ask for operator feedback versus making autonomous predictions.</w:t>
-      </w:r>
-    </w:p>
-    <w:p>
-      <w:pPr>
-        <w:pStyle w:val="ThesisBody"/>
-        <w:numPr>
-          <w:ilvl w:val="0"/>
-          <w:numId w:val="33"/>
-        </w:numPr>
+      <w:r>
+        <w:rPr>
+          <w:lang w:val="en-US"/>
+        </w:rPr>
+        <w:tab/>
+      </w:r>
+      <w:r>
+        <w:rPr>
+          <w:lang w:val="en-US"/>
+        </w:rPr>
+        <w:t>The RL agent operates across three major decision spaces. First, it manages prototype update decisions, determining how much weight to assign new samples when updating class prototypes. Second, it focuses on human feedback optimization, deciding when to seek operator feedback versus making autonomous predictions. Finally, it addresses new class discovery, handling cases where a query sample may represent an unseen defect category by deciding whether to create a new prototype, merge it with existing classes, or disregard the anomaly.</w:t>
+      </w:r>
+    </w:p>
+    <w:p>
+      <w:pPr>
+        <w:pStyle w:val="ThesisBody"/>
         <w:tabs>
           <w:tab w:val="left" w:pos="720"/>
         </w:tabs>
-        <w:rPr>
-          <w:lang w:val="en-US"/>
-        </w:rPr>
-      </w:pPr>
-      <w:r>
-        <w:rPr>
-          <w:lang w:val="en-US"/>
-        </w:rPr>
-        <w:t>New Class Discovery</w:t>
-      </w:r>
-      <w:r>
-        <w:rPr>
-          <w:lang w:val="en-US"/>
-        </w:rPr>
-        <w:t>:</w:t>
-      </w:r>
-      <w:r>
-        <w:rPr>
-          <w:lang w:val="en-US"/>
-        </w:rPr>
-        <w:t xml:space="preserve"> handling instances where a query sample may represent an unseen defect category, by deciding whether to create a new prototype, merge with existing classes, or ignore the anomaly.</w:t>
+      </w:pPr>
+      <w:r>
+        <w:rPr>
+          <w:lang w:val="en-US"/>
+        </w:rPr>
+        <w:tab/>
+      </w:r>
+      <w:r>
+        <w:t xml:space="preserve">The agent represents each state as a set of features, including prediction confidence, uncertainty, class balance, and recent performance trends. States are discretized into keys for efficient lookup in Q-tables. For each state, the RL agent selects an action according to an ε-greedy policy, balancing exploration of new strategies with exploitation of known effective policies. </w:t>
+      </w:r>
+      <w:r>
+        <w:t>The reward function is defined in relation to the outcomes of the agent’s actions. Correct prototype updates and appropriately timed feedback requests are incentivized through positive rewards, whereas over-aggressive updates, redundant feedback queries, and failures to detect novel classes incur penalties.</w:t>
       </w:r>
     </w:p>
     <w:p>
@@ -8090,58 +9506,11 @@
     <w:p>
       <w:pPr>
         <w:pStyle w:val="ThesisBody"/>
-      </w:pPr>
-      <w:r>
-        <w:t>The agent represents each state as a set of features, including prediction confidence, uncertainty, class balance, and recent performance trends. States are discretized into keys for efficient lookup in Q-tables. For each state, the RL agent selects an action according to an ε-greedy policy, balancing exploration of new strategies with exploitation of known effective policies. Rewards are calculated based on the action outcomes:</w:t>
-      </w:r>
-    </w:p>
-    <w:p>
-      <w:pPr>
-        <w:pStyle w:val="ThesisBody"/>
-        <w:numPr>
-          <w:ilvl w:val="0"/>
-          <w:numId w:val="32"/>
-        </w:numPr>
-      </w:pPr>
-      <w:r>
-        <w:t>Correct prototype updates and well-timed feedback requests yield positive rewards.</w:t>
-      </w:r>
-    </w:p>
-    <w:p>
-      <w:pPr>
-        <w:pStyle w:val="ThesisBody"/>
-        <w:numPr>
-          <w:ilvl w:val="0"/>
-          <w:numId w:val="32"/>
-        </w:numPr>
         <w:tabs>
           <w:tab w:val="left" w:pos="720"/>
         </w:tabs>
       </w:pPr>
       <w:r>
-        <w:t>Over-aggressive updates, unnecessary feedback requests, or missed new-class detections result in penalties.</w:t>
-      </w:r>
-    </w:p>
-    <w:p>
-      <w:pPr>
-        <w:pStyle w:val="ThesisBody"/>
-        <w:tabs>
-          <w:tab w:val="left" w:pos="720"/>
-        </w:tabs>
-        <w:rPr>
-          <w:lang w:val="en-US"/>
-        </w:rPr>
-      </w:pPr>
-    </w:p>
-    <w:p>
-      <w:pPr>
-        <w:pStyle w:val="ThesisBody"/>
-        <w:tabs>
-          <w:tab w:val="left" w:pos="720"/>
-        </w:tabs>
-      </w:pPr>
-      <w:r>
-        <w:lastRenderedPageBreak/>
         <w:t>The Q-learning update rule is then applied:</w:t>
       </w:r>
     </w:p>
@@ -8215,7 +9584,19 @@
         <w:jc w:val="center"/>
       </w:pPr>
       <w:r>
-        <w:t xml:space="preserve">Figure 2.1: </w:t>
+        <w:t xml:space="preserve">Figure </w:t>
+      </w:r>
+      <w:r>
+        <w:t>3</w:t>
+      </w:r>
+      <w:r>
+        <w:t>.</w:t>
+      </w:r>
+      <w:r>
+        <w:t>6</w:t>
+      </w:r>
+      <w:r>
+        <w:t xml:space="preserve">: </w:t>
       </w:r>
       <w:r>
         <w:t>Q-learning rule equation</w:t>
@@ -8283,7 +9664,19 @@
         <w:rPr>
           <w:lang w:val="en-US"/>
         </w:rPr>
-        <w:t>The interactive RL cycle using SSL+FSL prototypes, and the RL agent evaluates whether to accept the prediction, request feedback, or update prototypes. Based on the decision outcome and user feedback, the agent receives a reward, updates its Q-tables, and gradually reduces its exploration rate to favor reliable policies.</w:t>
+        <w:t>The interactive RL cycle using SSL</w:t>
+      </w:r>
+      <w:r>
+        <w:rPr>
+          <w:lang w:val="en-US"/>
+        </w:rPr>
+        <w:t xml:space="preserve"> and </w:t>
+      </w:r>
+      <w:r>
+        <w:rPr>
+          <w:lang w:val="en-US"/>
+        </w:rPr>
+        <w:t>FSL prototypes, and the RL agent evaluates whether to accept the prediction, request feedback, or update prototypes. Based on the decision outcome and user feedback, the agent receives a reward, updates its Q-tables, and gradually reduces its exploration rate to favor reliable policies.</w:t>
       </w:r>
     </w:p>
     <w:p>
@@ -8507,101 +9900,101 @@
           <w:bCs/>
           <w:lang w:val="en-US"/>
         </w:rPr>
+        <w:t>3</w:t>
+      </w:r>
+      <w:r>
+        <w:rPr>
+          <w:b/>
+          <w:bCs/>
+          <w:lang w:val="en-US"/>
+        </w:rPr>
+        <w:t>.5</w:t>
+      </w:r>
+      <w:r>
+        <w:rPr>
+          <w:b/>
+          <w:bCs/>
+          <w:lang w:val="en-US"/>
+        </w:rPr>
+        <w:tab/>
+      </w:r>
+      <w:r>
+        <w:rPr>
+          <w:b/>
+          <w:bCs/>
+          <w:lang w:val="en-US"/>
+        </w:rPr>
+        <w:t>Ethical and Safety Considerations</w:t>
+      </w:r>
+    </w:p>
+    <w:p>
+      <w:pPr>
+        <w:pStyle w:val="ThesisBody"/>
+        <w:tabs>
+          <w:tab w:val="left" w:pos="720"/>
+        </w:tabs>
+        <w:rPr>
+          <w:lang w:val="en-US"/>
+        </w:rPr>
+      </w:pPr>
+      <w:r>
+        <w:rPr>
+          <w:lang w:val="en-US"/>
+        </w:rPr>
+        <w:t xml:space="preserve">In this </w:t>
+      </w:r>
+      <w:r>
+        <w:rPr>
+          <w:lang w:val="en-US"/>
+        </w:rPr>
+        <w:t>research</w:t>
+      </w:r>
+      <w:r>
+        <w:rPr>
+          <w:lang w:val="en-US"/>
+        </w:rPr>
+        <w:t xml:space="preserve">, ethical considerations are crucial. All real-world datasets are </w:t>
+      </w:r>
+      <w:r>
+        <w:rPr>
+          <w:lang w:val="en-US"/>
+        </w:rPr>
+        <w:t>hidden</w:t>
+      </w:r>
+      <w:r>
+        <w:rPr>
+          <w:lang w:val="en-US"/>
+        </w:rPr>
+        <w:t xml:space="preserve"> to preserve data privacy, guaranteeing the security of sensitive information. To </w:t>
+      </w:r>
+      <w:r>
+        <w:rPr>
+          <w:lang w:val="en-US"/>
+        </w:rPr>
+        <w:t>assure</w:t>
+      </w:r>
+      <w:r>
+        <w:rPr>
+          <w:lang w:val="en-US"/>
+        </w:rPr>
+        <w:t xml:space="preserve"> equitable and trustworthy anomaly detection, the model is assessed for biases, especially in crucial industrial applications where false positives or negatives could have serious repercussions. </w:t>
+      </w:r>
+    </w:p>
+    <w:p>
+      <w:pPr>
+        <w:pStyle w:val="ThesisBody"/>
+        <w:tabs>
+          <w:tab w:val="left" w:pos="720"/>
+        </w:tabs>
+        <w:rPr>
+          <w:lang w:val="en-US"/>
+        </w:rPr>
+      </w:pPr>
+      <w:r>
+        <w:rPr>
+          <w:lang w:val="en-US"/>
+        </w:rPr>
         <w:lastRenderedPageBreak/>
-        <w:t>3</w:t>
-      </w:r>
-      <w:r>
-        <w:rPr>
-          <w:b/>
-          <w:bCs/>
-          <w:lang w:val="en-US"/>
-        </w:rPr>
-        <w:t>.5</w:t>
-      </w:r>
-      <w:r>
-        <w:rPr>
-          <w:b/>
-          <w:bCs/>
-          <w:lang w:val="en-US"/>
-        </w:rPr>
-        <w:tab/>
-      </w:r>
-      <w:r>
-        <w:rPr>
-          <w:b/>
-          <w:bCs/>
-          <w:lang w:val="en-US"/>
-        </w:rPr>
-        <w:t>Ethical and Safety Considerations</w:t>
-      </w:r>
-    </w:p>
-    <w:p>
-      <w:pPr>
-        <w:pStyle w:val="ThesisBody"/>
-        <w:tabs>
-          <w:tab w:val="left" w:pos="720"/>
-        </w:tabs>
-        <w:rPr>
-          <w:lang w:val="en-US"/>
-        </w:rPr>
-      </w:pPr>
-      <w:r>
-        <w:rPr>
-          <w:lang w:val="en-US"/>
-        </w:rPr>
-        <w:t xml:space="preserve">In this </w:t>
-      </w:r>
-      <w:r>
-        <w:rPr>
-          <w:lang w:val="en-US"/>
-        </w:rPr>
-        <w:t>research</w:t>
-      </w:r>
-      <w:r>
-        <w:rPr>
-          <w:lang w:val="en-US"/>
-        </w:rPr>
-        <w:t xml:space="preserve">, ethical considerations are crucial. All real-world datasets are </w:t>
-      </w:r>
-      <w:r>
-        <w:rPr>
-          <w:lang w:val="en-US"/>
-        </w:rPr>
-        <w:t>hidden</w:t>
-      </w:r>
-      <w:r>
-        <w:rPr>
-          <w:lang w:val="en-US"/>
-        </w:rPr>
-        <w:t xml:space="preserve"> to preserve data privacy, guaranteeing the security of sensitive information. To </w:t>
-      </w:r>
-      <w:r>
-        <w:rPr>
-          <w:lang w:val="en-US"/>
-        </w:rPr>
-        <w:t>assure</w:t>
-      </w:r>
-      <w:r>
-        <w:rPr>
-          <w:lang w:val="en-US"/>
-        </w:rPr>
-        <w:t xml:space="preserve"> equitable and trustworthy anomaly detection, the model is assessed for biases, especially in crucial industrial applications where false positives or negatives could have serious repercussions. </w:t>
-      </w:r>
-    </w:p>
-    <w:p>
-      <w:pPr>
-        <w:pStyle w:val="ThesisBody"/>
-        <w:tabs>
-          <w:tab w:val="left" w:pos="720"/>
-        </w:tabs>
-        <w:rPr>
-          <w:lang w:val="en-US"/>
-        </w:rPr>
-      </w:pPr>
-      <w:r>
-        <w:rPr>
-          <w:lang w:val="en-US"/>
-        </w:rPr>
         <w:tab/>
       </w:r>
       <w:r>
@@ -9126,7 +10519,31 @@
         <w:rPr>
           <w:lang w:val="en-US"/>
         </w:rPr>
-        <w:t xml:space="preserve"> timeline in Figure 2.1 is divided into eight primary stages</w:t>
+        <w:t xml:space="preserve"> timeline in </w:t>
+      </w:r>
+      <w:r>
+        <w:rPr>
+          <w:lang w:val="en-US"/>
+        </w:rPr>
+        <w:t>Table</w:t>
+      </w:r>
+      <w:r>
+        <w:rPr>
+          <w:lang w:val="en-US"/>
+        </w:rPr>
+        <w:t xml:space="preserve"> </w:t>
+      </w:r>
+      <w:r>
+        <w:rPr>
+          <w:lang w:val="en-US"/>
+        </w:rPr>
+        <w:t>3</w:t>
+      </w:r>
+      <w:r>
+        <w:rPr>
+          <w:lang w:val="en-US"/>
+        </w:rPr>
+        <w:t>.1 is divided into eight primary stages</w:t>
       </w:r>
       <w:r>
         <w:rPr>
@@ -9146,6 +10563,28 @@
           <w:lang w:val="en-US"/>
         </w:rPr>
       </w:pPr>
+    </w:p>
+    <w:p>
+      <w:pPr>
+        <w:pStyle w:val="ThesisBody"/>
+        <w:contextualSpacing w:val="0"/>
+        <w:jc w:val="center"/>
+      </w:pPr>
+      <w:r>
+        <w:t>Table</w:t>
+      </w:r>
+      <w:r>
+        <w:t xml:space="preserve"> </w:t>
+      </w:r>
+      <w:r>
+        <w:t>3.1</w:t>
+      </w:r>
+      <w:r>
+        <w:t xml:space="preserve">: </w:t>
+      </w:r>
+      <w:r>
+        <w:t>Gantt chart of research</w:t>
+      </w:r>
     </w:p>
     <w:p>
       <w:pPr>
@@ -9154,10 +10593,10 @@
       </w:pPr>
       <w:r>
         <w:drawing>
-          <wp:inline distT="0" distB="0" distL="0" distR="0" wp14:anchorId="6EE057A0" wp14:editId="14F21F47">
-            <wp:extent cx="5760085" cy="1221740"/>
+          <wp:inline distT="0" distB="0" distL="0" distR="0" wp14:anchorId="513351B1" wp14:editId="04283A3C">
+            <wp:extent cx="5760085" cy="2385695"/>
             <wp:effectExtent l="0" t="0" r="0" b="0"/>
-            <wp:docPr id="1539222378" name="Picture 1" descr="A green and black graph&#10;&#10;Description automatically generated"/>
+            <wp:docPr id="1412872106" name="Picture 1" descr="A chart with green lines&#10;&#10;AI-generated content may be incorrect."/>
             <wp:cNvGraphicFramePr>
               <a:graphicFrameLocks xmlns:a="http://schemas.openxmlformats.org/drawingml/2006/main" noChangeAspect="1"/>
             </wp:cNvGraphicFramePr>
@@ -9165,7 +10604,7 @@
               <a:graphicData uri="http://schemas.openxmlformats.org/drawingml/2006/picture">
                 <pic:pic xmlns:pic="http://schemas.openxmlformats.org/drawingml/2006/picture">
                   <pic:nvPicPr>
-                    <pic:cNvPr id="1539222378" name="Picture 1" descr="A green and black graph&#10;&#10;Description automatically generated"/>
+                    <pic:cNvPr id="1412872106" name="Picture 1" descr="A chart with green lines&#10;&#10;AI-generated content may be incorrect."/>
                     <pic:cNvPicPr/>
                   </pic:nvPicPr>
                   <pic:blipFill>
@@ -9177,7 +10616,7 @@
                   <pic:spPr>
                     <a:xfrm>
                       <a:off x="0" y="0"/>
-                      <a:ext cx="5760085" cy="1221740"/>
+                      <a:ext cx="5760085" cy="2385695"/>
                     </a:xfrm>
                     <a:prstGeom prst="rect">
                       <a:avLst/>
@@ -9192,179 +10631,141 @@
     </w:p>
     <w:p>
       <w:pPr>
-        <w:pStyle w:val="ThesisBody"/>
+        <w:pStyle w:val="ChapterHeaders"/>
+      </w:pPr>
+      <w:r>
+        <w:br w:type="page"/>
+      </w:r>
+      <w:r>
+        <w:lastRenderedPageBreak/>
+        <w:t xml:space="preserve">CHAPTER </w:t>
+      </w:r>
+      <w:r>
+        <w:t>4</w:t>
+      </w:r>
+    </w:p>
+    <w:p>
+      <w:pPr>
+        <w:pStyle w:val="ChapterHeaders"/>
+      </w:pPr>
+    </w:p>
+    <w:p>
+      <w:pPr>
+        <w:pStyle w:val="ChapterHeaders"/>
+      </w:pPr>
+      <w:r>
+        <w:t>RESULT ANALYSIS</w:t>
+      </w:r>
+    </w:p>
+    <w:p>
+      <w:pPr>
+        <w:pStyle w:val="ChapterHeaders"/>
+      </w:pPr>
+    </w:p>
+    <w:p>
+      <w:pPr>
+        <w:pStyle w:val="ThesisBody"/>
+        <w:tabs>
+          <w:tab w:val="left" w:pos="720"/>
+        </w:tabs>
+        <w:contextualSpacing w:val="0"/>
+        <w:rPr>
+          <w:b/>
+          <w:bCs/>
+          <w:lang w:val="en-US"/>
+        </w:rPr>
+      </w:pPr>
+      <w:r>
+        <w:rPr>
+          <w:b/>
+          <w:bCs/>
+          <w:lang w:val="en-US"/>
+        </w:rPr>
+        <w:t>4</w:t>
+      </w:r>
+      <w:r>
+        <w:rPr>
+          <w:b/>
+          <w:bCs/>
+          <w:lang w:val="en-US"/>
+        </w:rPr>
+        <w:t>.1</w:t>
+      </w:r>
+      <w:r>
+        <w:rPr>
+          <w:b/>
+          <w:bCs/>
+          <w:lang w:val="en-US"/>
+        </w:rPr>
+        <w:tab/>
+      </w:r>
+      <w:r>
+        <w:rPr>
+          <w:b/>
+          <w:bCs/>
+          <w:lang w:val="en-US"/>
+        </w:rPr>
+        <w:t>Overall Performance Summary</w:t>
+      </w:r>
+    </w:p>
+    <w:p>
+      <w:pPr>
+        <w:pStyle w:val="ThesisBody"/>
+        <w:rPr>
+          <w:lang w:val="en-US"/>
+        </w:rPr>
+      </w:pPr>
+      <w:r>
+        <w:rPr>
+          <w:lang w:val="en-US"/>
+        </w:rPr>
+        <w:t xml:space="preserve">Two complementary pipelines were evaluated. The ROI + CNN approach achieved the highest overall accuracy of 78.0 percent, but this performance required a substantially larger model footprint and </w:t>
+      </w:r>
+      <w:r>
+        <w:rPr>
+          <w:lang w:val="en-US"/>
+        </w:rPr>
+        <w:t>considerably</w:t>
+      </w:r>
+      <w:r>
+        <w:rPr>
+          <w:lang w:val="en-US"/>
+        </w:rPr>
+        <w:t xml:space="preserve"> greater labeling effort. In contrast, the ROI + SSL + FSL + RL pipeline attained an accuracy of 72.5 percent, corresponding to approximately 93 percent of the CNN’s performance, while requiring only 32 labeled samples instead of 252, representing an 87 percent reduction. This pipeline also employed a model size of 11.7 megabytes, which is 3.6 times smaller than the 42.61 megabytes required by the CNN, and it completed training in less than one minute on a CPU, yielding a fifteen-fold improvement in training speed. Furthermore, the parameter count was reduced from 11.17 million to 3.08 million, reflecting a 72.5 percent reduction and demonstrating substantial gains in both computational and memory efficiency.</w:t>
+      </w:r>
+    </w:p>
+    <w:p>
+      <w:pPr>
+        <w:pStyle w:val="ThesisBody"/>
+        <w:ind w:firstLine="720"/>
+      </w:pPr>
+      <w:r>
+        <w:t>These differences highlight clear deployment trade-offs. The CNN pipeline is most suitable in scenarios where maximizing accuracy is the primary objective and moderate computational and labeling resources are available. In contrast, the SSL + FSL + RL pipeline emphasizes data and computational efficiency, achieving competitive accuracy with minimal supervision and rapid training, which makes it well suited to edge deployment and iterative on-device adaptation. When subjected to INT8 quantization, both models are reduced in size by approximately 75 percent, resulting in footprints of 10.7 megabytes and 2.9 megabytes, respectively, with a typical accuracy loss in the range of 1 to 3 percent. This further strengthens the deployability advantage of the SSL + FSL + RL pipeline under resource-constrained conditions.</w:t>
+      </w:r>
+    </w:p>
+    <w:p>
+      <w:pPr>
+        <w:pStyle w:val="ThesisBody"/>
+      </w:pPr>
+    </w:p>
+    <w:p>
+      <w:pPr>
+        <w:pStyle w:val="ThesisBody"/>
+        <w:tabs>
+          <w:tab w:val="left" w:pos="720"/>
+        </w:tabs>
         <w:contextualSpacing w:val="0"/>
         <w:jc w:val="center"/>
-      </w:pPr>
-      <w:r>
-        <w:t>Figure</w:t>
-      </w:r>
-      <w:r>
-        <w:t xml:space="preserve"> </w:t>
-      </w:r>
-      <w:r>
-        <w:t>2.</w:t>
-      </w:r>
-      <w:r>
-        <w:t>2</w:t>
-      </w:r>
-      <w:r>
-        <w:t xml:space="preserve">: </w:t>
-      </w:r>
-      <w:r>
-        <w:t xml:space="preserve">Gantt </w:t>
-      </w:r>
-      <w:r>
-        <w:t>c</w:t>
-      </w:r>
-      <w:r>
-        <w:t xml:space="preserve">hart of </w:t>
-      </w:r>
-      <w:r>
-        <w:t>r</w:t>
-      </w:r>
-      <w:r>
-        <w:t>esearch</w:t>
-      </w:r>
-    </w:p>
-    <w:p>
-      <w:pPr>
-        <w:pStyle w:val="ChapterHeaders"/>
-      </w:pPr>
-      <w:r>
-        <w:br w:type="page"/>
-      </w:r>
-      <w:r>
-        <w:lastRenderedPageBreak/>
-        <w:t xml:space="preserve">CHAPTER </w:t>
-      </w:r>
-      <w:r>
-        <w:t>4</w:t>
-      </w:r>
-    </w:p>
-    <w:p>
-      <w:pPr>
-        <w:pStyle w:val="ChapterHeaders"/>
-      </w:pPr>
-    </w:p>
-    <w:p>
-      <w:pPr>
-        <w:pStyle w:val="ChapterHeaders"/>
-      </w:pPr>
-      <w:r>
-        <w:t>RESULT ANALYSIS</w:t>
-      </w:r>
-    </w:p>
-    <w:p>
-      <w:pPr>
-        <w:pStyle w:val="ChapterHeaders"/>
-      </w:pPr>
-    </w:p>
-    <w:p>
-      <w:pPr>
-        <w:pStyle w:val="ThesisBody"/>
-        <w:tabs>
-          <w:tab w:val="left" w:pos="720"/>
-        </w:tabs>
-        <w:contextualSpacing w:val="0"/>
-        <w:rPr>
-          <w:b/>
-          <w:bCs/>
-          <w:lang w:val="en-US"/>
-        </w:rPr>
-      </w:pPr>
-      <w:r>
-        <w:rPr>
-          <w:b/>
-          <w:bCs/>
-          <w:lang w:val="en-US"/>
-        </w:rPr>
-        <w:t>4</w:t>
-      </w:r>
-      <w:r>
-        <w:rPr>
-          <w:b/>
-          <w:bCs/>
-          <w:lang w:val="en-US"/>
-        </w:rPr>
-        <w:t>.1</w:t>
-      </w:r>
-      <w:r>
-        <w:rPr>
-          <w:b/>
-          <w:bCs/>
-          <w:lang w:val="en-US"/>
-        </w:rPr>
-        <w:tab/>
-      </w:r>
-      <w:r>
-        <w:rPr>
-          <w:b/>
-          <w:bCs/>
-          <w:lang w:val="en-US"/>
-        </w:rPr>
-        <w:t>Overall Performance Summary</w:t>
-      </w:r>
-    </w:p>
-    <w:p>
-      <w:pPr>
-        <w:pStyle w:val="ThesisBody"/>
-        <w:tabs>
-          <w:tab w:val="left" w:pos="720"/>
-        </w:tabs>
-      </w:pPr>
-      <w:r>
-        <w:t xml:space="preserve">Two complementary pipelines were evaluated. ROI + CNN achieves the highest headline accuracy (78.0%) at the cost of a larger footprint and markedly higher </w:t>
-      </w:r>
-      <w:r>
-        <w:t>labelling</w:t>
-      </w:r>
-      <w:r>
-        <w:t xml:space="preserve"> demand. ROI + SSL + FSL + RL attains 72.5% accuracy</w:t>
-      </w:r>
-      <w:r>
-        <w:t xml:space="preserve"> at </w:t>
-      </w:r>
-      <w:r>
-        <w:t>approximately 93% of the CNN’s performance</w:t>
-      </w:r>
-      <w:r>
-        <w:t xml:space="preserve"> </w:t>
-      </w:r>
-      <w:r>
-        <w:t>while using 87% fewer labeled samples (32 vs 252), a 3.6× smaller model (11.7 MB vs 42.61 MB), and training in under a minute on CPU (≈15× faster). Parameter count is reduced by 72.5% (3.08M vs 11.17M), reflecting the footprint and compute efficiency gains.</w:t>
-      </w:r>
-    </w:p>
-    <w:p>
-      <w:pPr>
-        <w:pStyle w:val="ThesisBody"/>
-      </w:pPr>
-      <w:r>
-        <w:rPr>
-          <w:lang w:val="en-US"/>
-        </w:rPr>
-        <w:tab/>
-      </w:r>
-      <w:r>
-        <w:t xml:space="preserve">These differences translate to clear deployment trade-offs. The CNN is suitable when accuracy is the dominant requirement and moderate </w:t>
-      </w:r>
-      <w:r>
-        <w:t>compute,</w:t>
-      </w:r>
-      <w:r>
-        <w:t xml:space="preserve"> and </w:t>
-      </w:r>
-      <w:r>
-        <w:t>labelling</w:t>
-      </w:r>
-      <w:r>
-        <w:t xml:space="preserve"> resources are available. The SSL+FSL+RL pipeline prioritizes data and compute efficiency, delivering competitive accuracy with minimal supervision and rapid training—properties that align with edge constraints and iterative, on-device improvement. Under INT8 quantization, both models shrink by ~75% (to ~10.7 MB and ~2.9 MB, respectively) with typical accuracy loss in the 1–3% range, further widening the deployability advantage of SSL+FSL+RL on constrained devices.</w:t>
-      </w:r>
-    </w:p>
-    <w:p>
-      <w:pPr>
-        <w:pStyle w:val="ThesisBody"/>
-      </w:pPr>
+        <w:rPr>
+          <w:lang w:val="en-US"/>
+        </w:rPr>
+      </w:pPr>
+      <w:r>
+        <w:rPr>
+          <w:lang w:val="en-US"/>
+        </w:rPr>
+        <w:t>Table 4.1. Aggregate comparison of the two pipelines</w:t>
+      </w:r>
     </w:p>
     <w:p>
       <w:pPr>
@@ -9409,25 +10810,6 @@
             </a:graphic>
           </wp:inline>
         </w:drawing>
-      </w:r>
-    </w:p>
-    <w:p>
-      <w:pPr>
-        <w:pStyle w:val="ThesisBody"/>
-        <w:tabs>
-          <w:tab w:val="left" w:pos="720"/>
-        </w:tabs>
-        <w:contextualSpacing w:val="0"/>
-        <w:jc w:val="center"/>
-        <w:rPr>
-          <w:lang w:val="en-US"/>
-        </w:rPr>
-      </w:pPr>
-      <w:r>
-        <w:rPr>
-          <w:lang w:val="en-US"/>
-        </w:rPr>
-        <w:t>Table 4.1. Aggregate comparison of the two pipelines</w:t>
       </w:r>
     </w:p>
     <w:p>
@@ -9501,7 +10883,13 @@
         <w:rPr>
           <w:lang w:val="en-US"/>
         </w:rPr>
-        <w:t xml:space="preserve">Table 4.1. </w:t>
+        <w:t>Figure</w:t>
+      </w:r>
+      <w:r>
+        <w:rPr>
+          <w:lang w:val="en-US"/>
+        </w:rPr>
+        <w:t xml:space="preserve"> 4.1. </w:t>
       </w:r>
       <w:r>
         <w:rPr>
@@ -9577,7 +10965,31 @@
         <w:rPr>
           <w:lang w:val="en-US"/>
         </w:rPr>
-        <w:t xml:space="preserve">Table 4.1. </w:t>
+        <w:t>Figure</w:t>
+      </w:r>
+      <w:r>
+        <w:rPr>
+          <w:lang w:val="en-US"/>
+        </w:rPr>
+        <w:t xml:space="preserve"> </w:t>
+      </w:r>
+      <w:r>
+        <w:rPr>
+          <w:lang w:val="en-US"/>
+        </w:rPr>
+        <w:t>4.</w:t>
+      </w:r>
+      <w:r>
+        <w:rPr>
+          <w:lang w:val="en-US"/>
+        </w:rPr>
+        <w:t>2</w:t>
+      </w:r>
+      <w:r>
+        <w:rPr>
+          <w:lang w:val="en-US"/>
+        </w:rPr>
+        <w:t xml:space="preserve">. </w:t>
       </w:r>
       <w:r>
         <w:rPr>
@@ -9597,24 +11009,23 @@
         <w:tabs>
           <w:tab w:val="left" w:pos="720"/>
         </w:tabs>
+      </w:pPr>
+      <w:r>
+        <w:lastRenderedPageBreak/>
+        <w:tab/>
+      </w:r>
+      <w:r>
+        <w:t>In summary, the ROI + SSL + FSL + RL pipeline achieves accuracy comparable to that of the CNN while requiring substantially fewer labeled samples, offering faster training, and maintaining a considerably smaller model footprint. These characteristics position it as a strong default choice for edge-based anomaly detection in settings where computational resources and labeled data are limited.</w:t>
+      </w:r>
+    </w:p>
+    <w:p>
+      <w:pPr>
+        <w:pStyle w:val="ThesisBody"/>
+        <w:tabs>
+          <w:tab w:val="left" w:pos="720"/>
+        </w:tabs>
         <w:contextualSpacing w:val="0"/>
-        <w:rPr>
-          <w:lang w:val="en-US"/>
-        </w:rPr>
-      </w:pPr>
-      <w:r>
-        <w:rPr>
-          <w:lang w:val="en-US"/>
-        </w:rPr>
-        <w:lastRenderedPageBreak/>
-        <w:tab/>
-      </w:r>
-      <w:r>
-        <w:rPr>
-          <w:lang w:val="en-US"/>
-        </w:rPr>
-        <w:t>In summary, ROI + SSL + FSL + RL delivers near-CNN accuracy with substantially lower labeling cost, faster training, and a much smaller footprint, making it a strong default for edge-based anomaly detection where resources and labels are scarce.</w:t>
-      </w:r>
+      </w:pPr>
     </w:p>
     <w:p>
       <w:pPr>
@@ -9624,9 +11035,59 @@
         </w:tabs>
         <w:contextualSpacing w:val="0"/>
         <w:rPr>
-          <w:lang w:val="en-US"/>
-        </w:rPr>
-      </w:pPr>
+          <w:b/>
+          <w:bCs/>
+          <w:lang w:val="en-US"/>
+        </w:rPr>
+      </w:pPr>
+      <w:r>
+        <w:rPr>
+          <w:b/>
+          <w:bCs/>
+          <w:lang w:val="en-US"/>
+        </w:rPr>
+        <w:t>4</w:t>
+      </w:r>
+      <w:r>
+        <w:rPr>
+          <w:b/>
+          <w:bCs/>
+          <w:lang w:val="en-US"/>
+        </w:rPr>
+        <w:t>.</w:t>
+      </w:r>
+      <w:r>
+        <w:rPr>
+          <w:b/>
+          <w:bCs/>
+          <w:lang w:val="en-US"/>
+        </w:rPr>
+        <w:t>2</w:t>
+      </w:r>
+      <w:r>
+        <w:rPr>
+          <w:b/>
+          <w:bCs/>
+          <w:lang w:val="en-US"/>
+        </w:rPr>
+        <w:tab/>
+      </w:r>
+      <w:r>
+        <w:rPr>
+          <w:b/>
+          <w:bCs/>
+          <w:lang w:val="en-US"/>
+        </w:rPr>
+        <w:t xml:space="preserve">Defect </w:t>
+      </w:r>
+      <w:r>
+        <w:rPr>
+          <w:b/>
+          <w:bCs/>
+          <w:lang w:val="en-US"/>
+        </w:rPr>
+        <w:t>Class Performance and Error Profile</w:t>
+      </w:r>
     </w:p>
     <w:p>
       <w:pPr>
@@ -9634,69 +11095,72 @@
         <w:tabs>
           <w:tab w:val="left" w:pos="720"/>
         </w:tabs>
+      </w:pPr>
+      <w:r>
+        <w:rPr>
+          <w:lang w:val="en-US"/>
+        </w:rPr>
+        <w:t xml:space="preserve">Defect </w:t>
+      </w:r>
+      <w:r>
+        <w:t>class analysis reveals complementary strengths across the two pipelines. The ROI + CNN model demonstrates superior performance on the “Good,” “Spike,” and “Poor Solder” classes, achieving perfect separation for “Good” with 100 percent accuracy and maintaining strong margins on the other two categories. Conversely, the ROI + SSL + FSL + RL pipeline achieves markedly better performance on the “Excess Solder” class, indicating that self-supervised feature learning combined with prototype-based decision boundaries is more effective than the supervised CNN with focal loss in capturing the subtle texture and edge characteristics associated with excess material.</w:t>
+      </w:r>
+    </w:p>
+    <w:p>
+      <w:pPr>
+        <w:pStyle w:val="ThesisBody"/>
+        <w:tabs>
+          <w:tab w:val="left" w:pos="720"/>
+        </w:tabs>
+      </w:pPr>
+    </w:p>
+    <w:p>
+      <w:pPr>
+        <w:pStyle w:val="ThesisBody"/>
+        <w:tabs>
+          <w:tab w:val="left" w:pos="720"/>
+        </w:tabs>
         <w:contextualSpacing w:val="0"/>
-        <w:rPr>
-          <w:b/>
-          <w:bCs/>
-          <w:lang w:val="en-US"/>
-        </w:rPr>
-      </w:pPr>
-      <w:r>
-        <w:rPr>
-          <w:b/>
-          <w:bCs/>
-          <w:lang w:val="en-US"/>
-        </w:rPr>
-        <w:t>4</w:t>
-      </w:r>
-      <w:r>
-        <w:rPr>
-          <w:b/>
-          <w:bCs/>
-          <w:lang w:val="en-US"/>
-        </w:rPr>
-        <w:t>.</w:t>
-      </w:r>
-      <w:r>
-        <w:rPr>
-          <w:b/>
-          <w:bCs/>
+        <w:jc w:val="center"/>
+        <w:rPr>
+          <w:lang w:val="en-US"/>
+        </w:rPr>
+      </w:pPr>
+      <w:r>
+        <w:rPr>
+          <w:lang w:val="en-US"/>
+        </w:rPr>
+        <w:t>Table 4.</w:t>
+      </w:r>
+      <w:r>
+        <w:rPr>
           <w:lang w:val="en-US"/>
         </w:rPr>
         <w:t>2</w:t>
       </w:r>
       <w:r>
         <w:rPr>
-          <w:b/>
-          <w:bCs/>
-          <w:lang w:val="en-US"/>
-        </w:rPr>
-        <w:tab/>
-      </w:r>
-      <w:r>
-        <w:rPr>
-          <w:b/>
-          <w:bCs/>
-          <w:lang w:val="en-US"/>
-        </w:rPr>
-        <w:t>Per-Class Performance and Error Profile</w:t>
-      </w:r>
-    </w:p>
-    <w:p>
-      <w:pPr>
-        <w:pStyle w:val="ThesisBody"/>
-        <w:tabs>
-          <w:tab w:val="left" w:pos="720"/>
-        </w:tabs>
-        <w:rPr>
-          <w:lang w:val="en-US"/>
-        </w:rPr>
-      </w:pPr>
-      <w:r>
-        <w:rPr>
-          <w:lang w:val="en-US"/>
-        </w:rPr>
-        <w:t>Per-class analysis highlights complementary strengths across the two pipelines. The ROI + CNN model excels on “Good,” “Spike,” and “Poor Solder,” achieving perfect separation for “Good” (100%) and solid margins on the other two classes. In contrast, the ROI + SSL + FSL + RL pipeline leads on “Excess Solder” by a sizable margin, suggesting that self-supervised features coupled with prototype-based decision boundaries capture the subtle texture and edge cues characteristic of excess material more effectively than the supervised CNN trained with focal loss.</w:t>
+          <w:lang w:val="en-US"/>
+        </w:rPr>
+        <w:t xml:space="preserve">. </w:t>
+      </w:r>
+      <w:r>
+        <w:rPr>
+          <w:lang w:val="en-US"/>
+        </w:rPr>
+        <w:t>Defect</w:t>
+      </w:r>
+      <w:r>
+        <w:rPr>
+          <w:lang w:val="en-US"/>
+        </w:rPr>
+        <w:t xml:space="preserve"> </w:t>
+      </w:r>
+      <w:r>
+        <w:rPr>
+          <w:lang w:val="en-US"/>
+        </w:rPr>
+        <w:t>class accuracy (%)</w:t>
       </w:r>
     </w:p>
     <w:p>
@@ -9758,6 +11222,206 @@
         <w:tabs>
           <w:tab w:val="left" w:pos="720"/>
         </w:tabs>
+        <w:jc w:val="center"/>
+        <w:rPr>
+          <w:lang w:val="en-US"/>
+        </w:rPr>
+      </w:pPr>
+    </w:p>
+    <w:p>
+      <w:pPr>
+        <w:pStyle w:val="ThesisBody"/>
+        <w:ind w:firstLine="720"/>
+        <w:rPr>
+          <w:lang w:val="en-US"/>
+        </w:rPr>
+      </w:pPr>
+      <w:r>
+        <w:rPr>
+          <w:lang w:val="en-US"/>
+        </w:rPr>
+        <w:t xml:space="preserve">These results reveal distinct error profiles for the two pipelines. The CNN’s perfect performance on the “Good” class likely reflects the advantages of abundant labeled data, the use of focal loss, and supervised class boundaries that establish a wide margin around the majority non-defect category. Its weaker performance on the “Excess Solder” class, however, suggests sensitivity to within-class variability and fine-grained artifacts that are insufficiently captured without targeted augmentations or defect-aware feature representations. In contrast, the superior performance of the SSL + FSL + RL pipeline on “Excess Solder” indicates that SimCLR-based pretraining exposes the encoder to richer invariances related to surface reflectance and solder morphology, which prototype-based distance measures can exploit effectively even under limited supervision. The reduced accuracy on the “Good,” “Spike,” and </w:t>
+      </w:r>
+      <w:r>
+        <w:rPr>
+          <w:lang w:val="en-US"/>
+        </w:rPr>
+        <w:lastRenderedPageBreak/>
+        <w:t>“Poor Solder” classes is consistent with the constraints of five-shot coverage and relatively short SSL pretraining of five epochs, which may underrepresent intra-class diversity and yield prototypes that are overly compact or misaligned.</w:t>
+      </w:r>
+    </w:p>
+    <w:p>
+      <w:pPr>
+        <w:pStyle w:val="ThesisBody"/>
+        <w:tabs>
+          <w:tab w:val="left" w:pos="720"/>
+        </w:tabs>
+        <w:rPr>
+          <w:lang w:val="en-US"/>
+        </w:rPr>
+      </w:pPr>
+      <w:r>
+        <w:rPr>
+          <w:lang w:val="en-US"/>
+        </w:rPr>
+        <w:tab/>
+      </w:r>
+      <w:r>
+        <w:rPr>
+          <w:lang w:val="en-US"/>
+        </w:rPr>
+        <w:t>In practical terms, the CNN provides stronger out-of-the-box separation between normal and defective boards, thereby minimizing false alarms on the “Good” class. The SSL + FSL + RL pipeline, although slightly weaker overall, demonstrates superior performance on the challenging “Excess Solder” defect and is expected to improve further after deployment as the reinforcement learning agent incrementally updates prototypes with new samples and selectively solicits feedback. Common confusion patterns include misclassification between “Good” and “Poor Solder” under low-contrast regions of interest, as well as between “Spike” and “Excess Solder” when small protrusions coincide with material accumulation. The latter source of confusion is mitigated more effectively by the SSL + FSL + RL features, which likely accounts for its advantage on the “Excess Solder” class.</w:t>
+      </w:r>
+    </w:p>
+    <w:p>
+      <w:pPr>
+        <w:pStyle w:val="ThesisBody"/>
+        <w:tabs>
+          <w:tab w:val="left" w:pos="720"/>
+        </w:tabs>
+        <w:contextualSpacing w:val="0"/>
+        <w:rPr>
+          <w:lang w:val="en-US"/>
+        </w:rPr>
+      </w:pPr>
+    </w:p>
+    <w:p>
+      <w:pPr>
+        <w:pStyle w:val="ThesisBody"/>
+        <w:tabs>
+          <w:tab w:val="left" w:pos="720"/>
+        </w:tabs>
+        <w:contextualSpacing w:val="0"/>
+        <w:rPr>
+          <w:b/>
+          <w:bCs/>
+          <w:lang w:val="en-US"/>
+        </w:rPr>
+      </w:pPr>
+      <w:r>
+        <w:rPr>
+          <w:b/>
+          <w:bCs/>
+          <w:lang w:val="en-US"/>
+        </w:rPr>
+        <w:t>4</w:t>
+      </w:r>
+      <w:r>
+        <w:rPr>
+          <w:b/>
+          <w:bCs/>
+          <w:lang w:val="en-US"/>
+        </w:rPr>
+        <w:t>.</w:t>
+      </w:r>
+      <w:r>
+        <w:rPr>
+          <w:b/>
+          <w:bCs/>
+          <w:lang w:val="en-US"/>
+        </w:rPr>
+        <w:t>3</w:t>
+      </w:r>
+      <w:r>
+        <w:rPr>
+          <w:b/>
+          <w:bCs/>
+          <w:lang w:val="en-US"/>
+        </w:rPr>
+        <w:tab/>
+      </w:r>
+      <w:r>
+        <w:rPr>
+          <w:b/>
+          <w:bCs/>
+          <w:lang w:val="en-US"/>
+        </w:rPr>
+        <w:t>Data Efficiency and Labeling Cost Reduction</w:t>
+      </w:r>
+    </w:p>
+    <w:p>
+      <w:pPr>
+        <w:pStyle w:val="ThesisBody"/>
+      </w:pPr>
+      <w:r>
+        <w:t xml:space="preserve">The SSL + FSL + RL pipeline achieves the central objective of reducing supervision while maintaining competitive accuracy. With only 32 labeled samples compared to 252 for the CNN, it attains an accuracy of 72.5 percent, which corresponds to approximately 93 percent of the CNN’s 78.0 percent, representing an 87 percent reduction in labeled data requirements. This performance is enabled </w:t>
+      </w:r>
+      <w:r>
+        <w:t>using</w:t>
+      </w:r>
+      <w:r>
+        <w:t xml:space="preserve"> unlabeled data through SimCLR pretraining over five epochs, which establishes a generalizable feature space, followed by prototypical networks that classify samples from five-shot episodes. As a result, </w:t>
+      </w:r>
+      <w:r>
+        <w:t>most of the</w:t>
+      </w:r>
+      <w:r>
+        <w:t xml:space="preserve"> discriminative capacity is acquired without labels, and a </w:t>
+      </w:r>
+      <w:r>
+        <w:t>small, labeled</w:t>
+      </w:r>
+      <w:r>
+        <w:t xml:space="preserve"> support set is sufficient to anchor class prototypes.</w:t>
+      </w:r>
+    </w:p>
+    <w:p>
+      <w:pPr>
+        <w:pStyle w:val="ThesisBody"/>
+        <w:ind w:firstLine="720"/>
+        <w:rPr>
+          <w:lang w:val="en-US"/>
+        </w:rPr>
+      </w:pPr>
+      <w:r>
+        <w:rPr>
+          <w:lang w:val="en-US"/>
+        </w:rPr>
+        <w:t xml:space="preserve">Labeling efficiency is further enhanced during deployment. The reinforcement learning agent continuously refines prototypes and selectively requests human feedback, as indicated by the scalability analysis, thereby concentrating annotation effort on ambiguous or novel samples. </w:t>
+      </w:r>
+      <w:r>
+        <w:rPr>
+          <w:lang w:val="en-US"/>
+        </w:rPr>
+        <w:t>These shifts</w:t>
+      </w:r>
+      <w:r>
+        <w:rPr>
+          <w:lang w:val="en-US"/>
+        </w:rPr>
+        <w:t xml:space="preserve"> labeling from a front-loaded, linear cost to an event-driven process that maintains model currency while preserving a limited supervision budget. In practical terms, this enables iterative, on-device improvement in environments where labeled defect imagery is costly or time-consuming to obtain.</w:t>
+      </w:r>
+    </w:p>
+    <w:p>
+      <w:pPr>
+        <w:pStyle w:val="ThesisBody"/>
+        <w:ind w:firstLine="720"/>
+      </w:pPr>
+      <w:r>
+        <w:t xml:space="preserve">The savings in data and computation are further reinforced by training time. The SSL + FSL + RL pipeline completes training in less than one minute on a CPU, compared to approximately fifteen minutes for the CNN. In edge workflows where rapid iteration is critical, such as following process drift or fixture modifications, the capacity to re-adapt quickly with </w:t>
+      </w:r>
+      <w:r>
+        <w:lastRenderedPageBreak/>
+        <w:t>limited labeled data is often more valuable than a modest absolute accuracy advantage, as evidenced in Table 4.</w:t>
+      </w:r>
+      <w:r>
+        <w:t>3</w:t>
+      </w:r>
+      <w:r>
+        <w:t>.</w:t>
+      </w:r>
+    </w:p>
+    <w:p>
+      <w:pPr>
+        <w:pStyle w:val="ThesisBody"/>
+      </w:pPr>
+    </w:p>
+    <w:p>
+      <w:pPr>
+        <w:pStyle w:val="ThesisBody"/>
+        <w:tabs>
+          <w:tab w:val="left" w:pos="720"/>
+        </w:tabs>
         <w:contextualSpacing w:val="0"/>
         <w:jc w:val="center"/>
         <w:rPr>
@@ -9768,205 +11432,26 @@
         <w:rPr>
           <w:lang w:val="en-US"/>
         </w:rPr>
-        <w:t xml:space="preserve">Table 4.1. </w:t>
-      </w:r>
-      <w:r>
-        <w:rPr>
-          <w:lang w:val="en-US"/>
-        </w:rPr>
-        <w:t>Per-class accuracy (%)</w:t>
-      </w:r>
-    </w:p>
-    <w:p>
-      <w:pPr>
-        <w:pStyle w:val="ThesisBody"/>
-        <w:tabs>
-          <w:tab w:val="left" w:pos="720"/>
-        </w:tabs>
-        <w:rPr>
-          <w:lang w:val="en-US"/>
-        </w:rPr>
-      </w:pPr>
-    </w:p>
-    <w:p>
-      <w:pPr>
-        <w:pStyle w:val="ThesisBody"/>
-        <w:rPr>
-          <w:lang w:val="en-US"/>
-        </w:rPr>
-      </w:pPr>
-      <w:r>
-        <w:tab/>
-      </w:r>
-      <w:r>
-        <w:rPr>
-          <w:lang w:val="en-US"/>
-        </w:rPr>
-        <w:t>These outcomes point to different error profiles. The CNN’s perfect “Good” accuracy likely reflects the benefit of ample labeled data, focal loss, and supervised class boundaries that carve out a wide margin around the majority non-defect pattern. However, its lower “Excess Solder” performance indicates sensitivity to within-class variability and fine-grained artifacts that may not be fully captured without targeted augmentations or defect-aware feature learning. Conversely, the SSL+FSL+RL pipeline’s strength on “Excess Solder” suggests that pretraining with SimCLR exposes the encoder to richer invariances for surface reflectance and solder morphology, which prototype distances can exploit even with few labels. The drop on “Good,” “Spike,” and “Poor Solder” is consistent with limited 5-shot coverage and short SSL pretraining (5 epochs), which can underrepresent intra-class diversity and lead to tighter, sometimes misaligned prototypes.</w:t>
-      </w:r>
-    </w:p>
-    <w:p>
-      <w:pPr>
-        <w:pStyle w:val="ThesisBody"/>
-        <w:rPr>
-          <w:lang w:val="en-US"/>
-        </w:rPr>
-      </w:pPr>
-      <w:r>
-        <w:tab/>
-      </w:r>
-      <w:r>
-        <w:rPr>
-          <w:lang w:val="en-US"/>
-        </w:rPr>
-        <w:t xml:space="preserve">In practical terms, the CNN provides stronger out-of-the-box separation for normal vs defective boards, minimizing false alarms on “Good.” The SSL+FSL+RL pipeline, while slightly weaker overall, is better at a difficult defect subtype (“Excess Solder”) and is expected </w:t>
-      </w:r>
-      <w:r>
-        <w:rPr>
-          <w:lang w:val="en-US"/>
-        </w:rPr>
-        <w:lastRenderedPageBreak/>
-        <w:t>to improve post-deployment as the RL agent updates prototypes using new samples and selectively queries feedback. Likely confusion modes include “Good” vs “Poor Solder” under low-contrast ROIs and “Spike” vs “Excess Solder” where small protrusions and material accumulation co-occur; the latter appears mitigated more effectively by the SSL+FSL+RL features, explaining its lead on “Excess Solder.”</w:t>
-      </w:r>
-    </w:p>
-    <w:p>
-      <w:pPr>
-        <w:pStyle w:val="ThesisBody"/>
-        <w:tabs>
-          <w:tab w:val="left" w:pos="720"/>
-        </w:tabs>
-        <w:contextualSpacing w:val="0"/>
-        <w:rPr>
-          <w:lang w:val="en-US"/>
-        </w:rPr>
-      </w:pPr>
-    </w:p>
-    <w:p>
-      <w:pPr>
-        <w:pStyle w:val="ThesisBody"/>
-        <w:tabs>
-          <w:tab w:val="left" w:pos="720"/>
-        </w:tabs>
-        <w:contextualSpacing w:val="0"/>
-        <w:rPr>
-          <w:b/>
-          <w:bCs/>
-          <w:lang w:val="en-US"/>
-        </w:rPr>
-      </w:pPr>
-      <w:r>
-        <w:rPr>
-          <w:b/>
-          <w:bCs/>
-          <w:lang w:val="en-US"/>
-        </w:rPr>
-        <w:t>4</w:t>
-      </w:r>
-      <w:r>
-        <w:rPr>
-          <w:b/>
-          <w:bCs/>
-          <w:lang w:val="en-US"/>
-        </w:rPr>
-        <w:t>.</w:t>
-      </w:r>
-      <w:r>
-        <w:rPr>
-          <w:b/>
-          <w:bCs/>
+        <w:t>Table 4.</w:t>
+      </w:r>
+      <w:r>
+        <w:rPr>
           <w:lang w:val="en-US"/>
         </w:rPr>
         <w:t>3</w:t>
       </w:r>
       <w:r>
         <w:rPr>
-          <w:b/>
-          <w:bCs/>
-          <w:lang w:val="en-US"/>
-        </w:rPr>
-        <w:tab/>
-      </w:r>
-      <w:r>
-        <w:rPr>
-          <w:b/>
-          <w:bCs/>
-          <w:lang w:val="en-US"/>
-        </w:rPr>
-        <w:t>Data Efficiency and Labeling Cost Reduction</w:t>
-      </w:r>
-    </w:p>
-    <w:p>
-      <w:pPr>
-        <w:pStyle w:val="ThesisBody"/>
-        <w:tabs>
-          <w:tab w:val="left" w:pos="720"/>
-        </w:tabs>
-        <w:rPr>
-          <w:lang w:val="en-US"/>
-        </w:rPr>
-      </w:pPr>
-      <w:r>
-        <w:rPr>
-          <w:lang w:val="en-US"/>
-        </w:rPr>
-        <w:t xml:space="preserve">The SSL + FSL + RL pipeline achieves the central goal of minimizing supervision without sacrificing much accuracy. With only 32 labeled samples (vs 252 for the CNN), it delivers 72.5% accuracy—about 93% of the CNN’s 78.0%—representing an 87% reduction in labeled data. This gap is bridged by leveraging unlabeled data via </w:t>
-      </w:r>
-      <w:r>
-        <w:rPr>
-          <w:i/>
-          <w:iCs/>
-          <w:lang w:val="en-US"/>
-        </w:rPr>
-        <w:t>SimCLR</w:t>
-      </w:r>
-      <w:r>
-        <w:rPr>
-          <w:lang w:val="en-US"/>
-        </w:rPr>
-        <w:t xml:space="preserve"> pretraining (5 epochs) to shape a generalizable feature space, then using prototypical networks to classify from 5-shot episodes. In effect, most discriminative capacity is acquired without labels, and a small, labeled support set suffices to anchor class prototypes.</w:t>
-      </w:r>
-    </w:p>
-    <w:p>
-      <w:pPr>
-        <w:pStyle w:val="ThesisBody"/>
-        <w:rPr>
-          <w:lang w:val="en-US"/>
-        </w:rPr>
-      </w:pPr>
-      <w:r>
-        <w:tab/>
-      </w:r>
-      <w:r>
-        <w:rPr>
-          <w:lang w:val="en-US"/>
-        </w:rPr>
-        <w:t>Labeling efficiency compounds with deployment. The RL agent refines prototypes online and prioritizes human feedback selectively (as per the scalability analysis), focusing annotation on ambiguous or novel samples. This converts labeling from a front-loaded, linear cost into an event-driven interaction, keeping the model up to date while maintaining a small supervision budget. Practically, this makes iterative, on-device improvement feasible in settings where labeled defect imagery is expensive or slow to curate.</w:t>
-      </w:r>
-    </w:p>
-    <w:p>
-      <w:pPr>
-        <w:pStyle w:val="ThesisBody"/>
-      </w:pPr>
-      <w:r>
-        <w:rPr>
-          <w:lang w:val="en-US"/>
-        </w:rPr>
-        <w:tab/>
-      </w:r>
-      <w:r>
-        <w:t>The data/compute savings are reinforced by training time: the SSL+FSL+RL pipeline trains in under a minute on CPU compared to ~15 minutes for the CNN. For edge workflows where rapid iteration matters (e.g., after process drift or fixture changes), the ability to re-adapt quickly with few labels is often more valuable than a modest absolute accuracy lead</w:t>
-      </w:r>
-      <w:r>
-        <w:t xml:space="preserve"> as shown in the table 4.1</w:t>
-      </w:r>
-      <w:r>
-        <w:t>.</w:t>
-      </w:r>
-    </w:p>
-    <w:p>
-      <w:pPr>
-        <w:pStyle w:val="ThesisBody"/>
-      </w:pPr>
+          <w:lang w:val="en-US"/>
+        </w:rPr>
+        <w:t xml:space="preserve">. </w:t>
+      </w:r>
+      <w:r>
+        <w:rPr>
+          <w:lang w:val="en-US"/>
+        </w:rPr>
+        <w:t>Labeling and compute efficiency</w:t>
+      </w:r>
     </w:p>
     <w:p>
       <w:pPr>
@@ -10029,23 +11514,10 @@
           <w:tab w:val="left" w:pos="720"/>
         </w:tabs>
         <w:contextualSpacing w:val="0"/>
-        <w:jc w:val="center"/>
-        <w:rPr>
-          <w:lang w:val="en-US"/>
-        </w:rPr>
-      </w:pPr>
-      <w:r>
-        <w:rPr>
-          <w:lang w:val="en-US"/>
-        </w:rPr>
-        <w:t xml:space="preserve">Table 4.1. </w:t>
-      </w:r>
-      <w:r>
-        <w:rPr>
-          <w:lang w:val="en-US"/>
-        </w:rPr>
-        <w:t>Labeling and compute efficiency</w:t>
-      </w:r>
+        <w:rPr>
+          <w:lang w:val="en-US"/>
+        </w:rPr>
+      </w:pPr>
     </w:p>
     <w:p>
       <w:pPr>
@@ -10055,117 +11527,114 @@
         </w:tabs>
         <w:contextualSpacing w:val="0"/>
         <w:rPr>
-          <w:lang w:val="en-US"/>
-        </w:rPr>
-      </w:pPr>
-    </w:p>
-    <w:p>
-      <w:pPr>
-        <w:pStyle w:val="ThesisBody"/>
-        <w:tabs>
-          <w:tab w:val="left" w:pos="720"/>
-        </w:tabs>
-        <w:contextualSpacing w:val="0"/>
-        <w:rPr>
-          <w:b/>
-          <w:bCs/>
-          <w:lang w:val="en-US"/>
-        </w:rPr>
-      </w:pPr>
-      <w:r>
-        <w:rPr>
-          <w:b/>
-          <w:bCs/>
+          <w:b/>
+          <w:bCs/>
+          <w:lang w:val="en-US"/>
+        </w:rPr>
+      </w:pPr>
+      <w:r>
+        <w:rPr>
+          <w:b/>
+          <w:bCs/>
+          <w:lang w:val="en-US"/>
+        </w:rPr>
+        <w:t>4</w:t>
+      </w:r>
+      <w:r>
+        <w:rPr>
+          <w:b/>
+          <w:bCs/>
+          <w:lang w:val="en-US"/>
+        </w:rPr>
+        <w:t>.</w:t>
+      </w:r>
+      <w:r>
+        <w:rPr>
+          <w:b/>
+          <w:bCs/>
+          <w:lang w:val="en-US"/>
+        </w:rPr>
+        <w:t>4</w:t>
+      </w:r>
+      <w:r>
+        <w:rPr>
+          <w:b/>
+          <w:bCs/>
+          <w:lang w:val="en-US"/>
+        </w:rPr>
+        <w:tab/>
+      </w:r>
+      <w:r>
+        <w:rPr>
+          <w:b/>
+          <w:bCs/>
+          <w:lang w:val="en-US"/>
+        </w:rPr>
+        <w:t>Training Time and Compute Efficiency</w:t>
+      </w:r>
+    </w:p>
+    <w:p>
+      <w:pPr>
+        <w:pStyle w:val="ThesisBody"/>
+      </w:pPr>
+      <w:r>
+        <w:t>Based on Table 4.</w:t>
+      </w:r>
+      <w:r>
+        <w:t>3</w:t>
+      </w:r>
+      <w:r>
+        <w:t>, the two pipelines display a substantial disparity in wall-clock training time on CPU. The ROI + CNN pipeline requires approximately fifteen minutes to complete 100 supervised epochs, whereas the ROI + SSL + FSL + RL pipeline completes end-to-end training in under one minute, corresponding to an approximate fifteen-fold speedup. This efficiency enables rapid iteration cycles that are particularly advantageous for frequent process adjustments or post-deployment updates without reliance on dedicated GPUs. The time savings are accompanied by a 72.5 percent reduction in parameters, from 11.17 million to 3.08 million, and a 3.6-fold reduction in model footprint, from 42.61 megabytes to 11.7 megabytes, thereby decreasing memory bandwidth requirements and computational demands during both training and inference.</w:t>
+      </w:r>
+    </w:p>
+    <w:p>
+      <w:pPr>
+        <w:pStyle w:val="ThesisBody"/>
+        <w:ind w:firstLine="720"/>
+        <w:rPr>
+          <w:lang w:val="en-US"/>
+        </w:rPr>
+      </w:pPr>
+      <w:r>
+        <w:rPr>
+          <w:lang w:val="en-US"/>
+        </w:rPr>
+        <w:t xml:space="preserve">These efficiencies are particularly significant for edge devices, where CPU-only retraining and limited thermal headroom represent common constraints. The combination of short SSL pretraining over </w:t>
+      </w:r>
+      <w:r>
+        <w:rPr>
+          <w:lang w:val="en-US"/>
+        </w:rPr>
+        <w:t>15</w:t>
+      </w:r>
+      <w:r>
+        <w:rPr>
+          <w:lang w:val="en-US"/>
+        </w:rPr>
+        <w:t xml:space="preserve"> epochs and prototype-based few-shot learning reduces reliance on gradient-intensive supervised updates, thereby enabling fast and stable adaptation with minimal labeled data. While quantization primarily improves inference efficiency, the inherently small footprint of the SSL + FSL + RL model further lowers the cost of end-to-end adaptation, making on-device or near-edge updates practically feasible.</w:t>
+      </w:r>
+    </w:p>
+    <w:p>
+      <w:pPr>
+        <w:pStyle w:val="ThesisBody"/>
+        <w:rPr>
+          <w:lang w:val="en-US"/>
+        </w:rPr>
+      </w:pPr>
+    </w:p>
+    <w:p>
+      <w:pPr>
+        <w:pStyle w:val="ThesisBody"/>
+        <w:rPr>
+          <w:lang w:val="en-US"/>
+        </w:rPr>
+      </w:pPr>
+      <w:r>
+        <w:rPr>
+          <w:noProof/>
           <w:lang w:val="en-US"/>
         </w:rPr>
         <w:lastRenderedPageBreak/>
-        <w:t>4</w:t>
-      </w:r>
-      <w:r>
-        <w:rPr>
-          <w:b/>
-          <w:bCs/>
-          <w:lang w:val="en-US"/>
-        </w:rPr>
-        <w:t>.</w:t>
-      </w:r>
-      <w:r>
-        <w:rPr>
-          <w:b/>
-          <w:bCs/>
-          <w:lang w:val="en-US"/>
-        </w:rPr>
-        <w:t>4</w:t>
-      </w:r>
-      <w:r>
-        <w:rPr>
-          <w:b/>
-          <w:bCs/>
-          <w:lang w:val="en-US"/>
-        </w:rPr>
-        <w:tab/>
-      </w:r>
-      <w:r>
-        <w:rPr>
-          <w:b/>
-          <w:bCs/>
-          <w:lang w:val="en-US"/>
-        </w:rPr>
-        <w:t>Training Time and Compute Efficiency</w:t>
-      </w:r>
-    </w:p>
-    <w:p>
-      <w:pPr>
-        <w:pStyle w:val="ThesisBody"/>
-        <w:tabs>
-          <w:tab w:val="left" w:pos="720"/>
-        </w:tabs>
-        <w:rPr>
-          <w:lang w:val="en-US"/>
-        </w:rPr>
-      </w:pPr>
-      <w:r>
-        <w:rPr>
-          <w:lang w:val="en-US"/>
-        </w:rPr>
-        <w:t>Based on table 4.1, t</w:t>
-      </w:r>
-      <w:r>
-        <w:rPr>
-          <w:lang w:val="en-US"/>
-        </w:rPr>
-        <w:t>he pipelines exhibit a pronounced gap in wall-clock training time on CPU. ROI + CNN requires ~15 minutes for 100 supervised epochs, while ROI + SSL + FSL + RL completes end-to-end in under a minute, yielding an ≈15× speedup. This enables rapid iteration cycles—useful for frequent process adjustments or quick post-deployment updates—without dedicated GPUs. The time savings pair with a 72.5% reduction in parameters (3.08M vs 11.17M) and a 3.6× smaller footprint (11.7 MB vs 42.61 MB), lowering memory bandwidth and compute demands during both training and inference.</w:t>
-      </w:r>
-    </w:p>
-    <w:p>
-      <w:pPr>
-        <w:pStyle w:val="ThesisBody"/>
-        <w:rPr>
-          <w:lang w:val="en-US"/>
-        </w:rPr>
-      </w:pPr>
-      <w:r>
-        <w:tab/>
-      </w:r>
-      <w:r>
-        <w:rPr>
-          <w:lang w:val="en-US"/>
-        </w:rPr>
-        <w:t>These efficiencies are particularly relevant for edge devices where CPU-only retraining and thermal headroom are common constraints. Short SSL pretraining (5 epochs) plus prototype-based FSL minimizes gradient-intensive supervised updates, which helps keep adaptation fast and stable with few labels. Although quantization primarily benefits inference, the already small SSL+FSL+RL model reduces end-to-end adaptation overhead enough to make on-device or near-edge updates feasible.</w:t>
-      </w:r>
-    </w:p>
-    <w:p>
-      <w:pPr>
-        <w:pStyle w:val="ThesisBody"/>
-        <w:rPr>
-          <w:lang w:val="en-US"/>
-        </w:rPr>
-      </w:pPr>
-      <w:r>
-        <w:rPr>
-          <w:noProof/>
-          <w:lang w:val="en-US"/>
-        </w:rPr>
         <w:drawing>
           <wp:inline distT="0" distB="0" distL="0" distR="0" wp14:anchorId="70249D42" wp14:editId="1DFA9A7B">
             <wp:extent cx="5760085" cy="3850640"/>
@@ -10219,7 +11688,25 @@
         <w:rPr>
           <w:lang w:val="en-US"/>
         </w:rPr>
-        <w:t xml:space="preserve">Table 4.1. </w:t>
+        <w:t>Figure</w:t>
+      </w:r>
+      <w:r>
+        <w:rPr>
+          <w:lang w:val="en-US"/>
+        </w:rPr>
+        <w:t xml:space="preserve"> 4.</w:t>
+      </w:r>
+      <w:r>
+        <w:rPr>
+          <w:lang w:val="en-US"/>
+        </w:rPr>
+        <w:t>3</w:t>
+      </w:r>
+      <w:r>
+        <w:rPr>
+          <w:lang w:val="en-US"/>
+        </w:rPr>
+        <w:t xml:space="preserve">. </w:t>
       </w:r>
       <w:r>
         <w:rPr>
@@ -10258,7 +11745,6 @@
           <w:noProof/>
           <w:lang w:val="en-US"/>
         </w:rPr>
-        <w:lastRenderedPageBreak/>
         <w:drawing>
           <wp:inline distT="0" distB="0" distL="0" distR="0" wp14:anchorId="523A1C1A" wp14:editId="7240A107">
             <wp:extent cx="5760085" cy="1987550"/>
@@ -10312,7 +11798,25 @@
         <w:rPr>
           <w:lang w:val="en-US"/>
         </w:rPr>
-        <w:t xml:space="preserve">Table 4.1. </w:t>
+        <w:t>Figure</w:t>
+      </w:r>
+      <w:r>
+        <w:rPr>
+          <w:lang w:val="en-US"/>
+        </w:rPr>
+        <w:t xml:space="preserve"> 4.</w:t>
+      </w:r>
+      <w:r>
+        <w:rPr>
+          <w:lang w:val="en-US"/>
+        </w:rPr>
+        <w:t>4</w:t>
+      </w:r>
+      <w:r>
+        <w:rPr>
+          <w:lang w:val="en-US"/>
+        </w:rPr>
+        <w:t xml:space="preserve">. </w:t>
       </w:r>
       <w:r>
         <w:rPr>
@@ -10390,35 +11894,53 @@
     <w:p>
       <w:pPr>
         <w:pStyle w:val="ThesisBody"/>
-        <w:tabs>
-          <w:tab w:val="left" w:pos="720"/>
-        </w:tabs>
-        <w:rPr>
-          <w:lang w:val="en-US"/>
-        </w:rPr>
-      </w:pPr>
-      <w:r>
-        <w:rPr>
-          <w:lang w:val="en-US"/>
-        </w:rPr>
-        <w:t>Model footprint directly governs where and how reliably the system can run on the edge. ROI + CNN is 42.61 MB with 11.17M parameters, fitting comfortably on devices with ≥512 MB RAM but becoming tight on ultra low-end IoT boards with limited available memory. ROI + SSL + FSL + RL is 11.7 MB with 3.08M parameters, offering a 3.6× size reduction and 72.5% fewer parameters, which improves load times, reduces memory pressure for ROI preprocessing and batching, and lowers thermal/power during continuous inspection. Neither pipeline targets microcontrollers (no Python/TensorFlow), but the smaller pipeline aligns well with single-core or thermally constrained SBCs where CPU-only execution is typical.</w:t>
-      </w:r>
-    </w:p>
-    <w:p>
-      <w:pPr>
-        <w:pStyle w:val="ThesisBody"/>
-        <w:rPr>
-          <w:lang w:val="en-US"/>
-        </w:rPr>
-      </w:pPr>
-      <w:r>
-        <w:tab/>
-      </w:r>
-      <w:r>
-        <w:rPr>
-          <w:lang w:val="en-US"/>
-        </w:rPr>
-        <w:t>Deployment guidance mirrors these constraints. On ultra low-end IoT devices (64–256 MB total RAM), the CNN can be marginal due to model plus runtime overhead and competing processes; the SSL+FSL+RL model is recommended. From low-end IoT (≥512 MB) upward, both pipelines operate reliably; the smaller model preserves headroom for concurrent tasks (I/O, vision pre/post-processing, logging) and enables faster cold starts and updates. On mobile and edge servers, either approach is viable; choice hinges on absolute accuracy versus data/compute efficiency needs.</w:t>
+      </w:pPr>
+      <w:r>
+        <w:t xml:space="preserve">Model footprint directly determines both the feasibility and reliability of execution on edge devices. The ROI + CNN pipeline occupies 42.61 megabytes with 11.17 million parameters, which is manageable on devices with at least 512 megabytes of RAM but becomes restrictive on ultra–low-end IoT boards with limited available memory. In contrast, the ROI + SSL + FSL + RL pipeline requires only 11.7 megabytes with 3.08 million parameters, representing a 3.6-fold reduction in size and a 72.5 percent decrease in parameters. These reductions improve load </w:t>
+      </w:r>
+      <w:r>
+        <w:lastRenderedPageBreak/>
+        <w:t>times, alleviate memory pressure during ROI preprocessing and batching, and lower thermal and power demands during continuous inspection. Although neither pipeline is designed for microcontroller deployment due to the absence of Python and TensorFlow support, the smaller pipeline aligns well with single-core or thermally constrained single-board computers where CPU-only execution is the norm.</w:t>
+      </w:r>
+    </w:p>
+    <w:p>
+      <w:pPr>
+        <w:pStyle w:val="ThesisBody"/>
+        <w:rPr>
+          <w:lang w:val="en-US"/>
+        </w:rPr>
+      </w:pPr>
+      <w:r>
+        <w:tab/>
+      </w:r>
+      <w:r>
+        <w:rPr>
+          <w:lang w:val="en-US"/>
+        </w:rPr>
+        <w:t>Deployment considerations reflect these resource constraints. On ultra–low-end IoT devices with 64 to 256 megabytes of total RAM, the CNN model can be difficult to accommodate due to the combined demands of the model, runtime overhead, and competing processes, making the SSL + FSL + RL pipeline the preferred option. On low-end IoT platforms with 512 megabytes of RAM or more, both pipelines operate reliably, although the smaller model preserves additional headroom for concurrent tasks such as input/output, vision pre- and post-processing, and logging, while also enabling faster cold starts and updates. On mobile devices and edge servers, either approach is viable, and the choice ultimately depends on the relative importance of absolute accuracy versus data and computational efficiency.</w:t>
+      </w:r>
+    </w:p>
+    <w:p>
+      <w:pPr>
+        <w:tabs>
+          <w:tab w:val="clear" w:pos="720"/>
+        </w:tabs>
+        <w:overflowPunct/>
+        <w:autoSpaceDE/>
+        <w:autoSpaceDN/>
+        <w:adjustRightInd/>
+        <w:spacing w:line="240" w:lineRule="auto"/>
+        <w:ind w:left="0"/>
+        <w:jc w:val="left"/>
+        <w:textAlignment w:val="auto"/>
+        <w:rPr>
+          <w:rFonts w:ascii="Times New Roman" w:hAnsi="Times New Roman" w:cs="Times New Roman"/>
+          <w:sz w:val="24"/>
+          <w:szCs w:val="24"/>
+        </w:rPr>
+      </w:pPr>
+      <w:r>
+        <w:br w:type="page"/>
       </w:r>
     </w:p>
     <w:p>
@@ -10435,10 +11957,47 @@
       </w:pPr>
       <w:r>
         <w:rPr>
+          <w:lang w:val="en-US"/>
+        </w:rPr>
+        <w:lastRenderedPageBreak/>
+        <w:t>Table 4.</w:t>
+      </w:r>
+      <w:r>
+        <w:rPr>
+          <w:lang w:val="en-US"/>
+        </w:rPr>
+        <w:t>4</w:t>
+      </w:r>
+      <w:r>
+        <w:rPr>
+          <w:lang w:val="en-US"/>
+        </w:rPr>
+        <w:t xml:space="preserve"> </w:t>
+      </w:r>
+      <w:r>
+        <w:rPr>
+          <w:lang w:val="en-US"/>
+        </w:rPr>
+        <w:t>Edge deployability by device class</w:t>
+      </w:r>
+    </w:p>
+    <w:p>
+      <w:pPr>
+        <w:pStyle w:val="ThesisBody"/>
+        <w:tabs>
+          <w:tab w:val="left" w:pos="720"/>
+        </w:tabs>
+        <w:contextualSpacing w:val="0"/>
+        <w:jc w:val="center"/>
+        <w:rPr>
+          <w:lang w:val="en-US"/>
+        </w:rPr>
+      </w:pPr>
+      <w:r>
+        <w:rPr>
           <w:noProof/>
           <w:lang w:val="en-US"/>
         </w:rPr>
-        <w:lastRenderedPageBreak/>
         <w:drawing>
           <wp:inline distT="0" distB="0" distL="0" distR="0" wp14:anchorId="03E3DC12" wp14:editId="7C278156">
             <wp:extent cx="5760085" cy="3315335"/>
@@ -10483,23 +12042,10 @@
           <w:tab w:val="left" w:pos="720"/>
         </w:tabs>
         <w:contextualSpacing w:val="0"/>
-        <w:jc w:val="center"/>
-        <w:rPr>
-          <w:lang w:val="en-US"/>
-        </w:rPr>
-      </w:pPr>
-      <w:r>
-        <w:rPr>
-          <w:lang w:val="en-US"/>
-        </w:rPr>
-        <w:t xml:space="preserve">Table 4.1. </w:t>
-      </w:r>
-      <w:r>
-        <w:rPr>
-          <w:lang w:val="en-US"/>
-        </w:rPr>
-        <w:t>Edge deployability by device class</w:t>
-      </w:r>
+        <w:rPr>
+          <w:lang w:val="en-US"/>
+        </w:rPr>
+      </w:pPr>
     </w:p>
     <w:p>
       <w:pPr>
@@ -10507,6 +12053,29 @@
         <w:tabs>
           <w:tab w:val="left" w:pos="720"/>
         </w:tabs>
+        <w:rPr>
+          <w:lang w:val="en-US"/>
+        </w:rPr>
+      </w:pPr>
+      <w:r>
+        <w:rPr>
+          <w:lang w:val="en-US"/>
+        </w:rPr>
+        <w:tab/>
+      </w:r>
+      <w:r>
+        <w:rPr>
+          <w:lang w:val="en-US"/>
+        </w:rPr>
+        <w:t>In practice, the reduced footprint of the smaller pipeline translates into more stable real-time throughput under load, smoother update cycles, and improved scalability for multi-camera deployments on a single single-board computer, which are critical advantages for edge-based IIoT applications. Quantization further enhances these benefits, as discussed in Section 4.6.</w:t>
+      </w:r>
+    </w:p>
+    <w:p>
+      <w:pPr>
+        <w:pStyle w:val="ThesisBody"/>
+        <w:tabs>
+          <w:tab w:val="left" w:pos="720"/>
+        </w:tabs>
         <w:contextualSpacing w:val="0"/>
         <w:rPr>
           <w:lang w:val="en-US"/>
@@ -10519,12 +12088,82 @@
         <w:tabs>
           <w:tab w:val="left" w:pos="720"/>
         </w:tabs>
-      </w:pPr>
-      <w:r>
-        <w:tab/>
-      </w:r>
-      <w:r>
-        <w:t>In practice, the smaller pipeline’s footprint translates to more stable real-time throughput under load, smoother updates, and easier multi-camera scaling on a single SBC—key advantages for edge-based IIoT deployments. Quantization further improves this picture (detailed in Section 4.6).</w:t>
+        <w:contextualSpacing w:val="0"/>
+        <w:rPr>
+          <w:b/>
+          <w:bCs/>
+          <w:lang w:val="en-US"/>
+        </w:rPr>
+      </w:pPr>
+      <w:r>
+        <w:rPr>
+          <w:b/>
+          <w:bCs/>
+          <w:lang w:val="en-US"/>
+        </w:rPr>
+        <w:t>4</w:t>
+      </w:r>
+      <w:r>
+        <w:rPr>
+          <w:b/>
+          <w:bCs/>
+          <w:lang w:val="en-US"/>
+        </w:rPr>
+        <w:t>.</w:t>
+      </w:r>
+      <w:r>
+        <w:rPr>
+          <w:b/>
+          <w:bCs/>
+          <w:lang w:val="en-US"/>
+        </w:rPr>
+        <w:t>6</w:t>
+      </w:r>
+      <w:r>
+        <w:rPr>
+          <w:b/>
+          <w:bCs/>
+          <w:lang w:val="en-US"/>
+        </w:rPr>
+        <w:tab/>
+      </w:r>
+      <w:r>
+        <w:rPr>
+          <w:b/>
+          <w:bCs/>
+          <w:lang w:val="en-US"/>
+        </w:rPr>
+        <w:t>Quantization Impact on Size–Accuracy Trade-off</w:t>
+      </w:r>
+    </w:p>
+    <w:p>
+      <w:pPr>
+        <w:pStyle w:val="ThesisBody"/>
+      </w:pPr>
+      <w:r>
+        <w:t>Although quantization was not explicitly evaluated in this study, its implications for edge deployment can be inferred from model sizes and parameter counts. Post-training INT8 quantization generally reduces model footprint to approximately 25 percent of the FP32 size by compressing weights from 32-bit to 8-bit, typically with only minor accuracy loss when representative calibration data are available. Under this rule of thumb, the ROI + CNN model would be reduced from 42.61 megabytes to approximately 10.7 megabytes, while the ROI + SSL + FSL + RL model would decrease from 11.7 megabytes to approximately 2.9 megabytes. This level of compression further widens the deployability gap on ultra–low-end IoT devices and enables more efficient multi-process operation, including pre- and post-processing as well as logging, on single-board computers.</w:t>
+      </w:r>
+    </w:p>
+    <w:p>
+      <w:pPr>
+        <w:pStyle w:val="ThesisBody"/>
+        <w:ind w:firstLine="720"/>
+        <w:rPr>
+          <w:lang w:val="en-US"/>
+        </w:rPr>
+      </w:pPr>
+      <w:r>
+        <w:rPr>
+          <w:lang w:val="en-US"/>
+        </w:rPr>
+        <w:t xml:space="preserve">The accuracy–efficiency trade-off introduced by quantization depends strongly on calibration quality and hardware support, such as x86 AVX2 or ARM NEON extensions. In the absence of quantization-aware training, post-training INT8 quantization typically incurs a </w:t>
+      </w:r>
+      <w:r>
+        <w:rPr>
+          <w:lang w:val="en-US"/>
+        </w:rPr>
+        <w:lastRenderedPageBreak/>
+        <w:t>modest degradation of 0 to 3 percent in absolute accuracy, although more sensitive classes may experience larger declines. Given the SSL + FSL + RL pipeline’s reliance on prototype-based decision boundaries and its already compact parameterization, careful calibration with a small, class-balanced validation set is recommended to minimize the risk of prototype drift following quantization. In applications where absolute accuracy is critical, such as reducing false alarms in the “Good” class, techniques including dynamic-range calibration and per-channel quantization can be employed to mitigate accuracy loss.</w:t>
       </w:r>
     </w:p>
     <w:p>
@@ -10533,10 +12172,21 @@
         <w:tabs>
           <w:tab w:val="left" w:pos="720"/>
         </w:tabs>
+      </w:pPr>
+      <w:r>
+        <w:tab/>
+      </w:r>
+      <w:r>
+        <w:t>In practice, INT8 quantization reduces the CNN to a size more suitable for ultra–low-end devices and renders the SSL + FSL + RL pipeline extremely compact. When preserving class-specific behavior is critical—for example, maintaining high precision on the “Good” class with the CNN or ensuring strong recall on “Excess Solder” with the SSL + FSL + RL pipeline—quantization-aware training or mixed-precision strategies, such as INT8 weights combined with FP16 activations in sensitive layers, provide a more reliable approach. Empirical calibration on the target device should be incorporated into the deployment process to verify that both latency and accuracy requirements are met.</w:t>
+      </w:r>
+    </w:p>
+    <w:p>
+      <w:pPr>
+        <w:pStyle w:val="ThesisBody"/>
+        <w:tabs>
+          <w:tab w:val="left" w:pos="720"/>
+        </w:tabs>
         <w:contextualSpacing w:val="0"/>
-        <w:rPr>
-          <w:lang w:val="en-US"/>
-        </w:rPr>
       </w:pPr>
     </w:p>
     <w:p>
@@ -10574,23 +12224,82 @@
           <w:bCs/>
           <w:lang w:val="en-US"/>
         </w:rPr>
-        <w:t>2</w:t>
-      </w:r>
-      <w:r>
-        <w:rPr>
-          <w:b/>
-          <w:bCs/>
-          <w:lang w:val="en-US"/>
-        </w:rPr>
-        <w:tab/>
-      </w:r>
-      <w:r>
-        <w:rPr>
-          <w:b/>
-          <w:bCs/>
-          <w:lang w:val="en-US"/>
-        </w:rPr>
-        <w:t>Quantization Impact on Size–Accuracy Trade-off</w:t>
+        <w:t>7</w:t>
+      </w:r>
+      <w:r>
+        <w:rPr>
+          <w:b/>
+          <w:bCs/>
+          <w:lang w:val="en-US"/>
+        </w:rPr>
+        <w:tab/>
+      </w:r>
+      <w:r>
+        <w:rPr>
+          <w:b/>
+          <w:bCs/>
+          <w:lang w:val="en-US"/>
+        </w:rPr>
+        <w:t>Adaptivity and Continual Learning via RL</w:t>
+      </w:r>
+    </w:p>
+    <w:p>
+      <w:pPr>
+        <w:pStyle w:val="ThesisBody"/>
+      </w:pPr>
+      <w:r>
+        <w:t>The reinforcement learning layer transforms the SSL + FSL backbone into an adaptive classifier capable of updating online without requiring full retraining. Through Q-learning, the agent manages class prototypes as new samples are encountered, thereby promoting stability under distributional drift and enabling scalability when previously unseen defect modes arise. This design is well aligned with edge deployment constraints, as updates remain lightweight—avoiding computationally expensive backpropagation—and are confined to the embedding–prototype space established through SimCLR pretraining and Prototypical Networks.</w:t>
+      </w:r>
+    </w:p>
+    <w:p>
+      <w:pPr>
+        <w:pStyle w:val="ThesisBody"/>
+        <w:ind w:firstLine="720"/>
+        <w:rPr>
+          <w:lang w:val="en-US"/>
+        </w:rPr>
+      </w:pPr>
+      <w:r>
+        <w:rPr>
+          <w:lang w:val="en-US"/>
+        </w:rPr>
+        <w:t>Prototype updates are regulated through dynamic weighting within the range of 0.1 to 0.9. Higher weights promote faster adaptation by shifting prototypes toward recently observed samples, whereas lower weights prioritize stability by reducing the impact of outliers and transient noise. This mechanism provides a tunable balance between adaptability and robustness: under conditions such as lighting changes or material variability that alter solder appearance, the agent can emphasize recent data to accommodate process drift, while under stable conditions it can preserve established class geometry to mitigate the risk of catastrophic drift.</w:t>
+      </w:r>
+    </w:p>
+    <w:p>
+      <w:pPr>
+        <w:pStyle w:val="ThesisBody"/>
+        <w:rPr>
+          <w:lang w:val="en-US"/>
+        </w:rPr>
+      </w:pPr>
+      <w:r>
+        <w:tab/>
+      </w:r>
+      <w:r>
+        <w:rPr>
+          <w:lang w:val="en-US"/>
+        </w:rPr>
+        <w:t xml:space="preserve">Novelty management is handled via decisions over {create, merge, ignore}. “Create” enables discovery of genuinely new defect types without restructuring the whole model; </w:t>
+      </w:r>
+      <w:r>
+        <w:rPr>
+          <w:lang w:val="en-US"/>
+        </w:rPr>
+        <w:lastRenderedPageBreak/>
+        <w:t xml:space="preserve">“merge” absorbs near-duplicate clusters to prevent class proliferation; “ignore” filters apparent outliers that could corrupt prototypes. Together, these actions maintain a compact, semantically meaningful label space while remaining open to </w:t>
+      </w:r>
+      <w:r>
+        <w:rPr>
+          <w:lang w:val="en-US"/>
+        </w:rPr>
+        <w:t>expansional</w:t>
+      </w:r>
+      <w:r>
+        <w:rPr>
+          <w:lang w:val="en-US"/>
+        </w:rPr>
+        <w:t xml:space="preserve"> critical property for scalable anomaly detection where new failure modes periodically emerge.</w:t>
       </w:r>
     </w:p>
     <w:p>
@@ -10607,63 +12316,13 @@
         <w:rPr>
           <w:lang w:val="en-US"/>
         </w:rPr>
-        <w:t>Although quantization was not explicitly evaluated in this study, its implications for edge deployment are clear from model sizes and parameter counts. Post-training INT8 quantization typically reduces model footprint to roughly 25% of the FP32 size (weights compressed from 32-bit to 8-bit), with small accuracy deltas when calibration data is representative. Applying this rule-of-thumb, the ROI + CNN model would shrink from 42.61 MB to ~10.7 MB, and the ROI + SSL + FSL + RL model from 11.7 MB to ~2.9 MB. Such compression widens the deployability gap on ultra low-end IoT devices and enables more comfortable multi-process operation (pre/post-processing, logging) on single-board computers.</w:t>
-      </w:r>
-    </w:p>
-    <w:p>
-      <w:pPr>
-        <w:pStyle w:val="ThesisBody"/>
-        <w:rPr>
-          <w:lang w:val="en-US"/>
-        </w:rPr>
-      </w:pPr>
-      <w:r>
-        <w:tab/>
-      </w:r>
-      <w:r>
-        <w:rPr>
-          <w:lang w:val="en-US"/>
-        </w:rPr>
-        <w:t>Accuracy of</w:t>
-      </w:r>
-      <w:r>
-        <w:rPr>
-          <w:lang w:val="en-US"/>
-        </w:rPr>
-        <w:t xml:space="preserve"> trade-off </w:t>
-      </w:r>
-      <w:r>
-        <w:rPr>
-          <w:lang w:val="en-US"/>
-        </w:rPr>
-        <w:t>depends</w:t>
-      </w:r>
-      <w:r>
-        <w:rPr>
-          <w:lang w:val="en-US"/>
-        </w:rPr>
-        <w:t xml:space="preserve"> on calibration quality and operator support (e.g., x86 AVX2, ARM NEON). Without quantization-aware training, post-training INT8 usually incurs a modest degradation (often 0–3% absolute), though sensitive classes can see larger drops. Given the SSL+FSL+RL pipeline’s prototype-based decision boundaries and already small parameter count, careful calibration with a small, class-balanced validation set is advised to </w:t>
-      </w:r>
-      <w:r>
-        <w:rPr>
-          <w:lang w:val="en-US"/>
-        </w:rPr>
-        <w:lastRenderedPageBreak/>
-        <w:t>avoid prototype drift after quantization. Where absolute accuracy is paramount (e.g., minimizing false alarms on “Good”), dynamic-range calibration and per-channel quantization can mitigate risk.</w:t>
-      </w:r>
-    </w:p>
-    <w:p>
-      <w:pPr>
-        <w:pStyle w:val="ThesisBody"/>
-      </w:pPr>
-      <w:r>
-        <w:rPr>
-          <w:lang w:val="en-US"/>
-        </w:rPr>
-        <w:tab/>
-      </w:r>
-      <w:r>
-        <w:t>In practice, INT8 brings the CNN into a friendlier range for ultra low-end devices and makes the SSL+FSL+RL pipeline extremely compact. If preserving per-class behaviour is critical (e.g., maintaining high “Good” precision for the CNN and strong “Excess Solder” recall for SSL+FSL+RL), quantization-aware training or mixed-precision (INT8 weights with FP16 activations in sensitive layers) offers a safer path. Empirical calibration on device should be part of deployment to confirm latency and accuracy targets.</w:t>
+        <w:tab/>
+      </w:r>
+      <w:r>
+        <w:rPr>
+          <w:lang w:val="en-US"/>
+        </w:rPr>
+        <w:t>In practical terms, the RL-driven updates transform the pipeline into a continual learner that refines prototypes in place and adjusts class structure when necessary. This approach reduces downtime and labeling requirements compared to retraining a CNN from scratch, while complementing the few-shot regime by maintaining alignment between class representations and evolving data. The outcome is a system that accepts a modest accuracy gap in exchange for strong on-device adaptability and enhanced operational resilience.</w:t>
       </w:r>
     </w:p>
     <w:p>
@@ -10676,173 +12335,6 @@
         <w:rPr>
           <w:lang w:val="en-US"/>
         </w:rPr>
-      </w:pPr>
-    </w:p>
-    <w:p>
-      <w:pPr>
-        <w:pStyle w:val="ThesisBody"/>
-        <w:tabs>
-          <w:tab w:val="left" w:pos="720"/>
-        </w:tabs>
-        <w:contextualSpacing w:val="0"/>
-        <w:rPr>
-          <w:b/>
-          <w:bCs/>
-          <w:lang w:val="en-US"/>
-        </w:rPr>
-      </w:pPr>
-      <w:r>
-        <w:rPr>
-          <w:b/>
-          <w:bCs/>
-          <w:lang w:val="en-US"/>
-        </w:rPr>
-        <w:t>4</w:t>
-      </w:r>
-      <w:r>
-        <w:rPr>
-          <w:b/>
-          <w:bCs/>
-          <w:lang w:val="en-US"/>
-        </w:rPr>
-        <w:t>.</w:t>
-      </w:r>
-      <w:r>
-        <w:rPr>
-          <w:b/>
-          <w:bCs/>
-          <w:lang w:val="en-US"/>
-        </w:rPr>
-        <w:t>2</w:t>
-      </w:r>
-      <w:r>
-        <w:rPr>
-          <w:b/>
-          <w:bCs/>
-          <w:lang w:val="en-US"/>
-        </w:rPr>
-        <w:tab/>
-      </w:r>
-      <w:r>
-        <w:rPr>
-          <w:b/>
-          <w:bCs/>
-          <w:lang w:val="en-US"/>
-        </w:rPr>
-        <w:t>Adaptivity and Continual Learning via RL</w:t>
-      </w:r>
-    </w:p>
-    <w:p>
-      <w:pPr>
-        <w:pStyle w:val="ThesisBody"/>
-        <w:tabs>
-          <w:tab w:val="left" w:pos="720"/>
-        </w:tabs>
-        <w:rPr>
-          <w:lang w:val="en-US"/>
-        </w:rPr>
-      </w:pPr>
-      <w:r>
-        <w:rPr>
-          <w:lang w:val="en-US"/>
-        </w:rPr>
-        <w:t xml:space="preserve">The RL layer turns the SSL+FSL backbone into an adaptive classifier that can update itself online without full retraining. Using Q-learning, the agent manages class prototypes as new samples arrive, targeting stability under distribution drift and scalability when unseen defect modes appear. This design aligns with edge constraints by keeping updates </w:t>
-      </w:r>
-      <w:r>
-        <w:rPr>
-          <w:lang w:val="en-US"/>
-        </w:rPr>
-        <w:t>lightweight</w:t>
-      </w:r>
-      <w:r>
-        <w:rPr>
-          <w:lang w:val="en-US"/>
-        </w:rPr>
-        <w:t xml:space="preserve"> (no large backprop runs) and contained within the embedding–prototype space learned via SimCLR and Prototypical Networks.</w:t>
-      </w:r>
-    </w:p>
-    <w:p>
-      <w:pPr>
-        <w:pStyle w:val="ThesisBody"/>
-        <w:rPr>
-          <w:lang w:val="en-US"/>
-        </w:rPr>
-      </w:pPr>
-      <w:r>
-        <w:tab/>
-      </w:r>
-      <w:r>
-        <w:rPr>
-          <w:lang w:val="en-US"/>
-        </w:rPr>
-        <w:t xml:space="preserve">Prototype updates are controlled through dynamic weighting in the [0.1–0.9] range. Higher weights accelerate adaptation by shifting prototypes toward recent samples; lower weights favor stability by </w:t>
-      </w:r>
-      <w:r>
-        <w:rPr>
-          <w:lang w:val="en-US"/>
-        </w:rPr>
-        <w:t>damping</w:t>
-      </w:r>
-      <w:r>
-        <w:rPr>
-          <w:lang w:val="en-US"/>
-        </w:rPr>
-        <w:t xml:space="preserve"> the influence of outliers and transient noise. This mechanism provides a tunable response to process changes: when solder appearance drifts due to lighting or material variance, the agent can emphasize recent data; when conditions are stable, it can preserve existing class geometry to avoid catastrophic drift.</w:t>
-      </w:r>
-    </w:p>
-    <w:p>
-      <w:pPr>
-        <w:pStyle w:val="ThesisBody"/>
-        <w:rPr>
-          <w:lang w:val="en-US"/>
-        </w:rPr>
-      </w:pPr>
-      <w:r>
-        <w:tab/>
-      </w:r>
-      <w:r>
-        <w:rPr>
-          <w:lang w:val="en-US"/>
-        </w:rPr>
-        <w:t xml:space="preserve">Novelty management is handled via decisions over {create, merge, ignore}. “Create” enables discovery of genuinely new defect types without restructuring the whole model; “merge” absorbs near-duplicate clusters to prevent class proliferation; “ignore” filters apparent outliers that could corrupt prototypes. Together, these actions maintain a compact, semantically meaningful label space while remaining open to </w:t>
-      </w:r>
-      <w:r>
-        <w:rPr>
-          <w:lang w:val="en-US"/>
-        </w:rPr>
-        <w:t>expansional</w:t>
-      </w:r>
-      <w:r>
-        <w:rPr>
-          <w:lang w:val="en-US"/>
-        </w:rPr>
-        <w:t xml:space="preserve"> critical property for scalable anomaly detection where new failure modes periodically emerge.</w:t>
-      </w:r>
-    </w:p>
-    <w:p>
-      <w:pPr>
-        <w:pStyle w:val="ThesisBody"/>
-        <w:rPr>
-          <w:lang w:val="en-US"/>
-        </w:rPr>
-      </w:pPr>
-      <w:r>
-        <w:tab/>
-      </w:r>
-      <w:r>
-        <w:rPr>
-          <w:lang w:val="en-US"/>
-        </w:rPr>
-        <w:t>Practically, the RL-driven updates convert the pipeline into a continual learner: it refines prototypes in-place and adjusts class structure when warranted. This reduces downtime and labeling pressure versus retraining a CNN from scratch and complements the few-shot regime by keeping class representations aligned with data as it evolves. The result is a system that trades a small accuracy gap for strong on-device adaptability and operational resilience.</w:t>
-      </w:r>
-    </w:p>
-    <w:p>
-      <w:pPr>
-        <w:pStyle w:val="ThesisBody"/>
-        <w:tabs>
-          <w:tab w:val="left" w:pos="720"/>
-        </w:tabs>
-        <w:contextualSpacing w:val="0"/>
       </w:pPr>
     </w:p>
     <w:p>
@@ -10859,9 +12351,9 @@
           <w:noProof/>
         </w:rPr>
         <w:drawing>
-          <wp:inline distT="0" distB="0" distL="0" distR="0" wp14:anchorId="3CDC0027" wp14:editId="32345CD3">
-            <wp:extent cx="3124200" cy="838200"/>
-            <wp:effectExtent l="0" t="0" r="0" b="0"/>
+          <wp:inline distT="0" distB="0" distL="0" distR="0" wp14:anchorId="3CDC0027" wp14:editId="158FD0C2">
+            <wp:extent cx="3692236" cy="990600"/>
+            <wp:effectExtent l="0" t="0" r="3810" b="0"/>
             <wp:docPr id="1083303103" name="Picture 1" descr="A black text on a white background&#10;&#10;AI-generated content may be incorrect."/>
             <wp:cNvGraphicFramePr>
               <a:graphicFrameLocks xmlns:a="http://schemas.openxmlformats.org/drawingml/2006/main" noChangeAspect="1"/>
@@ -10882,7 +12374,7 @@
                   <pic:spPr>
                     <a:xfrm>
                       <a:off x="0" y="0"/>
-                      <a:ext cx="3137171" cy="841680"/>
+                      <a:ext cx="3709255" cy="995166"/>
                     </a:xfrm>
                     <a:prstGeom prst="rect">
                       <a:avLst/>
@@ -10911,7 +12403,25 @@
         <w:rPr>
           <w:lang w:val="en-US"/>
         </w:rPr>
-        <w:t xml:space="preserve">Table 4.1. </w:t>
+        <w:t>Figure</w:t>
+      </w:r>
+      <w:r>
+        <w:rPr>
+          <w:lang w:val="en-US"/>
+        </w:rPr>
+        <w:t xml:space="preserve"> 4.</w:t>
+      </w:r>
+      <w:r>
+        <w:rPr>
+          <w:lang w:val="en-US"/>
+        </w:rPr>
+        <w:t>5</w:t>
+      </w:r>
+      <w:r>
+        <w:rPr>
+          <w:lang w:val="en-US"/>
+        </w:rPr>
+        <w:t xml:space="preserve">. </w:t>
       </w:r>
       <w:r>
         <w:rPr>
@@ -10967,7 +12477,7 @@
           <w:bCs/>
           <w:lang w:val="en-US"/>
         </w:rPr>
-        <w:t>2</w:t>
+        <w:t>8</w:t>
       </w:r>
       <w:r>
         <w:rPr>
@@ -10989,60 +12499,62 @@
     <w:p>
       <w:pPr>
         <w:pStyle w:val="ThesisBody"/>
-        <w:tabs>
-          <w:tab w:val="left" w:pos="720"/>
-        </w:tabs>
-        <w:rPr>
-          <w:lang w:val="en-US"/>
-        </w:rPr>
-      </w:pPr>
-      <w:r>
-        <w:rPr>
-          <w:lang w:val="en-US"/>
-        </w:rPr>
-        <w:t xml:space="preserve">Manufacturing datasets are typically skewed toward the “Good” class, which amplifies the risk of bias in purely supervised learners. The ROI + CNN pipeline mitigates this with focal loss and class balancing, reflected in its perfect “Good” accuracy (100%). However, its lower accuracy on “Excess Solder” (61%) indicates residual sensitivity to minority-class variability and subtle texture cues that are underrepresented in labeled data. In contrast, the ROI + SSL + FSL + RL pipeline leverages self-supervised pretraining to learn class-agnostic, invariance-rich features and then anchors classes with few-shot prototypes. This combination is inherently more tolerant of label scarcity, evidenced by the strong “Excess Solder” performance (80%) from only 32 labeled samples. The trade-off is weaker performance on “Good,” “Spike,” and “Poor Solder,” consistent with limited 5-shot coverage and short SSL pretraining that can </w:t>
-      </w:r>
-      <w:r>
-        <w:rPr>
-          <w:lang w:val="en-US"/>
-        </w:rPr>
-        <w:t>under capture</w:t>
-      </w:r>
-      <w:r>
-        <w:rPr>
-          <w:lang w:val="en-US"/>
-        </w:rPr>
-        <w:t xml:space="preserve"> intra-class diversity.</w:t>
-      </w:r>
-    </w:p>
-    <w:p>
-      <w:pPr>
-        <w:pStyle w:val="ThesisBody"/>
-        <w:rPr>
-          <w:lang w:val="en-US"/>
-        </w:rPr>
-      </w:pPr>
-      <w:r>
-        <w:tab/>
-      </w:r>
-      <w:r>
-        <w:rPr>
-          <w:lang w:val="en-US"/>
-        </w:rPr>
-        <w:t>Under class imbalance, prototype-based decisions distribute influence uniformly across classes during episodic training, which helps minority classes but may reduce margin around the dominant “Good” class when coverage is sparse. The RL layer partially counteracts this by selectively updating prototypes and soliciting feedback for ambiguous samples, allowing the system to re-center class boundaries as new data arrives. Practically, this yields a robust path for scarce labels: initial performance is competitive with far fewer annotations, while online adaptation targets the hard regions of the feature space most affected by imbalance and drift.</w:t>
-      </w:r>
-    </w:p>
-    <w:p>
-      <w:pPr>
-        <w:pStyle w:val="ThesisBody"/>
-        <w:tabs>
-          <w:tab w:val="left" w:pos="720"/>
-        </w:tabs>
-        <w:contextualSpacing w:val="0"/>
-        <w:rPr>
-          <w:lang w:val="en-US"/>
-        </w:rPr>
-      </w:pPr>
+      </w:pPr>
+      <w:r>
+        <w:t xml:space="preserve">Manufacturing datasets are often heavily imbalanced toward the “Good” class, which increases the risk of bias in purely supervised learners. The ROI + CNN pipeline addresses this challenge </w:t>
+      </w:r>
+      <w:r>
+        <w:t>using</w:t>
+      </w:r>
+      <w:r>
+        <w:t xml:space="preserve"> focal loss and class balancing, achieving perfect accuracy on the “Good” class (100 percent). Nevertheless, its reduced performance on the “Excess Solder” class (61 percent) highlights residual sensitivity to minority-class variability and subtle texture cues that are insufficiently represented in labeled data. By contrast, the ROI + SSL + FSL + RL pipeline leverages self-supervised pretraining to extract class-agnostic, invariance-rich features, which are subsequently anchored to classes via few-shot prototypes. This design is inherently more robust under conditions of label scarcity, as evidenced by its strong performance on the “Excess Solder” class (80 percent) using only 32 labeled samples. The corresponding trade-off is weaker performance on the “Good,” “Spike,” and “Poor Solder” classes, a limitation consistent with five-shot coverage and short SSL pretraining that may underrepresent intra-class diversity.</w:t>
+      </w:r>
+    </w:p>
+    <w:p>
+      <w:pPr>
+        <w:pStyle w:val="ThesisBody"/>
+      </w:pPr>
+      <w:r>
+        <w:tab/>
+      </w:r>
+      <w:r>
+        <w:t xml:space="preserve">Under conditions of class imbalance, prototype-based decisions distribute influence more uniformly across classes during episodic training. This benefits minority classes but may reduce the decision margin around the dominant “Good” class when sample coverage is limited. The reinforcement learning layer mitigates this effect by selectively updating prototypes and </w:t>
+      </w:r>
+      <w:r>
+        <w:lastRenderedPageBreak/>
+        <w:t>requesting feedback for ambiguous samples, thereby enabling the system to re-center class boundaries as new data become available. In practical terms, this approach provides a robust strategy for working with scarce labels: initial performance remains competitive with substantially fewer annotations, while online adaptation focuses on the most challenging regions of the feature space that are most susceptible to imbalance and distributional drift.</w:t>
+      </w:r>
+    </w:p>
+    <w:p>
+      <w:pPr>
+        <w:pStyle w:val="ThesisBody"/>
+        <w:rPr>
+          <w:lang w:val="en-US"/>
+        </w:rPr>
+      </w:pPr>
+    </w:p>
+    <w:p>
+      <w:pPr>
+        <w:tabs>
+          <w:tab w:val="clear" w:pos="720"/>
+        </w:tabs>
+        <w:overflowPunct/>
+        <w:autoSpaceDE/>
+        <w:autoSpaceDN/>
+        <w:adjustRightInd/>
+        <w:spacing w:line="240" w:lineRule="auto"/>
+        <w:ind w:left="0"/>
+        <w:jc w:val="left"/>
+        <w:textAlignment w:val="auto"/>
+        <w:rPr>
+          <w:rFonts w:ascii="Times New Roman" w:hAnsi="Times New Roman" w:cs="Times New Roman"/>
+          <w:sz w:val="24"/>
+          <w:szCs w:val="24"/>
+        </w:rPr>
+      </w:pPr>
+      <w:r>
+        <w:br w:type="page"/>
+      </w:r>
     </w:p>
     <w:p>
       <w:pPr>
@@ -11058,10 +12570,47 @@
       </w:pPr>
       <w:r>
         <w:rPr>
+          <w:lang w:val="en-US"/>
+        </w:rPr>
+        <w:lastRenderedPageBreak/>
+        <w:t>Table 4.</w:t>
+      </w:r>
+      <w:r>
+        <w:rPr>
+          <w:lang w:val="en-US"/>
+        </w:rPr>
+        <w:t>5</w:t>
+      </w:r>
+      <w:r>
+        <w:rPr>
+          <w:lang w:val="en-US"/>
+        </w:rPr>
+        <w:t xml:space="preserve"> </w:t>
+      </w:r>
+      <w:r>
+        <w:rPr>
+          <w:lang w:val="en-US"/>
+        </w:rPr>
+        <w:t>Behavior under imbalance and scarcity</w:t>
+      </w:r>
+    </w:p>
+    <w:p>
+      <w:pPr>
+        <w:pStyle w:val="ThesisBody"/>
+        <w:tabs>
+          <w:tab w:val="left" w:pos="720"/>
+        </w:tabs>
+        <w:contextualSpacing w:val="0"/>
+        <w:jc w:val="center"/>
+        <w:rPr>
+          <w:lang w:val="en-US"/>
+        </w:rPr>
+      </w:pPr>
+      <w:r>
+        <w:rPr>
           <w:noProof/>
           <w:lang w:val="en-US"/>
         </w:rPr>
-        <w:lastRenderedPageBreak/>
         <w:drawing>
           <wp:inline distT="0" distB="0" distL="0" distR="0" wp14:anchorId="4994ABBC" wp14:editId="42264F1C">
             <wp:extent cx="5760085" cy="2228215"/>
@@ -11106,22 +12655,23 @@
           <w:tab w:val="left" w:pos="720"/>
         </w:tabs>
         <w:contextualSpacing w:val="0"/>
-        <w:jc w:val="center"/>
-        <w:rPr>
-          <w:lang w:val="en-US"/>
-        </w:rPr>
-      </w:pPr>
-      <w:r>
-        <w:rPr>
-          <w:lang w:val="en-US"/>
-        </w:rPr>
-        <w:t xml:space="preserve">Table 4.1. </w:t>
-      </w:r>
-      <w:r>
-        <w:rPr>
-          <w:lang w:val="en-US"/>
-        </w:rPr>
-        <w:t>Behavior under imbalance and scarcity</w:t>
+        <w:rPr>
+          <w:lang w:val="en-US"/>
+        </w:rPr>
+      </w:pPr>
+    </w:p>
+    <w:p>
+      <w:pPr>
+        <w:pStyle w:val="ThesisBody"/>
+      </w:pPr>
+      <w:r>
+        <w:rPr>
+          <w:lang w:val="en-US"/>
+        </w:rPr>
+        <w:tab/>
+      </w:r>
+      <w:r>
+        <w:t>In edge settings where labels are expensive and data distributions evolve, SSL+FSL+RL delivers stronger robustness to scarcity and drift, while CNN remains preferable when abundant labels ensure broad intra-class coverage and minimizing false alarms on “Good” is paramount.</w:t>
       </w:r>
     </w:p>
     <w:p>
@@ -11139,28 +12689,64 @@
     <w:p>
       <w:pPr>
         <w:pStyle w:val="ThesisBody"/>
-      </w:pPr>
-      <w:r>
-        <w:rPr>
-          <w:lang w:val="en-US"/>
-        </w:rPr>
-        <w:tab/>
-      </w:r>
-      <w:r>
-        <w:t>In edge settings where labels are expensive and data distributions evolve, SSL+FSL+RL delivers stronger robustness to scarcity and drift, while CNN remains preferable when abundant labels ensure broad intra-class coverage and minimizing false alarms on “Good” is paramount.</w:t>
-      </w:r>
-    </w:p>
-    <w:p>
-      <w:pPr>
-        <w:pStyle w:val="ThesisBody"/>
         <w:tabs>
           <w:tab w:val="left" w:pos="720"/>
         </w:tabs>
         <w:contextualSpacing w:val="0"/>
         <w:rPr>
-          <w:lang w:val="en-US"/>
-        </w:rPr>
-      </w:pPr>
+          <w:b/>
+          <w:bCs/>
+          <w:lang w:val="en-US"/>
+        </w:rPr>
+      </w:pPr>
+      <w:r>
+        <w:rPr>
+          <w:b/>
+          <w:bCs/>
+          <w:lang w:val="en-US"/>
+        </w:rPr>
+        <w:t>4</w:t>
+      </w:r>
+      <w:r>
+        <w:rPr>
+          <w:b/>
+          <w:bCs/>
+          <w:lang w:val="en-US"/>
+        </w:rPr>
+        <w:t>.</w:t>
+      </w:r>
+      <w:r>
+        <w:rPr>
+          <w:b/>
+          <w:bCs/>
+          <w:lang w:val="en-US"/>
+        </w:rPr>
+        <w:t>9</w:t>
+      </w:r>
+      <w:r>
+        <w:rPr>
+          <w:b/>
+          <w:bCs/>
+          <w:lang w:val="en-US"/>
+        </w:rPr>
+        <w:tab/>
+      </w:r>
+      <w:r>
+        <w:rPr>
+          <w:b/>
+          <w:bCs/>
+          <w:lang w:val="en-US"/>
+        </w:rPr>
+        <w:t>Scalability to New Defects and Domain Transfer</w:t>
+      </w:r>
+    </w:p>
+    <w:p>
+      <w:pPr>
+        <w:pStyle w:val="ThesisBody"/>
+      </w:pPr>
+      <w:r>
+        <w:t>The SSL + FSL + RL pipeline scales effectively to emerging defect modes and shifting operating domains by operating within an embedding–prototype space rather than relying on fixed supervised decision boundaries. When a novel pattern arises, the reinforcement learning agent can elect to instantiate a new class, merge it with an existing class, or disregard it as noise, with only a few labeled exemplars from five-shot episodes required to anchor the new prototype. Because these updates are lightweight and avoid end-to-end backpropagation through a large network, adaptation can be completed in seconds to under a minute on a CPU. By contrast, the ROI + CNN pipeline requires additional labeled data and full supervised retraining to incorporate new classes or adjust to domain shifts, which incurs substantially higher annotation and computational costs, taking approximately fifteen minutes on CPU under the stated configuration.</w:t>
+      </w:r>
     </w:p>
     <w:p>
       <w:pPr>
@@ -11168,119 +12754,40 @@
         <w:tabs>
           <w:tab w:val="left" w:pos="720"/>
         </w:tabs>
+        <w:rPr>
+          <w:lang w:val="en-US"/>
+        </w:rPr>
+      </w:pPr>
+      <w:r>
+        <w:rPr>
+          <w:lang w:val="en-US"/>
+        </w:rPr>
+        <w:tab/>
+      </w:r>
+      <w:r>
+        <w:rPr>
+          <w:lang w:val="en-US"/>
+        </w:rPr>
+        <w:t xml:space="preserve">For domain transfer scenarios such as new PCB variants or changes in lighting and materials, SimCLR pretraining imparts invariance to common appearance shifts, while prototypical classification enables rapid recalibration by refreshing class prototypes with only a few labeled examples. The reinforcement learning agent further supports this process by selectively requesting feedback under high uncertainty and adjusting prototype-update weights to balance stability with responsiveness. Together, these mechanisms provide a practical pathway for continual improvement on edge devices with minimal supervision. In contrast, the </w:t>
+      </w:r>
+      <w:r>
+        <w:rPr>
+          <w:lang w:val="en-US"/>
+        </w:rPr>
+        <w:lastRenderedPageBreak/>
+        <w:t>CNN remains the preferred option when the class set is fixed and abundant labeled data are available to sustain maximum accuracy.</w:t>
+      </w:r>
+    </w:p>
+    <w:p>
+      <w:pPr>
+        <w:pStyle w:val="ThesisBody"/>
+        <w:tabs>
+          <w:tab w:val="left" w:pos="720"/>
+        </w:tabs>
         <w:contextualSpacing w:val="0"/>
         <w:rPr>
-          <w:b/>
-          <w:bCs/>
-          <w:lang w:val="en-US"/>
-        </w:rPr>
-      </w:pPr>
-      <w:r>
-        <w:rPr>
-          <w:b/>
-          <w:bCs/>
-          <w:lang w:val="en-US"/>
-        </w:rPr>
-        <w:t>4</w:t>
-      </w:r>
-      <w:r>
-        <w:rPr>
-          <w:b/>
-          <w:bCs/>
-          <w:lang w:val="en-US"/>
-        </w:rPr>
-        <w:t>.</w:t>
-      </w:r>
-      <w:r>
-        <w:rPr>
-          <w:b/>
-          <w:bCs/>
-          <w:lang w:val="en-US"/>
-        </w:rPr>
-        <w:t>2</w:t>
-      </w:r>
-      <w:r>
-        <w:rPr>
-          <w:b/>
-          <w:bCs/>
-          <w:lang w:val="en-US"/>
-        </w:rPr>
-        <w:tab/>
-      </w:r>
-      <w:r>
-        <w:rPr>
-          <w:b/>
-          <w:bCs/>
-          <w:lang w:val="en-US"/>
-        </w:rPr>
-        <w:t>Scalability to New Defects and Domain Transfer</w:t>
-      </w:r>
-    </w:p>
-    <w:p>
-      <w:pPr>
-        <w:pStyle w:val="ThesisBody"/>
-        <w:tabs>
-          <w:tab w:val="left" w:pos="720"/>
-        </w:tabs>
-        <w:rPr>
-          <w:lang w:val="en-US"/>
-        </w:rPr>
-      </w:pPr>
-      <w:r>
-        <w:rPr>
-          <w:lang w:val="en-US"/>
-        </w:rPr>
-        <w:t xml:space="preserve">The SSL + FSL + RL pipeline scales gracefully to emerging defect modes and shifting operating domains by operating in an embedding–prototype space rather than relying on fixed supervised decision boundaries. When a novel pattern appears, the RL agent can choose to create a new class, merge it into an existing one, or ignore it as noise, while a few labeled exemplars (5-shot episodes) are sufficient to anchor the new prototype. Because updates are </w:t>
-      </w:r>
-      <w:r>
-        <w:rPr>
-          <w:lang w:val="en-US"/>
-        </w:rPr>
-        <w:t>lightweight</w:t>
-      </w:r>
-      <w:r>
-        <w:rPr>
-          <w:lang w:val="en-US"/>
-        </w:rPr>
-        <w:t xml:space="preserve"> and do not require end-to-end backprop through a large network, adaptation occurs in seconds to under a minute on CPU. In contrast, the ROI + CNN approach requires additional labeled data and full supervised retraining to incorporate new classes or re-center boundaries after domain shifts, incurring higher annotation and </w:t>
-      </w:r>
-      <w:r>
-        <w:rPr>
-          <w:lang w:val="en-US"/>
-        </w:rPr>
-        <w:t>computing</w:t>
-      </w:r>
-      <w:r>
-        <w:rPr>
-          <w:lang w:val="en-US"/>
-        </w:rPr>
-        <w:t xml:space="preserve"> costs (~15 minutes on CPU for the stated configuration).</w:t>
-      </w:r>
-    </w:p>
-    <w:p>
-      <w:pPr>
-        <w:pStyle w:val="ThesisBody"/>
-        <w:rPr>
-          <w:lang w:val="en-US"/>
-        </w:rPr>
-      </w:pPr>
-      <w:r>
-        <w:tab/>
-      </w:r>
-      <w:r>
-        <w:rPr>
-          <w:lang w:val="en-US"/>
-        </w:rPr>
-        <w:t>For domain transfer (e.g., new PCB variants, lighting/material changes), SimCLR pretraining provides invariance to common appearance shifts, and prototypical classification allows rapid recalibration by refreshing class prototypes with few shots. The RL agent selectively requests feedback when uncertainty is high and adjusts prototype-update weights to balance stability and responsiveness. This yields a practical path for continual improvement on the edge with minimal supervision, while the CNN remains preferable when the class set is fixed and abundant labeled data is available to maintain maximum accuracy.</w:t>
-      </w:r>
-    </w:p>
-    <w:p>
-      <w:pPr>
-        <w:pStyle w:val="ThesisBody"/>
-        <w:tabs>
-          <w:tab w:val="left" w:pos="720"/>
-        </w:tabs>
-        <w:contextualSpacing w:val="0"/>
+          <w:lang w:val="en-US"/>
+        </w:rPr>
       </w:pPr>
     </w:p>
     <w:p>
@@ -11291,12 +12798,48 @@
         </w:tabs>
         <w:contextualSpacing w:val="0"/>
         <w:jc w:val="center"/>
+        <w:rPr>
+          <w:lang w:val="en-US"/>
+        </w:rPr>
+      </w:pPr>
+      <w:r>
+        <w:rPr>
+          <w:lang w:val="en-US"/>
+        </w:rPr>
+        <w:t>Table 4.</w:t>
+      </w:r>
+      <w:r>
+        <w:rPr>
+          <w:lang w:val="en-US"/>
+        </w:rPr>
+        <w:t>6</w:t>
+      </w:r>
+      <w:r>
+        <w:rPr>
+          <w:lang w:val="en-US"/>
+        </w:rPr>
+        <w:t xml:space="preserve"> </w:t>
+      </w:r>
+      <w:r>
+        <w:rPr>
+          <w:lang w:val="en-US"/>
+        </w:rPr>
+        <w:t>Adaptation workflows and expected effort</w:t>
+      </w:r>
+    </w:p>
+    <w:p>
+      <w:pPr>
+        <w:pStyle w:val="ThesisBody"/>
+        <w:tabs>
+          <w:tab w:val="left" w:pos="720"/>
+        </w:tabs>
+        <w:contextualSpacing w:val="0"/>
+        <w:jc w:val="center"/>
       </w:pPr>
       <w:r>
         <w:rPr>
           <w:noProof/>
         </w:rPr>
-        <w:lastRenderedPageBreak/>
         <w:drawing>
           <wp:inline distT="0" distB="0" distL="0" distR="0" wp14:anchorId="15011D47" wp14:editId="60F313BE">
             <wp:extent cx="5760085" cy="2401570"/>
@@ -11341,22 +12884,152 @@
           <w:tab w:val="left" w:pos="720"/>
         </w:tabs>
         <w:contextualSpacing w:val="0"/>
+        <w:rPr>
+          <w:lang w:val="en-US"/>
+        </w:rPr>
+      </w:pPr>
+    </w:p>
+    <w:p>
+      <w:pPr>
+        <w:pStyle w:val="ThesisBody"/>
+        <w:tabs>
+          <w:tab w:val="left" w:pos="720"/>
+        </w:tabs>
+        <w:rPr>
+          <w:lang w:val="en-US"/>
+        </w:rPr>
+      </w:pPr>
+      <w:r>
+        <w:rPr>
+          <w:lang w:val="en-US"/>
+        </w:rPr>
+        <w:tab/>
+      </w:r>
+      <w:r>
+        <w:rPr>
+          <w:lang w:val="en-US"/>
+        </w:rPr>
+        <w:t xml:space="preserve">In practice, the prototype-centric pipeline supports rapid, incremental expansion of the label space and low-latency adaptation to distributional drift, making it well aligned with edge constraints and human-in-the-loop operation. By contrast, </w:t>
+      </w:r>
+      <w:r>
+        <w:rPr>
+          <w:lang w:val="en-US"/>
+        </w:rPr>
+        <w:t>CNN</w:t>
+      </w:r>
+      <w:r>
+        <w:rPr>
+          <w:lang w:val="en-US"/>
+        </w:rPr>
+        <w:t xml:space="preserve"> provides more stable peak accuracy in settings where the operating environment and class taxonomy remain static and well annotated.</w:t>
+      </w:r>
+    </w:p>
+    <w:p>
+      <w:pPr>
+        <w:pStyle w:val="ThesisBody"/>
+        <w:tabs>
+          <w:tab w:val="left" w:pos="720"/>
+        </w:tabs>
+        <w:contextualSpacing w:val="0"/>
+        <w:rPr>
+          <w:lang w:val="en-US"/>
+        </w:rPr>
+      </w:pPr>
+    </w:p>
+    <w:p>
+      <w:pPr>
+        <w:pStyle w:val="ThesisBody"/>
+        <w:tabs>
+          <w:tab w:val="left" w:pos="720"/>
+        </w:tabs>
+        <w:contextualSpacing w:val="0"/>
+        <w:rPr>
+          <w:b/>
+          <w:bCs/>
+          <w:lang w:val="en-US"/>
+        </w:rPr>
+      </w:pPr>
+      <w:r>
+        <w:rPr>
+          <w:b/>
+          <w:bCs/>
+          <w:lang w:val="en-US"/>
+        </w:rPr>
+        <w:t>4</w:t>
+      </w:r>
+      <w:r>
+        <w:rPr>
+          <w:b/>
+          <w:bCs/>
+          <w:lang w:val="en-US"/>
+        </w:rPr>
+        <w:t>.</w:t>
+      </w:r>
+      <w:r>
+        <w:rPr>
+          <w:b/>
+          <w:bCs/>
+          <w:lang w:val="en-US"/>
+        </w:rPr>
+        <w:t>10</w:t>
+      </w:r>
+      <w:r>
+        <w:rPr>
+          <w:b/>
+          <w:bCs/>
+          <w:lang w:val="en-US"/>
+        </w:rPr>
+        <w:tab/>
+      </w:r>
+      <w:r>
+        <w:rPr>
+          <w:b/>
+          <w:bCs/>
+          <w:lang w:val="en-US"/>
+        </w:rPr>
+        <w:t>Resource–Performance Trade-offs and Deployment Guidance</w:t>
+      </w:r>
+    </w:p>
+    <w:p>
+      <w:pPr>
+        <w:pStyle w:val="ThesisBody"/>
+        <w:tabs>
+          <w:tab w:val="left" w:pos="720"/>
+        </w:tabs>
+      </w:pPr>
+      <w:r>
+        <w:t>The two pipelines present a clear trade-off. The ROI + CNN approach achieves the highest accuracy at 78.0 percent but requires substantially more labeled data (252 samples), longer training time on CPU (approximately 15 minutes), and a larger footprint of 42.61 megabytes. In comparison, the ROI + SSL + FSL + RL pipeline attains competitive accuracy of 72.5 percent while using 87 percent fewer labeled samples (32), completing training in under one minute on CPU, and reducing the model size to 11.7 megabytes, a 3.6-fold decrease. Under stringent edge constraints, or in scenarios where rapid adaptation and reduced labeling cost are critical, the SSL + FSL + RL pipeline is the more practical choice. Conversely, when maximizing absolute accuracy and minimizing false positives are paramount and labeled data are readily available, the CNN remains the safer option. While quantization reduces the footprint of both models, the relative advantages of the SSL + FSL + RL pipeline in training speed and labeling efficiency are preserved.</w:t>
+      </w:r>
+    </w:p>
+    <w:p>
+      <w:pPr>
+        <w:pStyle w:val="ThesisBody"/>
+        <w:tabs>
+          <w:tab w:val="left" w:pos="720"/>
+        </w:tabs>
         <w:jc w:val="center"/>
-        <w:rPr>
-          <w:lang w:val="en-US"/>
-        </w:rPr>
-      </w:pPr>
-      <w:r>
-        <w:rPr>
-          <w:lang w:val="en-US"/>
-        </w:rPr>
-        <w:t xml:space="preserve">Table 4.1. </w:t>
-      </w:r>
-      <w:r>
-        <w:rPr>
-          <w:lang w:val="en-US"/>
-        </w:rPr>
-        <w:t>Adaptation workflows and expected effort</w:t>
+      </w:pPr>
+      <w:r>
+        <w:rPr>
+          <w:lang w:val="en-US"/>
+        </w:rPr>
+        <w:lastRenderedPageBreak/>
+        <w:t>Table 4.</w:t>
+      </w:r>
+      <w:r>
+        <w:rPr>
+          <w:lang w:val="en-US"/>
+        </w:rPr>
+        <w:t>7</w:t>
+      </w:r>
+      <w:r>
+        <w:rPr>
+          <w:lang w:val="en-US"/>
+        </w:rPr>
+        <w:t xml:space="preserve"> </w:t>
+      </w:r>
+      <w:r>
+        <w:t>Deployment decision matrix</w:t>
       </w:r>
     </w:p>
     <w:p>
@@ -11365,127 +13038,6 @@
         <w:tabs>
           <w:tab w:val="left" w:pos="720"/>
         </w:tabs>
-        <w:contextualSpacing w:val="0"/>
-        <w:rPr>
-          <w:lang w:val="en-US"/>
-        </w:rPr>
-      </w:pPr>
-    </w:p>
-    <w:p>
-      <w:pPr>
-        <w:pStyle w:val="ThesisBody"/>
-        <w:rPr>
-          <w:lang w:val="en-US"/>
-        </w:rPr>
-      </w:pPr>
-      <w:r>
-        <w:tab/>
-      </w:r>
-      <w:r>
-        <w:rPr>
-          <w:lang w:val="en-US"/>
-        </w:rPr>
-        <w:t>In practice, the prototype-centric pipeline enables fast, incremental expansion of the label space and low-latency adaptation to drift, aligning with edge constraints and human-in-the-loop operations, while the CNN offers stable peak accuracy when the environment and taxonomy are static and well-labeled.</w:t>
-      </w:r>
-    </w:p>
-    <w:p>
-      <w:pPr>
-        <w:pStyle w:val="ThesisBody"/>
-        <w:tabs>
-          <w:tab w:val="left" w:pos="720"/>
-        </w:tabs>
-        <w:contextualSpacing w:val="0"/>
-      </w:pPr>
-    </w:p>
-    <w:p>
-      <w:pPr>
-        <w:pStyle w:val="ThesisBody"/>
-        <w:tabs>
-          <w:tab w:val="left" w:pos="720"/>
-        </w:tabs>
-        <w:contextualSpacing w:val="0"/>
-        <w:rPr>
-          <w:b/>
-          <w:bCs/>
-          <w:lang w:val="en-US"/>
-        </w:rPr>
-      </w:pPr>
-      <w:r>
-        <w:rPr>
-          <w:b/>
-          <w:bCs/>
-          <w:lang w:val="en-US"/>
-        </w:rPr>
-        <w:t>4</w:t>
-      </w:r>
-      <w:r>
-        <w:rPr>
-          <w:b/>
-          <w:bCs/>
-          <w:lang w:val="en-US"/>
-        </w:rPr>
-        <w:t>.</w:t>
-      </w:r>
-      <w:r>
-        <w:rPr>
-          <w:b/>
-          <w:bCs/>
-          <w:lang w:val="en-US"/>
-        </w:rPr>
-        <w:t>2</w:t>
-      </w:r>
-      <w:r>
-        <w:rPr>
-          <w:b/>
-          <w:bCs/>
-          <w:lang w:val="en-US"/>
-        </w:rPr>
-        <w:tab/>
-      </w:r>
-      <w:r>
-        <w:rPr>
-          <w:b/>
-          <w:bCs/>
-          <w:lang w:val="en-US"/>
-        </w:rPr>
-        <w:t>Resource–Performance Trade-offs and Deployment Guidance</w:t>
-      </w:r>
-    </w:p>
-    <w:p>
-      <w:pPr>
-        <w:pStyle w:val="ThesisBody"/>
-        <w:tabs>
-          <w:tab w:val="left" w:pos="720"/>
-        </w:tabs>
-        <w:rPr>
-          <w:lang w:val="en-US"/>
-        </w:rPr>
-      </w:pPr>
-      <w:r>
-        <w:rPr>
-          <w:lang w:val="en-US"/>
-        </w:rPr>
-        <w:t xml:space="preserve">The two pipelines offer a clear trade-off. ROI + CNN delivers the highest accuracy (78.0%) but requires substantially more labeled data (252 samples), longer CPU training (~15 minutes), and a larger footprint (42.61 MB). ROI + SSL + FSL + RL attains competitive accuracy (72.5%) with 87% fewer labels (32), under a minute of CPU training, and a 3.6× smaller model (11.7 MB). Under tight edge constraints—or when rapid adaptation and low labeling cost matter—the SSL+FSL+RL pipeline is preferable. When absolute accuracy and strict false-positive control dominate, and labels are available, </w:t>
-      </w:r>
-      <w:r>
-        <w:rPr>
-          <w:lang w:val="en-US"/>
-        </w:rPr>
-        <w:t>CNN</w:t>
-      </w:r>
-      <w:r>
-        <w:rPr>
-          <w:lang w:val="en-US"/>
-        </w:rPr>
-        <w:t xml:space="preserve"> is the safer choice. Quantization narrows the size gap for both, but the relative advantage of SSL+FSL+RL on speed and labeling remains.</w:t>
-      </w:r>
-    </w:p>
-    <w:p>
-      <w:pPr>
-        <w:pStyle w:val="ThesisBody"/>
-        <w:tabs>
-          <w:tab w:val="left" w:pos="720"/>
-        </w:tabs>
         <w:jc w:val="center"/>
         <w:rPr>
           <w:lang w:val="en-US"/>
@@ -11496,7 +13048,6 @@
           <w:noProof/>
           <w:lang w:val="en-US"/>
         </w:rPr>
-        <w:lastRenderedPageBreak/>
         <w:drawing>
           <wp:inline distT="0" distB="0" distL="0" distR="0" wp14:anchorId="271AC646" wp14:editId="2946A202">
             <wp:extent cx="5760085" cy="3414395"/>
@@ -11537,39 +13088,20 @@
     <w:p>
       <w:pPr>
         <w:pStyle w:val="ThesisBody"/>
+      </w:pPr>
+    </w:p>
+    <w:p>
+      <w:pPr>
+        <w:pStyle w:val="ThesisBody"/>
         <w:tabs>
           <w:tab w:val="left" w:pos="720"/>
         </w:tabs>
-        <w:jc w:val="center"/>
-      </w:pPr>
-      <w:r>
-        <w:rPr>
-          <w:lang w:val="en-US"/>
-        </w:rPr>
-        <w:t xml:space="preserve">Table 4.1. </w:t>
-      </w:r>
-      <w:r>
-        <w:t>Deployment decision matrix</w:t>
-      </w:r>
-    </w:p>
-    <w:p>
-      <w:pPr>
-        <w:pStyle w:val="ThesisBody"/>
-      </w:pPr>
-    </w:p>
-    <w:p>
-      <w:pPr>
-        <w:pStyle w:val="ThesisBody"/>
-        <w:ind w:firstLine="720"/>
-        <w:rPr>
-          <w:lang w:val="en-US"/>
-        </w:rPr>
-      </w:pPr>
-      <w:r>
-        <w:rPr>
-          <w:lang w:val="en-US"/>
-        </w:rPr>
-        <w:t>In practice, default to ROI + SSL + FSL + RL for edge IIoT deployments with limited labels and dynamic conditions; switch to ROI + CNN when the environment is stable, labels are plentiful, and maximizing absolute accuracy is paramount. Quantize when memory is tight, validating per-class behavior before rollout.</w:t>
+      </w:pPr>
+      <w:r>
+        <w:tab/>
+      </w:r>
+      <w:r>
+        <w:t>The ROI + SSL + FSL + RL pipeline should be considered the default choice for edge IIoT deployments characterized by limited labeled data and dynamic operating conditions. The ROI + CNN pipeline is more appropriate in stable environments where labeled data are abundant and maximizing absolute accuracy is the primary objective. When memory constraints are present, post-training quantization can be applied to both models, provided that per-class behavior is validated prior to deployment.</w:t>
       </w:r>
     </w:p>
     <w:p>
@@ -11616,6 +13148,118 @@
           <w:bCs/>
           <w:lang w:val="en-US"/>
         </w:rPr>
+        <w:t>11</w:t>
+      </w:r>
+      <w:r>
+        <w:rPr>
+          <w:b/>
+          <w:bCs/>
+          <w:lang w:val="en-US"/>
+        </w:rPr>
+        <w:tab/>
+      </w:r>
+      <w:r>
+        <w:rPr>
+          <w:b/>
+          <w:bCs/>
+          <w:lang w:val="en-US"/>
+        </w:rPr>
+        <w:t>Limitations and Threats to Validity</w:t>
+      </w:r>
+    </w:p>
+    <w:p>
+      <w:pPr>
+        <w:pStyle w:val="ThesisBody"/>
+      </w:pPr>
+      <w:r>
+        <w:t xml:space="preserve">The findings of this study are constrained by the dataset scope and preprocessing choices. All results were obtained using ROI-cropped images from a single PCB dataset, leaving generalization to other optical settings, board types, or ROI strategies uncertain. The pipelines also differ in input resolution—224 × 224 for ROI + CNN versus 128 × 128 for ROI + SSL + FSL + RL—and rely on heuristically tuned hyperparameters without ablation studies, which may bias the comparison. Furthermore, the SSL stage was intentionally limited to five epochs and the FSL stage employed a fixed five-shot configuration, conditions that likely understate the upper bound of the SSL + FSL + RL pipeline while also amplifying variance due to the </w:t>
+      </w:r>
+      <w:r>
+        <w:t>small, labeled</w:t>
+      </w:r>
+      <w:r>
+        <w:t xml:space="preserve"> support set.</w:t>
+      </w:r>
+    </w:p>
+    <w:p>
+      <w:pPr>
+        <w:pStyle w:val="ThesisBody"/>
+        <w:tabs>
+          <w:tab w:val="left" w:pos="720"/>
+        </w:tabs>
+        <w:rPr>
+          <w:lang w:val="en-US"/>
+        </w:rPr>
+      </w:pPr>
+      <w:r>
+        <w:rPr>
+          <w:lang w:val="en-US"/>
+        </w:rPr>
+        <w:lastRenderedPageBreak/>
+        <w:tab/>
+      </w:r>
+      <w:r>
+        <w:rPr>
+          <w:lang w:val="en-US"/>
+        </w:rPr>
+        <w:t>The evaluation setup also imposes constraints on external validity. All reported timings were obtained on a single CPU-only device, and neither GPU performance nor cross-device benchmarks were included. The effects of quantization were estimated—for example, assuming an approximate 75 percent reduction in model size—rather than measured directly on target hardware, leaving the accuracy–efficiency trade-offs uncertain. Reported metrics primarily emphasize overall accuracy under class imbalance, without consideration of precision, recall, F1-score, AUROC, calibration, or cost-weighted error analyses. Moreover, the adaptive capabilities of the reinforcement learning layer were not evaluated longitudinally under distributional drift or within a human-in-the-loop setting, leaving the practical benefits of real-world adaptation to be established in future work.</w:t>
+      </w:r>
+    </w:p>
+    <w:p>
+      <w:pPr>
+        <w:pStyle w:val="ThesisBody"/>
+        <w:tabs>
+          <w:tab w:val="left" w:pos="720"/>
+        </w:tabs>
+        <w:contextualSpacing w:val="0"/>
+        <w:rPr>
+          <w:lang w:val="en-US"/>
+        </w:rPr>
+      </w:pPr>
+    </w:p>
+    <w:p>
+      <w:pPr>
+        <w:pStyle w:val="ThesisBody"/>
+        <w:tabs>
+          <w:tab w:val="left" w:pos="720"/>
+        </w:tabs>
+        <w:contextualSpacing w:val="0"/>
+        <w:rPr>
+          <w:b/>
+          <w:bCs/>
+          <w:lang w:val="en-US"/>
+        </w:rPr>
+      </w:pPr>
+      <w:r>
+        <w:rPr>
+          <w:b/>
+          <w:bCs/>
+          <w:lang w:val="en-US"/>
+        </w:rPr>
+        <w:t>4</w:t>
+      </w:r>
+      <w:r>
+        <w:rPr>
+          <w:b/>
+          <w:bCs/>
+          <w:lang w:val="en-US"/>
+        </w:rPr>
+        <w:t>.</w:t>
+      </w:r>
+      <w:r>
+        <w:rPr>
+          <w:b/>
+          <w:bCs/>
+          <w:lang w:val="en-US"/>
+        </w:rPr>
+        <w:t>1</w:t>
+      </w:r>
+      <w:r>
+        <w:rPr>
+          <w:b/>
+          <w:bCs/>
+          <w:lang w:val="en-US"/>
+        </w:rPr>
         <w:t>2</w:t>
       </w:r>
       <w:r>
@@ -11632,157 +13276,32 @@
           <w:bCs/>
           <w:lang w:val="en-US"/>
         </w:rPr>
-        <w:t>Limitations and Threats to Validity</w:t>
-      </w:r>
-    </w:p>
-    <w:p>
-      <w:pPr>
-        <w:pStyle w:val="ThesisBody"/>
-        <w:tabs>
-          <w:tab w:val="left" w:pos="720"/>
-        </w:tabs>
-        <w:rPr>
-          <w:lang w:val="en-US"/>
-        </w:rPr>
-      </w:pPr>
-      <w:r>
-        <w:rPr>
-          <w:lang w:val="en-US"/>
-        </w:rPr>
-        <w:t xml:space="preserve">Findings are </w:t>
-      </w:r>
-      <w:r>
-        <w:rPr>
-          <w:lang w:val="en-US"/>
-        </w:rPr>
-        <w:t>bound</w:t>
-      </w:r>
-      <w:r>
-        <w:rPr>
-          <w:lang w:val="en-US"/>
-        </w:rPr>
-        <w:t xml:space="preserve"> by dataset scope and preprocessing. Results were obtained on ROI-cropped images from a single PCB dataset, so generalization to other optics, boards, or ROI strategies is uncertain. The pipelines use different input resolutions (224×224 for ROI+CNN vs 128×128 for ROI+SSL+FSL+RL) and heuristically tuned hyperparameters without ablations, which can bias comparisons. The SSL stage was intentionally short (5 epochs) and FSL used a fixed 5-shot setup, likely understating the ceiling of the SSL+FSL+RL pipeline and increasing variance with a small, labeled set.</w:t>
-      </w:r>
-    </w:p>
-    <w:p>
-      <w:pPr>
-        <w:pStyle w:val="ThesisBody"/>
-        <w:rPr>
-          <w:lang w:val="en-US"/>
-        </w:rPr>
-      </w:pPr>
-      <w:r>
-        <w:tab/>
-      </w:r>
-      <w:r>
-        <w:rPr>
-          <w:lang w:val="en-US"/>
-        </w:rPr>
-        <w:t>Evaluation constraints also limit external validity. Timings are CPU-only on a single device; GPU and cross-device benchmarks are absent. Quantization effects are estimated (e.g., ~75% size reduction) rather than measured on target hardware, so size–accuracy trade-offs remain uncertain. Metrics emphasize overall accuracy under class imbalance; precision/recall, F1, AUROC, calibration, and cost-weighted error analysis were not reported. Finally, RL-</w:t>
-      </w:r>
-      <w:r>
-        <w:rPr>
-          <w:lang w:val="en-US"/>
-        </w:rPr>
-        <w:lastRenderedPageBreak/>
-        <w:t>driven adaptivity was not quantified longitudinally under drift or with human-in-the-loop operation, leaving real-world adaptation gains to be validated.</w:t>
-      </w:r>
-    </w:p>
-    <w:p>
-      <w:pPr>
-        <w:pStyle w:val="ThesisBody"/>
-        <w:tabs>
-          <w:tab w:val="left" w:pos="720"/>
-        </w:tabs>
-        <w:contextualSpacing w:val="0"/>
-      </w:pPr>
-    </w:p>
-    <w:p>
-      <w:pPr>
-        <w:pStyle w:val="ThesisBody"/>
-        <w:tabs>
-          <w:tab w:val="left" w:pos="720"/>
-        </w:tabs>
-        <w:contextualSpacing w:val="0"/>
-        <w:rPr>
-          <w:b/>
-          <w:bCs/>
-          <w:lang w:val="en-US"/>
-        </w:rPr>
-      </w:pPr>
-      <w:r>
-        <w:rPr>
-          <w:b/>
-          <w:bCs/>
-          <w:lang w:val="en-US"/>
-        </w:rPr>
-        <w:t>4</w:t>
-      </w:r>
-      <w:r>
-        <w:rPr>
-          <w:b/>
-          <w:bCs/>
-          <w:lang w:val="en-US"/>
-        </w:rPr>
-        <w:t>.</w:t>
-      </w:r>
-      <w:r>
-        <w:rPr>
-          <w:b/>
-          <w:bCs/>
-          <w:lang w:val="en-US"/>
-        </w:rPr>
-        <w:t>2</w:t>
-      </w:r>
-      <w:r>
-        <w:rPr>
-          <w:b/>
-          <w:bCs/>
-          <w:lang w:val="en-US"/>
-        </w:rPr>
-        <w:tab/>
-      </w:r>
-      <w:r>
-        <w:rPr>
-          <w:b/>
-          <w:bCs/>
-          <w:lang w:val="en-US"/>
-        </w:rPr>
-        <w:t>Summary of Key Takeaways</w:t>
-      </w:r>
-    </w:p>
-    <w:p>
-      <w:pPr>
-        <w:pStyle w:val="ThesisBody"/>
-        <w:tabs>
-          <w:tab w:val="left" w:pos="720"/>
-        </w:tabs>
-        <w:rPr>
-          <w:lang w:val="en-US"/>
-        </w:rPr>
-      </w:pPr>
-      <w:r>
-        <w:rPr>
-          <w:lang w:val="en-US"/>
-        </w:rPr>
-        <w:t>Both pipelines are viable for edge-based industrial anomaly detection but target different operating constraints. ROI + CNN delivers the highest accuracy (78.0%) and perfect separation on “Good,” at the cost of 252 labeled samples, &lt;del&gt;15 minutes CPU training, and a 42.61 MB footprint. ROI + SSL + FSL + RL reaches 72.5% accuracy (≈93% of CNN) with only 32 labels, &lt;1 minute CPU training, and an 11.7 MB model, and it leads on “Excess Solder” (80%), indicating stronger minority-class sensitivity. Post-training INT8 quantization can reduce sizes by ~75% (&lt;/del&gt;10.7 MB vs ~2.9 MB) with typically small accuracy deltas.</w:t>
-      </w:r>
-    </w:p>
-    <w:p>
-      <w:pPr>
-        <w:pStyle w:val="ThesisBody"/>
-        <w:rPr>
-          <w:lang w:val="en-US"/>
-        </w:rPr>
-      </w:pPr>
-      <w:r>
-        <w:tab/>
-      </w:r>
-      <w:r>
-        <w:rPr>
-          <w:lang w:val="en-US"/>
-        </w:rPr>
-        <w:t>Deployment guidance is straightforward: prefer ROI + SSL + FSL + RL for label-scarce, dynamic environments and tight edge budgets; choose ROI + CNN when absolute accuracy and strict “Good” precision dominate and labels are plentiful. The RL layer in the SSL+FSL+RL pipeline enables fast, on-device adaptation (prototype updates, selective feedback, new-class handling), improving longevity under drift. Key limitations include a single-dataset scope, minimal SSL pretraining, CPU-only timings, and accuracy-centric reporting—suggesting future work on multi-domain validation, longer SSL runs, few-shot ablations, longitudinal RL gains, and richer metrics (per-class F1, AUROC, calibration).</w:t>
+        <w:t>Summary</w:t>
+      </w:r>
+    </w:p>
+    <w:p>
+      <w:pPr>
+        <w:pStyle w:val="ThesisBody"/>
+      </w:pPr>
+      <w:r>
+        <w:t>Both pipelines are viable for edge-based industrial anomaly detection, but they address different operating constraints. The ROI + CNN pipeline achieves the highest accuracy at 78.0 percent and provides perfect separation on the “Good” class, but this performance requires 252 labeled samples, approximately fifteen minutes of CPU training, and a model footprint of 42.61 megabytes. In contrast, the ROI + SSL + FSL + RL pipeline attains 72.5 percent accuracy—about 93 percent of the CNN’s performance—while requiring only 32 labeled samples, less than one minute of CPU training, and a substantially smaller model of 11.7 megabytes. It further demonstrates superior sensitivity to minority classes, achieving 80 percent accuracy on the “Excess Solder” class. Post-training INT8 quantization can reduce model sizes by approximately 75 percent, yielding footprints of around 10.7 megabytes for ROI + CNN and 2.9 megabytes for ROI + SSL + FSL + RL, with typically modest accuracy degradation.</w:t>
+      </w:r>
+    </w:p>
+    <w:p>
+      <w:pPr>
+        <w:pStyle w:val="ThesisBody"/>
+        <w:rPr>
+          <w:lang w:val="en-US"/>
+        </w:rPr>
+      </w:pPr>
+      <w:r>
+        <w:tab/>
+      </w:r>
+      <w:r>
+        <w:rPr>
+          <w:lang w:val="en-US"/>
+        </w:rPr>
+        <w:t>Deployment recommendations are clear: ROI + SSL + FSL + RL is preferable in label-scarce, dynamic environments with strict edge resource constraints, whereas ROI + CNN is more suitable when absolute accuracy and precise classification of the “Good” class are paramount and sufficient labeled data are available. The RL component in the SSL + FSL + RL pipeline facilitates rapid on-device adaptation—through prototype updates, selective feedback, and new-class incorporation—thereby enhancing robustness under distributional drift. However, several limitations constrain the present findings, including reliance on a single dataset, limited SSL pretraining, CPU-only timing measurements, and a primary emphasis on accuracy. These observations motivate future research on multi-domain validation, extended SSL pretraining, systematic few-shot ablations, longitudinal evaluation of RL-driven adaptation, and the inclusion of richer metrics such as per-class F1, AUROC, and calibration.</w:t>
       </w:r>
       <w:r>
         <w:br w:type="page"/>
@@ -11866,42 +13385,59 @@
     <w:p>
       <w:pPr>
         <w:pStyle w:val="ThesisBody"/>
+        <w:rPr>
+          <w:lang w:val="en-US"/>
+        </w:rPr>
+      </w:pPr>
+      <w:r>
+        <w:rPr>
+          <w:lang w:val="en-US"/>
+        </w:rPr>
+        <w:t xml:space="preserve">This study demonstrates that self-supervised few-shot reinforcement learning constitutes a practical alternative to fully supervised pipelines for edge-based industrial anomaly detection. The ROI + SSL + FSL + RL pipeline achieves 72.5% </w:t>
+      </w:r>
+      <w:r>
+        <w:rPr>
+          <w:lang w:val="en-US"/>
+        </w:rPr>
+        <w:t xml:space="preserve">accuracy, </w:t>
+      </w:r>
+      <w:r>
+        <w:rPr>
+          <w:lang w:val="en-US"/>
+        </w:rPr>
+        <w:t>approximately 93% of the ROI + CNN baseline (78.0%)</w:t>
+      </w:r>
+      <w:r>
+        <w:rPr>
+          <w:lang w:val="en-US"/>
+        </w:rPr>
+        <w:t xml:space="preserve">, </w:t>
+      </w:r>
+      <w:r>
+        <w:rPr>
+          <w:lang w:val="en-US"/>
+        </w:rPr>
+        <w:t>while requiring 87% fewer labeled samples (32 vs. 252), completing training in under one minute on CPU, and reducing model size by a factor of 3.6 (11.7 MB vs. 42.61 MB). Per-class analysis highlights complementary strengths: the supervised CNN attains superior precision on the dominant “Good” class, whereas the SSL + FSL backbone exhibits heightened sensitivity to minority defects such as “Excess Solder.” The reinforcement learning layer further enables online prototype updates, selective feedback, and new-class incorporation, thereby supporting deployment in edge environments subject to data drift and evolving defect modes. Moreover, post-training INT8 quantization renders both models deployable on resource-constrained devices, with the relative advantages of the smaller SSL + FSL + RL stack becoming more pronounced.</w:t>
+      </w:r>
+    </w:p>
+    <w:p>
+      <w:pPr>
+        <w:pStyle w:val="ThesisBody"/>
         <w:tabs>
           <w:tab w:val="left" w:pos="720"/>
         </w:tabs>
       </w:pPr>
       <w:r>
-        <w:t xml:space="preserve">This work demonstrates that self-supervised few-shot reinforcement learning is a practical alternative to purely supervised pipelines for edge-based industrial anomaly detection. The ROI + SSL + FSL + RL pipeline achieves 72.5% accuracy—about 93% of the ROI + CNN baseline (78.0%)—while using 87% fewer labeled samples (32 vs 252), training in under a minute on CPU, and reducing model size by 3.6× (11.7 MB vs 42.61 MB). Per-class results indicate complementary strengths: the supervised CNN excels at “Good” precision, whereas the SSL+FSL backbone is more sensitive to subtle minority defects such as “Excess Solder.” The RL layer enables online prototype updates, selective feedback, and new-class handling, aligning with edge constraints where data drift and emerging defects are common. With post-training INT8 quantization, both models become deployable on tighter devices, further </w:t>
-      </w:r>
-      <w:proofErr w:type="spellStart"/>
-      <w:r>
-        <w:t>favoring</w:t>
-      </w:r>
-      <w:proofErr w:type="spellEnd"/>
-      <w:r>
-        <w:t xml:space="preserve"> the smaller SSL+FSL+RL stack.</w:t>
-      </w:r>
-    </w:p>
-    <w:p>
-      <w:pPr>
-        <w:pStyle w:val="ThesisBody"/>
-      </w:pPr>
-      <w:r>
-        <w:rPr>
-          <w:lang w:val="en-US"/>
-        </w:rPr>
-        <w:tab/>
-      </w:r>
-      <w:r>
-        <w:t xml:space="preserve">Overall, the results support the thesis that combining SSL for representation learning, FSL for label efficiency, and RL for continual adaptation yields a scalable, data-efficient, and deployment-friendly solution for IIoT anomaly detection. The small accuracy gap is offset by substantial gains in </w:t>
-      </w:r>
-      <w:proofErr w:type="spellStart"/>
-      <w:r>
-        <w:t>labeling</w:t>
-      </w:r>
-      <w:proofErr w:type="spellEnd"/>
-      <w:r>
-        <w:t xml:space="preserve"> cost, training time, and model footprint—key drivers of real-world viability at the edge.</w:t>
+        <w:tab/>
+      </w:r>
+      <w:r>
+        <w:t>Overall, the findings support the thesis that integrating self-supervised learning for representation, few-shot learning for label efficiency, and reinforcement learning for continual adaptation yields a scalable, data-efficient, and deployment-ready solution for IIoT anomaly detection. The modest accuracy gap relative to a fully supervised baseline is outweighed by substantial reductions in labeling requirements, training time, and model footprint</w:t>
+      </w:r>
+      <w:r>
+        <w:t xml:space="preserve"> as the </w:t>
+      </w:r>
+      <w:r>
+        <w:t>factors that are critical to ensuring practical viability in edge settings.</w:t>
       </w:r>
     </w:p>
     <w:p>
@@ -11911,9 +13447,6 @@
           <w:tab w:val="left" w:pos="720"/>
         </w:tabs>
         <w:contextualSpacing w:val="0"/>
-        <w:rPr>
-          <w:lang w:val="en-US"/>
-        </w:rPr>
       </w:pPr>
     </w:p>
     <w:p>
@@ -11943,7 +13476,15 @@
           <w:bCs/>
           <w:lang w:val="en-US"/>
         </w:rPr>
-        <w:t>.1</w:t>
+        <w:t>.</w:t>
+      </w:r>
+      <w:r>
+        <w:rPr>
+          <w:b/>
+          <w:bCs/>
+          <w:lang w:val="en-US"/>
+        </w:rPr>
+        <w:t>2</w:t>
       </w:r>
       <w:r>
         <w:rPr>
@@ -11964,99 +13505,133 @@
     <w:p>
       <w:pPr>
         <w:pStyle w:val="ThesisBody"/>
-        <w:rPr>
-          <w:lang w:val="en-US"/>
-        </w:rPr>
-      </w:pPr>
-      <w:r>
-        <w:rPr>
-          <w:lang w:val="en-US"/>
-        </w:rPr>
-        <w:t xml:space="preserve">Future work should first strengthen the representation learning stage. Extending SimCLR pretraining beyond 5 epochs, exploring alternative self-supervised methods (e.g., BYOL/SimSiam), and adding semi-supervised fine-tuning with a </w:t>
-      </w:r>
-      <w:r>
-        <w:rPr>
-          <w:lang w:val="en-US"/>
-        </w:rPr>
+      </w:pPr>
+      <w:r>
+        <w:t xml:space="preserve">Future work should focus on strengthening the representation learning stage. Extending SimCLR pretraining beyond the current </w:t>
+      </w:r>
+      <w:r>
+        <w:t>15</w:t>
+      </w:r>
+      <w:r>
+        <w:t xml:space="preserve"> epochs, investigating alternative self-supervised approaches such as BYOL or SimSiam, and incorporating semi-supervised fine-tuning with a </w:t>
+      </w:r>
+      <w:r>
         <w:t>small, labeled</w:t>
       </w:r>
       <w:r>
-        <w:rPr>
-          <w:lang w:val="en-US"/>
-        </w:rPr>
-        <w:t xml:space="preserve"> anchor set can raise ceiling accuracy without sacrificing the current data-efficiency gains (32 labels vs 252). This should be paired with more diverse, domain-relevant augmentations to better capture solder texture, glare, and surface variability.</w:t>
-      </w:r>
-    </w:p>
-    <w:p>
-      <w:pPr>
-        <w:pStyle w:val="ThesisBody"/>
-      </w:pPr>
-      <w:r>
-        <w:rPr>
-          <w:lang w:val="en-US"/>
-        </w:rPr>
-        <w:tab/>
-      </w:r>
-      <w:r>
-        <w:t>To ensure fair comparison and extract maximum performance, parity and ablations are needed. Align input resolutions and augmentations across pipelines (224×224 vs 128×128), perform systematic hyperparameter searches, and ablate shots-per-class, support/query composition, and prototype update rules. Such studies will clarify how much of the observed gap is due to configuration choices rather than fundamental method limits.</w:t>
-      </w:r>
-    </w:p>
-    <w:p>
-      <w:pPr>
-        <w:pStyle w:val="ThesisBody"/>
-      </w:pPr>
-      <w:r>
-        <w:rPr>
-          <w:lang w:val="en-US"/>
-        </w:rPr>
+        <w:t xml:space="preserve"> anchor set could improve ceiling accuracy without undermining the demonstrated data-efficiency gains (32 labels vs. 252). These efforts should be complemented by the design of more diverse and domain-relevant augmentations to better capture solder texture, glare effects, and surface variability.</w:t>
+      </w:r>
+    </w:p>
+    <w:p>
+      <w:pPr>
+        <w:pStyle w:val="ThesisBody"/>
+        <w:ind w:firstLine="720"/>
+      </w:pPr>
+      <w:r>
         <w:lastRenderedPageBreak/>
-        <w:tab/>
-      </w:r>
-      <w:r>
-        <w:t>Model compression should be validated on device. Post-training INT8 quantization (estimated ~10.7 MB for ROI+CNN and ~2.9 MB for ROI+SSL+FSL+RL) needs empirical calibration to confirm latency, power, and accuracy on representative edge hardware. Quantization-aware training, structured pruning, and knowledge distillation can further tighten the size–accuracy trade-off, especially for ultra low-end devices where every megabyte and milliwatt matters.</w:t>
-      </w:r>
-    </w:p>
-    <w:p>
-      <w:pPr>
-        <w:pStyle w:val="ThesisBody"/>
-      </w:pPr>
-      <w:r>
-        <w:rPr>
-          <w:lang w:val="en-US"/>
-        </w:rPr>
-        <w:tab/>
-      </w:r>
-      <w:r>
-        <w:t>Continual learning merits a longitudinal evaluation. The Q-learning agent’s prototype updates, feedback policies, and new-class handling should be assessed under controlled drift and real operator workflows, with reward shaping and uncertainty thresholds tuned for stability. Integrating open-set recognition and novelty scoring will help decide when to “create,” “merge,” or “ignore,” preventing class bloat while remaining responsive to emerging defects.</w:t>
-      </w:r>
-    </w:p>
-    <w:p>
-      <w:pPr>
-        <w:pStyle w:val="ThesisBody"/>
-      </w:pPr>
-      <w:r>
-        <w:rPr>
-          <w:lang w:val="en-US"/>
-        </w:rPr>
-        <w:tab/>
-      </w:r>
-      <w:r>
-        <w:t>Evaluation should expand beyond accuracy to reflect manufacturing costs. Reporting per-class precision/recall, F1, PR-AUC/AUROC, calibration error, and cost-weighted metrics will capture the business impact of false alarms versus misses. Closing the loop with human-in-the-loop analytics—measuring time-to-label, query efficiency, and overall annotation reduction—will quantify the operational value of interactive learning.</w:t>
-      </w:r>
-    </w:p>
-    <w:p>
-      <w:pPr>
-        <w:pStyle w:val="ThesisBody"/>
-      </w:pPr>
-      <w:r>
-        <w:rPr>
-          <w:lang w:val="en-US"/>
-        </w:rPr>
-        <w:tab/>
-      </w:r>
-      <w:r>
-        <w:t>Finally, broader validation and system integration are essential. Cross-site testing across PCB variants, optics, and ROI extractors (including lightweight detectors such as YOLOv5n) will establish robustness and transferability. End-to-end edge benchmarks on devices like Raspberry Pi 4, Jetson Nano, and Intel NUC should characterize throughput, thermals, and multi-camera scaling. For multi-factory deployments, federated or on-device learning can preserve privacy while sharing representations, enabling scalable, adaptive anomaly detection across heterogeneous IIoT fleets.</w:t>
-      </w:r>
+        <w:t>To ensure fair comparison and to extract maximum performance, future work should include parity experiments and systematic ablations. Input resolutions and augmentation strategies should be aligned across pipelines (224×224 vs. 128×128), and comprehensive hyperparameter searches should be conducted. In addition, ablations on shots per class, support/query composition, and prototype update rules are necessary. Such studies would help disentangle the extent to which the observed performance gap arises from configuration choices as opposed to fundamental methodological limitations.</w:t>
+      </w:r>
+    </w:p>
+    <w:p>
+      <w:pPr>
+        <w:pStyle w:val="ThesisBody"/>
+        <w:ind w:firstLine="720"/>
+      </w:pPr>
+      <w:r>
+        <w:t>Model compression should be validated directly on target devices. While post-training INT8 quantization is estimated to reduce model sizes to approximately 10.7 MB for ROI + CNN and 2.9 MB for ROI + SSL + FSL + RL, empirical calibration is required to confirm latency, power consumption, and accuracy trade-offs on representative edge hardware. Further compression techniques such as quantization-aware training, structured pruning, and knowledge distillation warrant investigation, as they may further optimize the balance between size and accuracy</w:t>
+      </w:r>
+      <w:r>
+        <w:t xml:space="preserve">, </w:t>
+      </w:r>
+      <w:r>
+        <w:t>particularly for ultra low-end devices where memory and energy budgets are highly constrained.</w:t>
+      </w:r>
+    </w:p>
+    <w:p>
+      <w:pPr>
+        <w:pStyle w:val="ThesisBody"/>
+        <w:ind w:firstLine="720"/>
+      </w:pPr>
+      <w:r>
+        <w:t>Continual learning warrants longitudinal evaluation. The Q-learning agent’s prototype update mechanisms, feedback policies, and new-class handling strategies should be examined under controlled distributional drift and in realistic operator-in-the-loop settings, with particular attention to reward shaping and uncertainty thresholds to ensure stability. Incorporating open-set recognition and novelty scoring would further strengthen decision-making when determining whether to create, merge, or ignore classes, thereby mitigating the risk of class proliferation while maintaining responsiveness to emerging defect modes.</w:t>
+      </w:r>
+    </w:p>
+    <w:p>
+      <w:pPr>
+        <w:pStyle w:val="ThesisBody"/>
+        <w:ind w:firstLine="720"/>
+      </w:pPr>
+      <w:r>
+        <w:t>Evaluation should extend beyond overall accuracy to better reflect manufacturing costs and operational priorities. Metrics such as per-class precision and recall, F1 score, PR-AUC/AUROC, and calibration error should be reported, alongside cost-weighted error measures that explicitly capture the impact of false alarms versus missed detections. In addition, integrating human-in-the-loop analytics</w:t>
+      </w:r>
+      <w:r>
+        <w:t xml:space="preserve">, </w:t>
+      </w:r>
+      <w:r>
+        <w:t>such as time-to-label, query efficiency, and overall reduction in annotation workload</w:t>
+      </w:r>
+      <w:r>
+        <w:t xml:space="preserve">, that </w:t>
+      </w:r>
+      <w:r>
+        <w:t>would enable quantification of the practical value delivered by interactive learning in real deployment scenarios.</w:t>
+      </w:r>
+    </w:p>
+    <w:p>
+      <w:pPr>
+        <w:pStyle w:val="ThesisBody"/>
+        <w:rPr>
+          <w:lang w:val="en-US"/>
+        </w:rPr>
+      </w:pPr>
+      <w:r>
+        <w:rPr>
+          <w:lang w:val="en-US"/>
+        </w:rPr>
+        <w:tab/>
+      </w:r>
+      <w:r>
+        <w:rPr>
+          <w:lang w:val="en-US"/>
+        </w:rPr>
+        <w:t>Finally, broader validation and system-level integration are essential. Cross-site evaluation across diverse PCB variants, optical configurations, and ROI extraction strategies</w:t>
+      </w:r>
+      <w:r>
+        <w:rPr>
+          <w:lang w:val="en-US"/>
+        </w:rPr>
+        <w:t xml:space="preserve">, </w:t>
+      </w:r>
+      <w:r>
+        <w:rPr>
+          <w:lang w:val="en-US"/>
+        </w:rPr>
+        <w:t>including lightweight detectors such as YOLOv5n</w:t>
+      </w:r>
+      <w:r>
+        <w:rPr>
+          <w:lang w:val="en-US"/>
+        </w:rPr>
+        <w:t xml:space="preserve">, it </w:t>
+      </w:r>
+      <w:r>
+        <w:rPr>
+          <w:lang w:val="en-US"/>
+        </w:rPr>
+        <w:t xml:space="preserve">would provide stronger evidence of robustness and transferability. Comprehensive end-to-end benchmarks on representative edge platforms such as Raspberry Pi 4, Jetson Nano, and Intel NUC are also needed to characterize </w:t>
+      </w:r>
+      <w:r>
+        <w:rPr>
+          <w:lang w:val="en-US"/>
+        </w:rPr>
+        <w:lastRenderedPageBreak/>
+        <w:t>throughput, thermal behavior, and multi-camera scalability. For multi-factory deployments, federated or fully on-device learning offers a promising pathway to preserve data privacy while sharing representations, thereby enabling scalable and adaptive anomaly detection across heterogeneous IIoT fleets.</w:t>
+      </w:r>
+    </w:p>
+    <w:p>
+      <w:pPr>
+        <w:pStyle w:val="ThesisBody"/>
+      </w:pPr>
     </w:p>
     <w:p>
       <w:pPr>
@@ -12159,39 +13734,7 @@
           <w:rFonts w:asciiTheme="majorBidi" w:hAnsiTheme="majorBidi" w:cstheme="majorBidi"/>
           <w:lang w:val="en-US"/>
         </w:rPr>
-        <w:t xml:space="preserve">Bhupal Naik D. S., </w:t>
-      </w:r>
-      <w:proofErr w:type="spellStart"/>
-      <w:r>
-        <w:rPr>
-          <w:rFonts w:asciiTheme="majorBidi" w:hAnsiTheme="majorBidi" w:cstheme="majorBidi"/>
-          <w:lang w:val="en-US"/>
-        </w:rPr>
-        <w:t>Dondeti</w:t>
-      </w:r>
-      <w:proofErr w:type="spellEnd"/>
-      <w:r>
-        <w:rPr>
-          <w:rFonts w:asciiTheme="majorBidi" w:hAnsiTheme="majorBidi" w:cstheme="majorBidi"/>
-          <w:lang w:val="en-US"/>
-        </w:rPr>
-        <w:t xml:space="preserve">, V., &amp; Balakrishna, S. (2022). Comparative analysis of machine learning-based algorithms for detection of anomalies in </w:t>
-      </w:r>
-      <w:proofErr w:type="spellStart"/>
-      <w:r>
-        <w:rPr>
-          <w:rFonts w:asciiTheme="majorBidi" w:hAnsiTheme="majorBidi" w:cstheme="majorBidi"/>
-          <w:lang w:val="en-US"/>
-        </w:rPr>
-        <w:t>Iiot</w:t>
-      </w:r>
-      <w:proofErr w:type="spellEnd"/>
-      <w:r>
-        <w:rPr>
-          <w:rFonts w:asciiTheme="majorBidi" w:hAnsiTheme="majorBidi" w:cstheme="majorBidi"/>
-          <w:lang w:val="en-US"/>
-        </w:rPr>
-        <w:t xml:space="preserve">. International Journal of Information Retrieval Research, 12(1), 1–55. </w:t>
+        <w:t xml:space="preserve">Bhupal Naik D. S., Dondeti, V., &amp; Balakrishna, S. (2022). Comparative analysis of machine learning-based algorithms for detection of anomalies in Iiot. International Journal of Information Retrieval Research, 12(1), 1–55. </w:t>
       </w:r>
       <w:hyperlink r:id="rId42" w:history="1">
         <w:r>
@@ -12220,21 +13763,12 @@
           <w:lang w:val="en-US"/>
         </w:rPr>
       </w:pPr>
-      <w:proofErr w:type="spellStart"/>
       <w:r>
         <w:rPr>
           <w:rFonts w:asciiTheme="majorBidi" w:hAnsiTheme="majorBidi" w:cstheme="majorBidi"/>
           <w:lang w:val="en-US"/>
         </w:rPr>
-        <w:t>Borsatti</w:t>
-      </w:r>
-      <w:proofErr w:type="spellEnd"/>
-      <w:r>
-        <w:rPr>
-          <w:rFonts w:asciiTheme="majorBidi" w:hAnsiTheme="majorBidi" w:cstheme="majorBidi"/>
-          <w:lang w:val="en-US"/>
-        </w:rPr>
-        <w:t xml:space="preserve">, D., Davoli, G., Cerroni, W., &amp; Raffaelli, C. (2021). Enabling industrial IOT as a service with Multi-Access Edge Computing. IEEE Communications Magazine, 59(8), 21–27. </w:t>
+        <w:t xml:space="preserve">Borsatti, D., Davoli, G., Cerroni, W., &amp; Raffaelli, C. (2021). Enabling industrial IOT as a service with Multi-Access Edge Computing. IEEE Communications Magazine, 59(8), 21–27. </w:t>
       </w:r>
       <w:hyperlink r:id="rId43" w:history="1">
         <w:r>
@@ -12268,23 +13802,7 @@
           <w:rFonts w:asciiTheme="majorBidi" w:hAnsiTheme="majorBidi" w:cstheme="majorBidi"/>
           <w:lang w:val="en-US"/>
         </w:rPr>
-        <w:t xml:space="preserve">Buşoniu, L., de Bruin, T., Tolić, D., Kober, J., &amp; </w:t>
-      </w:r>
-      <w:proofErr w:type="spellStart"/>
-      <w:r>
-        <w:rPr>
-          <w:rFonts w:asciiTheme="majorBidi" w:hAnsiTheme="majorBidi" w:cstheme="majorBidi"/>
-          <w:lang w:val="en-US"/>
-        </w:rPr>
-        <w:t>Palunko</w:t>
-      </w:r>
-      <w:proofErr w:type="spellEnd"/>
-      <w:r>
-        <w:rPr>
-          <w:rFonts w:asciiTheme="majorBidi" w:hAnsiTheme="majorBidi" w:cstheme="majorBidi"/>
-          <w:lang w:val="en-US"/>
-        </w:rPr>
-        <w:t xml:space="preserve">, I. (2018). Reinforcement learning for control: Performance, stability, and deep approximators. Annual Reviews in Control, 46, 8–28. </w:t>
+        <w:t xml:space="preserve">Buşoniu, L., de Bruin, T., Tolić, D., Kober, J., &amp; Palunko, I. (2018). Reinforcement learning for control: Performance, stability, and deep approximators. Annual Reviews in Control, 46, 8–28. </w:t>
       </w:r>
       <w:hyperlink r:id="rId44" w:history="1">
         <w:r>
@@ -12432,23 +13950,7 @@
           <w:rFonts w:asciiTheme="majorBidi" w:hAnsiTheme="majorBidi" w:cstheme="majorBidi"/>
           <w:lang w:val="en-US"/>
         </w:rPr>
-        <w:t xml:space="preserve">Chen, B., Wan, J., </w:t>
-      </w:r>
-      <w:proofErr w:type="spellStart"/>
-      <w:r>
-        <w:rPr>
-          <w:rFonts w:asciiTheme="majorBidi" w:hAnsiTheme="majorBidi" w:cstheme="majorBidi"/>
-          <w:lang w:val="en-US"/>
-        </w:rPr>
-        <w:t>Celesti</w:t>
-      </w:r>
-      <w:proofErr w:type="spellEnd"/>
-      <w:r>
-        <w:rPr>
-          <w:rFonts w:asciiTheme="majorBidi" w:hAnsiTheme="majorBidi" w:cstheme="majorBidi"/>
-          <w:lang w:val="en-US"/>
-        </w:rPr>
-        <w:t xml:space="preserve">, A., Li, D., Abbas, H., &amp; Zhang, Q. (2018). Edge computing in IOT-based manufacturing. IEEE Communications Magazine, 56(9), 103–109. </w:t>
+        <w:t xml:space="preserve">Chen, B., Wan, J., Celesti, A., Li, D., Abbas, H., &amp; Zhang, Q. (2018). Edge computing in IOT-based manufacturing. IEEE Communications Magazine, 56(9), 103–109. </w:t>
       </w:r>
       <w:hyperlink r:id="rId47" w:history="1">
         <w:r>
@@ -12544,21 +14046,7 @@
         <w:rPr>
           <w:rFonts w:asciiTheme="majorBidi" w:hAnsiTheme="majorBidi" w:cstheme="majorBidi"/>
         </w:rPr>
-        <w:t xml:space="preserve">Dai, W., Nishi, H., </w:t>
-      </w:r>
-      <w:proofErr w:type="spellStart"/>
-      <w:r>
-        <w:rPr>
-          <w:rFonts w:asciiTheme="majorBidi" w:hAnsiTheme="majorBidi" w:cstheme="majorBidi"/>
-        </w:rPr>
-        <w:t>Vyatkin</w:t>
-      </w:r>
-      <w:proofErr w:type="spellEnd"/>
-      <w:r>
-        <w:rPr>
-          <w:rFonts w:asciiTheme="majorBidi" w:hAnsiTheme="majorBidi" w:cstheme="majorBidi"/>
-        </w:rPr>
-        <w:t xml:space="preserve">, V., Huang, V., Shi, Y., &amp; Guan, X. (2019). Industrial Edge Computing: Enabling Embedded Intelligence. IEEE Industrial Electronics Magazine, 13(4), 48–56. </w:t>
+        <w:t xml:space="preserve">Dai, W., Nishi, H., Vyatkin, V., Huang, V., Shi, Y., &amp; Guan, X. (2019). Industrial Edge Computing: Enabling Embedded Intelligence. IEEE Industrial Electronics Magazine, 13(4), 48–56. </w:t>
       </w:r>
       <w:hyperlink r:id="rId48" w:history="1">
         <w:r>
@@ -12589,21 +14077,7 @@
           <w:rFonts w:asciiTheme="majorBidi" w:hAnsiTheme="majorBidi" w:cstheme="majorBidi"/>
         </w:rPr>
         <w:lastRenderedPageBreak/>
-        <w:t xml:space="preserve">Gidaris, S., Bursuc, A., </w:t>
-      </w:r>
-      <w:proofErr w:type="spellStart"/>
-      <w:r>
-        <w:rPr>
-          <w:rFonts w:asciiTheme="majorBidi" w:hAnsiTheme="majorBidi" w:cstheme="majorBidi"/>
-        </w:rPr>
-        <w:t>Komodakis</w:t>
-      </w:r>
-      <w:proofErr w:type="spellEnd"/>
-      <w:r>
-        <w:rPr>
-          <w:rFonts w:asciiTheme="majorBidi" w:hAnsiTheme="majorBidi" w:cstheme="majorBidi"/>
-        </w:rPr>
-        <w:t xml:space="preserve">, N., Perez, P. P., &amp; Cord, M. (2019). Boosting few-shot visual learning with self-supervision. 2019 IEEE/CVF International Conference on Computer Vision (ICCV), 8058–8067. </w:t>
+        <w:t xml:space="preserve">Gidaris, S., Bursuc, A., Komodakis, N., Perez, P. P., &amp; Cord, M. (2019). Boosting few-shot visual learning with self-supervision. 2019 IEEE/CVF International Conference on Computer Vision (ICCV), 8058–8067. </w:t>
       </w:r>
       <w:hyperlink r:id="rId49" w:history="1">
         <w:r>
@@ -12659,61 +14133,11 @@
           <w:rFonts w:asciiTheme="majorBidi" w:hAnsiTheme="majorBidi" w:cstheme="majorBidi"/>
         </w:rPr>
       </w:pPr>
-      <w:proofErr w:type="spellStart"/>
       <w:r>
         <w:rPr>
           <w:rFonts w:asciiTheme="majorBidi" w:hAnsiTheme="majorBidi" w:cstheme="majorBidi"/>
         </w:rPr>
-        <w:t>Hastbacka</w:t>
-      </w:r>
-      <w:proofErr w:type="spellEnd"/>
-      <w:r>
-        <w:rPr>
-          <w:rFonts w:asciiTheme="majorBidi" w:hAnsiTheme="majorBidi" w:cstheme="majorBidi"/>
-        </w:rPr>
-        <w:t xml:space="preserve">, D., Halme, J., Barna, L., </w:t>
-      </w:r>
-      <w:proofErr w:type="spellStart"/>
-      <w:r>
-        <w:rPr>
-          <w:rFonts w:asciiTheme="majorBidi" w:hAnsiTheme="majorBidi" w:cstheme="majorBidi"/>
-        </w:rPr>
-        <w:t>Hoikka</w:t>
-      </w:r>
-      <w:proofErr w:type="spellEnd"/>
-      <w:r>
-        <w:rPr>
-          <w:rFonts w:asciiTheme="majorBidi" w:hAnsiTheme="majorBidi" w:cstheme="majorBidi"/>
-        </w:rPr>
-        <w:t xml:space="preserve">, H., </w:t>
-      </w:r>
-      <w:proofErr w:type="spellStart"/>
-      <w:r>
-        <w:rPr>
-          <w:rFonts w:asciiTheme="majorBidi" w:hAnsiTheme="majorBidi" w:cstheme="majorBidi"/>
-        </w:rPr>
-        <w:t>Pettinen</w:t>
-      </w:r>
-      <w:proofErr w:type="spellEnd"/>
-      <w:r>
-        <w:rPr>
-          <w:rFonts w:asciiTheme="majorBidi" w:hAnsiTheme="majorBidi" w:cstheme="majorBidi"/>
-        </w:rPr>
-        <w:t xml:space="preserve">, H., Larranaga, M., </w:t>
-      </w:r>
-      <w:proofErr w:type="spellStart"/>
-      <w:r>
-        <w:rPr>
-          <w:rFonts w:asciiTheme="majorBidi" w:hAnsiTheme="majorBidi" w:cstheme="majorBidi"/>
-        </w:rPr>
-        <w:t>Bjorkbom</w:t>
-      </w:r>
-      <w:proofErr w:type="spellEnd"/>
-      <w:r>
-        <w:rPr>
-          <w:rFonts w:asciiTheme="majorBidi" w:hAnsiTheme="majorBidi" w:cstheme="majorBidi"/>
-        </w:rPr>
-        <w:t xml:space="preserve">, M., Mesia, H., Jaatinen, A., &amp; Elo, M. (2022). Dynamic edge and cloud service integration for industrial IOT and production monitoring applications of industrial cyber-physical systems. IEEE Transactions on Industrial Informatics, 18(1), 498–508. </w:t>
+        <w:t xml:space="preserve">Hastbacka, D., Halme, J., Barna, L., Hoikka, H., Pettinen, H., Larranaga, M., Bjorkbom, M., Mesia, H., Jaatinen, A., &amp; Elo, M. (2022). Dynamic edge and cloud service integration for industrial IOT and production monitoring applications of industrial cyber-physical systems. IEEE Transactions on Industrial Informatics, 18(1), 498–508. </w:t>
       </w:r>
       <w:hyperlink r:id="rId51" w:history="1">
         <w:r>
@@ -12789,23 +14213,7 @@
           <w:rFonts w:asciiTheme="majorBidi" w:hAnsiTheme="majorBidi" w:cstheme="majorBidi"/>
           <w:lang w:val="en-US"/>
         </w:rPr>
-        <w:t xml:space="preserve">Ji, Z., Zou, X., Huang, T., &amp; Wu, S. (2019). Unsupervised Few-shot Learning via Self-supervised Training. </w:t>
-      </w:r>
-      <w:proofErr w:type="spellStart"/>
-      <w:r>
-        <w:rPr>
-          <w:rFonts w:asciiTheme="majorBidi" w:hAnsiTheme="majorBidi" w:cstheme="majorBidi"/>
-          <w:lang w:val="en-US"/>
-        </w:rPr>
-        <w:t>ArXiv</w:t>
-      </w:r>
-      <w:proofErr w:type="spellEnd"/>
-      <w:r>
-        <w:rPr>
-          <w:rFonts w:asciiTheme="majorBidi" w:hAnsiTheme="majorBidi" w:cstheme="majorBidi"/>
-          <w:lang w:val="en-US"/>
-        </w:rPr>
-        <w:t>, abs/1912.12178</w:t>
+        <w:t>Ji, Z., Zou, X., Huang, T., &amp; Wu, S. (2019). Unsupervised Few-shot Learning via Self-supervised Training. ArXiv, abs/1912.12178</w:t>
       </w:r>
       <w:r>
         <w:rPr>
@@ -12893,21 +14301,7 @@
         <w:rPr>
           <w:rFonts w:asciiTheme="majorBidi" w:hAnsiTheme="majorBidi" w:cstheme="majorBidi"/>
         </w:rPr>
-        <w:t xml:space="preserve">Liu, Y., Li, Z., Pan, S., Gong, C., Zhou, C., &amp; </w:t>
-      </w:r>
-      <w:proofErr w:type="spellStart"/>
-      <w:r>
-        <w:rPr>
-          <w:rFonts w:asciiTheme="majorBidi" w:hAnsiTheme="majorBidi" w:cstheme="majorBidi"/>
-        </w:rPr>
-        <w:t>Karypis</w:t>
-      </w:r>
-      <w:proofErr w:type="spellEnd"/>
-      <w:r>
-        <w:rPr>
-          <w:rFonts w:asciiTheme="majorBidi" w:hAnsiTheme="majorBidi" w:cstheme="majorBidi"/>
-        </w:rPr>
-        <w:t xml:space="preserve">, G. (2022). Anomaly detection on attributed networks via contrastive self-supervised learning. </w:t>
+        <w:t xml:space="preserve">Liu, Y., Li, Z., Pan, S., Gong, C., Zhou, C., &amp; Karypis, G. (2022). Anomaly detection on attributed networks via contrastive self-supervised learning. </w:t>
       </w:r>
       <w:r>
         <w:rPr>
@@ -13001,23 +14395,7 @@
           <w:rFonts w:asciiTheme="majorBidi" w:hAnsiTheme="majorBidi" w:cstheme="majorBidi"/>
           <w:lang w:val="en-US"/>
         </w:rPr>
-        <w:t xml:space="preserve">Mai, T., Yao, H., Guo, S., &amp; Liu, Y. (2021). In-network computing powered mobile edge: Toward high performance industrial </w:t>
-      </w:r>
-      <w:proofErr w:type="spellStart"/>
-      <w:r>
-        <w:rPr>
-          <w:rFonts w:asciiTheme="majorBidi" w:hAnsiTheme="majorBidi" w:cstheme="majorBidi"/>
-          <w:lang w:val="en-US"/>
-        </w:rPr>
-        <w:t>iot</w:t>
-      </w:r>
-      <w:proofErr w:type="spellEnd"/>
-      <w:r>
-        <w:rPr>
-          <w:rFonts w:asciiTheme="majorBidi" w:hAnsiTheme="majorBidi" w:cstheme="majorBidi"/>
-          <w:lang w:val="en-US"/>
-        </w:rPr>
-        <w:t xml:space="preserve">. IEEE Network, 35(1), 289–295. </w:t>
+        <w:t xml:space="preserve">Mai, T., Yao, H., Guo, S., &amp; Liu, Y. (2021). In-network computing powered mobile edge: Toward high performance industrial iot. IEEE Network, 35(1), 289–295. </w:t>
       </w:r>
       <w:hyperlink r:id="rId56" w:history="1">
         <w:r>
@@ -13051,80 +14429,32 @@
           <w:rFonts w:asciiTheme="majorBidi" w:hAnsiTheme="majorBidi" w:cstheme="majorBidi"/>
           <w:lang w:val="en-US"/>
         </w:rPr>
-        <w:t xml:space="preserve">Medina, C., Devos, A., &amp; </w:t>
-      </w:r>
-      <w:proofErr w:type="spellStart"/>
+        <w:t>Medina, C., Devos, A., &amp; Grossglauser, M. (2020). Self-Supervised Prototypical Transfer Learning for Few-Shot Classification. ArXiv, abs/2006.11325.</w:t>
+      </w:r>
       <w:r>
         <w:rPr>
           <w:rFonts w:asciiTheme="majorBidi" w:hAnsiTheme="majorBidi" w:cstheme="majorBidi"/>
           <w:lang w:val="en-US"/>
         </w:rPr>
-        <w:t>Grossglauser</w:t>
-      </w:r>
-      <w:proofErr w:type="spellEnd"/>
-      <w:r>
+        <w:t xml:space="preserve"> </w:t>
+      </w:r>
+    </w:p>
+    <w:p>
+      <w:pPr>
+        <w:pStyle w:val="ThesisBody"/>
+        <w:ind w:left="720" w:hanging="720"/>
         <w:rPr>
           <w:rFonts w:asciiTheme="majorBidi" w:hAnsiTheme="majorBidi" w:cstheme="majorBidi"/>
           <w:lang w:val="en-US"/>
         </w:rPr>
-        <w:t xml:space="preserve">, M. (2020). Self-Supervised Prototypical Transfer Learning for Few-Shot Classification. </w:t>
-      </w:r>
-      <w:proofErr w:type="spellStart"/>
+      </w:pPr>
       <w:r>
         <w:rPr>
           <w:rFonts w:asciiTheme="majorBidi" w:hAnsiTheme="majorBidi" w:cstheme="majorBidi"/>
           <w:lang w:val="en-US"/>
         </w:rPr>
-        <w:t>ArXiv</w:t>
-      </w:r>
-      <w:proofErr w:type="spellEnd"/>
-      <w:r>
-        <w:rPr>
-          <w:rFonts w:asciiTheme="majorBidi" w:hAnsiTheme="majorBidi" w:cstheme="majorBidi"/>
-          <w:lang w:val="en-US"/>
-        </w:rPr>
-        <w:t>, abs/2006.11325.</w:t>
-      </w:r>
-      <w:r>
-        <w:rPr>
-          <w:rFonts w:asciiTheme="majorBidi" w:hAnsiTheme="majorBidi" w:cstheme="majorBidi"/>
-          <w:lang w:val="en-US"/>
-        </w:rPr>
-        <w:t xml:space="preserve"> </w:t>
-      </w:r>
-    </w:p>
-    <w:p>
-      <w:pPr>
-        <w:pStyle w:val="ThesisBody"/>
-        <w:ind w:left="720" w:hanging="720"/>
-        <w:rPr>
-          <w:rFonts w:asciiTheme="majorBidi" w:hAnsiTheme="majorBidi" w:cstheme="majorBidi"/>
-          <w:lang w:val="en-US"/>
-        </w:rPr>
-      </w:pPr>
-      <w:r>
-        <w:rPr>
-          <w:rFonts w:asciiTheme="majorBidi" w:hAnsiTheme="majorBidi" w:cstheme="majorBidi"/>
-          <w:lang w:val="en-US"/>
-        </w:rPr>
         <w:lastRenderedPageBreak/>
-        <w:t xml:space="preserve">Nizam, H., Zafar, S., </w:t>
-      </w:r>
-      <w:proofErr w:type="spellStart"/>
-      <w:r>
-        <w:rPr>
-          <w:rFonts w:asciiTheme="majorBidi" w:hAnsiTheme="majorBidi" w:cstheme="majorBidi"/>
-          <w:lang w:val="en-US"/>
-        </w:rPr>
-        <w:t>Lv</w:t>
-      </w:r>
-      <w:proofErr w:type="spellEnd"/>
-      <w:r>
-        <w:rPr>
-          <w:rFonts w:asciiTheme="majorBidi" w:hAnsiTheme="majorBidi" w:cstheme="majorBidi"/>
-          <w:lang w:val="en-US"/>
-        </w:rPr>
-        <w:t xml:space="preserve">, Z., Wang, F., &amp; Hu, X. (2022). Real-time deep anomaly detection framework for multivariate time-series data in industrial IOT. IEEE Sensors Journal, 22(23), 22836–22849. </w:t>
+        <w:t xml:space="preserve">Nizam, H., Zafar, S., Lv, Z., Wang, F., &amp; Hu, X. (2022). Real-time deep anomaly detection framework for multivariate time-series data in industrial IOT. IEEE Sensors Journal, 22(23), 22836–22849. </w:t>
       </w:r>
       <w:hyperlink r:id="rId57" w:history="1">
         <w:r>
@@ -13346,23 +14676,7 @@
           <w:rFonts w:asciiTheme="majorBidi" w:hAnsiTheme="majorBidi" w:cstheme="majorBidi"/>
           <w:lang w:val="en-US"/>
         </w:rPr>
-        <w:t xml:space="preserve">Qiu, T., Chi, J., Zhou, X., Ning, Z., </w:t>
-      </w:r>
-      <w:proofErr w:type="spellStart"/>
-      <w:r>
-        <w:rPr>
-          <w:rFonts w:asciiTheme="majorBidi" w:hAnsiTheme="majorBidi" w:cstheme="majorBidi"/>
-          <w:lang w:val="en-US"/>
-        </w:rPr>
-        <w:t>Atiquzzaman</w:t>
-      </w:r>
-      <w:proofErr w:type="spellEnd"/>
-      <w:r>
-        <w:rPr>
-          <w:rFonts w:asciiTheme="majorBidi" w:hAnsiTheme="majorBidi" w:cstheme="majorBidi"/>
-          <w:lang w:val="en-US"/>
-        </w:rPr>
-        <w:t xml:space="preserve">, M., &amp; Wu, D. O. (2020). Edge computing in industrial internet of things: Architecture, advances and challenges. IEEE Communications Surveys &amp;amp; Tutorials, 22(4), 2462–2488. https://doi.org/10.1109/comst.2020.3009103 </w:t>
+        <w:t xml:space="preserve">Qiu, T., Chi, J., Zhou, X., Ning, Z., Atiquzzaman, M., &amp; Wu, D. O. (2020). Edge computing in industrial internet of things: Architecture, advances and challenges. IEEE Communications Surveys &amp;amp; Tutorials, 22(4), 2462–2488. https://doi.org/10.1109/comst.2020.3009103 </w:t>
       </w:r>
     </w:p>
     <w:p>
@@ -13481,56 +14795,24 @@
           <w:rFonts w:asciiTheme="majorBidi" w:hAnsiTheme="majorBidi" w:cstheme="majorBidi"/>
           <w:lang w:val="en-US"/>
         </w:rPr>
-        <w:t xml:space="preserve">Santos, J., Tran, T., &amp; Rippel, O. (2023). Optimizing PatchCore for Few/many-shot Anomaly Detection. </w:t>
-      </w:r>
-      <w:proofErr w:type="spellStart"/>
-      <w:r>
+        <w:t>Santos, J., Tran, T., &amp; Rippel, O. (2023). Optimizing PatchCore for Few/many-shot Anomaly Detection. ArXiv, abs/2307.10792. https://doi.org/10.48550/arXiv.2307.10792.</w:t>
+      </w:r>
+    </w:p>
+    <w:p>
+      <w:pPr>
+        <w:pStyle w:val="ThesisBody"/>
+        <w:ind w:left="720" w:hanging="720"/>
         <w:rPr>
           <w:rFonts w:asciiTheme="majorBidi" w:hAnsiTheme="majorBidi" w:cstheme="majorBidi"/>
           <w:lang w:val="en-US"/>
         </w:rPr>
-        <w:t>ArXiv</w:t>
-      </w:r>
-      <w:proofErr w:type="spellEnd"/>
+      </w:pPr>
       <w:r>
         <w:rPr>
           <w:rFonts w:asciiTheme="majorBidi" w:hAnsiTheme="majorBidi" w:cstheme="majorBidi"/>
           <w:lang w:val="en-US"/>
         </w:rPr>
-        <w:t>, abs/2307.10792. https://doi.org/10.48550/arXiv.2307.10792.</w:t>
-      </w:r>
-    </w:p>
-    <w:p>
-      <w:pPr>
-        <w:pStyle w:val="ThesisBody"/>
-        <w:ind w:left="720" w:hanging="720"/>
-        <w:rPr>
-          <w:rFonts w:asciiTheme="majorBidi" w:hAnsiTheme="majorBidi" w:cstheme="majorBidi"/>
-          <w:lang w:val="en-US"/>
-        </w:rPr>
-      </w:pPr>
-      <w:r>
-        <w:rPr>
-          <w:rFonts w:asciiTheme="majorBidi" w:hAnsiTheme="majorBidi" w:cstheme="majorBidi"/>
-          <w:lang w:val="en-US"/>
-        </w:rPr>
-        <w:t xml:space="preserve">Shah, G., &amp; Tiwari, A. (2018). Anomaly detection in </w:t>
-      </w:r>
-      <w:proofErr w:type="spellStart"/>
-      <w:r>
-        <w:rPr>
-          <w:rFonts w:asciiTheme="majorBidi" w:hAnsiTheme="majorBidi" w:cstheme="majorBidi"/>
-          <w:lang w:val="en-US"/>
-        </w:rPr>
-        <w:t>Iiot</w:t>
-      </w:r>
-      <w:proofErr w:type="spellEnd"/>
-      <w:r>
-        <w:rPr>
-          <w:rFonts w:asciiTheme="majorBidi" w:hAnsiTheme="majorBidi" w:cstheme="majorBidi"/>
-          <w:lang w:val="en-US"/>
-        </w:rPr>
-        <w:t xml:space="preserve">. Proceedings of the ACM India Joint International Conference on Data Science and Management of Data. </w:t>
+        <w:t xml:space="preserve">Shah, G., &amp; Tiwari, A. (2018). Anomaly detection in Iiot. Proceedings of the ACM India Joint International Conference on Data Science and Management of Data. </w:t>
       </w:r>
       <w:hyperlink r:id="rId65" w:history="1">
         <w:r>
@@ -13565,56 +14847,24 @@
           <w:lang w:val="en-US"/>
         </w:rPr>
         <w:lastRenderedPageBreak/>
-        <w:t xml:space="preserve">Simard, N., &amp; Lagrange, G. (2021). Improving Few-Shot Learning with Auxiliary Self-Supervised Pretext Tasks. </w:t>
-      </w:r>
-      <w:proofErr w:type="spellStart"/>
-      <w:r>
+        <w:t>Simard, N., &amp; Lagrange, G. (2021). Improving Few-Shot Learning with Auxiliary Self-Supervised Pretext Tasks. ArXiv, abs/2101.09825.</w:t>
+      </w:r>
+    </w:p>
+    <w:p>
+      <w:pPr>
+        <w:pStyle w:val="ThesisBody"/>
+        <w:ind w:left="720" w:hanging="720"/>
         <w:rPr>
           <w:rFonts w:asciiTheme="majorBidi" w:hAnsiTheme="majorBidi" w:cstheme="majorBidi"/>
           <w:lang w:val="en-US"/>
         </w:rPr>
-        <w:t>ArXiv</w:t>
-      </w:r>
-      <w:proofErr w:type="spellEnd"/>
+      </w:pPr>
       <w:r>
         <w:rPr>
           <w:rFonts w:asciiTheme="majorBidi" w:hAnsiTheme="majorBidi" w:cstheme="majorBidi"/>
           <w:lang w:val="en-US"/>
         </w:rPr>
-        <w:t>, abs/2101.09825.</w:t>
-      </w:r>
-    </w:p>
-    <w:p>
-      <w:pPr>
-        <w:pStyle w:val="ThesisBody"/>
-        <w:ind w:left="720" w:hanging="720"/>
-        <w:rPr>
-          <w:rFonts w:asciiTheme="majorBidi" w:hAnsiTheme="majorBidi" w:cstheme="majorBidi"/>
-          <w:lang w:val="en-US"/>
-        </w:rPr>
-      </w:pPr>
-      <w:r>
-        <w:rPr>
-          <w:rFonts w:asciiTheme="majorBidi" w:hAnsiTheme="majorBidi" w:cstheme="majorBidi"/>
-          <w:lang w:val="en-US"/>
-        </w:rPr>
-        <w:t xml:space="preserve">Sodhro, A. H., </w:t>
-      </w:r>
-      <w:proofErr w:type="spellStart"/>
-      <w:r>
-        <w:rPr>
-          <w:rFonts w:asciiTheme="majorBidi" w:hAnsiTheme="majorBidi" w:cstheme="majorBidi"/>
-          <w:lang w:val="en-US"/>
-        </w:rPr>
-        <w:t>Pirbhulal</w:t>
-      </w:r>
-      <w:proofErr w:type="spellEnd"/>
-      <w:r>
-        <w:rPr>
-          <w:rFonts w:asciiTheme="majorBidi" w:hAnsiTheme="majorBidi" w:cstheme="majorBidi"/>
-          <w:lang w:val="en-US"/>
-        </w:rPr>
-        <w:t xml:space="preserve">, S., &amp; de Albuquerque, V. H. (2019). Artificial intelligence-driven mechanism for edge computing-based industrial applications. IEEE Transactions on Industrial Informatics, 15(7), 4235–4243. </w:t>
+        <w:t xml:space="preserve">Sodhro, A. H., Pirbhulal, S., &amp; de Albuquerque, V. H. (2019). Artificial intelligence-driven mechanism for edge computing-based industrial applications. IEEE Transactions on Industrial Informatics, 15(7), 4235–4243. </w:t>
       </w:r>
       <w:hyperlink r:id="rId66" w:history="1">
         <w:r>
@@ -13683,7 +14933,6 @@
         </w:rPr>
         <w:t>Sun, G., Liu, Z., Wen, L., Shi, J., &amp; Xu, C. (2021). Anomaly Crossing: A New Method for Video Anomaly Detection as Cross-domain Few-shot Learning. </w:t>
       </w:r>
-      <w:proofErr w:type="spellStart"/>
       <w:r>
         <w:rPr>
           <w:rFonts w:asciiTheme="majorBidi" w:hAnsiTheme="majorBidi" w:cstheme="majorBidi"/>
@@ -13693,7 +14942,6 @@
         </w:rPr>
         <w:t>ArXiv</w:t>
       </w:r>
-      <w:proofErr w:type="spellEnd"/>
       <w:r>
         <w:rPr>
           <w:rFonts w:asciiTheme="majorBidi" w:hAnsiTheme="majorBidi" w:cstheme="majorBidi"/>
@@ -13816,21 +15064,7 @@
         <w:rPr>
           <w:rFonts w:asciiTheme="majorBidi" w:hAnsiTheme="majorBidi" w:cstheme="majorBidi"/>
         </w:rPr>
-        <w:t xml:space="preserve">Wang, X., Garg, S., Lin, H., Hu, J., </w:t>
-      </w:r>
-      <w:proofErr w:type="spellStart"/>
-      <w:r>
-        <w:rPr>
-          <w:rFonts w:asciiTheme="majorBidi" w:hAnsiTheme="majorBidi" w:cstheme="majorBidi"/>
-        </w:rPr>
-        <w:t>Kaddoum</w:t>
-      </w:r>
-      <w:proofErr w:type="spellEnd"/>
-      <w:r>
-        <w:rPr>
-          <w:rFonts w:asciiTheme="majorBidi" w:hAnsiTheme="majorBidi" w:cstheme="majorBidi"/>
-        </w:rPr>
-        <w:t xml:space="preserve">, G., Jalil Piran, Md., &amp; Hossain, M. S. (2022). Toward accurate anomaly detection in industrial internet of things using hierarchical federated learning. </w:t>
+        <w:t xml:space="preserve">Wang, X., Garg, S., Lin, H., Hu, J., Kaddoum, G., Jalil Piran, Md., &amp; Hossain, M. S. (2022). Toward accurate anomaly detection in industrial internet of things using hierarchical federated learning. </w:t>
       </w:r>
       <w:r>
         <w:rPr>
@@ -13924,23 +15158,7 @@
           <w:rFonts w:asciiTheme="majorBidi" w:hAnsiTheme="majorBidi" w:cstheme="majorBidi"/>
           <w:lang w:val="en-US"/>
         </w:rPr>
-        <w:t xml:space="preserve">Wang, X., Garg, S., Lin, H., Hu, J., </w:t>
-      </w:r>
-      <w:proofErr w:type="spellStart"/>
-      <w:r>
-        <w:rPr>
-          <w:rFonts w:asciiTheme="majorBidi" w:hAnsiTheme="majorBidi" w:cstheme="majorBidi"/>
-          <w:lang w:val="en-US"/>
-        </w:rPr>
-        <w:t>Kaddoum</w:t>
-      </w:r>
-      <w:proofErr w:type="spellEnd"/>
-      <w:r>
-        <w:rPr>
-          <w:rFonts w:asciiTheme="majorBidi" w:hAnsiTheme="majorBidi" w:cstheme="majorBidi"/>
-          <w:lang w:val="en-US"/>
-        </w:rPr>
-        <w:t xml:space="preserve">, G., Jalil Piran, Md., &amp; Hossain, M. S. (2022). Toward accurate anomaly detection in industrial internet of things using hierarchical federated learning. IEEE Internet of Things Journal, 9(10), 7110–7119. </w:t>
+        <w:t xml:space="preserve">Wang, X., Garg, S., Lin, H., Hu, J., Kaddoum, G., Jalil Piran, Md., &amp; Hossain, M. S. (2022). Toward accurate anomaly detection in industrial internet of things using hierarchical federated learning. IEEE Internet of Things Journal, 9(10), 7110–7119. </w:t>
       </w:r>
       <w:hyperlink r:id="rId72" w:history="1">
         <w:r>
@@ -14225,21 +15443,7 @@
         <w:rPr>
           <w:rFonts w:asciiTheme="majorBidi" w:hAnsiTheme="majorBidi" w:cstheme="majorBidi"/>
         </w:rPr>
-        <w:t xml:space="preserve">Zhang, Y., Zheng, Y., Xu, X., &amp; Wang, J. (2022). How Well Do Self-Supervised Methods Perform in Cross-Domain Few-Shot Learning?. </w:t>
-      </w:r>
-      <w:proofErr w:type="spellStart"/>
-      <w:r>
-        <w:rPr>
-          <w:rFonts w:asciiTheme="majorBidi" w:hAnsiTheme="majorBidi" w:cstheme="majorBidi"/>
-        </w:rPr>
-        <w:t>ArXiv</w:t>
-      </w:r>
-      <w:proofErr w:type="spellEnd"/>
-      <w:r>
-        <w:rPr>
-          <w:rFonts w:asciiTheme="majorBidi" w:hAnsiTheme="majorBidi" w:cstheme="majorBidi"/>
-        </w:rPr>
-        <w:t>, abs/2202.09014.</w:t>
+        <w:t>Zhang, Y., Zheng, Y., Xu, X., &amp; Wang, J. (2022). How Well Do Self-Supervised Methods Perform in Cross-Domain Few-Shot Learning?. ArXiv, abs/2202.09014.</w:t>
       </w:r>
     </w:p>
     <w:p>
@@ -14897,35 +16101,7 @@
               <w:rPr>
                 <w:lang w:val="en-SG"/>
               </w:rPr>
-              <w:t xml:space="preserve">Bhupal Naik D. S., </w:t>
-            </w:r>
-            <w:proofErr w:type="spellStart"/>
-            <w:r>
-              <w:rPr>
-                <w:lang w:val="en-SG"/>
-              </w:rPr>
-              <w:t>Dondeti</w:t>
-            </w:r>
-            <w:proofErr w:type="spellEnd"/>
-            <w:r>
-              <w:rPr>
-                <w:lang w:val="en-SG"/>
-              </w:rPr>
-              <w:t xml:space="preserve">, V., &amp; Balakrishna, S. (2022). Comparative analysis of machine learning-based algorithms for detection of anomalies in </w:t>
-            </w:r>
-            <w:proofErr w:type="spellStart"/>
-            <w:r>
-              <w:rPr>
-                <w:lang w:val="en-SG"/>
-              </w:rPr>
-              <w:t>Iiot</w:t>
-            </w:r>
-            <w:proofErr w:type="spellEnd"/>
-            <w:r>
-              <w:rPr>
-                <w:lang w:val="en-SG"/>
-              </w:rPr>
-              <w:t xml:space="preserve">. International Journal of Information Retrieval Research, 12(1), 1–55. </w:t>
+              <w:t xml:space="preserve">Bhupal Naik D. S., Dondeti, V., &amp; Balakrishna, S. (2022). Comparative analysis of machine learning-based algorithms for detection of anomalies in Iiot. International Journal of Information Retrieval Research, 12(1), 1–55. </w:t>
             </w:r>
             <w:hyperlink r:id="rId80" w:history="1">
               <w:r>
@@ -15077,19 +16253,11 @@
                 <w:lang w:val="en-US"/>
               </w:rPr>
             </w:pPr>
-            <w:proofErr w:type="spellStart"/>
             <w:r>
               <w:rPr>
                 <w:lang w:val="en-SG"/>
               </w:rPr>
-              <w:t>Borsatti</w:t>
-            </w:r>
-            <w:proofErr w:type="spellEnd"/>
-            <w:r>
-              <w:rPr>
-                <w:lang w:val="en-SG"/>
-              </w:rPr>
-              <w:t xml:space="preserve">, D., Davoli, G., Cerroni, W., &amp; Raffaelli, C. (2021). Enabling industrial IOT as a service with Multi-Access Edge Computing. IEEE Communications Magazine, 59(8), 21–27. </w:t>
+              <w:t xml:space="preserve">Borsatti, D., Davoli, G., Cerroni, W., &amp; Raffaelli, C. (2021). Enabling industrial IOT as a service with Multi-Access Edge Computing. IEEE Communications Magazine, 59(8), 21–27. </w:t>
             </w:r>
             <w:hyperlink r:id="rId81" w:history="1">
               <w:r>
@@ -15254,21 +16422,7 @@
               <w:rPr>
                 <w:lang w:val="en-US"/>
               </w:rPr>
-              <w:t xml:space="preserve">Buşoniu, L., de Bruin, T., Tolić, D., Kober, J., &amp; </w:t>
-            </w:r>
-            <w:proofErr w:type="spellStart"/>
-            <w:r>
-              <w:rPr>
-                <w:lang w:val="en-US"/>
-              </w:rPr>
-              <w:t>Palunko</w:t>
-            </w:r>
-            <w:proofErr w:type="spellEnd"/>
-            <w:r>
-              <w:rPr>
-                <w:lang w:val="en-US"/>
-              </w:rPr>
-              <w:t xml:space="preserve">, I. (2018). Reinforcement learning for control: Performance, stability, and deep approximators. Annual Reviews in Control, 46, 8–28. </w:t>
+              <w:t xml:space="preserve">Buşoniu, L., de Bruin, T., Tolić, D., Kober, J., &amp; Palunko, I. (2018). Reinforcement learning for control: Performance, stability, and deep approximators. Annual Reviews in Control, 46, 8–28. </w:t>
             </w:r>
             <w:hyperlink r:id="rId82" w:history="1">
               <w:r>
@@ -15596,21 +16750,7 @@
                 <w:lang w:val="en-SG"/>
               </w:rPr>
               <w:lastRenderedPageBreak/>
-              <w:t xml:space="preserve">Chen, B., Wan, J., </w:t>
-            </w:r>
-            <w:proofErr w:type="spellStart"/>
-            <w:r>
-              <w:rPr>
-                <w:lang w:val="en-SG"/>
-              </w:rPr>
-              <w:t>Celesti</w:t>
-            </w:r>
-            <w:proofErr w:type="spellEnd"/>
-            <w:r>
-              <w:rPr>
-                <w:lang w:val="en-SG"/>
-              </w:rPr>
-              <w:t xml:space="preserve">, A., Li, D., Abbas, H., &amp; Zhang, Q. (2018). Edge computing in IOT-based manufacturing. IEEE Communications Magazine, 56(9), 103–109. </w:t>
+              <w:t xml:space="preserve">Chen, B., Wan, J., Celesti, A., Li, D., Abbas, H., &amp; Zhang, Q. (2018). Edge computing in IOT-based manufacturing. IEEE Communications Magazine, 56(9), 103–109. </w:t>
             </w:r>
             <w:hyperlink r:id="rId84" w:history="1">
               <w:r>
@@ -15769,35 +16909,7 @@
               <w:rPr>
                 <w:lang w:val="en-SG"/>
               </w:rPr>
-              <w:t xml:space="preserve">Chen, M., Du, J., </w:t>
-            </w:r>
-            <w:proofErr w:type="spellStart"/>
-            <w:r>
-              <w:rPr>
-                <w:lang w:val="en-SG"/>
-              </w:rPr>
-              <w:t>Pasunuru</w:t>
-            </w:r>
-            <w:proofErr w:type="spellEnd"/>
-            <w:r>
-              <w:rPr>
-                <w:lang w:val="en-SG"/>
-              </w:rPr>
-              <w:t xml:space="preserve">, R., Mihaylov, T., Iyer, S., Stoyanov, V., &amp; </w:t>
-            </w:r>
-            <w:proofErr w:type="spellStart"/>
-            <w:r>
-              <w:rPr>
-                <w:lang w:val="en-SG"/>
-              </w:rPr>
-              <w:t>Kozareva</w:t>
-            </w:r>
-            <w:proofErr w:type="spellEnd"/>
-            <w:r>
-              <w:rPr>
-                <w:lang w:val="en-SG"/>
-              </w:rPr>
-              <w:t xml:space="preserve">, Z. (2022). Improving in-context few-shot learning via self-supervised training. Proceedings of the 2022 Conference of the North American Chapter of the Association for Computational Linguistics: Human Language Technologies. </w:t>
+              <w:t xml:space="preserve">Chen, M., Du, J., Pasunuru, R., Mihaylov, T., Iyer, S., Stoyanov, V., &amp; Kozareva, Z. (2022). Improving in-context few-shot learning via self-supervised training. Proceedings of the 2022 Conference of the North American Chapter of the Association for Computational Linguistics: Human Language Technologies. </w:t>
             </w:r>
             <w:hyperlink r:id="rId85" w:history="1">
               <w:r>
@@ -16156,21 +17268,8 @@
               <w:rPr>
                 <w:lang w:val="en-SG"/>
               </w:rPr>
-              <w:t xml:space="preserve">Dai, W., Nishi, H., </w:t>
-            </w:r>
-            <w:proofErr w:type="spellStart"/>
-            <w:r>
-              <w:rPr>
-                <w:lang w:val="en-SG"/>
-              </w:rPr>
-              <w:t>Vyatkin</w:t>
-            </w:r>
-            <w:proofErr w:type="spellEnd"/>
-            <w:r>
-              <w:rPr>
-                <w:lang w:val="en-SG"/>
-              </w:rPr>
-              <w:t xml:space="preserve">, V., Huang, V., Shi, Y., &amp; Guan, X. (2019). Industrial Edge Computing: Enabling Embedded Intelligence. IEEE Industrial Electronics Magazine, 13(4), 48–56. </w:t>
+              <w:lastRenderedPageBreak/>
+              <w:t xml:space="preserve">Dai, W., Nishi, H., Vyatkin, V., Huang, V., Shi, Y., &amp; Guan, X. (2019). Industrial Edge Computing: Enabling Embedded Intelligence. IEEE Industrial Electronics Magazine, 13(4), 48–56. </w:t>
             </w:r>
             <w:hyperlink r:id="rId87" w:history="1">
               <w:r>
@@ -16323,21 +17422,7 @@
               <w:rPr>
                 <w:lang w:val="en-SG"/>
               </w:rPr>
-              <w:t xml:space="preserve">Gidaris, S., Bursuc, A., </w:t>
-            </w:r>
-            <w:proofErr w:type="spellStart"/>
-            <w:r>
-              <w:rPr>
-                <w:lang w:val="en-SG"/>
-              </w:rPr>
-              <w:t>Komodakis</w:t>
-            </w:r>
-            <w:proofErr w:type="spellEnd"/>
-            <w:r>
-              <w:rPr>
-                <w:lang w:val="en-SG"/>
-              </w:rPr>
-              <w:t xml:space="preserve">, N., Perez, P. P., &amp; Cord, M. (2019). Boosting few-shot visual learning with self-supervision. 2019 IEEE/CVF International Conference on Computer Vision (ICCV), 8058–8067. </w:t>
+              <w:t xml:space="preserve">Gidaris, S., Bursuc, A., Komodakis, N., Perez, P. P., &amp; Cord, M. (2019). Boosting few-shot visual learning with self-supervision. 2019 IEEE/CVF International Conference on Computer Vision (ICCV), 8058–8067. </w:t>
             </w:r>
             <w:hyperlink r:id="rId88" w:history="1">
               <w:r>
@@ -16686,61 +17771,12 @@
                 <w:lang w:val="en-SG"/>
               </w:rPr>
             </w:pPr>
-            <w:proofErr w:type="spellStart"/>
             <w:r>
               <w:rPr>
                 <w:lang w:val="en-SG"/>
               </w:rPr>
-              <w:t>Hastbacka</w:t>
-            </w:r>
-            <w:proofErr w:type="spellEnd"/>
-            <w:r>
-              <w:rPr>
-                <w:lang w:val="en-SG"/>
-              </w:rPr>
-              <w:t xml:space="preserve">, D., Halme, J., Barna, L., </w:t>
-            </w:r>
-            <w:proofErr w:type="spellStart"/>
-            <w:r>
-              <w:rPr>
-                <w:lang w:val="en-SG"/>
-              </w:rPr>
-              <w:t>Hoikka</w:t>
-            </w:r>
-            <w:proofErr w:type="spellEnd"/>
-            <w:r>
-              <w:rPr>
-                <w:lang w:val="en-SG"/>
-              </w:rPr>
-              <w:t xml:space="preserve">, H., </w:t>
-            </w:r>
-            <w:proofErr w:type="spellStart"/>
-            <w:r>
-              <w:rPr>
-                <w:lang w:val="en-SG"/>
-              </w:rPr>
-              <w:t>Pettinen</w:t>
-            </w:r>
-            <w:proofErr w:type="spellEnd"/>
-            <w:r>
-              <w:rPr>
-                <w:lang w:val="en-SG"/>
-              </w:rPr>
-              <w:t xml:space="preserve">, H., Larranaga, M., </w:t>
-            </w:r>
-            <w:proofErr w:type="spellStart"/>
-            <w:r>
-              <w:rPr>
-                <w:lang w:val="en-SG"/>
-              </w:rPr>
-              <w:t>Bjorkbom</w:t>
-            </w:r>
-            <w:proofErr w:type="spellEnd"/>
-            <w:r>
-              <w:rPr>
-                <w:lang w:val="en-SG"/>
-              </w:rPr>
-              <w:t xml:space="preserve">, M., Mesia, H., Jaatinen, A., &amp; Elo, M. (2022). Dynamic edge and cloud service integration for industrial IOT and production monitoring applications of industrial cyber-physical systems. IEEE Transactions on Industrial Informatics, 18(1), 498–508. </w:t>
+              <w:lastRenderedPageBreak/>
+              <w:t xml:space="preserve">Hastbacka, D., Halme, J., Barna, L., Hoikka, H., Pettinen, H., Larranaga, M., Bjorkbom, M., Mesia, H., Jaatinen, A., &amp; Elo, M. (2022). Dynamic edge and cloud service integration for industrial IOT and production monitoring applications of industrial cyber-physical systems. IEEE Transactions on Industrial Informatics, 18(1), 498–508. </w:t>
             </w:r>
             <w:hyperlink r:id="rId90" w:history="1">
               <w:r>
@@ -17052,21 +18088,7 @@
               <w:rPr>
                 <w:lang w:val="en-SG"/>
               </w:rPr>
-              <w:t xml:space="preserve">Ji, Z., Zou, X., Huang, T., &amp; Wu, S. (2019). Unsupervised Few-shot Learning via Self-supervised Training. </w:t>
-            </w:r>
-            <w:proofErr w:type="spellStart"/>
-            <w:r>
-              <w:rPr>
-                <w:lang w:val="en-SG"/>
-              </w:rPr>
-              <w:t>ArXiv</w:t>
-            </w:r>
-            <w:proofErr w:type="spellEnd"/>
-            <w:r>
-              <w:rPr>
-                <w:lang w:val="en-SG"/>
-              </w:rPr>
-              <w:t>, abs/1912.12178</w:t>
+              <w:t>Ji, Z., Zou, X., Huang, T., &amp; Wu, S. (2019). Unsupervised Few-shot Learning via Self-supervised Training. ArXiv, abs/1912.12178</w:t>
             </w:r>
             <w:r>
               <w:rPr>
@@ -17210,21 +18232,7 @@
               <w:rPr>
                 <w:lang w:val="en-SG"/>
               </w:rPr>
-              <w:t xml:space="preserve">Liu, Y., Li, Z., Pan, S., Gong, C., Zhou, C., &amp; </w:t>
-            </w:r>
-            <w:proofErr w:type="spellStart"/>
-            <w:r>
-              <w:rPr>
-                <w:lang w:val="en-SG"/>
-              </w:rPr>
-              <w:t>Karypis</w:t>
-            </w:r>
-            <w:proofErr w:type="spellEnd"/>
-            <w:r>
-              <w:rPr>
-                <w:lang w:val="en-SG"/>
-              </w:rPr>
-              <w:t xml:space="preserve">, G. (2022). Anomaly detection on attributed networks via contrastive self-supervised learning. IEEE Transactions on Neural Networks and Learning Systems, 33(6), 2378–2392. </w:t>
+              <w:t xml:space="preserve">Liu, Y., Li, Z., Pan, S., Gong, C., Zhou, C., &amp; Karypis, G. (2022). Anomaly detection on attributed networks via contrastive self-supervised learning. IEEE Transactions on Neural Networks and Learning Systems, 33(6), 2378–2392. </w:t>
             </w:r>
             <w:hyperlink r:id="rId92" w:history="1">
               <w:r>
@@ -17573,21 +18581,8 @@
               <w:rPr>
                 <w:lang w:val="en-SG"/>
               </w:rPr>
-              <w:t xml:space="preserve">Mai, T., Yao, H., Guo, S., &amp; Liu, Y. (2021). In-network computing powered mobile edge: Toward high performance industrial </w:t>
-            </w:r>
-            <w:proofErr w:type="spellStart"/>
-            <w:r>
-              <w:rPr>
-                <w:lang w:val="en-SG"/>
-              </w:rPr>
-              <w:t>iot</w:t>
-            </w:r>
-            <w:proofErr w:type="spellEnd"/>
-            <w:r>
-              <w:rPr>
-                <w:lang w:val="en-SG"/>
-              </w:rPr>
-              <w:t xml:space="preserve">. IEEE Network, 35(1), 289–295. </w:t>
+              <w:lastRenderedPageBreak/>
+              <w:t xml:space="preserve">Mai, T., Yao, H., Guo, S., &amp; Liu, Y. (2021). In-network computing powered mobile edge: Toward high performance industrial iot. IEEE Network, 35(1), 289–295. </w:t>
             </w:r>
             <w:hyperlink r:id="rId94" w:history="1">
               <w:r>
@@ -17740,35 +18735,7 @@
               <w:rPr>
                 <w:lang w:val="en-SG"/>
               </w:rPr>
-              <w:t xml:space="preserve">Medina, C., Devos, A., &amp; </w:t>
-            </w:r>
-            <w:proofErr w:type="spellStart"/>
-            <w:r>
-              <w:rPr>
-                <w:lang w:val="en-SG"/>
-              </w:rPr>
-              <w:t>Grossglauser</w:t>
-            </w:r>
-            <w:proofErr w:type="spellEnd"/>
-            <w:r>
-              <w:rPr>
-                <w:lang w:val="en-SG"/>
-              </w:rPr>
-              <w:t xml:space="preserve">, M. (2020). Self-Supervised Prototypical Transfer Learning for Few-Shot Classification. </w:t>
-            </w:r>
-            <w:proofErr w:type="spellStart"/>
-            <w:r>
-              <w:rPr>
-                <w:lang w:val="en-SG"/>
-              </w:rPr>
-              <w:t>ArXiv</w:t>
-            </w:r>
-            <w:proofErr w:type="spellEnd"/>
-            <w:r>
-              <w:rPr>
-                <w:lang w:val="en-SG"/>
-              </w:rPr>
-              <w:t>, abs/2006.11325.</w:t>
+              <w:t>Medina, C., Devos, A., &amp; Grossglauser, M. (2020). Self-Supervised Prototypical Transfer Learning for Few-Shot Classification. ArXiv, abs/2006.11325.</w:t>
             </w:r>
             <w:r>
               <w:rPr>
@@ -17912,21 +18879,7 @@
               <w:rPr>
                 <w:lang w:val="en-SG"/>
               </w:rPr>
-              <w:t xml:space="preserve">Nizam, H., Zafar, S., </w:t>
-            </w:r>
-            <w:proofErr w:type="spellStart"/>
-            <w:r>
-              <w:rPr>
-                <w:lang w:val="en-SG"/>
-              </w:rPr>
-              <w:t>Lv</w:t>
-            </w:r>
-            <w:proofErr w:type="spellEnd"/>
-            <w:r>
-              <w:rPr>
-                <w:lang w:val="en-SG"/>
-              </w:rPr>
-              <w:t xml:space="preserve">, Z., Wang, F., &amp; Hu, X. (2022). </w:t>
+              <w:t xml:space="preserve">Nizam, H., Zafar, S., Lv, Z., Wang, F., &amp; Hu, X. (2022). </w:t>
             </w:r>
             <w:r>
               <w:rPr>
@@ -18126,6 +19079,7 @@
               <w:rPr>
                 <w:lang w:val="en-SG"/>
               </w:rPr>
+              <w:lastRenderedPageBreak/>
               <w:t xml:space="preserve">Palm, A., Metzger, A., &amp; Pohl, K. (2020). Online reinforcement learning for self-adaptive information systems. Lecture Notes in Computer Science, 169–184. </w:t>
             </w:r>
             <w:hyperlink r:id="rId96" w:history="1">
@@ -18601,21 +19555,7 @@
               <w:rPr>
                 <w:lang w:val="en-SG"/>
               </w:rPr>
-              <w:t xml:space="preserve">Qiu, T., Chi, J., Zhou, X., Ning, Z., </w:t>
-            </w:r>
-            <w:proofErr w:type="spellStart"/>
-            <w:r>
-              <w:rPr>
-                <w:lang w:val="en-SG"/>
-              </w:rPr>
-              <w:t>Atiquzzaman</w:t>
-            </w:r>
-            <w:proofErr w:type="spellEnd"/>
-            <w:r>
-              <w:rPr>
-                <w:lang w:val="en-SG"/>
-              </w:rPr>
-              <w:t xml:space="preserve">, M., &amp; Wu, D. O. (2020). Edge computing in industrial internet of things: Architecture, advances and challenges. IEEE Communications Surveys &amp;amp; Tutorials, 22(4), 2462–2488. </w:t>
+              <w:t xml:space="preserve">Qiu, T., Chi, J., Zhou, X., Ning, Z., Atiquzzaman, M., &amp; Wu, D. O. (2020). Edge computing in industrial internet of things: Architecture, advances and challenges. IEEE Communications Surveys &amp;amp; Tutorials, 22(4), 2462–2488. </w:t>
             </w:r>
             <w:hyperlink r:id="rId99" w:history="1">
               <w:r>
@@ -18968,6 +19908,7 @@
               <w:rPr>
                 <w:lang w:val="en-SG"/>
               </w:rPr>
+              <w:lastRenderedPageBreak/>
               <w:t xml:space="preserve">Ran, M., &amp; Xie, L. (2022). Adaptive observation-based efficient reinforcement learning for uncertain systems. IEEE Transactions on Neural Networks and Learning Systems, 33(10), 5492–5503. </w:t>
             </w:r>
             <w:hyperlink r:id="rId101" w:history="1">
@@ -19321,21 +20262,8 @@
               <w:rPr>
                 <w:lang w:val="en-SG"/>
               </w:rPr>
-              <w:t xml:space="preserve">Santos, J., Tran, T., &amp; Rippel, O. (2023). Optimizing PatchCore for Few/many-shot Anomaly Detection. </w:t>
-            </w:r>
-            <w:proofErr w:type="spellStart"/>
-            <w:r>
-              <w:rPr>
-                <w:lang w:val="en-SG"/>
-              </w:rPr>
-              <w:t>ArXiv</w:t>
-            </w:r>
-            <w:proofErr w:type="spellEnd"/>
-            <w:r>
-              <w:rPr>
-                <w:lang w:val="en-SG"/>
-              </w:rPr>
-              <w:t xml:space="preserve">, abs/2307.10792. </w:t>
+              <w:lastRenderedPageBreak/>
+              <w:t xml:space="preserve">Santos, J., Tran, T., &amp; Rippel, O. (2023). Optimizing PatchCore for Few/many-shot Anomaly Detection. ArXiv, abs/2307.10792. </w:t>
             </w:r>
             <w:hyperlink r:id="rId103" w:history="1">
               <w:r>
@@ -19494,21 +20422,7 @@
               <w:rPr>
                 <w:lang w:val="en-SG"/>
               </w:rPr>
-              <w:t xml:space="preserve">Shah, G., &amp; Tiwari, A. (2018). Anomaly detection in </w:t>
-            </w:r>
-            <w:proofErr w:type="spellStart"/>
-            <w:r>
-              <w:rPr>
-                <w:lang w:val="en-SG"/>
-              </w:rPr>
-              <w:t>Iiot</w:t>
-            </w:r>
-            <w:proofErr w:type="spellEnd"/>
-            <w:r>
-              <w:rPr>
-                <w:lang w:val="en-SG"/>
-              </w:rPr>
-              <w:t xml:space="preserve">. Proceedings of the ACM India Joint International Conference on Data Science and Management of Data. </w:t>
+              <w:t xml:space="preserve">Shah, G., &amp; Tiwari, A. (2018). Anomaly detection in Iiot. Proceedings of the ACM India Joint International Conference on Data Science and Management of Data. </w:t>
             </w:r>
             <w:hyperlink r:id="rId104" w:history="1">
               <w:r>
@@ -19692,21 +20606,8 @@
               <w:rPr>
                 <w:lang w:val="en-SG"/>
               </w:rPr>
-              <w:t xml:space="preserve">Simard, N., &amp; Lagrange, G. (2021). Improving Few-Shot Learning with Auxiliary Self-Supervised Pretext Tasks. </w:t>
-            </w:r>
-            <w:proofErr w:type="spellStart"/>
-            <w:r>
-              <w:rPr>
-                <w:lang w:val="en-SG"/>
-              </w:rPr>
-              <w:t>ArXiv</w:t>
-            </w:r>
-            <w:proofErr w:type="spellEnd"/>
-            <w:r>
-              <w:rPr>
-                <w:lang w:val="en-SG"/>
-              </w:rPr>
-              <w:t>, abs/2101.09825.</w:t>
+              <w:lastRenderedPageBreak/>
+              <w:t>Simard, N., &amp; Lagrange, G. (2021). Improving Few-Shot Learning with Auxiliary Self-Supervised Pretext Tasks. ArXiv, abs/2101.09825.</w:t>
             </w:r>
             <w:r>
               <w:rPr>
@@ -19850,21 +20751,7 @@
               <w:rPr>
                 <w:lang w:val="en-SG"/>
               </w:rPr>
-              <w:t xml:space="preserve">Sodhro, A. H., </w:t>
-            </w:r>
-            <w:proofErr w:type="spellStart"/>
-            <w:r>
-              <w:rPr>
-                <w:lang w:val="en-SG"/>
-              </w:rPr>
-              <w:t>Pirbhulal</w:t>
-            </w:r>
-            <w:proofErr w:type="spellEnd"/>
-            <w:r>
-              <w:rPr>
-                <w:lang w:val="en-SG"/>
-              </w:rPr>
-              <w:t xml:space="preserve">, S., &amp; de Albuquerque, V. H. (2019). Artificial intelligence-driven mechanism for edge computing-based industrial applications. IEEE Transactions on Industrial Informatics, 15(7), 4235–4243. </w:t>
+              <w:t xml:space="preserve">Sodhro, A. H., Pirbhulal, S., &amp; de Albuquerque, V. H. (2019). Artificial intelligence-driven mechanism for edge computing-based industrial applications. IEEE Transactions on Industrial Informatics, 15(7), 4235–4243. </w:t>
             </w:r>
             <w:hyperlink r:id="rId105" w:history="1">
               <w:r>
@@ -20178,21 +21065,7 @@
               <w:rPr>
                 <w:lang w:val="en-SG"/>
               </w:rPr>
-              <w:t xml:space="preserve">Sun, G., Liu, Z., Wen, L., Shi, J., &amp; Xu, C. (2021). Anomaly Crossing: A New Method for Video Anomaly Detection as Cross-domain Few-shot Learning. </w:t>
-            </w:r>
-            <w:proofErr w:type="spellStart"/>
-            <w:r>
-              <w:rPr>
-                <w:lang w:val="en-SG"/>
-              </w:rPr>
-              <w:t>ArXiv</w:t>
-            </w:r>
-            <w:proofErr w:type="spellEnd"/>
-            <w:r>
-              <w:rPr>
-                <w:lang w:val="en-SG"/>
-              </w:rPr>
-              <w:t>, abs/2112.06320.</w:t>
+              <w:t>Sun, G., Liu, Z., Wen, L., Shi, J., &amp; Xu, C. (2021). Anomaly Crossing: A New Method for Video Anomaly Detection as Cross-domain Few-shot Learning. ArXiv, abs/2112.06320.</w:t>
             </w:r>
             <w:r>
               <w:rPr>
@@ -20529,6 +21402,7 @@
               <w:rPr>
                 <w:lang w:val="en-SG"/>
               </w:rPr>
+              <w:lastRenderedPageBreak/>
               <w:t xml:space="preserve">Wang, T., Wang, P., Cai, S., Ma, Y., Liu, A., &amp; Xie, M. (2020). A unified trustworthy environment establishment based on Edge Computing in industrial IOT. IEEE Transactions on Industrial Informatics, 16(9), 6083–6091. </w:t>
             </w:r>
             <w:hyperlink r:id="rId108" w:history="1">
@@ -20682,21 +21556,7 @@
               <w:rPr>
                 <w:lang w:val="en-SG"/>
               </w:rPr>
-              <w:t xml:space="preserve">Wang, X., Garg, S., Lin, H., Hu, J., </w:t>
-            </w:r>
-            <w:proofErr w:type="spellStart"/>
-            <w:r>
-              <w:rPr>
-                <w:lang w:val="en-SG"/>
-              </w:rPr>
-              <w:t>Kaddoum</w:t>
-            </w:r>
-            <w:proofErr w:type="spellEnd"/>
-            <w:r>
-              <w:rPr>
-                <w:lang w:val="en-SG"/>
-              </w:rPr>
-              <w:t xml:space="preserve">, G., Jalil Piran, Md., &amp; Hossain, M. S. (2022). Toward accurate anomaly detection in industrial internet of things using hierarchical federated learning. IEEE Internet of Things Journal, 9(10), 7110–7119. </w:t>
+              <w:t xml:space="preserve">Wang, X., Garg, S., Lin, H., Hu, J., Kaddoum, G., Jalil Piran, Md., &amp; Hossain, M. S. (2022). Toward accurate anomaly detection in industrial internet of things using hierarchical federated learning. IEEE Internet of Things Journal, 9(10), 7110–7119. </w:t>
             </w:r>
             <w:hyperlink r:id="rId109" w:history="1">
               <w:r>
@@ -21162,21 +22022,7 @@
               <w:rPr>
                 <w:lang w:val="en-SG"/>
               </w:rPr>
-              <w:t xml:space="preserve">Zhang, Y., Zheng, Y., Xu, X., &amp; Wang, J. (2022). How Well Do Self-Supervised Methods Perform in Cross-Domain Few-Shot Learning?. </w:t>
-            </w:r>
-            <w:proofErr w:type="spellStart"/>
-            <w:r>
-              <w:rPr>
-                <w:lang w:val="en-SG"/>
-              </w:rPr>
-              <w:t>ArXiv</w:t>
-            </w:r>
-            <w:proofErr w:type="spellEnd"/>
-            <w:r>
-              <w:rPr>
-                <w:lang w:val="en-SG"/>
-              </w:rPr>
-              <w:t>, abs/2202.09014.</w:t>
+              <w:t>Zhang, Y., Zheng, Y., Xu, X., &amp; Wang, J. (2022). How Well Do Self-Supervised Methods Perform in Cross-Domain Few-Shot Learning?. ArXiv, abs/2202.09014.</w:t>
             </w:r>
             <w:r>
               <w:rPr>
@@ -26814,7 +27660,6 @@
   <w:style w:type="character" w:default="1" w:styleId="DefaultParagraphFont">
     <w:name w:val="Default Paragraph Font"/>
     <w:uiPriority w:val="1"/>
-    <w:semiHidden/>
     <w:unhideWhenUsed/>
   </w:style>
   <w:style w:type="table" w:default="1" w:styleId="TableNormal">
@@ -27896,23 +28741,6 @@
 </file>
 
 <file path=customXml/item1.xml><?xml version="1.0" encoding="utf-8"?>
-<p:properties xmlns:p="http://schemas.microsoft.com/office/2006/metadata/properties" xmlns:xsi="http://www.w3.org/2001/XMLSchema-instance" xmlns:pc="http://schemas.microsoft.com/office/infopath/2007/PartnerControls">
-  <documentManagement>
-    <_activity xmlns="13005ccf-fbd1-4a0f-ac20-f00f141b1da7" xsi:nil="true"/>
-  </documentManagement>
-</p:properties>
-</file>
-
-<file path=customXml/item2.xml><?xml version="1.0" encoding="utf-8"?>
-<?mso-contentType ?>
-<FormTemplates xmlns="http://schemas.microsoft.com/sharepoint/v3/contenttype/forms">
-  <Display>DocumentLibraryForm</Display>
-  <Edit>DocumentLibraryForm</Edit>
-  <New>DocumentLibraryForm</New>
-</FormTemplates>
-</file>
-
-<file path=customXml/item3.xml><?xml version="1.0" encoding="utf-8"?>
 <ct:contentTypeSchema xmlns:ct="http://schemas.microsoft.com/office/2006/metadata/contentType" xmlns:ma="http://schemas.microsoft.com/office/2006/metadata/properties/metaAttributes" ct:_="" ma:_="" ma:contentTypeName="Document" ma:contentTypeID="0x0101000959EF75487AA1449D8FD9DF7BD65DA7" ma:contentTypeVersion="5" ma:contentTypeDescription="Create a new document." ma:contentTypeScope="" ma:versionID="b323858b6e0b6b6b3d8c34076a133406">
   <xsd:schema xmlns:xsd="http://www.w3.org/2001/XMLSchema" xmlns:xs="http://www.w3.org/2001/XMLSchema" xmlns:p="http://schemas.microsoft.com/office/2006/metadata/properties" xmlns:ns3="13005ccf-fbd1-4a0f-ac20-f00f141b1da7" targetNamespace="http://schemas.microsoft.com/office/2006/metadata/properties" ma:root="true" ma:fieldsID="baeedc5ccc8e9d6aa6a605ab20301749" ns3:_="">
     <xsd:import namespace="13005ccf-fbd1-4a0f-ac20-f00f141b1da7"/>
@@ -28062,29 +28890,28 @@
 </ct:contentTypeSchema>
 </file>
 
-<file path=customXml/item4.xml><?xml version="1.0" encoding="utf-8"?>
+<file path=customXml/item2.xml><?xml version="1.0" encoding="utf-8"?>
+<p:properties xmlns:p="http://schemas.microsoft.com/office/2006/metadata/properties" xmlns:xsi="http://www.w3.org/2001/XMLSchema-instance" xmlns:pc="http://schemas.microsoft.com/office/infopath/2007/PartnerControls">
+  <documentManagement>
+    <_activity xmlns="13005ccf-fbd1-4a0f-ac20-f00f141b1da7" xsi:nil="true"/>
+  </documentManagement>
+</p:properties>
+</file>
+
+<file path=customXml/item3.xml><?xml version="1.0" encoding="utf-8"?>
 <b:Sources xmlns:b="http://schemas.openxmlformats.org/officeDocument/2006/bibliography" xmlns="http://schemas.openxmlformats.org/officeDocument/2006/bibliography" SelectedStyle="\APASixthEditionOfficeOnline.xsl" StyleName="APA" Version="6"/>
 </file>
 
-<file path=customXml/itemProps1.xml><?xml version="1.0" encoding="utf-8"?>
-<ds:datastoreItem xmlns:ds="http://schemas.openxmlformats.org/officeDocument/2006/customXml" ds:itemID="{3BFEEA32-C7D9-45DF-9DE6-9F7FAF99617E}">
-  <ds:schemaRefs>
-    <ds:schemaRef ds:uri="http://schemas.microsoft.com/office/2006/metadata/properties"/>
-    <ds:schemaRef ds:uri="http://schemas.microsoft.com/office/infopath/2007/PartnerControls"/>
-    <ds:schemaRef ds:uri="13005ccf-fbd1-4a0f-ac20-f00f141b1da7"/>
-  </ds:schemaRefs>
-</ds:datastoreItem>
+<file path=customXml/item4.xml><?xml version="1.0" encoding="utf-8"?>
+<?mso-contentType ?>
+<FormTemplates xmlns="http://schemas.microsoft.com/sharepoint/v3/contenttype/forms">
+  <Display>DocumentLibraryForm</Display>
+  <Edit>DocumentLibraryForm</Edit>
+  <New>DocumentLibraryForm</New>
+</FormTemplates>
 </file>
 
-<file path=customXml/itemProps2.xml><?xml version="1.0" encoding="utf-8"?>
-<ds:datastoreItem xmlns:ds="http://schemas.openxmlformats.org/officeDocument/2006/customXml" ds:itemID="{992DCAD9-F077-41EC-85AB-06A87F526601}">
-  <ds:schemaRefs>
-    <ds:schemaRef ds:uri="http://schemas.microsoft.com/sharepoint/v3/contenttype/forms"/>
-  </ds:schemaRefs>
-</ds:datastoreItem>
-</file>
-
-<file path=customXml/itemProps3.xml><?xml version="1.0" encoding="utf-8"?>
+<file path=customXml/itemProps1.xml><?xml version="1.0" encoding="utf-8"?>
 <ds:datastoreItem xmlns:ds="http://schemas.openxmlformats.org/officeDocument/2006/customXml" ds:itemID="{02BA5075-C420-4852-8103-31990A51C34D}">
   <ds:schemaRefs>
     <ds:schemaRef ds:uri="http://schemas.microsoft.com/office/2006/metadata/contentType"/>
@@ -28102,10 +28929,28 @@
 </ds:datastoreItem>
 </file>
 
-<file path=customXml/itemProps4.xml><?xml version="1.0" encoding="utf-8"?>
+<file path=customXml/itemProps2.xml><?xml version="1.0" encoding="utf-8"?>
+<ds:datastoreItem xmlns:ds="http://schemas.openxmlformats.org/officeDocument/2006/customXml" ds:itemID="{3BFEEA32-C7D9-45DF-9DE6-9F7FAF99617E}">
+  <ds:schemaRefs>
+    <ds:schemaRef ds:uri="http://schemas.microsoft.com/office/2006/metadata/properties"/>
+    <ds:schemaRef ds:uri="http://schemas.microsoft.com/office/infopath/2007/PartnerControls"/>
+    <ds:schemaRef ds:uri="13005ccf-fbd1-4a0f-ac20-f00f141b1da7"/>
+  </ds:schemaRefs>
+</ds:datastoreItem>
+</file>
+
+<file path=customXml/itemProps3.xml><?xml version="1.0" encoding="utf-8"?>
 <ds:datastoreItem xmlns:ds="http://schemas.openxmlformats.org/officeDocument/2006/customXml" ds:itemID="{79FAE151-758C-448F-8A86-5C297C841238}">
   <ds:schemaRefs>
     <ds:schemaRef ds:uri="http://schemas.openxmlformats.org/officeDocument/2006/bibliography"/>
   </ds:schemaRefs>
 </ds:datastoreItem>
+</file>
+
+<file path=customXml/itemProps4.xml><?xml version="1.0" encoding="utf-8"?>
+<ds:datastoreItem xmlns:ds="http://schemas.openxmlformats.org/officeDocument/2006/customXml" ds:itemID="{992DCAD9-F077-41EC-85AB-06A87F526601}">
+  <ds:schemaRefs>
+    <ds:schemaRef ds:uri="http://schemas.microsoft.com/sharepoint/v3/contenttype/forms"/>
+  </ds:schemaRefs>
+</ds:datastoreItem>
 </file>
--- a/docs/report.docx
+++ b/docs/report.docx
@@ -2507,7 +2507,10 @@
         <w:pStyle w:val="TC-LT"/>
       </w:pPr>
       <w:r>
-        <w:t>Figure 3.1: Flowchart of research methodology</w:t>
+        <w:t xml:space="preserve">Figure 3.1: </w:t>
+      </w:r>
+      <w:r>
+        <w:t>Good Solder</w:t>
       </w:r>
       <w:r>
         <w:tab/>
@@ -2519,7 +2522,10 @@
         <w:pStyle w:val="TC-LT"/>
       </w:pPr>
       <w:r>
-        <w:t>Figure 3.2: Encoder</w:t>
+        <w:t xml:space="preserve">Figure 3.2: </w:t>
+      </w:r>
+      <w:r>
+        <w:t>Excess Solder</w:t>
       </w:r>
       <w:r>
         <w:tab/>
@@ -2531,7 +2537,10 @@
         <w:pStyle w:val="TC-LT"/>
       </w:pPr>
       <w:r>
-        <w:t>Figure 3.3: Self-Supervised Learning Siamese Architecture</w:t>
+        <w:t xml:space="preserve">Figure 3.3: </w:t>
+      </w:r>
+      <w:r>
+        <w:t>Poor Solder</w:t>
       </w:r>
       <w:r>
         <w:tab/>
@@ -2543,7 +2552,10 @@
         <w:pStyle w:val="TC-LT"/>
       </w:pPr>
       <w:r>
-        <w:t>Figure 3.4: Few-shot Learning</w:t>
+        <w:t xml:space="preserve">Figure 3.4: </w:t>
+      </w:r>
+      <w:r>
+        <w:t>Spike Solder</w:t>
       </w:r>
       <w:r>
         <w:tab/>
@@ -2555,7 +2567,13 @@
         <w:pStyle w:val="TC-LT"/>
       </w:pPr>
       <w:r>
-        <w:t>Figure 3.5: Few-Shot Learning Prototypes and Query Classification</w:t>
+        <w:t>Figure 3.</w:t>
+      </w:r>
+      <w:r>
+        <w:t>5</w:t>
+      </w:r>
+      <w:r>
+        <w:t>: Flowchart of research methodology</w:t>
       </w:r>
       <w:r>
         <w:tab/>
@@ -2567,7 +2585,13 @@
         <w:pStyle w:val="TC-LT"/>
       </w:pPr>
       <w:r>
-        <w:t>Figure 3.6: Q-learning rule equation</w:t>
+        <w:t>Figure 3.</w:t>
+      </w:r>
+      <w:r>
+        <w:t>6</w:t>
+      </w:r>
+      <w:r>
+        <w:t>: Encoder</w:t>
       </w:r>
       <w:r>
         <w:tab/>
@@ -2579,6 +2603,79 @@
         <w:pStyle w:val="TC-LT"/>
       </w:pPr>
       <w:r>
+        <w:t>Figure 3.</w:t>
+      </w:r>
+      <w:r>
+        <w:t>7</w:t>
+      </w:r>
+      <w:r>
+        <w:t>: Self-Supervised Learning Siamese Architecture</w:t>
+      </w:r>
+      <w:r>
+        <w:tab/>
+        <w:t>15</w:t>
+      </w:r>
+    </w:p>
+    <w:p>
+      <w:pPr>
+        <w:pStyle w:val="TC-LT"/>
+      </w:pPr>
+      <w:r>
+        <w:t>Figure 3.</w:t>
+      </w:r>
+      <w:r>
+        <w:t>8</w:t>
+      </w:r>
+      <w:r>
+        <w:t>: Few-shot Learning</w:t>
+      </w:r>
+      <w:r>
+        <w:tab/>
+        <w:t>15</w:t>
+      </w:r>
+    </w:p>
+    <w:p>
+      <w:pPr>
+        <w:pStyle w:val="TC-LT"/>
+      </w:pPr>
+      <w:r>
+        <w:t>Figure 3.</w:t>
+      </w:r>
+      <w:r>
+        <w:t>9</w:t>
+      </w:r>
+      <w:r>
+        <w:t>: Few-Shot Learning Prototypes and Query Classification</w:t>
+      </w:r>
+      <w:r>
+        <w:tab/>
+        <w:t>15</w:t>
+      </w:r>
+    </w:p>
+    <w:p>
+      <w:pPr>
+        <w:pStyle w:val="TC-LT"/>
+      </w:pPr>
+      <w:r>
+        <w:t>Figure 3.</w:t>
+      </w:r>
+      <w:r>
+        <w:t>10</w:t>
+      </w:r>
+      <w:r>
+        <w:t>: Q-learning rule equation</w:t>
+      </w:r>
+      <w:r>
+        <w:tab/>
+        <w:t>15</w:t>
+      </w:r>
+    </w:p>
+    <w:p>
+      <w:pPr>
+        <w:pStyle w:val="TC-LT"/>
+      </w:pPr>
+      <w:r>
+        <w:lastRenderedPageBreak/>
         <w:t>Figure 4.1. Confusion Matrix of Conventional CNN + ROI</w:t>
       </w:r>
       <w:r>
@@ -2628,7 +2725,6 @@
         <w:ind w:left="0" w:firstLine="0"/>
       </w:pPr>
       <w:r>
-        <w:lastRenderedPageBreak/>
         <w:t>Figure 4.5. RL decisions and intended effects</w:t>
       </w:r>
       <w:r>
@@ -8152,6 +8248,356 @@
     <w:p>
       <w:pPr>
         <w:pStyle w:val="ThesisBody"/>
+        <w:tabs>
+          <w:tab w:val="left" w:pos="720"/>
+        </w:tabs>
+        <w:jc w:val="center"/>
+        <w:rPr>
+          <w:lang w:val="en-US"/>
+        </w:rPr>
+      </w:pPr>
+      <w:r>
+        <w:rPr>
+          <w:noProof/>
+          <w:lang w:val="en-US"/>
+        </w:rPr>
+        <w:lastRenderedPageBreak/>
+        <w:drawing>
+          <wp:inline distT="0" distB="0" distL="0" distR="0" wp14:anchorId="69291563" wp14:editId="57C33ABD">
+            <wp:extent cx="1188720" cy="1455775"/>
+            <wp:effectExtent l="0" t="0" r="0" b="0"/>
+            <wp:docPr id="1669106175" name="Picture 1" descr="A close-up of a blue and silver metal&#10;&#10;AI-generated content may be incorrect."/>
+            <wp:cNvGraphicFramePr>
+              <a:graphicFrameLocks xmlns:a="http://schemas.openxmlformats.org/drawingml/2006/main" noChangeAspect="1"/>
+            </wp:cNvGraphicFramePr>
+            <a:graphic xmlns:a="http://schemas.openxmlformats.org/drawingml/2006/main">
+              <a:graphicData uri="http://schemas.openxmlformats.org/drawingml/2006/picture">
+                <pic:pic xmlns:pic="http://schemas.openxmlformats.org/drawingml/2006/picture">
+                  <pic:nvPicPr>
+                    <pic:cNvPr id="1669106175" name="Picture 1" descr="A close-up of a blue and silver metal&#10;&#10;AI-generated content may be incorrect."/>
+                    <pic:cNvPicPr/>
+                  </pic:nvPicPr>
+                  <pic:blipFill>
+                    <a:blip r:embed="rId21"/>
+                    <a:stretch>
+                      <a:fillRect/>
+                    </a:stretch>
+                  </pic:blipFill>
+                  <pic:spPr>
+                    <a:xfrm>
+                      <a:off x="0" y="0"/>
+                      <a:ext cx="1197072" cy="1466003"/>
+                    </a:xfrm>
+                    <a:prstGeom prst="rect">
+                      <a:avLst/>
+                    </a:prstGeom>
+                  </pic:spPr>
+                </pic:pic>
+              </a:graphicData>
+            </a:graphic>
+          </wp:inline>
+        </w:drawing>
+      </w:r>
+    </w:p>
+    <w:p>
+      <w:pPr>
+        <w:pStyle w:val="ThesisBody"/>
+        <w:tabs>
+          <w:tab w:val="left" w:pos="720"/>
+        </w:tabs>
+        <w:jc w:val="center"/>
+      </w:pPr>
+      <w:r>
+        <w:t xml:space="preserve">Figure </w:t>
+      </w:r>
+      <w:r>
+        <w:t>3</w:t>
+      </w:r>
+      <w:r>
+        <w:t>.</w:t>
+      </w:r>
+      <w:r>
+        <w:t>1</w:t>
+      </w:r>
+      <w:r>
+        <w:t xml:space="preserve">: </w:t>
+      </w:r>
+      <w:r>
+        <w:t>Good Solder</w:t>
+      </w:r>
+    </w:p>
+    <w:p>
+      <w:pPr>
+        <w:pStyle w:val="ThesisBody"/>
+        <w:tabs>
+          <w:tab w:val="left" w:pos="720"/>
+        </w:tabs>
+      </w:pPr>
+    </w:p>
+    <w:p>
+      <w:pPr>
+        <w:pStyle w:val="ThesisBody"/>
+        <w:tabs>
+          <w:tab w:val="left" w:pos="720"/>
+        </w:tabs>
+        <w:jc w:val="center"/>
+        <w:rPr>
+          <w:lang w:val="en-US"/>
+        </w:rPr>
+      </w:pPr>
+      <w:r>
+        <w:rPr>
+          <w:lang w:val="en-US"/>
+        </w:rPr>
+        <w:drawing>
+          <wp:inline distT="0" distB="0" distL="0" distR="0" wp14:anchorId="07F8D1A6" wp14:editId="7D097C44">
+            <wp:extent cx="1148002" cy="1375410"/>
+            <wp:effectExtent l="0" t="0" r="0" b="0"/>
+            <wp:docPr id="220188302" name="Picture 1" descr="A close-up of a metal object&#10;&#10;AI-generated content may be incorrect."/>
+            <wp:cNvGraphicFramePr>
+              <a:graphicFrameLocks xmlns:a="http://schemas.openxmlformats.org/drawingml/2006/main" noChangeAspect="1"/>
+            </wp:cNvGraphicFramePr>
+            <a:graphic xmlns:a="http://schemas.openxmlformats.org/drawingml/2006/main">
+              <a:graphicData uri="http://schemas.openxmlformats.org/drawingml/2006/picture">
+                <pic:pic xmlns:pic="http://schemas.openxmlformats.org/drawingml/2006/picture">
+                  <pic:nvPicPr>
+                    <pic:cNvPr id="220188302" name="Picture 1" descr="A close-up of a metal object&#10;&#10;AI-generated content may be incorrect."/>
+                    <pic:cNvPicPr/>
+                  </pic:nvPicPr>
+                  <pic:blipFill>
+                    <a:blip r:embed="rId22"/>
+                    <a:stretch>
+                      <a:fillRect/>
+                    </a:stretch>
+                  </pic:blipFill>
+                  <pic:spPr>
+                    <a:xfrm>
+                      <a:off x="0" y="0"/>
+                      <a:ext cx="1156229" cy="1385267"/>
+                    </a:xfrm>
+                    <a:prstGeom prst="rect">
+                      <a:avLst/>
+                    </a:prstGeom>
+                  </pic:spPr>
+                </pic:pic>
+              </a:graphicData>
+            </a:graphic>
+          </wp:inline>
+        </w:drawing>
+      </w:r>
+    </w:p>
+    <w:p>
+      <w:pPr>
+        <w:pStyle w:val="ThesisBody"/>
+        <w:tabs>
+          <w:tab w:val="left" w:pos="720"/>
+        </w:tabs>
+        <w:jc w:val="center"/>
+      </w:pPr>
+      <w:r>
+        <w:t xml:space="preserve">Figure </w:t>
+      </w:r>
+      <w:r>
+        <w:t>3</w:t>
+      </w:r>
+      <w:r>
+        <w:t>.</w:t>
+      </w:r>
+      <w:r>
+        <w:t>2</w:t>
+      </w:r>
+      <w:r>
+        <w:t xml:space="preserve">: </w:t>
+      </w:r>
+      <w:r>
+        <w:t>Excess Solder</w:t>
+      </w:r>
+    </w:p>
+    <w:p>
+      <w:pPr>
+        <w:pStyle w:val="ThesisBody"/>
+        <w:tabs>
+          <w:tab w:val="left" w:pos="720"/>
+        </w:tabs>
+      </w:pPr>
+    </w:p>
+    <w:p>
+      <w:pPr>
+        <w:pStyle w:val="ThesisBody"/>
+        <w:tabs>
+          <w:tab w:val="left" w:pos="720"/>
+        </w:tabs>
+        <w:jc w:val="center"/>
+        <w:rPr>
+          <w:lang w:val="en-US"/>
+        </w:rPr>
+      </w:pPr>
+      <w:r>
+        <w:rPr>
+          <w:lang w:val="en-US"/>
+        </w:rPr>
+        <w:drawing>
+          <wp:inline distT="0" distB="0" distL="0" distR="0" wp14:anchorId="5D8302F3" wp14:editId="3D8DB458">
+            <wp:extent cx="1181100" cy="1845958"/>
+            <wp:effectExtent l="0" t="0" r="0" b="1905"/>
+            <wp:docPr id="1390292071" name="Picture 1" descr="A close up of a crack in a blue and white surface&#10;&#10;AI-generated content may be incorrect."/>
+            <wp:cNvGraphicFramePr>
+              <a:graphicFrameLocks xmlns:a="http://schemas.openxmlformats.org/drawingml/2006/main" noChangeAspect="1"/>
+            </wp:cNvGraphicFramePr>
+            <a:graphic xmlns:a="http://schemas.openxmlformats.org/drawingml/2006/main">
+              <a:graphicData uri="http://schemas.openxmlformats.org/drawingml/2006/picture">
+                <pic:pic xmlns:pic="http://schemas.openxmlformats.org/drawingml/2006/picture">
+                  <pic:nvPicPr>
+                    <pic:cNvPr id="1390292071" name="Picture 1" descr="A close up of a crack in a blue and white surface&#10;&#10;AI-generated content may be incorrect."/>
+                    <pic:cNvPicPr/>
+                  </pic:nvPicPr>
+                  <pic:blipFill>
+                    <a:blip r:embed="rId23"/>
+                    <a:stretch>
+                      <a:fillRect/>
+                    </a:stretch>
+                  </pic:blipFill>
+                  <pic:spPr>
+                    <a:xfrm>
+                      <a:off x="0" y="0"/>
+                      <a:ext cx="1186381" cy="1854212"/>
+                    </a:xfrm>
+                    <a:prstGeom prst="rect">
+                      <a:avLst/>
+                    </a:prstGeom>
+                  </pic:spPr>
+                </pic:pic>
+              </a:graphicData>
+            </a:graphic>
+          </wp:inline>
+        </w:drawing>
+      </w:r>
+    </w:p>
+    <w:p>
+      <w:pPr>
+        <w:pStyle w:val="ThesisBody"/>
+        <w:tabs>
+          <w:tab w:val="left" w:pos="720"/>
+        </w:tabs>
+        <w:jc w:val="center"/>
+      </w:pPr>
+      <w:r>
+        <w:t xml:space="preserve">Figure </w:t>
+      </w:r>
+      <w:r>
+        <w:t>3</w:t>
+      </w:r>
+      <w:r>
+        <w:t>.</w:t>
+      </w:r>
+      <w:r>
+        <w:t>3</w:t>
+      </w:r>
+      <w:r>
+        <w:t xml:space="preserve">: </w:t>
+      </w:r>
+      <w:r>
+        <w:t>Poor Solder</w:t>
+      </w:r>
+    </w:p>
+    <w:p>
+      <w:pPr>
+        <w:pStyle w:val="ThesisBody"/>
+        <w:tabs>
+          <w:tab w:val="left" w:pos="720"/>
+        </w:tabs>
+      </w:pPr>
+    </w:p>
+    <w:p>
+      <w:pPr>
+        <w:pStyle w:val="ThesisBody"/>
+        <w:tabs>
+          <w:tab w:val="left" w:pos="720"/>
+        </w:tabs>
+        <w:jc w:val="center"/>
+        <w:rPr>
+          <w:lang w:val="en-US"/>
+        </w:rPr>
+      </w:pPr>
+      <w:r>
+        <w:rPr>
+          <w:lang w:val="en-US"/>
+        </w:rPr>
+        <w:drawing>
+          <wp:inline distT="0" distB="0" distL="0" distR="0" wp14:anchorId="46695641" wp14:editId="1FB276EC">
+            <wp:extent cx="1168343" cy="1783080"/>
+            <wp:effectExtent l="0" t="0" r="0" b="7620"/>
+            <wp:docPr id="1066604429" name="Picture 1" descr="Close-up of a tooth&#10;&#10;AI-generated content may be incorrect."/>
+            <wp:cNvGraphicFramePr>
+              <a:graphicFrameLocks xmlns:a="http://schemas.openxmlformats.org/drawingml/2006/main" noChangeAspect="1"/>
+            </wp:cNvGraphicFramePr>
+            <a:graphic xmlns:a="http://schemas.openxmlformats.org/drawingml/2006/main">
+              <a:graphicData uri="http://schemas.openxmlformats.org/drawingml/2006/picture">
+                <pic:pic xmlns:pic="http://schemas.openxmlformats.org/drawingml/2006/picture">
+                  <pic:nvPicPr>
+                    <pic:cNvPr id="1066604429" name="Picture 1" descr="Close-up of a tooth&#10;&#10;AI-generated content may be incorrect."/>
+                    <pic:cNvPicPr/>
+                  </pic:nvPicPr>
+                  <pic:blipFill>
+                    <a:blip r:embed="rId24"/>
+                    <a:stretch>
+                      <a:fillRect/>
+                    </a:stretch>
+                  </pic:blipFill>
+                  <pic:spPr>
+                    <a:xfrm>
+                      <a:off x="0" y="0"/>
+                      <a:ext cx="1174287" cy="1792151"/>
+                    </a:xfrm>
+                    <a:prstGeom prst="rect">
+                      <a:avLst/>
+                    </a:prstGeom>
+                  </pic:spPr>
+                </pic:pic>
+              </a:graphicData>
+            </a:graphic>
+          </wp:inline>
+        </w:drawing>
+      </w:r>
+    </w:p>
+    <w:p>
+      <w:pPr>
+        <w:pStyle w:val="ThesisBody"/>
+        <w:tabs>
+          <w:tab w:val="left" w:pos="720"/>
+        </w:tabs>
+        <w:jc w:val="center"/>
+      </w:pPr>
+      <w:r>
+        <w:t xml:space="preserve">Figure </w:t>
+      </w:r>
+      <w:r>
+        <w:t>3</w:t>
+      </w:r>
+      <w:r>
+        <w:t>.</w:t>
+      </w:r>
+      <w:r>
+        <w:t>4</w:t>
+      </w:r>
+      <w:r>
+        <w:t xml:space="preserve">: </w:t>
+      </w:r>
+      <w:r>
+        <w:t>Spike Solder</w:t>
+      </w:r>
+    </w:p>
+    <w:p>
+      <w:pPr>
+        <w:pStyle w:val="ThesisBody"/>
+        <w:tabs>
+          <w:tab w:val="left" w:pos="720"/>
+        </w:tabs>
+      </w:pPr>
+    </w:p>
+    <w:p>
+      <w:pPr>
+        <w:pStyle w:val="ThesisBody"/>
         <w:rPr>
           <w:b/>
           <w:bCs/>
@@ -8359,7 +8805,7 @@
                     <pic:cNvPicPr/>
                   </pic:nvPicPr>
                   <pic:blipFill>
-                    <a:blip r:embed="rId21"/>
+                    <a:blip r:embed="rId25"/>
                     <a:stretch>
                       <a:fillRect/>
                     </a:stretch>
@@ -8395,7 +8841,13 @@
         <w:t>3</w:t>
       </w:r>
       <w:r>
-        <w:t>.1: Flowchart of research methodology</w:t>
+        <w:t>.</w:t>
+      </w:r>
+      <w:r>
+        <w:t>5</w:t>
+      </w:r>
+      <w:r>
+        <w:t>: Flowchart of research methodology</w:t>
       </w:r>
     </w:p>
     <w:p>
@@ -8494,7 +8946,13 @@
         <w:rPr>
           <w:lang w:val="en-US"/>
         </w:rPr>
-        <w:t>3.2</w:t>
+        <w:t>3.</w:t>
+      </w:r>
+      <w:r>
+        <w:rPr>
+          <w:lang w:val="en-US"/>
+        </w:rPr>
+        <w:t>6</w:t>
       </w:r>
       <w:r>
         <w:rPr>
@@ -8547,7 +9005,7 @@
                     <pic:cNvPicPr/>
                   </pic:nvPicPr>
                   <pic:blipFill>
-                    <a:blip r:embed="rId22"/>
+                    <a:blip r:embed="rId26"/>
                     <a:stretch>
                       <a:fillRect/>
                     </a:stretch>
@@ -8586,7 +9044,7 @@
         <w:t>.</w:t>
       </w:r>
       <w:r>
-        <w:t>2</w:t>
+        <w:t>6</w:t>
       </w:r>
       <w:r>
         <w:t xml:space="preserve">: </w:t>
@@ -8881,7 +9339,7 @@
                     <pic:cNvPicPr/>
                   </pic:nvPicPr>
                   <pic:blipFill>
-                    <a:blip r:embed="rId23"/>
+                    <a:blip r:embed="rId27"/>
                     <a:stretch>
                       <a:fillRect/>
                     </a:stretch>
@@ -8920,7 +9378,7 @@
         <w:t>.</w:t>
       </w:r>
       <w:r>
-        <w:t>3</w:t>
+        <w:t>7</w:t>
       </w:r>
       <w:r>
         <w:t xml:space="preserve">: </w:t>
@@ -8955,7 +9413,10 @@
         <w:t xml:space="preserve">Figure </w:t>
       </w:r>
       <w:r>
-        <w:t>3.3</w:t>
+        <w:t>3.</w:t>
+      </w:r>
+      <w:r>
+        <w:t>7</w:t>
       </w:r>
       <w:r>
         <w:t xml:space="preserve"> shows the simplified Siamese architecture applied in SSL training, where two identical encoders process paired images and the resulting embeddings are compared. This enables the model to extract discriminative features of solder defects without requiring explicit class labels.</w:t>
@@ -9167,7 +9628,7 @@
                     <pic:cNvPicPr/>
                   </pic:nvPicPr>
                   <pic:blipFill>
-                    <a:blip r:embed="rId24"/>
+                    <a:blip r:embed="rId28"/>
                     <a:stretch>
                       <a:fillRect/>
                     </a:stretch>
@@ -9206,7 +9667,7 @@
         <w:t>.</w:t>
       </w:r>
       <w:r>
-        <w:t>4</w:t>
+        <w:t>8</w:t>
       </w:r>
       <w:r>
         <w:t xml:space="preserve">: </w:t>
@@ -9274,7 +9735,7 @@
                     <pic:cNvPicPr/>
                   </pic:nvPicPr>
                   <pic:blipFill>
-                    <a:blip r:embed="rId25"/>
+                    <a:blip r:embed="rId29"/>
                     <a:stretch>
                       <a:fillRect/>
                     </a:stretch>
@@ -9313,7 +9774,7 @@
         <w:t>.</w:t>
       </w:r>
       <w:r>
-        <w:t>5</w:t>
+        <w:t>9</w:t>
       </w:r>
       <w:r>
         <w:t xml:space="preserve">: </w:t>
@@ -9337,7 +9798,10 @@
         <w:t xml:space="preserve">Figure </w:t>
       </w:r>
       <w:r>
-        <w:t>3.5</w:t>
+        <w:t>3.</w:t>
+      </w:r>
+      <w:r>
+        <w:t>9</w:t>
       </w:r>
       <w:r>
         <w:t xml:space="preserve"> illustrates the FSL process: a small support set is sampled from each </w:t>
@@ -9505,12 +9969,37 @@
     </w:p>
     <w:p>
       <w:pPr>
+        <w:tabs>
+          <w:tab w:val="clear" w:pos="720"/>
+        </w:tabs>
+        <w:overflowPunct/>
+        <w:autoSpaceDE/>
+        <w:autoSpaceDN/>
+        <w:adjustRightInd/>
+        <w:spacing w:line="240" w:lineRule="auto"/>
+        <w:ind w:left="0"/>
+        <w:jc w:val="left"/>
+        <w:textAlignment w:val="auto"/>
+        <w:rPr>
+          <w:rFonts w:ascii="Times New Roman" w:hAnsi="Times New Roman" w:cs="Times New Roman"/>
+          <w:sz w:val="24"/>
+          <w:szCs w:val="24"/>
+          <w:lang w:val="en-GB"/>
+        </w:rPr>
+      </w:pPr>
+      <w:r>
+        <w:br w:type="page"/>
+      </w:r>
+    </w:p>
+    <w:p>
+      <w:pPr>
         <w:pStyle w:val="ThesisBody"/>
         <w:tabs>
           <w:tab w:val="left" w:pos="720"/>
         </w:tabs>
       </w:pPr>
       <w:r>
+        <w:lastRenderedPageBreak/>
         <w:t>The Q-learning update rule is then applied:</w:t>
       </w:r>
     </w:p>
@@ -9554,7 +10043,7 @@
                     <pic:cNvPicPr/>
                   </pic:nvPicPr>
                   <pic:blipFill>
-                    <a:blip r:embed="rId26"/>
+                    <a:blip r:embed="rId30"/>
                     <a:stretch>
                       <a:fillRect/>
                     </a:stretch>
@@ -9593,7 +10082,7 @@
         <w:t>.</w:t>
       </w:r>
       <w:r>
-        <w:t>6</w:t>
+        <w:t>10</w:t>
       </w:r>
       <w:r>
         <w:t xml:space="preserve">: </w:t>
@@ -9900,6 +10389,7 @@
           <w:bCs/>
           <w:lang w:val="en-US"/>
         </w:rPr>
+        <w:lastRenderedPageBreak/>
         <w:t>3</w:t>
       </w:r>
       <w:r>
@@ -9994,7 +10484,6 @@
         <w:rPr>
           <w:lang w:val="en-US"/>
         </w:rPr>
-        <w:lastRenderedPageBreak/>
         <w:tab/>
       </w:r>
       <w:r>
@@ -10608,7 +11097,7 @@
                     <pic:cNvPicPr/>
                   </pic:nvPicPr>
                   <pic:blipFill>
-                    <a:blip r:embed="rId27"/>
+                    <a:blip r:embed="rId31"/>
                     <a:stretch>
                       <a:fillRect/>
                     </a:stretch>
@@ -10719,19 +11208,7 @@
         <w:rPr>
           <w:lang w:val="en-US"/>
         </w:rPr>
-        <w:t xml:space="preserve">Two complementary pipelines were evaluated. The ROI + CNN approach achieved the highest overall accuracy of 78.0 percent, but this performance required a substantially larger model footprint and </w:t>
-      </w:r>
-      <w:r>
-        <w:rPr>
-          <w:lang w:val="en-US"/>
-        </w:rPr>
-        <w:t>considerably</w:t>
-      </w:r>
-      <w:r>
-        <w:rPr>
-          <w:lang w:val="en-US"/>
-        </w:rPr>
-        <w:t xml:space="preserve"> greater labeling effort. In contrast, the ROI + SSL + FSL + RL pipeline attained an accuracy of 72.5 percent, corresponding to approximately 93 percent of the CNN’s performance, while requiring only 32 labeled samples instead of 252, representing an 87 percent reduction. This pipeline also employed a model size of 11.7 megabytes, which is 3.6 times smaller than the 42.61 megabytes required by the CNN, and it completed training in less than one minute on a CPU, yielding a fifteen-fold improvement in training speed. Furthermore, the parameter count was reduced from 11.17 million to 3.08 million, reflecting a 72.5 percent reduction and demonstrating substantial gains in both computational and memory efficiency.</w:t>
+        <w:t>Two complementary pipelines were evaluated. The ROI + CNN approach achieved the highest overall accuracy of 78.0 percent, but this performance required a substantially larger model footprint and considerably greater labeling effort. In contrast, the ROI + SSL + FSL + RL pipeline attained an accuracy of 72.5 percent, corresponding to approximately 93 percent of the CNN’s performance, while requiring only 32 labeled samples instead of 252, representing an 87 percent reduction. This pipeline also employed a model size of 11.7 megabytes, which is 3.6 times smaller than the 42.61 megabytes required by the CNN, and it completed training in less than one minute on a CPU, yielding a fifteen-fold improvement in training speed. Furthermore, the parameter count was reduced from 11.17 million to 3.08 million, reflecting a 72.5 percent reduction and demonstrating substantial gains in both computational and memory efficiency.</w:t>
       </w:r>
     </w:p>
     <w:p>
@@ -10791,7 +11268,7 @@
                     <pic:cNvPicPr/>
                   </pic:nvPicPr>
                   <pic:blipFill>
-                    <a:blip r:embed="rId28"/>
+                    <a:blip r:embed="rId32"/>
                     <a:stretch>
                       <a:fillRect/>
                     </a:stretch>
@@ -10846,7 +11323,7 @@
                     <pic:cNvPicPr/>
                   </pic:nvPicPr>
                   <pic:blipFill>
-                    <a:blip r:embed="rId29"/>
+                    <a:blip r:embed="rId33"/>
                     <a:stretch>
                       <a:fillRect/>
                     </a:stretch>
@@ -10928,7 +11405,7 @@
                     <pic:cNvPicPr/>
                   </pic:nvPicPr>
                   <pic:blipFill>
-                    <a:blip r:embed="rId30"/>
+                    <a:blip r:embed="rId34"/>
                     <a:stretch>
                       <a:fillRect/>
                     </a:stretch>
@@ -11195,7 +11672,7 @@
                     <pic:cNvPicPr/>
                   </pic:nvPicPr>
                   <pic:blipFill>
-                    <a:blip r:embed="rId31"/>
+                    <a:blip r:embed="rId35"/>
                     <a:stretch>
                       <a:fillRect/>
                     </a:stretch>
@@ -11344,25 +11821,7 @@
         <w:pStyle w:val="ThesisBody"/>
       </w:pPr>
       <w:r>
-        <w:t xml:space="preserve">The SSL + FSL + RL pipeline achieves the central objective of reducing supervision while maintaining competitive accuracy. With only 32 labeled samples compared to 252 for the CNN, it attains an accuracy of 72.5 percent, which corresponds to approximately 93 percent of the CNN’s 78.0 percent, representing an 87 percent reduction in labeled data requirements. This performance is enabled </w:t>
-      </w:r>
-      <w:r>
-        <w:t>using</w:t>
-      </w:r>
-      <w:r>
-        <w:t xml:space="preserve"> unlabeled data through SimCLR pretraining over five epochs, which establishes a generalizable feature space, followed by prototypical networks that classify samples from five-shot episodes. As a result, </w:t>
-      </w:r>
-      <w:r>
-        <w:t>most of the</w:t>
-      </w:r>
-      <w:r>
-        <w:t xml:space="preserve"> discriminative capacity is acquired without labels, and a </w:t>
-      </w:r>
-      <w:r>
-        <w:t>small, labeled</w:t>
-      </w:r>
-      <w:r>
-        <w:t xml:space="preserve"> support set is sufficient to anchor class prototypes.</w:t>
+        <w:t>The SSL + FSL + RL pipeline achieves the central objective of reducing supervision while maintaining competitive accuracy. With only 32 labeled samples compared to 252 for the CNN, it attains an accuracy of 72.5 percent, which corresponds to approximately 93 percent of the CNN’s 78.0 percent, representing an 87 percent reduction in labeled data requirements. This performance is enabled using unlabeled data through SimCLR pretraining over five epochs, which establishes a generalizable feature space, followed by prototypical networks that classify samples from five-shot episodes. As a result, most of the discriminative capacity is acquired without labels, and a small, labeled support set is sufficient to anchor class prototypes.</w:t>
       </w:r>
     </w:p>
     <w:p>
@@ -11377,19 +11836,7 @@
         <w:rPr>
           <w:lang w:val="en-US"/>
         </w:rPr>
-        <w:t xml:space="preserve">Labeling efficiency is further enhanced during deployment. The reinforcement learning agent continuously refines prototypes and selectively requests human feedback, as indicated by the scalability analysis, thereby concentrating annotation effort on ambiguous or novel samples. </w:t>
-      </w:r>
-      <w:r>
-        <w:rPr>
-          <w:lang w:val="en-US"/>
-        </w:rPr>
-        <w:t>These shifts</w:t>
-      </w:r>
-      <w:r>
-        <w:rPr>
-          <w:lang w:val="en-US"/>
-        </w:rPr>
-        <w:t xml:space="preserve"> labeling from a front-loaded, linear cost to an event-driven process that maintains model currency while preserving a limited supervision budget. In practical terms, this enables iterative, on-device improvement in environments where labeled defect imagery is costly or time-consuming to obtain.</w:t>
+        <w:t>Labeling efficiency is further enhanced during deployment. The reinforcement learning agent continuously refines prototypes and selectively requests human feedback, as indicated by the scalability analysis, thereby concentrating annotation effort on ambiguous or novel samples. These shifts labeling from a front-loaded, linear cost to an event-driven process that maintains model currency while preserving a limited supervision budget. In practical terms, this enables iterative, on-device improvement in environments where labeled defect imagery is costly or time-consuming to obtain.</w:t>
       </w:r>
     </w:p>
     <w:p>
@@ -11486,7 +11933,7 @@
                     <pic:cNvPicPr/>
                   </pic:nvPicPr>
                   <pic:blipFill>
-                    <a:blip r:embed="rId32"/>
+                    <a:blip r:embed="rId36"/>
                     <a:stretch>
                       <a:fillRect/>
                     </a:stretch>
@@ -11651,7 +12098,7 @@
                     <pic:cNvPicPr/>
                   </pic:nvPicPr>
                   <pic:blipFill>
-                    <a:blip r:embed="rId33"/>
+                    <a:blip r:embed="rId37"/>
                     <a:stretch>
                       <a:fillRect/>
                     </a:stretch>
@@ -11761,7 +12208,7 @@
                     <pic:cNvPicPr/>
                   </pic:nvPicPr>
                   <pic:blipFill>
-                    <a:blip r:embed="rId34"/>
+                    <a:blip r:embed="rId38"/>
                     <a:stretch>
                       <a:fillRect/>
                     </a:stretch>
@@ -12014,7 +12461,7 @@
                     <pic:cNvPicPr/>
                   </pic:nvPicPr>
                   <pic:blipFill>
-                    <a:blip r:embed="rId35"/>
+                    <a:blip r:embed="rId39"/>
                     <a:stretch>
                       <a:fillRect/>
                     </a:stretch>
@@ -12366,7 +12813,7 @@
                     <pic:cNvPicPr/>
                   </pic:nvPicPr>
                   <pic:blipFill>
-                    <a:blip r:embed="rId36"/>
+                    <a:blip r:embed="rId40"/>
                     <a:stretch>
                       <a:fillRect/>
                     </a:stretch>
@@ -12501,13 +12948,7 @@
         <w:pStyle w:val="ThesisBody"/>
       </w:pPr>
       <w:r>
-        <w:t xml:space="preserve">Manufacturing datasets are often heavily imbalanced toward the “Good” class, which increases the risk of bias in purely supervised learners. The ROI + CNN pipeline addresses this challenge </w:t>
-      </w:r>
-      <w:r>
-        <w:t>using</w:t>
-      </w:r>
-      <w:r>
-        <w:t xml:space="preserve"> focal loss and class balancing, achieving perfect accuracy on the “Good” class (100 percent). Nevertheless, its reduced performance on the “Excess Solder” class (61 percent) highlights residual sensitivity to minority-class variability and subtle texture cues that are insufficiently represented in labeled data. By contrast, the ROI + SSL + FSL + RL pipeline leverages self-supervised pretraining to extract class-agnostic, invariance-rich features, which are subsequently anchored to classes via few-shot prototypes. This design is inherently more robust under conditions of label scarcity, as evidenced by its strong performance on the “Excess Solder” class (80 percent) using only 32 labeled samples. The corresponding trade-off is weaker performance on the “Good,” “Spike,” and “Poor Solder” classes, a limitation consistent with five-shot coverage and short SSL pretraining that may underrepresent intra-class diversity.</w:t>
+        <w:t>Manufacturing datasets are often heavily imbalanced toward the “Good” class, which increases the risk of bias in purely supervised learners. The ROI + CNN pipeline addresses this challenge using focal loss and class balancing, achieving perfect accuracy on the “Good” class (100 percent). Nevertheless, its reduced performance on the “Excess Solder” class (61 percent) highlights residual sensitivity to minority-class variability and subtle texture cues that are insufficiently represented in labeled data. By contrast, the ROI + SSL + FSL + RL pipeline leverages self-supervised pretraining to extract class-agnostic, invariance-rich features, which are subsequently anchored to classes via few-shot prototypes. This design is inherently more robust under conditions of label scarcity, as evidenced by its strong performance on the “Excess Solder” class (80 percent) using only 32 labeled samples. The corresponding trade-off is weaker performance on the “Good,” “Spike,” and “Poor Solder” classes, a limitation consistent with five-shot coverage and short SSL pretraining that may underrepresent intra-class diversity.</w:t>
       </w:r>
     </w:p>
     <w:p>
@@ -12627,7 +13068,7 @@
                     <pic:cNvPicPr/>
                   </pic:nvPicPr>
                   <pic:blipFill>
-                    <a:blip r:embed="rId37"/>
+                    <a:blip r:embed="rId41"/>
                     <a:stretch>
                       <a:fillRect/>
                     </a:stretch>
@@ -12856,7 +13297,7 @@
                     <pic:cNvPicPr/>
                   </pic:nvPicPr>
                   <pic:blipFill>
-                    <a:blip r:embed="rId38"/>
+                    <a:blip r:embed="rId42"/>
                     <a:stretch>
                       <a:fillRect/>
                     </a:stretch>
@@ -12909,19 +13350,7 @@
         <w:rPr>
           <w:lang w:val="en-US"/>
         </w:rPr>
-        <w:t xml:space="preserve">In practice, the prototype-centric pipeline supports rapid, incremental expansion of the label space and low-latency adaptation to distributional drift, making it well aligned with edge constraints and human-in-the-loop operation. By contrast, </w:t>
-      </w:r>
-      <w:r>
-        <w:rPr>
-          <w:lang w:val="en-US"/>
-        </w:rPr>
-        <w:t>CNN</w:t>
-      </w:r>
-      <w:r>
-        <w:rPr>
-          <w:lang w:val="en-US"/>
-        </w:rPr>
-        <w:t xml:space="preserve"> provides more stable peak accuracy in settings where the operating environment and class taxonomy remain static and well annotated.</w:t>
+        <w:t>In practice, the prototype-centric pipeline supports rapid, incremental expansion of the label space and low-latency adaptation to distributional drift, making it well aligned with edge constraints and human-in-the-loop operation. By contrast, CNN provides more stable peak accuracy in settings where the operating environment and class taxonomy remain static and well annotated.</w:t>
       </w:r>
     </w:p>
     <w:p>
@@ -13064,7 +13493,7 @@
                     <pic:cNvPicPr/>
                   </pic:nvPicPr>
                   <pic:blipFill>
-                    <a:blip r:embed="rId39"/>
+                    <a:blip r:embed="rId43"/>
                     <a:stretch>
                       <a:fillRect/>
                     </a:stretch>
@@ -13172,13 +13601,7 @@
         <w:pStyle w:val="ThesisBody"/>
       </w:pPr>
       <w:r>
-        <w:t xml:space="preserve">The findings of this study are constrained by the dataset scope and preprocessing choices. All results were obtained using ROI-cropped images from a single PCB dataset, leaving generalization to other optical settings, board types, or ROI strategies uncertain. The pipelines also differ in input resolution—224 × 224 for ROI + CNN versus 128 × 128 for ROI + SSL + FSL + RL—and rely on heuristically tuned hyperparameters without ablation studies, which may bias the comparison. Furthermore, the SSL stage was intentionally limited to five epochs and the FSL stage employed a fixed five-shot configuration, conditions that likely understate the upper bound of the SSL + FSL + RL pipeline while also amplifying variance due to the </w:t>
-      </w:r>
-      <w:r>
-        <w:t>small, labeled</w:t>
-      </w:r>
-      <w:r>
-        <w:t xml:space="preserve"> support set.</w:t>
+        <w:t>The findings of this study are constrained by the dataset scope and preprocessing choices. All results were obtained using ROI-cropped images from a single PCB dataset, leaving generalization to other optical settings, board types, or ROI strategies uncertain. The pipelines also differ in input resolution—224 × 224 for ROI + CNN versus 128 × 128 for ROI + SSL + FSL + RL—and rely on heuristically tuned hyperparameters without ablation studies, which may bias the comparison. Furthermore, the SSL stage was intentionally limited to five epochs and the FSL stage employed a fixed five-shot configuration, conditions that likely understate the upper bound of the SSL + FSL + RL pipeline while also amplifying variance due to the small, labeled support set.</w:t>
       </w:r>
     </w:p>
     <w:p>
@@ -13393,19 +13816,7 @@
         <w:rPr>
           <w:lang w:val="en-US"/>
         </w:rPr>
-        <w:t xml:space="preserve">This study demonstrates that self-supervised few-shot reinforcement learning constitutes a practical alternative to fully supervised pipelines for edge-based industrial anomaly detection. The ROI + SSL + FSL + RL pipeline achieves 72.5% </w:t>
-      </w:r>
-      <w:r>
-        <w:rPr>
-          <w:lang w:val="en-US"/>
-        </w:rPr>
-        <w:t xml:space="preserve">accuracy, </w:t>
-      </w:r>
-      <w:r>
-        <w:rPr>
-          <w:lang w:val="en-US"/>
-        </w:rPr>
-        <w:t>approximately 93% of the ROI + CNN baseline (78.0%)</w:t>
+        <w:t>This study demonstrates that self-supervised few-shot reinforcement learning constitutes a practical alternative to fully supervised pipelines for edge-based industrial anomaly detection. The ROI + SSL + FSL + RL pipeline achieves 72.5% accuracy, approximately 93% of the ROI + CNN baseline (78.0%)</w:t>
       </w:r>
       <w:r>
         <w:rPr>
@@ -13513,13 +13924,7 @@
         <w:t>15</w:t>
       </w:r>
       <w:r>
-        <w:t xml:space="preserve"> epochs, investigating alternative self-supervised approaches such as BYOL or SimSiam, and incorporating semi-supervised fine-tuning with a </w:t>
-      </w:r>
-      <w:r>
-        <w:t>small, labeled</w:t>
-      </w:r>
-      <w:r>
-        <w:t xml:space="preserve"> anchor set could improve ceiling accuracy without undermining the demonstrated data-efficiency gains (32 labels vs. 252). These efforts should be complemented by the design of more diverse and domain-relevant augmentations to better capture solder texture, glare effects, and surface variability.</w:t>
+        <w:t xml:space="preserve"> epochs, investigating alternative self-supervised approaches such as BYOL or SimSiam, and incorporating semi-supervised fine-tuning with a small, labeled anchor set could improve ceiling accuracy without undermining the demonstrated data-efficiency gains (32 labels vs. 252). These efforts should be complemented by the design of more diverse and domain-relevant augmentations to better capture solder texture, glare effects, and surface variability.</w:t>
       </w:r>
     </w:p>
     <w:p>
@@ -13675,7 +14080,7 @@
         </w:rPr>
         <w:t xml:space="preserve">Ahmed, M., Mahmood, A. N., &amp; Hu, J. (2016). A survey of network anomaly detection techniques. Journal of Network and Computer Applications, 60, 19–31. </w:t>
       </w:r>
-      <w:hyperlink r:id="rId40" w:history="1">
+      <w:hyperlink r:id="rId44" w:history="1">
         <w:r>
           <w:rPr>
             <w:rStyle w:val="Hyperlink"/>
@@ -13702,7 +14107,7 @@
         </w:rPr>
         <w:t xml:space="preserve">Annaswamy, A. M. (2023). Adaptive control and intersections with reinforcement learning. Annual Review of Control, Robotics, and Autonomous Systems, 6(1), 65–93. </w:t>
       </w:r>
-      <w:hyperlink r:id="rId41" w:history="1">
+      <w:hyperlink r:id="rId45" w:history="1">
         <w:r>
           <w:rPr>
             <w:rStyle w:val="Hyperlink"/>
@@ -13736,7 +14141,7 @@
         </w:rPr>
         <w:t xml:space="preserve">Bhupal Naik D. S., Dondeti, V., &amp; Balakrishna, S. (2022). Comparative analysis of machine learning-based algorithms for detection of anomalies in Iiot. International Journal of Information Retrieval Research, 12(1), 1–55. </w:t>
       </w:r>
-      <w:hyperlink r:id="rId42" w:history="1">
+      <w:hyperlink r:id="rId46" w:history="1">
         <w:r>
           <w:rPr>
             <w:rStyle w:val="Hyperlink"/>
@@ -13770,7 +14175,7 @@
         </w:rPr>
         <w:t xml:space="preserve">Borsatti, D., Davoli, G., Cerroni, W., &amp; Raffaelli, C. (2021). Enabling industrial IOT as a service with Multi-Access Edge Computing. IEEE Communications Magazine, 59(8), 21–27. </w:t>
       </w:r>
-      <w:hyperlink r:id="rId43" w:history="1">
+      <w:hyperlink r:id="rId47" w:history="1">
         <w:r>
           <w:rPr>
             <w:rStyle w:val="Hyperlink"/>
@@ -13804,7 +14209,7 @@
         </w:rPr>
         <w:t xml:space="preserve">Buşoniu, L., de Bruin, T., Tolić, D., Kober, J., &amp; Palunko, I. (2018). Reinforcement learning for control: Performance, stability, and deep approximators. Annual Reviews in Control, 46, 8–28. </w:t>
       </w:r>
-      <w:hyperlink r:id="rId44" w:history="1">
+      <w:hyperlink r:id="rId48" w:history="1">
         <w:r>
           <w:rPr>
             <w:rStyle w:val="Hyperlink"/>
@@ -13867,7 +14272,7 @@
         </w:rPr>
         <w:t xml:space="preserve">. </w:t>
       </w:r>
-      <w:hyperlink r:id="rId45" w:tgtFrame="_new" w:history="1">
+      <w:hyperlink r:id="rId49" w:tgtFrame="_new" w:history="1">
         <w:r>
           <w:rPr>
             <w:rStyle w:val="Hyperlink"/>
@@ -13920,7 +14325,7 @@
         </w:rPr>
         <w:t xml:space="preserve">(12), 125004. </w:t>
       </w:r>
-      <w:hyperlink r:id="rId46" w:history="1">
+      <w:hyperlink r:id="rId50" w:history="1">
         <w:r>
           <w:rPr>
             <w:rStyle w:val="Hyperlink"/>
@@ -13952,7 +14357,7 @@
         </w:rPr>
         <w:t xml:space="preserve">Chen, B., Wan, J., Celesti, A., Li, D., Abbas, H., &amp; Zhang, Q. (2018). Edge computing in IOT-based manufacturing. IEEE Communications Magazine, 56(9), 103–109. </w:t>
       </w:r>
-      <w:hyperlink r:id="rId47" w:history="1">
+      <w:hyperlink r:id="rId51" w:history="1">
         <w:r>
           <w:rPr>
             <w:rStyle w:val="Hyperlink"/>
@@ -14048,7 +14453,7 @@
         </w:rPr>
         <w:t xml:space="preserve">Dai, W., Nishi, H., Vyatkin, V., Huang, V., Shi, Y., &amp; Guan, X. (2019). Industrial Edge Computing: Enabling Embedded Intelligence. IEEE Industrial Electronics Magazine, 13(4), 48–56. </w:t>
       </w:r>
-      <w:hyperlink r:id="rId48" w:history="1">
+      <w:hyperlink r:id="rId52" w:history="1">
         <w:r>
           <w:rPr>
             <w:rStyle w:val="Hyperlink"/>
@@ -14079,7 +14484,7 @@
         <w:lastRenderedPageBreak/>
         <w:t xml:space="preserve">Gidaris, S., Bursuc, A., Komodakis, N., Perez, P. P., &amp; Cord, M. (2019). Boosting few-shot visual learning with self-supervision. 2019 IEEE/CVF International Conference on Computer Vision (ICCV), 8058–8067. </w:t>
       </w:r>
-      <w:hyperlink r:id="rId49" w:history="1">
+      <w:hyperlink r:id="rId53" w:history="1">
         <w:r>
           <w:rPr>
             <w:rStyle w:val="Hyperlink"/>
@@ -14109,7 +14514,7 @@
         </w:rPr>
         <w:t xml:space="preserve">Han, G., Tu, J., Liu, L., Martinez-Garcia, M., &amp; Peng, Y. (2021). Anomaly detection based on multidimensional data processing for protecting vital devices in 6G-enabled massive IIoT. IEEE Internet of Things Journal, 8(7), 5219–5229. </w:t>
       </w:r>
-      <w:hyperlink r:id="rId50" w:history="1">
+      <w:hyperlink r:id="rId54" w:history="1">
         <w:r>
           <w:rPr>
             <w:rStyle w:val="Hyperlink"/>
@@ -14139,7 +14544,7 @@
         </w:rPr>
         <w:t xml:space="preserve">Hastbacka, D., Halme, J., Barna, L., Hoikka, H., Pettinen, H., Larranaga, M., Bjorkbom, M., Mesia, H., Jaatinen, A., &amp; Elo, M. (2022). Dynamic edge and cloud service integration for industrial IOT and production monitoring applications of industrial cyber-physical systems. IEEE Transactions on Industrial Informatics, 18(1), 498–508. </w:t>
       </w:r>
-      <w:hyperlink r:id="rId51" w:history="1">
+      <w:hyperlink r:id="rId55" w:history="1">
         <w:r>
           <w:rPr>
             <w:rStyle w:val="Hyperlink"/>
@@ -14183,7 +14588,7 @@
         </w:rPr>
         <w:t xml:space="preserve">, 505–509. </w:t>
       </w:r>
-      <w:hyperlink r:id="rId52" w:history="1">
+      <w:hyperlink r:id="rId56" w:history="1">
         <w:r>
           <w:rPr>
             <w:rStyle w:val="Hyperlink"/>
@@ -14271,7 +14676,7 @@
         </w:rPr>
         <w:t xml:space="preserve">(9), 6306–6319. </w:t>
       </w:r>
-      <w:hyperlink r:id="rId53" w:history="1">
+      <w:hyperlink r:id="rId57" w:history="1">
         <w:r>
           <w:rPr>
             <w:rStyle w:val="Hyperlink"/>
@@ -14331,7 +14736,7 @@
         </w:rPr>
         <w:t xml:space="preserve">(6), 2378–2392. </w:t>
       </w:r>
-      <w:hyperlink r:id="rId54" w:history="1">
+      <w:hyperlink r:id="rId58" w:history="1">
         <w:r>
           <w:rPr>
             <w:rStyle w:val="Hyperlink"/>
@@ -14363,7 +14768,7 @@
         </w:rPr>
         <w:t xml:space="preserve">Lu, Y., Wen, L., Liu, J., Liu, Y., &amp; Tian, X. (2022). Self-supervision can be a good few-shot learner. Lecture Notes in Computer Science, 740–758. </w:t>
       </w:r>
-      <w:hyperlink r:id="rId55" w:history="1">
+      <w:hyperlink r:id="rId59" w:history="1">
         <w:r>
           <w:rPr>
             <w:rStyle w:val="Hyperlink"/>
@@ -14397,7 +14802,7 @@
         </w:rPr>
         <w:t xml:space="preserve">Mai, T., Yao, H., Guo, S., &amp; Liu, Y. (2021). In-network computing powered mobile edge: Toward high performance industrial iot. IEEE Network, 35(1), 289–295. </w:t>
       </w:r>
-      <w:hyperlink r:id="rId56" w:history="1">
+      <w:hyperlink r:id="rId60" w:history="1">
         <w:r>
           <w:rPr>
             <w:rStyle w:val="Hyperlink"/>
@@ -14456,7 +14861,7 @@
         <w:lastRenderedPageBreak/>
         <w:t xml:space="preserve">Nizam, H., Zafar, S., Lv, Z., Wang, F., &amp; Hu, X. (2022). Real-time deep anomaly detection framework for multivariate time-series data in industrial IOT. IEEE Sensors Journal, 22(23), 22836–22849. </w:t>
       </w:r>
-      <w:hyperlink r:id="rId57" w:history="1">
+      <w:hyperlink r:id="rId61" w:history="1">
         <w:r>
           <w:rPr>
             <w:rStyle w:val="Hyperlink"/>
@@ -14490,7 +14895,7 @@
         </w:rPr>
         <w:t xml:space="preserve">Palm, A., Metzger, A., &amp; Pohl, K. (2020). Online reinforcement learning for self-adaptive information systems. Lecture Notes in Computer Science, 169–184. </w:t>
       </w:r>
-      <w:hyperlink r:id="rId58" w:history="1">
+      <w:hyperlink r:id="rId62" w:history="1">
         <w:r>
           <w:rPr>
             <w:rStyle w:val="Hyperlink"/>
@@ -14556,7 +14961,7 @@
         </w:rPr>
         <w:t xml:space="preserve">(2), 1–38. </w:t>
       </w:r>
-      <w:hyperlink r:id="rId59" w:history="1">
+      <w:hyperlink r:id="rId63" w:history="1">
         <w:r>
           <w:rPr>
             <w:rStyle w:val="Hyperlink"/>
@@ -14588,7 +14993,7 @@
         </w:rPr>
         <w:t xml:space="preserve">Premsankar, G., Di Francesco, M., &amp; Taleb, T. (2018). Edge computing for the internet of things: A case study. IEEE Internet of Things Journal, 5(2), 1275–1284. </w:t>
       </w:r>
-      <w:hyperlink r:id="rId60" w:history="1">
+      <w:hyperlink r:id="rId64" w:history="1">
         <w:r>
           <w:rPr>
             <w:rStyle w:val="Hyperlink"/>
@@ -14646,7 +15051,7 @@
         </w:rPr>
         <w:t xml:space="preserve">(4), 5435–5446. </w:t>
       </w:r>
-      <w:hyperlink r:id="rId61" w:history="1">
+      <w:hyperlink r:id="rId65" w:history="1">
         <w:r>
           <w:rPr>
             <w:rStyle w:val="Hyperlink"/>
@@ -14695,7 +15100,7 @@
         </w:rPr>
         <w:t xml:space="preserve">Rafique, W., Qi, L., Yaqoob, I., Imran, M., Rasool, R. U., &amp; Dou, W. (2020). Complementing IOT services through software defined networking and edge computing: A comprehensive survey. IEEE Communications Surveys &amp;amp; Tutorials, 22(3), 1761–1804. </w:t>
       </w:r>
-      <w:hyperlink r:id="rId62" w:history="1">
+      <w:hyperlink r:id="rId66" w:history="1">
         <w:r>
           <w:rPr>
             <w:rStyle w:val="Hyperlink"/>
@@ -14729,7 +15134,7 @@
         </w:rPr>
         <w:t xml:space="preserve">Ran, M., &amp; Xie, L. (2022). Adaptive observation-based efficient reinforcement learning for uncertain systems. IEEE Transactions on Neural Networks and Learning Systems, 33(10), 5492–5503. </w:t>
       </w:r>
-      <w:hyperlink r:id="rId63" w:history="1">
+      <w:hyperlink r:id="rId67" w:history="1">
         <w:r>
           <w:rPr>
             <w:rStyle w:val="Hyperlink"/>
@@ -14763,7 +15168,7 @@
         </w:rPr>
         <w:t xml:space="preserve">Rong, Y., Lu, X., Sun, Z., Chen, Y., &amp; Xiong, S. (2023). ESPT: A self-supervised episodic spatial pretext task for improving few-shot learning. Proceedings of the AAAI Conference on Artificial Intelligence, 37(8), 9596–9605. </w:t>
       </w:r>
-      <w:hyperlink r:id="rId64" w:history="1">
+      <w:hyperlink r:id="rId68" w:history="1">
         <w:r>
           <w:rPr>
             <w:rStyle w:val="Hyperlink"/>
@@ -14814,7 +15219,7 @@
         </w:rPr>
         <w:t xml:space="preserve">Shah, G., &amp; Tiwari, A. (2018). Anomaly detection in Iiot. Proceedings of the ACM India Joint International Conference on Data Science and Management of Data. </w:t>
       </w:r>
-      <w:hyperlink r:id="rId65" w:history="1">
+      <w:hyperlink r:id="rId69" w:history="1">
         <w:r>
           <w:rPr>
             <w:rStyle w:val="Hyperlink"/>
@@ -14866,7 +15271,7 @@
         </w:rPr>
         <w:t xml:space="preserve">Sodhro, A. H., Pirbhulal, S., &amp; de Albuquerque, V. H. (2019). Artificial intelligence-driven mechanism for edge computing-based industrial applications. IEEE Transactions on Industrial Informatics, 15(7), 4235–4243. </w:t>
       </w:r>
-      <w:hyperlink r:id="rId66" w:history="1">
+      <w:hyperlink r:id="rId70" w:history="1">
         <w:r>
           <w:rPr>
             <w:rStyle w:val="Hyperlink"/>
@@ -14900,7 +15305,7 @@
         </w:rPr>
         <w:t xml:space="preserve">Su, J.-C., Maji, S., &amp; Hariharan, B. (2020). When does self-supervision improve few-shot learning? Lecture Notes in Computer Science, 645–666. </w:t>
       </w:r>
-      <w:hyperlink r:id="rId67" w:history="1">
+      <w:hyperlink r:id="rId71" w:history="1">
         <w:r>
           <w:rPr>
             <w:rStyle w:val="Hyperlink"/>
@@ -14970,7 +15375,7 @@
         </w:rPr>
         <w:t xml:space="preserve">W. Hore, U., &amp; Wakde, D. G. (2022). An effective approach of IIOT for anomaly detection using unsupervised machine learning approach. Journal of ISMAC, 4(3), 184–197. </w:t>
       </w:r>
-      <w:hyperlink r:id="rId68" w:history="1">
+      <w:hyperlink r:id="rId72" w:history="1">
         <w:r>
           <w:rPr>
             <w:rStyle w:val="Hyperlink"/>
@@ -15034,7 +15439,7 @@
         </w:rPr>
         <w:t xml:space="preserve">(1), 78–87. </w:t>
       </w:r>
-      <w:hyperlink r:id="rId69" w:history="1">
+      <w:hyperlink r:id="rId73" w:history="1">
         <w:r>
           <w:rPr>
             <w:rStyle w:val="Hyperlink"/>
@@ -15094,7 +15499,7 @@
         </w:rPr>
         <w:t xml:space="preserve">(10), 7110–7119. </w:t>
       </w:r>
-      <w:hyperlink r:id="rId70" w:history="1">
+      <w:hyperlink r:id="rId74" w:history="1">
         <w:r>
           <w:rPr>
             <w:rStyle w:val="Hyperlink"/>
@@ -15126,7 +15531,7 @@
         </w:rPr>
         <w:t xml:space="preserve">Wang, T., Wang, P., Cai, S., Ma, Y., Liu, A., &amp; Xie, M. (2020). A unified trustworthy environment establishment based on Edge Computing in industrial IOT. IEEE Transactions on Industrial Informatics, 16(9), 6083–6091. </w:t>
       </w:r>
-      <w:hyperlink r:id="rId71" w:history="1">
+      <w:hyperlink r:id="rId75" w:history="1">
         <w:r>
           <w:rPr>
             <w:rStyle w:val="Hyperlink"/>
@@ -15160,7 +15565,7 @@
         </w:rPr>
         <w:t xml:space="preserve">Wang, X., Garg, S., Lin, H., Hu, J., Kaddoum, G., Jalil Piran, Md., &amp; Hossain, M. S. (2022). Toward accurate anomaly detection in industrial internet of things using hierarchical federated learning. IEEE Internet of Things Journal, 9(10), 7110–7119. </w:t>
       </w:r>
-      <w:hyperlink r:id="rId72" w:history="1">
+      <w:hyperlink r:id="rId76" w:history="1">
         <w:r>
           <w:rPr>
             <w:rStyle w:val="Hyperlink"/>
@@ -15194,7 +15599,7 @@
         </w:rPr>
         <w:t xml:space="preserve">Wong, W., &amp; Lee, J. (2008). A reinforcement learning-based scheme for adaptive optimal control of linear stochastic systems. 2008 American Control Conference, 57-62. </w:t>
       </w:r>
-      <w:hyperlink r:id="rId73" w:history="1">
+      <w:hyperlink r:id="rId77" w:history="1">
         <w:r>
           <w:rPr>
             <w:rStyle w:val="Hyperlink"/>
@@ -15267,7 +15672,7 @@
         </w:rPr>
         <w:t xml:space="preserve">, 323–335. </w:t>
       </w:r>
-      <w:hyperlink r:id="rId74" w:history="1">
+      <w:hyperlink r:id="rId78" w:history="1">
         <w:r>
           <w:rPr>
             <w:rStyle w:val="Hyperlink"/>
@@ -15299,7 +15704,7 @@
         </w:rPr>
         <w:t xml:space="preserve">Zhan, P., Wang, S., Wang, J., Qu, L., Wang, K., Hu, Y., &amp; Li, X. (2021). Temporal anomaly detection on IIOT-enabled manufacturing. Journal of Intelligent Manufacturing, 32(6), 1669–1678. </w:t>
       </w:r>
-      <w:hyperlink r:id="rId75" w:history="1">
+      <w:hyperlink r:id="rId79" w:history="1">
         <w:r>
           <w:rPr>
             <w:rStyle w:val="Hyperlink"/>
@@ -15357,7 +15762,7 @@
         </w:rPr>
         <w:t xml:space="preserve">(1), 161–172. </w:t>
       </w:r>
-      <w:hyperlink r:id="rId76" w:history="1">
+      <w:hyperlink r:id="rId80" w:history="1">
         <w:r>
           <w:rPr>
             <w:rStyle w:val="Hyperlink"/>
@@ -15415,7 +15820,7 @@
         </w:rPr>
         <w:t xml:space="preserve">(5), 3412–3423. </w:t>
       </w:r>
-      <w:hyperlink r:id="rId77" w:history="1">
+      <w:hyperlink r:id="rId81" w:history="1">
         <w:r>
           <w:rPr>
             <w:rStyle w:val="Hyperlink"/>
@@ -15460,7 +15865,7 @@
         </w:rPr>
         <w:t xml:space="preserve">Zhou, L., &amp; Guo, H. (2018). Anomaly detection methods for IIOT Networks. 2018 IEEE International Conference on Service Operations and Logistics, and Informatics (SOLI), 214–219. </w:t>
       </w:r>
-      <w:hyperlink r:id="rId78" w:history="1">
+      <w:hyperlink r:id="rId82" w:history="1">
         <w:r>
           <w:rPr>
             <w:rStyle w:val="Hyperlink"/>
@@ -15932,7 +16337,7 @@
               </w:rPr>
               <w:t xml:space="preserve">Annaswamy, A. M. (2023). Adaptive control and intersections with reinforcement learning. Annual Review of Control, Robotics, and Autonomous Systems, 6(1), 65–93. </w:t>
             </w:r>
-            <w:hyperlink r:id="rId79" w:history="1">
+            <w:hyperlink r:id="rId83" w:history="1">
               <w:r>
                 <w:rPr>
                   <w:rStyle w:val="Hyperlink"/>
@@ -16103,7 +16508,7 @@
               </w:rPr>
               <w:t xml:space="preserve">Bhupal Naik D. S., Dondeti, V., &amp; Balakrishna, S. (2022). Comparative analysis of machine learning-based algorithms for detection of anomalies in Iiot. International Journal of Information Retrieval Research, 12(1), 1–55. </w:t>
             </w:r>
-            <w:hyperlink r:id="rId80" w:history="1">
+            <w:hyperlink r:id="rId84" w:history="1">
               <w:r>
                 <w:rPr>
                   <w:rStyle w:val="Hyperlink"/>
@@ -16259,7 +16664,7 @@
               </w:rPr>
               <w:t xml:space="preserve">Borsatti, D., Davoli, G., Cerroni, W., &amp; Raffaelli, C. (2021). Enabling industrial IOT as a service with Multi-Access Edge Computing. IEEE Communications Magazine, 59(8), 21–27. </w:t>
             </w:r>
-            <w:hyperlink r:id="rId81" w:history="1">
+            <w:hyperlink r:id="rId85" w:history="1">
               <w:r>
                 <w:rPr>
                   <w:rStyle w:val="Hyperlink"/>
@@ -16424,7 +16829,7 @@
               </w:rPr>
               <w:t xml:space="preserve">Buşoniu, L., de Bruin, T., Tolić, D., Kober, J., &amp; Palunko, I. (2018). Reinforcement learning for control: Performance, stability, and deep approximators. Annual Reviews in Control, 46, 8–28. </w:t>
             </w:r>
-            <w:hyperlink r:id="rId82" w:history="1">
+            <w:hyperlink r:id="rId86" w:history="1">
               <w:r>
                 <w:rPr>
                   <w:rStyle w:val="Hyperlink"/>
@@ -16571,7 +16976,7 @@
               </w:rPr>
               <w:t xml:space="preserve">Cen, Y., Li, X., Cen, G., &amp; Cheng, Z. (2023). Anomaly detection of industrial motors under few-shot feature conditions based on causality. Measurement Science and Technology, 34(12), 125004. </w:t>
             </w:r>
-            <w:hyperlink r:id="rId83" w:history="1">
+            <w:hyperlink r:id="rId87" w:history="1">
               <w:r>
                 <w:rPr>
                   <w:rStyle w:val="Hyperlink"/>
@@ -16752,7 +17157,7 @@
               <w:lastRenderedPageBreak/>
               <w:t xml:space="preserve">Chen, B., Wan, J., Celesti, A., Li, D., Abbas, H., &amp; Zhang, Q. (2018). Edge computing in IOT-based manufacturing. IEEE Communications Magazine, 56(9), 103–109. </w:t>
             </w:r>
-            <w:hyperlink r:id="rId84" w:history="1">
+            <w:hyperlink r:id="rId88" w:history="1">
               <w:r>
                 <w:rPr>
                   <w:rStyle w:val="Hyperlink"/>
@@ -16911,7 +17316,7 @@
               </w:rPr>
               <w:t xml:space="preserve">Chen, M., Du, J., Pasunuru, R., Mihaylov, T., Iyer, S., Stoyanov, V., &amp; Kozareva, Z. (2022). Improving in-context few-shot learning via self-supervised training. Proceedings of the 2022 Conference of the North American Chapter of the Association for Computational Linguistics: Human Language Technologies. </w:t>
             </w:r>
-            <w:hyperlink r:id="rId85" w:history="1">
+            <w:hyperlink r:id="rId89" w:history="1">
               <w:r>
                 <w:rPr>
                   <w:rStyle w:val="Hyperlink"/>
@@ -17077,7 +17482,7 @@
               <w:lastRenderedPageBreak/>
               <w:t xml:space="preserve">Computer Vision and Pattern Recognition (CVPR), 13658–13667. </w:t>
             </w:r>
-            <w:hyperlink r:id="rId86" w:history="1">
+            <w:hyperlink r:id="rId90" w:history="1">
               <w:r>
                 <w:rPr>
                   <w:rStyle w:val="Hyperlink"/>
@@ -17271,7 +17676,7 @@
               <w:lastRenderedPageBreak/>
               <w:t xml:space="preserve">Dai, W., Nishi, H., Vyatkin, V., Huang, V., Shi, Y., &amp; Guan, X. (2019). Industrial Edge Computing: Enabling Embedded Intelligence. IEEE Industrial Electronics Magazine, 13(4), 48–56. </w:t>
             </w:r>
-            <w:hyperlink r:id="rId87" w:history="1">
+            <w:hyperlink r:id="rId91" w:history="1">
               <w:r>
                 <w:rPr>
                   <w:rStyle w:val="Hyperlink"/>
@@ -17424,7 +17829,7 @@
               </w:rPr>
               <w:t xml:space="preserve">Gidaris, S., Bursuc, A., Komodakis, N., Perez, P. P., &amp; Cord, M. (2019). Boosting few-shot visual learning with self-supervision. 2019 IEEE/CVF International Conference on Computer Vision (ICCV), 8058–8067. </w:t>
             </w:r>
-            <w:hyperlink r:id="rId88" w:history="1">
+            <w:hyperlink r:id="rId92" w:history="1">
               <w:r>
                 <w:rPr>
                   <w:rStyle w:val="Hyperlink"/>
@@ -17584,7 +17989,7 @@
               <w:lastRenderedPageBreak/>
               <w:t xml:space="preserve">processing for protecting vital devices in 6G-enabled massive IIoT. IEEE Internet of Things Journal, 8(7), 5219–5229. </w:t>
             </w:r>
-            <w:hyperlink r:id="rId89" w:history="1">
+            <w:hyperlink r:id="rId93" w:history="1">
               <w:r>
                 <w:rPr>
                   <w:rStyle w:val="Hyperlink"/>
@@ -17778,7 +18183,7 @@
               <w:lastRenderedPageBreak/>
               <w:t xml:space="preserve">Hastbacka, D., Halme, J., Barna, L., Hoikka, H., Pettinen, H., Larranaga, M., Bjorkbom, M., Mesia, H., Jaatinen, A., &amp; Elo, M. (2022). Dynamic edge and cloud service integration for industrial IOT and production monitoring applications of industrial cyber-physical systems. IEEE Transactions on Industrial Informatics, 18(1), 498–508. </w:t>
             </w:r>
-            <w:hyperlink r:id="rId90" w:history="1">
+            <w:hyperlink r:id="rId94" w:history="1">
               <w:r>
                 <w:rPr>
                   <w:rStyle w:val="Hyperlink"/>
@@ -17928,7 +18333,7 @@
               </w:rPr>
               <w:t xml:space="preserve">Huang, S., Liu, Y., Fung, C., An, W., He, R., Zhao, Y., Yang, H., &amp; Luan, Z. (2020). A gated few-shot learning model for anomaly detection. 2020 International Conference on Information Networking (ICOIN), 505–509. </w:t>
             </w:r>
-            <w:hyperlink r:id="rId91" w:history="1">
+            <w:hyperlink r:id="rId95" w:history="1">
               <w:r>
                 <w:rPr>
                   <w:rStyle w:val="Hyperlink"/>
@@ -18234,7 +18639,7 @@
               </w:rPr>
               <w:t xml:space="preserve">Liu, Y., Li, Z., Pan, S., Gong, C., Zhou, C., &amp; Karypis, G. (2022). Anomaly detection on attributed networks via contrastive self-supervised learning. IEEE Transactions on Neural Networks and Learning Systems, 33(6), 2378–2392. </w:t>
             </w:r>
-            <w:hyperlink r:id="rId92" w:history="1">
+            <w:hyperlink r:id="rId96" w:history="1">
               <w:r>
                 <w:rPr>
                   <w:rStyle w:val="Hyperlink"/>
@@ -18398,7 +18803,7 @@
               </w:rPr>
               <w:t xml:space="preserve">Lu, Y., Wen, L., Liu, J., Liu, Y., &amp; Tian, X. (2022). Self-supervision can be a good few-shot learner. Lecture Notes in Computer Science, 740–758. </w:t>
             </w:r>
-            <w:hyperlink r:id="rId93" w:history="1">
+            <w:hyperlink r:id="rId97" w:history="1">
               <w:r>
                 <w:rPr>
                   <w:rStyle w:val="Hyperlink"/>
@@ -18584,7 +18989,7 @@
               <w:lastRenderedPageBreak/>
               <w:t xml:space="preserve">Mai, T., Yao, H., Guo, S., &amp; Liu, Y. (2021). In-network computing powered mobile edge: Toward high performance industrial iot. IEEE Network, 35(1), 289–295. </w:t>
             </w:r>
-            <w:hyperlink r:id="rId94" w:history="1">
+            <w:hyperlink r:id="rId98" w:history="1">
               <w:r>
                 <w:rPr>
                   <w:rStyle w:val="Hyperlink"/>
@@ -18888,7 +19293,7 @@
               <w:lastRenderedPageBreak/>
               <w:t xml:space="preserve">Real-time deep anomaly detection framework for multivariate time-series data in industrial IOT. IEEE Sensors Journal, 22(23), 22836–22849. </w:t>
             </w:r>
-            <w:hyperlink r:id="rId95" w:history="1">
+            <w:hyperlink r:id="rId99" w:history="1">
               <w:r>
                 <w:rPr>
                   <w:rStyle w:val="Hyperlink"/>
@@ -19082,7 +19487,7 @@
               <w:lastRenderedPageBreak/>
               <w:t xml:space="preserve">Palm, A., Metzger, A., &amp; Pohl, K. (2020). Online reinforcement learning for self-adaptive information systems. Lecture Notes in Computer Science, 169–184. </w:t>
             </w:r>
-            <w:hyperlink r:id="rId96" w:history="1">
+            <w:hyperlink r:id="rId100" w:history="1">
               <w:r>
                 <w:rPr>
                   <w:rStyle w:val="Hyperlink"/>
@@ -19235,7 +19640,7 @@
               </w:rPr>
               <w:t xml:space="preserve">Premsankar, G., Di Francesco, M., &amp; Taleb, T. (2018). Edge computing for the internet of things: A case study. IEEE Internet of Things Journal, 5(2), 1275–1284. </w:t>
             </w:r>
-            <w:hyperlink r:id="rId97" w:history="1">
+            <w:hyperlink r:id="rId101" w:history="1">
               <w:r>
                 <w:rPr>
                   <w:rStyle w:val="Hyperlink"/>
@@ -19404,7 +19809,7 @@
               </w:rPr>
               <w:t xml:space="preserve">Qi, D., Hu, J., &amp; Shen, J. (2024). Few-shot object detection with self-supervising and cooperative classifier. IEEE Transactions on Neural Networks and Learning Systems, 35(4), 5435–5446. </w:t>
             </w:r>
-            <w:hyperlink r:id="rId98" w:history="1">
+            <w:hyperlink r:id="rId102" w:history="1">
               <w:r>
                 <w:rPr>
                   <w:rStyle w:val="Hyperlink"/>
@@ -19557,7 +19962,7 @@
               </w:rPr>
               <w:t xml:space="preserve">Qiu, T., Chi, J., Zhou, X., Ning, Z., Atiquzzaman, M., &amp; Wu, D. O. (2020). Edge computing in industrial internet of things: Architecture, advances and challenges. IEEE Communications Surveys &amp;amp; Tutorials, 22(4), 2462–2488. </w:t>
             </w:r>
-            <w:hyperlink r:id="rId99" w:history="1">
+            <w:hyperlink r:id="rId103" w:history="1">
               <w:r>
                 <w:rPr>
                   <w:rStyle w:val="Hyperlink"/>
@@ -19717,7 +20122,7 @@
               <w:lastRenderedPageBreak/>
               <w:t xml:space="preserve">software defined networking and edge computing: A comprehensive survey. IEEE Communications Surveys &amp;amp; Tutorials, 22(3), 1761–1804. </w:t>
             </w:r>
-            <w:hyperlink r:id="rId100" w:history="1">
+            <w:hyperlink r:id="rId104" w:history="1">
               <w:r>
                 <w:rPr>
                   <w:rStyle w:val="Hyperlink"/>
@@ -19911,7 +20316,7 @@
               <w:lastRenderedPageBreak/>
               <w:t xml:space="preserve">Ran, M., &amp; Xie, L. (2022). Adaptive observation-based efficient reinforcement learning for uncertain systems. IEEE Transactions on Neural Networks and Learning Systems, 33(10), 5492–5503. </w:t>
             </w:r>
-            <w:hyperlink r:id="rId101" w:history="1">
+            <w:hyperlink r:id="rId105" w:history="1">
               <w:r>
                 <w:rPr>
                   <w:rStyle w:val="Hyperlink"/>
@@ -20071,7 +20476,7 @@
               <w:lastRenderedPageBreak/>
               <w:t xml:space="preserve">few-shot learning. Proceedings of the AAAI Conference on Artificial Intelligence, 37(8), 9596–9605. </w:t>
             </w:r>
-            <w:hyperlink r:id="rId102" w:history="1">
+            <w:hyperlink r:id="rId106" w:history="1">
               <w:r>
                 <w:rPr>
                   <w:rStyle w:val="Hyperlink"/>
@@ -20265,7 +20670,7 @@
               <w:lastRenderedPageBreak/>
               <w:t xml:space="preserve">Santos, J., Tran, T., &amp; Rippel, O. (2023). Optimizing PatchCore for Few/many-shot Anomaly Detection. ArXiv, abs/2307.10792. </w:t>
             </w:r>
-            <w:hyperlink r:id="rId103" w:history="1">
+            <w:hyperlink r:id="rId107" w:history="1">
               <w:r>
                 <w:rPr>
                   <w:rStyle w:val="Hyperlink"/>
@@ -20424,7 +20829,7 @@
               </w:rPr>
               <w:t xml:space="preserve">Shah, G., &amp; Tiwari, A. (2018). Anomaly detection in Iiot. Proceedings of the ACM India Joint International Conference on Data Science and Management of Data. </w:t>
             </w:r>
-            <w:hyperlink r:id="rId104" w:history="1">
+            <w:hyperlink r:id="rId108" w:history="1">
               <w:r>
                 <w:rPr>
                   <w:rStyle w:val="Hyperlink"/>
@@ -20753,7 +21158,7 @@
               </w:rPr>
               <w:t xml:space="preserve">Sodhro, A. H., Pirbhulal, S., &amp; de Albuquerque, V. H. (2019). Artificial intelligence-driven mechanism for edge computing-based industrial applications. IEEE Transactions on Industrial Informatics, 15(7), 4235–4243. </w:t>
             </w:r>
-            <w:hyperlink r:id="rId105" w:history="1">
+            <w:hyperlink r:id="rId109" w:history="1">
               <w:r>
                 <w:rPr>
                   <w:rStyle w:val="Hyperlink"/>
@@ -20914,7 +21319,7 @@
               </w:rPr>
               <w:t xml:space="preserve">Su, J.-C., Maji, S., &amp; Hariharan, B. (2020). When does self-supervision improve few-shot learning? Lecture Notes in Computer Science, 645–666. </w:t>
             </w:r>
-            <w:hyperlink r:id="rId106" w:history="1">
+            <w:hyperlink r:id="rId110" w:history="1">
               <w:r>
                 <w:rPr>
                   <w:rStyle w:val="Hyperlink"/>
@@ -21218,7 +21623,7 @@
               <w:lastRenderedPageBreak/>
               <w:t xml:space="preserve">anomaly detection using unsupervised machine learning approach. Journal of ISMAC, 4(3), 184–197. </w:t>
             </w:r>
-            <w:hyperlink r:id="rId107" w:history="1">
+            <w:hyperlink r:id="rId111" w:history="1">
               <w:r>
                 <w:rPr>
                   <w:rStyle w:val="Hyperlink"/>
@@ -21405,7 +21810,7 @@
               <w:lastRenderedPageBreak/>
               <w:t xml:space="preserve">Wang, T., Wang, P., Cai, S., Ma, Y., Liu, A., &amp; Xie, M. (2020). A unified trustworthy environment establishment based on Edge Computing in industrial IOT. IEEE Transactions on Industrial Informatics, 16(9), 6083–6091. </w:t>
             </w:r>
-            <w:hyperlink r:id="rId108" w:history="1">
+            <w:hyperlink r:id="rId112" w:history="1">
               <w:r>
                 <w:rPr>
                   <w:rStyle w:val="Hyperlink"/>
@@ -21558,7 +21963,7 @@
               </w:rPr>
               <w:t xml:space="preserve">Wang, X., Garg, S., Lin, H., Hu, J., Kaddoum, G., Jalil Piran, Md., &amp; Hossain, M. S. (2022). Toward accurate anomaly detection in industrial internet of things using hierarchical federated learning. IEEE Internet of Things Journal, 9(10), 7110–7119. </w:t>
             </w:r>
-            <w:hyperlink r:id="rId109" w:history="1">
+            <w:hyperlink r:id="rId113" w:history="1">
               <w:r>
                 <w:rPr>
                   <w:rStyle w:val="Hyperlink"/>
@@ -21712,7 +22117,7 @@
               <w:lastRenderedPageBreak/>
               <w:t xml:space="preserve">Wong, W., &amp; Lee, J. (2008). A reinforcement learning-based scheme for adaptive optimal control of linear stochastic systems. 2008 American Control Conference, 57-62. </w:t>
             </w:r>
-            <w:hyperlink r:id="rId110" w:history="1">
+            <w:hyperlink r:id="rId114" w:history="1">
               <w:r>
                 <w:rPr>
                   <w:rStyle w:val="Hyperlink"/>
@@ -21871,7 +22276,7 @@
               </w:rPr>
               <w:t xml:space="preserve">Zhan, P., Wang, S., Wang, J., Qu, L., Wang, K., Hu, Y., &amp; Li, X. (2021). Temporal anomaly detection on IIOT-enabled manufacturing. Journal of Intelligent Manufacturing, 32(6), 1669–1678. </w:t>
             </w:r>
-            <w:hyperlink r:id="rId111" w:history="1">
+            <w:hyperlink r:id="rId115" w:history="1">
               <w:r>
                 <w:rPr>
                   <w:rStyle w:val="Hyperlink"/>
@@ -22169,7 +22574,7 @@
               <w:lastRenderedPageBreak/>
               <w:t xml:space="preserve">Zhou, L., &amp; Guo, H. (2018). Anomaly detection methods for IIOT Networks. 2018 IEEE International Conference on Service Operations and Logistics, and Informatics (SOLI), 214–219. </w:t>
             </w:r>
-            <w:hyperlink r:id="rId112" w:history="1">
+            <w:hyperlink r:id="rId116" w:history="1">
               <w:r>
                 <w:rPr>
                   <w:rStyle w:val="Hyperlink"/>
@@ -27660,6 +28065,7 @@
   <w:style w:type="character" w:default="1" w:styleId="DefaultParagraphFont">
     <w:name w:val="Default Paragraph Font"/>
     <w:uiPriority w:val="1"/>
+    <w:semiHidden/>
     <w:unhideWhenUsed/>
   </w:style>
   <w:style w:type="table" w:default="1" w:styleId="TableNormal">
@@ -28891,6 +29297,15 @@
 </file>
 
 <file path=customXml/item2.xml><?xml version="1.0" encoding="utf-8"?>
+<?mso-contentType ?>
+<FormTemplates xmlns="http://schemas.microsoft.com/sharepoint/v3/contenttype/forms">
+  <Display>DocumentLibraryForm</Display>
+  <Edit>DocumentLibraryForm</Edit>
+  <New>DocumentLibraryForm</New>
+</FormTemplates>
+</file>
+
+<file path=customXml/item3.xml><?xml version="1.0" encoding="utf-8"?>
 <p:properties xmlns:p="http://schemas.microsoft.com/office/2006/metadata/properties" xmlns:xsi="http://www.w3.org/2001/XMLSchema-instance" xmlns:pc="http://schemas.microsoft.com/office/infopath/2007/PartnerControls">
   <documentManagement>
     <_activity xmlns="13005ccf-fbd1-4a0f-ac20-f00f141b1da7" xsi:nil="true"/>
@@ -28898,17 +29313,8 @@
 </p:properties>
 </file>
 
-<file path=customXml/item3.xml><?xml version="1.0" encoding="utf-8"?>
+<file path=customXml/item4.xml><?xml version="1.0" encoding="utf-8"?>
 <b:Sources xmlns:b="http://schemas.openxmlformats.org/officeDocument/2006/bibliography" xmlns="http://schemas.openxmlformats.org/officeDocument/2006/bibliography" SelectedStyle="\APASixthEditionOfficeOnline.xsl" StyleName="APA" Version="6"/>
-</file>
-
-<file path=customXml/item4.xml><?xml version="1.0" encoding="utf-8"?>
-<?mso-contentType ?>
-<FormTemplates xmlns="http://schemas.microsoft.com/sharepoint/v3/contenttype/forms">
-  <Display>DocumentLibraryForm</Display>
-  <Edit>DocumentLibraryForm</Edit>
-  <New>DocumentLibraryForm</New>
-</FormTemplates>
 </file>
 
 <file path=customXml/itemProps1.xml><?xml version="1.0" encoding="utf-8"?>
@@ -28930,6 +29336,14 @@
 </file>
 
 <file path=customXml/itemProps2.xml><?xml version="1.0" encoding="utf-8"?>
+<ds:datastoreItem xmlns:ds="http://schemas.openxmlformats.org/officeDocument/2006/customXml" ds:itemID="{992DCAD9-F077-41EC-85AB-06A87F526601}">
+  <ds:schemaRefs>
+    <ds:schemaRef ds:uri="http://schemas.microsoft.com/sharepoint/v3/contenttype/forms"/>
+  </ds:schemaRefs>
+</ds:datastoreItem>
+</file>
+
+<file path=customXml/itemProps3.xml><?xml version="1.0" encoding="utf-8"?>
 <ds:datastoreItem xmlns:ds="http://schemas.openxmlformats.org/officeDocument/2006/customXml" ds:itemID="{3BFEEA32-C7D9-45DF-9DE6-9F7FAF99617E}">
   <ds:schemaRefs>
     <ds:schemaRef ds:uri="http://schemas.microsoft.com/office/2006/metadata/properties"/>
@@ -28939,18 +29353,10 @@
 </ds:datastoreItem>
 </file>
 
-<file path=customXml/itemProps3.xml><?xml version="1.0" encoding="utf-8"?>
+<file path=customXml/itemProps4.xml><?xml version="1.0" encoding="utf-8"?>
 <ds:datastoreItem xmlns:ds="http://schemas.openxmlformats.org/officeDocument/2006/customXml" ds:itemID="{79FAE151-758C-448F-8A86-5C297C841238}">
   <ds:schemaRefs>
     <ds:schemaRef ds:uri="http://schemas.openxmlformats.org/officeDocument/2006/bibliography"/>
   </ds:schemaRefs>
 </ds:datastoreItem>
-</file>
-
-<file path=customXml/itemProps4.xml><?xml version="1.0" encoding="utf-8"?>
-<ds:datastoreItem xmlns:ds="http://schemas.openxmlformats.org/officeDocument/2006/customXml" ds:itemID="{992DCAD9-F077-41EC-85AB-06A87F526601}">
-  <ds:schemaRefs>
-    <ds:schemaRef ds:uri="http://schemas.microsoft.com/sharepoint/v3/contenttype/forms"/>
-  </ds:schemaRefs>
-</ds:datastoreItem>
 </file>